--- a/06-学生侧材料/讲义/2-结构化学/第八讲原子结构（三）-教师增强版.docx
+++ b/06-学生侧材料/讲义/2-结构化学/第八讲原子结构（三）-教师增强版.docx
@@ -2666,6 +2666,7 @@
     <w:p>
       <w:pPr>
         <w:pStyle w:val="BodyText"/>
+        <w:spacing w:after="80"/>
       </w:pPr>
       <w:r>
         <w:rPr>
@@ -2692,117 +2693,236 @@
         <w:t>可见光的颜色与波长</w:t>
       </w:r>
     </w:p>
-    <w:p>
-      <w:pPr>
-        <w:pStyle w:val="BodyText"/>
-      </w:pPr>
-      <w:r>
-        <w:rPr>
-          <w:rFonts w:hint="eastAsia" w:ascii="Times New Roman" w:hAnsi="Times New Roman" w:eastAsia="FangSong" w:cs="Times New Roman"/>
-        </w:rPr>
-        <w:t xml:space="preserve">颜色</w:t>
-      </w:r>
-    </w:p>
-    <w:p>
-      <w:pPr>
-        <w:pStyle w:val="BodyText"/>
-      </w:pPr>
-      <w:r>
-        <w:rPr>
-          <w:rFonts w:hint="eastAsia" w:ascii="Times New Roman" w:hAnsi="Times New Roman" w:eastAsia="FangSong" w:cs="Times New Roman"/>
-        </w:rPr>
-        <w:t>波长</w:t>
-      </w:r>
-      <w:r>
-        <w:rPr>
-          <w:rFonts w:hint="eastAsia" w:ascii="Times New Roman" w:hAnsi="Times New Roman" w:eastAsia="Times New Roman" w:cs="Times New Roman"/>
-        </w:rPr>
-        <w:t>(nm)</w:t>
-      </w:r>
-    </w:p>
-    <w:p>
-      <w:pPr>
-        <w:pStyle w:val="BodyText"/>
-      </w:pPr>
-      <w:r>
-        <w:rPr>
-          <w:rFonts w:ascii="Times New Roman" w:hAnsi="Times New Roman" w:eastAsia="Times New Roman" w:cs="Times New Roman"/>
-        </w:rPr>
-        <w:t xml:space="preserve">400</w:t>
-      </w:r>
-      <w:r>
-        <w:rPr>
-          <w:rFonts w:ascii="Times New Roman" w:hAnsi="Times New Roman" w:eastAsia="Times New Roman" w:cs="Times New Roman"/>
-          <w:vertAlign w:val="subscript"/>
-        </w:rPr>
-        <w:t xml:space="preserve">430</w:t>
-      </w:r>
-      <w:r>
-        <w:rPr>
-          <w:rFonts w:ascii="Times New Roman" w:hAnsi="Times New Roman" w:eastAsia="Times New Roman" w:cs="Times New Roman"/>
-        </w:rPr>
-        <w:t xml:space="preserve">470</w:t>
-      </w:r>
-    </w:p>
-    <w:p>
-      <w:pPr>
-        <w:pStyle w:val="BodyText"/>
-      </w:pPr>
-      <w:r>
-        <w:rPr>
-          <w:rFonts w:ascii="Times New Roman" w:hAnsi="Times New Roman" w:eastAsia="Times New Roman" w:cs="Times New Roman"/>
-        </w:rPr>
-        <w:t xml:space="preserve">470</w:t>
-      </w:r>
-      <w:r>
-        <w:rPr>
-          <w:rFonts w:ascii="Times New Roman" w:hAnsi="Times New Roman" w:eastAsia="Times New Roman" w:cs="Times New Roman"/>
-          <w:vertAlign w:val="subscript"/>
-        </w:rPr>
-        <w:t xml:space="preserve">500</w:t>
-      </w:r>
-      <w:r>
-        <w:rPr>
-          <w:rFonts w:ascii="Times New Roman" w:hAnsi="Times New Roman" w:eastAsia="Times New Roman" w:cs="Times New Roman"/>
-        </w:rPr>
-        <w:t xml:space="preserve">560</w:t>
-      </w:r>
-    </w:p>
-    <w:p>
-      <w:pPr>
-        <w:pStyle w:val="BodyText"/>
-      </w:pPr>
-      <w:r>
-        <w:rPr>
-          <w:rFonts w:ascii="Times New Roman" w:hAnsi="Times New Roman" w:eastAsia="Times New Roman" w:cs="Times New Roman"/>
-        </w:rPr>
-        <w:t xml:space="preserve">560</w:t>
-      </w:r>
-      <w:r>
-        <w:rPr>
-          <w:rFonts w:ascii="Times New Roman" w:hAnsi="Times New Roman" w:eastAsia="Times New Roman" w:cs="Times New Roman"/>
-          <w:vertAlign w:val="subscript"/>
-        </w:rPr>
-        <w:t xml:space="preserve">590</w:t>
-      </w:r>
-      <w:r>
-        <w:rPr>
-          <w:rFonts w:ascii="Times New Roman" w:hAnsi="Times New Roman" w:eastAsia="Times New Roman" w:cs="Times New Roman"/>
-        </w:rPr>
-        <w:t xml:space="preserve">630</w:t>
-      </w:r>
-    </w:p>
-    <w:p>
-      <w:pPr>
-        <w:pStyle w:val="BodyText"/>
-      </w:pPr>
-      <w:r>
-        <w:rPr>
-          <w:rFonts w:ascii="Times New Roman" w:hAnsi="Times New Roman" w:eastAsia="Times New Roman" w:cs="Times New Roman"/>
-        </w:rPr>
-        <w:t xml:space="preserve">630~760</w:t>
-      </w:r>
-    </w:p>
+    <w:tbl>
+      <w:tblPr>
+        <w:tblStyle w:val="Table"/>
+        <w:tblW w:type="pct" w:w="5000"/>
+        <w:tblLayout w:type="fixed"/>
+        <w:tblLook w:firstRow="1" w:lastRow="0" w:firstColumn="0" w:lastColumn="0" w:noHBand="0" w:noVBand="0" w:val="0020"/>
+      </w:tblPr>
+      <w:tblGrid>
+        <w:gridCol w:w="990"/>
+        <w:gridCol w:w="990"/>
+        <w:gridCol w:w="990"/>
+        <w:gridCol w:w="990"/>
+        <w:gridCol w:w="990"/>
+        <w:gridCol w:w="990"/>
+        <w:gridCol w:w="990"/>
+        <w:gridCol w:w="990"/>
+      </w:tblGrid>
+      <w:tr>
+        <w:trPr>
+          <w:tblHeader w:val="on"/>
+        </w:trPr>
+        <w:tc>
+          <w:tcPr/>
+          <w:p>
+            <w:pPr>
+              <w:pStyle w:val="Compact"/>
+              <w:jc w:val="center"/>
+            </w:pPr>
+            <w:r>
+              <w:rPr>
+                <w:rFonts w:hint="eastAsia" w:ascii="Times New Roman" w:hAnsi="Times New Roman" w:eastAsia="SimHei" w:cs="Times New Roman"/>
+                <w:b/>
+              </w:rPr>
+              <w:t xml:space="preserve">颜色</w:t>
+            </w:r>
+          </w:p>
+        </w:tc>
+        <w:tc>
+          <w:tcPr/>
+          <w:p>
+            <w:pPr>
+              <w:pStyle w:val="Compact"/>
+              <w:jc w:val="center"/>
+            </w:pPr>
+          </w:p>
+        </w:tc>
+        <w:tc>
+          <w:tcPr/>
+          <w:p>
+            <w:pPr>
+              <w:pStyle w:val="Compact"/>
+              <w:jc w:val="center"/>
+            </w:pPr>
+          </w:p>
+        </w:tc>
+        <w:tc>
+          <w:tcPr/>
+          <w:p>
+            <w:pPr>
+              <w:pStyle w:val="Compact"/>
+              <w:jc w:val="center"/>
+            </w:pPr>
+          </w:p>
+        </w:tc>
+        <w:tc>
+          <w:tcPr/>
+          <w:p>
+            <w:pPr>
+              <w:pStyle w:val="Compact"/>
+              <w:jc w:val="center"/>
+            </w:pPr>
+          </w:p>
+        </w:tc>
+        <w:tc>
+          <w:tcPr/>
+          <w:p>
+            <w:pPr>
+              <w:pStyle w:val="Compact"/>
+              <w:jc w:val="center"/>
+            </w:pPr>
+          </w:p>
+        </w:tc>
+        <w:tc>
+          <w:tcPr/>
+          <w:p>
+            <w:pPr>
+              <w:pStyle w:val="Compact"/>
+              <w:jc w:val="center"/>
+            </w:pPr>
+          </w:p>
+        </w:tc>
+        <w:tc>
+          <w:tcPr/>
+          <w:p>
+            <w:pPr>
+              <w:pStyle w:val="Compact"/>
+              <w:jc w:val="center"/>
+            </w:pPr>
+          </w:p>
+        </w:tc>
+      </w:tr>
+      <w:tr>
+        <w:tc>
+          <w:tcPr/>
+          <w:p>
+            <w:pPr>
+              <w:pStyle w:val="Compact"/>
+              <w:jc w:val="center"/>
+            </w:pPr>
+            <w:r>
+              <w:rPr>
+                <w:rFonts w:hint="eastAsia" w:ascii="Times New Roman" w:hAnsi="Times New Roman" w:eastAsia="FangSong" w:cs="Times New Roman"/>
+              </w:rPr>
+              <w:t>波长</w:t>
+            </w:r>
+            <w:r>
+              <w:rPr>
+                <w:rFonts w:hint="eastAsia" w:ascii="Times New Roman" w:hAnsi="Times New Roman" w:eastAsia="Times New Roman" w:cs="Times New Roman"/>
+              </w:rPr>
+              <w:t>(nm)</w:t>
+            </w:r>
+          </w:p>
+        </w:tc>
+        <w:tc>
+          <w:tcPr/>
+          <w:p>
+            <w:pPr>
+              <w:pStyle w:val="Compact"/>
+              <w:jc w:val="center"/>
+            </w:pPr>
+            <w:r>
+              <w:rPr>
+                <w:rFonts w:ascii="Times New Roman" w:hAnsi="Times New Roman" w:eastAsia="Times New Roman" w:cs="Times New Roman"/>
+              </w:rPr>
+              <w:t xml:space="preserve">400~430</w:t>
+            </w:r>
+          </w:p>
+        </w:tc>
+        <w:tc>
+          <w:tcPr/>
+          <w:p>
+            <w:pPr>
+              <w:pStyle w:val="Compact"/>
+              <w:jc w:val="center"/>
+            </w:pPr>
+            <w:r>
+              <w:rPr>
+                <w:rFonts w:ascii="Times New Roman" w:hAnsi="Times New Roman" w:eastAsia="Times New Roman" w:cs="Times New Roman"/>
+              </w:rPr>
+              <w:t xml:space="preserve">430~470</w:t>
+            </w:r>
+          </w:p>
+        </w:tc>
+        <w:tc>
+          <w:tcPr/>
+          <w:p>
+            <w:pPr>
+              <w:pStyle w:val="Compact"/>
+              <w:jc w:val="center"/>
+            </w:pPr>
+            <w:r>
+              <w:rPr>
+                <w:rFonts w:ascii="Times New Roman" w:hAnsi="Times New Roman" w:eastAsia="Times New Roman" w:cs="Times New Roman"/>
+              </w:rPr>
+              <w:t xml:space="preserve">470~500</w:t>
+            </w:r>
+          </w:p>
+        </w:tc>
+        <w:tc>
+          <w:tcPr/>
+          <w:p>
+            <w:pPr>
+              <w:pStyle w:val="Compact"/>
+              <w:jc w:val="center"/>
+            </w:pPr>
+            <w:r>
+              <w:rPr>
+                <w:rFonts w:ascii="Times New Roman" w:hAnsi="Times New Roman" w:eastAsia="Times New Roman" w:cs="Times New Roman"/>
+              </w:rPr>
+              <w:t xml:space="preserve">500~560</w:t>
+            </w:r>
+          </w:p>
+        </w:tc>
+        <w:tc>
+          <w:tcPr/>
+          <w:p>
+            <w:pPr>
+              <w:pStyle w:val="Compact"/>
+              <w:jc w:val="center"/>
+            </w:pPr>
+            <w:r>
+              <w:rPr>
+                <w:rFonts w:ascii="Times New Roman" w:hAnsi="Times New Roman" w:eastAsia="Times New Roman" w:cs="Times New Roman"/>
+              </w:rPr>
+              <w:t xml:space="preserve">560~590</w:t>
+            </w:r>
+          </w:p>
+        </w:tc>
+        <w:tc>
+          <w:tcPr/>
+          <w:p>
+            <w:pPr>
+              <w:pStyle w:val="Compact"/>
+              <w:jc w:val="center"/>
+            </w:pPr>
+            <w:r>
+              <w:rPr>
+                <w:rFonts w:ascii="Times New Roman" w:hAnsi="Times New Roman" w:eastAsia="Times New Roman" w:cs="Times New Roman"/>
+              </w:rPr>
+              <w:t xml:space="preserve">590~630</w:t>
+            </w:r>
+          </w:p>
+        </w:tc>
+        <w:tc>
+          <w:tcPr/>
+          <w:p>
+            <w:pPr>
+              <w:pStyle w:val="Compact"/>
+              <w:jc w:val="center"/>
+            </w:pPr>
+            <w:r>
+              <w:rPr>
+                <w:rFonts w:ascii="Times New Roman" w:hAnsi="Times New Roman" w:eastAsia="Times New Roman" w:cs="Times New Roman"/>
+              </w:rPr>
+              <w:t xml:space="preserve">630~760</w:t>
+            </w:r>
+          </w:p>
+        </w:tc>
+      </w:tr>
+    </w:tbl>
     <w:p>
       <w:pPr>
         <w:pStyle w:val="Compact"/>
@@ -2810,6 +2930,7 @@
           <w:ilvl w:val="0"/>
           <w:numId w:val="1006"/>
         </w:numPr>
+        <w:spacing w:before="120"/>
       </w:pPr>
       <w:r>
         <w:rPr>
@@ -9179,6 +9300,7 @@
     <w:p>
       <w:pPr>
         <w:pStyle w:val="FirstParagraph"/>
+        <w:spacing w:after="80"/>
       </w:pPr>
       <w:r>
         <w:rPr>
@@ -9385,37 +9507,198 @@
         <w:t>:</w:t>
       </w:r>
     </w:p>
+    <w:tbl>
+      <w:tblPr>
+        <w:tblStyle w:val="Table"/>
+        <w:tblW w:type="auto" w:w="0"/>
+        <w:tblLook w:firstRow="1" w:lastRow="0" w:firstColumn="0" w:lastColumn="0" w:noHBand="0" w:noVBand="0" w:val="0020"/>
+      </w:tblPr>
+      <w:tblGrid>
+        <w:gridCol w:w="990"/>
+        <w:gridCol w:w="990"/>
+        <w:gridCol w:w="990"/>
+        <w:gridCol w:w="990"/>
+        <w:gridCol w:w="990"/>
+        <w:gridCol w:w="990"/>
+        <w:gridCol w:w="990"/>
+        <w:gridCol w:w="990"/>
+      </w:tblGrid>
+      <w:tr>
+        <w:trPr>
+          <w:tblHeader w:val="on"/>
+        </w:trPr>
+        <w:tc>
+          <w:tcPr/>
+          <w:p>
+            <w:pPr>
+              <w:pStyle w:val="Compact"/>
+              <w:jc w:val="center"/>
+            </w:pPr>
+            <w:r>
+              <w:rPr>
+                <w:rFonts w:ascii="Times New Roman" w:hAnsi="Times New Roman" w:eastAsia="Times New Roman" w:cs="Times New Roman"/>
+                <w:b/>
+              </w:rPr>
+              <w:t xml:space="preserve">n </w:t>
+            </w:r>
+            <w:r>
+              <w:rPr>
+                <w:rFonts w:hint="eastAsia" w:ascii="Times New Roman" w:hAnsi="Times New Roman" w:eastAsia="SimHei" w:cs="Times New Roman"/>
+                <w:b/>
+              </w:rPr>
+              <w:t xml:space="preserve">的取值</w:t>
+            </w:r>
+          </w:p>
+        </w:tc>
+        <w:tc>
+          <w:tcPr/>
+          <w:p>
+            <w:pPr>
+              <w:pStyle w:val="Compact"/>
+              <w:jc w:val="center"/>
+            </w:pPr>
+          </w:p>
+        </w:tc>
+        <w:tc>
+          <w:tcPr/>
+          <w:p>
+            <w:pPr>
+              <w:pStyle w:val="Compact"/>
+              <w:jc w:val="center"/>
+            </w:pPr>
+          </w:p>
+        </w:tc>
+        <w:tc>
+          <w:tcPr/>
+          <w:p>
+            <w:pPr>
+              <w:pStyle w:val="Compact"/>
+              <w:jc w:val="center"/>
+            </w:pPr>
+          </w:p>
+        </w:tc>
+        <w:tc>
+          <w:tcPr/>
+          <w:p>
+            <w:pPr>
+              <w:pStyle w:val="Compact"/>
+              <w:jc w:val="center"/>
+            </w:pPr>
+          </w:p>
+        </w:tc>
+        <w:tc>
+          <w:tcPr/>
+          <w:p>
+            <w:pPr>
+              <w:pStyle w:val="Compact"/>
+              <w:jc w:val="center"/>
+            </w:pPr>
+          </w:p>
+        </w:tc>
+        <w:tc>
+          <w:tcPr/>
+          <w:p>
+            <w:pPr>
+              <w:pStyle w:val="Compact"/>
+              <w:jc w:val="center"/>
+            </w:pPr>
+          </w:p>
+        </w:tc>
+        <w:tc>
+          <w:tcPr/>
+          <w:p>
+            <w:pPr>
+              <w:pStyle w:val="Compact"/>
+              <w:jc w:val="center"/>
+            </w:pPr>
+          </w:p>
+        </w:tc>
+      </w:tr>
+      <w:tr>
+        <w:tc>
+          <w:tcPr/>
+          <w:p>
+            <w:pPr>
+              <w:pStyle w:val="Compact"/>
+              <w:jc w:val="center"/>
+            </w:pPr>
+            <w:r>
+              <w:rPr>
+                <w:rFonts w:hint="eastAsia" w:ascii="Times New Roman" w:hAnsi="Times New Roman" w:eastAsia="FangSong" w:cs="Times New Roman"/>
+              </w:rPr>
+              <w:t xml:space="preserve">能层符号</w:t>
+            </w:r>
+          </w:p>
+        </w:tc>
+        <w:tc>
+          <w:tcPr/>
+          <w:p>
+            <w:pPr>
+              <w:pStyle w:val="Compact"/>
+              <w:jc w:val="center"/>
+            </w:pPr>
+          </w:p>
+        </w:tc>
+        <w:tc>
+          <w:tcPr/>
+          <w:p>
+            <w:pPr>
+              <w:pStyle w:val="Compact"/>
+              <w:jc w:val="center"/>
+            </w:pPr>
+          </w:p>
+        </w:tc>
+        <w:tc>
+          <w:tcPr/>
+          <w:p>
+            <w:pPr>
+              <w:pStyle w:val="Compact"/>
+              <w:jc w:val="center"/>
+            </w:pPr>
+          </w:p>
+        </w:tc>
+        <w:tc>
+          <w:tcPr/>
+          <w:p>
+            <w:pPr>
+              <w:pStyle w:val="Compact"/>
+              <w:jc w:val="center"/>
+            </w:pPr>
+          </w:p>
+        </w:tc>
+        <w:tc>
+          <w:tcPr/>
+          <w:p>
+            <w:pPr>
+              <w:pStyle w:val="Compact"/>
+              <w:jc w:val="center"/>
+            </w:pPr>
+          </w:p>
+        </w:tc>
+        <w:tc>
+          <w:tcPr/>
+          <w:p>
+            <w:pPr>
+              <w:pStyle w:val="Compact"/>
+              <w:jc w:val="center"/>
+            </w:pPr>
+          </w:p>
+        </w:tc>
+        <w:tc>
+          <w:tcPr/>
+          <w:p>
+            <w:pPr>
+              <w:pStyle w:val="Compact"/>
+              <w:jc w:val="center"/>
+            </w:pPr>
+          </w:p>
+        </w:tc>
+      </w:tr>
+    </w:tbl>
     <w:p>
       <w:pPr>
         <w:pStyle w:val="BodyText"/>
-      </w:pPr>
-      <w:r>
-        <w:rPr>
-          <w:rFonts w:ascii="Times New Roman" w:hAnsi="Times New Roman" w:eastAsia="Times New Roman" w:cs="Times New Roman"/>
-        </w:rPr>
-        <w:t xml:space="preserve">n </w:t>
-      </w:r>
-      <w:r>
-        <w:rPr>
-          <w:rFonts w:hint="eastAsia" w:ascii="Times New Roman" w:hAnsi="Times New Roman" w:eastAsia="FangSong" w:cs="Times New Roman"/>
-        </w:rPr>
-        <w:t xml:space="preserve">的取值</w:t>
-      </w:r>
-    </w:p>
-    <w:p>
-      <w:pPr>
-        <w:pStyle w:val="BodyText"/>
-      </w:pPr>
-      <w:r>
-        <w:rPr>
-          <w:rFonts w:hint="eastAsia" w:ascii="Times New Roman" w:hAnsi="Times New Roman" w:eastAsia="FangSong" w:cs="Times New Roman"/>
-        </w:rPr>
-        <w:t xml:space="preserve">能层符号</w:t>
-      </w:r>
-    </w:p>
-    <w:p>
-      <w:pPr>
-        <w:pStyle w:val="BodyText"/>
+        <w:spacing w:before="120"/>
       </w:pPr>
       <m:oMath>
         <m:sSub>
@@ -9696,6 +9979,7 @@
     <w:p>
       <w:pPr>
         <w:pStyle w:val="BodyText"/>
+        <w:spacing w:after="80"/>
       </w:pPr>
       <w:r>
         <w:rPr>
@@ -9764,70 +10048,217 @@
         <w:t>:</w:t>
       </w:r>
     </w:p>
+    <w:tbl>
+      <w:tblPr>
+        <w:tblStyle w:val="Table"/>
+        <w:tblW w:type="auto" w:w="0"/>
+        <w:tblLook w:firstRow="1" w:lastRow="0" w:firstColumn="0" w:lastColumn="0" w:noHBand="0" w:noVBand="0" w:val="0020"/>
+      </w:tblPr>
+      <w:tblGrid>
+        <w:gridCol w:w="990"/>
+        <w:gridCol w:w="990"/>
+        <w:gridCol w:w="990"/>
+        <w:gridCol w:w="990"/>
+        <w:gridCol w:w="990"/>
+        <w:gridCol w:w="990"/>
+        <w:gridCol w:w="990"/>
+        <w:gridCol w:w="990"/>
+      </w:tblGrid>
+      <w:tr>
+        <w:trPr>
+          <w:tblHeader w:val="on"/>
+        </w:trPr>
+        <w:tc>
+          <w:tcPr/>
+          <w:p>
+            <w:pPr>
+              <w:pStyle w:val="Compact"/>
+              <w:jc w:val="center"/>
+            </w:pPr>
+            <w:r>
+              <w:rPr>
+                <w:rFonts w:hint="eastAsia" w:ascii="Times New Roman" w:hAnsi="Times New Roman" w:eastAsia="Times New Roman" w:cs="Times New Roman"/>
+                <w:b/>
+              </w:rPr>
+              <w:t>1</w:t>
+            </w:r>
+            <w:r>
+              <w:rPr>
+                <w:rFonts w:hint="eastAsia" w:ascii="Times New Roman" w:hAnsi="Times New Roman" w:eastAsia="SimHei" w:cs="Times New Roman"/>
+                <w:b/>
+              </w:rPr>
+              <w:t>的取值</w:t>
+            </w:r>
+          </w:p>
+        </w:tc>
+        <w:tc>
+          <w:tcPr/>
+          <w:p>
+            <w:pPr>
+              <w:pStyle w:val="Compact"/>
+              <w:jc w:val="center"/>
+            </w:pPr>
+          </w:p>
+        </w:tc>
+        <w:tc>
+          <w:tcPr/>
+          <w:p>
+            <w:pPr>
+              <w:pStyle w:val="Compact"/>
+              <w:jc w:val="center"/>
+            </w:pPr>
+          </w:p>
+        </w:tc>
+        <w:tc>
+          <w:tcPr/>
+          <w:p>
+            <w:pPr>
+              <w:pStyle w:val="Compact"/>
+              <w:jc w:val="center"/>
+            </w:pPr>
+          </w:p>
+        </w:tc>
+        <w:tc>
+          <w:tcPr/>
+          <w:p>
+            <w:pPr>
+              <w:pStyle w:val="Compact"/>
+              <w:jc w:val="center"/>
+            </w:pPr>
+          </w:p>
+        </w:tc>
+        <w:tc>
+          <w:tcPr/>
+          <w:p>
+            <w:pPr>
+              <w:pStyle w:val="Compact"/>
+              <w:jc w:val="center"/>
+            </w:pPr>
+          </w:p>
+        </w:tc>
+        <w:tc>
+          <w:tcPr/>
+          <w:p>
+            <w:pPr>
+              <w:pStyle w:val="Compact"/>
+              <w:jc w:val="center"/>
+            </w:pPr>
+            <w:r>
+              <w:rPr>
+                <w:rFonts w:ascii="Times New Roman" w:hAnsi="Times New Roman" w:eastAsia="Times New Roman" w:cs="Times New Roman"/>
+                <w:b/>
+              </w:rPr>
+              <w:t xml:space="preserve">…</w:t>
+            </w:r>
+          </w:p>
+        </w:tc>
+        <w:tc>
+          <w:tcPr/>
+          <w:p>
+            <w:pPr>
+              <w:pStyle w:val="Compact"/>
+              <w:jc w:val="center"/>
+            </w:pPr>
+          </w:p>
+        </w:tc>
+      </w:tr>
+      <w:tr>
+        <w:tc>
+          <w:tcPr/>
+          <w:p>
+            <w:pPr>
+              <w:pStyle w:val="Compact"/>
+              <w:jc w:val="center"/>
+            </w:pPr>
+            <w:r>
+              <w:rPr>
+                <w:rFonts w:hint="eastAsia" w:ascii="Times New Roman" w:hAnsi="Times New Roman" w:eastAsia="FangSong" w:cs="Times New Roman"/>
+              </w:rPr>
+              <w:t xml:space="preserve">能级符号</w:t>
+            </w:r>
+          </w:p>
+        </w:tc>
+        <w:tc>
+          <w:tcPr/>
+          <w:p>
+            <w:pPr>
+              <w:pStyle w:val="Compact"/>
+              <w:jc w:val="center"/>
+            </w:pPr>
+          </w:p>
+        </w:tc>
+        <w:tc>
+          <w:tcPr/>
+          <w:p>
+            <w:pPr>
+              <w:pStyle w:val="Compact"/>
+              <w:jc w:val="center"/>
+            </w:pPr>
+          </w:p>
+        </w:tc>
+        <w:tc>
+          <w:tcPr/>
+          <w:p>
+            <w:pPr>
+              <w:pStyle w:val="Compact"/>
+              <w:jc w:val="center"/>
+            </w:pPr>
+          </w:p>
+        </w:tc>
+        <w:tc>
+          <w:tcPr/>
+          <w:p>
+            <w:pPr>
+              <w:pStyle w:val="Compact"/>
+              <w:jc w:val="center"/>
+            </w:pPr>
+          </w:p>
+        </w:tc>
+        <w:tc>
+          <w:tcPr/>
+          <w:p>
+            <w:pPr>
+              <w:pStyle w:val="Compact"/>
+              <w:jc w:val="center"/>
+            </w:pPr>
+          </w:p>
+        </w:tc>
+        <w:tc>
+          <w:tcPr/>
+          <w:p>
+            <w:pPr>
+              <w:pStyle w:val="Compact"/>
+              <w:jc w:val="center"/>
+            </w:pPr>
+            <w:r>
+              <w:rPr>
+                <w:rFonts w:ascii="Times New Roman" w:hAnsi="Times New Roman" w:eastAsia="Times New Roman" w:cs="Times New Roman"/>
+              </w:rPr>
+              <w:t xml:space="preserve">…</w:t>
+            </w:r>
+          </w:p>
+        </w:tc>
+        <w:tc>
+          <w:tcPr/>
+          <w:p>
+            <w:pPr>
+              <w:pStyle w:val="Compact"/>
+              <w:jc w:val="center"/>
+            </w:pPr>
+            <w:r>
+              <w:rPr>
+                <w:rFonts w:ascii="Times New Roman" w:hAnsi="Times New Roman" w:eastAsia="Times New Roman" w:cs="Times New Roman"/>
+              </w:rPr>
+              <w:t xml:space="preserve">…</w:t>
+            </w:r>
+          </w:p>
+        </w:tc>
+      </w:tr>
+    </w:tbl>
     <w:p>
       <w:pPr>
         <w:pStyle w:val="BodyText"/>
-      </w:pPr>
-      <w:r>
-        <w:rPr>
-          <w:rFonts w:hint="eastAsia" w:ascii="Times New Roman" w:hAnsi="Times New Roman" w:eastAsia="Times New Roman" w:cs="Times New Roman"/>
-        </w:rPr>
-        <w:t>1</w:t>
-      </w:r>
-      <w:r>
-        <w:rPr>
-          <w:rFonts w:hint="eastAsia" w:ascii="Times New Roman" w:hAnsi="Times New Roman" w:eastAsia="FangSong" w:cs="Times New Roman"/>
-        </w:rPr>
-        <w:t>的取值</w:t>
-      </w:r>
-    </w:p>
-    <w:p>
-      <w:pPr>
-        <w:pStyle w:val="BodyText"/>
-      </w:pPr>
-      <w:r>
-        <w:rPr>
-          <w:rFonts w:ascii="Times New Roman" w:hAnsi="Times New Roman" w:eastAsia="Times New Roman" w:cs="Times New Roman"/>
-        </w:rPr>
-        <w:t xml:space="preserve">…</w:t>
-      </w:r>
-    </w:p>
-    <w:p>
-      <w:pPr>
-        <w:pStyle w:val="BodyText"/>
-      </w:pPr>
-      <w:r>
-        <w:rPr>
-          <w:rFonts w:hint="eastAsia" w:ascii="Times New Roman" w:hAnsi="Times New Roman" w:eastAsia="FangSong" w:cs="Times New Roman"/>
-        </w:rPr>
-        <w:t xml:space="preserve">能级符号</w:t>
-      </w:r>
-    </w:p>
-    <w:p>
-      <w:pPr>
-        <w:pStyle w:val="BodyText"/>
-      </w:pPr>
-      <w:r>
-        <w:rPr>
-          <w:rFonts w:ascii="Times New Roman" w:hAnsi="Times New Roman" w:eastAsia="Times New Roman" w:cs="Times New Roman"/>
-        </w:rPr>
-        <w:t xml:space="preserve">…</w:t>
-      </w:r>
-    </w:p>
-    <w:p>
-      <w:pPr>
-        <w:pStyle w:val="BodyText"/>
-      </w:pPr>
-      <w:r>
-        <w:rPr>
-          <w:rFonts w:ascii="Times New Roman" w:hAnsi="Times New Roman" w:eastAsia="Times New Roman" w:cs="Times New Roman"/>
-        </w:rPr>
-        <w:t xml:space="preserve">…</w:t>
-      </w:r>
-    </w:p>
-    <w:p>
-      <w:pPr>
-        <w:pStyle w:val="BodyText"/>
+        <w:spacing w:before="120"/>
       </w:pPr>
       <w:r>
         <w:rPr>
@@ -11964,6 +12395,7 @@
     <w:p>
       <w:pPr>
         <w:pStyle w:val="BodyText"/>
+        <w:spacing w:after="80"/>
       </w:pPr>
       <w:r>
         <w:rPr>
@@ -11984,94 +12416,264 @@
         <w:t>】</w:t>
       </w:r>
     </w:p>
-    <w:p>
-      <w:pPr>
-        <w:pStyle w:val="BodyText"/>
-      </w:pPr>
-      <w:r>
-        <w:rPr>
-          <w:rFonts w:hint="eastAsia" w:ascii="Times New Roman" w:hAnsi="Times New Roman" w:eastAsia="FangSong" w:cs="Times New Roman"/>
-        </w:rPr>
-        <w:t xml:space="preserve">名称</w:t>
-      </w:r>
-    </w:p>
-    <w:p>
-      <w:pPr>
-        <w:pStyle w:val="BodyText"/>
-      </w:pPr>
-      <w:r>
-        <w:rPr>
-          <w:rFonts w:hint="eastAsia" w:ascii="Times New Roman" w:hAnsi="Times New Roman" w:eastAsia="FangSong" w:cs="Times New Roman"/>
-        </w:rPr>
-        <w:t xml:space="preserve">符号</w:t>
-      </w:r>
-    </w:p>
-    <w:p>
-      <w:pPr>
-        <w:pStyle w:val="BodyText"/>
-      </w:pPr>
-      <w:r>
-        <w:rPr>
-          <w:rFonts w:hint="eastAsia" w:ascii="Times New Roman" w:hAnsi="Times New Roman" w:eastAsia="FangSong" w:cs="Times New Roman"/>
-        </w:rPr>
-        <w:t xml:space="preserve">取值范围</w:t>
-      </w:r>
-    </w:p>
-    <w:p>
-      <w:pPr>
-        <w:pStyle w:val="BodyText"/>
-      </w:pPr>
-      <w:r>
-        <w:rPr>
-          <w:rFonts w:hint="eastAsia" w:ascii="Times New Roman" w:hAnsi="Times New Roman" w:eastAsia="FangSong" w:cs="Times New Roman"/>
-        </w:rPr>
-        <w:t xml:space="preserve">意义</w:t>
-      </w:r>
-    </w:p>
-    <w:p>
-      <w:pPr>
-        <w:pStyle w:val="BodyText"/>
-      </w:pPr>
-      <w:r>
-        <w:rPr>
-          <w:rFonts w:hint="eastAsia" w:ascii="Times New Roman" w:hAnsi="Times New Roman" w:eastAsia="FangSong" w:cs="Times New Roman"/>
-        </w:rPr>
-        <w:t xml:space="preserve">主量子数</w:t>
-      </w:r>
-    </w:p>
-    <w:p>
-      <w:pPr>
-        <w:pStyle w:val="BodyText"/>
-      </w:pPr>
-      <w:r>
-        <w:rPr>
-          <w:rFonts w:hint="eastAsia" w:ascii="Times New Roman" w:hAnsi="Times New Roman" w:eastAsia="FangSong" w:cs="Times New Roman"/>
-        </w:rPr>
-        <w:t xml:space="preserve">角量子数</w:t>
-      </w:r>
-    </w:p>
-    <w:p>
-      <w:pPr>
-        <w:pStyle w:val="BodyText"/>
-      </w:pPr>
-      <w:r>
-        <w:rPr>
-          <w:rFonts w:hint="eastAsia" w:ascii="Times New Roman" w:hAnsi="Times New Roman" w:eastAsia="FangSong" w:cs="Times New Roman"/>
-        </w:rPr>
-        <w:t xml:space="preserve">磁量子数</w:t>
-      </w:r>
-    </w:p>
-    <w:p>
-      <w:pPr>
-        <w:pStyle w:val="BodyText"/>
-      </w:pPr>
-      <w:r>
-        <w:rPr>
-          <w:rFonts w:hint="eastAsia" w:ascii="Times New Roman" w:hAnsi="Times New Roman" w:eastAsia="FangSong" w:cs="Times New Roman"/>
-        </w:rPr>
-        <w:t xml:space="preserve">自旋量子数</w:t>
-      </w:r>
-    </w:p>
+    <w:tbl>
+      <w:tblPr>
+        <w:tblStyle w:val="Table"/>
+        <w:tblW w:type="auto" w:w="0"/>
+        <w:tblLook w:firstRow="1" w:lastRow="0" w:firstColumn="0" w:lastColumn="0" w:noHBand="0" w:noVBand="0" w:val="0020"/>
+      </w:tblPr>
+      <w:tblGrid>
+        <w:gridCol w:w="1980"/>
+        <w:gridCol w:w="1980"/>
+        <w:gridCol w:w="1980"/>
+        <w:gridCol w:w="1980"/>
+      </w:tblGrid>
+      <w:tr>
+        <w:trPr>
+          <w:tblHeader w:val="on"/>
+        </w:trPr>
+        <w:tc>
+          <w:tcPr/>
+          <w:p>
+            <w:pPr>
+              <w:pStyle w:val="Compact"/>
+              <w:jc w:val="center"/>
+            </w:pPr>
+            <w:r>
+              <w:rPr>
+                <w:rFonts w:hint="eastAsia" w:ascii="Times New Roman" w:hAnsi="Times New Roman" w:eastAsia="SimHei" w:cs="Times New Roman"/>
+                <w:b/>
+              </w:rPr>
+              <w:t xml:space="preserve">名称</w:t>
+            </w:r>
+          </w:p>
+        </w:tc>
+        <w:tc>
+          <w:tcPr/>
+          <w:p>
+            <w:pPr>
+              <w:pStyle w:val="Compact"/>
+              <w:jc w:val="center"/>
+            </w:pPr>
+            <w:r>
+              <w:rPr>
+                <w:rFonts w:hint="eastAsia" w:ascii="Times New Roman" w:hAnsi="Times New Roman" w:eastAsia="SimHei" w:cs="Times New Roman"/>
+                <w:b/>
+              </w:rPr>
+              <w:t xml:space="preserve">符号</w:t>
+            </w:r>
+          </w:p>
+        </w:tc>
+        <w:tc>
+          <w:tcPr/>
+          <w:p>
+            <w:pPr>
+              <w:pStyle w:val="Compact"/>
+              <w:jc w:val="center"/>
+            </w:pPr>
+            <w:r>
+              <w:rPr>
+                <w:rFonts w:hint="eastAsia" w:ascii="Times New Roman" w:hAnsi="Times New Roman" w:eastAsia="SimHei" w:cs="Times New Roman"/>
+                <w:b/>
+              </w:rPr>
+              <w:t xml:space="preserve">取值范围</w:t>
+            </w:r>
+          </w:p>
+        </w:tc>
+        <w:tc>
+          <w:tcPr/>
+          <w:p>
+            <w:pPr>
+              <w:pStyle w:val="Compact"/>
+              <w:jc w:val="center"/>
+            </w:pPr>
+            <w:r>
+              <w:rPr>
+                <w:rFonts w:hint="eastAsia" w:ascii="Times New Roman" w:hAnsi="Times New Roman" w:eastAsia="SimHei" w:cs="Times New Roman"/>
+                <w:b/>
+              </w:rPr>
+              <w:t xml:space="preserve">意义</w:t>
+            </w:r>
+          </w:p>
+        </w:tc>
+      </w:tr>
+      <w:tr>
+        <w:tc>
+          <w:tcPr/>
+          <w:p>
+            <w:pPr>
+              <w:pStyle w:val="Compact"/>
+              <w:jc w:val="center"/>
+            </w:pPr>
+            <w:r>
+              <w:rPr>
+                <w:rFonts w:hint="eastAsia" w:ascii="Times New Roman" w:hAnsi="Times New Roman" w:eastAsia="FangSong" w:cs="Times New Roman"/>
+              </w:rPr>
+              <w:t xml:space="preserve">主量子数</w:t>
+            </w:r>
+          </w:p>
+        </w:tc>
+        <w:tc>
+          <w:tcPr/>
+          <w:p>
+            <w:pPr>
+              <w:pStyle w:val="Compact"/>
+              <w:jc w:val="center"/>
+            </w:pPr>
+          </w:p>
+        </w:tc>
+        <w:tc>
+          <w:tcPr/>
+          <w:p>
+            <w:pPr>
+              <w:pStyle w:val="Compact"/>
+              <w:jc w:val="center"/>
+            </w:pPr>
+          </w:p>
+        </w:tc>
+        <w:tc>
+          <w:tcPr/>
+          <w:p>
+            <w:pPr>
+              <w:pStyle w:val="Compact"/>
+              <w:jc w:val="center"/>
+            </w:pPr>
+          </w:p>
+        </w:tc>
+      </w:tr>
+      <w:tr>
+        <w:tc>
+          <w:tcPr/>
+          <w:p>
+            <w:pPr>
+              <w:pStyle w:val="Compact"/>
+              <w:jc w:val="center"/>
+            </w:pPr>
+            <w:r>
+              <w:rPr>
+                <w:rFonts w:hint="eastAsia" w:ascii="Times New Roman" w:hAnsi="Times New Roman" w:eastAsia="FangSong" w:cs="Times New Roman"/>
+              </w:rPr>
+              <w:t xml:space="preserve">角量子数</w:t>
+            </w:r>
+          </w:p>
+        </w:tc>
+        <w:tc>
+          <w:tcPr/>
+          <w:p>
+            <w:pPr>
+              <w:pStyle w:val="Compact"/>
+              <w:jc w:val="center"/>
+            </w:pPr>
+          </w:p>
+        </w:tc>
+        <w:tc>
+          <w:tcPr/>
+          <w:p>
+            <w:pPr>
+              <w:pStyle w:val="Compact"/>
+              <w:jc w:val="center"/>
+            </w:pPr>
+          </w:p>
+        </w:tc>
+        <w:tc>
+          <w:tcPr/>
+          <w:p>
+            <w:pPr>
+              <w:pStyle w:val="Compact"/>
+              <w:jc w:val="center"/>
+            </w:pPr>
+          </w:p>
+        </w:tc>
+      </w:tr>
+      <w:tr>
+        <w:tc>
+          <w:tcPr/>
+          <w:p>
+            <w:pPr>
+              <w:pStyle w:val="Compact"/>
+              <w:jc w:val="center"/>
+            </w:pPr>
+            <w:r>
+              <w:rPr>
+                <w:rFonts w:hint="eastAsia" w:ascii="Times New Roman" w:hAnsi="Times New Roman" w:eastAsia="FangSong" w:cs="Times New Roman"/>
+              </w:rPr>
+              <w:t xml:space="preserve">磁量子数</w:t>
+            </w:r>
+          </w:p>
+        </w:tc>
+        <w:tc>
+          <w:tcPr/>
+          <w:p>
+            <w:pPr>
+              <w:pStyle w:val="Compact"/>
+              <w:jc w:val="center"/>
+            </w:pPr>
+          </w:p>
+        </w:tc>
+        <w:tc>
+          <w:tcPr/>
+          <w:p>
+            <w:pPr>
+              <w:pStyle w:val="Compact"/>
+              <w:jc w:val="center"/>
+            </w:pPr>
+          </w:p>
+        </w:tc>
+        <w:tc>
+          <w:tcPr/>
+          <w:p>
+            <w:pPr>
+              <w:pStyle w:val="Compact"/>
+              <w:jc w:val="center"/>
+            </w:pPr>
+          </w:p>
+        </w:tc>
+      </w:tr>
+      <w:tr>
+        <w:tc>
+          <w:tcPr/>
+          <w:p>
+            <w:pPr>
+              <w:pStyle w:val="Compact"/>
+              <w:jc w:val="center"/>
+            </w:pPr>
+            <w:r>
+              <w:rPr>
+                <w:rFonts w:hint="eastAsia" w:ascii="Times New Roman" w:hAnsi="Times New Roman" w:eastAsia="FangSong" w:cs="Times New Roman"/>
+              </w:rPr>
+              <w:t xml:space="preserve">自旋量子数</w:t>
+            </w:r>
+          </w:p>
+        </w:tc>
+        <w:tc>
+          <w:tcPr/>
+          <w:p>
+            <w:pPr>
+              <w:pStyle w:val="Compact"/>
+              <w:jc w:val="center"/>
+            </w:pPr>
+          </w:p>
+        </w:tc>
+        <w:tc>
+          <w:tcPr/>
+          <w:p>
+            <w:pPr>
+              <w:pStyle w:val="Compact"/>
+              <w:jc w:val="center"/>
+            </w:pPr>
+          </w:p>
+        </w:tc>
+        <w:tc>
+          <w:tcPr/>
+          <w:p>
+            <w:pPr>
+              <w:pStyle w:val="Compact"/>
+              <w:jc w:val="center"/>
+            </w:pPr>
+          </w:p>
+        </w:tc>
+      </w:tr>
+    </w:tbl>
     <w:p>
       <w:pPr>
         <w:pStyle w:val="Compact"/>
@@ -12079,6 +12681,7 @@
           <w:ilvl w:val="0"/>
           <w:numId w:val="1021"/>
         </w:numPr>
+        <w:spacing w:before="120"/>
       </w:pPr>
       <w:r>
         <w:rPr>
@@ -15067,6 +15670,7 @@
     <w:p>
       <w:pPr>
         <w:pStyle w:val="BodyText"/>
+        <w:spacing w:after="80"/>
       </w:pPr>
       <w:r>
         <w:rPr>
@@ -15081,214 +15685,309 @@
         <w:t>:</w:t>
       </w:r>
     </w:p>
-    <w:p>
-      <w:pPr>
-        <w:pStyle w:val="BodyText"/>
-      </w:pPr>
-      <w:r>
-        <w:rPr>
-          <w:rFonts w:hint="eastAsia" w:ascii="Times New Roman" w:hAnsi="Times New Roman" w:eastAsia="FangSong" w:cs="Times New Roman"/>
-        </w:rPr>
-        <w:t>波函数</w:t>
-      </w:r>
-      <w:r>
-        <w:rPr>
-          <w:rFonts w:hint="eastAsia" w:ascii="Times New Roman" w:hAnsi="Times New Roman" w:eastAsia="Times New Roman" w:cs="Times New Roman"/>
-        </w:rPr>
-        <w:t>(Ψ)</w:t>
-      </w:r>
-    </w:p>
-    <w:p>
-      <w:pPr>
-        <w:pStyle w:val="BodyText"/>
-      </w:pPr>
-      <w:r>
-        <w:rPr>
-          <w:rFonts w:hint="eastAsia" w:ascii="Times New Roman" w:hAnsi="Times New Roman" w:eastAsia="FangSong" w:cs="Times New Roman"/>
-        </w:rPr>
-        <w:t>电子云</w:t>
-      </w:r>
-      <w:r>
-        <w:rPr>
-          <w:rFonts w:hint="eastAsia" w:ascii="Times New Roman" w:hAnsi="Times New Roman" w:eastAsia="Times New Roman" w:cs="Times New Roman"/>
-        </w:rPr>
-        <w:t>(Ψ2)</w:t>
-      </w:r>
-    </w:p>
-    <w:p>
-      <w:pPr>
-        <w:pStyle w:val="BodyText"/>
-      </w:pPr>
-      <w:r>
-        <w:rPr>
-          <w:rFonts w:hint="eastAsia" w:ascii="Times New Roman" w:hAnsi="Times New Roman" w:eastAsia="FangSong" w:cs="Times New Roman"/>
-        </w:rPr>
-        <w:t xml:space="preserve">定义</w:t>
-      </w:r>
-    </w:p>
-    <w:p>
-      <w:pPr>
-        <w:pStyle w:val="BodyText"/>
-      </w:pPr>
-      <w:r>
-        <w:rPr>
-          <w:rFonts w:hint="eastAsia" w:ascii="Times New Roman" w:hAnsi="Times New Roman" w:eastAsia="FangSong" w:cs="Times New Roman"/>
-        </w:rPr>
-        <w:t xml:space="preserve">描写原子中核外电子运动状态的数学表达式</w:t>
-      </w:r>
-    </w:p>
-    <w:p>
-      <w:pPr>
-        <w:pStyle w:val="BodyText"/>
-      </w:pPr>
-      <w:r>
-        <w:rPr>
-          <w:rFonts w:hint="eastAsia" w:ascii="Times New Roman" w:hAnsi="Times New Roman" w:eastAsia="FangSong" w:cs="Times New Roman"/>
-        </w:rPr>
-        <w:t xml:space="preserve">代表原子核外空间某处电子分布的概率</w:t>
-      </w:r>
-    </w:p>
-    <w:p>
-      <w:pPr>
-        <w:pStyle w:val="BodyText"/>
-      </w:pPr>
-      <w:r>
-        <w:rPr>
-          <w:rFonts w:hint="eastAsia" w:ascii="Times New Roman" w:hAnsi="Times New Roman" w:eastAsia="FangSong" w:cs="Times New Roman"/>
-        </w:rPr>
-        <w:t xml:space="preserve">形态</w:t>
-      </w:r>
-    </w:p>
-    <w:p>
-      <w:pPr>
-        <w:pStyle w:val="BodyText"/>
-      </w:pPr>
-      <w:r>
-        <w:rPr>
-          <w:rFonts w:hint="eastAsia" w:ascii="Times New Roman" w:hAnsi="Times New Roman" w:eastAsia="FangSong" w:cs="Times New Roman"/>
-        </w:rPr>
-        <w:t xml:space="preserve">其角度分布图比电子云图形略胖一些</w:t>
-      </w:r>
-    </w:p>
-    <w:p>
-      <w:pPr>
-        <w:pStyle w:val="BodyText"/>
-      </w:pPr>
-      <w:r>
-        <w:rPr>
-          <w:rFonts w:hint="eastAsia" w:ascii="Times New Roman" w:hAnsi="Times New Roman" w:eastAsia="FangSong" w:cs="Times New Roman"/>
-        </w:rPr>
-        <w:t xml:space="preserve">比波函数图形略瘦一些</w:t>
-      </w:r>
-    </w:p>
-    <w:p>
-      <w:pPr>
-        <w:pStyle w:val="BodyText"/>
-      </w:pPr>
-      <w:r>
-        <w:rPr>
-          <w:rFonts w:hint="eastAsia" w:ascii="Times New Roman" w:hAnsi="Times New Roman" w:eastAsia="FangSong" w:cs="Times New Roman"/>
-        </w:rPr>
-        <w:t xml:space="preserve">符号</w:t>
-      </w:r>
-    </w:p>
-    <w:p>
-      <w:pPr>
-        <w:pStyle w:val="BodyText"/>
-      </w:pPr>
-      <w:r>
-        <w:rPr>
-          <w:rFonts w:hint="eastAsia" w:ascii="Times New Roman" w:hAnsi="Times New Roman" w:eastAsia="Times New Roman" w:cs="Times New Roman"/>
-        </w:rPr>
-        <w:t>(+)</w:t>
-      </w:r>
-      <w:r>
-        <w:rPr>
-          <w:rFonts w:hint="eastAsia" w:ascii="Times New Roman" w:hAnsi="Times New Roman" w:eastAsia="FangSong" w:cs="Times New Roman"/>
-        </w:rPr>
-        <w:t>表示该区域中</w:t>
-      </w:r>
-      <w:r>
-        <w:rPr>
-          <w:rFonts w:hint="eastAsia" w:ascii="Times New Roman" w:hAnsi="Times New Roman" w:eastAsia="Times New Roman" w:cs="Times New Roman"/>
-        </w:rPr>
-        <w:t>Ψ</w:t>
-      </w:r>
-      <w:r>
-        <w:rPr>
-          <w:rFonts w:hint="eastAsia" w:ascii="Times New Roman" w:hAnsi="Times New Roman" w:eastAsia="FangSong" w:cs="Times New Roman"/>
-        </w:rPr>
-        <w:t>为正值</w:t>
-      </w:r>
-      <w:r>
-        <w:rPr>
-          <w:rFonts w:hint="eastAsia" w:ascii="Times New Roman" w:hAnsi="Times New Roman" w:eastAsia="Times New Roman" w:cs="Times New Roman"/>
-        </w:rPr>
-        <w:t>(-)</w:t>
-      </w:r>
-      <w:r>
-        <w:rPr>
-          <w:rFonts w:hint="eastAsia" w:ascii="Times New Roman" w:hAnsi="Times New Roman" w:eastAsia="FangSong" w:cs="Times New Roman"/>
-        </w:rPr>
-        <w:t>表示该区域中</w:t>
-      </w:r>
-      <w:r>
-        <w:rPr>
-          <w:rFonts w:hint="eastAsia" w:ascii="Times New Roman" w:hAnsi="Times New Roman" w:eastAsia="Times New Roman" w:cs="Times New Roman"/>
-        </w:rPr>
-        <w:t>Ψ</w:t>
-      </w:r>
-      <w:r>
-        <w:rPr>
-          <w:rFonts w:hint="eastAsia" w:ascii="Times New Roman" w:hAnsi="Times New Roman" w:eastAsia="FangSong" w:cs="Times New Roman"/>
-        </w:rPr>
-        <w:t>为负值</w:t>
-      </w:r>
-    </w:p>
-    <w:p>
-      <w:pPr>
-        <w:pStyle w:val="BodyText"/>
-      </w:pPr>
-      <w:r>
-        <w:rPr>
-          <w:rFonts w:hint="eastAsia" w:ascii="Times New Roman" w:hAnsi="Times New Roman" w:eastAsia="FangSong" w:cs="Times New Roman"/>
-        </w:rPr>
-        <w:t xml:space="preserve">没有符号</w:t>
-      </w:r>
-    </w:p>
-    <w:p>
-      <w:pPr>
-        <w:pStyle w:val="BodyText"/>
-      </w:pPr>
-      <w:r>
-        <w:rPr>
-          <w:rFonts w:hint="eastAsia" w:ascii="Times New Roman" w:hAnsi="Times New Roman" w:eastAsia="FangSong" w:cs="Times New Roman"/>
-        </w:rPr>
-        <w:t xml:space="preserve">应用</w:t>
-      </w:r>
-    </w:p>
-    <w:p>
-      <w:pPr>
-        <w:pStyle w:val="BodyText"/>
-      </w:pPr>
-      <w:r>
-        <w:rPr>
-          <w:rFonts w:hint="eastAsia" w:ascii="Times New Roman" w:hAnsi="Times New Roman" w:eastAsia="FangSong" w:cs="Times New Roman"/>
-        </w:rPr>
-        <w:t xml:space="preserve">分析化学键的形成</w:t>
-      </w:r>
-    </w:p>
-    <w:p>
-      <w:pPr>
-        <w:pStyle w:val="BodyText"/>
-      </w:pPr>
-      <w:r>
-        <w:rPr>
-          <w:rFonts w:hint="eastAsia" w:ascii="Times New Roman" w:hAnsi="Times New Roman" w:eastAsia="FangSong" w:cs="Times New Roman"/>
-        </w:rPr>
-        <w:t xml:space="preserve">讨论键的空间构型</w:t>
-      </w:r>
-    </w:p>
+    <w:tbl>
+      <w:tblPr>
+        <w:tblStyle w:val="Table"/>
+        <w:tblW w:type="pct" w:w="5000"/>
+        <w:tblLayout w:type="fixed"/>
+        <w:tblLook w:firstRow="1" w:lastRow="0" w:firstColumn="0" w:lastColumn="0" w:noHBand="0" w:noVBand="0" w:val="0020"/>
+      </w:tblPr>
+      <w:tblGrid>
+        <w:gridCol w:w="2640"/>
+        <w:gridCol w:w="2640"/>
+        <w:gridCol w:w="2640"/>
+      </w:tblGrid>
+      <w:tr>
+        <w:trPr>
+          <w:tblHeader w:val="on"/>
+        </w:trPr>
+        <w:tc>
+          <w:tcPr/>
+          <w:p>
+            <w:pPr>
+              <w:pStyle w:val="Compact"/>
+              <w:jc w:val="center"/>
+            </w:pPr>
+          </w:p>
+        </w:tc>
+        <w:tc>
+          <w:tcPr/>
+          <w:p>
+            <w:pPr>
+              <w:pStyle w:val="Compact"/>
+              <w:jc w:val="center"/>
+            </w:pPr>
+            <w:r>
+              <w:rPr>
+                <w:rFonts w:hint="eastAsia" w:ascii="Times New Roman" w:hAnsi="Times New Roman" w:eastAsia="SimHei" w:cs="Times New Roman"/>
+                <w:b/>
+              </w:rPr>
+              <w:t>波函数</w:t>
+            </w:r>
+            <w:r>
+              <w:rPr>
+                <w:rFonts w:hint="eastAsia" w:ascii="Times New Roman" w:hAnsi="Times New Roman" w:eastAsia="Times New Roman" w:cs="Times New Roman"/>
+                <w:b/>
+              </w:rPr>
+              <w:t>(Ψ)</w:t>
+            </w:r>
+          </w:p>
+        </w:tc>
+        <w:tc>
+          <w:tcPr/>
+          <w:p>
+            <w:pPr>
+              <w:pStyle w:val="Compact"/>
+              <w:jc w:val="center"/>
+            </w:pPr>
+            <w:r>
+              <w:rPr>
+                <w:rFonts w:hint="eastAsia" w:ascii="Times New Roman" w:hAnsi="Times New Roman" w:eastAsia="SimHei" w:cs="Times New Roman"/>
+                <w:b/>
+              </w:rPr>
+              <w:t>电子云</w:t>
+            </w:r>
+            <w:r>
+              <w:rPr>
+                <w:rFonts w:hint="eastAsia" w:ascii="Times New Roman" w:hAnsi="Times New Roman" w:eastAsia="Times New Roman" w:cs="Times New Roman"/>
+                <w:b/>
+              </w:rPr>
+              <w:t>(Ψ2)</w:t>
+            </w:r>
+          </w:p>
+        </w:tc>
+      </w:tr>
+      <w:tr>
+        <w:tc>
+          <w:tcPr/>
+          <w:p>
+            <w:pPr>
+              <w:pStyle w:val="Compact"/>
+              <w:jc w:val="center"/>
+            </w:pPr>
+            <w:r>
+              <w:rPr>
+                <w:rFonts w:hint="eastAsia" w:ascii="Times New Roman" w:hAnsi="Times New Roman" w:eastAsia="FangSong" w:cs="Times New Roman"/>
+              </w:rPr>
+              <w:t xml:space="preserve">定义</w:t>
+            </w:r>
+          </w:p>
+        </w:tc>
+        <w:tc>
+          <w:tcPr/>
+          <w:p>
+            <w:pPr>
+              <w:pStyle w:val="Compact"/>
+              <w:jc w:val="center"/>
+            </w:pPr>
+            <w:r>
+              <w:rPr>
+                <w:rFonts w:hint="eastAsia" w:ascii="Times New Roman" w:hAnsi="Times New Roman" w:eastAsia="FangSong" w:cs="Times New Roman"/>
+              </w:rPr>
+              <w:t xml:space="preserve">描写原子中核外电子运动状态的数学表达式</w:t>
+            </w:r>
+          </w:p>
+        </w:tc>
+        <w:tc>
+          <w:tcPr/>
+          <w:p>
+            <w:pPr>
+              <w:pStyle w:val="Compact"/>
+              <w:jc w:val="center"/>
+            </w:pPr>
+            <w:r>
+              <w:rPr>
+                <w:rFonts w:hint="eastAsia" w:ascii="Times New Roman" w:hAnsi="Times New Roman" w:eastAsia="FangSong" w:cs="Times New Roman"/>
+              </w:rPr>
+              <w:t xml:space="preserve">代表原子核外空间某处电子分布的概率</w:t>
+            </w:r>
+          </w:p>
+        </w:tc>
+      </w:tr>
+      <w:tr>
+        <w:tc>
+          <w:tcPr/>
+          <w:p>
+            <w:pPr>
+              <w:pStyle w:val="Compact"/>
+              <w:jc w:val="center"/>
+            </w:pPr>
+            <w:r>
+              <w:rPr>
+                <w:rFonts w:hint="eastAsia" w:ascii="Times New Roman" w:hAnsi="Times New Roman" w:eastAsia="FangSong" w:cs="Times New Roman"/>
+              </w:rPr>
+              <w:t xml:space="preserve">形态</w:t>
+            </w:r>
+          </w:p>
+        </w:tc>
+        <w:tc>
+          <w:tcPr/>
+          <w:p>
+            <w:pPr>
+              <w:pStyle w:val="Compact"/>
+              <w:jc w:val="center"/>
+            </w:pPr>
+            <w:r>
+              <w:rPr>
+                <w:rFonts w:hint="eastAsia" w:ascii="Times New Roman" w:hAnsi="Times New Roman" w:eastAsia="FangSong" w:cs="Times New Roman"/>
+              </w:rPr>
+              <w:t xml:space="preserve">其角度分布图比电子云图形略胖一些</w:t>
+            </w:r>
+          </w:p>
+        </w:tc>
+        <w:tc>
+          <w:tcPr/>
+          <w:p>
+            <w:pPr>
+              <w:pStyle w:val="Compact"/>
+              <w:jc w:val="center"/>
+            </w:pPr>
+            <w:r>
+              <w:rPr>
+                <w:rFonts w:hint="eastAsia" w:ascii="Times New Roman" w:hAnsi="Times New Roman" w:eastAsia="FangSong" w:cs="Times New Roman"/>
+              </w:rPr>
+              <w:t xml:space="preserve">比波函数图形略瘦一些</w:t>
+            </w:r>
+          </w:p>
+        </w:tc>
+      </w:tr>
+      <w:tr>
+        <w:tc>
+          <w:tcPr/>
+          <w:p>
+            <w:pPr>
+              <w:pStyle w:val="Compact"/>
+              <w:jc w:val="center"/>
+            </w:pPr>
+            <w:r>
+              <w:rPr>
+                <w:rFonts w:hint="eastAsia" w:ascii="Times New Roman" w:hAnsi="Times New Roman" w:eastAsia="FangSong" w:cs="Times New Roman"/>
+              </w:rPr>
+              <w:t xml:space="preserve">符号</w:t>
+            </w:r>
+          </w:p>
+        </w:tc>
+        <w:tc>
+          <w:tcPr/>
+          <w:p>
+            <w:pPr>
+              <w:pStyle w:val="Compact"/>
+              <w:jc w:val="center"/>
+            </w:pPr>
+            <w:r>
+              <w:rPr>
+                <w:rFonts w:hint="eastAsia" w:ascii="Times New Roman" w:hAnsi="Times New Roman" w:eastAsia="Times New Roman" w:cs="Times New Roman"/>
+              </w:rPr>
+              <w:t>(+)</w:t>
+            </w:r>
+            <w:r>
+              <w:rPr>
+                <w:rFonts w:hint="eastAsia" w:ascii="Times New Roman" w:hAnsi="Times New Roman" w:eastAsia="FangSong" w:cs="Times New Roman"/>
+              </w:rPr>
+              <w:t>表示该区域中</w:t>
+            </w:r>
+            <w:r>
+              <w:rPr>
+                <w:rFonts w:hint="eastAsia" w:ascii="Times New Roman" w:hAnsi="Times New Roman" w:eastAsia="Times New Roman" w:cs="Times New Roman"/>
+              </w:rPr>
+              <w:t>Ψ</w:t>
+            </w:r>
+            <w:r>
+              <w:rPr>
+                <w:rFonts w:hint="eastAsia" w:ascii="Times New Roman" w:hAnsi="Times New Roman" w:eastAsia="FangSong" w:cs="Times New Roman"/>
+              </w:rPr>
+              <w:t>为正值</w:t>
+            </w:r>
+            <w:r>
+              <w:rPr>
+                <w:rFonts w:hint="eastAsia" w:ascii="Times New Roman" w:hAnsi="Times New Roman" w:eastAsia="Times New Roman" w:cs="Times New Roman"/>
+              </w:rPr>
+              <w:t>(-)</w:t>
+            </w:r>
+            <w:r>
+              <w:rPr>
+                <w:rFonts w:hint="eastAsia" w:ascii="Times New Roman" w:hAnsi="Times New Roman" w:eastAsia="FangSong" w:cs="Times New Roman"/>
+              </w:rPr>
+              <w:t>表示该区域中</w:t>
+            </w:r>
+            <w:r>
+              <w:rPr>
+                <w:rFonts w:hint="eastAsia" w:ascii="Times New Roman" w:hAnsi="Times New Roman" w:eastAsia="Times New Roman" w:cs="Times New Roman"/>
+              </w:rPr>
+              <w:t>Ψ</w:t>
+            </w:r>
+            <w:r>
+              <w:rPr>
+                <w:rFonts w:hint="eastAsia" w:ascii="Times New Roman" w:hAnsi="Times New Roman" w:eastAsia="FangSong" w:cs="Times New Roman"/>
+              </w:rPr>
+              <w:t>为负值</w:t>
+            </w:r>
+          </w:p>
+        </w:tc>
+        <w:tc>
+          <w:tcPr/>
+          <w:p>
+            <w:pPr>
+              <w:pStyle w:val="Compact"/>
+              <w:jc w:val="center"/>
+            </w:pPr>
+            <w:r>
+              <w:rPr>
+                <w:rFonts w:hint="eastAsia" w:ascii="Times New Roman" w:hAnsi="Times New Roman" w:eastAsia="FangSong" w:cs="Times New Roman"/>
+              </w:rPr>
+              <w:t xml:space="preserve">没有符号</w:t>
+            </w:r>
+          </w:p>
+        </w:tc>
+      </w:tr>
+      <w:tr>
+        <w:tc>
+          <w:tcPr/>
+          <w:p>
+            <w:pPr>
+              <w:pStyle w:val="Compact"/>
+              <w:jc w:val="center"/>
+            </w:pPr>
+            <w:r>
+              <w:rPr>
+                <w:rFonts w:hint="eastAsia" w:ascii="Times New Roman" w:hAnsi="Times New Roman" w:eastAsia="FangSong" w:cs="Times New Roman"/>
+              </w:rPr>
+              <w:t xml:space="preserve">应用</w:t>
+            </w:r>
+          </w:p>
+        </w:tc>
+        <w:tc>
+          <w:tcPr/>
+          <w:p>
+            <w:pPr>
+              <w:pStyle w:val="Compact"/>
+              <w:jc w:val="center"/>
+            </w:pPr>
+            <w:r>
+              <w:rPr>
+                <w:rFonts w:hint="eastAsia" w:ascii="Times New Roman" w:hAnsi="Times New Roman" w:eastAsia="FangSong" w:cs="Times New Roman"/>
+              </w:rPr>
+              <w:t xml:space="preserve">分析化学键的形成</w:t>
+            </w:r>
+          </w:p>
+        </w:tc>
+        <w:tc>
+          <w:tcPr/>
+          <w:p>
+            <w:pPr>
+              <w:pStyle w:val="Compact"/>
+              <w:jc w:val="center"/>
+            </w:pPr>
+            <w:r>
+              <w:rPr>
+                <w:rFonts w:hint="eastAsia" w:ascii="Times New Roman" w:hAnsi="Times New Roman" w:eastAsia="FangSong" w:cs="Times New Roman"/>
+              </w:rPr>
+              <w:t xml:space="preserve">讨论键的空间构型</w:t>
+            </w:r>
+          </w:p>
+        </w:tc>
+      </w:tr>
+    </w:tbl>
     <w:bookmarkEnd w:id="100"/>
     <w:bookmarkStart w:id="104" w:name="四原子核外电子排布"/>
     <w:p>
@@ -20765,6 +21464,7 @@
     <w:p>
       <w:pPr>
         <w:pStyle w:val="BodyText"/>
+        <w:spacing w:after="80"/>
       </w:pPr>
       <w:r>
         <w:rPr>
@@ -21063,277 +21763,347 @@
         <w:t>）：</w:t>
       </w:r>
     </w:p>
+    <w:tbl>
+      <w:tblPr>
+        <w:tblStyle w:val="Table"/>
+        <w:tblW w:type="auto" w:w="0"/>
+        <w:tblLook w:firstRow="1" w:lastRow="0" w:firstColumn="0" w:lastColumn="0" w:noHBand="0" w:noVBand="0" w:val="0020"/>
+      </w:tblPr>
+      <w:tblGrid>
+        <w:gridCol w:w="2640"/>
+        <w:gridCol w:w="2640"/>
+        <w:gridCol w:w="2640"/>
+      </w:tblGrid>
+      <w:tr>
+        <w:trPr>
+          <w:tblHeader w:val="on"/>
+        </w:trPr>
+        <w:tc>
+          <w:tcPr/>
+          <w:p>
+            <w:pPr>
+              <w:pStyle w:val="Compact"/>
+              <w:jc w:val="center"/>
+            </w:pPr>
+            <w:r>
+              <w:rPr>
+                <w:rFonts w:hint="eastAsia" w:ascii="Times New Roman" w:hAnsi="Times New Roman" w:eastAsia="SimHei" w:cs="Times New Roman"/>
+                <w:b/>
+              </w:rPr>
+              <w:t xml:space="preserve">同位素</w:t>
+            </w:r>
+          </w:p>
+        </w:tc>
+        <w:tc>
+          <w:tcPr/>
+          <w:p>
+            <w:pPr>
+              <w:pStyle w:val="Compact"/>
+              <w:jc w:val="center"/>
+            </w:pPr>
+            <w:r>
+              <w:rPr>
+                <w:rFonts w:hint="eastAsia" w:ascii="Times New Roman" w:hAnsi="Times New Roman" w:eastAsia="SimHei" w:cs="Times New Roman"/>
+                <w:b/>
+              </w:rPr>
+              <w:t xml:space="preserve">相对原子质量</w:t>
+            </w:r>
+          </w:p>
+        </w:tc>
+        <w:tc>
+          <w:tcPr/>
+          <w:p>
+            <w:pPr>
+              <w:pStyle w:val="Compact"/>
+              <w:jc w:val="center"/>
+            </w:pPr>
+            <w:r>
+              <w:rPr>
+                <w:rFonts w:hint="eastAsia" w:ascii="Times New Roman" w:hAnsi="Times New Roman" w:eastAsia="SimHei" w:cs="Times New Roman"/>
+                <w:b/>
+              </w:rPr>
+              <w:t>地壳丰度</w:t>
+            </w:r>
+            <w:r>
+              <w:rPr>
+                <w:rFonts w:hint="eastAsia" w:ascii="Times New Roman" w:hAnsi="Times New Roman" w:eastAsia="Times New Roman" w:cs="Times New Roman"/>
+                <w:b/>
+              </w:rPr>
+              <w:t>(</w:t>
+            </w:r>
+            <w:r>
+              <w:rPr>
+                <w:rFonts w:hint="eastAsia" w:ascii="Times New Roman" w:hAnsi="Times New Roman" w:eastAsia="SimHei" w:cs="Times New Roman"/>
+                <w:b/>
+              </w:rPr>
+              <w:t>原子分数</w:t>
+            </w:r>
+            <w:r>
+              <w:rPr>
+                <w:rFonts w:hint="eastAsia" w:ascii="Times New Roman" w:hAnsi="Times New Roman" w:eastAsia="Times New Roman" w:cs="Times New Roman"/>
+                <w:b/>
+              </w:rPr>
+              <w:t>)</w:t>
+            </w:r>
+          </w:p>
+        </w:tc>
+      </w:tr>
+      <w:tr>
+        <w:tc>
+          <w:tcPr/>
+          <w:p>
+            <w:pPr>
+              <w:pStyle w:val="Compact"/>
+              <w:jc w:val="center"/>
+            </w:pPr>
+            <m:oMath>
+              <m:sSup>
+                <m:e>
+                  <m:r>
+                    <m:t>​</m:t>
+                  </m:r>
+                </m:e>
+                <m:sup>
+                  <m:r>
+                    <m:t>12</m:t>
+                  </m:r>
+                </m:sup>
+              </m:sSup>
+              <m:r>
+                <m:t>C</m:t>
+              </m:r>
+            </m:oMath>
+            <w:r>
+              <w:rPr>
+                <w:rFonts w:ascii="Times New Roman" w:hAnsi="Times New Roman" w:eastAsia="Times New Roman" w:cs="Times New Roman"/>
+              </w:rPr>
+              <w:t xml:space="preserve">​</w:t>
+            </w:r>
+          </w:p>
+        </w:tc>
+        <w:tc>
+          <w:tcPr/>
+          <w:p>
+            <w:pPr>
+              <w:pStyle w:val="Compact"/>
+              <w:jc w:val="center"/>
+            </w:pPr>
+            <w:r>
+              <w:rPr>
+                <w:rFonts w:hint="eastAsia" w:ascii="Times New Roman" w:hAnsi="Times New Roman" w:eastAsia="Times New Roman" w:cs="Times New Roman"/>
+              </w:rPr>
+              <w:t>12(</w:t>
+            </w:r>
+            <w:r>
+              <w:rPr>
+                <w:rFonts w:hint="eastAsia" w:ascii="Times New Roman" w:hAnsi="Times New Roman" w:eastAsia="FangSong" w:cs="Times New Roman"/>
+              </w:rPr>
+              <w:t>整数</w:t>
+            </w:r>
+            <w:r>
+              <w:rPr>
+                <w:rFonts w:hint="eastAsia" w:ascii="Times New Roman" w:hAnsi="Times New Roman" w:eastAsia="Times New Roman" w:cs="Times New Roman"/>
+              </w:rPr>
+              <w:t>)</w:t>
+            </w:r>
+          </w:p>
+        </w:tc>
+        <w:tc>
+          <w:tcPr/>
+          <w:p>
+            <w:pPr>
+              <w:pStyle w:val="Compact"/>
+              <w:jc w:val="center"/>
+            </w:pPr>
+            <w:r>
+              <w:rPr>
+                <w:rFonts w:ascii="Times New Roman" w:hAnsi="Times New Roman" w:eastAsia="Times New Roman" w:cs="Times New Roman"/>
+              </w:rPr>
+              <w:t xml:space="preserve">0.9893(8)</w:t>
+            </w:r>
+          </w:p>
+        </w:tc>
+      </w:tr>
+      <w:tr>
+        <w:tc>
+          <w:tcPr/>
+          <w:p>
+            <w:pPr>
+              <w:pStyle w:val="Compact"/>
+              <w:jc w:val="center"/>
+            </w:pPr>
+            <m:oMath>
+              <m:sSup>
+                <m:e>
+                  <m:r>
+                    <m:t>​</m:t>
+                  </m:r>
+                </m:e>
+                <m:sup>
+                  <m:r>
+                    <m:t>13</m:t>
+                  </m:r>
+                </m:sup>
+              </m:sSup>
+              <m:r>
+                <m:t>C</m:t>
+              </m:r>
+            </m:oMath>
+            <w:r>
+              <w:rPr>
+                <w:rFonts w:ascii="Times New Roman" w:hAnsi="Times New Roman" w:eastAsia="Times New Roman" w:cs="Times New Roman"/>
+              </w:rPr>
+              <w:t xml:space="preserve">​</w:t>
+            </w:r>
+          </w:p>
+        </w:tc>
+        <w:tc>
+          <w:tcPr/>
+          <w:p>
+            <w:pPr>
+              <w:pStyle w:val="Compact"/>
+              <w:jc w:val="center"/>
+            </w:pPr>
+            <w:r>
+              <w:rPr>
+                <w:rFonts w:ascii="Times New Roman" w:hAnsi="Times New Roman" w:eastAsia="Times New Roman" w:cs="Times New Roman"/>
+              </w:rPr>
+              <w:t xml:space="preserve">13.003 354 826(17)</w:t>
+            </w:r>
+          </w:p>
+        </w:tc>
+        <w:tc>
+          <w:tcPr/>
+          <w:p>
+            <w:pPr>
+              <w:pStyle w:val="Compact"/>
+              <w:jc w:val="center"/>
+            </w:pPr>
+            <w:r>
+              <w:rPr>
+                <w:rFonts w:ascii="Times New Roman" w:hAnsi="Times New Roman" w:eastAsia="Times New Roman" w:cs="Times New Roman"/>
+              </w:rPr>
+              <w:t xml:space="preserve">0.0107(8)</w:t>
+            </w:r>
+          </w:p>
+        </w:tc>
+      </w:tr>
+      <w:tr>
+        <w:tc>
+          <w:tcPr/>
+          <w:p>
+            <w:pPr>
+              <w:pStyle w:val="Compact"/>
+              <w:jc w:val="center"/>
+            </w:pPr>
+            <m:oMath>
+              <m:sSup>
+                <m:e>
+                  <m:r>
+                    <m:t>​</m:t>
+                  </m:r>
+                </m:e>
+                <m:sup>
+                  <m:r>
+                    <m:t>14</m:t>
+                  </m:r>
+                </m:sup>
+              </m:sSup>
+              <m:r>
+                <m:t>C</m:t>
+              </m:r>
+            </m:oMath>
+            <w:r>
+              <w:rPr>
+                <w:rFonts w:ascii="Times New Roman" w:hAnsi="Times New Roman" w:eastAsia="Times New Roman" w:cs="Times New Roman"/>
+              </w:rPr>
+              <w:t xml:space="preserve">​</w:t>
+            </w:r>
+          </w:p>
+        </w:tc>
+        <w:tc>
+          <w:tcPr/>
+          <w:p>
+            <w:pPr>
+              <w:pStyle w:val="Compact"/>
+              <w:jc w:val="center"/>
+            </w:pPr>
+            <w:r>
+              <w:rPr>
+                <w:rFonts w:ascii="Times New Roman" w:hAnsi="Times New Roman" w:eastAsia="Times New Roman" w:cs="Times New Roman"/>
+              </w:rPr>
+              <w:t xml:space="preserve">14.003 241 982(27)</w:t>
+            </w:r>
+          </w:p>
+        </w:tc>
+        <w:tc>
+          <w:tcPr/>
+          <w:p>
+            <w:pPr>
+              <w:pStyle w:val="Compact"/>
+              <w:jc w:val="center"/>
+            </w:pPr>
+            <m:oMath>
+              <m:r>
+                <m:t>1.2</m:t>
+              </m:r>
+              <m:r>
+                <m:rPr>
+                  <m:sty m:val="p"/>
+                </m:rPr>
+                <m:t>×</m:t>
+              </m:r>
+              <m:sSup>
+                <m:e>
+                  <m:r>
+                    <m:t>10</m:t>
+                  </m:r>
+                </m:e>
+                <m:sup>
+                  <m:r>
+                    <m:rPr>
+                      <m:sty m:val="p"/>
+                    </m:rPr>
+                    <m:t>−</m:t>
+                  </m:r>
+                  <m:r>
+                    <m:t>16</m:t>
+                  </m:r>
+                </m:sup>
+              </m:sSup>
+            </m:oMath>
+            <w:r>
+              <w:rPr>
+                <w:rFonts w:ascii="Times New Roman" w:hAnsi="Times New Roman" w:eastAsia="Times New Roman" w:cs="Times New Roman"/>
+              </w:rPr>
+              <w:t xml:space="preserve"> </w:t>
+            </w:r>
+            <w:r>
+              <w:rPr>
+                <w:rFonts w:hint="eastAsia" w:ascii="Times New Roman" w:hAnsi="Times New Roman" w:eastAsia="Times New Roman" w:cs="Times New Roman"/>
+              </w:rPr>
+              <w:t>(</w:t>
+            </w:r>
+            <w:r>
+              <w:rPr>
+                <w:rFonts w:hint="eastAsia" w:ascii="Times New Roman" w:hAnsi="Times New Roman" w:eastAsia="FangSong" w:cs="Times New Roman"/>
+              </w:rPr>
+              <w:t>大气中</w:t>
+            </w:r>
+            <w:r>
+              <w:rPr>
+                <w:rFonts w:hint="eastAsia" w:ascii="Times New Roman" w:hAnsi="Times New Roman" w:eastAsia="Times New Roman" w:cs="Times New Roman"/>
+              </w:rPr>
+              <w:t>)</w:t>
+            </w:r>
+          </w:p>
+        </w:tc>
+      </w:tr>
+    </w:tbl>
     <w:p>
       <w:pPr>
         <w:pStyle w:val="BodyText"/>
-      </w:pPr>
-      <w:r>
-        <w:rPr>
-          <w:rFonts w:hint="eastAsia" w:ascii="Times New Roman" w:hAnsi="Times New Roman" w:eastAsia="FangSong" w:cs="Times New Roman"/>
-        </w:rPr>
-        <w:t xml:space="preserve">同位素</w:t>
-      </w:r>
-    </w:p>
-    <w:p>
-      <w:pPr>
-        <w:pStyle w:val="BodyText"/>
-      </w:pPr>
-      <w:r>
-        <w:rPr>
-          <w:rFonts w:hint="eastAsia" w:ascii="Times New Roman" w:hAnsi="Times New Roman" w:eastAsia="FangSong" w:cs="Times New Roman"/>
-        </w:rPr>
-        <w:t xml:space="preserve">相对原子质量</w:t>
-      </w:r>
-    </w:p>
-    <w:p>
-      <w:pPr>
-        <w:pStyle w:val="BodyText"/>
-      </w:pPr>
-      <w:r>
-        <w:rPr>
-          <w:rFonts w:hint="eastAsia" w:ascii="Times New Roman" w:hAnsi="Times New Roman" w:eastAsia="FangSong" w:cs="Times New Roman"/>
-        </w:rPr>
-        <w:t>地壳丰度</w:t>
-      </w:r>
-      <w:r>
-        <w:rPr>
-          <w:rFonts w:hint="eastAsia" w:ascii="Times New Roman" w:hAnsi="Times New Roman" w:eastAsia="Times New Roman" w:cs="Times New Roman"/>
-        </w:rPr>
-        <w:t>(</w:t>
-      </w:r>
-      <w:r>
-        <w:rPr>
-          <w:rFonts w:hint="eastAsia" w:ascii="Times New Roman" w:hAnsi="Times New Roman" w:eastAsia="FangSong" w:cs="Times New Roman"/>
-        </w:rPr>
-        <w:t>原子分数</w:t>
-      </w:r>
-      <w:r>
-        <w:rPr>
-          <w:rFonts w:hint="eastAsia" w:ascii="Times New Roman" w:hAnsi="Times New Roman" w:eastAsia="Times New Roman" w:cs="Times New Roman"/>
-        </w:rPr>
-        <w:t>)</w:t>
-      </w:r>
-    </w:p>
-    <w:p>
-      <w:pPr>
-        <w:pStyle w:val="BodyText"/>
-      </w:pPr>
-      <m:oMath>
-        <m:sSup>
-          <m:e>
-            <m:r>
-              <m:t>​</m:t>
-            </m:r>
-          </m:e>
-          <m:sup>
-            <m:r>
-              <m:t>12</m:t>
-            </m:r>
-          </m:sup>
-        </m:sSup>
-        <m:r>
-          <m:t>C</m:t>
-        </m:r>
-      </m:oMath>
-      <w:r>
-        <w:rPr>
-          <w:rFonts w:ascii="Times New Roman" w:hAnsi="Times New Roman" w:eastAsia="Times New Roman" w:cs="Times New Roman"/>
-        </w:rPr>
-        <w:t xml:space="preserve">​</w:t>
-      </w:r>
-    </w:p>
-    <w:p>
-      <w:pPr>
-        <w:pStyle w:val="BodyText"/>
-      </w:pPr>
-      <w:r>
-        <w:rPr>
-          <w:rFonts w:hint="eastAsia" w:ascii="Times New Roman" w:hAnsi="Times New Roman" w:eastAsia="Times New Roman" w:cs="Times New Roman"/>
-        </w:rPr>
-        <w:t>12(</w:t>
-      </w:r>
-      <w:r>
-        <w:rPr>
-          <w:rFonts w:hint="eastAsia" w:ascii="Times New Roman" w:hAnsi="Times New Roman" w:eastAsia="FangSong" w:cs="Times New Roman"/>
-        </w:rPr>
-        <w:t>整数</w:t>
-      </w:r>
-      <w:r>
-        <w:rPr>
-          <w:rFonts w:hint="eastAsia" w:ascii="Times New Roman" w:hAnsi="Times New Roman" w:eastAsia="Times New Roman" w:cs="Times New Roman"/>
-        </w:rPr>
-        <w:t>)</w:t>
-      </w:r>
-    </w:p>
-    <w:p>
-      <w:pPr>
-        <w:pStyle w:val="BodyText"/>
-      </w:pPr>
-      <w:r>
-        <w:rPr>
-          <w:rFonts w:ascii="Times New Roman" w:hAnsi="Times New Roman" w:eastAsia="Times New Roman" w:cs="Times New Roman"/>
-        </w:rPr>
-        <w:t xml:space="preserve">0.9893(8)</w:t>
-      </w:r>
-    </w:p>
-    <w:p>
-      <w:pPr>
-        <w:pStyle w:val="BodyText"/>
-      </w:pPr>
-      <m:oMath>
-        <m:sSup>
-          <m:e>
-            <m:r>
-              <m:t>​</m:t>
-            </m:r>
-          </m:e>
-          <m:sup>
-            <m:r>
-              <m:t>13</m:t>
-            </m:r>
-          </m:sup>
-        </m:sSup>
-        <m:r>
-          <m:t>C</m:t>
-        </m:r>
-      </m:oMath>
-      <w:r>
-        <w:rPr>
-          <w:rFonts w:ascii="Times New Roman" w:hAnsi="Times New Roman" w:eastAsia="Times New Roman" w:cs="Times New Roman"/>
-        </w:rPr>
-        <w:t xml:space="preserve">​</w:t>
-      </w:r>
-    </w:p>
-    <w:p>
-      <w:pPr>
-        <w:pStyle w:val="BodyText"/>
-      </w:pPr>
-      <w:r>
-        <w:rPr>
-          <w:rFonts w:ascii="Times New Roman" w:hAnsi="Times New Roman" w:eastAsia="Times New Roman" w:cs="Times New Roman"/>
-        </w:rPr>
-        <w:t xml:space="preserve">13.003 354 826(17)</w:t>
-      </w:r>
-    </w:p>
-    <w:p>
-      <w:pPr>
-        <w:pStyle w:val="BodyText"/>
-      </w:pPr>
-      <w:r>
-        <w:rPr>
-          <w:rFonts w:ascii="Times New Roman" w:hAnsi="Times New Roman" w:eastAsia="Times New Roman" w:cs="Times New Roman"/>
-        </w:rPr>
-        <w:t xml:space="preserve">0.0107(8)</w:t>
-      </w:r>
-    </w:p>
-    <w:p>
-      <w:pPr>
-        <w:pStyle w:val="BodyText"/>
-      </w:pPr>
-      <m:oMath>
-        <m:sSup>
-          <m:e>
-            <m:r>
-              <m:t>​</m:t>
-            </m:r>
-          </m:e>
-          <m:sup>
-            <m:r>
-              <m:t>14</m:t>
-            </m:r>
-          </m:sup>
-        </m:sSup>
-        <m:r>
-          <m:t>C</m:t>
-        </m:r>
-      </m:oMath>
-      <w:r>
-        <w:rPr>
-          <w:rFonts w:ascii="Times New Roman" w:hAnsi="Times New Roman" w:eastAsia="Times New Roman" w:cs="Times New Roman"/>
-        </w:rPr>
-        <w:t xml:space="preserve">​</w:t>
-      </w:r>
-    </w:p>
-    <w:p>
-      <w:pPr>
-        <w:pStyle w:val="BodyText"/>
-      </w:pPr>
-      <w:r>
-        <w:rPr>
-          <w:rFonts w:ascii="Times New Roman" w:hAnsi="Times New Roman" w:eastAsia="Times New Roman" w:cs="Times New Roman"/>
-        </w:rPr>
-        <w:t xml:space="preserve">14.003 241 982(27)</w:t>
-      </w:r>
-    </w:p>
-    <w:p>
-      <w:pPr>
-        <w:pStyle w:val="BodyText"/>
-      </w:pPr>
-      <m:oMath>
-        <m:oMathPr>
-          <m:ctrlPr>
-            <w:rPr>
-              <w:sz w:val="28"/>
-              <w:szCs w:val="28"/>
-            </w:rPr>
-          </m:ctrlPr>
-        </m:oMathPr>
-        <m:r>
-          <m:t>1.2</m:t>
-        </m:r>
-        <m:r>
-          <m:rPr>
-            <m:sty m:val="p"/>
-          </m:rPr>
-          <m:t>×</m:t>
-        </m:r>
-        <m:sSup>
-          <m:e>
-            <m:r>
-              <m:t>10</m:t>
-            </m:r>
-          </m:e>
-          <m:sup>
-            <m:r>
-              <m:rPr>
-                <m:sty m:val="p"/>
-              </m:rPr>
-              <m:t>−</m:t>
-            </m:r>
-            <m:r>
-              <m:t>16</m:t>
-            </m:r>
-          </m:sup>
-        </m:sSup>
-      </m:oMath>
-      <w:r>
-        <w:rPr>
-          <w:rFonts w:ascii="Times New Roman" w:hAnsi="Times New Roman" w:eastAsia="Times New Roman" w:cs="Times New Roman"/>
-        </w:rPr>
-        <w:t xml:space="preserve"> </w:t>
-      </w:r>
-      <w:r>
-        <w:rPr>
-          <w:rFonts w:hint="eastAsia" w:ascii="Times New Roman" w:hAnsi="Times New Roman" w:eastAsia="Times New Roman" w:cs="Times New Roman"/>
-        </w:rPr>
-        <w:t>(</w:t>
-      </w:r>
-      <w:r>
-        <w:rPr>
-          <w:rFonts w:hint="eastAsia" w:ascii="Times New Roman" w:hAnsi="Times New Roman" w:eastAsia="FangSong" w:cs="Times New Roman"/>
-        </w:rPr>
-        <w:t>大气中</w:t>
-      </w:r>
-      <w:r>
-        <w:rPr>
-          <w:rFonts w:hint="eastAsia" w:ascii="Times New Roman" w:hAnsi="Times New Roman" w:eastAsia="Times New Roman" w:cs="Times New Roman"/>
-        </w:rPr>
-        <w:t>)</w:t>
-      </w:r>
-    </w:p>
-    <w:p>
-      <w:pPr>
-        <w:pStyle w:val="BodyText"/>
+        <w:spacing w:before="120"/>
       </w:pPr>
       <w:r>
         <w:rPr>
@@ -23305,6 +24075,7 @@
           <w:ilvl w:val="0"/>
           <w:numId w:val="1033"/>
         </w:numPr>
+        <w:spacing w:after="80"/>
       </w:pPr>
       <w:r>
         <w:rPr>
@@ -23623,454 +24394,598 @@
         <w:t>。</w:t>
       </w:r>
     </w:p>
-    <w:p>
-      <w:pPr>
-        <w:pStyle w:val="FirstParagraph"/>
-      </w:pPr>
-      <w:r>
-        <w:rPr>
-          <w:rFonts w:hint="eastAsia" w:ascii="Times New Roman" w:hAnsi="Times New Roman" w:eastAsia="FangSong" w:cs="Times New Roman"/>
-        </w:rPr>
-        <w:t xml:space="preserve">质量数</w:t>
-      </w:r>
-    </w:p>
-    <w:p>
-      <w:pPr>
-        <w:pStyle w:val="BodyText"/>
-      </w:pPr>
-      <w:r>
-        <w:rPr>
-          <w:rFonts w:hint="eastAsia" w:ascii="Times New Roman" w:hAnsi="Times New Roman" w:eastAsia="FangSong" w:cs="Times New Roman"/>
-        </w:rPr>
-        <w:t xml:space="preserve">半衰期</w:t>
-      </w:r>
-    </w:p>
-    <w:p>
-      <w:pPr>
-        <w:pStyle w:val="BodyText"/>
-      </w:pPr>
-      <w:r>
-        <w:rPr>
-          <w:rFonts w:hint="eastAsia" w:ascii="Times New Roman" w:hAnsi="Times New Roman" w:eastAsia="FangSong" w:cs="Times New Roman"/>
-        </w:rPr>
-        <w:t xml:space="preserve">衰变方式</w:t>
-      </w:r>
-    </w:p>
-    <w:p>
-      <w:pPr>
-        <w:pStyle w:val="BodyText"/>
-      </w:pPr>
-      <w:r>
-        <w:rPr>
-          <w:rFonts w:ascii="Times New Roman" w:hAnsi="Times New Roman" w:eastAsia="Times New Roman" w:cs="Times New Roman"/>
-        </w:rPr>
-        <w:t xml:space="preserve">263</w:t>
-      </w:r>
-    </w:p>
-    <w:p>
-      <w:pPr>
-        <w:pStyle w:val="BodyText"/>
-      </w:pPr>
-      <w:r>
-        <w:rPr>
-          <w:rFonts w:ascii="Times New Roman" w:hAnsi="Times New Roman" w:eastAsia="Times New Roman" w:cs="Times New Roman"/>
-        </w:rPr>
-        <w:t xml:space="preserve">1s</w:t>
-      </w:r>
-    </w:p>
-    <w:p>
-      <w:pPr>
-        <w:pStyle w:val="BodyText"/>
-      </w:pPr>
-      <w:r>
-        <w:rPr>
-          <w:rFonts w:hint="eastAsia" w:ascii="Times New Roman" w:hAnsi="Times New Roman" w:eastAsia="FangSong" w:cs="Times New Roman"/>
-        </w:rPr>
-        <w:t xml:space="preserve">释放</w:t>
-      </w:r>
-      <w:r>
-        <w:rPr>
-          <w:rFonts w:ascii="Times New Roman" w:hAnsi="Times New Roman" w:eastAsia="Times New Roman" w:cs="Times New Roman"/>
-        </w:rPr>
-        <w:t xml:space="preserve"> </w:t>
-      </w:r>
-      <m:oMath>
-        <m:r>
-          <m:t>α</m:t>
-        </m:r>
-      </m:oMath>
-      <w:r>
-        <w:rPr>
-          <w:rFonts w:ascii="Times New Roman" w:hAnsi="Times New Roman" w:eastAsia="Times New Roman" w:cs="Times New Roman"/>
-        </w:rPr>
-        <w:t xml:space="preserve"> </w:t>
-      </w:r>
-      <w:r>
-        <w:rPr>
-          <w:rFonts w:hint="eastAsia" w:ascii="Times New Roman" w:hAnsi="Times New Roman" w:eastAsia="FangSong" w:cs="Times New Roman"/>
-        </w:rPr>
-        <w:t xml:space="preserve">粒子</w:t>
-      </w:r>
-    </w:p>
-    <w:p>
-      <w:pPr>
-        <w:pStyle w:val="BodyText"/>
-      </w:pPr>
-      <w:r>
-        <w:rPr>
-          <w:rFonts w:ascii="Times New Roman" w:hAnsi="Times New Roman" w:eastAsia="Times New Roman" w:cs="Times New Roman"/>
-        </w:rPr>
-        <w:t xml:space="preserve">264</w:t>
-      </w:r>
-    </w:p>
-    <w:p>
-      <w:pPr>
-        <w:pStyle w:val="BodyText"/>
-      </w:pPr>
-      <w:r>
-        <w:rPr>
-          <w:rFonts w:ascii="Times New Roman" w:hAnsi="Times New Roman" w:eastAsia="Times New Roman" w:cs="Times New Roman"/>
-        </w:rPr>
-        <w:t xml:space="preserve">0.000 08 s</w:t>
-      </w:r>
-    </w:p>
-    <w:p>
-      <w:pPr>
-        <w:pStyle w:val="BodyText"/>
-      </w:pPr>
-      <w:r>
-        <w:rPr>
-          <w:rFonts w:hint="eastAsia" w:ascii="Times New Roman" w:hAnsi="Times New Roman" w:eastAsia="FangSong" w:cs="Times New Roman"/>
-        </w:rPr>
-        <w:t xml:space="preserve">释放</w:t>
-      </w:r>
-      <w:r>
-        <w:rPr>
-          <w:rFonts w:ascii="Times New Roman" w:hAnsi="Times New Roman" w:eastAsia="Times New Roman" w:cs="Times New Roman"/>
-        </w:rPr>
-        <w:t xml:space="preserve"> </w:t>
-      </w:r>
-      <m:oMath>
-        <m:r>
-          <m:t>α</m:t>
-        </m:r>
-      </m:oMath>
-      <w:r>
-        <w:rPr>
-          <w:rFonts w:ascii="Times New Roman" w:hAnsi="Times New Roman" w:eastAsia="Times New Roman" w:cs="Times New Roman"/>
-        </w:rPr>
-        <w:t xml:space="preserve"> </w:t>
-      </w:r>
-      <w:r>
-        <w:rPr>
-          <w:rFonts w:hint="eastAsia" w:ascii="Times New Roman" w:hAnsi="Times New Roman" w:eastAsia="FangSong" w:cs="Times New Roman"/>
-        </w:rPr>
-        <w:t>粒子</w:t>
-      </w:r>
-      <w:r>
-        <w:rPr>
-          <w:rFonts w:hint="eastAsia" w:ascii="Times New Roman" w:hAnsi="Times New Roman" w:eastAsia="Times New Roman" w:cs="Times New Roman"/>
-        </w:rPr>
-        <w:t>;</w:t>
-      </w:r>
-      <w:r>
-        <w:rPr>
-          <w:rFonts w:hint="eastAsia" w:ascii="Times New Roman" w:hAnsi="Times New Roman" w:eastAsia="FangSong" w:cs="Times New Roman"/>
-        </w:rPr>
-        <w:t>或自发裂变</w:t>
-      </w:r>
-    </w:p>
-    <w:p>
-      <w:pPr>
-        <w:pStyle w:val="BodyText"/>
-      </w:pPr>
-      <w:r>
-        <w:rPr>
-          <w:rFonts w:ascii="Times New Roman" w:hAnsi="Times New Roman" w:eastAsia="Times New Roman" w:cs="Times New Roman"/>
-        </w:rPr>
-        <w:t xml:space="preserve">265</w:t>
-      </w:r>
-    </w:p>
-    <w:p>
-      <w:pPr>
-        <w:pStyle w:val="BodyText"/>
-      </w:pPr>
-      <w:r>
-        <w:rPr>
-          <w:rFonts w:ascii="Times New Roman" w:hAnsi="Times New Roman" w:eastAsia="Times New Roman" w:cs="Times New Roman"/>
-        </w:rPr>
-        <w:t xml:space="preserve">0.0018 s</w:t>
-      </w:r>
-    </w:p>
-    <w:p>
-      <w:pPr>
-        <w:pStyle w:val="BodyText"/>
-      </w:pPr>
-      <w:r>
-        <w:rPr>
-          <w:rFonts w:hint="eastAsia" w:ascii="Times New Roman" w:hAnsi="Times New Roman" w:eastAsia="FangSong" w:cs="Times New Roman"/>
-        </w:rPr>
-        <w:t xml:space="preserve">释放</w:t>
-      </w:r>
-      <w:r>
-        <w:rPr>
-          <w:rFonts w:ascii="Times New Roman" w:hAnsi="Times New Roman" w:eastAsia="Times New Roman" w:cs="Times New Roman"/>
-        </w:rPr>
-        <w:t xml:space="preserve"> </w:t>
-      </w:r>
-      <m:oMath>
-        <m:r>
-          <m:t>α</m:t>
-        </m:r>
-      </m:oMath>
-      <w:r>
-        <w:rPr>
-          <w:rFonts w:ascii="Times New Roman" w:hAnsi="Times New Roman" w:eastAsia="Times New Roman" w:cs="Times New Roman"/>
-        </w:rPr>
-        <w:t xml:space="preserve"> </w:t>
-      </w:r>
-      <w:r>
-        <w:rPr>
-          <w:rFonts w:hint="eastAsia" w:ascii="Times New Roman" w:hAnsi="Times New Roman" w:eastAsia="FangSong" w:cs="Times New Roman"/>
-        </w:rPr>
-        <w:t>粒子</w:t>
-      </w:r>
-      <w:r>
-        <w:rPr>
-          <w:rFonts w:hint="eastAsia" w:ascii="Times New Roman" w:hAnsi="Times New Roman" w:eastAsia="Times New Roman" w:cs="Times New Roman"/>
-        </w:rPr>
-        <w:t>;</w:t>
-      </w:r>
-      <w:r>
-        <w:rPr>
-          <w:rFonts w:hint="eastAsia" w:ascii="Times New Roman" w:hAnsi="Times New Roman" w:eastAsia="FangSong" w:cs="Times New Roman"/>
-        </w:rPr>
-        <w:t>或自发裂变</w:t>
-      </w:r>
-    </w:p>
-    <w:p>
-      <w:pPr>
-        <w:pStyle w:val="BodyText"/>
-      </w:pPr>
-      <w:r>
-        <w:rPr>
-          <w:rFonts w:ascii="Times New Roman" w:hAnsi="Times New Roman" w:eastAsia="Times New Roman" w:cs="Times New Roman"/>
-        </w:rPr>
-        <w:t xml:space="preserve">266</w:t>
-      </w:r>
-    </w:p>
-    <w:p>
-      <w:pPr>
-        <w:pStyle w:val="BodyText"/>
-      </w:pPr>
-      <w:r>
-        <w:rPr>
-          <w:rFonts w:hint="eastAsia" w:ascii="Times New Roman" w:hAnsi="Times New Roman" w:eastAsia="FangSong" w:cs="Times New Roman"/>
-        </w:rPr>
-        <w:t xml:space="preserve">不详</w:t>
-      </w:r>
-    </w:p>
-    <w:p>
-      <w:pPr>
-        <w:pStyle w:val="BodyText"/>
-      </w:pPr>
-      <w:r>
-        <w:rPr>
-          <w:rFonts w:hint="eastAsia" w:ascii="Times New Roman" w:hAnsi="Times New Roman" w:eastAsia="FangSong" w:cs="Times New Roman"/>
-        </w:rPr>
-        <w:t xml:space="preserve">不详</w:t>
-      </w:r>
-    </w:p>
-    <w:p>
-      <w:pPr>
-        <w:pStyle w:val="BodyText"/>
-      </w:pPr>
-      <w:r>
-        <w:rPr>
-          <w:rFonts w:hint="eastAsia" w:ascii="Times New Roman" w:hAnsi="Times New Roman" w:eastAsia="FangSong" w:cs="Times New Roman"/>
-        </w:rPr>
-        <w:t xml:space="preserve">质量数</w:t>
-      </w:r>
-    </w:p>
-    <w:p>
-      <w:pPr>
-        <w:pStyle w:val="BodyText"/>
-      </w:pPr>
-      <w:r>
-        <w:rPr>
-          <w:rFonts w:hint="eastAsia" w:ascii="Times New Roman" w:hAnsi="Times New Roman" w:eastAsia="FangSong" w:cs="Times New Roman"/>
-        </w:rPr>
-        <w:t xml:space="preserve">半衰期</w:t>
-      </w:r>
-    </w:p>
-    <w:p>
-      <w:pPr>
-        <w:pStyle w:val="BodyText"/>
-      </w:pPr>
-      <w:r>
-        <w:rPr>
-          <w:rFonts w:hint="eastAsia" w:ascii="Times New Roman" w:hAnsi="Times New Roman" w:eastAsia="FangSong" w:cs="Times New Roman"/>
-        </w:rPr>
-        <w:t xml:space="preserve">衰变方式</w:t>
-      </w:r>
-    </w:p>
-    <w:p>
-      <w:pPr>
-        <w:pStyle w:val="BodyText"/>
-      </w:pPr>
-      <w:r>
-        <w:rPr>
-          <w:rFonts w:ascii="Times New Roman" w:hAnsi="Times New Roman" w:eastAsia="Times New Roman" w:cs="Times New Roman"/>
-        </w:rPr>
-        <w:t xml:space="preserve">267</w:t>
-      </w:r>
-    </w:p>
-    <w:p>
-      <w:pPr>
-        <w:pStyle w:val="BodyText"/>
-      </w:pPr>
-      <w:r>
-        <w:rPr>
-          <w:rFonts w:ascii="Times New Roman" w:hAnsi="Times New Roman" w:eastAsia="Times New Roman" w:cs="Times New Roman"/>
-        </w:rPr>
-        <w:t xml:space="preserve">0.033s</w:t>
-      </w:r>
-    </w:p>
-    <w:p>
-      <w:pPr>
-        <w:pStyle w:val="BodyText"/>
-      </w:pPr>
-      <w:r>
-        <w:rPr>
-          <w:rFonts w:hint="eastAsia" w:ascii="Times New Roman" w:hAnsi="Times New Roman" w:eastAsia="FangSong" w:cs="Times New Roman"/>
-        </w:rPr>
-        <w:t xml:space="preserve">释放</w:t>
-      </w:r>
-      <w:r>
-        <w:rPr>
-          <w:rFonts w:ascii="Times New Roman" w:hAnsi="Times New Roman" w:eastAsia="Times New Roman" w:cs="Times New Roman"/>
-        </w:rPr>
-        <w:t xml:space="preserve"> </w:t>
-      </w:r>
-      <m:oMath>
-        <m:r>
-          <m:t>α</m:t>
-        </m:r>
-      </m:oMath>
-      <w:r>
-        <w:rPr>
-          <w:rFonts w:ascii="Times New Roman" w:hAnsi="Times New Roman" w:eastAsia="Times New Roman" w:cs="Times New Roman"/>
-        </w:rPr>
-        <w:t xml:space="preserve"> </w:t>
-      </w:r>
-      <w:r>
-        <w:rPr>
-          <w:rFonts w:hint="eastAsia" w:ascii="Times New Roman" w:hAnsi="Times New Roman" w:eastAsia="FangSong" w:cs="Times New Roman"/>
-        </w:rPr>
-        <w:t>粒子</w:t>
-      </w:r>
-      <w:r>
-        <w:rPr>
-          <w:rFonts w:hint="eastAsia" w:ascii="Times New Roman" w:hAnsi="Times New Roman" w:eastAsia="Times New Roman" w:cs="Times New Roman"/>
-        </w:rPr>
-        <w:t>;</w:t>
-      </w:r>
-      <w:r>
-        <w:rPr>
-          <w:rFonts w:hint="eastAsia" w:ascii="Times New Roman" w:hAnsi="Times New Roman" w:eastAsia="FangSong" w:cs="Times New Roman"/>
-        </w:rPr>
-        <w:t>或自发裂变</w:t>
-      </w:r>
-    </w:p>
-    <w:p>
-      <w:pPr>
-        <w:pStyle w:val="BodyText"/>
-      </w:pPr>
-      <w:r>
-        <w:rPr>
-          <w:rFonts w:ascii="Times New Roman" w:hAnsi="Times New Roman" w:eastAsia="Times New Roman" w:cs="Times New Roman"/>
-        </w:rPr>
-        <w:t xml:space="preserve">268</w:t>
-      </w:r>
-    </w:p>
-    <w:p>
-      <w:pPr>
-        <w:pStyle w:val="BodyText"/>
-      </w:pPr>
-      <w:r>
-        <w:rPr>
-          <w:rFonts w:hint="eastAsia" w:ascii="Times New Roman" w:hAnsi="Times New Roman" w:eastAsia="FangSong" w:cs="Times New Roman"/>
-        </w:rPr>
-        <w:t xml:space="preserve">不详</w:t>
-      </w:r>
-    </w:p>
-    <w:p>
-      <w:pPr>
-        <w:pStyle w:val="BodyText"/>
-      </w:pPr>
-      <w:r>
-        <w:rPr>
-          <w:rFonts w:hint="eastAsia" w:ascii="Times New Roman" w:hAnsi="Times New Roman" w:eastAsia="FangSong" w:cs="Times New Roman"/>
-        </w:rPr>
-        <w:t xml:space="preserve">不详</w:t>
-      </w:r>
-    </w:p>
-    <w:p>
-      <w:pPr>
-        <w:pStyle w:val="BodyText"/>
-      </w:pPr>
-      <w:r>
-        <w:rPr>
-          <w:rFonts w:ascii="Times New Roman" w:hAnsi="Times New Roman" w:eastAsia="Times New Roman" w:cs="Times New Roman"/>
-        </w:rPr>
-        <w:t xml:space="preserve">269</w:t>
-      </w:r>
-    </w:p>
-    <w:p>
-      <w:pPr>
-        <w:pStyle w:val="BodyText"/>
-      </w:pPr>
-      <w:r>
-        <w:rPr>
-          <w:rFonts w:ascii="Times New Roman" w:hAnsi="Times New Roman" w:eastAsia="Times New Roman" w:cs="Times New Roman"/>
-        </w:rPr>
-        <w:t xml:space="preserve">9.3s</w:t>
-      </w:r>
-    </w:p>
-    <w:p>
-      <w:pPr>
-        <w:pStyle w:val="BodyText"/>
-      </w:pPr>
-      <w:r>
-        <w:rPr>
-          <w:rFonts w:hint="eastAsia" w:ascii="Times New Roman" w:hAnsi="Times New Roman" w:eastAsia="FangSong" w:cs="Times New Roman"/>
-        </w:rPr>
-        <w:t xml:space="preserve">释放</w:t>
-      </w:r>
-      <w:r>
-        <w:rPr>
-          <w:rFonts w:ascii="Times New Roman" w:hAnsi="Times New Roman" w:eastAsia="Times New Roman" w:cs="Times New Roman"/>
-        </w:rPr>
-        <w:t xml:space="preserve"> </w:t>
-      </w:r>
-      <m:oMath>
-        <m:r>
-          <m:t>α</m:t>
-        </m:r>
-      </m:oMath>
-      <w:r>
-        <w:rPr>
-          <w:rFonts w:ascii="Times New Roman" w:hAnsi="Times New Roman" w:eastAsia="Times New Roman" w:cs="Times New Roman"/>
-        </w:rPr>
-        <w:t xml:space="preserve"> </w:t>
-      </w:r>
-      <w:r>
-        <w:rPr>
-          <w:rFonts w:hint="eastAsia" w:ascii="Times New Roman" w:hAnsi="Times New Roman" w:eastAsia="FangSong" w:cs="Times New Roman"/>
-        </w:rPr>
-        <w:t xml:space="preserve">粒子</w:t>
-      </w:r>
-    </w:p>
+    <w:tbl>
+      <w:tblPr>
+        <w:tblStyle w:val="Table"/>
+        <w:tblW w:type="auto" w:w="0"/>
+        <w:tblLook w:firstRow="1" w:lastRow="0" w:firstColumn="0" w:lastColumn="0" w:noHBand="0" w:noVBand="0" w:val="0020"/>
+      </w:tblPr>
+      <w:tblGrid>
+        <w:gridCol w:w="2640"/>
+        <w:gridCol w:w="2640"/>
+        <w:gridCol w:w="2640"/>
+      </w:tblGrid>
+      <w:tr>
+        <w:trPr>
+          <w:tblHeader w:val="on"/>
+        </w:trPr>
+        <w:tc>
+          <w:tcPr/>
+          <w:p>
+            <w:pPr>
+              <w:pStyle w:val="Compact"/>
+              <w:jc w:val="center"/>
+            </w:pPr>
+            <w:r>
+              <w:rPr>
+                <w:rFonts w:hint="eastAsia" w:ascii="Times New Roman" w:hAnsi="Times New Roman" w:eastAsia="SimHei" w:cs="Times New Roman"/>
+                <w:b/>
+              </w:rPr>
+              <w:t xml:space="preserve">质量数</w:t>
+            </w:r>
+          </w:p>
+        </w:tc>
+        <w:tc>
+          <w:tcPr/>
+          <w:p>
+            <w:pPr>
+              <w:pStyle w:val="Compact"/>
+              <w:jc w:val="center"/>
+            </w:pPr>
+            <w:r>
+              <w:rPr>
+                <w:rFonts w:hint="eastAsia" w:ascii="Times New Roman" w:hAnsi="Times New Roman" w:eastAsia="SimHei" w:cs="Times New Roman"/>
+                <w:b/>
+              </w:rPr>
+              <w:t xml:space="preserve">半衰期</w:t>
+            </w:r>
+          </w:p>
+        </w:tc>
+        <w:tc>
+          <w:tcPr/>
+          <w:p>
+            <w:pPr>
+              <w:pStyle w:val="Compact"/>
+              <w:jc w:val="center"/>
+            </w:pPr>
+            <w:r>
+              <w:rPr>
+                <w:rFonts w:hint="eastAsia" w:ascii="Times New Roman" w:hAnsi="Times New Roman" w:eastAsia="SimHei" w:cs="Times New Roman"/>
+                <w:b/>
+              </w:rPr>
+              <w:t xml:space="preserve">衰变方式</w:t>
+            </w:r>
+          </w:p>
+        </w:tc>
+      </w:tr>
+      <w:tr>
+        <w:tc>
+          <w:tcPr/>
+          <w:p>
+            <w:pPr>
+              <w:pStyle w:val="Compact"/>
+              <w:jc w:val="center"/>
+            </w:pPr>
+            <w:r>
+              <w:rPr>
+                <w:rFonts w:ascii="Times New Roman" w:hAnsi="Times New Roman" w:eastAsia="Times New Roman" w:cs="Times New Roman"/>
+              </w:rPr>
+              <w:t xml:space="preserve">263</w:t>
+            </w:r>
+          </w:p>
+        </w:tc>
+        <w:tc>
+          <w:tcPr/>
+          <w:p>
+            <w:pPr>
+              <w:pStyle w:val="Compact"/>
+              <w:jc w:val="center"/>
+            </w:pPr>
+            <w:r>
+              <w:rPr>
+                <w:rFonts w:ascii="Times New Roman" w:hAnsi="Times New Roman" w:eastAsia="Times New Roman" w:cs="Times New Roman"/>
+              </w:rPr>
+              <w:t xml:space="preserve">1s</w:t>
+            </w:r>
+          </w:p>
+        </w:tc>
+        <w:tc>
+          <w:tcPr/>
+          <w:p>
+            <w:pPr>
+              <w:pStyle w:val="Compact"/>
+              <w:jc w:val="center"/>
+            </w:pPr>
+            <w:r>
+              <w:rPr>
+                <w:rFonts w:hint="eastAsia" w:ascii="Times New Roman" w:hAnsi="Times New Roman" w:eastAsia="FangSong" w:cs="Times New Roman"/>
+              </w:rPr>
+              <w:t xml:space="preserve">释放</w:t>
+            </w:r>
+            <w:r>
+              <w:rPr>
+                <w:rFonts w:ascii="Times New Roman" w:hAnsi="Times New Roman" w:eastAsia="Times New Roman" w:cs="Times New Roman"/>
+              </w:rPr>
+              <w:t xml:space="preserve"> </w:t>
+            </w:r>
+            <m:oMath>
+              <m:r>
+                <m:t>α</m:t>
+              </m:r>
+            </m:oMath>
+            <w:r>
+              <w:rPr>
+                <w:rFonts w:ascii="Times New Roman" w:hAnsi="Times New Roman" w:eastAsia="Times New Roman" w:cs="Times New Roman"/>
+              </w:rPr>
+              <w:t xml:space="preserve"> </w:t>
+            </w:r>
+            <w:r>
+              <w:rPr>
+                <w:rFonts w:hint="eastAsia" w:ascii="Times New Roman" w:hAnsi="Times New Roman" w:eastAsia="FangSong" w:cs="Times New Roman"/>
+              </w:rPr>
+              <w:t xml:space="preserve">粒子</w:t>
+            </w:r>
+          </w:p>
+        </w:tc>
+      </w:tr>
+      <w:tr>
+        <w:tc>
+          <w:tcPr/>
+          <w:p>
+            <w:pPr>
+              <w:pStyle w:val="Compact"/>
+              <w:jc w:val="center"/>
+            </w:pPr>
+            <w:r>
+              <w:rPr>
+                <w:rFonts w:ascii="Times New Roman" w:hAnsi="Times New Roman" w:eastAsia="Times New Roman" w:cs="Times New Roman"/>
+              </w:rPr>
+              <w:t xml:space="preserve">264</w:t>
+            </w:r>
+          </w:p>
+        </w:tc>
+        <w:tc>
+          <w:tcPr/>
+          <w:p>
+            <w:pPr>
+              <w:pStyle w:val="Compact"/>
+              <w:jc w:val="center"/>
+            </w:pPr>
+            <w:r>
+              <w:rPr>
+                <w:rFonts w:ascii="Times New Roman" w:hAnsi="Times New Roman" w:eastAsia="Times New Roman" w:cs="Times New Roman"/>
+              </w:rPr>
+              <w:t xml:space="preserve">0.000 08 s</w:t>
+            </w:r>
+          </w:p>
+        </w:tc>
+        <w:tc>
+          <w:tcPr/>
+          <w:p>
+            <w:pPr>
+              <w:pStyle w:val="Compact"/>
+              <w:jc w:val="center"/>
+            </w:pPr>
+            <w:r>
+              <w:rPr>
+                <w:rFonts w:hint="eastAsia" w:ascii="Times New Roman" w:hAnsi="Times New Roman" w:eastAsia="FangSong" w:cs="Times New Roman"/>
+              </w:rPr>
+              <w:t xml:space="preserve">释放</w:t>
+            </w:r>
+            <w:r>
+              <w:rPr>
+                <w:rFonts w:ascii="Times New Roman" w:hAnsi="Times New Roman" w:eastAsia="Times New Roman" w:cs="Times New Roman"/>
+              </w:rPr>
+              <w:t xml:space="preserve"> </w:t>
+            </w:r>
+            <m:oMath>
+              <m:r>
+                <m:t>α</m:t>
+              </m:r>
+            </m:oMath>
+            <w:r>
+              <w:rPr>
+                <w:rFonts w:ascii="Times New Roman" w:hAnsi="Times New Roman" w:eastAsia="Times New Roman" w:cs="Times New Roman"/>
+              </w:rPr>
+              <w:t xml:space="preserve"> </w:t>
+            </w:r>
+            <w:r>
+              <w:rPr>
+                <w:rFonts w:hint="eastAsia" w:ascii="Times New Roman" w:hAnsi="Times New Roman" w:eastAsia="FangSong" w:cs="Times New Roman"/>
+              </w:rPr>
+              <w:t>粒子</w:t>
+            </w:r>
+            <w:r>
+              <w:rPr>
+                <w:rFonts w:hint="eastAsia" w:ascii="Times New Roman" w:hAnsi="Times New Roman" w:eastAsia="Times New Roman" w:cs="Times New Roman"/>
+              </w:rPr>
+              <w:t>;</w:t>
+            </w:r>
+            <w:r>
+              <w:rPr>
+                <w:rFonts w:hint="eastAsia" w:ascii="Times New Roman" w:hAnsi="Times New Roman" w:eastAsia="FangSong" w:cs="Times New Roman"/>
+              </w:rPr>
+              <w:t>或自发裂变</w:t>
+            </w:r>
+          </w:p>
+        </w:tc>
+      </w:tr>
+      <w:tr>
+        <w:tc>
+          <w:tcPr/>
+          <w:p>
+            <w:pPr>
+              <w:pStyle w:val="Compact"/>
+              <w:jc w:val="center"/>
+            </w:pPr>
+            <w:r>
+              <w:rPr>
+                <w:rFonts w:ascii="Times New Roman" w:hAnsi="Times New Roman" w:eastAsia="Times New Roman" w:cs="Times New Roman"/>
+              </w:rPr>
+              <w:t xml:space="preserve">265</w:t>
+            </w:r>
+          </w:p>
+        </w:tc>
+        <w:tc>
+          <w:tcPr/>
+          <w:p>
+            <w:pPr>
+              <w:pStyle w:val="Compact"/>
+              <w:jc w:val="center"/>
+            </w:pPr>
+            <w:r>
+              <w:rPr>
+                <w:rFonts w:ascii="Times New Roman" w:hAnsi="Times New Roman" w:eastAsia="Times New Roman" w:cs="Times New Roman"/>
+              </w:rPr>
+              <w:t xml:space="preserve">0.0018 s</w:t>
+            </w:r>
+          </w:p>
+        </w:tc>
+        <w:tc>
+          <w:tcPr/>
+          <w:p>
+            <w:pPr>
+              <w:pStyle w:val="Compact"/>
+              <w:jc w:val="center"/>
+            </w:pPr>
+            <w:r>
+              <w:rPr>
+                <w:rFonts w:hint="eastAsia" w:ascii="Times New Roman" w:hAnsi="Times New Roman" w:eastAsia="FangSong" w:cs="Times New Roman"/>
+              </w:rPr>
+              <w:t xml:space="preserve">释放</w:t>
+            </w:r>
+            <w:r>
+              <w:rPr>
+                <w:rFonts w:ascii="Times New Roman" w:hAnsi="Times New Roman" w:eastAsia="Times New Roman" w:cs="Times New Roman"/>
+              </w:rPr>
+              <w:t xml:space="preserve"> </w:t>
+            </w:r>
+            <m:oMath>
+              <m:r>
+                <m:t>α</m:t>
+              </m:r>
+            </m:oMath>
+            <w:r>
+              <w:rPr>
+                <w:rFonts w:ascii="Times New Roman" w:hAnsi="Times New Roman" w:eastAsia="Times New Roman" w:cs="Times New Roman"/>
+              </w:rPr>
+              <w:t xml:space="preserve"> </w:t>
+            </w:r>
+            <w:r>
+              <w:rPr>
+                <w:rFonts w:hint="eastAsia" w:ascii="Times New Roman" w:hAnsi="Times New Roman" w:eastAsia="FangSong" w:cs="Times New Roman"/>
+              </w:rPr>
+              <w:t>粒子</w:t>
+            </w:r>
+            <w:r>
+              <w:rPr>
+                <w:rFonts w:hint="eastAsia" w:ascii="Times New Roman" w:hAnsi="Times New Roman" w:eastAsia="Times New Roman" w:cs="Times New Roman"/>
+              </w:rPr>
+              <w:t>;</w:t>
+            </w:r>
+            <w:r>
+              <w:rPr>
+                <w:rFonts w:hint="eastAsia" w:ascii="Times New Roman" w:hAnsi="Times New Roman" w:eastAsia="FangSong" w:cs="Times New Roman"/>
+              </w:rPr>
+              <w:t>或自发裂变</w:t>
+            </w:r>
+          </w:p>
+        </w:tc>
+      </w:tr>
+      <w:tr>
+        <w:tc>
+          <w:tcPr/>
+          <w:p>
+            <w:pPr>
+              <w:pStyle w:val="Compact"/>
+              <w:jc w:val="center"/>
+            </w:pPr>
+            <w:r>
+              <w:rPr>
+                <w:rFonts w:ascii="Times New Roman" w:hAnsi="Times New Roman" w:eastAsia="Times New Roman" w:cs="Times New Roman"/>
+              </w:rPr>
+              <w:t xml:space="preserve">266</w:t>
+            </w:r>
+          </w:p>
+        </w:tc>
+        <w:tc>
+          <w:tcPr/>
+          <w:p>
+            <w:pPr>
+              <w:pStyle w:val="Compact"/>
+              <w:jc w:val="center"/>
+            </w:pPr>
+            <w:r>
+              <w:rPr>
+                <w:rFonts w:hint="eastAsia" w:ascii="Times New Roman" w:hAnsi="Times New Roman" w:eastAsia="FangSong" w:cs="Times New Roman"/>
+              </w:rPr>
+              <w:t xml:space="preserve">不详</w:t>
+            </w:r>
+          </w:p>
+        </w:tc>
+        <w:tc>
+          <w:tcPr/>
+          <w:p>
+            <w:pPr>
+              <w:pStyle w:val="Compact"/>
+              <w:jc w:val="center"/>
+            </w:pPr>
+            <w:r>
+              <w:rPr>
+                <w:rFonts w:hint="eastAsia" w:ascii="Times New Roman" w:hAnsi="Times New Roman" w:eastAsia="FangSong" w:cs="Times New Roman"/>
+              </w:rPr>
+              <w:t xml:space="preserve">不详</w:t>
+            </w:r>
+          </w:p>
+        </w:tc>
+      </w:tr>
+      <w:tr>
+        <w:tc>
+          <w:tcPr/>
+          <w:p>
+            <w:pPr>
+              <w:pStyle w:val="Compact"/>
+              <w:jc w:val="center"/>
+            </w:pPr>
+            <w:r>
+              <w:rPr>
+                <w:rFonts w:hint="eastAsia" w:ascii="Times New Roman" w:hAnsi="Times New Roman" w:eastAsia="FangSong" w:cs="Times New Roman"/>
+              </w:rPr>
+              <w:t xml:space="preserve">质量数</w:t>
+            </w:r>
+          </w:p>
+        </w:tc>
+        <w:tc>
+          <w:tcPr/>
+          <w:p>
+            <w:pPr>
+              <w:pStyle w:val="Compact"/>
+              <w:jc w:val="center"/>
+            </w:pPr>
+            <w:r>
+              <w:rPr>
+                <w:rFonts w:hint="eastAsia" w:ascii="Times New Roman" w:hAnsi="Times New Roman" w:eastAsia="FangSong" w:cs="Times New Roman"/>
+              </w:rPr>
+              <w:t xml:space="preserve">半衰期</w:t>
+            </w:r>
+          </w:p>
+        </w:tc>
+        <w:tc>
+          <w:tcPr/>
+          <w:p>
+            <w:pPr>
+              <w:pStyle w:val="Compact"/>
+              <w:jc w:val="center"/>
+            </w:pPr>
+            <w:r>
+              <w:rPr>
+                <w:rFonts w:hint="eastAsia" w:ascii="Times New Roman" w:hAnsi="Times New Roman" w:eastAsia="FangSong" w:cs="Times New Roman"/>
+              </w:rPr>
+              <w:t xml:space="preserve">衰变方式</w:t>
+            </w:r>
+          </w:p>
+        </w:tc>
+      </w:tr>
+      <w:tr>
+        <w:tc>
+          <w:tcPr/>
+          <w:p>
+            <w:pPr>
+              <w:pStyle w:val="Compact"/>
+              <w:jc w:val="center"/>
+            </w:pPr>
+            <w:r>
+              <w:rPr>
+                <w:rFonts w:ascii="Times New Roman" w:hAnsi="Times New Roman" w:eastAsia="Times New Roman" w:cs="Times New Roman"/>
+              </w:rPr>
+              <w:t xml:space="preserve">267</w:t>
+            </w:r>
+          </w:p>
+        </w:tc>
+        <w:tc>
+          <w:tcPr/>
+          <w:p>
+            <w:pPr>
+              <w:pStyle w:val="Compact"/>
+              <w:jc w:val="center"/>
+            </w:pPr>
+            <w:r>
+              <w:rPr>
+                <w:rFonts w:ascii="Times New Roman" w:hAnsi="Times New Roman" w:eastAsia="Times New Roman" w:cs="Times New Roman"/>
+              </w:rPr>
+              <w:t xml:space="preserve">0.033s</w:t>
+            </w:r>
+          </w:p>
+        </w:tc>
+        <w:tc>
+          <w:tcPr/>
+          <w:p>
+            <w:pPr>
+              <w:pStyle w:val="Compact"/>
+              <w:jc w:val="center"/>
+            </w:pPr>
+            <w:r>
+              <w:rPr>
+                <w:rFonts w:hint="eastAsia" w:ascii="Times New Roman" w:hAnsi="Times New Roman" w:eastAsia="FangSong" w:cs="Times New Roman"/>
+              </w:rPr>
+              <w:t xml:space="preserve">释放</w:t>
+            </w:r>
+            <w:r>
+              <w:rPr>
+                <w:rFonts w:ascii="Times New Roman" w:hAnsi="Times New Roman" w:eastAsia="Times New Roman" w:cs="Times New Roman"/>
+              </w:rPr>
+              <w:t xml:space="preserve"> </w:t>
+            </w:r>
+            <m:oMath>
+              <m:r>
+                <m:t>α</m:t>
+              </m:r>
+            </m:oMath>
+            <w:r>
+              <w:rPr>
+                <w:rFonts w:ascii="Times New Roman" w:hAnsi="Times New Roman" w:eastAsia="Times New Roman" w:cs="Times New Roman"/>
+              </w:rPr>
+              <w:t xml:space="preserve"> </w:t>
+            </w:r>
+            <w:r>
+              <w:rPr>
+                <w:rFonts w:hint="eastAsia" w:ascii="Times New Roman" w:hAnsi="Times New Roman" w:eastAsia="FangSong" w:cs="Times New Roman"/>
+              </w:rPr>
+              <w:t>粒子</w:t>
+            </w:r>
+            <w:r>
+              <w:rPr>
+                <w:rFonts w:hint="eastAsia" w:ascii="Times New Roman" w:hAnsi="Times New Roman" w:eastAsia="Times New Roman" w:cs="Times New Roman"/>
+              </w:rPr>
+              <w:t>;</w:t>
+            </w:r>
+            <w:r>
+              <w:rPr>
+                <w:rFonts w:hint="eastAsia" w:ascii="Times New Roman" w:hAnsi="Times New Roman" w:eastAsia="FangSong" w:cs="Times New Roman"/>
+              </w:rPr>
+              <w:t>或自发裂变</w:t>
+            </w:r>
+          </w:p>
+        </w:tc>
+      </w:tr>
+      <w:tr>
+        <w:tc>
+          <w:tcPr/>
+          <w:p>
+            <w:pPr>
+              <w:pStyle w:val="Compact"/>
+              <w:jc w:val="center"/>
+            </w:pPr>
+            <w:r>
+              <w:rPr>
+                <w:rFonts w:ascii="Times New Roman" w:hAnsi="Times New Roman" w:eastAsia="Times New Roman" w:cs="Times New Roman"/>
+              </w:rPr>
+              <w:t xml:space="preserve">268</w:t>
+            </w:r>
+          </w:p>
+        </w:tc>
+        <w:tc>
+          <w:tcPr/>
+          <w:p>
+            <w:pPr>
+              <w:pStyle w:val="Compact"/>
+              <w:jc w:val="center"/>
+            </w:pPr>
+            <w:r>
+              <w:rPr>
+                <w:rFonts w:hint="eastAsia" w:ascii="Times New Roman" w:hAnsi="Times New Roman" w:eastAsia="FangSong" w:cs="Times New Roman"/>
+              </w:rPr>
+              <w:t xml:space="preserve">不详</w:t>
+            </w:r>
+          </w:p>
+        </w:tc>
+        <w:tc>
+          <w:tcPr/>
+          <w:p>
+            <w:pPr>
+              <w:pStyle w:val="Compact"/>
+              <w:jc w:val="center"/>
+            </w:pPr>
+            <w:r>
+              <w:rPr>
+                <w:rFonts w:hint="eastAsia" w:ascii="Times New Roman" w:hAnsi="Times New Roman" w:eastAsia="FangSong" w:cs="Times New Roman"/>
+              </w:rPr>
+              <w:t xml:space="preserve">不详</w:t>
+            </w:r>
+          </w:p>
+        </w:tc>
+      </w:tr>
+      <w:tr>
+        <w:tc>
+          <w:tcPr/>
+          <w:p>
+            <w:pPr>
+              <w:pStyle w:val="Compact"/>
+              <w:jc w:val="center"/>
+            </w:pPr>
+            <w:r>
+              <w:rPr>
+                <w:rFonts w:ascii="Times New Roman" w:hAnsi="Times New Roman" w:eastAsia="Times New Roman" w:cs="Times New Roman"/>
+              </w:rPr>
+              <w:t xml:space="preserve">269</w:t>
+            </w:r>
+          </w:p>
+        </w:tc>
+        <w:tc>
+          <w:tcPr/>
+          <w:p>
+            <w:pPr>
+              <w:pStyle w:val="Compact"/>
+              <w:jc w:val="center"/>
+            </w:pPr>
+            <w:r>
+              <w:rPr>
+                <w:rFonts w:ascii="Times New Roman" w:hAnsi="Times New Roman" w:eastAsia="Times New Roman" w:cs="Times New Roman"/>
+              </w:rPr>
+              <w:t xml:space="preserve">9.3s</w:t>
+            </w:r>
+          </w:p>
+        </w:tc>
+        <w:tc>
+          <w:tcPr/>
+          <w:p>
+            <w:pPr>
+              <w:pStyle w:val="Compact"/>
+              <w:jc w:val="center"/>
+            </w:pPr>
+            <w:r>
+              <w:rPr>
+                <w:rFonts w:hint="eastAsia" w:ascii="Times New Roman" w:hAnsi="Times New Roman" w:eastAsia="FangSong" w:cs="Times New Roman"/>
+              </w:rPr>
+              <w:t xml:space="preserve">释放</w:t>
+            </w:r>
+            <w:r>
+              <w:rPr>
+                <w:rFonts w:ascii="Times New Roman" w:hAnsi="Times New Roman" w:eastAsia="Times New Roman" w:cs="Times New Roman"/>
+              </w:rPr>
+              <w:t xml:space="preserve"> </w:t>
+            </w:r>
+            <m:oMath>
+              <m:r>
+                <m:t>α</m:t>
+              </m:r>
+            </m:oMath>
+            <w:r>
+              <w:rPr>
+                <w:rFonts w:ascii="Times New Roman" w:hAnsi="Times New Roman" w:eastAsia="Times New Roman" w:cs="Times New Roman"/>
+              </w:rPr>
+              <w:t xml:space="preserve"> </w:t>
+            </w:r>
+            <w:r>
+              <w:rPr>
+                <w:rFonts w:hint="eastAsia" w:ascii="Times New Roman" w:hAnsi="Times New Roman" w:eastAsia="FangSong" w:cs="Times New Roman"/>
+              </w:rPr>
+              <w:t xml:space="preserve">粒子</w:t>
+            </w:r>
+          </w:p>
+        </w:tc>
+      </w:tr>
+    </w:tbl>
     <w:p>
       <w:pPr>
         <w:pStyle w:val="Compact"/>
@@ -24078,6 +24993,7 @@
           <w:ilvl w:val="0"/>
           <w:numId w:val="1034"/>
         </w:numPr>
+        <w:spacing w:before="120"/>
       </w:pPr>
       <w:r>
         <w:rPr>
@@ -40880,7 +41796,7 @@
     <ns0:name ns0:val="Verbatim Char"/>
     <ns0:basedOn ns0:val="BodyTextChar"/>
     <ns0:rPr>
-      <ns0:rFonts ns0:ascii="SimSun" ns0:hAnsi="SimSun" ns0:eastAsia="SimSun" ns0:cs="SimSun"/>
+      <ns0:rFonts ns0:ascii="SimSun" ns0:cs="SimSun" ns0:eastAsia="SimSun" ns0:hAnsi="SimSun"/>
       <ns0:b ns0:val="0"/>
       <ns0:sz ns0:val="20"/>
     </ns0:rPr>
@@ -40942,7 +41858,7 @@
       <w:wordWrap w:val="off"/>
     </w:pPr>
     <ns0:rPr>
-      <w:rFonts w:ascii="SimSun" w:hAnsi="SimSun" w:eastAsia="SimSun" w:cs="SimSun"/>
+      <w:rFonts ns0:ascii="SimSun" ns0:hAnsi="SimSun" ns0:eastAsia="SimSun" ns0:cs="SimSun"/>
     </ns0:rPr>
   </w:style>
   <w:style w:type="character" w:customStyle="1" w:styleId="KeywordTok">

--- a/06-学生侧材料/讲义/2-结构化学/第八讲原子结构（三）-教师增强版.docx
+++ b/06-学生侧材料/讲义/2-结构化学/第八讲原子结构（三）-教师增强版.docx
@@ -307,390 +307,500 @@
     </w:p>
     <w:p>
       <w:pPr>
-        <w:pStyle w:val="Compact"/>
-        <w:numPr>
-          <w:ilvl w:val="0"/>
-          <w:numId w:val="1001"/>
-        </w:numPr>
-      </w:pPr>
-      <w:r>
-        <w:rPr>
-          <w:rFonts w:hint="eastAsia" w:ascii="Times New Roman" w:hAnsi="Times New Roman" w:eastAsia="FangSong" w:cs="Times New Roman"/>
-        </w:rPr>
-        <w:t>能说出原子结构模型从</w:t>
-      </w:r>
-      <w:r>
-        <w:rPr>
-          <w:rFonts w:hint="eastAsia" w:ascii="Times New Roman" w:hAnsi="Times New Roman" w:eastAsia="Times New Roman" w:cs="Times New Roman"/>
-        </w:rPr>
-        <w:t>Dalton</w:t>
-      </w:r>
-      <w:r>
-        <w:rPr>
-          <w:rFonts w:hint="eastAsia" w:ascii="Times New Roman" w:hAnsi="Times New Roman" w:eastAsia="FangSong" w:cs="Times New Roman"/>
-        </w:rPr>
-        <w:t>到量子力学的五个关键发展节点及其实验依据</w:t>
+        <w:pStyle w:val="BlockText"/>
+        <w:spacing w:after="80"/>
+      </w:pPr>
+      <w:r>
+        <w:rPr>
+          <w:rFonts w:hint="eastAsia" w:ascii="Times New Roman" w:hAnsi="Times New Roman" w:eastAsia="FangSong" w:cs="Times New Roman"/>
+        </w:rPr>
+        <w:t>对齐考纲</w:t>
+      </w:r>
+      <w:r>
+        <w:rPr>
+          <w:rFonts w:hint="eastAsia" w:ascii="Times New Roman" w:hAnsi="Times New Roman" w:eastAsia="Times New Roman" w:cs="Times New Roman"/>
+        </w:rPr>
+        <w:t>：§09</w:t>
+      </w:r>
+      <w:r>
+        <w:rPr>
+          <w:rFonts w:ascii="Times New Roman" w:hAnsi="Times New Roman" w:eastAsia="Times New Roman" w:cs="Times New Roman"/>
+        </w:rPr>
+        <w:t xml:space="preserve"> </w:t>
+      </w:r>
+      <w:r>
+        <w:rPr>
+          <w:rFonts w:hint="eastAsia" w:ascii="Times New Roman" w:hAnsi="Times New Roman" w:eastAsia="FangSong" w:cs="Times New Roman"/>
+        </w:rPr>
+        <w:t xml:space="preserve">原子结构</w:t>
       </w:r>
     </w:p>
-    <w:p>
-      <w:pPr>
-        <w:pStyle w:val="Compact"/>
-        <w:numPr>
-          <w:ilvl w:val="0"/>
-          <w:numId w:val="1001"/>
-        </w:numPr>
-      </w:pPr>
-      <w:r>
-        <w:rPr>
-          <w:rFonts w:hint="eastAsia" w:ascii="Times New Roman" w:hAnsi="Times New Roman" w:eastAsia="FangSong" w:cs="Times New Roman"/>
-        </w:rPr>
-        <w:t>能复述</w:t>
-      </w:r>
-      <w:r>
-        <w:rPr>
-          <w:rFonts w:hint="eastAsia" w:ascii="Times New Roman" w:hAnsi="Times New Roman" w:eastAsia="Times New Roman" w:cs="Times New Roman"/>
-        </w:rPr>
-        <w:t>Bohr</w:t>
-      </w:r>
-      <w:r>
-        <w:rPr>
-          <w:rFonts w:hint="eastAsia" w:ascii="Times New Roman" w:hAnsi="Times New Roman" w:eastAsia="FangSong" w:cs="Times New Roman"/>
-        </w:rPr>
-        <w:t>模型三假设</w:t>
-      </w:r>
-      <w:r>
-        <w:rPr>
-          <w:rFonts w:hint="eastAsia" w:ascii="Times New Roman" w:hAnsi="Times New Roman" w:eastAsia="Times New Roman" w:cs="Times New Roman"/>
-        </w:rPr>
-        <w:t>，</w:t>
-      </w:r>
-      <w:r>
-        <w:rPr>
-          <w:rFonts w:hint="eastAsia" w:ascii="Times New Roman" w:hAnsi="Times New Roman" w:eastAsia="FangSong" w:cs="Times New Roman"/>
-        </w:rPr>
-        <w:t>计算氢原子光谱</w:t>
-      </w:r>
-      <w:r>
-        <w:rPr>
-          <w:rFonts w:hint="eastAsia" w:ascii="Times New Roman" w:hAnsi="Times New Roman" w:eastAsia="Times New Roman" w:cs="Times New Roman"/>
-        </w:rPr>
-        <w:t>Balmer</w:t>
-      </w:r>
-      <w:r>
-        <w:rPr>
-          <w:rFonts w:hint="eastAsia" w:ascii="Times New Roman" w:hAnsi="Times New Roman" w:eastAsia="FangSong" w:cs="Times New Roman"/>
-        </w:rPr>
-        <w:t>系谱线波长</w:t>
-      </w:r>
-    </w:p>
-    <w:p>
-      <w:pPr>
-        <w:pStyle w:val="Compact"/>
-        <w:numPr>
-          <w:ilvl w:val="0"/>
-          <w:numId w:val="1001"/>
-        </w:numPr>
-      </w:pPr>
-      <w:r>
-        <w:rPr>
-          <w:rFonts w:hint="eastAsia" w:ascii="Times New Roman" w:hAnsi="Times New Roman" w:eastAsia="FangSong" w:cs="Times New Roman"/>
-        </w:rPr>
-        <w:t xml:space="preserve">能用德布罗意关系式</w:t>
-      </w:r>
-      <w:r>
-        <w:rPr>
-          <w:rFonts w:ascii="Times New Roman" w:hAnsi="Times New Roman" w:eastAsia="Times New Roman" w:cs="Times New Roman"/>
-        </w:rPr>
-        <w:t xml:space="preserve"> </w:t>
-      </w:r>
-      <m:oMath>
-        <m:r>
-          <m:t>λ</m:t>
-        </m:r>
-        <m:r>
-          <m:rPr>
-            <m:sty m:val="p"/>
-          </m:rPr>
-          <m:t>=</m:t>
-        </m:r>
-        <m:r>
-          <m:t>h</m:t>
-        </m:r>
-        <m:r>
-          <m:rPr>
-            <m:sty m:val="p"/>
-          </m:rPr>
-          <m:t>/</m:t>
-        </m:r>
-        <m:r>
-          <m:t>p</m:t>
-        </m:r>
-      </m:oMath>
-      <w:r>
-        <w:rPr>
-          <w:rFonts w:ascii="Times New Roman" w:hAnsi="Times New Roman" w:eastAsia="Times New Roman" w:cs="Times New Roman"/>
-        </w:rPr>
-        <w:t xml:space="preserve"> </w:t>
-      </w:r>
-      <w:r>
-        <w:rPr>
-          <w:rFonts w:hint="eastAsia" w:ascii="Times New Roman" w:hAnsi="Times New Roman" w:eastAsia="FangSong" w:cs="Times New Roman"/>
-        </w:rPr>
-        <w:t xml:space="preserve">计算实物粒子的波长</w:t>
-      </w:r>
-    </w:p>
-    <w:p>
-      <w:pPr>
-        <w:pStyle w:val="Compact"/>
-        <w:numPr>
-          <w:ilvl w:val="0"/>
-          <w:numId w:val="1001"/>
-        </w:numPr>
-      </w:pPr>
-      <w:r>
-        <w:rPr>
-          <w:rFonts w:hint="eastAsia" w:ascii="Times New Roman" w:hAnsi="Times New Roman" w:eastAsia="FangSong" w:cs="Times New Roman"/>
-        </w:rPr>
-        <w:t>能用四个量子数描述电子运动状态</w:t>
-      </w:r>
-      <w:r>
-        <w:rPr>
-          <w:rFonts w:hint="eastAsia" w:ascii="Times New Roman" w:hAnsi="Times New Roman" w:eastAsia="Times New Roman" w:cs="Times New Roman"/>
-        </w:rPr>
-        <w:t>，</w:t>
-      </w:r>
-      <w:r>
-        <w:rPr>
-          <w:rFonts w:hint="eastAsia" w:ascii="Times New Roman" w:hAnsi="Times New Roman" w:eastAsia="FangSong" w:cs="Times New Roman"/>
-        </w:rPr>
-        <w:t>判断量子数组合法性</w:t>
-      </w:r>
-    </w:p>
-    <w:p>
-      <w:pPr>
-        <w:pStyle w:val="Compact"/>
-        <w:numPr>
-          <w:ilvl w:val="0"/>
-          <w:numId w:val="1001"/>
-        </w:numPr>
-      </w:pPr>
-      <w:r>
-        <w:rPr>
-          <w:rFonts w:hint="eastAsia" w:ascii="Times New Roman" w:hAnsi="Times New Roman" w:eastAsia="FangSong" w:cs="Times New Roman"/>
-        </w:rPr>
-        <w:t>能运用构造原理</w:t>
-      </w:r>
-      <w:r>
-        <w:rPr>
-          <w:rFonts w:hint="eastAsia" w:ascii="Times New Roman" w:hAnsi="Times New Roman" w:eastAsia="Times New Roman" w:cs="Times New Roman"/>
-        </w:rPr>
-        <w:t>、Pauli</w:t>
-      </w:r>
-      <w:r>
-        <w:rPr>
-          <w:rFonts w:hint="eastAsia" w:ascii="Times New Roman" w:hAnsi="Times New Roman" w:eastAsia="FangSong" w:cs="Times New Roman"/>
-        </w:rPr>
-        <w:t>不相容原理和</w:t>
-      </w:r>
-      <w:r>
-        <w:rPr>
-          <w:rFonts w:hint="eastAsia" w:ascii="Times New Roman" w:hAnsi="Times New Roman" w:eastAsia="Times New Roman" w:cs="Times New Roman"/>
-        </w:rPr>
-        <w:t>Hund</w:t>
-      </w:r>
-      <w:r>
-        <w:rPr>
-          <w:rFonts w:hint="eastAsia" w:ascii="Times New Roman" w:hAnsi="Times New Roman" w:eastAsia="FangSong" w:cs="Times New Roman"/>
-        </w:rPr>
-        <w:t>规则写出</w:t>
-      </w:r>
-      <w:r>
-        <w:rPr>
-          <w:rFonts w:hint="eastAsia" w:ascii="Times New Roman" w:hAnsi="Times New Roman" w:eastAsia="Times New Roman" w:cs="Times New Roman"/>
-        </w:rPr>
-        <w:t>Z≤36</w:t>
-      </w:r>
-      <w:r>
-        <w:rPr>
-          <w:rFonts w:hint="eastAsia" w:ascii="Times New Roman" w:hAnsi="Times New Roman" w:eastAsia="FangSong" w:cs="Times New Roman"/>
-        </w:rPr>
-        <w:t>元素及常见离子的基态电子排布</w:t>
-      </w:r>
-    </w:p>
-    <w:p>
-      <w:pPr>
-        <w:pStyle w:val="Compact"/>
-        <w:numPr>
-          <w:ilvl w:val="0"/>
-          <w:numId w:val="1001"/>
-        </w:numPr>
-      </w:pPr>
-      <w:r>
-        <w:rPr>
-          <w:rFonts w:hint="eastAsia" w:ascii="Times New Roman" w:hAnsi="Times New Roman" w:eastAsia="FangSong" w:cs="Times New Roman"/>
-        </w:rPr>
-        <w:t>能解释</w:t>
-      </w:r>
-      <w:r>
-        <w:rPr>
-          <w:rFonts w:hint="eastAsia" w:ascii="Times New Roman" w:hAnsi="Times New Roman" w:eastAsia="Times New Roman" w:cs="Times New Roman"/>
-        </w:rPr>
-        <w:t>Cr、Cu</w:t>
-      </w:r>
-      <w:r>
-        <w:rPr>
-          <w:rFonts w:hint="eastAsia" w:ascii="Times New Roman" w:hAnsi="Times New Roman" w:eastAsia="FangSong" w:cs="Times New Roman"/>
-        </w:rPr>
-        <w:t>等元素电子排布特例</w:t>
-      </w:r>
-      <w:r>
-        <w:rPr>
-          <w:rFonts w:hint="eastAsia" w:ascii="Times New Roman" w:hAnsi="Times New Roman" w:eastAsia="Times New Roman" w:cs="Times New Roman"/>
-        </w:rPr>
-        <w:t>（</w:t>
-      </w:r>
-      <w:r>
-        <w:rPr>
-          <w:rFonts w:hint="eastAsia" w:ascii="Times New Roman" w:hAnsi="Times New Roman" w:eastAsia="FangSong" w:cs="Times New Roman"/>
-        </w:rPr>
-        <w:t>半满</w:t>
-      </w:r>
-      <w:r>
-        <w:rPr>
-          <w:rFonts w:hint="eastAsia" w:ascii="Times New Roman" w:hAnsi="Times New Roman" w:eastAsia="Times New Roman" w:cs="Times New Roman"/>
-        </w:rPr>
-        <w:t>/</w:t>
-      </w:r>
-      <w:r>
-        <w:rPr>
-          <w:rFonts w:hint="eastAsia" w:ascii="Times New Roman" w:hAnsi="Times New Roman" w:eastAsia="FangSong" w:cs="Times New Roman"/>
-        </w:rPr>
-        <w:t>全满稳定化</w:t>
-      </w:r>
-      <w:r>
-        <w:rPr>
-          <w:rFonts w:hint="eastAsia" w:ascii="Times New Roman" w:hAnsi="Times New Roman" w:eastAsia="Times New Roman" w:cs="Times New Roman"/>
-        </w:rPr>
-        <w:t>）</w:t>
-      </w:r>
-    </w:p>
-    <w:p>
-      <w:pPr>
-        <w:pStyle w:val="Compact"/>
-        <w:numPr>
-          <w:ilvl w:val="0"/>
-          <w:numId w:val="1001"/>
-        </w:numPr>
-      </w:pPr>
-      <w:r>
-        <w:rPr>
-          <w:rFonts w:hint="eastAsia" w:ascii="Times New Roman" w:hAnsi="Times New Roman" w:eastAsia="FangSong" w:cs="Times New Roman"/>
-        </w:rPr>
-        <w:t xml:space="preserve">能区分离子失电子顺序与原子电子填充顺序的区别</w:t>
-      </w:r>
-    </w:p>
-    <w:p>
-      <w:pPr>
-        <w:pStyle w:val="Compact"/>
-        <w:numPr>
-          <w:ilvl w:val="0"/>
-          <w:numId w:val="1001"/>
-        </w:numPr>
-      </w:pPr>
-      <w:r>
-        <w:rPr>
-          <w:rFonts w:hint="eastAsia" w:ascii="Times New Roman" w:hAnsi="Times New Roman" w:eastAsia="FangSong" w:cs="Times New Roman"/>
-        </w:rPr>
-        <w:t>能读取原子半径</w:t>
-      </w:r>
-      <w:r>
-        <w:rPr>
-          <w:rFonts w:hint="eastAsia" w:ascii="Times New Roman" w:hAnsi="Times New Roman" w:eastAsia="Times New Roman" w:cs="Times New Roman"/>
-        </w:rPr>
-        <w:t>/</w:t>
-      </w:r>
-      <w:r>
-        <w:rPr>
-          <w:rFonts w:hint="eastAsia" w:ascii="Times New Roman" w:hAnsi="Times New Roman" w:eastAsia="FangSong" w:cs="Times New Roman"/>
-        </w:rPr>
-        <w:t>电离能</w:t>
-      </w:r>
-      <w:r>
-        <w:rPr>
-          <w:rFonts w:hint="eastAsia" w:ascii="Times New Roman" w:hAnsi="Times New Roman" w:eastAsia="Times New Roman" w:cs="Times New Roman"/>
-        </w:rPr>
-        <w:t>/</w:t>
-      </w:r>
-      <w:r>
-        <w:rPr>
-          <w:rFonts w:hint="eastAsia" w:ascii="Times New Roman" w:hAnsi="Times New Roman" w:eastAsia="FangSong" w:cs="Times New Roman"/>
-        </w:rPr>
-        <w:t>电负性趋势图</w:t>
-      </w:r>
-      <w:r>
-        <w:rPr>
-          <w:rFonts w:hint="eastAsia" w:ascii="Times New Roman" w:hAnsi="Times New Roman" w:eastAsia="Times New Roman" w:cs="Times New Roman"/>
-        </w:rPr>
-        <w:t>，</w:t>
-      </w:r>
-      <w:r>
-        <w:rPr>
-          <w:rFonts w:hint="eastAsia" w:ascii="Times New Roman" w:hAnsi="Times New Roman" w:eastAsia="FangSong" w:cs="Times New Roman"/>
-        </w:rPr>
-        <w:t>解释周期律反常点</w:t>
-      </w:r>
-    </w:p>
-    <w:p>
-      <w:pPr>
-        <w:pStyle w:val="Compact"/>
-        <w:numPr>
-          <w:ilvl w:val="0"/>
-          <w:numId w:val="1001"/>
-        </w:numPr>
-      </w:pPr>
-      <w:r>
-        <w:rPr>
-          <w:rFonts w:hint="eastAsia" w:ascii="Times New Roman" w:hAnsi="Times New Roman" w:eastAsia="FangSong" w:cs="Times New Roman"/>
-        </w:rPr>
-        <w:t>能写出</w:t>
-      </w:r>
-      <w:r>
-        <w:rPr>
-          <w:rFonts w:hint="eastAsia" w:ascii="Times New Roman" w:hAnsi="Times New Roman" w:eastAsia="Times New Roman" w:cs="Times New Roman"/>
-        </w:rPr>
-        <w:t>α/β/γ</w:t>
-      </w:r>
-      <w:r>
-        <w:rPr>
-          <w:rFonts w:hint="eastAsia" w:ascii="Times New Roman" w:hAnsi="Times New Roman" w:eastAsia="FangSong" w:cs="Times New Roman"/>
-        </w:rPr>
-        <w:t>三种衰变的核反应方程式</w:t>
-      </w:r>
-      <w:r>
-        <w:rPr>
-          <w:rFonts w:hint="eastAsia" w:ascii="Times New Roman" w:hAnsi="Times New Roman" w:eastAsia="Times New Roman" w:cs="Times New Roman"/>
-        </w:rPr>
-        <w:t>，</w:t>
-      </w:r>
-      <w:r>
-        <w:rPr>
-          <w:rFonts w:hint="eastAsia" w:ascii="Times New Roman" w:hAnsi="Times New Roman" w:eastAsia="FangSong" w:cs="Times New Roman"/>
-        </w:rPr>
-        <w:t>运用质量数</w:t>
-      </w:r>
-      <w:r>
-        <w:rPr>
-          <w:rFonts w:hint="eastAsia" w:ascii="Times New Roman" w:hAnsi="Times New Roman" w:eastAsia="Times New Roman" w:cs="Times New Roman"/>
-        </w:rPr>
-        <w:t>+</w:t>
-      </w:r>
-      <w:r>
-        <w:rPr>
-          <w:rFonts w:hint="eastAsia" w:ascii="Times New Roman" w:hAnsi="Times New Roman" w:eastAsia="FangSong" w:cs="Times New Roman"/>
-        </w:rPr>
-        <w:t>电荷数守恒</w:t>
-      </w:r>
-    </w:p>
+    <w:tbl>
+      <w:tblPr>
+        <w:tblStyle w:val="Table"/>
+        <w:tblW w:type="pct" w:w="5000"/>
+        <w:tblLayout w:type="fixed"/>
+        <w:tblLook w:firstRow="1" w:lastRow="0" w:firstColumn="0" w:lastColumn="0" w:noHBand="0" w:noVBand="0" w:val="0020"/>
+      </w:tblPr>
+      <w:tblGrid>
+        <w:gridCol w:w="3960"/>
+        <w:gridCol w:w="3960"/>
+      </w:tblGrid>
+      <w:tr>
+        <w:trPr>
+          <w:tblHeader w:val="on"/>
+        </w:trPr>
+        <w:tc>
+          <w:tcPr/>
+          <w:p>
+            <w:pPr>
+              <w:pStyle w:val="Compact"/>
+              <w:jc w:val="center"/>
+            </w:pPr>
+            <w:r>
+              <w:rPr>
+                <w:rFonts w:hint="eastAsia" w:ascii="Times New Roman" w:hAnsi="Times New Roman" w:eastAsia="SimHei" w:cs="Times New Roman"/>
+                <w:b/>
+              </w:rPr>
+              <w:t xml:space="preserve">考纲条目</w:t>
+            </w:r>
+          </w:p>
+        </w:tc>
+        <w:tc>
+          <w:tcPr/>
+          <w:p>
+            <w:pPr>
+              <w:pStyle w:val="Compact"/>
+              <w:jc w:val="center"/>
+            </w:pPr>
+            <w:r>
+              <w:rPr>
+                <w:rFonts w:hint="eastAsia" w:ascii="Times New Roman" w:hAnsi="Times New Roman" w:eastAsia="SimHei" w:cs="Times New Roman"/>
+                <w:b/>
+              </w:rPr>
+              <w:t xml:space="preserve">学完本讲你应能</w:t>
+            </w:r>
+          </w:p>
+        </w:tc>
+      </w:tr>
+      <w:tr>
+        <w:tc>
+          <w:tcPr/>
+          <w:p>
+            <w:pPr>
+              <w:pStyle w:val="Compact"/>
+              <w:jc w:val="center"/>
+            </w:pPr>
+            <w:r>
+              <w:rPr>
+                <w:rFonts w:ascii="Times New Roman" w:hAnsi="Times New Roman" w:eastAsia="Times New Roman" w:cs="Times New Roman"/>
+              </w:rPr>
+              <w:t xml:space="preserve">§09 </w:t>
+            </w:r>
+            <w:r>
+              <w:rPr>
+                <w:rFonts w:hint="eastAsia" w:ascii="Times New Roman" w:hAnsi="Times New Roman" w:eastAsia="FangSong" w:cs="Times New Roman"/>
+              </w:rPr>
+              <w:t xml:space="preserve">原子结构</w:t>
+            </w:r>
+          </w:p>
+        </w:tc>
+        <w:tc>
+          <w:tcPr/>
+          <w:p>
+            <w:pPr>
+              <w:pStyle w:val="Compact"/>
+              <w:jc w:val="center"/>
+            </w:pPr>
+            <w:r>
+              <w:rPr>
+                <w:rFonts w:hint="eastAsia" w:ascii="Times New Roman" w:hAnsi="Times New Roman" w:eastAsia="FangSong" w:cs="Times New Roman"/>
+              </w:rPr>
+              <w:t>能说出原子结构模型从</w:t>
+            </w:r>
+            <w:r>
+              <w:rPr>
+                <w:rFonts w:hint="eastAsia" w:ascii="Times New Roman" w:hAnsi="Times New Roman" w:eastAsia="Times New Roman" w:cs="Times New Roman"/>
+              </w:rPr>
+              <w:t>Dalton</w:t>
+            </w:r>
+            <w:r>
+              <w:rPr>
+                <w:rFonts w:hint="eastAsia" w:ascii="Times New Roman" w:hAnsi="Times New Roman" w:eastAsia="FangSong" w:cs="Times New Roman"/>
+              </w:rPr>
+              <w:t>到量子力学的五个关键发展节点及其实验依据</w:t>
+            </w:r>
+            <w:r>
+              <w:rPr>
+                <w:rFonts w:hint="eastAsia" w:ascii="Times New Roman" w:hAnsi="Times New Roman" w:eastAsia="Times New Roman" w:cs="Times New Roman"/>
+              </w:rPr>
+              <w:t>；</w:t>
+            </w:r>
+            <w:r>
+              <w:rPr>
+                <w:rFonts w:hint="eastAsia" w:ascii="Times New Roman" w:hAnsi="Times New Roman" w:eastAsia="FangSong" w:cs="Times New Roman"/>
+              </w:rPr>
+              <w:t>能复述</w:t>
+            </w:r>
+            <w:r>
+              <w:rPr>
+                <w:rFonts w:hint="eastAsia" w:ascii="Times New Roman" w:hAnsi="Times New Roman" w:eastAsia="Times New Roman" w:cs="Times New Roman"/>
+              </w:rPr>
+              <w:t>Bohr</w:t>
+            </w:r>
+            <w:r>
+              <w:rPr>
+                <w:rFonts w:hint="eastAsia" w:ascii="Times New Roman" w:hAnsi="Times New Roman" w:eastAsia="FangSong" w:cs="Times New Roman"/>
+              </w:rPr>
+              <w:t>模型三假设</w:t>
+            </w:r>
+            <w:r>
+              <w:rPr>
+                <w:rFonts w:hint="eastAsia" w:ascii="Times New Roman" w:hAnsi="Times New Roman" w:eastAsia="Times New Roman" w:cs="Times New Roman"/>
+              </w:rPr>
+              <w:t>，</w:t>
+            </w:r>
+            <w:r>
+              <w:rPr>
+                <w:rFonts w:hint="eastAsia" w:ascii="Times New Roman" w:hAnsi="Times New Roman" w:eastAsia="FangSong" w:cs="Times New Roman"/>
+              </w:rPr>
+              <w:t>计算氢原子光谱</w:t>
+            </w:r>
+            <w:r>
+              <w:rPr>
+                <w:rFonts w:hint="eastAsia" w:ascii="Times New Roman" w:hAnsi="Times New Roman" w:eastAsia="Times New Roman" w:cs="Times New Roman"/>
+              </w:rPr>
+              <w:t>Balmer</w:t>
+            </w:r>
+            <w:r>
+              <w:rPr>
+                <w:rFonts w:hint="eastAsia" w:ascii="Times New Roman" w:hAnsi="Times New Roman" w:eastAsia="FangSong" w:cs="Times New Roman"/>
+              </w:rPr>
+              <w:t>系谱线波长</w:t>
+            </w:r>
+            <w:r>
+              <w:rPr>
+                <w:rFonts w:hint="eastAsia" w:ascii="Times New Roman" w:hAnsi="Times New Roman" w:eastAsia="Times New Roman" w:cs="Times New Roman"/>
+              </w:rPr>
+              <w:t>；</w:t>
+            </w:r>
+            <w:r>
+              <w:rPr>
+                <w:rFonts w:hint="eastAsia" w:ascii="Times New Roman" w:hAnsi="Times New Roman" w:eastAsia="FangSong" w:cs="Times New Roman"/>
+              </w:rPr>
+              <w:t>能用德布罗意关系式</w:t>
+            </w:r>
+            <w:r>
+              <w:rPr>
+                <w:rFonts w:ascii="Times New Roman" w:hAnsi="Times New Roman" w:eastAsia="Times New Roman" w:cs="Times New Roman"/>
+              </w:rPr>
+              <w:t xml:space="preserve"> </w:t>
+            </w:r>
+            <m:oMath>
+              <m:r>
+                <m:t>λ</m:t>
+              </m:r>
+              <m:r>
+                <m:rPr>
+                  <m:sty m:val="p"/>
+                </m:rPr>
+                <m:t>=</m:t>
+              </m:r>
+              <m:r>
+                <m:t>h</m:t>
+              </m:r>
+              <m:r>
+                <m:rPr>
+                  <m:sty m:val="p"/>
+                </m:rPr>
+                <m:t>/</m:t>
+              </m:r>
+              <m:r>
+                <m:t>p</m:t>
+              </m:r>
+            </m:oMath>
+            <w:r>
+              <w:rPr>
+                <w:rFonts w:ascii="Times New Roman" w:hAnsi="Times New Roman" w:eastAsia="Times New Roman" w:cs="Times New Roman"/>
+              </w:rPr>
+              <w:t xml:space="preserve"> </w:t>
+            </w:r>
+            <w:r>
+              <w:rPr>
+                <w:rFonts w:hint="eastAsia" w:ascii="Times New Roman" w:hAnsi="Times New Roman" w:eastAsia="FangSong" w:cs="Times New Roman"/>
+              </w:rPr>
+              <w:t>计算实物粒子的波长</w:t>
+            </w:r>
+            <w:r>
+              <w:rPr>
+                <w:rFonts w:hint="eastAsia" w:ascii="Times New Roman" w:hAnsi="Times New Roman" w:eastAsia="Times New Roman" w:cs="Times New Roman"/>
+              </w:rPr>
+              <w:t>；</w:t>
+            </w:r>
+            <w:r>
+              <w:rPr>
+                <w:rFonts w:hint="eastAsia" w:ascii="Times New Roman" w:hAnsi="Times New Roman" w:eastAsia="FangSong" w:cs="Times New Roman"/>
+              </w:rPr>
+              <w:t>能用四个量子数描述电子运动状态</w:t>
+            </w:r>
+            <w:r>
+              <w:rPr>
+                <w:rFonts w:hint="eastAsia" w:ascii="Times New Roman" w:hAnsi="Times New Roman" w:eastAsia="Times New Roman" w:cs="Times New Roman"/>
+              </w:rPr>
+              <w:t>，</w:t>
+            </w:r>
+            <w:r>
+              <w:rPr>
+                <w:rFonts w:hint="eastAsia" w:ascii="Times New Roman" w:hAnsi="Times New Roman" w:eastAsia="FangSong" w:cs="Times New Roman"/>
+              </w:rPr>
+              <w:t>判断量子数组合法性</w:t>
+            </w:r>
+            <w:r>
+              <w:rPr>
+                <w:rFonts w:hint="eastAsia" w:ascii="Times New Roman" w:hAnsi="Times New Roman" w:eastAsia="Times New Roman" w:cs="Times New Roman"/>
+              </w:rPr>
+              <w:t>；</w:t>
+            </w:r>
+            <w:r>
+              <w:rPr>
+                <w:rFonts w:hint="eastAsia" w:ascii="Times New Roman" w:hAnsi="Times New Roman" w:eastAsia="FangSong" w:cs="Times New Roman"/>
+              </w:rPr>
+              <w:t>能运用构造原理</w:t>
+            </w:r>
+            <w:r>
+              <w:rPr>
+                <w:rFonts w:hint="eastAsia" w:ascii="Times New Roman" w:hAnsi="Times New Roman" w:eastAsia="Times New Roman" w:cs="Times New Roman"/>
+              </w:rPr>
+              <w:t>、Pauli</w:t>
+            </w:r>
+            <w:r>
+              <w:rPr>
+                <w:rFonts w:hint="eastAsia" w:ascii="Times New Roman" w:hAnsi="Times New Roman" w:eastAsia="FangSong" w:cs="Times New Roman"/>
+              </w:rPr>
+              <w:t>不相容原理和</w:t>
+            </w:r>
+            <w:r>
+              <w:rPr>
+                <w:rFonts w:hint="eastAsia" w:ascii="Times New Roman" w:hAnsi="Times New Roman" w:eastAsia="Times New Roman" w:cs="Times New Roman"/>
+              </w:rPr>
+              <w:t>Hund</w:t>
+            </w:r>
+            <w:r>
+              <w:rPr>
+                <w:rFonts w:hint="eastAsia" w:ascii="Times New Roman" w:hAnsi="Times New Roman" w:eastAsia="FangSong" w:cs="Times New Roman"/>
+              </w:rPr>
+              <w:t>规则写出</w:t>
+            </w:r>
+            <w:r>
+              <w:rPr>
+                <w:rFonts w:hint="eastAsia" w:ascii="Times New Roman" w:hAnsi="Times New Roman" w:eastAsia="Times New Roman" w:cs="Times New Roman"/>
+              </w:rPr>
+              <w:t>Z≤36</w:t>
+            </w:r>
+            <w:r>
+              <w:rPr>
+                <w:rFonts w:hint="eastAsia" w:ascii="Times New Roman" w:hAnsi="Times New Roman" w:eastAsia="FangSong" w:cs="Times New Roman"/>
+              </w:rPr>
+              <w:t>元素及常见离子的基态电子排布</w:t>
+            </w:r>
+            <w:r>
+              <w:rPr>
+                <w:rFonts w:hint="eastAsia" w:ascii="Times New Roman" w:hAnsi="Times New Roman" w:eastAsia="Times New Roman" w:cs="Times New Roman"/>
+              </w:rPr>
+              <w:t>；</w:t>
+            </w:r>
+            <w:r>
+              <w:rPr>
+                <w:rFonts w:hint="eastAsia" w:ascii="Times New Roman" w:hAnsi="Times New Roman" w:eastAsia="FangSong" w:cs="Times New Roman"/>
+              </w:rPr>
+              <w:t>能解释</w:t>
+            </w:r>
+            <w:r>
+              <w:rPr>
+                <w:rFonts w:hint="eastAsia" w:ascii="Times New Roman" w:hAnsi="Times New Roman" w:eastAsia="Times New Roman" w:cs="Times New Roman"/>
+              </w:rPr>
+              <w:t>Cr、Cu</w:t>
+            </w:r>
+            <w:r>
+              <w:rPr>
+                <w:rFonts w:hint="eastAsia" w:ascii="Times New Roman" w:hAnsi="Times New Roman" w:eastAsia="FangSong" w:cs="Times New Roman"/>
+              </w:rPr>
+              <w:t>等元素电子排布特例</w:t>
+            </w:r>
+            <w:r>
+              <w:rPr>
+                <w:rFonts w:hint="eastAsia" w:ascii="Times New Roman" w:hAnsi="Times New Roman" w:eastAsia="Times New Roman" w:cs="Times New Roman"/>
+              </w:rPr>
+              <w:t>（</w:t>
+            </w:r>
+            <w:r>
+              <w:rPr>
+                <w:rFonts w:hint="eastAsia" w:ascii="Times New Roman" w:hAnsi="Times New Roman" w:eastAsia="FangSong" w:cs="Times New Roman"/>
+              </w:rPr>
+              <w:t>半满</w:t>
+            </w:r>
+            <w:r>
+              <w:rPr>
+                <w:rFonts w:hint="eastAsia" w:ascii="Times New Roman" w:hAnsi="Times New Roman" w:eastAsia="Times New Roman" w:cs="Times New Roman"/>
+              </w:rPr>
+              <w:t>/</w:t>
+            </w:r>
+            <w:r>
+              <w:rPr>
+                <w:rFonts w:hint="eastAsia" w:ascii="Times New Roman" w:hAnsi="Times New Roman" w:eastAsia="FangSong" w:cs="Times New Roman"/>
+              </w:rPr>
+              <w:t>全满稳定化</w:t>
+            </w:r>
+            <w:r>
+              <w:rPr>
+                <w:rFonts w:hint="eastAsia" w:ascii="Times New Roman" w:hAnsi="Times New Roman" w:eastAsia="Times New Roman" w:cs="Times New Roman"/>
+              </w:rPr>
+              <w:t>）；</w:t>
+            </w:r>
+            <w:r>
+              <w:rPr>
+                <w:rFonts w:hint="eastAsia" w:ascii="Times New Roman" w:hAnsi="Times New Roman" w:eastAsia="FangSong" w:cs="Times New Roman"/>
+              </w:rPr>
+              <w:t>能区分离子失电子顺序与原子电子填充顺序的区别</w:t>
+            </w:r>
+            <w:r>
+              <w:rPr>
+                <w:rFonts w:hint="eastAsia" w:ascii="Times New Roman" w:hAnsi="Times New Roman" w:eastAsia="Times New Roman" w:cs="Times New Roman"/>
+              </w:rPr>
+              <w:t>；</w:t>
+            </w:r>
+            <w:r>
+              <w:rPr>
+                <w:rFonts w:hint="eastAsia" w:ascii="Times New Roman" w:hAnsi="Times New Roman" w:eastAsia="FangSong" w:cs="Times New Roman"/>
+              </w:rPr>
+              <w:t>能读取原子半径</w:t>
+            </w:r>
+            <w:r>
+              <w:rPr>
+                <w:rFonts w:hint="eastAsia" w:ascii="Times New Roman" w:hAnsi="Times New Roman" w:eastAsia="Times New Roman" w:cs="Times New Roman"/>
+              </w:rPr>
+              <w:t>/</w:t>
+            </w:r>
+            <w:r>
+              <w:rPr>
+                <w:rFonts w:hint="eastAsia" w:ascii="Times New Roman" w:hAnsi="Times New Roman" w:eastAsia="FangSong" w:cs="Times New Roman"/>
+              </w:rPr>
+              <w:t>电离能</w:t>
+            </w:r>
+            <w:r>
+              <w:rPr>
+                <w:rFonts w:hint="eastAsia" w:ascii="Times New Roman" w:hAnsi="Times New Roman" w:eastAsia="Times New Roman" w:cs="Times New Roman"/>
+              </w:rPr>
+              <w:t>/</w:t>
+            </w:r>
+            <w:r>
+              <w:rPr>
+                <w:rFonts w:hint="eastAsia" w:ascii="Times New Roman" w:hAnsi="Times New Roman" w:eastAsia="FangSong" w:cs="Times New Roman"/>
+              </w:rPr>
+              <w:t>电负性趋势图</w:t>
+            </w:r>
+            <w:r>
+              <w:rPr>
+                <w:rFonts w:hint="eastAsia" w:ascii="Times New Roman" w:hAnsi="Times New Roman" w:eastAsia="Times New Roman" w:cs="Times New Roman"/>
+              </w:rPr>
+              <w:t>，</w:t>
+            </w:r>
+            <w:r>
+              <w:rPr>
+                <w:rFonts w:hint="eastAsia" w:ascii="Times New Roman" w:hAnsi="Times New Roman" w:eastAsia="FangSong" w:cs="Times New Roman"/>
+              </w:rPr>
+              <w:t>解释周期律反常点</w:t>
+            </w:r>
+          </w:p>
+        </w:tc>
+      </w:tr>
+      <w:tr>
+        <w:tc>
+          <w:tcPr/>
+          <w:p>
+            <w:pPr>
+              <w:pStyle w:val="Compact"/>
+              <w:jc w:val="center"/>
+            </w:pPr>
+            <w:r>
+              <w:rPr>
+                <w:rFonts w:ascii="Times New Roman" w:hAnsi="Times New Roman" w:eastAsia="Times New Roman" w:cs="Times New Roman"/>
+              </w:rPr>
+              <w:t xml:space="preserve">§09 </w:t>
+            </w:r>
+            <w:r>
+              <w:rPr>
+                <w:rFonts w:hint="eastAsia" w:ascii="Times New Roman" w:hAnsi="Times New Roman" w:eastAsia="FangSong" w:cs="Times New Roman"/>
+              </w:rPr>
+              <w:t xml:space="preserve">原子结构</w:t>
+            </w:r>
+            <w:r>
+              <w:rPr>
+                <w:rFonts w:ascii="Times New Roman" w:hAnsi="Times New Roman" w:eastAsia="Times New Roman" w:cs="Times New Roman"/>
+              </w:rPr>
+              <w:t xml:space="preserve"> · </w:t>
+            </w:r>
+            <w:r>
+              <w:rPr>
+                <w:rFonts w:hint="eastAsia" w:ascii="Times New Roman" w:hAnsi="Times New Roman" w:eastAsia="FangSong" w:cs="Times New Roman"/>
+              </w:rPr>
+              <w:t xml:space="preserve">核化学初步</w:t>
+            </w:r>
+          </w:p>
+        </w:tc>
+        <w:tc>
+          <w:tcPr/>
+          <w:p>
+            <w:pPr>
+              <w:pStyle w:val="Compact"/>
+              <w:jc w:val="center"/>
+            </w:pPr>
+            <w:r>
+              <w:rPr>
+                <w:rFonts w:hint="eastAsia" w:ascii="Times New Roman" w:hAnsi="Times New Roman" w:eastAsia="FangSong" w:cs="Times New Roman"/>
+              </w:rPr>
+              <w:t>能写出</w:t>
+            </w:r>
+            <w:r>
+              <w:rPr>
+                <w:rFonts w:hint="eastAsia" w:ascii="Times New Roman" w:hAnsi="Times New Roman" w:eastAsia="Times New Roman" w:cs="Times New Roman"/>
+              </w:rPr>
+              <w:t>α/β/γ</w:t>
+            </w:r>
+            <w:r>
+              <w:rPr>
+                <w:rFonts w:hint="eastAsia" w:ascii="Times New Roman" w:hAnsi="Times New Roman" w:eastAsia="FangSong" w:cs="Times New Roman"/>
+              </w:rPr>
+              <w:t>三种衰变的核反应方程式</w:t>
+            </w:r>
+            <w:r>
+              <w:rPr>
+                <w:rFonts w:hint="eastAsia" w:ascii="Times New Roman" w:hAnsi="Times New Roman" w:eastAsia="Times New Roman" w:cs="Times New Roman"/>
+              </w:rPr>
+              <w:t>，</w:t>
+            </w:r>
+            <w:r>
+              <w:rPr>
+                <w:rFonts w:hint="eastAsia" w:ascii="Times New Roman" w:hAnsi="Times New Roman" w:eastAsia="FangSong" w:cs="Times New Roman"/>
+              </w:rPr>
+              <w:t>运用质量数</w:t>
+            </w:r>
+            <w:r>
+              <w:rPr>
+                <w:rFonts w:hint="eastAsia" w:ascii="Times New Roman" w:hAnsi="Times New Roman" w:eastAsia="Times New Roman" w:cs="Times New Roman"/>
+              </w:rPr>
+              <w:t>+</w:t>
+            </w:r>
+            <w:r>
+              <w:rPr>
+                <w:rFonts w:hint="eastAsia" w:ascii="Times New Roman" w:hAnsi="Times New Roman" w:eastAsia="FangSong" w:cs="Times New Roman"/>
+              </w:rPr>
+              <w:t>电荷数守恒</w:t>
+            </w:r>
+          </w:p>
+        </w:tc>
+      </w:tr>
+    </w:tbl>
     <w:p>
       <w:pPr>
         <w:spacing w:before="160" w:after="80"/>
@@ -882,7 +992,7 @@
         <w:pStyle w:val="Compact"/>
         <w:numPr>
           <w:ilvl w:val="0"/>
-          <w:numId w:val="1002"/>
+          <w:numId w:val="1001"/>
         </w:numPr>
       </w:pPr>
       <w:r>
@@ -2012,7 +2122,7 @@
       <w:pPr>
         <w:numPr>
           <w:ilvl w:val="0"/>
-          <w:numId w:val="1003"/>
+          <w:numId w:val="1002"/>
         </w:numPr>
       </w:pPr>
       <w:r>
@@ -2090,6 +2200,231 @@
     </w:p>
     <w:p>
       <w:pPr>
+        <w:numPr>
+          <w:ilvl w:val="0"/>
+          <w:numId w:val="1002"/>
+        </w:numPr>
+      </w:pPr>
+      <w:r>
+        <w:rPr>
+          <w:rFonts w:hint="eastAsia" w:ascii="Times New Roman" w:hAnsi="Times New Roman" w:eastAsia="FangSong" w:cs="Times New Roman"/>
+        </w:rPr>
+        <w:t>原子核所带的正电荷总量与核外电子的负电荷总量相等</w:t>
+      </w:r>
+      <w:r>
+        <w:rPr>
+          <w:rFonts w:hint="eastAsia" w:ascii="Times New Roman" w:hAnsi="Times New Roman" w:eastAsia="Times New Roman" w:cs="Times New Roman"/>
+        </w:rPr>
+        <w:t>,</w:t>
+      </w:r>
+      <w:r>
+        <w:rPr>
+          <w:rFonts w:ascii="Times New Roman" w:hAnsi="Times New Roman" w:eastAsia="Times New Roman" w:cs="Times New Roman"/>
+        </w:rPr>
+        <w:t xml:space="preserve"> </w:t>
+      </w:r>
+      <w:r>
+        <w:rPr>
+          <w:rFonts w:hint="eastAsia" w:ascii="Times New Roman" w:hAnsi="Times New Roman" w:eastAsia="FangSong" w:cs="Times New Roman"/>
+        </w:rPr>
+        <w:t>原子呈</w:t>
+      </w:r>
+      <w:r>
+        <w:rPr>
+          <w:rFonts w:hint="eastAsia" w:ascii="Times New Roman" w:hAnsi="Times New Roman" w:eastAsia="Times New Roman" w:cs="Times New Roman"/>
+        </w:rPr>
+        <w:t>____</w:t>
+      </w:r>
+      <w:r>
+        <w:rPr>
+          <w:rFonts w:hint="eastAsia" w:ascii="Times New Roman" w:hAnsi="Times New Roman" w:eastAsia="FangSong" w:cs="Times New Roman"/>
+        </w:rPr>
+        <w:t>性</w:t>
+      </w:r>
+      <w:r>
+        <w:rPr>
+          <w:rFonts w:hint="eastAsia" w:ascii="Times New Roman" w:hAnsi="Times New Roman" w:eastAsia="Times New Roman" w:cs="Times New Roman"/>
+        </w:rPr>
+        <w:t>。</w:t>
+      </w:r>
+    </w:p>
+    <w:p>
+      <w:pPr>
+        <w:pStyle w:val="MethodologyBlock"/>
+      </w:pPr>
+      <w:r>
+        <w:rPr>
+          <w:rFonts w:hint="eastAsia" w:ascii="Times New Roman" w:hAnsi="Times New Roman" w:eastAsia="FangSong" w:cs="Times New Roman"/>
+        </w:rPr>
+        <w:t xml:space="preserve">深入思考</w:t>
+      </w:r>
+      <w:r>
+        <w:rPr>
+          <w:rFonts w:ascii="Times New Roman" w:hAnsi="Times New Roman" w:eastAsia="Times New Roman" w:cs="Times New Roman"/>
+        </w:rPr>
+        <w:t xml:space="preserve"> </w:t>
+      </w:r>
+      <w:r>
+        <w:rPr>
+          <w:rFonts w:hint="eastAsia" w:ascii="Times New Roman" w:hAnsi="Times New Roman" w:eastAsia="FangSong" w:cs="Times New Roman"/>
+        </w:rPr>
+        <w:t>经典电磁学预言原子光谱是连续谱</w:t>
+      </w:r>
+      <w:r>
+        <w:rPr>
+          <w:rFonts w:hint="eastAsia" w:ascii="Times New Roman" w:hAnsi="Times New Roman" w:eastAsia="Times New Roman" w:cs="Times New Roman"/>
+        </w:rPr>
+        <w:t>，</w:t>
+      </w:r>
+      <w:r>
+        <w:rPr>
+          <w:rFonts w:hint="eastAsia" w:ascii="Times New Roman" w:hAnsi="Times New Roman" w:eastAsia="FangSong" w:cs="Times New Roman"/>
+        </w:rPr>
+        <w:t>但氢原子光谱是线状的</w:t>
+      </w:r>
+      <w:r>
+        <w:rPr>
+          <w:rFonts w:hint="eastAsia" w:ascii="Times New Roman" w:hAnsi="Times New Roman" w:eastAsia="Times New Roman" w:cs="Times New Roman"/>
+        </w:rPr>
+        <w:t>——</w:t>
+      </w:r>
+      <w:r>
+        <w:rPr>
+          <w:rFonts w:hint="eastAsia" w:ascii="Times New Roman" w:hAnsi="Times New Roman" w:eastAsia="FangSong" w:cs="Times New Roman"/>
+        </w:rPr>
+        <w:t>这说明能级是</w:t>
+      </w:r>
+      <w:r>
+        <w:rPr>
+          <w:rFonts w:hint="eastAsia" w:ascii="Times New Roman" w:hAnsi="Times New Roman" w:eastAsia="FangSong" w:cs="Times New Roman"/>
+          <w:b/>
+          <w:bCs/>
+        </w:rPr>
+        <w:t xml:space="preserve">量子化的</w:t>
+      </w:r>
+      <w:r>
+        <w:rPr>
+          <w:rFonts w:hint="eastAsia" w:ascii="Times New Roman" w:hAnsi="Times New Roman" w:eastAsia="Times New Roman" w:cs="Times New Roman"/>
+        </w:rPr>
+        <w:t>。</w:t>
+      </w:r>
+      <w:r>
+        <w:rPr>
+          <w:rFonts w:hint="eastAsia" w:ascii="Times New Roman" w:hAnsi="Times New Roman" w:eastAsia="FangSong" w:cs="Times New Roman"/>
+        </w:rPr>
+        <w:t>光谱是</w:t>
+      </w:r>
+      <w:r>
+        <w:rPr>
+          <w:rFonts w:hint="eastAsia" w:ascii="Times New Roman" w:hAnsi="Times New Roman" w:eastAsia="Times New Roman" w:cs="Times New Roman"/>
+        </w:rPr>
+        <w:t>”</w:t>
+      </w:r>
+      <w:r>
+        <w:rPr>
+          <w:rFonts w:hint="eastAsia" w:ascii="Times New Roman" w:hAnsi="Times New Roman" w:eastAsia="FangSong" w:cs="Times New Roman"/>
+        </w:rPr>
+        <w:t>通往量子化的钥匙</w:t>
+      </w:r>
+      <w:r>
+        <w:rPr>
+          <w:rFonts w:hint="eastAsia" w:ascii="Times New Roman" w:hAnsi="Times New Roman" w:eastAsia="Times New Roman" w:cs="Times New Roman"/>
+        </w:rPr>
+        <w:t>”。</w:t>
+      </w:r>
+    </w:p>
+    <w:p>
+      <w:pPr>
+        <w:pStyle w:val="BodyText"/>
+      </w:pPr>
+      <w:r>
+        <w:rPr>
+          <w:rFonts w:ascii="Times New Roman" w:hAnsi="Times New Roman" w:eastAsia="Times New Roman" w:cs="Times New Roman"/>
+        </w:rPr>
+        <w:t xml:space="preserve">6.1913 </w:t>
+      </w:r>
+      <w:r>
+        <w:rPr>
+          <w:rFonts w:hint="eastAsia" w:ascii="Times New Roman" w:hAnsi="Times New Roman" w:eastAsia="FangSong" w:cs="Times New Roman"/>
+        </w:rPr>
+        <w:t>年</w:t>
+      </w:r>
+      <w:r>
+        <w:rPr>
+          <w:rFonts w:hint="eastAsia" w:ascii="Times New Roman" w:hAnsi="Times New Roman" w:eastAsia="Times New Roman" w:cs="Times New Roman"/>
+        </w:rPr>
+        <w:t>,</w:t>
+      </w:r>
+      <w:r>
+        <w:rPr>
+          <w:rFonts w:ascii="Times New Roman" w:hAnsi="Times New Roman" w:eastAsia="Times New Roman" w:cs="Times New Roman"/>
+        </w:rPr>
+        <w:t xml:space="preserve"> </w:t>
+      </w:r>
+      <w:r>
+        <w:rPr>
+          <w:rFonts w:hint="eastAsia" w:ascii="Times New Roman" w:hAnsi="Times New Roman" w:eastAsia="FangSong" w:cs="Times New Roman"/>
+        </w:rPr>
+        <w:t xml:space="preserve">丹麦科学家玻尔</w:t>
+      </w:r>
+      <w:r>
+        <w:rPr>
+          <w:rFonts w:ascii="Times New Roman" w:hAnsi="Times New Roman" w:eastAsia="Times New Roman" w:cs="Times New Roman"/>
+        </w:rPr>
+        <w:t xml:space="preserve"> (Bohr) </w:t>
+      </w:r>
+      <w:r>
+        <w:rPr>
+          <w:rFonts w:hint="eastAsia" w:ascii="Times New Roman" w:hAnsi="Times New Roman" w:eastAsia="FangSong" w:cs="Times New Roman"/>
+        </w:rPr>
+        <w:t>通过详细的研究</w:t>
+      </w:r>
+      <w:r>
+        <w:rPr>
+          <w:rFonts w:hint="eastAsia" w:ascii="Times New Roman" w:hAnsi="Times New Roman" w:eastAsia="Times New Roman" w:cs="Times New Roman"/>
+        </w:rPr>
+        <w:t>,</w:t>
+      </w:r>
+      <w:r>
+        <w:rPr>
+          <w:rFonts w:ascii="Times New Roman" w:hAnsi="Times New Roman" w:eastAsia="Times New Roman" w:cs="Times New Roman"/>
+        </w:rPr>
+        <w:t xml:space="preserve"> </w:t>
+      </w:r>
+      <w:r>
+        <w:rPr>
+          <w:rFonts w:hint="eastAsia" w:ascii="Times New Roman" w:hAnsi="Times New Roman" w:eastAsia="FangSong" w:cs="Times New Roman"/>
+        </w:rPr>
+        <w:t>认为原子核外的电子排布在以原子核为中心的不同圆周上运动</w:t>
+      </w:r>
+      <w:r>
+        <w:rPr>
+          <w:rFonts w:hint="eastAsia" w:ascii="Times New Roman" w:hAnsi="Times New Roman" w:eastAsia="Times New Roman" w:cs="Times New Roman"/>
+        </w:rPr>
+        <w:t>,</w:t>
+      </w:r>
+      <w:r>
+        <w:rPr>
+          <w:rFonts w:ascii="Times New Roman" w:hAnsi="Times New Roman" w:eastAsia="Times New Roman" w:cs="Times New Roman"/>
+        </w:rPr>
+        <w:t xml:space="preserve"> </w:t>
+      </w:r>
+      <w:r>
+        <w:rPr>
+          <w:rFonts w:hint="eastAsia" w:ascii="Times New Roman" w:hAnsi="Times New Roman" w:eastAsia="FangSong" w:cs="Times New Roman"/>
+        </w:rPr>
+        <w:t>建立了核外电子分层排布的原子结构模型</w:t>
+      </w:r>
+      <w:r>
+        <w:rPr>
+          <w:rFonts w:hint="eastAsia" w:ascii="Times New Roman" w:hAnsi="Times New Roman" w:eastAsia="Times New Roman" w:cs="Times New Roman"/>
+        </w:rPr>
+        <w:t>。</w:t>
+      </w:r>
+    </w:p>
+    <w:p>
+      <w:pPr>
+        <w:pStyle w:val="Compact"/>
         <w:numPr>
           <w:ilvl w:val="0"/>
           <w:numId w:val="1003"/>
@@ -2099,7 +2434,25 @@
         <w:rPr>
           <w:rFonts w:hint="eastAsia" w:ascii="Times New Roman" w:hAnsi="Times New Roman" w:eastAsia="FangSong" w:cs="Times New Roman"/>
         </w:rPr>
-        <w:t>原子核所带的正电荷总量与核外电子的负电荷总量相等</w:t>
+        <w:t>氢原子光谱</w:t>
+      </w:r>
+      <w:r>
+        <w:rPr>
+          <w:rFonts w:hint="eastAsia" w:ascii="Times New Roman" w:hAnsi="Times New Roman" w:eastAsia="Times New Roman" w:cs="Times New Roman"/>
+        </w:rPr>
+        <w:t>:</w:t>
+      </w:r>
+      <w:r>
+        <w:rPr>
+          <w:rFonts w:ascii="Times New Roman" w:hAnsi="Times New Roman" w:eastAsia="Times New Roman" w:cs="Times New Roman"/>
+        </w:rPr>
+        <w:t xml:space="preserve"> </w:t>
+      </w:r>
+      <w:r>
+        <w:rPr>
+          <w:rFonts w:hint="eastAsia" w:ascii="Times New Roman" w:hAnsi="Times New Roman" w:eastAsia="FangSong" w:cs="Times New Roman"/>
+        </w:rPr>
+        <w:t>按照经典电磁学理论</w:t>
       </w:r>
       <w:r>
         <w:rPr>
@@ -2117,19 +2470,139 @@
         <w:rPr>
           <w:rFonts w:hint="eastAsia" w:ascii="Times New Roman" w:hAnsi="Times New Roman" w:eastAsia="FangSong" w:cs="Times New Roman"/>
         </w:rPr>
-        <w:t>原子呈</w:t>
-      </w:r>
-      <w:r>
-        <w:rPr>
-          <w:rFonts w:hint="eastAsia" w:ascii="Times New Roman" w:hAnsi="Times New Roman" w:eastAsia="Times New Roman" w:cs="Times New Roman"/>
-        </w:rPr>
-        <w:t>____</w:t>
-      </w:r>
-      <w:r>
-        <w:rPr>
-          <w:rFonts w:hint="eastAsia" w:ascii="Times New Roman" w:hAnsi="Times New Roman" w:eastAsia="FangSong" w:cs="Times New Roman"/>
-        </w:rPr>
-        <w:t>性</w:t>
+        <w:t>若电子绕原子核做圆周运动时</w:t>
+      </w:r>
+      <w:r>
+        <w:rPr>
+          <w:rFonts w:hint="eastAsia" w:ascii="Times New Roman" w:hAnsi="Times New Roman" w:eastAsia="Times New Roman" w:cs="Times New Roman"/>
+        </w:rPr>
+        <w:t>,</w:t>
+      </w:r>
+      <w:r>
+        <w:rPr>
+          <w:rFonts w:ascii="Times New Roman" w:hAnsi="Times New Roman" w:eastAsia="Times New Roman" w:cs="Times New Roman"/>
+        </w:rPr>
+        <w:t xml:space="preserve"> </w:t>
+      </w:r>
+      <w:r>
+        <w:rPr>
+          <w:rFonts w:hint="eastAsia" w:ascii="Times New Roman" w:hAnsi="Times New Roman" w:eastAsia="FangSong" w:cs="Times New Roman"/>
+        </w:rPr>
+        <w:t>原子将不断发射连续波长的电磁波</w:t>
+      </w:r>
+      <w:r>
+        <w:rPr>
+          <w:rFonts w:hint="eastAsia" w:ascii="Times New Roman" w:hAnsi="Times New Roman" w:eastAsia="Times New Roman" w:cs="Times New Roman"/>
+        </w:rPr>
+        <w:t>,</w:t>
+      </w:r>
+      <w:r>
+        <w:rPr>
+          <w:rFonts w:ascii="Times New Roman" w:hAnsi="Times New Roman" w:eastAsia="Times New Roman" w:cs="Times New Roman"/>
+        </w:rPr>
+        <w:t xml:space="preserve"> </w:t>
+      </w:r>
+      <w:r>
+        <w:rPr>
+          <w:rFonts w:hint="eastAsia" w:ascii="Times New Roman" w:hAnsi="Times New Roman" w:eastAsia="FangSong" w:cs="Times New Roman"/>
+        </w:rPr>
+        <w:t>因而原子光谱应是连续的</w:t>
+      </w:r>
+      <w:r>
+        <w:rPr>
+          <w:rFonts w:hint="eastAsia" w:ascii="Times New Roman" w:hAnsi="Times New Roman" w:eastAsia="Times New Roman" w:cs="Times New Roman"/>
+        </w:rPr>
+        <w:t>。</w:t>
+      </w:r>
+      <w:r>
+        <w:rPr>
+          <w:rFonts w:hint="eastAsia" w:ascii="Times New Roman" w:hAnsi="Times New Roman" w:eastAsia="FangSong" w:cs="Times New Roman"/>
+        </w:rPr>
+        <w:t>电子在辐射的过程中能量逐渐降低</w:t>
+      </w:r>
+      <w:r>
+        <w:rPr>
+          <w:rFonts w:hint="eastAsia" w:ascii="Times New Roman" w:hAnsi="Times New Roman" w:eastAsia="Times New Roman" w:cs="Times New Roman"/>
+        </w:rPr>
+        <w:t>,</w:t>
+      </w:r>
+      <w:r>
+        <w:rPr>
+          <w:rFonts w:ascii="Times New Roman" w:hAnsi="Times New Roman" w:eastAsia="Times New Roman" w:cs="Times New Roman"/>
+        </w:rPr>
+        <w:t xml:space="preserve"> </w:t>
+      </w:r>
+      <w:r>
+        <w:rPr>
+          <w:rFonts w:hint="eastAsia" w:ascii="Times New Roman" w:hAnsi="Times New Roman" w:eastAsia="FangSong" w:cs="Times New Roman"/>
+        </w:rPr>
+        <w:t>最后坠入原子核</w:t>
+      </w:r>
+      <w:r>
+        <w:rPr>
+          <w:rFonts w:hint="eastAsia" w:ascii="Times New Roman" w:hAnsi="Times New Roman" w:eastAsia="Times New Roman" w:cs="Times New Roman"/>
+        </w:rPr>
+        <w:t>,</w:t>
+      </w:r>
+      <w:r>
+        <w:rPr>
+          <w:rFonts w:ascii="Times New Roman" w:hAnsi="Times New Roman" w:eastAsia="Times New Roman" w:cs="Times New Roman"/>
+        </w:rPr>
+        <w:t xml:space="preserve"> </w:t>
+      </w:r>
+      <w:r>
+        <w:rPr>
+          <w:rFonts w:hint="eastAsia" w:ascii="Times New Roman" w:hAnsi="Times New Roman" w:eastAsia="FangSong" w:cs="Times New Roman"/>
+        </w:rPr>
+        <w:t>使原子不复存在</w:t>
+      </w:r>
+      <w:r>
+        <w:rPr>
+          <w:rFonts w:hint="eastAsia" w:ascii="Times New Roman" w:hAnsi="Times New Roman" w:eastAsia="Times New Roman" w:cs="Times New Roman"/>
+        </w:rPr>
+        <w:t>。</w:t>
+      </w:r>
+      <w:r>
+        <w:rPr>
+          <w:rFonts w:hint="eastAsia" w:ascii="Times New Roman" w:hAnsi="Times New Roman" w:eastAsia="FangSong" w:cs="Times New Roman"/>
+        </w:rPr>
+        <w:t>但实际上</w:t>
+      </w:r>
+      <w:r>
+        <w:rPr>
+          <w:rFonts w:hint="eastAsia" w:ascii="Times New Roman" w:hAnsi="Times New Roman" w:eastAsia="Times New Roman" w:cs="Times New Roman"/>
+        </w:rPr>
+        <w:t>,</w:t>
+      </w:r>
+      <w:r>
+        <w:rPr>
+          <w:rFonts w:ascii="Times New Roman" w:hAnsi="Times New Roman" w:eastAsia="Times New Roman" w:cs="Times New Roman"/>
+        </w:rPr>
+        <w:t xml:space="preserve"> </w:t>
+      </w:r>
+      <w:r>
+        <w:rPr>
+          <w:rFonts w:hint="eastAsia" w:ascii="Times New Roman" w:hAnsi="Times New Roman" w:eastAsia="FangSong" w:cs="Times New Roman"/>
+        </w:rPr>
+        <w:t>原子没有湮灭</w:t>
+      </w:r>
+      <w:r>
+        <w:rPr>
+          <w:rFonts w:hint="eastAsia" w:ascii="Times New Roman" w:hAnsi="Times New Roman" w:eastAsia="Times New Roman" w:cs="Times New Roman"/>
+        </w:rPr>
+        <w:t>,</w:t>
+      </w:r>
+      <w:r>
+        <w:rPr>
+          <w:rFonts w:ascii="Times New Roman" w:hAnsi="Times New Roman" w:eastAsia="Times New Roman" w:cs="Times New Roman"/>
+        </w:rPr>
+        <w:t xml:space="preserve"> </w:t>
+      </w:r>
+      <w:r>
+        <w:rPr>
+          <w:rFonts w:hint="eastAsia" w:ascii="Times New Roman" w:hAnsi="Times New Roman" w:eastAsia="FangSong" w:cs="Times New Roman"/>
+        </w:rPr>
+        <w:t>原子光谱是线状的</w:t>
       </w:r>
       <w:r>
         <w:rPr>
@@ -2140,176 +2613,19 @@
     </w:p>
     <w:p>
       <w:pPr>
-        <w:pStyle w:val="MethodologyBlock"/>
-      </w:pPr>
-      <w:r>
-        <w:rPr>
-          <w:rFonts w:hint="eastAsia" w:ascii="Times New Roman" w:hAnsi="Times New Roman" w:eastAsia="FangSong" w:cs="Times New Roman"/>
-        </w:rPr>
-        <w:t xml:space="preserve">深入思考</w:t>
-      </w:r>
-      <w:r>
-        <w:rPr>
-          <w:rFonts w:ascii="Times New Roman" w:hAnsi="Times New Roman" w:eastAsia="Times New Roman" w:cs="Times New Roman"/>
-        </w:rPr>
-        <w:t xml:space="preserve"> </w:t>
-      </w:r>
-      <w:r>
-        <w:rPr>
-          <w:rFonts w:hint="eastAsia" w:ascii="Times New Roman" w:hAnsi="Times New Roman" w:eastAsia="FangSong" w:cs="Times New Roman"/>
-        </w:rPr>
-        <w:t>经典电磁学预言原子光谱是连续谱</w:t>
-      </w:r>
-      <w:r>
-        <w:rPr>
-          <w:rFonts w:hint="eastAsia" w:ascii="Times New Roman" w:hAnsi="Times New Roman" w:eastAsia="Times New Roman" w:cs="Times New Roman"/>
-        </w:rPr>
-        <w:t>，</w:t>
-      </w:r>
-      <w:r>
-        <w:rPr>
-          <w:rFonts w:hint="eastAsia" w:ascii="Times New Roman" w:hAnsi="Times New Roman" w:eastAsia="FangSong" w:cs="Times New Roman"/>
-        </w:rPr>
-        <w:t>但氢原子光谱是线状的</w:t>
-      </w:r>
-      <w:r>
-        <w:rPr>
-          <w:rFonts w:hint="eastAsia" w:ascii="Times New Roman" w:hAnsi="Times New Roman" w:eastAsia="Times New Roman" w:cs="Times New Roman"/>
-        </w:rPr>
-        <w:t>——</w:t>
-      </w:r>
-      <w:r>
-        <w:rPr>
-          <w:rFonts w:hint="eastAsia" w:ascii="Times New Roman" w:hAnsi="Times New Roman" w:eastAsia="FangSong" w:cs="Times New Roman"/>
-        </w:rPr>
-        <w:t>这说明能级是</w:t>
-      </w:r>
-      <w:r>
-        <w:rPr>
-          <w:rFonts w:hint="eastAsia" w:ascii="Times New Roman" w:hAnsi="Times New Roman" w:eastAsia="FangSong" w:cs="Times New Roman"/>
-          <w:b/>
-          <w:bCs/>
-        </w:rPr>
-        <w:t xml:space="preserve">量子化的</w:t>
-      </w:r>
-      <w:r>
-        <w:rPr>
-          <w:rFonts w:hint="eastAsia" w:ascii="Times New Roman" w:hAnsi="Times New Roman" w:eastAsia="Times New Roman" w:cs="Times New Roman"/>
-        </w:rPr>
-        <w:t>。</w:t>
-      </w:r>
-      <w:r>
-        <w:rPr>
-          <w:rFonts w:hint="eastAsia" w:ascii="Times New Roman" w:hAnsi="Times New Roman" w:eastAsia="FangSong" w:cs="Times New Roman"/>
-        </w:rPr>
-        <w:t>光谱是</w:t>
-      </w:r>
-      <w:r>
-        <w:rPr>
-          <w:rFonts w:hint="eastAsia" w:ascii="Times New Roman" w:hAnsi="Times New Roman" w:eastAsia="Times New Roman" w:cs="Times New Roman"/>
-        </w:rPr>
-        <w:t>”</w:t>
-      </w:r>
-      <w:r>
-        <w:rPr>
-          <w:rFonts w:hint="eastAsia" w:ascii="Times New Roman" w:hAnsi="Times New Roman" w:eastAsia="FangSong" w:cs="Times New Roman"/>
-        </w:rPr>
-        <w:t>通往量子化的钥匙</w:t>
-      </w:r>
-      <w:r>
-        <w:rPr>
-          <w:rFonts w:hint="eastAsia" w:ascii="Times New Roman" w:hAnsi="Times New Roman" w:eastAsia="Times New Roman" w:cs="Times New Roman"/>
-        </w:rPr>
-        <w:t>”。</w:t>
-      </w:r>
-    </w:p>
-    <w:p>
-      <w:pPr>
-        <w:pStyle w:val="BodyText"/>
-      </w:pPr>
-      <w:r>
-        <w:rPr>
-          <w:rFonts w:ascii="Times New Roman" w:hAnsi="Times New Roman" w:eastAsia="Times New Roman" w:cs="Times New Roman"/>
-        </w:rPr>
-        <w:t xml:space="preserve">6.1913 </w:t>
-      </w:r>
-      <w:r>
-        <w:rPr>
-          <w:rFonts w:hint="eastAsia" w:ascii="Times New Roman" w:hAnsi="Times New Roman" w:eastAsia="FangSong" w:cs="Times New Roman"/>
-        </w:rPr>
-        <w:t>年</w:t>
-      </w:r>
-      <w:r>
-        <w:rPr>
-          <w:rFonts w:hint="eastAsia" w:ascii="Times New Roman" w:hAnsi="Times New Roman" w:eastAsia="Times New Roman" w:cs="Times New Roman"/>
-        </w:rPr>
-        <w:t>,</w:t>
-      </w:r>
-      <w:r>
-        <w:rPr>
-          <w:rFonts w:ascii="Times New Roman" w:hAnsi="Times New Roman" w:eastAsia="Times New Roman" w:cs="Times New Roman"/>
-        </w:rPr>
-        <w:t xml:space="preserve"> </w:t>
-      </w:r>
-      <w:r>
-        <w:rPr>
-          <w:rFonts w:hint="eastAsia" w:ascii="Times New Roman" w:hAnsi="Times New Roman" w:eastAsia="FangSong" w:cs="Times New Roman"/>
-        </w:rPr>
-        <w:t xml:space="preserve">丹麦科学家玻尔</w:t>
-      </w:r>
-      <w:r>
-        <w:rPr>
-          <w:rFonts w:ascii="Times New Roman" w:hAnsi="Times New Roman" w:eastAsia="Times New Roman" w:cs="Times New Roman"/>
-        </w:rPr>
-        <w:t xml:space="preserve"> (Bohr) </w:t>
-      </w:r>
-      <w:r>
-        <w:rPr>
-          <w:rFonts w:hint="eastAsia" w:ascii="Times New Roman" w:hAnsi="Times New Roman" w:eastAsia="FangSong" w:cs="Times New Roman"/>
-        </w:rPr>
-        <w:t>通过详细的研究</w:t>
-      </w:r>
-      <w:r>
-        <w:rPr>
-          <w:rFonts w:hint="eastAsia" w:ascii="Times New Roman" w:hAnsi="Times New Roman" w:eastAsia="Times New Roman" w:cs="Times New Roman"/>
-        </w:rPr>
-        <w:t>,</w:t>
-      </w:r>
-      <w:r>
-        <w:rPr>
-          <w:rFonts w:ascii="Times New Roman" w:hAnsi="Times New Roman" w:eastAsia="Times New Roman" w:cs="Times New Roman"/>
-        </w:rPr>
-        <w:t xml:space="preserve"> </w:t>
-      </w:r>
-      <w:r>
-        <w:rPr>
-          <w:rFonts w:hint="eastAsia" w:ascii="Times New Roman" w:hAnsi="Times New Roman" w:eastAsia="FangSong" w:cs="Times New Roman"/>
-        </w:rPr>
-        <w:t>认为原子核外的电子排布在以原子核为中心的不同圆周上运动</w:t>
-      </w:r>
-      <w:r>
-        <w:rPr>
-          <w:rFonts w:hint="eastAsia" w:ascii="Times New Roman" w:hAnsi="Times New Roman" w:eastAsia="Times New Roman" w:cs="Times New Roman"/>
-        </w:rPr>
-        <w:t>,</w:t>
-      </w:r>
-      <w:r>
-        <w:rPr>
-          <w:rFonts w:ascii="Times New Roman" w:hAnsi="Times New Roman" w:eastAsia="Times New Roman" w:cs="Times New Roman"/>
-        </w:rPr>
-        <w:t xml:space="preserve"> </w:t>
-      </w:r>
-      <w:r>
-        <w:rPr>
-          <w:rFonts w:hint="eastAsia" w:ascii="Times New Roman" w:hAnsi="Times New Roman" w:eastAsia="FangSong" w:cs="Times New Roman"/>
-        </w:rPr>
-        <w:t>建立了核外电子分层排布的原子结构模型</w:t>
-      </w:r>
-      <w:r>
-        <w:rPr>
-          <w:rFonts w:hint="eastAsia" w:ascii="Times New Roman" w:hAnsi="Times New Roman" w:eastAsia="Times New Roman" w:cs="Times New Roman"/>
-        </w:rPr>
-        <w:t>。</w:t>
+        <w:pStyle w:val="FirstParagraph"/>
+      </w:pPr>
+      <w:r>
+        <w:rPr>
+          <w:rFonts w:hint="eastAsia" w:ascii="Times New Roman" w:hAnsi="Times New Roman" w:eastAsia="Times New Roman" w:cs="Times New Roman"/>
+        </w:rPr>
+        <w:t>①</w:t>
+      </w:r>
+      <w:r>
+        <w:rPr>
+          <w:rFonts w:hint="eastAsia" w:ascii="Times New Roman" w:hAnsi="Times New Roman" w:eastAsia="FangSong" w:cs="Times New Roman"/>
+        </w:rPr>
+        <w:t>光和电磁辐射</w:t>
       </w:r>
     </w:p>
     <w:p>
@@ -2318,212 +2634,6 @@
         <w:numPr>
           <w:ilvl w:val="0"/>
           <w:numId w:val="1004"/>
-        </w:numPr>
-      </w:pPr>
-      <w:r>
-        <w:rPr>
-          <w:rFonts w:hint="eastAsia" w:ascii="Times New Roman" w:hAnsi="Times New Roman" w:eastAsia="FangSong" w:cs="Times New Roman"/>
-        </w:rPr>
-        <w:t>氢原子光谱</w:t>
-      </w:r>
-      <w:r>
-        <w:rPr>
-          <w:rFonts w:hint="eastAsia" w:ascii="Times New Roman" w:hAnsi="Times New Roman" w:eastAsia="Times New Roman" w:cs="Times New Roman"/>
-        </w:rPr>
-        <w:t>:</w:t>
-      </w:r>
-      <w:r>
-        <w:rPr>
-          <w:rFonts w:ascii="Times New Roman" w:hAnsi="Times New Roman" w:eastAsia="Times New Roman" w:cs="Times New Roman"/>
-        </w:rPr>
-        <w:t xml:space="preserve"> </w:t>
-      </w:r>
-      <w:r>
-        <w:rPr>
-          <w:rFonts w:hint="eastAsia" w:ascii="Times New Roman" w:hAnsi="Times New Roman" w:eastAsia="FangSong" w:cs="Times New Roman"/>
-        </w:rPr>
-        <w:t>按照经典电磁学理论</w:t>
-      </w:r>
-      <w:r>
-        <w:rPr>
-          <w:rFonts w:hint="eastAsia" w:ascii="Times New Roman" w:hAnsi="Times New Roman" w:eastAsia="Times New Roman" w:cs="Times New Roman"/>
-        </w:rPr>
-        <w:t>,</w:t>
-      </w:r>
-      <w:r>
-        <w:rPr>
-          <w:rFonts w:ascii="Times New Roman" w:hAnsi="Times New Roman" w:eastAsia="Times New Roman" w:cs="Times New Roman"/>
-        </w:rPr>
-        <w:t xml:space="preserve"> </w:t>
-      </w:r>
-      <w:r>
-        <w:rPr>
-          <w:rFonts w:hint="eastAsia" w:ascii="Times New Roman" w:hAnsi="Times New Roman" w:eastAsia="FangSong" w:cs="Times New Roman"/>
-        </w:rPr>
-        <w:t>若电子绕原子核做圆周运动时</w:t>
-      </w:r>
-      <w:r>
-        <w:rPr>
-          <w:rFonts w:hint="eastAsia" w:ascii="Times New Roman" w:hAnsi="Times New Roman" w:eastAsia="Times New Roman" w:cs="Times New Roman"/>
-        </w:rPr>
-        <w:t>,</w:t>
-      </w:r>
-      <w:r>
-        <w:rPr>
-          <w:rFonts w:ascii="Times New Roman" w:hAnsi="Times New Roman" w:eastAsia="Times New Roman" w:cs="Times New Roman"/>
-        </w:rPr>
-        <w:t xml:space="preserve"> </w:t>
-      </w:r>
-      <w:r>
-        <w:rPr>
-          <w:rFonts w:hint="eastAsia" w:ascii="Times New Roman" w:hAnsi="Times New Roman" w:eastAsia="FangSong" w:cs="Times New Roman"/>
-        </w:rPr>
-        <w:t>原子将不断发射连续波长的电磁波</w:t>
-      </w:r>
-      <w:r>
-        <w:rPr>
-          <w:rFonts w:hint="eastAsia" w:ascii="Times New Roman" w:hAnsi="Times New Roman" w:eastAsia="Times New Roman" w:cs="Times New Roman"/>
-        </w:rPr>
-        <w:t>,</w:t>
-      </w:r>
-      <w:r>
-        <w:rPr>
-          <w:rFonts w:ascii="Times New Roman" w:hAnsi="Times New Roman" w:eastAsia="Times New Roman" w:cs="Times New Roman"/>
-        </w:rPr>
-        <w:t xml:space="preserve"> </w:t>
-      </w:r>
-      <w:r>
-        <w:rPr>
-          <w:rFonts w:hint="eastAsia" w:ascii="Times New Roman" w:hAnsi="Times New Roman" w:eastAsia="FangSong" w:cs="Times New Roman"/>
-        </w:rPr>
-        <w:t>因而原子光谱应是连续的</w:t>
-      </w:r>
-      <w:r>
-        <w:rPr>
-          <w:rFonts w:hint="eastAsia" w:ascii="Times New Roman" w:hAnsi="Times New Roman" w:eastAsia="Times New Roman" w:cs="Times New Roman"/>
-        </w:rPr>
-        <w:t>。</w:t>
-      </w:r>
-      <w:r>
-        <w:rPr>
-          <w:rFonts w:hint="eastAsia" w:ascii="Times New Roman" w:hAnsi="Times New Roman" w:eastAsia="FangSong" w:cs="Times New Roman"/>
-        </w:rPr>
-        <w:t>电子在辐射的过程中能量逐渐降低</w:t>
-      </w:r>
-      <w:r>
-        <w:rPr>
-          <w:rFonts w:hint="eastAsia" w:ascii="Times New Roman" w:hAnsi="Times New Roman" w:eastAsia="Times New Roman" w:cs="Times New Roman"/>
-        </w:rPr>
-        <w:t>,</w:t>
-      </w:r>
-      <w:r>
-        <w:rPr>
-          <w:rFonts w:ascii="Times New Roman" w:hAnsi="Times New Roman" w:eastAsia="Times New Roman" w:cs="Times New Roman"/>
-        </w:rPr>
-        <w:t xml:space="preserve"> </w:t>
-      </w:r>
-      <w:r>
-        <w:rPr>
-          <w:rFonts w:hint="eastAsia" w:ascii="Times New Roman" w:hAnsi="Times New Roman" w:eastAsia="FangSong" w:cs="Times New Roman"/>
-        </w:rPr>
-        <w:t>最后坠入原子核</w:t>
-      </w:r>
-      <w:r>
-        <w:rPr>
-          <w:rFonts w:hint="eastAsia" w:ascii="Times New Roman" w:hAnsi="Times New Roman" w:eastAsia="Times New Roman" w:cs="Times New Roman"/>
-        </w:rPr>
-        <w:t>,</w:t>
-      </w:r>
-      <w:r>
-        <w:rPr>
-          <w:rFonts w:ascii="Times New Roman" w:hAnsi="Times New Roman" w:eastAsia="Times New Roman" w:cs="Times New Roman"/>
-        </w:rPr>
-        <w:t xml:space="preserve"> </w:t>
-      </w:r>
-      <w:r>
-        <w:rPr>
-          <w:rFonts w:hint="eastAsia" w:ascii="Times New Roman" w:hAnsi="Times New Roman" w:eastAsia="FangSong" w:cs="Times New Roman"/>
-        </w:rPr>
-        <w:t>使原子不复存在</w:t>
-      </w:r>
-      <w:r>
-        <w:rPr>
-          <w:rFonts w:hint="eastAsia" w:ascii="Times New Roman" w:hAnsi="Times New Roman" w:eastAsia="Times New Roman" w:cs="Times New Roman"/>
-        </w:rPr>
-        <w:t>。</w:t>
-      </w:r>
-      <w:r>
-        <w:rPr>
-          <w:rFonts w:hint="eastAsia" w:ascii="Times New Roman" w:hAnsi="Times New Roman" w:eastAsia="FangSong" w:cs="Times New Roman"/>
-        </w:rPr>
-        <w:t>但实际上</w:t>
-      </w:r>
-      <w:r>
-        <w:rPr>
-          <w:rFonts w:hint="eastAsia" w:ascii="Times New Roman" w:hAnsi="Times New Roman" w:eastAsia="Times New Roman" w:cs="Times New Roman"/>
-        </w:rPr>
-        <w:t>,</w:t>
-      </w:r>
-      <w:r>
-        <w:rPr>
-          <w:rFonts w:ascii="Times New Roman" w:hAnsi="Times New Roman" w:eastAsia="Times New Roman" w:cs="Times New Roman"/>
-        </w:rPr>
-        <w:t xml:space="preserve"> </w:t>
-      </w:r>
-      <w:r>
-        <w:rPr>
-          <w:rFonts w:hint="eastAsia" w:ascii="Times New Roman" w:hAnsi="Times New Roman" w:eastAsia="FangSong" w:cs="Times New Roman"/>
-        </w:rPr>
-        <w:t>原子没有湮灭</w:t>
-      </w:r>
-      <w:r>
-        <w:rPr>
-          <w:rFonts w:hint="eastAsia" w:ascii="Times New Roman" w:hAnsi="Times New Roman" w:eastAsia="Times New Roman" w:cs="Times New Roman"/>
-        </w:rPr>
-        <w:t>,</w:t>
-      </w:r>
-      <w:r>
-        <w:rPr>
-          <w:rFonts w:ascii="Times New Roman" w:hAnsi="Times New Roman" w:eastAsia="Times New Roman" w:cs="Times New Roman"/>
-        </w:rPr>
-        <w:t xml:space="preserve"> </w:t>
-      </w:r>
-      <w:r>
-        <w:rPr>
-          <w:rFonts w:hint="eastAsia" w:ascii="Times New Roman" w:hAnsi="Times New Roman" w:eastAsia="FangSong" w:cs="Times New Roman"/>
-        </w:rPr>
-        <w:t>原子光谱是线状的</w:t>
-      </w:r>
-      <w:r>
-        <w:rPr>
-          <w:rFonts w:hint="eastAsia" w:ascii="Times New Roman" w:hAnsi="Times New Roman" w:eastAsia="Times New Roman" w:cs="Times New Roman"/>
-        </w:rPr>
-        <w:t>。</w:t>
-      </w:r>
-    </w:p>
-    <w:p>
-      <w:pPr>
-        <w:pStyle w:val="FirstParagraph"/>
-      </w:pPr>
-      <w:r>
-        <w:rPr>
-          <w:rFonts w:hint="eastAsia" w:ascii="Times New Roman" w:hAnsi="Times New Roman" w:eastAsia="Times New Roman" w:cs="Times New Roman"/>
-        </w:rPr>
-        <w:t>①</w:t>
-      </w:r>
-      <w:r>
-        <w:rPr>
-          <w:rFonts w:hint="eastAsia" w:ascii="Times New Roman" w:hAnsi="Times New Roman" w:eastAsia="FangSong" w:cs="Times New Roman"/>
-        </w:rPr>
-        <w:t>光和电磁辐射</w:t>
-      </w:r>
-    </w:p>
-    <w:p>
-      <w:pPr>
-        <w:pStyle w:val="Compact"/>
-        <w:numPr>
-          <w:ilvl w:val="0"/>
-          <w:numId w:val="1005"/>
         </w:numPr>
       </w:pPr>
       <w:r>
@@ -2928,7 +3038,7 @@
         <w:pStyle w:val="Compact"/>
         <w:numPr>
           <w:ilvl w:val="0"/>
-          <w:numId w:val="1006"/>
+          <w:numId w:val="1005"/>
         </w:numPr>
         <w:spacing w:before="120"/>
       </w:pPr>
@@ -3150,7 +3260,7 @@
         <w:pStyle w:val="Compact"/>
         <w:numPr>
           <w:ilvl w:val="0"/>
-          <w:numId w:val="1007"/>
+          <w:numId w:val="1006"/>
         </w:numPr>
       </w:pPr>
       <w:r>
@@ -3207,7 +3317,7 @@
         <w:pStyle w:val="Compact"/>
         <w:numPr>
           <w:ilvl w:val="0"/>
-          <w:numId w:val="1007"/>
+          <w:numId w:val="1006"/>
         </w:numPr>
       </w:pPr>
       <w:r>
@@ -5045,7 +5155,7 @@
         <w:pStyle w:val="Compact"/>
         <w:numPr>
           <w:ilvl w:val="0"/>
-          <w:numId w:val="1008"/>
+          <w:numId w:val="1007"/>
         </w:numPr>
       </w:pPr>
       <w:r>
@@ -5161,7 +5271,7 @@
         <w:pStyle w:val="Compact"/>
         <w:numPr>
           <w:ilvl w:val="0"/>
-          <w:numId w:val="1009"/>
+          <w:numId w:val="1008"/>
         </w:numPr>
       </w:pPr>
       <w:r>
@@ -5482,7 +5592,7 @@
         <w:pStyle w:val="Compact"/>
         <w:numPr>
           <w:ilvl w:val="0"/>
-          <w:numId w:val="1010"/>
+          <w:numId w:val="1009"/>
         </w:numPr>
       </w:pPr>
       <w:r>
@@ -5688,7 +5798,7 @@
         <w:pStyle w:val="Compact"/>
         <w:numPr>
           <w:ilvl w:val="0"/>
-          <w:numId w:val="1011"/>
+          <w:numId w:val="1010"/>
         </w:numPr>
       </w:pPr>
       <w:r>
@@ -6077,7 +6187,7 @@
         <w:pStyle w:val="Compact"/>
         <w:numPr>
           <w:ilvl w:val="0"/>
-          <w:numId w:val="1012"/>
+          <w:numId w:val="1011"/>
         </w:numPr>
       </w:pPr>
       <w:r>
@@ -6704,7 +6814,7 @@
         <w:pStyle w:val="Compact"/>
         <w:numPr>
           <w:ilvl w:val="0"/>
-          <w:numId w:val="1013"/>
+          <w:numId w:val="1012"/>
         </w:numPr>
       </w:pPr>
       <w:r>
@@ -7295,7 +7405,7 @@
         <w:pStyle w:val="Compact"/>
         <w:numPr>
           <w:ilvl w:val="0"/>
-          <w:numId w:val="1014"/>
+          <w:numId w:val="1013"/>
         </w:numPr>
       </w:pPr>
       <w:r>
@@ -7996,7 +8106,7 @@
         <w:pStyle w:val="Compact"/>
         <w:numPr>
           <w:ilvl w:val="0"/>
-          <w:numId w:val="1015"/>
+          <w:numId w:val="1014"/>
         </w:numPr>
       </w:pPr>
       <w:r>
@@ -9266,7 +9376,7 @@
         <w:pStyle w:val="Compact"/>
         <w:numPr>
           <w:ilvl w:val="0"/>
-          <w:numId w:val="1016"/>
+          <w:numId w:val="1015"/>
         </w:numPr>
       </w:pPr>
       <w:r>
@@ -9281,7 +9391,7 @@
         <w:pStyle w:val="Compact"/>
         <w:numPr>
           <w:ilvl w:val="0"/>
-          <w:numId w:val="1017"/>
+          <w:numId w:val="1016"/>
         </w:numPr>
       </w:pPr>
       <w:r>
@@ -9913,7 +10023,7 @@
         <w:pStyle w:val="Compact"/>
         <w:numPr>
           <w:ilvl w:val="0"/>
-          <w:numId w:val="1018"/>
+          <w:numId w:val="1017"/>
         </w:numPr>
       </w:pPr>
       <w:r>
@@ -11645,7 +11755,7 @@
         <w:pStyle w:val="Compact"/>
         <w:numPr>
           <w:ilvl w:val="0"/>
-          <w:numId w:val="1019"/>
+          <w:numId w:val="1018"/>
         </w:numPr>
       </w:pPr>
       <w:r>
@@ -12160,7 +12270,7 @@
         <w:pStyle w:val="Compact"/>
         <w:numPr>
           <w:ilvl w:val="0"/>
-          <w:numId w:val="1020"/>
+          <w:numId w:val="1019"/>
         </w:numPr>
       </w:pPr>
       <w:r>
@@ -12679,7 +12789,7 @@
         <w:pStyle w:val="Compact"/>
         <w:numPr>
           <w:ilvl w:val="0"/>
-          <w:numId w:val="1021"/>
+          <w:numId w:val="1020"/>
         </w:numPr>
         <w:spacing w:before="120"/>
       </w:pPr>
@@ -13070,7 +13180,7 @@
         <w:pStyle w:val="Compact"/>
         <w:numPr>
           <w:ilvl w:val="0"/>
-          <w:numId w:val="1022"/>
+          <w:numId w:val="1021"/>
         </w:numPr>
       </w:pPr>
       <w:r>
@@ -15258,7 +15368,7 @@
         <w:pStyle w:val="Compact"/>
         <w:numPr>
           <w:ilvl w:val="0"/>
-          <w:numId w:val="1023"/>
+          <w:numId w:val="1022"/>
         </w:numPr>
       </w:pPr>
       <w:r>
@@ -16259,7 +16369,7 @@
         <w:pStyle w:val="Compact"/>
         <w:numPr>
           <w:ilvl w:val="0"/>
-          <w:numId w:val="1024"/>
+          <w:numId w:val="1023"/>
         </w:numPr>
       </w:pPr>
       <w:r>
@@ -16886,7 +16996,7 @@
         <w:pStyle w:val="Compact"/>
         <w:numPr>
           <w:ilvl w:val="0"/>
-          <w:numId w:val="1025"/>
+          <w:numId w:val="1024"/>
         </w:numPr>
       </w:pPr>
       <w:r>
@@ -18422,7 +18532,7 @@
         <w:pStyle w:val="Compact"/>
         <w:numPr>
           <w:ilvl w:val="0"/>
-          <w:numId w:val="1026"/>
+          <w:numId w:val="1025"/>
         </w:numPr>
       </w:pPr>
       <w:r>
@@ -18843,6 +18953,181 @@
         <w:pStyle w:val="Compact"/>
         <w:numPr>
           <w:ilvl w:val="0"/>
+          <w:numId w:val="1026"/>
+        </w:numPr>
+      </w:pPr>
+      <w:r>
+        <w:rPr>
+          <w:rFonts w:hint="eastAsia" w:ascii="Times New Roman" w:hAnsi="Times New Roman" w:eastAsia="FangSong" w:cs="Times New Roman"/>
+        </w:rPr>
+        <w:t>泡利</w:t>
+      </w:r>
+      <w:r>
+        <w:rPr>
+          <w:rFonts w:hint="eastAsia" w:ascii="Times New Roman" w:hAnsi="Times New Roman" w:eastAsia="Times New Roman" w:cs="Times New Roman"/>
+        </w:rPr>
+        <w:t>（Pauli）</w:t>
+      </w:r>
+      <w:r>
+        <w:rPr>
+          <w:rFonts w:hint="eastAsia" w:ascii="Times New Roman" w:hAnsi="Times New Roman" w:eastAsia="FangSong" w:cs="Times New Roman"/>
+        </w:rPr>
+        <w:t>不相容原理</w:t>
+      </w:r>
+      <w:r>
+        <w:rPr>
+          <w:rFonts w:hint="eastAsia" w:ascii="Times New Roman" w:hAnsi="Times New Roman" w:eastAsia="Times New Roman" w:cs="Times New Roman"/>
+        </w:rPr>
+        <w:t>：</w:t>
+      </w:r>
+      <w:r>
+        <w:rPr>
+          <w:rFonts w:hint="eastAsia" w:ascii="Times New Roman" w:hAnsi="Times New Roman" w:eastAsia="FangSong" w:cs="Times New Roman"/>
+        </w:rPr>
+        <w:t>每个原子轨道中最多容纳两个自旋方式相反的电子</w:t>
+      </w:r>
+      <w:r>
+        <w:rPr>
+          <w:rFonts w:hint="eastAsia" w:ascii="Times New Roman" w:hAnsi="Times New Roman" w:eastAsia="Times New Roman" w:cs="Times New Roman"/>
+        </w:rPr>
+        <w:t>。</w:t>
+      </w:r>
+    </w:p>
+    <w:p>
+      <w:pPr>
+        <w:pStyle w:val="FirstParagraph"/>
+      </w:pPr>
+      <w:r>
+        <w:rPr>
+          <w:rFonts w:hint="eastAsia" w:ascii="Times New Roman" w:hAnsi="Times New Roman" w:eastAsia="FangSong" w:cs="Times New Roman"/>
+        </w:rPr>
+        <w:t xml:space="preserve">同一原子中不可能有</w:t>
+      </w:r>
+      <w:r>
+        <w:rPr>
+          <w:rFonts w:ascii="Times New Roman" w:hAnsi="Times New Roman" w:eastAsia="Times New Roman" w:cs="Times New Roman"/>
+        </w:rPr>
+        <w:t xml:space="preserve"> 2 </w:t>
+      </w:r>
+      <w:r>
+        <w:rPr>
+          <w:rFonts w:hint="eastAsia" w:ascii="Times New Roman" w:hAnsi="Times New Roman" w:eastAsia="FangSong" w:cs="Times New Roman"/>
+        </w:rPr>
+        <w:t>个电子具有四个完全相同的量子数</w:t>
+      </w:r>
+      <w:r>
+        <w:rPr>
+          <w:rFonts w:hint="eastAsia" w:ascii="Times New Roman" w:hAnsi="Times New Roman" w:eastAsia="Times New Roman" w:cs="Times New Roman"/>
+        </w:rPr>
+        <w:t>。</w:t>
+      </w:r>
+      <w:r>
+        <w:rPr>
+          <w:rFonts w:hint="eastAsia" w:ascii="Times New Roman" w:hAnsi="Times New Roman" w:eastAsia="FangSong" w:cs="Times New Roman"/>
+        </w:rPr>
+        <w:t>如果两个电子的</w:t>
+      </w:r>
+      <w:r>
+        <w:rPr>
+          <w:rFonts w:ascii="Times New Roman" w:hAnsi="Times New Roman" w:eastAsia="Times New Roman" w:cs="Times New Roman"/>
+        </w:rPr>
+        <w:t xml:space="preserve"> n、l、m </w:t>
+      </w:r>
+      <w:r>
+        <w:rPr>
+          <w:rFonts w:hint="eastAsia" w:ascii="Times New Roman" w:hAnsi="Times New Roman" w:eastAsia="FangSong" w:cs="Times New Roman"/>
+        </w:rPr>
+        <w:t>相同</w:t>
+      </w:r>
+      <w:r>
+        <w:rPr>
+          <w:rFonts w:hint="eastAsia" w:ascii="Times New Roman" w:hAnsi="Times New Roman" w:eastAsia="Times New Roman" w:cs="Times New Roman"/>
+        </w:rPr>
+        <w:t>，____</w:t>
+      </w:r>
+      <w:r>
+        <w:rPr>
+          <w:rFonts w:hint="eastAsia" w:ascii="Times New Roman" w:hAnsi="Times New Roman" w:eastAsia="FangSong" w:cs="Times New Roman"/>
+        </w:rPr>
+        <w:t>必然相反</w:t>
+      </w:r>
+      <w:r>
+        <w:rPr>
+          <w:rFonts w:hint="eastAsia" w:ascii="Times New Roman" w:hAnsi="Times New Roman" w:eastAsia="Times New Roman" w:cs="Times New Roman"/>
+        </w:rPr>
+        <w:t>。</w:t>
+      </w:r>
+      <w:r>
+        <w:rPr>
+          <w:rFonts w:hint="eastAsia" w:ascii="Times New Roman" w:hAnsi="Times New Roman" w:eastAsia="FangSong" w:cs="Times New Roman"/>
+        </w:rPr>
+        <w:t>即一个原子轨道中不存在自旋相同的两个电子</w:t>
+      </w:r>
+      <w:r>
+        <w:rPr>
+          <w:rFonts w:hint="eastAsia" w:ascii="Times New Roman" w:hAnsi="Times New Roman" w:eastAsia="Times New Roman" w:cs="Times New Roman"/>
+        </w:rPr>
+        <w:t>。</w:t>
+      </w:r>
+    </w:p>
+    <w:p>
+      <w:pPr>
+        <w:pStyle w:val="BodyText"/>
+      </w:pPr>
+      <w:r>
+        <w:rPr>
+          <w:rFonts w:hint="eastAsia" w:ascii="Times New Roman" w:hAnsi="Times New Roman" w:eastAsia="Times New Roman" w:cs="Times New Roman"/>
+        </w:rPr>
+        <w:t>【</w:t>
+      </w:r>
+      <w:r>
+        <w:rPr>
+          <w:rFonts w:hint="eastAsia" w:ascii="Times New Roman" w:hAnsi="Times New Roman" w:eastAsia="FangSong" w:cs="Times New Roman"/>
+        </w:rPr>
+        <w:t>例</w:t>
+      </w:r>
+      <w:r>
+        <w:rPr>
+          <w:rFonts w:hint="eastAsia" w:ascii="Times New Roman" w:hAnsi="Times New Roman" w:eastAsia="Times New Roman" w:cs="Times New Roman"/>
+        </w:rPr>
+        <w:t>】Ca</w:t>
+      </w:r>
+      <w:r>
+        <w:rPr>
+          <w:rFonts w:ascii="Times New Roman" w:hAnsi="Times New Roman" w:eastAsia="Times New Roman" w:cs="Times New Roman"/>
+        </w:rPr>
+        <w:t xml:space="preserve"> </w:t>
+      </w:r>
+      <w:r>
+        <w:rPr>
+          <w:rFonts w:hint="eastAsia" w:ascii="Times New Roman" w:hAnsi="Times New Roman" w:eastAsia="FangSong" w:cs="Times New Roman"/>
+        </w:rPr>
+        <w:t xml:space="preserve">原子的两个</w:t>
+      </w:r>
+      <w:r>
+        <w:rPr>
+          <w:rFonts w:ascii="Times New Roman" w:hAnsi="Times New Roman" w:eastAsia="Times New Roman" w:cs="Times New Roman"/>
+        </w:rPr>
+        <w:t xml:space="preserve"> 4s </w:t>
+      </w:r>
+      <w:r>
+        <w:rPr>
+          <w:rFonts w:hint="eastAsia" w:ascii="Times New Roman" w:hAnsi="Times New Roman" w:eastAsia="FangSong" w:cs="Times New Roman"/>
+        </w:rPr>
+        <w:t>电子的四个量子数</w:t>
+      </w:r>
+      <w:r>
+        <w:rPr>
+          <w:rFonts w:hint="eastAsia" w:ascii="Times New Roman" w:hAnsi="Times New Roman" w:eastAsia="Times New Roman" w:cs="Times New Roman"/>
+        </w:rPr>
+        <w:t>:</w:t>
+      </w:r>
+    </w:p>
+    <w:p>
+      <w:pPr>
+        <w:pStyle w:val="Compact"/>
+        <w:numPr>
+          <w:ilvl w:val="0"/>
           <w:numId w:val="1027"/>
         </w:numPr>
       </w:pPr>
@@ -18850,19 +19135,19 @@
         <w:rPr>
           <w:rFonts w:hint="eastAsia" w:ascii="Times New Roman" w:hAnsi="Times New Roman" w:eastAsia="FangSong" w:cs="Times New Roman"/>
         </w:rPr>
-        <w:t>泡利</w:t>
-      </w:r>
-      <w:r>
-        <w:rPr>
-          <w:rFonts w:hint="eastAsia" w:ascii="Times New Roman" w:hAnsi="Times New Roman" w:eastAsia="Times New Roman" w:cs="Times New Roman"/>
-        </w:rPr>
-        <w:t>（Pauli）</w:t>
-      </w:r>
-      <w:r>
-        <w:rPr>
-          <w:rFonts w:hint="eastAsia" w:ascii="Times New Roman" w:hAnsi="Times New Roman" w:eastAsia="FangSong" w:cs="Times New Roman"/>
-        </w:rPr>
-        <w:t>不相容原理</w:t>
+        <w:t>洪特</w:t>
+      </w:r>
+      <w:r>
+        <w:rPr>
+          <w:rFonts w:hint="eastAsia" w:ascii="Times New Roman" w:hAnsi="Times New Roman" w:eastAsia="Times New Roman" w:cs="Times New Roman"/>
+        </w:rPr>
+        <w:t>（Hund）</w:t>
+      </w:r>
+      <w:r>
+        <w:rPr>
+          <w:rFonts w:hint="eastAsia" w:ascii="Times New Roman" w:hAnsi="Times New Roman" w:eastAsia="FangSong" w:cs="Times New Roman"/>
+        </w:rPr>
+        <w:t>规则</w:t>
       </w:r>
       <w:r>
         <w:rPr>
@@ -18874,7 +19159,139 @@
         <w:rPr>
           <w:rFonts w:hint="eastAsia" w:ascii="Times New Roman" w:hAnsi="Times New Roman" w:eastAsia="FangSong" w:cs="Times New Roman"/>
         </w:rPr>
-        <w:t>每个原子轨道中最多容纳两个自旋方式相反的电子</w:t>
+        <w:t>电子在能量</w:t>
+      </w:r>
+      <w:r>
+        <w:rPr>
+          <w:rFonts w:hint="eastAsia" w:ascii="Times New Roman" w:hAnsi="Times New Roman" w:eastAsia="Times New Roman" w:cs="Times New Roman"/>
+        </w:rPr>
+        <w:t>____</w:t>
+      </w:r>
+      <w:r>
+        <w:rPr>
+          <w:rFonts w:hint="eastAsia" w:ascii="Times New Roman" w:hAnsi="Times New Roman" w:eastAsia="FangSong" w:cs="Times New Roman"/>
+        </w:rPr>
+        <w:t>的轨道</w:t>
+      </w:r>
+      <w:r>
+        <w:rPr>
+          <w:rFonts w:hint="eastAsia" w:ascii="Times New Roman" w:hAnsi="Times New Roman" w:eastAsia="Times New Roman" w:cs="Times New Roman"/>
+        </w:rPr>
+        <w:t>（</w:t>
+      </w:r>
+      <w:r>
+        <w:rPr>
+          <w:rFonts w:hint="eastAsia" w:ascii="Times New Roman" w:hAnsi="Times New Roman" w:eastAsia="FangSong" w:cs="Times New Roman"/>
+        </w:rPr>
+        <w:t>称为简并轨道</w:t>
+      </w:r>
+      <w:r>
+        <w:rPr>
+          <w:rFonts w:hint="eastAsia" w:ascii="Times New Roman" w:hAnsi="Times New Roman" w:eastAsia="Times New Roman" w:cs="Times New Roman"/>
+        </w:rPr>
+        <w:t>，</w:t>
+      </w:r>
+      <w:r>
+        <w:rPr>
+          <w:rFonts w:hint="eastAsia" w:ascii="Times New Roman" w:hAnsi="Times New Roman" w:eastAsia="FangSong" w:cs="Times New Roman"/>
+        </w:rPr>
+        <w:t>即</w:t>
+      </w:r>
+      <w:r>
+        <w:rPr>
+          <w:rFonts w:hint="eastAsia" w:ascii="Times New Roman" w:hAnsi="Times New Roman" w:eastAsia="Times New Roman" w:cs="Times New Roman"/>
+        </w:rPr>
+        <w:t>____</w:t>
+      </w:r>
+      <w:r>
+        <w:rPr>
+          <w:rFonts w:hint="eastAsia" w:ascii="Times New Roman" w:hAnsi="Times New Roman" w:eastAsia="FangSong" w:cs="Times New Roman"/>
+        </w:rPr>
+        <w:t>和</w:t>
+      </w:r>
+      <w:r>
+        <w:rPr>
+          <w:rFonts w:hint="eastAsia" w:ascii="Times New Roman" w:hAnsi="Times New Roman" w:eastAsia="Times New Roman" w:cs="Times New Roman"/>
+        </w:rPr>
+        <w:t>____</w:t>
+      </w:r>
+      <w:r>
+        <w:rPr>
+          <w:rFonts w:hint="eastAsia" w:ascii="Times New Roman" w:hAnsi="Times New Roman" w:eastAsia="FangSong" w:cs="Times New Roman"/>
+        </w:rPr>
+        <w:t>相同的轨道</w:t>
+      </w:r>
+      <w:r>
+        <w:rPr>
+          <w:rFonts w:hint="eastAsia" w:ascii="Times New Roman" w:hAnsi="Times New Roman" w:eastAsia="Times New Roman" w:cs="Times New Roman"/>
+        </w:rPr>
+        <w:t>）</w:t>
+      </w:r>
+      <w:r>
+        <w:rPr>
+          <w:rFonts w:hint="eastAsia" w:ascii="Times New Roman" w:hAnsi="Times New Roman" w:eastAsia="FangSong" w:cs="Times New Roman"/>
+        </w:rPr>
+        <w:t>上排布时</w:t>
+      </w:r>
+      <w:r>
+        <w:rPr>
+          <w:rFonts w:hint="eastAsia" w:ascii="Times New Roman" w:hAnsi="Times New Roman" w:eastAsia="Times New Roman" w:cs="Times New Roman"/>
+        </w:rPr>
+        <w:t>，</w:t>
+      </w:r>
+      <w:r>
+        <w:rPr>
+          <w:rFonts w:hint="eastAsia" w:ascii="Times New Roman" w:hAnsi="Times New Roman" w:eastAsia="FangSong" w:cs="Times New Roman"/>
+        </w:rPr>
+        <w:t>总是尽可能以自旋</w:t>
+      </w:r>
+      <w:r>
+        <w:rPr>
+          <w:rFonts w:hint="eastAsia" w:ascii="Times New Roman" w:hAnsi="Times New Roman" w:eastAsia="Times New Roman" w:cs="Times New Roman"/>
+        </w:rPr>
+        <w:t>____</w:t>
+      </w:r>
+      <w:r>
+        <w:rPr>
+          <w:rFonts w:hint="eastAsia" w:ascii="Times New Roman" w:hAnsi="Times New Roman" w:eastAsia="FangSong" w:cs="Times New Roman"/>
+        </w:rPr>
+        <w:t>的方向</w:t>
+      </w:r>
+      <w:r>
+        <w:rPr>
+          <w:rFonts w:hint="eastAsia" w:ascii="Times New Roman" w:hAnsi="Times New Roman" w:eastAsia="Times New Roman" w:cs="Times New Roman"/>
+        </w:rPr>
+        <w:t>，</w:t>
+      </w:r>
+      <w:r>
+        <w:rPr>
+          <w:rFonts w:hint="eastAsia" w:ascii="Times New Roman" w:hAnsi="Times New Roman" w:eastAsia="FangSong" w:cs="Times New Roman"/>
+        </w:rPr>
+        <w:t>单独分占</w:t>
+      </w:r>
+      <w:r>
+        <w:rPr>
+          <w:rFonts w:hint="eastAsia" w:ascii="Times New Roman" w:hAnsi="Times New Roman" w:eastAsia="Times New Roman" w:cs="Times New Roman"/>
+        </w:rPr>
+        <w:t>____</w:t>
+      </w:r>
+      <w:r>
+        <w:rPr>
+          <w:rFonts w:hint="eastAsia" w:ascii="Times New Roman" w:hAnsi="Times New Roman" w:eastAsia="FangSong" w:cs="Times New Roman"/>
+        </w:rPr>
+        <w:t>不同的轨道</w:t>
+      </w:r>
+      <w:r>
+        <w:rPr>
+          <w:rFonts w:hint="eastAsia" w:ascii="Times New Roman" w:hAnsi="Times New Roman" w:eastAsia="Times New Roman" w:cs="Times New Roman"/>
+        </w:rPr>
+        <w:t>，</w:t>
+      </w:r>
+      <w:r>
+        <w:rPr>
+          <w:rFonts w:hint="eastAsia" w:ascii="Times New Roman" w:hAnsi="Times New Roman" w:eastAsia="FangSong" w:cs="Times New Roman"/>
+        </w:rPr>
+        <w:t>因为这样的排布方式总能量最低</w:t>
       </w:r>
       <w:r>
         <w:rPr>
@@ -18885,25 +19302,103 @@
     </w:p>
     <w:p>
       <w:pPr>
-        <w:pStyle w:val="FirstParagraph"/>
-      </w:pPr>
-      <w:r>
-        <w:rPr>
-          <w:rFonts w:hint="eastAsia" w:ascii="Times New Roman" w:hAnsi="Times New Roman" w:eastAsia="FangSong" w:cs="Times New Roman"/>
-        </w:rPr>
-        <w:t xml:space="preserve">同一原子中不可能有</w:t>
-      </w:r>
-      <w:r>
-        <w:rPr>
-          <w:rFonts w:ascii="Times New Roman" w:hAnsi="Times New Roman" w:eastAsia="Times New Roman" w:cs="Times New Roman"/>
-        </w:rPr>
-        <w:t xml:space="preserve"> 2 </w:t>
-      </w:r>
-      <w:r>
-        <w:rPr>
-          <w:rFonts w:hint="eastAsia" w:ascii="Times New Roman" w:hAnsi="Times New Roman" w:eastAsia="FangSong" w:cs="Times New Roman"/>
-        </w:rPr>
-        <w:t>个电子具有四个完全相同的量子数</w:t>
+        <w:pStyle w:val="MethodologyBlock"/>
+      </w:pPr>
+      <w:r>
+        <w:rPr>
+          <w:rFonts w:hint="eastAsia" w:ascii="Times New Roman" w:hAnsi="Times New Roman" w:eastAsia="FangSong" w:cs="Times New Roman"/>
+        </w:rPr>
+        <w:t xml:space="preserve">深入思考</w:t>
+      </w:r>
+      <w:r>
+        <w:rPr>
+          <w:rFonts w:ascii="Times New Roman" w:hAnsi="Times New Roman" w:eastAsia="Times New Roman" w:cs="Times New Roman"/>
+        </w:rPr>
+        <w:t xml:space="preserve"> </w:t>
+      </w:r>
+      <w:r>
+        <w:rPr>
+          <w:rFonts w:hint="eastAsia" w:ascii="Times New Roman" w:hAnsi="Times New Roman" w:eastAsia="Times New Roman" w:cs="Times New Roman"/>
+        </w:rPr>
+        <w:t>「</w:t>
+      </w:r>
+      <w:r>
+        <w:rPr>
+          <w:rFonts w:hint="eastAsia" w:ascii="Times New Roman" w:hAnsi="Times New Roman" w:eastAsia="FangSong" w:cs="Times New Roman"/>
+        </w:rPr>
+        <w:t>半满全满更稳定</w:t>
+      </w:r>
+      <w:r>
+        <w:rPr>
+          <w:rFonts w:hint="eastAsia" w:ascii="Times New Roman" w:hAnsi="Times New Roman" w:eastAsia="Times New Roman" w:cs="Times New Roman"/>
+        </w:rPr>
+        <w:t>，Cr</w:t>
+      </w:r>
+      <w:r>
+        <w:rPr>
+          <w:rFonts w:hint="eastAsia" w:ascii="Times New Roman" w:hAnsi="Times New Roman" w:eastAsia="FangSong" w:cs="Times New Roman"/>
+        </w:rPr>
+        <w:t>和</w:t>
+      </w:r>
+      <w:r>
+        <w:rPr>
+          <w:rFonts w:hint="eastAsia" w:ascii="Times New Roman" w:hAnsi="Times New Roman" w:eastAsia="Times New Roman" w:cs="Times New Roman"/>
+        </w:rPr>
+        <w:t>Cu</w:t>
+      </w:r>
+      <w:r>
+        <w:rPr>
+          <w:rFonts w:hint="eastAsia" w:ascii="Times New Roman" w:hAnsi="Times New Roman" w:eastAsia="FangSong" w:cs="Times New Roman"/>
+        </w:rPr>
+        <w:t>要记住</w:t>
+      </w:r>
+      <w:r>
+        <w:rPr>
+          <w:rFonts w:hint="eastAsia" w:ascii="Times New Roman" w:hAnsi="Times New Roman" w:eastAsia="Times New Roman" w:cs="Times New Roman"/>
+        </w:rPr>
+        <w:t>」——</w:t>
+      </w:r>
+      <w:r>
+        <w:rPr>
+          <w:rFonts w:hint="eastAsia" w:ascii="Times New Roman" w:hAnsi="Times New Roman" w:eastAsia="FangSong" w:cs="Times New Roman"/>
+        </w:rPr>
+        <w:t>只记得</w:t>
+      </w:r>
+      <w:r>
+        <w:rPr>
+          <w:rFonts w:hint="eastAsia" w:ascii="Times New Roman" w:hAnsi="Times New Roman" w:eastAsia="Times New Roman" w:cs="Times New Roman"/>
+        </w:rPr>
+        <w:t>Cr</w:t>
+      </w:r>
+      <w:r>
+        <w:rPr>
+          <w:rFonts w:hint="eastAsia" w:ascii="Times New Roman" w:hAnsi="Times New Roman" w:eastAsia="FangSong" w:cs="Times New Roman"/>
+        </w:rPr>
+        <w:t>和</w:t>
+      </w:r>
+      <w:r>
+        <w:rPr>
+          <w:rFonts w:hint="eastAsia" w:ascii="Times New Roman" w:hAnsi="Times New Roman" w:eastAsia="Times New Roman" w:cs="Times New Roman"/>
+        </w:rPr>
+        <w:t>Cu</w:t>
+      </w:r>
+      <w:r>
+        <w:rPr>
+          <w:rFonts w:hint="eastAsia" w:ascii="Times New Roman" w:hAnsi="Times New Roman" w:eastAsia="FangSong" w:cs="Times New Roman"/>
+        </w:rPr>
+        <w:t>两组特例即可</w:t>
+      </w:r>
+      <w:r>
+        <w:rPr>
+          <w:rFonts w:hint="eastAsia" w:ascii="Times New Roman" w:hAnsi="Times New Roman" w:eastAsia="Times New Roman" w:cs="Times New Roman"/>
+        </w:rPr>
+        <w:t>，</w:t>
+      </w:r>
+      <w:r>
+        <w:rPr>
+          <w:rFonts w:hint="eastAsia" w:ascii="Times New Roman" w:hAnsi="Times New Roman" w:eastAsia="FangSong" w:cs="Times New Roman"/>
+        </w:rPr>
+        <w:t>其余过渡金属不适用</w:t>
       </w:r>
       <w:r>
         <w:rPr>
@@ -18915,43 +19410,77 @@
         <w:rPr>
           <w:rFonts w:hint="eastAsia" w:ascii="Times New Roman" w:hAnsi="Times New Roman" w:eastAsia="FangSong" w:cs="Times New Roman"/>
         </w:rPr>
-        <w:t>如果两个电子的</w:t>
-      </w:r>
-      <w:r>
-        <w:rPr>
-          <w:rFonts w:ascii="Times New Roman" w:hAnsi="Times New Roman" w:eastAsia="Times New Roman" w:cs="Times New Roman"/>
-        </w:rPr>
-        <w:t xml:space="preserve"> n、l、m </w:t>
-      </w:r>
-      <w:r>
-        <w:rPr>
-          <w:rFonts w:hint="eastAsia" w:ascii="Times New Roman" w:hAnsi="Times New Roman" w:eastAsia="FangSong" w:cs="Times New Roman"/>
-        </w:rPr>
-        <w:t>相同</w:t>
-      </w:r>
-      <w:r>
-        <w:rPr>
-          <w:rFonts w:hint="eastAsia" w:ascii="Times New Roman" w:hAnsi="Times New Roman" w:eastAsia="Times New Roman" w:cs="Times New Roman"/>
-        </w:rPr>
-        <w:t>，____</w:t>
-      </w:r>
-      <w:r>
-        <w:rPr>
-          <w:rFonts w:hint="eastAsia" w:ascii="Times New Roman" w:hAnsi="Times New Roman" w:eastAsia="FangSong" w:cs="Times New Roman"/>
-        </w:rPr>
-        <w:t>必然相反</w:t>
-      </w:r>
-      <w:r>
-        <w:rPr>
-          <w:rFonts w:hint="eastAsia" w:ascii="Times New Roman" w:hAnsi="Times New Roman" w:eastAsia="Times New Roman" w:cs="Times New Roman"/>
-        </w:rPr>
-        <w:t>。</w:t>
-      </w:r>
-      <w:r>
-        <w:rPr>
-          <w:rFonts w:hint="eastAsia" w:ascii="Times New Roman" w:hAnsi="Times New Roman" w:eastAsia="FangSong" w:cs="Times New Roman"/>
-        </w:rPr>
-        <w:t>即一个原子轨道中不存在自旋相同的两个电子</w:t>
+        <w:t>发生率</w:t>
+      </w:r>
+      <w:r>
+        <w:rPr>
+          <w:rFonts w:hint="eastAsia" w:ascii="Times New Roman" w:hAnsi="Times New Roman" w:eastAsia="Times New Roman" w:cs="Times New Roman"/>
+        </w:rPr>
+        <w:t>~40%</w:t>
+      </w:r>
+      <w:r>
+        <w:rPr>
+          <w:rFonts w:hint="eastAsia" w:ascii="Times New Roman" w:hAnsi="Times New Roman" w:eastAsia="FangSong" w:cs="Times New Roman"/>
+        </w:rPr>
+        <w:t>的常见错误是每次都记混到底是</w:t>
+      </w:r>
+      <w:r>
+        <w:rPr>
+          <w:rFonts w:hint="eastAsia" w:ascii="Times New Roman" w:hAnsi="Times New Roman" w:eastAsia="Times New Roman" w:cs="Times New Roman"/>
+        </w:rPr>
+        <w:t>4s</w:t>
+      </w:r>
+      <w:r>
+        <w:rPr>
+          <w:rFonts w:hint="eastAsia" w:ascii="Times New Roman" w:hAnsi="Times New Roman" w:eastAsia="Times New Roman" w:cs="Times New Roman"/>
+          <w:vertAlign w:val="superscript"/>
+        </w:rPr>
+        <w:t>1</w:t>
+      </w:r>
+      <w:r>
+        <w:rPr>
+          <w:rFonts w:hint="eastAsia" w:ascii="Times New Roman" w:hAnsi="Times New Roman" w:eastAsia="Times New Roman" w:cs="Times New Roman"/>
+        </w:rPr>
+        <w:t>3d</w:t>
+      </w:r>
+      <w:r>
+        <w:rPr>
+          <w:rFonts w:hint="eastAsia" w:ascii="Times New Roman" w:hAnsi="Times New Roman" w:eastAsia="Times New Roman" w:cs="Times New Roman"/>
+          <w:vertAlign w:val="superscript"/>
+        </w:rPr>
+        <w:t>5</w:t>
+      </w:r>
+      <w:r>
+        <w:rPr>
+          <w:rFonts w:hint="eastAsia" w:ascii="Times New Roman" w:hAnsi="Times New Roman" w:eastAsia="FangSong" w:cs="Times New Roman"/>
+        </w:rPr>
+        <w:t>还是</w:t>
+      </w:r>
+      <w:r>
+        <w:rPr>
+          <w:rFonts w:hint="eastAsia" w:ascii="Times New Roman" w:hAnsi="Times New Roman" w:eastAsia="Times New Roman" w:cs="Times New Roman"/>
+        </w:rPr>
+        <w:t>4s</w:t>
+      </w:r>
+      <w:r>
+        <w:rPr>
+          <w:rFonts w:hint="eastAsia" w:ascii="Times New Roman" w:hAnsi="Times New Roman" w:eastAsia="Times New Roman" w:cs="Times New Roman"/>
+          <w:vertAlign w:val="superscript"/>
+        </w:rPr>
+        <w:t>2</w:t>
+      </w:r>
+      <w:r>
+        <w:rPr>
+          <w:rFonts w:hint="eastAsia" w:ascii="Times New Roman" w:hAnsi="Times New Roman" w:eastAsia="Times New Roman" w:cs="Times New Roman"/>
+        </w:rPr>
+        <w:t>3d</w:t>
+      </w:r>
+      <w:r>
+        <w:rPr>
+          <w:rFonts w:hint="eastAsia" w:ascii="Times New Roman" w:hAnsi="Times New Roman" w:eastAsia="Times New Roman" w:cs="Times New Roman"/>
+          <w:vertAlign w:val="superscript"/>
+        </w:rPr>
+        <w:t>4</w:t>
       </w:r>
       <w:r>
         <w:rPr>
@@ -18966,21 +19495,43 @@
       </w:pPr>
       <w:r>
         <w:rPr>
-          <w:rFonts w:hint="eastAsia" w:ascii="Times New Roman" w:hAnsi="Times New Roman" w:eastAsia="Times New Roman" w:cs="Times New Roman"/>
-        </w:rPr>
-        <w:t>【</w:t>
-      </w:r>
-      <w:r>
-        <w:rPr>
-          <w:rFonts w:hint="eastAsia" w:ascii="Times New Roman" w:hAnsi="Times New Roman" w:eastAsia="FangSong" w:cs="Times New Roman"/>
-        </w:rPr>
-        <w:t>例</w:t>
-      </w:r>
-      <w:r>
-        <w:rPr>
-          <w:rFonts w:hint="eastAsia" w:ascii="Times New Roman" w:hAnsi="Times New Roman" w:eastAsia="Times New Roman" w:cs="Times New Roman"/>
-        </w:rPr>
-        <w:t>】Ca</w:t>
+          <w:rFonts w:hint="eastAsia" w:ascii="Times New Roman" w:hAnsi="Times New Roman" w:eastAsia="FangSong" w:cs="Times New Roman"/>
+          <w:b/>
+          <w:bCs/>
+        </w:rPr>
+        <w:t>易错点</w:t>
+      </w:r>
+      <w:r>
+        <w:rPr>
+          <w:rFonts w:hint="eastAsia" w:ascii="Times New Roman" w:hAnsi="Times New Roman" w:eastAsia="Times New Roman" w:cs="Times New Roman"/>
+          <w:b/>
+          <w:bCs/>
+        </w:rPr>
+        <w:t>：</w:t>
+      </w:r>
+      <w:r>
+        <w:rPr>
+          <w:rFonts w:hint="eastAsia" w:ascii="Times New Roman" w:hAnsi="Times New Roman" w:eastAsia="FangSong" w:cs="Times New Roman"/>
+          <w:b/>
+          <w:bCs/>
+        </w:rPr>
+        <w:t>填充顺序</w:t>
+      </w:r>
+      <w:r>
+        <w:rPr>
+          <w:rFonts w:hint="eastAsia" w:ascii="Times New Roman" w:hAnsi="Times New Roman" w:eastAsia="Times New Roman" w:cs="Times New Roman"/>
+          <w:b/>
+          <w:bCs/>
+        </w:rPr>
+        <w:t>≠</w:t>
+      </w:r>
+      <w:r>
+        <w:rPr>
+          <w:rFonts w:hint="eastAsia" w:ascii="Times New Roman" w:hAnsi="Times New Roman" w:eastAsia="FangSong" w:cs="Times New Roman"/>
+          <w:b/>
+          <w:bCs/>
+        </w:rPr>
+        <w:t>失电子顺序</w:t>
       </w:r>
       <w:r>
         <w:rPr>
@@ -18990,9 +19541,39 @@
       </w:r>
       <w:r>
         <w:rPr>
-          <w:rFonts w:hint="eastAsia" w:ascii="Times New Roman" w:hAnsi="Times New Roman" w:eastAsia="FangSong" w:cs="Times New Roman"/>
-        </w:rPr>
-        <w:t xml:space="preserve">原子的两个</w:t>
+          <w:rFonts w:ascii="Times New Roman" w:hAnsi="Times New Roman" w:eastAsia="Times New Roman" w:cs="Times New Roman"/>
+        </w:rPr>
+        <w:t xml:space="preserve">—— 4s </w:t>
+      </w:r>
+      <w:r>
+        <w:rPr>
+          <w:rFonts w:hint="eastAsia" w:ascii="Times New Roman" w:hAnsi="Times New Roman" w:eastAsia="FangSong" w:cs="Times New Roman"/>
+        </w:rPr>
+        <w:t xml:space="preserve">先于</w:t>
+      </w:r>
+      <w:r>
+        <w:rPr>
+          <w:rFonts w:ascii="Times New Roman" w:hAnsi="Times New Roman" w:eastAsia="Times New Roman" w:cs="Times New Roman"/>
+        </w:rPr>
+        <w:t xml:space="preserve"> 3d </w:t>
+      </w:r>
+      <w:r>
+        <w:rPr>
+          <w:rFonts w:hint="eastAsia" w:ascii="Times New Roman" w:hAnsi="Times New Roman" w:eastAsia="FangSong" w:cs="Times New Roman"/>
+        </w:rPr>
+        <w:t>填充</w:t>
+      </w:r>
+      <w:r>
+        <w:rPr>
+          <w:rFonts w:hint="eastAsia" w:ascii="Times New Roman" w:hAnsi="Times New Roman" w:eastAsia="Times New Roman" w:cs="Times New Roman"/>
+        </w:rPr>
+        <w:t>，</w:t>
+      </w:r>
+      <w:r>
+        <w:rPr>
+          <w:rFonts w:hint="eastAsia" w:ascii="Times New Roman" w:hAnsi="Times New Roman" w:eastAsia="FangSong" w:cs="Times New Roman"/>
+        </w:rPr>
+        <w:t>所以写电子排布时</w:t>
       </w:r>
       <w:r>
         <w:rPr>
@@ -19004,13 +19585,908 @@
         <w:rPr>
           <w:rFonts w:hint="eastAsia" w:ascii="Times New Roman" w:hAnsi="Times New Roman" w:eastAsia="FangSong" w:cs="Times New Roman"/>
         </w:rPr>
-        <w:t>电子的四个量子数</w:t>
-      </w:r>
-      <w:r>
-        <w:rPr>
-          <w:rFonts w:hint="eastAsia" w:ascii="Times New Roman" w:hAnsi="Times New Roman" w:eastAsia="Times New Roman" w:cs="Times New Roman"/>
-        </w:rPr>
-        <w:t>:</w:t>
+        <w:t xml:space="preserve">写在</w:t>
+      </w:r>
+      <w:r>
+        <w:rPr>
+          <w:rFonts w:ascii="Times New Roman" w:hAnsi="Times New Roman" w:eastAsia="Times New Roman" w:cs="Times New Roman"/>
+        </w:rPr>
+        <w:t xml:space="preserve"> 3d </w:t>
+      </w:r>
+      <w:r>
+        <w:rPr>
+          <w:rFonts w:hint="eastAsia" w:ascii="Times New Roman" w:hAnsi="Times New Roman" w:eastAsia="FangSong" w:cs="Times New Roman"/>
+        </w:rPr>
+        <w:t>前面</w:t>
+      </w:r>
+      <w:r>
+        <w:rPr>
+          <w:rFonts w:hint="eastAsia" w:ascii="Times New Roman" w:hAnsi="Times New Roman" w:eastAsia="Times New Roman" w:cs="Times New Roman"/>
+        </w:rPr>
+        <w:t>（</w:t>
+      </w:r>
+      <w:r>
+        <w:rPr>
+          <w:rFonts w:hint="eastAsia" w:ascii="Times New Roman" w:hAnsi="Times New Roman" w:eastAsia="FangSong" w:cs="Times New Roman"/>
+        </w:rPr>
+        <w:t>如</w:t>
+      </w:r>
+      <w:r>
+        <w:rPr>
+          <w:rFonts w:ascii="Times New Roman" w:hAnsi="Times New Roman" w:eastAsia="Times New Roman" w:cs="Times New Roman"/>
+        </w:rPr>
+        <w:t xml:space="preserve"> Fe: </w:t>
+      </w:r>
+      <w:r>
+        <w:rPr>
+          <w:rFonts w:hint="eastAsia" w:ascii="Times New Roman" w:hAnsi="Times New Roman" w:eastAsia="Times New Roman" w:cs="Times New Roman"/>
+        </w:rPr>
+        <w:t>[Ar]4s</w:t>
+      </w:r>
+      <w:r>
+        <w:rPr>
+          <w:rFonts w:hint="eastAsia" w:ascii="Times New Roman" w:hAnsi="Times New Roman" w:eastAsia="Times New Roman" w:cs="Times New Roman"/>
+          <w:vertAlign w:val="superscript"/>
+        </w:rPr>
+        <w:t>2</w:t>
+      </w:r>
+      <w:r>
+        <w:rPr>
+          <w:rFonts w:hint="eastAsia" w:ascii="Times New Roman" w:hAnsi="Times New Roman" w:eastAsia="Times New Roman" w:cs="Times New Roman"/>
+        </w:rPr>
+        <w:t>3d</w:t>
+      </w:r>
+      <w:r>
+        <w:rPr>
+          <w:rFonts w:hint="eastAsia" w:ascii="Times New Roman" w:hAnsi="Times New Roman" w:eastAsia="Times New Roman" w:cs="Times New Roman"/>
+          <w:vertAlign w:val="superscript"/>
+        </w:rPr>
+        <w:t>6</w:t>
+      </w:r>
+      <w:r>
+        <w:rPr>
+          <w:rFonts w:hint="eastAsia" w:ascii="Times New Roman" w:hAnsi="Times New Roman" w:eastAsia="Times New Roman" w:cs="Times New Roman"/>
+        </w:rPr>
+        <w:t>）。</w:t>
+      </w:r>
+      <w:r>
+        <w:rPr>
+          <w:rFonts w:hint="eastAsia" w:ascii="Times New Roman" w:hAnsi="Times New Roman" w:eastAsia="FangSong" w:cs="Times New Roman"/>
+        </w:rPr>
+        <w:t>但</w:t>
+      </w:r>
+      <w:r>
+        <w:rPr>
+          <w:rFonts w:hint="eastAsia" w:ascii="Times New Roman" w:hAnsi="Times New Roman" w:eastAsia="FangSong" w:cs="Times New Roman"/>
+          <w:b/>
+          <w:bCs/>
+        </w:rPr>
+        <w:t xml:space="preserve">失电子时先失</w:t>
+      </w:r>
+      <w:r>
+        <w:rPr>
+          <w:rFonts w:ascii="Times New Roman" w:hAnsi="Times New Roman" w:eastAsia="Times New Roman" w:cs="Times New Roman"/>
+          <w:b/>
+          <w:bCs/>
+        </w:rPr>
+        <w:t xml:space="preserve"> 4s </w:t>
+      </w:r>
+      <w:r>
+        <w:rPr>
+          <w:rFonts w:hint="eastAsia" w:ascii="Times New Roman" w:hAnsi="Times New Roman" w:eastAsia="FangSong" w:cs="Times New Roman"/>
+          <w:b/>
+          <w:bCs/>
+        </w:rPr>
+        <w:t xml:space="preserve">电子</w:t>
+      </w:r>
+      <w:r>
+        <w:rPr>
+          <w:rFonts w:hint="eastAsia" w:ascii="Times New Roman" w:hAnsi="Times New Roman" w:eastAsia="Times New Roman" w:cs="Times New Roman"/>
+        </w:rPr>
+        <w:t>，</w:t>
+      </w:r>
+      <w:r>
+        <w:rPr>
+          <w:rFonts w:hint="eastAsia" w:ascii="Times New Roman" w:hAnsi="Times New Roman" w:eastAsia="FangSong" w:cs="Times New Roman"/>
+        </w:rPr>
+        <w:t>因为</w:t>
+      </w:r>
+      <w:r>
+        <w:rPr>
+          <w:rFonts w:ascii="Times New Roman" w:hAnsi="Times New Roman" w:eastAsia="Times New Roman" w:cs="Times New Roman"/>
+        </w:rPr>
+        <w:t xml:space="preserve"> 4s </w:t>
+      </w:r>
+      <w:r>
+        <w:rPr>
+          <w:rFonts w:hint="eastAsia" w:ascii="Times New Roman" w:hAnsi="Times New Roman" w:eastAsia="FangSong" w:cs="Times New Roman"/>
+        </w:rPr>
+        <w:t>电子离核更远</w:t>
+      </w:r>
+      <w:r>
+        <w:rPr>
+          <w:rFonts w:hint="eastAsia" w:ascii="Times New Roman" w:hAnsi="Times New Roman" w:eastAsia="Times New Roman" w:cs="Times New Roman"/>
+        </w:rPr>
+        <w:t>。</w:t>
+      </w:r>
+      <w:r>
+        <w:rPr>
+          <w:rFonts w:hint="eastAsia" w:ascii="Times New Roman" w:hAnsi="Times New Roman" w:eastAsia="FangSong" w:cs="Times New Roman"/>
+        </w:rPr>
+        <w:t>类比</w:t>
+      </w:r>
+      <w:r>
+        <w:rPr>
+          <w:rFonts w:hint="eastAsia" w:ascii="Times New Roman" w:hAnsi="Times New Roman" w:eastAsia="Times New Roman" w:cs="Times New Roman"/>
+        </w:rPr>
+        <w:t>「</w:t>
+      </w:r>
+      <w:r>
+        <w:rPr>
+          <w:rFonts w:hint="eastAsia" w:ascii="Times New Roman" w:hAnsi="Times New Roman" w:eastAsia="FangSong" w:cs="Times New Roman"/>
+        </w:rPr>
+        <w:t>酒店大堂</w:t>
+      </w:r>
+      <w:r>
+        <w:rPr>
+          <w:rFonts w:hint="eastAsia" w:ascii="Times New Roman" w:hAnsi="Times New Roman" w:eastAsia="Times New Roman" w:cs="Times New Roman"/>
+        </w:rPr>
+        <w:t>」——</w:t>
+      </w:r>
+      <w:r>
+        <w:rPr>
+          <w:rFonts w:hint="eastAsia" w:ascii="Times New Roman" w:hAnsi="Times New Roman" w:eastAsia="FangSong" w:cs="Times New Roman"/>
+        </w:rPr>
+        <w:t>入住时先到大堂</w:t>
+      </w:r>
+      <w:r>
+        <w:rPr>
+          <w:rFonts w:hint="eastAsia" w:ascii="Times New Roman" w:hAnsi="Times New Roman" w:eastAsia="Times New Roman" w:cs="Times New Roman"/>
+        </w:rPr>
+        <w:t>(4s)</w:t>
+      </w:r>
+      <w:r>
+        <w:rPr>
+          <w:rFonts w:hint="eastAsia" w:ascii="Times New Roman" w:hAnsi="Times New Roman" w:eastAsia="FangSong" w:cs="Times New Roman"/>
+        </w:rPr>
+        <w:t>再到房间</w:t>
+      </w:r>
+      <w:r>
+        <w:rPr>
+          <w:rFonts w:hint="eastAsia" w:ascii="Times New Roman" w:hAnsi="Times New Roman" w:eastAsia="Times New Roman" w:cs="Times New Roman"/>
+        </w:rPr>
+        <w:t>(3d)，</w:t>
+      </w:r>
+      <w:r>
+        <w:rPr>
+          <w:rFonts w:hint="eastAsia" w:ascii="Times New Roman" w:hAnsi="Times New Roman" w:eastAsia="FangSong" w:cs="Times New Roman"/>
+        </w:rPr>
+        <w:t>退房时也从大堂走</w:t>
+      </w:r>
+      <w:r>
+        <w:rPr>
+          <w:rFonts w:hint="eastAsia" w:ascii="Times New Roman" w:hAnsi="Times New Roman" w:eastAsia="Times New Roman" w:cs="Times New Roman"/>
+        </w:rPr>
+        <w:t>（</w:t>
+      </w:r>
+      <w:r>
+        <w:rPr>
+          <w:rFonts w:hint="eastAsia" w:ascii="Times New Roman" w:hAnsi="Times New Roman" w:eastAsia="FangSong" w:cs="Times New Roman"/>
+        </w:rPr>
+        <w:t>先失</w:t>
+      </w:r>
+      <w:r>
+        <w:rPr>
+          <w:rFonts w:ascii="Times New Roman" w:hAnsi="Times New Roman" w:eastAsia="Times New Roman" w:cs="Times New Roman"/>
+        </w:rPr>
+        <w:t xml:space="preserve"> </w:t>
+      </w:r>
+      <w:r>
+        <w:rPr>
+          <w:rFonts w:hint="eastAsia" w:ascii="Times New Roman" w:hAnsi="Times New Roman" w:eastAsia="Times New Roman" w:cs="Times New Roman"/>
+        </w:rPr>
+        <w:t xml:space="preserve">4s）。</w:t>
+      </w:r>
+    </w:p>
+    <w:p>
+      <w:pPr>
+        <w:pStyle w:val="BodyText"/>
+      </w:pPr>
+      <w:r>
+        <w:rPr>
+          <w:rFonts w:hint="eastAsia" w:ascii="Times New Roman" w:hAnsi="Times New Roman" w:eastAsia="FangSong" w:cs="Times New Roman"/>
+        </w:rPr>
+        <w:t>洪特规则的特例</w:t>
+      </w:r>
+      <w:r>
+        <w:rPr>
+          <w:rFonts w:hint="eastAsia" w:ascii="Times New Roman" w:hAnsi="Times New Roman" w:eastAsia="Times New Roman" w:cs="Times New Roman"/>
+        </w:rPr>
+        <w:t>：</w:t>
+      </w:r>
+      <w:r>
+        <w:rPr>
+          <w:rFonts w:hint="eastAsia" w:ascii="Times New Roman" w:hAnsi="Times New Roman" w:eastAsia="FangSong" w:cs="Times New Roman"/>
+        </w:rPr>
+        <w:t>在简并轨道的全充满</w:t>
+      </w:r>
+      <w:r>
+        <w:rPr>
+          <w:rFonts w:hint="eastAsia" w:ascii="Times New Roman" w:hAnsi="Times New Roman" w:eastAsia="Times New Roman" w:cs="Times New Roman"/>
+        </w:rPr>
+        <w:t>、</w:t>
+      </w:r>
+      <w:r>
+        <w:rPr>
+          <w:rFonts w:hint="eastAsia" w:ascii="Times New Roman" w:hAnsi="Times New Roman" w:eastAsia="FangSong" w:cs="Times New Roman"/>
+        </w:rPr>
+        <w:t>半充满</w:t>
+      </w:r>
+      <w:r>
+        <w:rPr>
+          <w:rFonts w:hint="eastAsia" w:ascii="Times New Roman" w:hAnsi="Times New Roman" w:eastAsia="Times New Roman" w:cs="Times New Roman"/>
+        </w:rPr>
+        <w:t>、</w:t>
+      </w:r>
+      <w:r>
+        <w:rPr>
+          <w:rFonts w:hint="eastAsia" w:ascii="Times New Roman" w:hAnsi="Times New Roman" w:eastAsia="FangSong" w:cs="Times New Roman"/>
+        </w:rPr>
+        <w:t>全空状态</w:t>
+      </w:r>
+      <w:r>
+        <w:rPr>
+          <w:rFonts w:hint="eastAsia" w:ascii="Times New Roman" w:hAnsi="Times New Roman" w:eastAsia="Times New Roman" w:cs="Times New Roman"/>
+        </w:rPr>
+        <w:t>，</w:t>
+      </w:r>
+      <w:r>
+        <w:rPr>
+          <w:rFonts w:hint="eastAsia" w:ascii="Times New Roman" w:hAnsi="Times New Roman" w:eastAsia="FangSong" w:cs="Times New Roman"/>
+        </w:rPr>
+        <w:t>具有较低的能量和较大的稳定性</w:t>
+      </w:r>
+      <w:r>
+        <w:rPr>
+          <w:rFonts w:hint="eastAsia" w:ascii="Times New Roman" w:hAnsi="Times New Roman" w:eastAsia="Times New Roman" w:cs="Times New Roman"/>
+        </w:rPr>
+        <w:t>。</w:t>
+      </w:r>
+    </w:p>
+    <w:p>
+      <w:pPr>
+        <w:pStyle w:val="BodyText"/>
+      </w:pPr>
+      <w:r>
+        <w:rPr>
+          <w:rFonts w:hint="eastAsia" w:ascii="Times New Roman" w:hAnsi="Times New Roman" w:eastAsia="FangSong" w:cs="Times New Roman"/>
+        </w:rPr>
+        <w:t xml:space="preserve">原子序数</w:t>
+      </w:r>
+    </w:p>
+    <w:p>
+      <w:pPr>
+        <w:pStyle w:val="BodyText"/>
+      </w:pPr>
+      <w:r>
+        <w:rPr>
+          <w:rFonts w:ascii="Times New Roman" w:hAnsi="Times New Roman" w:eastAsia="Times New Roman" w:cs="Times New Roman"/>
+        </w:rPr>
+        <w:t xml:space="preserve">21</w:t>
+      </w:r>
+    </w:p>
+    <w:p>
+      <w:pPr>
+        <w:pStyle w:val="BodyText"/>
+      </w:pPr>
+      <w:r>
+        <w:rPr>
+          <w:rFonts w:ascii="Times New Roman" w:hAnsi="Times New Roman" w:eastAsia="Times New Roman" w:cs="Times New Roman"/>
+        </w:rPr>
+        <w:t xml:space="preserve">22</w:t>
+      </w:r>
+    </w:p>
+    <w:p>
+      <w:pPr>
+        <w:pStyle w:val="BodyText"/>
+      </w:pPr>
+      <w:r>
+        <w:rPr>
+          <w:rFonts w:ascii="Times New Roman" w:hAnsi="Times New Roman" w:eastAsia="Times New Roman" w:cs="Times New Roman"/>
+        </w:rPr>
+        <w:t xml:space="preserve">23</w:t>
+      </w:r>
+    </w:p>
+    <w:p>
+      <w:pPr>
+        <w:pStyle w:val="BodyText"/>
+      </w:pPr>
+      <w:r>
+        <w:rPr>
+          <w:rFonts w:ascii="Times New Roman" w:hAnsi="Times New Roman" w:eastAsia="Times New Roman" w:cs="Times New Roman"/>
+        </w:rPr>
+        <w:t xml:space="preserve">24</w:t>
+      </w:r>
+    </w:p>
+    <w:p>
+      <w:pPr>
+        <w:pStyle w:val="BodyText"/>
+      </w:pPr>
+      <w:r>
+        <w:rPr>
+          <w:rFonts w:ascii="Times New Roman" w:hAnsi="Times New Roman" w:eastAsia="Times New Roman" w:cs="Times New Roman"/>
+        </w:rPr>
+        <w:t xml:space="preserve">25</w:t>
+      </w:r>
+    </w:p>
+    <w:p>
+      <w:pPr>
+        <w:pStyle w:val="BodyText"/>
+      </w:pPr>
+      <w:r>
+        <w:rPr>
+          <w:rFonts w:ascii="Times New Roman" w:hAnsi="Times New Roman" w:eastAsia="Times New Roman" w:cs="Times New Roman"/>
+        </w:rPr>
+        <w:t xml:space="preserve">26</w:t>
+      </w:r>
+    </w:p>
+    <w:p>
+      <w:pPr>
+        <w:pStyle w:val="BodyText"/>
+      </w:pPr>
+      <w:r>
+        <w:rPr>
+          <w:rFonts w:ascii="Times New Roman" w:hAnsi="Times New Roman" w:eastAsia="Times New Roman" w:cs="Times New Roman"/>
+        </w:rPr>
+        <w:t xml:space="preserve">27</w:t>
+      </w:r>
+    </w:p>
+    <w:p>
+      <w:pPr>
+        <w:pStyle w:val="BodyText"/>
+      </w:pPr>
+      <w:r>
+        <w:rPr>
+          <w:rFonts w:ascii="Times New Roman" w:hAnsi="Times New Roman" w:eastAsia="Times New Roman" w:cs="Times New Roman"/>
+        </w:rPr>
+        <w:t xml:space="preserve">28</w:t>
+      </w:r>
+    </w:p>
+    <w:p>
+      <w:pPr>
+        <w:pStyle w:val="BodyText"/>
+      </w:pPr>
+      <w:r>
+        <w:rPr>
+          <w:rFonts w:ascii="Times New Roman" w:hAnsi="Times New Roman" w:eastAsia="Times New Roman" w:cs="Times New Roman"/>
+        </w:rPr>
+        <w:t xml:space="preserve">29</w:t>
+      </w:r>
+    </w:p>
+    <w:p>
+      <w:pPr>
+        <w:pStyle w:val="BodyText"/>
+      </w:pPr>
+      <w:r>
+        <w:rPr>
+          <w:rFonts w:ascii="Times New Roman" w:hAnsi="Times New Roman" w:eastAsia="Times New Roman" w:cs="Times New Roman"/>
+        </w:rPr>
+        <w:t xml:space="preserve">30</w:t>
+      </w:r>
+    </w:p>
+    <w:p>
+      <w:pPr>
+        <w:pStyle w:val="BodyText"/>
+      </w:pPr>
+      <w:r>
+        <w:rPr>
+          <w:rFonts w:hint="eastAsia" w:ascii="Times New Roman" w:hAnsi="Times New Roman" w:eastAsia="FangSong" w:cs="Times New Roman"/>
+        </w:rPr>
+        <w:t xml:space="preserve">元素符号</w:t>
+      </w:r>
+    </w:p>
+    <w:p>
+      <w:pPr>
+        <w:pStyle w:val="BodyText"/>
+      </w:pPr>
+      <w:r>
+        <w:rPr>
+          <w:rFonts w:hint="eastAsia" w:ascii="Times New Roman" w:hAnsi="Times New Roman" w:eastAsia="FangSong" w:cs="Times New Roman"/>
+        </w:rPr>
+        <w:t xml:space="preserve">元素名称</w:t>
+      </w:r>
+    </w:p>
+    <w:p>
+      <w:pPr>
+        <w:pStyle w:val="BodyText"/>
+      </w:pPr>
+      <w:r>
+        <w:rPr>
+          <w:rFonts w:hint="eastAsia" w:ascii="Times New Roman" w:hAnsi="Times New Roman" w:eastAsia="FangSong" w:cs="Times New Roman"/>
+        </w:rPr>
+        <w:t xml:space="preserve">价电子排布</w:t>
+      </w:r>
+    </w:p>
+    <w:p>
+      <w:pPr>
+        <w:pStyle w:val="BodyText"/>
+      </w:pPr>
+      <w:r>
+        <w:rPr>
+          <w:rFonts w:hint="eastAsia" w:ascii="Times New Roman" w:hAnsi="Times New Roman" w:eastAsia="FangSong" w:cs="Times New Roman"/>
+        </w:rPr>
+        <w:t xml:space="preserve">原子序数</w:t>
+      </w:r>
+    </w:p>
+    <w:p>
+      <w:pPr>
+        <w:pStyle w:val="BodyText"/>
+      </w:pPr>
+      <w:r>
+        <w:rPr>
+          <w:rFonts w:ascii="Times New Roman" w:hAnsi="Times New Roman" w:eastAsia="Times New Roman" w:cs="Times New Roman"/>
+        </w:rPr>
+        <w:t xml:space="preserve">39</w:t>
+      </w:r>
+    </w:p>
+    <w:p>
+      <w:pPr>
+        <w:pStyle w:val="BodyText"/>
+      </w:pPr>
+      <w:r>
+        <w:rPr>
+          <w:rFonts w:ascii="Times New Roman" w:hAnsi="Times New Roman" w:eastAsia="Times New Roman" w:cs="Times New Roman"/>
+        </w:rPr>
+        <w:t xml:space="preserve">39</w:t>
+      </w:r>
+    </w:p>
+    <w:p>
+      <w:pPr>
+        <w:pStyle w:val="BodyText"/>
+      </w:pPr>
+      <w:r>
+        <w:rPr>
+          <w:rFonts w:ascii="Times New Roman" w:hAnsi="Times New Roman" w:eastAsia="Times New Roman" w:cs="Times New Roman"/>
+        </w:rPr>
+        <w:t xml:space="preserve">39</w:t>
+      </w:r>
+    </w:p>
+    <w:p>
+      <w:pPr>
+        <w:pStyle w:val="BodyText"/>
+      </w:pPr>
+      <w:r>
+        <w:rPr>
+          <w:rFonts w:ascii="Times New Roman" w:hAnsi="Times New Roman" w:eastAsia="Times New Roman" w:cs="Times New Roman"/>
+        </w:rPr>
+        <w:t xml:space="preserve">39</w:t>
+      </w:r>
+    </w:p>
+    <w:p>
+      <w:pPr>
+        <w:pStyle w:val="BodyText"/>
+      </w:pPr>
+      <w:r>
+        <w:rPr>
+          <w:rFonts w:ascii="Times New Roman" w:hAnsi="Times New Roman" w:eastAsia="Times New Roman" w:cs="Times New Roman"/>
+        </w:rPr>
+        <w:t xml:space="preserve">39</w:t>
+      </w:r>
+    </w:p>
+    <w:p>
+      <w:pPr>
+        <w:pStyle w:val="BodyText"/>
+      </w:pPr>
+      <w:r>
+        <w:rPr>
+          <w:rFonts w:ascii="Times New Roman" w:hAnsi="Times New Roman" w:eastAsia="Times New Roman" w:cs="Times New Roman"/>
+        </w:rPr>
+        <w:t xml:space="preserve">39</w:t>
+      </w:r>
+    </w:p>
+    <w:p>
+      <w:pPr>
+        <w:pStyle w:val="BodyText"/>
+      </w:pPr>
+      <w:r>
+        <w:rPr>
+          <w:rFonts w:ascii="Times New Roman" w:hAnsi="Times New Roman" w:eastAsia="Times New Roman" w:cs="Times New Roman"/>
+        </w:rPr>
+        <w:t xml:space="preserve">39</w:t>
+      </w:r>
+    </w:p>
+    <w:p>
+      <w:pPr>
+        <w:pStyle w:val="BodyText"/>
+      </w:pPr>
+      <w:r>
+        <w:rPr>
+          <w:rFonts w:ascii="Times New Roman" w:hAnsi="Times New Roman" w:eastAsia="Times New Roman" w:cs="Times New Roman"/>
+        </w:rPr>
+        <w:t xml:space="preserve">39</w:t>
+      </w:r>
+    </w:p>
+    <w:p>
+      <w:pPr>
+        <w:pStyle w:val="BodyText"/>
+      </w:pPr>
+      <w:r>
+        <w:rPr>
+          <w:rFonts w:ascii="Times New Roman" w:hAnsi="Times New Roman" w:eastAsia="Times New Roman" w:cs="Times New Roman"/>
+        </w:rPr>
+        <w:t xml:space="preserve">39</w:t>
+      </w:r>
+    </w:p>
+    <w:p>
+      <w:pPr>
+        <w:pStyle w:val="BodyText"/>
+      </w:pPr>
+      <w:r>
+        <w:rPr>
+          <w:rFonts w:ascii="Times New Roman" w:hAnsi="Times New Roman" w:eastAsia="Times New Roman" w:cs="Times New Roman"/>
+        </w:rPr>
+        <w:t xml:space="preserve">39</w:t>
+      </w:r>
+    </w:p>
+    <w:p>
+      <w:pPr>
+        <w:pStyle w:val="BodyText"/>
+      </w:pPr>
+      <w:r>
+        <w:rPr>
+          <w:rFonts w:hint="eastAsia" w:ascii="Times New Roman" w:hAnsi="Times New Roman" w:eastAsia="FangSong" w:cs="Times New Roman"/>
+        </w:rPr>
+        <w:t xml:space="preserve">元素符号</w:t>
+      </w:r>
+    </w:p>
+    <w:p>
+      <w:pPr>
+        <w:pStyle w:val="BodyText"/>
+      </w:pPr>
+      <w:r>
+        <w:rPr>
+          <w:rFonts w:hint="eastAsia" w:ascii="Times New Roman" w:hAnsi="Times New Roman" w:eastAsia="FangSong" w:cs="Times New Roman"/>
+        </w:rPr>
+        <w:t xml:space="preserve">元素名称</w:t>
+      </w:r>
+    </w:p>
+    <w:p>
+      <w:pPr>
+        <w:pStyle w:val="BodyText"/>
+      </w:pPr>
+      <w:r>
+        <w:rPr>
+          <w:rFonts w:hint="eastAsia" w:ascii="Times New Roman" w:hAnsi="Times New Roman" w:eastAsia="FangSong" w:cs="Times New Roman"/>
+        </w:rPr>
+        <w:t xml:space="preserve">价电子排布</w:t>
+      </w:r>
+    </w:p>
+    <w:p>
+      <w:pPr>
+        <w:pStyle w:val="BodyText"/>
+      </w:pPr>
+      <w:r>
+        <w:rPr>
+          <w:rFonts w:hint="eastAsia" w:ascii="Times New Roman" w:hAnsi="Times New Roman" w:eastAsia="FangSong" w:cs="Times New Roman"/>
+        </w:rPr>
+        <w:t xml:space="preserve">原子序数</w:t>
+      </w:r>
+    </w:p>
+    <w:p>
+      <w:pPr>
+        <w:pStyle w:val="BodyText"/>
+      </w:pPr>
+      <w:r>
+        <w:rPr>
+          <w:rFonts w:ascii="Times New Roman" w:hAnsi="Times New Roman" w:eastAsia="Times New Roman" w:cs="Times New Roman"/>
+        </w:rPr>
+        <w:t xml:space="preserve">57~71</w:t>
+      </w:r>
+    </w:p>
+    <w:p>
+      <w:pPr>
+        <w:pStyle w:val="BodyText"/>
+      </w:pPr>
+      <w:r>
+        <w:rPr>
+          <w:rFonts w:ascii="Times New Roman" w:hAnsi="Times New Roman" w:eastAsia="Times New Roman" w:cs="Times New Roman"/>
+        </w:rPr>
+        <w:t xml:space="preserve">72</w:t>
+      </w:r>
+    </w:p>
+    <w:p>
+      <w:pPr>
+        <w:pStyle w:val="BodyText"/>
+      </w:pPr>
+      <w:r>
+        <w:rPr>
+          <w:rFonts w:ascii="Times New Roman" w:hAnsi="Times New Roman" w:eastAsia="Times New Roman" w:cs="Times New Roman"/>
+        </w:rPr>
+        <w:t xml:space="preserve">73</w:t>
+      </w:r>
+    </w:p>
+    <w:p>
+      <w:pPr>
+        <w:pStyle w:val="BodyText"/>
+      </w:pPr>
+      <w:r>
+        <w:rPr>
+          <w:rFonts w:ascii="Times New Roman" w:hAnsi="Times New Roman" w:eastAsia="Times New Roman" w:cs="Times New Roman"/>
+        </w:rPr>
+        <w:t xml:space="preserve">74</w:t>
+      </w:r>
+    </w:p>
+    <w:p>
+      <w:pPr>
+        <w:pStyle w:val="BodyText"/>
+      </w:pPr>
+      <w:r>
+        <w:rPr>
+          <w:rFonts w:ascii="Times New Roman" w:hAnsi="Times New Roman" w:eastAsia="Times New Roman" w:cs="Times New Roman"/>
+        </w:rPr>
+        <w:t xml:space="preserve">75</w:t>
+      </w:r>
+    </w:p>
+    <w:p>
+      <w:pPr>
+        <w:pStyle w:val="BodyText"/>
+      </w:pPr>
+      <w:r>
+        <w:rPr>
+          <w:rFonts w:ascii="Times New Roman" w:hAnsi="Times New Roman" w:eastAsia="Times New Roman" w:cs="Times New Roman"/>
+        </w:rPr>
+        <w:t xml:space="preserve">76</w:t>
+      </w:r>
+    </w:p>
+    <w:p>
+      <w:pPr>
+        <w:pStyle w:val="BodyText"/>
+      </w:pPr>
+      <w:r>
+        <w:rPr>
+          <w:rFonts w:ascii="Times New Roman" w:hAnsi="Times New Roman" w:eastAsia="Times New Roman" w:cs="Times New Roman"/>
+        </w:rPr>
+        <w:t xml:space="preserve">77</w:t>
+      </w:r>
+    </w:p>
+    <w:p>
+      <w:pPr>
+        <w:pStyle w:val="BodyText"/>
+      </w:pPr>
+      <w:r>
+        <w:rPr>
+          <w:rFonts w:ascii="Times New Roman" w:hAnsi="Times New Roman" w:eastAsia="Times New Roman" w:cs="Times New Roman"/>
+        </w:rPr>
+        <w:t xml:space="preserve">78</w:t>
+      </w:r>
+    </w:p>
+    <w:p>
+      <w:pPr>
+        <w:pStyle w:val="BodyText"/>
+      </w:pPr>
+      <w:r>
+        <w:rPr>
+          <w:rFonts w:ascii="Times New Roman" w:hAnsi="Times New Roman" w:eastAsia="Times New Roman" w:cs="Times New Roman"/>
+        </w:rPr>
+        <w:t xml:space="preserve">79</w:t>
+      </w:r>
+    </w:p>
+    <w:p>
+      <w:pPr>
+        <w:pStyle w:val="BodyText"/>
+      </w:pPr>
+      <w:r>
+        <w:rPr>
+          <w:rFonts w:ascii="Times New Roman" w:hAnsi="Times New Roman" w:eastAsia="Times New Roman" w:cs="Times New Roman"/>
+        </w:rPr>
+        <w:t xml:space="preserve">80</w:t>
+      </w:r>
+    </w:p>
+    <w:p>
+      <w:pPr>
+        <w:pStyle w:val="BodyText"/>
+      </w:pPr>
+      <w:r>
+        <w:rPr>
+          <w:rFonts w:hint="eastAsia" w:ascii="Times New Roman" w:hAnsi="Times New Roman" w:eastAsia="FangSong" w:cs="Times New Roman"/>
+        </w:rPr>
+        <w:t xml:space="preserve">元素符号</w:t>
+      </w:r>
+    </w:p>
+    <w:p>
+      <w:pPr>
+        <w:pStyle w:val="BodyText"/>
+      </w:pPr>
+      <w:r>
+        <w:rPr>
+          <w:rFonts w:hint="eastAsia" w:ascii="Times New Roman" w:hAnsi="Times New Roman" w:eastAsia="FangSong" w:cs="Times New Roman"/>
+        </w:rPr>
+        <w:t xml:space="preserve">元素名称</w:t>
+      </w:r>
+    </w:p>
+    <w:p>
+      <w:pPr>
+        <w:pStyle w:val="BodyText"/>
+      </w:pPr>
+      <w:r>
+        <w:rPr>
+          <w:rFonts w:hint="eastAsia" w:ascii="Times New Roman" w:hAnsi="Times New Roman" w:eastAsia="FangSong" w:cs="Times New Roman"/>
+        </w:rPr>
+        <w:t xml:space="preserve">价电子排布</w:t>
+      </w:r>
+    </w:p>
+    <w:bookmarkEnd w:id="115"/>
+    <w:bookmarkStart w:id="116" w:name="六原子核衰变"/>
+    <w:p>
+      <w:pPr>
+        <w:pStyle w:val="Heading2"/>
+        <w:spacing w:before="280" w:after="120"/>
+      </w:pPr>
+      <w:r>
+        <w:rPr>
+          <w:rFonts w:hint="eastAsia" w:ascii="Times New Roman" w:hAnsi="Times New Roman" w:eastAsia="SimHei" w:cs="Times New Roman"/>
+        </w:rPr>
+        <w:t>六</w:t>
+      </w:r>
+      <w:r>
+        <w:rPr>
+          <w:rFonts w:hint="eastAsia" w:ascii="Times New Roman" w:hAnsi="Times New Roman" w:eastAsia="Times New Roman" w:cs="Times New Roman"/>
+        </w:rPr>
+        <w:t>、</w:t>
+      </w:r>
+      <w:r>
+        <w:rPr>
+          <w:rFonts w:hint="eastAsia" w:ascii="Times New Roman" w:hAnsi="Times New Roman" w:eastAsia="SimHei" w:cs="Times New Roman"/>
+        </w:rPr>
+        <w:t>原子核衰变</w:t>
+      </w:r>
+    </w:p>
+    <w:p>
+      <w:pPr>
+        <w:pStyle w:val="MethodologyBlock"/>
+      </w:pPr>
+      <w:r>
+        <w:rPr>
+          <w:rFonts w:hint="eastAsia" w:ascii="Times New Roman" w:hAnsi="Times New Roman" w:eastAsia="FangSong" w:cs="Times New Roman"/>
+        </w:rPr>
+        <w:t xml:space="preserve">深入思考</w:t>
+      </w:r>
+      <w:r>
+        <w:rPr>
+          <w:rFonts w:ascii="Times New Roman" w:hAnsi="Times New Roman" w:eastAsia="Times New Roman" w:cs="Times New Roman"/>
+        </w:rPr>
+        <w:t xml:space="preserve"> </w:t>
+      </w:r>
+      <w:r>
+        <w:rPr>
+          <w:rFonts w:hint="eastAsia" w:ascii="Times New Roman" w:hAnsi="Times New Roman" w:eastAsia="FangSong" w:cs="Times New Roman"/>
+        </w:rPr>
+        <w:t>核反应方程式的核心是两条守恒</w:t>
+      </w:r>
+      <w:r>
+        <w:rPr>
+          <w:rFonts w:hint="eastAsia" w:ascii="Times New Roman" w:hAnsi="Times New Roman" w:eastAsia="Times New Roman" w:cs="Times New Roman"/>
+        </w:rPr>
+        <w:t>——</w:t>
+      </w:r>
+      <w:r>
+        <w:rPr>
+          <w:rFonts w:hint="eastAsia" w:ascii="Times New Roman" w:hAnsi="Times New Roman" w:eastAsia="FangSong" w:cs="Times New Roman"/>
+        </w:rPr>
+        <w:t>质量数守恒和电荷数守恒</w:t>
+      </w:r>
+      <w:r>
+        <w:rPr>
+          <w:rFonts w:hint="eastAsia" w:ascii="Times New Roman" w:hAnsi="Times New Roman" w:eastAsia="Times New Roman" w:cs="Times New Roman"/>
+        </w:rPr>
+        <w:t>。α</w:t>
+      </w:r>
+      <w:r>
+        <w:rPr>
+          <w:rFonts w:hint="eastAsia" w:ascii="Times New Roman" w:hAnsi="Times New Roman" w:eastAsia="FangSong" w:cs="Times New Roman"/>
+        </w:rPr>
+        <w:t>衰变质量数</w:t>
+      </w:r>
+      <w:r>
+        <w:rPr>
+          <w:rFonts w:hint="eastAsia" w:ascii="Times New Roman" w:hAnsi="Times New Roman" w:eastAsia="Times New Roman" w:cs="Times New Roman"/>
+        </w:rPr>
+        <w:t>-4</w:t>
+      </w:r>
+      <w:r>
+        <w:rPr>
+          <w:rFonts w:hint="eastAsia" w:ascii="Times New Roman" w:hAnsi="Times New Roman" w:eastAsia="FangSong" w:cs="Times New Roman"/>
+        </w:rPr>
+        <w:t>电荷数</w:t>
+      </w:r>
+      <w:r>
+        <w:rPr>
+          <w:rFonts w:hint="eastAsia" w:ascii="Times New Roman" w:hAnsi="Times New Roman" w:eastAsia="Times New Roman" w:cs="Times New Roman"/>
+        </w:rPr>
+        <w:t>-2；β</w:t>
+      </w:r>
+      <w:r>
+        <w:rPr>
+          <w:rFonts w:hint="eastAsia" w:ascii="Times New Roman" w:hAnsi="Times New Roman" w:eastAsia="FangSong" w:cs="Times New Roman"/>
+        </w:rPr>
+        <w:t>衰变质量数不变电荷数</w:t>
+      </w:r>
+      <w:r>
+        <w:rPr>
+          <w:rFonts w:hint="eastAsia" w:ascii="Times New Roman" w:hAnsi="Times New Roman" w:eastAsia="Times New Roman" w:cs="Times New Roman"/>
+        </w:rPr>
+        <w:t>+1。γ</w:t>
+      </w:r>
+      <w:r>
+        <w:rPr>
+          <w:rFonts w:hint="eastAsia" w:ascii="Times New Roman" w:hAnsi="Times New Roman" w:eastAsia="FangSong" w:cs="Times New Roman"/>
+        </w:rPr>
+        <w:t>衰变只改变能量状态</w:t>
+      </w:r>
+      <w:r>
+        <w:rPr>
+          <w:rFonts w:hint="eastAsia" w:ascii="Times New Roman" w:hAnsi="Times New Roman" w:eastAsia="Times New Roman" w:cs="Times New Roman"/>
+        </w:rPr>
+        <w:t>。</w:t>
+      </w:r>
+      <w:r>
+        <w:rPr>
+          <w:rFonts w:ascii="Times New Roman" w:hAnsi="Times New Roman" w:eastAsia="Times New Roman" w:cs="Times New Roman"/>
+        </w:rPr>
+        <w:t xml:space="preserve"> </w:t>
+      </w:r>
+      <w:r>
+        <w:rPr>
+          <w:rFonts w:hint="eastAsia" w:ascii="Times New Roman" w:hAnsi="Times New Roman" w:eastAsia="FangSong" w:cs="Times New Roman"/>
+        </w:rPr>
+        <w:t>核衰变</w:t>
+      </w:r>
+      <w:r>
+        <w:rPr>
+          <w:rFonts w:hint="eastAsia" w:ascii="Times New Roman" w:hAnsi="Times New Roman" w:eastAsia="Times New Roman" w:cs="Times New Roman"/>
+        </w:rPr>
+        <w:t>：</w:t>
+      </w:r>
+      <w:r>
+        <w:rPr>
+          <w:rFonts w:hint="eastAsia" w:ascii="Times New Roman" w:hAnsi="Times New Roman" w:eastAsia="FangSong" w:cs="Times New Roman"/>
+        </w:rPr>
+        <w:t>放射性核素的原子核自发放射出射线变成另一种原子核的过程</w:t>
+      </w:r>
+      <w:r>
+        <w:rPr>
+          <w:rFonts w:hint="eastAsia" w:ascii="Times New Roman" w:hAnsi="Times New Roman" w:eastAsia="Times New Roman" w:cs="Times New Roman"/>
+        </w:rPr>
+        <w:t>。</w:t>
+      </w:r>
+    </w:p>
+    <w:p>
+      <w:pPr>
+        <w:pStyle w:val="BodyText"/>
+      </w:pPr>
+      <w:r>
+        <w:rPr>
+          <w:rFonts w:hint="eastAsia" w:ascii="Times New Roman" w:hAnsi="Times New Roman" w:eastAsia="FangSong" w:cs="Times New Roman"/>
+        </w:rPr>
+        <w:t>半衰期</w:t>
+      </w:r>
+      <w:r>
+        <w:rPr>
+          <w:rFonts w:hint="eastAsia" w:ascii="Times New Roman" w:hAnsi="Times New Roman" w:eastAsia="Times New Roman" w:cs="Times New Roman"/>
+        </w:rPr>
+        <w:t>：</w:t>
+      </w:r>
+      <w:r>
+        <w:rPr>
+          <w:rFonts w:hint="eastAsia" w:ascii="Times New Roman" w:hAnsi="Times New Roman" w:eastAsia="FangSong" w:cs="Times New Roman"/>
+        </w:rPr>
+        <w:t>放射性元素的原子核有半数发生衰变时所需要的时间</w:t>
+      </w:r>
+      <w:r>
+        <w:rPr>
+          <w:rFonts w:hint="eastAsia" w:ascii="Times New Roman" w:hAnsi="Times New Roman" w:eastAsia="Times New Roman" w:cs="Times New Roman"/>
+        </w:rPr>
+        <w:t>。</w:t>
       </w:r>
     </w:p>
     <w:p>
@@ -19021,1372 +20497,6 @@
           <w:numId w:val="1028"/>
         </w:numPr>
       </w:pPr>
-      <w:r>
-        <w:rPr>
-          <w:rFonts w:hint="eastAsia" w:ascii="Times New Roman" w:hAnsi="Times New Roman" w:eastAsia="FangSong" w:cs="Times New Roman"/>
-        </w:rPr>
-        <w:t>洪特</w:t>
-      </w:r>
-      <w:r>
-        <w:rPr>
-          <w:rFonts w:hint="eastAsia" w:ascii="Times New Roman" w:hAnsi="Times New Roman" w:eastAsia="Times New Roman" w:cs="Times New Roman"/>
-        </w:rPr>
-        <w:t>（Hund）</w:t>
-      </w:r>
-      <w:r>
-        <w:rPr>
-          <w:rFonts w:hint="eastAsia" w:ascii="Times New Roman" w:hAnsi="Times New Roman" w:eastAsia="FangSong" w:cs="Times New Roman"/>
-        </w:rPr>
-        <w:t>规则</w:t>
-      </w:r>
-      <w:r>
-        <w:rPr>
-          <w:rFonts w:hint="eastAsia" w:ascii="Times New Roman" w:hAnsi="Times New Roman" w:eastAsia="Times New Roman" w:cs="Times New Roman"/>
-        </w:rPr>
-        <w:t>：</w:t>
-      </w:r>
-      <w:r>
-        <w:rPr>
-          <w:rFonts w:hint="eastAsia" w:ascii="Times New Roman" w:hAnsi="Times New Roman" w:eastAsia="FangSong" w:cs="Times New Roman"/>
-        </w:rPr>
-        <w:t>电子在能量</w:t>
-      </w:r>
-      <w:r>
-        <w:rPr>
-          <w:rFonts w:hint="eastAsia" w:ascii="Times New Roman" w:hAnsi="Times New Roman" w:eastAsia="Times New Roman" w:cs="Times New Roman"/>
-        </w:rPr>
-        <w:t>____</w:t>
-      </w:r>
-      <w:r>
-        <w:rPr>
-          <w:rFonts w:hint="eastAsia" w:ascii="Times New Roman" w:hAnsi="Times New Roman" w:eastAsia="FangSong" w:cs="Times New Roman"/>
-        </w:rPr>
-        <w:t>的轨道</w:t>
-      </w:r>
-      <w:r>
-        <w:rPr>
-          <w:rFonts w:hint="eastAsia" w:ascii="Times New Roman" w:hAnsi="Times New Roman" w:eastAsia="Times New Roman" w:cs="Times New Roman"/>
-        </w:rPr>
-        <w:t>（</w:t>
-      </w:r>
-      <w:r>
-        <w:rPr>
-          <w:rFonts w:hint="eastAsia" w:ascii="Times New Roman" w:hAnsi="Times New Roman" w:eastAsia="FangSong" w:cs="Times New Roman"/>
-        </w:rPr>
-        <w:t>称为简并轨道</w:t>
-      </w:r>
-      <w:r>
-        <w:rPr>
-          <w:rFonts w:hint="eastAsia" w:ascii="Times New Roman" w:hAnsi="Times New Roman" w:eastAsia="Times New Roman" w:cs="Times New Roman"/>
-        </w:rPr>
-        <w:t>，</w:t>
-      </w:r>
-      <w:r>
-        <w:rPr>
-          <w:rFonts w:hint="eastAsia" w:ascii="Times New Roman" w:hAnsi="Times New Roman" w:eastAsia="FangSong" w:cs="Times New Roman"/>
-        </w:rPr>
-        <w:t>即</w:t>
-      </w:r>
-      <w:r>
-        <w:rPr>
-          <w:rFonts w:hint="eastAsia" w:ascii="Times New Roman" w:hAnsi="Times New Roman" w:eastAsia="Times New Roman" w:cs="Times New Roman"/>
-        </w:rPr>
-        <w:t>____</w:t>
-      </w:r>
-      <w:r>
-        <w:rPr>
-          <w:rFonts w:hint="eastAsia" w:ascii="Times New Roman" w:hAnsi="Times New Roman" w:eastAsia="FangSong" w:cs="Times New Roman"/>
-        </w:rPr>
-        <w:t>和</w:t>
-      </w:r>
-      <w:r>
-        <w:rPr>
-          <w:rFonts w:hint="eastAsia" w:ascii="Times New Roman" w:hAnsi="Times New Roman" w:eastAsia="Times New Roman" w:cs="Times New Roman"/>
-        </w:rPr>
-        <w:t>____</w:t>
-      </w:r>
-      <w:r>
-        <w:rPr>
-          <w:rFonts w:hint="eastAsia" w:ascii="Times New Roman" w:hAnsi="Times New Roman" w:eastAsia="FangSong" w:cs="Times New Roman"/>
-        </w:rPr>
-        <w:t>相同的轨道</w:t>
-      </w:r>
-      <w:r>
-        <w:rPr>
-          <w:rFonts w:hint="eastAsia" w:ascii="Times New Roman" w:hAnsi="Times New Roman" w:eastAsia="Times New Roman" w:cs="Times New Roman"/>
-        </w:rPr>
-        <w:t>）</w:t>
-      </w:r>
-      <w:r>
-        <w:rPr>
-          <w:rFonts w:hint="eastAsia" w:ascii="Times New Roman" w:hAnsi="Times New Roman" w:eastAsia="FangSong" w:cs="Times New Roman"/>
-        </w:rPr>
-        <w:t>上排布时</w:t>
-      </w:r>
-      <w:r>
-        <w:rPr>
-          <w:rFonts w:hint="eastAsia" w:ascii="Times New Roman" w:hAnsi="Times New Roman" w:eastAsia="Times New Roman" w:cs="Times New Roman"/>
-        </w:rPr>
-        <w:t>，</w:t>
-      </w:r>
-      <w:r>
-        <w:rPr>
-          <w:rFonts w:hint="eastAsia" w:ascii="Times New Roman" w:hAnsi="Times New Roman" w:eastAsia="FangSong" w:cs="Times New Roman"/>
-        </w:rPr>
-        <w:t>总是尽可能以自旋</w:t>
-      </w:r>
-      <w:r>
-        <w:rPr>
-          <w:rFonts w:hint="eastAsia" w:ascii="Times New Roman" w:hAnsi="Times New Roman" w:eastAsia="Times New Roman" w:cs="Times New Roman"/>
-        </w:rPr>
-        <w:t>____</w:t>
-      </w:r>
-      <w:r>
-        <w:rPr>
-          <w:rFonts w:hint="eastAsia" w:ascii="Times New Roman" w:hAnsi="Times New Roman" w:eastAsia="FangSong" w:cs="Times New Roman"/>
-        </w:rPr>
-        <w:t>的方向</w:t>
-      </w:r>
-      <w:r>
-        <w:rPr>
-          <w:rFonts w:hint="eastAsia" w:ascii="Times New Roman" w:hAnsi="Times New Roman" w:eastAsia="Times New Roman" w:cs="Times New Roman"/>
-        </w:rPr>
-        <w:t>，</w:t>
-      </w:r>
-      <w:r>
-        <w:rPr>
-          <w:rFonts w:hint="eastAsia" w:ascii="Times New Roman" w:hAnsi="Times New Roman" w:eastAsia="FangSong" w:cs="Times New Roman"/>
-        </w:rPr>
-        <w:t>单独分占</w:t>
-      </w:r>
-      <w:r>
-        <w:rPr>
-          <w:rFonts w:hint="eastAsia" w:ascii="Times New Roman" w:hAnsi="Times New Roman" w:eastAsia="Times New Roman" w:cs="Times New Roman"/>
-        </w:rPr>
-        <w:t>____</w:t>
-      </w:r>
-      <w:r>
-        <w:rPr>
-          <w:rFonts w:hint="eastAsia" w:ascii="Times New Roman" w:hAnsi="Times New Roman" w:eastAsia="FangSong" w:cs="Times New Roman"/>
-        </w:rPr>
-        <w:t>不同的轨道</w:t>
-      </w:r>
-      <w:r>
-        <w:rPr>
-          <w:rFonts w:hint="eastAsia" w:ascii="Times New Roman" w:hAnsi="Times New Roman" w:eastAsia="Times New Roman" w:cs="Times New Roman"/>
-        </w:rPr>
-        <w:t>，</w:t>
-      </w:r>
-      <w:r>
-        <w:rPr>
-          <w:rFonts w:hint="eastAsia" w:ascii="Times New Roman" w:hAnsi="Times New Roman" w:eastAsia="FangSong" w:cs="Times New Roman"/>
-        </w:rPr>
-        <w:t>因为这样的排布方式总能量最低</w:t>
-      </w:r>
-      <w:r>
-        <w:rPr>
-          <w:rFonts w:hint="eastAsia" w:ascii="Times New Roman" w:hAnsi="Times New Roman" w:eastAsia="Times New Roman" w:cs="Times New Roman"/>
-        </w:rPr>
-        <w:t>。</w:t>
-      </w:r>
-    </w:p>
-    <w:p>
-      <w:pPr>
-        <w:pStyle w:val="MethodologyBlock"/>
-      </w:pPr>
-      <w:r>
-        <w:rPr>
-          <w:rFonts w:hint="eastAsia" w:ascii="Times New Roman" w:hAnsi="Times New Roman" w:eastAsia="FangSong" w:cs="Times New Roman"/>
-        </w:rPr>
-        <w:t xml:space="preserve">深入思考</w:t>
-      </w:r>
-      <w:r>
-        <w:rPr>
-          <w:rFonts w:ascii="Times New Roman" w:hAnsi="Times New Roman" w:eastAsia="Times New Roman" w:cs="Times New Roman"/>
-        </w:rPr>
-        <w:t xml:space="preserve"> </w:t>
-      </w:r>
-      <w:r>
-        <w:rPr>
-          <w:rFonts w:hint="eastAsia" w:ascii="Times New Roman" w:hAnsi="Times New Roman" w:eastAsia="Times New Roman" w:cs="Times New Roman"/>
-        </w:rPr>
-        <w:t>「</w:t>
-      </w:r>
-      <w:r>
-        <w:rPr>
-          <w:rFonts w:hint="eastAsia" w:ascii="Times New Roman" w:hAnsi="Times New Roman" w:eastAsia="FangSong" w:cs="Times New Roman"/>
-        </w:rPr>
-        <w:t>半满全满更稳定</w:t>
-      </w:r>
-      <w:r>
-        <w:rPr>
-          <w:rFonts w:hint="eastAsia" w:ascii="Times New Roman" w:hAnsi="Times New Roman" w:eastAsia="Times New Roman" w:cs="Times New Roman"/>
-        </w:rPr>
-        <w:t>，Cr</w:t>
-      </w:r>
-      <w:r>
-        <w:rPr>
-          <w:rFonts w:hint="eastAsia" w:ascii="Times New Roman" w:hAnsi="Times New Roman" w:eastAsia="FangSong" w:cs="Times New Roman"/>
-        </w:rPr>
-        <w:t>和</w:t>
-      </w:r>
-      <w:r>
-        <w:rPr>
-          <w:rFonts w:hint="eastAsia" w:ascii="Times New Roman" w:hAnsi="Times New Roman" w:eastAsia="Times New Roman" w:cs="Times New Roman"/>
-        </w:rPr>
-        <w:t>Cu</w:t>
-      </w:r>
-      <w:r>
-        <w:rPr>
-          <w:rFonts w:hint="eastAsia" w:ascii="Times New Roman" w:hAnsi="Times New Roman" w:eastAsia="FangSong" w:cs="Times New Roman"/>
-        </w:rPr>
-        <w:t>要记住</w:t>
-      </w:r>
-      <w:r>
-        <w:rPr>
-          <w:rFonts w:hint="eastAsia" w:ascii="Times New Roman" w:hAnsi="Times New Roman" w:eastAsia="Times New Roman" w:cs="Times New Roman"/>
-        </w:rPr>
-        <w:t>」——</w:t>
-      </w:r>
-      <w:r>
-        <w:rPr>
-          <w:rFonts w:hint="eastAsia" w:ascii="Times New Roman" w:hAnsi="Times New Roman" w:eastAsia="FangSong" w:cs="Times New Roman"/>
-        </w:rPr>
-        <w:t>只记得</w:t>
-      </w:r>
-      <w:r>
-        <w:rPr>
-          <w:rFonts w:hint="eastAsia" w:ascii="Times New Roman" w:hAnsi="Times New Roman" w:eastAsia="Times New Roman" w:cs="Times New Roman"/>
-        </w:rPr>
-        <w:t>Cr</w:t>
-      </w:r>
-      <w:r>
-        <w:rPr>
-          <w:rFonts w:hint="eastAsia" w:ascii="Times New Roman" w:hAnsi="Times New Roman" w:eastAsia="FangSong" w:cs="Times New Roman"/>
-        </w:rPr>
-        <w:t>和</w:t>
-      </w:r>
-      <w:r>
-        <w:rPr>
-          <w:rFonts w:hint="eastAsia" w:ascii="Times New Roman" w:hAnsi="Times New Roman" w:eastAsia="Times New Roman" w:cs="Times New Roman"/>
-        </w:rPr>
-        <w:t>Cu</w:t>
-      </w:r>
-      <w:r>
-        <w:rPr>
-          <w:rFonts w:hint="eastAsia" w:ascii="Times New Roman" w:hAnsi="Times New Roman" w:eastAsia="FangSong" w:cs="Times New Roman"/>
-        </w:rPr>
-        <w:t>两组特例即可</w:t>
-      </w:r>
-      <w:r>
-        <w:rPr>
-          <w:rFonts w:hint="eastAsia" w:ascii="Times New Roman" w:hAnsi="Times New Roman" w:eastAsia="Times New Roman" w:cs="Times New Roman"/>
-        </w:rPr>
-        <w:t>，</w:t>
-      </w:r>
-      <w:r>
-        <w:rPr>
-          <w:rFonts w:hint="eastAsia" w:ascii="Times New Roman" w:hAnsi="Times New Roman" w:eastAsia="FangSong" w:cs="Times New Roman"/>
-        </w:rPr>
-        <w:t>其余过渡金属不适用</w:t>
-      </w:r>
-      <w:r>
-        <w:rPr>
-          <w:rFonts w:hint="eastAsia" w:ascii="Times New Roman" w:hAnsi="Times New Roman" w:eastAsia="Times New Roman" w:cs="Times New Roman"/>
-        </w:rPr>
-        <w:t>。</w:t>
-      </w:r>
-      <w:r>
-        <w:rPr>
-          <w:rFonts w:hint="eastAsia" w:ascii="Times New Roman" w:hAnsi="Times New Roman" w:eastAsia="FangSong" w:cs="Times New Roman"/>
-        </w:rPr>
-        <w:t>发生率</w:t>
-      </w:r>
-      <w:r>
-        <w:rPr>
-          <w:rFonts w:hint="eastAsia" w:ascii="Times New Roman" w:hAnsi="Times New Roman" w:eastAsia="Times New Roman" w:cs="Times New Roman"/>
-        </w:rPr>
-        <w:t>~40%</w:t>
-      </w:r>
-      <w:r>
-        <w:rPr>
-          <w:rFonts w:hint="eastAsia" w:ascii="Times New Roman" w:hAnsi="Times New Roman" w:eastAsia="FangSong" w:cs="Times New Roman"/>
-        </w:rPr>
-        <w:t>的常见错误是每次都记混到底是</w:t>
-      </w:r>
-      <w:r>
-        <w:rPr>
-          <w:rFonts w:hint="eastAsia" w:ascii="Times New Roman" w:hAnsi="Times New Roman" w:eastAsia="Times New Roman" w:cs="Times New Roman"/>
-        </w:rPr>
-        <w:t>4s</w:t>
-      </w:r>
-      <w:r>
-        <w:rPr>
-          <w:rFonts w:hint="eastAsia" w:ascii="Times New Roman" w:hAnsi="Times New Roman" w:eastAsia="Times New Roman" w:cs="Times New Roman"/>
-          <w:vertAlign w:val="superscript"/>
-        </w:rPr>
-        <w:t>1</w:t>
-      </w:r>
-      <w:r>
-        <w:rPr>
-          <w:rFonts w:hint="eastAsia" w:ascii="Times New Roman" w:hAnsi="Times New Roman" w:eastAsia="Times New Roman" w:cs="Times New Roman"/>
-        </w:rPr>
-        <w:t>3d</w:t>
-      </w:r>
-      <w:r>
-        <w:rPr>
-          <w:rFonts w:hint="eastAsia" w:ascii="Times New Roman" w:hAnsi="Times New Roman" w:eastAsia="Times New Roman" w:cs="Times New Roman"/>
-          <w:vertAlign w:val="superscript"/>
-        </w:rPr>
-        <w:t>5</w:t>
-      </w:r>
-      <w:r>
-        <w:rPr>
-          <w:rFonts w:hint="eastAsia" w:ascii="Times New Roman" w:hAnsi="Times New Roman" w:eastAsia="FangSong" w:cs="Times New Roman"/>
-        </w:rPr>
-        <w:t>还是</w:t>
-      </w:r>
-      <w:r>
-        <w:rPr>
-          <w:rFonts w:hint="eastAsia" w:ascii="Times New Roman" w:hAnsi="Times New Roman" w:eastAsia="Times New Roman" w:cs="Times New Roman"/>
-        </w:rPr>
-        <w:t>4s</w:t>
-      </w:r>
-      <w:r>
-        <w:rPr>
-          <w:rFonts w:hint="eastAsia" w:ascii="Times New Roman" w:hAnsi="Times New Roman" w:eastAsia="Times New Roman" w:cs="Times New Roman"/>
-          <w:vertAlign w:val="superscript"/>
-        </w:rPr>
-        <w:t>2</w:t>
-      </w:r>
-      <w:r>
-        <w:rPr>
-          <w:rFonts w:hint="eastAsia" w:ascii="Times New Roman" w:hAnsi="Times New Roman" w:eastAsia="Times New Roman" w:cs="Times New Roman"/>
-        </w:rPr>
-        <w:t>3d</w:t>
-      </w:r>
-      <w:r>
-        <w:rPr>
-          <w:rFonts w:hint="eastAsia" w:ascii="Times New Roman" w:hAnsi="Times New Roman" w:eastAsia="Times New Roman" w:cs="Times New Roman"/>
-          <w:vertAlign w:val="superscript"/>
-        </w:rPr>
-        <w:t>4</w:t>
-      </w:r>
-      <w:r>
-        <w:rPr>
-          <w:rFonts w:hint="eastAsia" w:ascii="Times New Roman" w:hAnsi="Times New Roman" w:eastAsia="Times New Roman" w:cs="Times New Roman"/>
-        </w:rPr>
-        <w:t>。</w:t>
-      </w:r>
-    </w:p>
-    <w:p>
-      <w:pPr>
-        <w:pStyle w:val="BodyText"/>
-      </w:pPr>
-      <w:r>
-        <w:rPr>
-          <w:rFonts w:hint="eastAsia" w:ascii="Times New Roman" w:hAnsi="Times New Roman" w:eastAsia="FangSong" w:cs="Times New Roman"/>
-          <w:b/>
-          <w:bCs/>
-        </w:rPr>
-        <w:t>易错点</w:t>
-      </w:r>
-      <w:r>
-        <w:rPr>
-          <w:rFonts w:hint="eastAsia" w:ascii="Times New Roman" w:hAnsi="Times New Roman" w:eastAsia="Times New Roman" w:cs="Times New Roman"/>
-          <w:b/>
-          <w:bCs/>
-        </w:rPr>
-        <w:t>：</w:t>
-      </w:r>
-      <w:r>
-        <w:rPr>
-          <w:rFonts w:hint="eastAsia" w:ascii="Times New Roman" w:hAnsi="Times New Roman" w:eastAsia="FangSong" w:cs="Times New Roman"/>
-          <w:b/>
-          <w:bCs/>
-        </w:rPr>
-        <w:t>填充顺序</w:t>
-      </w:r>
-      <w:r>
-        <w:rPr>
-          <w:rFonts w:hint="eastAsia" w:ascii="Times New Roman" w:hAnsi="Times New Roman" w:eastAsia="Times New Roman" w:cs="Times New Roman"/>
-          <w:b/>
-          <w:bCs/>
-        </w:rPr>
-        <w:t>≠</w:t>
-      </w:r>
-      <w:r>
-        <w:rPr>
-          <w:rFonts w:hint="eastAsia" w:ascii="Times New Roman" w:hAnsi="Times New Roman" w:eastAsia="FangSong" w:cs="Times New Roman"/>
-          <w:b/>
-          <w:bCs/>
-        </w:rPr>
-        <w:t>失电子顺序</w:t>
-      </w:r>
-      <w:r>
-        <w:rPr>
-          <w:rFonts w:ascii="Times New Roman" w:hAnsi="Times New Roman" w:eastAsia="Times New Roman" w:cs="Times New Roman"/>
-        </w:rPr>
-        <w:t xml:space="preserve"> </w:t>
-      </w:r>
-      <w:r>
-        <w:rPr>
-          <w:rFonts w:ascii="Times New Roman" w:hAnsi="Times New Roman" w:eastAsia="Times New Roman" w:cs="Times New Roman"/>
-        </w:rPr>
-        <w:t xml:space="preserve">—— 4s </w:t>
-      </w:r>
-      <w:r>
-        <w:rPr>
-          <w:rFonts w:hint="eastAsia" w:ascii="Times New Roman" w:hAnsi="Times New Roman" w:eastAsia="FangSong" w:cs="Times New Roman"/>
-        </w:rPr>
-        <w:t xml:space="preserve">先于</w:t>
-      </w:r>
-      <w:r>
-        <w:rPr>
-          <w:rFonts w:ascii="Times New Roman" w:hAnsi="Times New Roman" w:eastAsia="Times New Roman" w:cs="Times New Roman"/>
-        </w:rPr>
-        <w:t xml:space="preserve"> 3d </w:t>
-      </w:r>
-      <w:r>
-        <w:rPr>
-          <w:rFonts w:hint="eastAsia" w:ascii="Times New Roman" w:hAnsi="Times New Roman" w:eastAsia="FangSong" w:cs="Times New Roman"/>
-        </w:rPr>
-        <w:t>填充</w:t>
-      </w:r>
-      <w:r>
-        <w:rPr>
-          <w:rFonts w:hint="eastAsia" w:ascii="Times New Roman" w:hAnsi="Times New Roman" w:eastAsia="Times New Roman" w:cs="Times New Roman"/>
-        </w:rPr>
-        <w:t>，</w:t>
-      </w:r>
-      <w:r>
-        <w:rPr>
-          <w:rFonts w:hint="eastAsia" w:ascii="Times New Roman" w:hAnsi="Times New Roman" w:eastAsia="FangSong" w:cs="Times New Roman"/>
-        </w:rPr>
-        <w:t>所以写电子排布时</w:t>
-      </w:r>
-      <w:r>
-        <w:rPr>
-          <w:rFonts w:ascii="Times New Roman" w:hAnsi="Times New Roman" w:eastAsia="Times New Roman" w:cs="Times New Roman"/>
-        </w:rPr>
-        <w:t xml:space="preserve"> 4s </w:t>
-      </w:r>
-      <w:r>
-        <w:rPr>
-          <w:rFonts w:hint="eastAsia" w:ascii="Times New Roman" w:hAnsi="Times New Roman" w:eastAsia="FangSong" w:cs="Times New Roman"/>
-        </w:rPr>
-        <w:t xml:space="preserve">写在</w:t>
-      </w:r>
-      <w:r>
-        <w:rPr>
-          <w:rFonts w:ascii="Times New Roman" w:hAnsi="Times New Roman" w:eastAsia="Times New Roman" w:cs="Times New Roman"/>
-        </w:rPr>
-        <w:t xml:space="preserve"> 3d </w:t>
-      </w:r>
-      <w:r>
-        <w:rPr>
-          <w:rFonts w:hint="eastAsia" w:ascii="Times New Roman" w:hAnsi="Times New Roman" w:eastAsia="FangSong" w:cs="Times New Roman"/>
-        </w:rPr>
-        <w:t>前面</w:t>
-      </w:r>
-      <w:r>
-        <w:rPr>
-          <w:rFonts w:hint="eastAsia" w:ascii="Times New Roman" w:hAnsi="Times New Roman" w:eastAsia="Times New Roman" w:cs="Times New Roman"/>
-        </w:rPr>
-        <w:t>（</w:t>
-      </w:r>
-      <w:r>
-        <w:rPr>
-          <w:rFonts w:hint="eastAsia" w:ascii="Times New Roman" w:hAnsi="Times New Roman" w:eastAsia="FangSong" w:cs="Times New Roman"/>
-        </w:rPr>
-        <w:t>如</w:t>
-      </w:r>
-      <w:r>
-        <w:rPr>
-          <w:rFonts w:ascii="Times New Roman" w:hAnsi="Times New Roman" w:eastAsia="Times New Roman" w:cs="Times New Roman"/>
-        </w:rPr>
-        <w:t xml:space="preserve"> Fe: </w:t>
-      </w:r>
-      <w:r>
-        <w:rPr>
-          <w:rFonts w:hint="eastAsia" w:ascii="Times New Roman" w:hAnsi="Times New Roman" w:eastAsia="Times New Roman" w:cs="Times New Roman"/>
-        </w:rPr>
-        <w:t>[Ar]4s</w:t>
-      </w:r>
-      <w:r>
-        <w:rPr>
-          <w:rFonts w:hint="eastAsia" w:ascii="Times New Roman" w:hAnsi="Times New Roman" w:eastAsia="Times New Roman" w:cs="Times New Roman"/>
-          <w:vertAlign w:val="superscript"/>
-        </w:rPr>
-        <w:t>2</w:t>
-      </w:r>
-      <w:r>
-        <w:rPr>
-          <w:rFonts w:hint="eastAsia" w:ascii="Times New Roman" w:hAnsi="Times New Roman" w:eastAsia="Times New Roman" w:cs="Times New Roman"/>
-        </w:rPr>
-        <w:t>3d</w:t>
-      </w:r>
-      <w:r>
-        <w:rPr>
-          <w:rFonts w:hint="eastAsia" w:ascii="Times New Roman" w:hAnsi="Times New Roman" w:eastAsia="Times New Roman" w:cs="Times New Roman"/>
-          <w:vertAlign w:val="superscript"/>
-        </w:rPr>
-        <w:t>6</w:t>
-      </w:r>
-      <w:r>
-        <w:rPr>
-          <w:rFonts w:hint="eastAsia" w:ascii="Times New Roman" w:hAnsi="Times New Roman" w:eastAsia="Times New Roman" w:cs="Times New Roman"/>
-        </w:rPr>
-        <w:t>）。</w:t>
-      </w:r>
-      <w:r>
-        <w:rPr>
-          <w:rFonts w:hint="eastAsia" w:ascii="Times New Roman" w:hAnsi="Times New Roman" w:eastAsia="FangSong" w:cs="Times New Roman"/>
-        </w:rPr>
-        <w:t>但</w:t>
-      </w:r>
-      <w:r>
-        <w:rPr>
-          <w:rFonts w:hint="eastAsia" w:ascii="Times New Roman" w:hAnsi="Times New Roman" w:eastAsia="FangSong" w:cs="Times New Roman"/>
-          <w:b/>
-          <w:bCs/>
-        </w:rPr>
-        <w:t xml:space="preserve">失电子时先失</w:t>
-      </w:r>
-      <w:r>
-        <w:rPr>
-          <w:rFonts w:ascii="Times New Roman" w:hAnsi="Times New Roman" w:eastAsia="Times New Roman" w:cs="Times New Roman"/>
-          <w:b/>
-          <w:bCs/>
-        </w:rPr>
-        <w:t xml:space="preserve"> 4s </w:t>
-      </w:r>
-      <w:r>
-        <w:rPr>
-          <w:rFonts w:hint="eastAsia" w:ascii="Times New Roman" w:hAnsi="Times New Roman" w:eastAsia="FangSong" w:cs="Times New Roman"/>
-          <w:b/>
-          <w:bCs/>
-        </w:rPr>
-        <w:t xml:space="preserve">电子</w:t>
-      </w:r>
-      <w:r>
-        <w:rPr>
-          <w:rFonts w:hint="eastAsia" w:ascii="Times New Roman" w:hAnsi="Times New Roman" w:eastAsia="Times New Roman" w:cs="Times New Roman"/>
-        </w:rPr>
-        <w:t>，</w:t>
-      </w:r>
-      <w:r>
-        <w:rPr>
-          <w:rFonts w:hint="eastAsia" w:ascii="Times New Roman" w:hAnsi="Times New Roman" w:eastAsia="FangSong" w:cs="Times New Roman"/>
-        </w:rPr>
-        <w:t>因为</w:t>
-      </w:r>
-      <w:r>
-        <w:rPr>
-          <w:rFonts w:ascii="Times New Roman" w:hAnsi="Times New Roman" w:eastAsia="Times New Roman" w:cs="Times New Roman"/>
-        </w:rPr>
-        <w:t xml:space="preserve"> 4s </w:t>
-      </w:r>
-      <w:r>
-        <w:rPr>
-          <w:rFonts w:hint="eastAsia" w:ascii="Times New Roman" w:hAnsi="Times New Roman" w:eastAsia="FangSong" w:cs="Times New Roman"/>
-        </w:rPr>
-        <w:t>电子离核更远</w:t>
-      </w:r>
-      <w:r>
-        <w:rPr>
-          <w:rFonts w:hint="eastAsia" w:ascii="Times New Roman" w:hAnsi="Times New Roman" w:eastAsia="Times New Roman" w:cs="Times New Roman"/>
-        </w:rPr>
-        <w:t>。</w:t>
-      </w:r>
-      <w:r>
-        <w:rPr>
-          <w:rFonts w:hint="eastAsia" w:ascii="Times New Roman" w:hAnsi="Times New Roman" w:eastAsia="FangSong" w:cs="Times New Roman"/>
-        </w:rPr>
-        <w:t>类比</w:t>
-      </w:r>
-      <w:r>
-        <w:rPr>
-          <w:rFonts w:hint="eastAsia" w:ascii="Times New Roman" w:hAnsi="Times New Roman" w:eastAsia="Times New Roman" w:cs="Times New Roman"/>
-        </w:rPr>
-        <w:t>「</w:t>
-      </w:r>
-      <w:r>
-        <w:rPr>
-          <w:rFonts w:hint="eastAsia" w:ascii="Times New Roman" w:hAnsi="Times New Roman" w:eastAsia="FangSong" w:cs="Times New Roman"/>
-        </w:rPr>
-        <w:t>酒店大堂</w:t>
-      </w:r>
-      <w:r>
-        <w:rPr>
-          <w:rFonts w:hint="eastAsia" w:ascii="Times New Roman" w:hAnsi="Times New Roman" w:eastAsia="Times New Roman" w:cs="Times New Roman"/>
-        </w:rPr>
-        <w:t>」——</w:t>
-      </w:r>
-      <w:r>
-        <w:rPr>
-          <w:rFonts w:hint="eastAsia" w:ascii="Times New Roman" w:hAnsi="Times New Roman" w:eastAsia="FangSong" w:cs="Times New Roman"/>
-        </w:rPr>
-        <w:t>入住时先到大堂</w:t>
-      </w:r>
-      <w:r>
-        <w:rPr>
-          <w:rFonts w:hint="eastAsia" w:ascii="Times New Roman" w:hAnsi="Times New Roman" w:eastAsia="Times New Roman" w:cs="Times New Roman"/>
-        </w:rPr>
-        <w:t>(4s)</w:t>
-      </w:r>
-      <w:r>
-        <w:rPr>
-          <w:rFonts w:hint="eastAsia" w:ascii="Times New Roman" w:hAnsi="Times New Roman" w:eastAsia="FangSong" w:cs="Times New Roman"/>
-        </w:rPr>
-        <w:t>再到房间</w:t>
-      </w:r>
-      <w:r>
-        <w:rPr>
-          <w:rFonts w:hint="eastAsia" w:ascii="Times New Roman" w:hAnsi="Times New Roman" w:eastAsia="Times New Roman" w:cs="Times New Roman"/>
-        </w:rPr>
-        <w:t>(3d)，</w:t>
-      </w:r>
-      <w:r>
-        <w:rPr>
-          <w:rFonts w:hint="eastAsia" w:ascii="Times New Roman" w:hAnsi="Times New Roman" w:eastAsia="FangSong" w:cs="Times New Roman"/>
-        </w:rPr>
-        <w:t>退房时也从大堂走</w:t>
-      </w:r>
-      <w:r>
-        <w:rPr>
-          <w:rFonts w:hint="eastAsia" w:ascii="Times New Roman" w:hAnsi="Times New Roman" w:eastAsia="Times New Roman" w:cs="Times New Roman"/>
-        </w:rPr>
-        <w:t>（</w:t>
-      </w:r>
-      <w:r>
-        <w:rPr>
-          <w:rFonts w:hint="eastAsia" w:ascii="Times New Roman" w:hAnsi="Times New Roman" w:eastAsia="FangSong" w:cs="Times New Roman"/>
-        </w:rPr>
-        <w:t>先失</w:t>
-      </w:r>
-      <w:r>
-        <w:rPr>
-          <w:rFonts w:ascii="Times New Roman" w:hAnsi="Times New Roman" w:eastAsia="Times New Roman" w:cs="Times New Roman"/>
-        </w:rPr>
-        <w:t xml:space="preserve"> </w:t>
-      </w:r>
-      <w:r>
-        <w:rPr>
-          <w:rFonts w:hint="eastAsia" w:ascii="Times New Roman" w:hAnsi="Times New Roman" w:eastAsia="Times New Roman" w:cs="Times New Roman"/>
-        </w:rPr>
-        <w:t xml:space="preserve">4s）。</w:t>
-      </w:r>
-    </w:p>
-    <w:p>
-      <w:pPr>
-        <w:pStyle w:val="BodyText"/>
-      </w:pPr>
-      <w:r>
-        <w:rPr>
-          <w:rFonts w:hint="eastAsia" w:ascii="Times New Roman" w:hAnsi="Times New Roman" w:eastAsia="FangSong" w:cs="Times New Roman"/>
-        </w:rPr>
-        <w:t>洪特规则的特例</w:t>
-      </w:r>
-      <w:r>
-        <w:rPr>
-          <w:rFonts w:hint="eastAsia" w:ascii="Times New Roman" w:hAnsi="Times New Roman" w:eastAsia="Times New Roman" w:cs="Times New Roman"/>
-        </w:rPr>
-        <w:t>：</w:t>
-      </w:r>
-      <w:r>
-        <w:rPr>
-          <w:rFonts w:hint="eastAsia" w:ascii="Times New Roman" w:hAnsi="Times New Roman" w:eastAsia="FangSong" w:cs="Times New Roman"/>
-        </w:rPr>
-        <w:t>在简并轨道的全充满</w:t>
-      </w:r>
-      <w:r>
-        <w:rPr>
-          <w:rFonts w:hint="eastAsia" w:ascii="Times New Roman" w:hAnsi="Times New Roman" w:eastAsia="Times New Roman" w:cs="Times New Roman"/>
-        </w:rPr>
-        <w:t>、</w:t>
-      </w:r>
-      <w:r>
-        <w:rPr>
-          <w:rFonts w:hint="eastAsia" w:ascii="Times New Roman" w:hAnsi="Times New Roman" w:eastAsia="FangSong" w:cs="Times New Roman"/>
-        </w:rPr>
-        <w:t>半充满</w:t>
-      </w:r>
-      <w:r>
-        <w:rPr>
-          <w:rFonts w:hint="eastAsia" w:ascii="Times New Roman" w:hAnsi="Times New Roman" w:eastAsia="Times New Roman" w:cs="Times New Roman"/>
-        </w:rPr>
-        <w:t>、</w:t>
-      </w:r>
-      <w:r>
-        <w:rPr>
-          <w:rFonts w:hint="eastAsia" w:ascii="Times New Roman" w:hAnsi="Times New Roman" w:eastAsia="FangSong" w:cs="Times New Roman"/>
-        </w:rPr>
-        <w:t>全空状态</w:t>
-      </w:r>
-      <w:r>
-        <w:rPr>
-          <w:rFonts w:hint="eastAsia" w:ascii="Times New Roman" w:hAnsi="Times New Roman" w:eastAsia="Times New Roman" w:cs="Times New Roman"/>
-        </w:rPr>
-        <w:t>，</w:t>
-      </w:r>
-      <w:r>
-        <w:rPr>
-          <w:rFonts w:hint="eastAsia" w:ascii="Times New Roman" w:hAnsi="Times New Roman" w:eastAsia="FangSong" w:cs="Times New Roman"/>
-        </w:rPr>
-        <w:t>具有较低的能量和较大的稳定性</w:t>
-      </w:r>
-      <w:r>
-        <w:rPr>
-          <w:rFonts w:hint="eastAsia" w:ascii="Times New Roman" w:hAnsi="Times New Roman" w:eastAsia="Times New Roman" w:cs="Times New Roman"/>
-        </w:rPr>
-        <w:t>。</w:t>
-      </w:r>
-    </w:p>
-    <w:p>
-      <w:pPr>
-        <w:pStyle w:val="BodyText"/>
-      </w:pPr>
-      <w:r>
-        <w:rPr>
-          <w:rFonts w:hint="eastAsia" w:ascii="Times New Roman" w:hAnsi="Times New Roman" w:eastAsia="FangSong" w:cs="Times New Roman"/>
-        </w:rPr>
-        <w:t xml:space="preserve">原子序数</w:t>
-      </w:r>
-    </w:p>
-    <w:p>
-      <w:pPr>
-        <w:pStyle w:val="BodyText"/>
-      </w:pPr>
-      <w:r>
-        <w:rPr>
-          <w:rFonts w:ascii="Times New Roman" w:hAnsi="Times New Roman" w:eastAsia="Times New Roman" w:cs="Times New Roman"/>
-        </w:rPr>
-        <w:t xml:space="preserve">21</w:t>
-      </w:r>
-    </w:p>
-    <w:p>
-      <w:pPr>
-        <w:pStyle w:val="BodyText"/>
-      </w:pPr>
-      <w:r>
-        <w:rPr>
-          <w:rFonts w:ascii="Times New Roman" w:hAnsi="Times New Roman" w:eastAsia="Times New Roman" w:cs="Times New Roman"/>
-        </w:rPr>
-        <w:t xml:space="preserve">22</w:t>
-      </w:r>
-    </w:p>
-    <w:p>
-      <w:pPr>
-        <w:pStyle w:val="BodyText"/>
-      </w:pPr>
-      <w:r>
-        <w:rPr>
-          <w:rFonts w:ascii="Times New Roman" w:hAnsi="Times New Roman" w:eastAsia="Times New Roman" w:cs="Times New Roman"/>
-        </w:rPr>
-        <w:t xml:space="preserve">23</w:t>
-      </w:r>
-    </w:p>
-    <w:p>
-      <w:pPr>
-        <w:pStyle w:val="BodyText"/>
-      </w:pPr>
-      <w:r>
-        <w:rPr>
-          <w:rFonts w:ascii="Times New Roman" w:hAnsi="Times New Roman" w:eastAsia="Times New Roman" w:cs="Times New Roman"/>
-        </w:rPr>
-        <w:t xml:space="preserve">24</w:t>
-      </w:r>
-    </w:p>
-    <w:p>
-      <w:pPr>
-        <w:pStyle w:val="BodyText"/>
-      </w:pPr>
-      <w:r>
-        <w:rPr>
-          <w:rFonts w:ascii="Times New Roman" w:hAnsi="Times New Roman" w:eastAsia="Times New Roman" w:cs="Times New Roman"/>
-        </w:rPr>
-        <w:t xml:space="preserve">25</w:t>
-      </w:r>
-    </w:p>
-    <w:p>
-      <w:pPr>
-        <w:pStyle w:val="BodyText"/>
-      </w:pPr>
-      <w:r>
-        <w:rPr>
-          <w:rFonts w:ascii="Times New Roman" w:hAnsi="Times New Roman" w:eastAsia="Times New Roman" w:cs="Times New Roman"/>
-        </w:rPr>
-        <w:t xml:space="preserve">26</w:t>
-      </w:r>
-    </w:p>
-    <w:p>
-      <w:pPr>
-        <w:pStyle w:val="BodyText"/>
-      </w:pPr>
-      <w:r>
-        <w:rPr>
-          <w:rFonts w:ascii="Times New Roman" w:hAnsi="Times New Roman" w:eastAsia="Times New Roman" w:cs="Times New Roman"/>
-        </w:rPr>
-        <w:t xml:space="preserve">27</w:t>
-      </w:r>
-    </w:p>
-    <w:p>
-      <w:pPr>
-        <w:pStyle w:val="BodyText"/>
-      </w:pPr>
-      <w:r>
-        <w:rPr>
-          <w:rFonts w:ascii="Times New Roman" w:hAnsi="Times New Roman" w:eastAsia="Times New Roman" w:cs="Times New Roman"/>
-        </w:rPr>
-        <w:t xml:space="preserve">28</w:t>
-      </w:r>
-    </w:p>
-    <w:p>
-      <w:pPr>
-        <w:pStyle w:val="BodyText"/>
-      </w:pPr>
-      <w:r>
-        <w:rPr>
-          <w:rFonts w:ascii="Times New Roman" w:hAnsi="Times New Roman" w:eastAsia="Times New Roman" w:cs="Times New Roman"/>
-        </w:rPr>
-        <w:t xml:space="preserve">29</w:t>
-      </w:r>
-    </w:p>
-    <w:p>
-      <w:pPr>
-        <w:pStyle w:val="BodyText"/>
-      </w:pPr>
-      <w:r>
-        <w:rPr>
-          <w:rFonts w:ascii="Times New Roman" w:hAnsi="Times New Roman" w:eastAsia="Times New Roman" w:cs="Times New Roman"/>
-        </w:rPr>
-        <w:t xml:space="preserve">30</w:t>
-      </w:r>
-    </w:p>
-    <w:p>
-      <w:pPr>
-        <w:pStyle w:val="BodyText"/>
-      </w:pPr>
-      <w:r>
-        <w:rPr>
-          <w:rFonts w:hint="eastAsia" w:ascii="Times New Roman" w:hAnsi="Times New Roman" w:eastAsia="FangSong" w:cs="Times New Roman"/>
-        </w:rPr>
-        <w:t xml:space="preserve">元素符号</w:t>
-      </w:r>
-    </w:p>
-    <w:p>
-      <w:pPr>
-        <w:pStyle w:val="BodyText"/>
-      </w:pPr>
-      <w:r>
-        <w:rPr>
-          <w:rFonts w:hint="eastAsia" w:ascii="Times New Roman" w:hAnsi="Times New Roman" w:eastAsia="FangSong" w:cs="Times New Roman"/>
-        </w:rPr>
-        <w:t xml:space="preserve">元素名称</w:t>
-      </w:r>
-    </w:p>
-    <w:p>
-      <w:pPr>
-        <w:pStyle w:val="BodyText"/>
-      </w:pPr>
-      <w:r>
-        <w:rPr>
-          <w:rFonts w:hint="eastAsia" w:ascii="Times New Roman" w:hAnsi="Times New Roman" w:eastAsia="FangSong" w:cs="Times New Roman"/>
-        </w:rPr>
-        <w:t xml:space="preserve">价电子排布</w:t>
-      </w:r>
-    </w:p>
-    <w:p>
-      <w:pPr>
-        <w:pStyle w:val="BodyText"/>
-      </w:pPr>
-      <w:r>
-        <w:rPr>
-          <w:rFonts w:hint="eastAsia" w:ascii="Times New Roman" w:hAnsi="Times New Roman" w:eastAsia="FangSong" w:cs="Times New Roman"/>
-        </w:rPr>
-        <w:t xml:space="preserve">原子序数</w:t>
-      </w:r>
-    </w:p>
-    <w:p>
-      <w:pPr>
-        <w:pStyle w:val="BodyText"/>
-      </w:pPr>
-      <w:r>
-        <w:rPr>
-          <w:rFonts w:ascii="Times New Roman" w:hAnsi="Times New Roman" w:eastAsia="Times New Roman" w:cs="Times New Roman"/>
-        </w:rPr>
-        <w:t xml:space="preserve">39</w:t>
-      </w:r>
-    </w:p>
-    <w:p>
-      <w:pPr>
-        <w:pStyle w:val="BodyText"/>
-      </w:pPr>
-      <w:r>
-        <w:rPr>
-          <w:rFonts w:ascii="Times New Roman" w:hAnsi="Times New Roman" w:eastAsia="Times New Roman" w:cs="Times New Roman"/>
-        </w:rPr>
-        <w:t xml:space="preserve">39</w:t>
-      </w:r>
-    </w:p>
-    <w:p>
-      <w:pPr>
-        <w:pStyle w:val="BodyText"/>
-      </w:pPr>
-      <w:r>
-        <w:rPr>
-          <w:rFonts w:ascii="Times New Roman" w:hAnsi="Times New Roman" w:eastAsia="Times New Roman" w:cs="Times New Roman"/>
-        </w:rPr>
-        <w:t xml:space="preserve">39</w:t>
-      </w:r>
-    </w:p>
-    <w:p>
-      <w:pPr>
-        <w:pStyle w:val="BodyText"/>
-      </w:pPr>
-      <w:r>
-        <w:rPr>
-          <w:rFonts w:ascii="Times New Roman" w:hAnsi="Times New Roman" w:eastAsia="Times New Roman" w:cs="Times New Roman"/>
-        </w:rPr>
-        <w:t xml:space="preserve">39</w:t>
-      </w:r>
-    </w:p>
-    <w:p>
-      <w:pPr>
-        <w:pStyle w:val="BodyText"/>
-      </w:pPr>
-      <w:r>
-        <w:rPr>
-          <w:rFonts w:ascii="Times New Roman" w:hAnsi="Times New Roman" w:eastAsia="Times New Roman" w:cs="Times New Roman"/>
-        </w:rPr>
-        <w:t xml:space="preserve">39</w:t>
-      </w:r>
-    </w:p>
-    <w:p>
-      <w:pPr>
-        <w:pStyle w:val="BodyText"/>
-      </w:pPr>
-      <w:r>
-        <w:rPr>
-          <w:rFonts w:ascii="Times New Roman" w:hAnsi="Times New Roman" w:eastAsia="Times New Roman" w:cs="Times New Roman"/>
-        </w:rPr>
-        <w:t xml:space="preserve">39</w:t>
-      </w:r>
-    </w:p>
-    <w:p>
-      <w:pPr>
-        <w:pStyle w:val="BodyText"/>
-      </w:pPr>
-      <w:r>
-        <w:rPr>
-          <w:rFonts w:ascii="Times New Roman" w:hAnsi="Times New Roman" w:eastAsia="Times New Roman" w:cs="Times New Roman"/>
-        </w:rPr>
-        <w:t xml:space="preserve">39</w:t>
-      </w:r>
-    </w:p>
-    <w:p>
-      <w:pPr>
-        <w:pStyle w:val="BodyText"/>
-      </w:pPr>
-      <w:r>
-        <w:rPr>
-          <w:rFonts w:ascii="Times New Roman" w:hAnsi="Times New Roman" w:eastAsia="Times New Roman" w:cs="Times New Roman"/>
-        </w:rPr>
-        <w:t xml:space="preserve">39</w:t>
-      </w:r>
-    </w:p>
-    <w:p>
-      <w:pPr>
-        <w:pStyle w:val="BodyText"/>
-      </w:pPr>
-      <w:r>
-        <w:rPr>
-          <w:rFonts w:ascii="Times New Roman" w:hAnsi="Times New Roman" w:eastAsia="Times New Roman" w:cs="Times New Roman"/>
-        </w:rPr>
-        <w:t xml:space="preserve">39</w:t>
-      </w:r>
-    </w:p>
-    <w:p>
-      <w:pPr>
-        <w:pStyle w:val="BodyText"/>
-      </w:pPr>
-      <w:r>
-        <w:rPr>
-          <w:rFonts w:ascii="Times New Roman" w:hAnsi="Times New Roman" w:eastAsia="Times New Roman" w:cs="Times New Roman"/>
-        </w:rPr>
-        <w:t xml:space="preserve">39</w:t>
-      </w:r>
-    </w:p>
-    <w:p>
-      <w:pPr>
-        <w:pStyle w:val="BodyText"/>
-      </w:pPr>
-      <w:r>
-        <w:rPr>
-          <w:rFonts w:hint="eastAsia" w:ascii="Times New Roman" w:hAnsi="Times New Roman" w:eastAsia="FangSong" w:cs="Times New Roman"/>
-        </w:rPr>
-        <w:t xml:space="preserve">元素符号</w:t>
-      </w:r>
-    </w:p>
-    <w:p>
-      <w:pPr>
-        <w:pStyle w:val="BodyText"/>
-      </w:pPr>
-      <w:r>
-        <w:rPr>
-          <w:rFonts w:hint="eastAsia" w:ascii="Times New Roman" w:hAnsi="Times New Roman" w:eastAsia="FangSong" w:cs="Times New Roman"/>
-        </w:rPr>
-        <w:t xml:space="preserve">元素名称</w:t>
-      </w:r>
-    </w:p>
-    <w:p>
-      <w:pPr>
-        <w:pStyle w:val="BodyText"/>
-      </w:pPr>
-      <w:r>
-        <w:rPr>
-          <w:rFonts w:hint="eastAsia" w:ascii="Times New Roman" w:hAnsi="Times New Roman" w:eastAsia="FangSong" w:cs="Times New Roman"/>
-        </w:rPr>
-        <w:t xml:space="preserve">价电子排布</w:t>
-      </w:r>
-    </w:p>
-    <w:p>
-      <w:pPr>
-        <w:pStyle w:val="BodyText"/>
-      </w:pPr>
-      <w:r>
-        <w:rPr>
-          <w:rFonts w:hint="eastAsia" w:ascii="Times New Roman" w:hAnsi="Times New Roman" w:eastAsia="FangSong" w:cs="Times New Roman"/>
-        </w:rPr>
-        <w:t xml:space="preserve">原子序数</w:t>
-      </w:r>
-    </w:p>
-    <w:p>
-      <w:pPr>
-        <w:pStyle w:val="BodyText"/>
-      </w:pPr>
-      <w:r>
-        <w:rPr>
-          <w:rFonts w:ascii="Times New Roman" w:hAnsi="Times New Roman" w:eastAsia="Times New Roman" w:cs="Times New Roman"/>
-        </w:rPr>
-        <w:t xml:space="preserve">57~71</w:t>
-      </w:r>
-    </w:p>
-    <w:p>
-      <w:pPr>
-        <w:pStyle w:val="BodyText"/>
-      </w:pPr>
-      <w:r>
-        <w:rPr>
-          <w:rFonts w:ascii="Times New Roman" w:hAnsi="Times New Roman" w:eastAsia="Times New Roman" w:cs="Times New Roman"/>
-        </w:rPr>
-        <w:t xml:space="preserve">72</w:t>
-      </w:r>
-    </w:p>
-    <w:p>
-      <w:pPr>
-        <w:pStyle w:val="BodyText"/>
-      </w:pPr>
-      <w:r>
-        <w:rPr>
-          <w:rFonts w:ascii="Times New Roman" w:hAnsi="Times New Roman" w:eastAsia="Times New Roman" w:cs="Times New Roman"/>
-        </w:rPr>
-        <w:t xml:space="preserve">73</w:t>
-      </w:r>
-    </w:p>
-    <w:p>
-      <w:pPr>
-        <w:pStyle w:val="BodyText"/>
-      </w:pPr>
-      <w:r>
-        <w:rPr>
-          <w:rFonts w:ascii="Times New Roman" w:hAnsi="Times New Roman" w:eastAsia="Times New Roman" w:cs="Times New Roman"/>
-        </w:rPr>
-        <w:t xml:space="preserve">74</w:t>
-      </w:r>
-    </w:p>
-    <w:p>
-      <w:pPr>
-        <w:pStyle w:val="BodyText"/>
-      </w:pPr>
-      <w:r>
-        <w:rPr>
-          <w:rFonts w:ascii="Times New Roman" w:hAnsi="Times New Roman" w:eastAsia="Times New Roman" w:cs="Times New Roman"/>
-        </w:rPr>
-        <w:t xml:space="preserve">75</w:t>
-      </w:r>
-    </w:p>
-    <w:p>
-      <w:pPr>
-        <w:pStyle w:val="BodyText"/>
-      </w:pPr>
-      <w:r>
-        <w:rPr>
-          <w:rFonts w:ascii="Times New Roman" w:hAnsi="Times New Roman" w:eastAsia="Times New Roman" w:cs="Times New Roman"/>
-        </w:rPr>
-        <w:t xml:space="preserve">76</w:t>
-      </w:r>
-    </w:p>
-    <w:p>
-      <w:pPr>
-        <w:pStyle w:val="BodyText"/>
-      </w:pPr>
-      <w:r>
-        <w:rPr>
-          <w:rFonts w:ascii="Times New Roman" w:hAnsi="Times New Roman" w:eastAsia="Times New Roman" w:cs="Times New Roman"/>
-        </w:rPr>
-        <w:t xml:space="preserve">77</w:t>
-      </w:r>
-    </w:p>
-    <w:p>
-      <w:pPr>
-        <w:pStyle w:val="BodyText"/>
-      </w:pPr>
-      <w:r>
-        <w:rPr>
-          <w:rFonts w:ascii="Times New Roman" w:hAnsi="Times New Roman" w:eastAsia="Times New Roman" w:cs="Times New Roman"/>
-        </w:rPr>
-        <w:t xml:space="preserve">78</w:t>
-      </w:r>
-    </w:p>
-    <w:p>
-      <w:pPr>
-        <w:pStyle w:val="BodyText"/>
-      </w:pPr>
-      <w:r>
-        <w:rPr>
-          <w:rFonts w:ascii="Times New Roman" w:hAnsi="Times New Roman" w:eastAsia="Times New Roman" w:cs="Times New Roman"/>
-        </w:rPr>
-        <w:t xml:space="preserve">79</w:t>
-      </w:r>
-    </w:p>
-    <w:p>
-      <w:pPr>
-        <w:pStyle w:val="BodyText"/>
-      </w:pPr>
-      <w:r>
-        <w:rPr>
-          <w:rFonts w:ascii="Times New Roman" w:hAnsi="Times New Roman" w:eastAsia="Times New Roman" w:cs="Times New Roman"/>
-        </w:rPr>
-        <w:t xml:space="preserve">80</w:t>
-      </w:r>
-    </w:p>
-    <w:p>
-      <w:pPr>
-        <w:pStyle w:val="BodyText"/>
-      </w:pPr>
-      <w:r>
-        <w:rPr>
-          <w:rFonts w:hint="eastAsia" w:ascii="Times New Roman" w:hAnsi="Times New Roman" w:eastAsia="FangSong" w:cs="Times New Roman"/>
-        </w:rPr>
-        <w:t xml:space="preserve">元素符号</w:t>
-      </w:r>
-    </w:p>
-    <w:p>
-      <w:pPr>
-        <w:pStyle w:val="BodyText"/>
-      </w:pPr>
-      <w:r>
-        <w:rPr>
-          <w:rFonts w:hint="eastAsia" w:ascii="Times New Roman" w:hAnsi="Times New Roman" w:eastAsia="FangSong" w:cs="Times New Roman"/>
-        </w:rPr>
-        <w:t xml:space="preserve">元素名称</w:t>
-      </w:r>
-    </w:p>
-    <w:p>
-      <w:pPr>
-        <w:pStyle w:val="BodyText"/>
-      </w:pPr>
-      <w:r>
-        <w:rPr>
-          <w:rFonts w:hint="eastAsia" w:ascii="Times New Roman" w:hAnsi="Times New Roman" w:eastAsia="FangSong" w:cs="Times New Roman"/>
-        </w:rPr>
-        <w:t xml:space="preserve">价电子排布</w:t>
-      </w:r>
-    </w:p>
-    <w:bookmarkEnd w:id="115"/>
-    <w:bookmarkStart w:id="116" w:name="六原子核衰变"/>
-    <w:p>
-      <w:pPr>
-        <w:pStyle w:val="Heading2"/>
-        <w:spacing w:before="280" w:after="120"/>
-      </w:pPr>
-      <w:r>
-        <w:rPr>
-          <w:rFonts w:hint="eastAsia" w:ascii="Times New Roman" w:hAnsi="Times New Roman" w:eastAsia="SimHei" w:cs="Times New Roman"/>
-        </w:rPr>
-        <w:t>六</w:t>
-      </w:r>
-      <w:r>
-        <w:rPr>
-          <w:rFonts w:hint="eastAsia" w:ascii="Times New Roman" w:hAnsi="Times New Roman" w:eastAsia="Times New Roman" w:cs="Times New Roman"/>
-        </w:rPr>
-        <w:t>、</w:t>
-      </w:r>
-      <w:r>
-        <w:rPr>
-          <w:rFonts w:hint="eastAsia" w:ascii="Times New Roman" w:hAnsi="Times New Roman" w:eastAsia="SimHei" w:cs="Times New Roman"/>
-        </w:rPr>
-        <w:t>原子核衰变</w:t>
-      </w:r>
-    </w:p>
-    <w:p>
-      <w:pPr>
-        <w:pStyle w:val="MethodologyBlock"/>
-      </w:pPr>
-      <w:r>
-        <w:rPr>
-          <w:rFonts w:hint="eastAsia" w:ascii="Times New Roman" w:hAnsi="Times New Roman" w:eastAsia="FangSong" w:cs="Times New Roman"/>
-        </w:rPr>
-        <w:t xml:space="preserve">深入思考</w:t>
-      </w:r>
-      <w:r>
-        <w:rPr>
-          <w:rFonts w:ascii="Times New Roman" w:hAnsi="Times New Roman" w:eastAsia="Times New Roman" w:cs="Times New Roman"/>
-        </w:rPr>
-        <w:t xml:space="preserve"> </w:t>
-      </w:r>
-      <w:r>
-        <w:rPr>
-          <w:rFonts w:hint="eastAsia" w:ascii="Times New Roman" w:hAnsi="Times New Roman" w:eastAsia="FangSong" w:cs="Times New Roman"/>
-        </w:rPr>
-        <w:t>核反应方程式的核心是两条守恒</w:t>
-      </w:r>
-      <w:r>
-        <w:rPr>
-          <w:rFonts w:hint="eastAsia" w:ascii="Times New Roman" w:hAnsi="Times New Roman" w:eastAsia="Times New Roman" w:cs="Times New Roman"/>
-        </w:rPr>
-        <w:t>——</w:t>
-      </w:r>
-      <w:r>
-        <w:rPr>
-          <w:rFonts w:hint="eastAsia" w:ascii="Times New Roman" w:hAnsi="Times New Roman" w:eastAsia="FangSong" w:cs="Times New Roman"/>
-        </w:rPr>
-        <w:t>质量数守恒和电荷数守恒</w:t>
-      </w:r>
-      <w:r>
-        <w:rPr>
-          <w:rFonts w:hint="eastAsia" w:ascii="Times New Roman" w:hAnsi="Times New Roman" w:eastAsia="Times New Roman" w:cs="Times New Roman"/>
-        </w:rPr>
-        <w:t>。α</w:t>
-      </w:r>
-      <w:r>
-        <w:rPr>
-          <w:rFonts w:hint="eastAsia" w:ascii="Times New Roman" w:hAnsi="Times New Roman" w:eastAsia="FangSong" w:cs="Times New Roman"/>
-        </w:rPr>
-        <w:t>衰变质量数</w:t>
-      </w:r>
-      <w:r>
-        <w:rPr>
-          <w:rFonts w:hint="eastAsia" w:ascii="Times New Roman" w:hAnsi="Times New Roman" w:eastAsia="Times New Roman" w:cs="Times New Roman"/>
-        </w:rPr>
-        <w:t>-4</w:t>
-      </w:r>
-      <w:r>
-        <w:rPr>
-          <w:rFonts w:hint="eastAsia" w:ascii="Times New Roman" w:hAnsi="Times New Roman" w:eastAsia="FangSong" w:cs="Times New Roman"/>
-        </w:rPr>
-        <w:t>电荷数</w:t>
-      </w:r>
-      <w:r>
-        <w:rPr>
-          <w:rFonts w:hint="eastAsia" w:ascii="Times New Roman" w:hAnsi="Times New Roman" w:eastAsia="Times New Roman" w:cs="Times New Roman"/>
-        </w:rPr>
-        <w:t>-2；β</w:t>
-      </w:r>
-      <w:r>
-        <w:rPr>
-          <w:rFonts w:hint="eastAsia" w:ascii="Times New Roman" w:hAnsi="Times New Roman" w:eastAsia="FangSong" w:cs="Times New Roman"/>
-        </w:rPr>
-        <w:t>衰变质量数不变电荷数</w:t>
-      </w:r>
-      <w:r>
-        <w:rPr>
-          <w:rFonts w:hint="eastAsia" w:ascii="Times New Roman" w:hAnsi="Times New Roman" w:eastAsia="Times New Roman" w:cs="Times New Roman"/>
-        </w:rPr>
-        <w:t>+1。γ</w:t>
-      </w:r>
-      <w:r>
-        <w:rPr>
-          <w:rFonts w:hint="eastAsia" w:ascii="Times New Roman" w:hAnsi="Times New Roman" w:eastAsia="FangSong" w:cs="Times New Roman"/>
-        </w:rPr>
-        <w:t>衰变只改变能量状态</w:t>
-      </w:r>
-      <w:r>
-        <w:rPr>
-          <w:rFonts w:hint="eastAsia" w:ascii="Times New Roman" w:hAnsi="Times New Roman" w:eastAsia="Times New Roman" w:cs="Times New Roman"/>
-        </w:rPr>
-        <w:t>。</w:t>
-      </w:r>
-      <w:r>
-        <w:rPr>
-          <w:rFonts w:ascii="Times New Roman" w:hAnsi="Times New Roman" w:eastAsia="Times New Roman" w:cs="Times New Roman"/>
-        </w:rPr>
-        <w:t xml:space="preserve"> </w:t>
-      </w:r>
-      <w:r>
-        <w:rPr>
-          <w:rFonts w:hint="eastAsia" w:ascii="Times New Roman" w:hAnsi="Times New Roman" w:eastAsia="FangSong" w:cs="Times New Roman"/>
-        </w:rPr>
-        <w:t>核衰变</w:t>
-      </w:r>
-      <w:r>
-        <w:rPr>
-          <w:rFonts w:hint="eastAsia" w:ascii="Times New Roman" w:hAnsi="Times New Roman" w:eastAsia="Times New Roman" w:cs="Times New Roman"/>
-        </w:rPr>
-        <w:t>：</w:t>
-      </w:r>
-      <w:r>
-        <w:rPr>
-          <w:rFonts w:hint="eastAsia" w:ascii="Times New Roman" w:hAnsi="Times New Roman" w:eastAsia="FangSong" w:cs="Times New Roman"/>
-        </w:rPr>
-        <w:t>放射性核素的原子核自发放射出射线变成另一种原子核的过程</w:t>
-      </w:r>
-      <w:r>
-        <w:rPr>
-          <w:rFonts w:hint="eastAsia" w:ascii="Times New Roman" w:hAnsi="Times New Roman" w:eastAsia="Times New Roman" w:cs="Times New Roman"/>
-        </w:rPr>
-        <w:t>。</w:t>
-      </w:r>
-    </w:p>
-    <w:p>
-      <w:pPr>
-        <w:pStyle w:val="BodyText"/>
-      </w:pPr>
-      <w:r>
-        <w:rPr>
-          <w:rFonts w:hint="eastAsia" w:ascii="Times New Roman" w:hAnsi="Times New Roman" w:eastAsia="FangSong" w:cs="Times New Roman"/>
-        </w:rPr>
-        <w:t>半衰期</w:t>
-      </w:r>
-      <w:r>
-        <w:rPr>
-          <w:rFonts w:hint="eastAsia" w:ascii="Times New Roman" w:hAnsi="Times New Roman" w:eastAsia="Times New Roman" w:cs="Times New Roman"/>
-        </w:rPr>
-        <w:t>：</w:t>
-      </w:r>
-      <w:r>
-        <w:rPr>
-          <w:rFonts w:hint="eastAsia" w:ascii="Times New Roman" w:hAnsi="Times New Roman" w:eastAsia="FangSong" w:cs="Times New Roman"/>
-        </w:rPr>
-        <w:t>放射性元素的原子核有半数发生衰变时所需要的时间</w:t>
-      </w:r>
-      <w:r>
-        <w:rPr>
-          <w:rFonts w:hint="eastAsia" w:ascii="Times New Roman" w:hAnsi="Times New Roman" w:eastAsia="Times New Roman" w:cs="Times New Roman"/>
-        </w:rPr>
-        <w:t>。</w:t>
-      </w:r>
-    </w:p>
-    <w:p>
-      <w:pPr>
-        <w:pStyle w:val="Compact"/>
-        <w:numPr>
-          <w:ilvl w:val="0"/>
-          <w:numId w:val="1029"/>
-        </w:numPr>
-      </w:pPr>
       <m:oMath>
         <m:r>
           <m:t>α</m:t>
@@ -21228,7 +21338,7 @@
       <w:pPr>
         <w:numPr>
           <w:ilvl w:val="0"/>
-          <w:numId w:val="1030"/>
+          <w:numId w:val="1029"/>
         </w:numPr>
       </w:pPr>
       <w:r>
@@ -21272,7 +21382,7 @@
       <w:pPr>
         <w:numPr>
           <w:ilvl w:val="0"/>
-          <w:numId w:val="1030"/>
+          <w:numId w:val="1029"/>
         </w:numPr>
       </w:pPr>
       <w:r>
@@ -23094,7 +23204,7 @@
         <w:pStyle w:val="Compact"/>
         <w:numPr>
           <w:ilvl w:val="0"/>
-          <w:numId w:val="1031"/>
+          <w:numId w:val="1030"/>
         </w:numPr>
       </w:pPr>
       <w:r>
@@ -23162,7 +23272,7 @@
       <w:pPr>
         <w:numPr>
           <w:ilvl w:val="0"/>
-          <w:numId w:val="1032"/>
+          <w:numId w:val="1031"/>
         </w:numPr>
       </w:pPr>
       <m:oMath>
@@ -23276,7 +23386,7 @@
       <w:pPr>
         <w:numPr>
           <w:ilvl w:val="0"/>
-          <w:numId w:val="1032"/>
+          <w:numId w:val="1031"/>
         </w:numPr>
       </w:pPr>
       <m:oMath>
@@ -23903,7 +24013,7 @@
       <w:pPr>
         <w:numPr>
           <w:ilvl w:val="0"/>
-          <w:numId w:val="1033"/>
+          <w:numId w:val="1032"/>
         </w:numPr>
       </w:pPr>
       <w:r>
@@ -24073,7 +24183,7 @@
       <w:pPr>
         <w:numPr>
           <w:ilvl w:val="0"/>
-          <w:numId w:val="1033"/>
+          <w:numId w:val="1032"/>
         </w:numPr>
         <w:spacing w:after="80"/>
       </w:pPr>
@@ -24991,7 +25101,7 @@
         <w:pStyle w:val="Compact"/>
         <w:numPr>
           <w:ilvl w:val="0"/>
-          <w:numId w:val="1034"/>
+          <w:numId w:val="1033"/>
         </w:numPr>
         <w:spacing w:before="120"/>
       </w:pPr>
@@ -25524,7 +25634,7 @@
         <w:pStyle w:val="Compact"/>
         <w:numPr>
           <w:ilvl w:val="0"/>
-          <w:numId w:val="1035"/>
+          <w:numId w:val="1034"/>
         </w:numPr>
       </w:pPr>
       <w:r>
@@ -25671,7 +25781,7 @@
         <w:pStyle w:val="Compact"/>
         <w:numPr>
           <w:ilvl w:val="0"/>
-          <w:numId w:val="1036"/>
+          <w:numId w:val="1035"/>
         </w:numPr>
       </w:pPr>
       <w:r>
@@ -25775,7 +25885,7 @@
         <w:pStyle w:val="Compact"/>
         <w:numPr>
           <w:ilvl w:val="0"/>
-          <w:numId w:val="1037"/>
+          <w:numId w:val="1036"/>
         </w:numPr>
       </w:pPr>
       <w:r>
@@ -26003,7 +26113,7 @@
         <w:pStyle w:val="Compact"/>
         <w:numPr>
           <w:ilvl w:val="0"/>
-          <w:numId w:val="1038"/>
+          <w:numId w:val="1037"/>
         </w:numPr>
       </w:pPr>
       <w:r>
@@ -26302,7 +26412,7 @@
       <w:pPr>
         <w:numPr>
           <w:ilvl w:val="0"/>
-          <w:numId w:val="1039"/>
+          <w:numId w:val="1038"/>
         </w:numPr>
       </w:pPr>
       <w:r>
@@ -26338,89 +26448,89 @@
     </w:p>
     <w:p>
       <w:pPr>
+        <w:numPr>
+          <w:ilvl w:val="0"/>
+          <w:numId w:val="1038"/>
+        </w:numPr>
+      </w:pPr>
+      <w:r>
+        <w:rPr>
+          <w:rFonts w:hint="eastAsia" w:ascii="Times New Roman" w:hAnsi="Times New Roman" w:eastAsia="FangSong" w:cs="Times New Roman"/>
+        </w:rPr>
+        <w:t>写出该元素的最高氧化态及电子排布式</w:t>
+      </w:r>
+      <w:r>
+        <w:rPr>
+          <w:rFonts w:hint="eastAsia" w:ascii="Times New Roman" w:hAnsi="Times New Roman" w:eastAsia="Times New Roman" w:cs="Times New Roman"/>
+        </w:rPr>
+        <w:t>(</w:t>
+      </w:r>
+      <w:r>
+        <w:rPr>
+          <w:rFonts w:hint="eastAsia" w:ascii="Times New Roman" w:hAnsi="Times New Roman" w:eastAsia="FangSong" w:cs="Times New Roman"/>
+        </w:rPr>
+        <w:t>原子实用原子序数代替</w:t>
+      </w:r>
+      <w:r>
+        <w:rPr>
+          <w:rFonts w:hint="eastAsia" w:ascii="Times New Roman" w:hAnsi="Times New Roman" w:eastAsia="Times New Roman" w:cs="Times New Roman"/>
+        </w:rPr>
+        <w:t>)。</w:t>
+      </w:r>
+    </w:p>
+    <w:p>
+      <w:pPr>
+        <w:pStyle w:val="FirstParagraph"/>
+      </w:pPr>
+      <w:r>
+        <w:rPr>
+          <w:rFonts w:hint="eastAsia" w:ascii="Times New Roman" w:hAnsi="Times New Roman" w:eastAsia="Times New Roman" w:cs="Times New Roman"/>
+        </w:rPr>
+        <w:t>（3）</w:t>
+      </w:r>
+      <w:r>
+        <w:rPr>
+          <w:rFonts w:hint="eastAsia" w:ascii="Times New Roman" w:hAnsi="Times New Roman" w:eastAsia="FangSong" w:cs="Times New Roman"/>
+        </w:rPr>
+        <w:t>以原子序数为该元素的代号</w:t>
+      </w:r>
+      <w:r>
+        <w:rPr>
+          <w:rFonts w:hint="eastAsia" w:ascii="Times New Roman" w:hAnsi="Times New Roman" w:eastAsia="Times New Roman" w:cs="Times New Roman"/>
+        </w:rPr>
+        <w:t>（</w:t>
+      </w:r>
+      <w:r>
+        <w:rPr>
+          <w:rFonts w:hint="eastAsia" w:ascii="Times New Roman" w:hAnsi="Times New Roman" w:eastAsia="FangSong" w:cs="Times New Roman"/>
+        </w:rPr>
+        <w:t>左上角标注该核素的质量数</w:t>
+      </w:r>
+      <w:r>
+        <w:rPr>
+          <w:rFonts w:hint="eastAsia" w:ascii="Times New Roman" w:hAnsi="Times New Roman" w:eastAsia="Times New Roman" w:cs="Times New Roman"/>
+        </w:rPr>
+        <w:t>），</w:t>
+      </w:r>
+      <w:r>
+        <w:rPr>
+          <w:rFonts w:hint="eastAsia" w:ascii="Times New Roman" w:hAnsi="Times New Roman" w:eastAsia="FangSong" w:cs="Times New Roman"/>
+        </w:rPr>
+        <w:t>写出合成该元素的核反应方程式</w:t>
+      </w:r>
+      <w:r>
+        <w:rPr>
+          <w:rFonts w:hint="eastAsia" w:ascii="Times New Roman" w:hAnsi="Times New Roman" w:eastAsia="Times New Roman" w:cs="Times New Roman"/>
+        </w:rPr>
+        <w:t>。</w:t>
+      </w:r>
+    </w:p>
+    <w:p>
+      <w:pPr>
+        <w:pStyle w:val="Compact"/>
         <w:numPr>
           <w:ilvl w:val="0"/>
           <w:numId w:val="1039"/>
-        </w:numPr>
-      </w:pPr>
-      <w:r>
-        <w:rPr>
-          <w:rFonts w:hint="eastAsia" w:ascii="Times New Roman" w:hAnsi="Times New Roman" w:eastAsia="FangSong" w:cs="Times New Roman"/>
-        </w:rPr>
-        <w:t>写出该元素的最高氧化态及电子排布式</w:t>
-      </w:r>
-      <w:r>
-        <w:rPr>
-          <w:rFonts w:hint="eastAsia" w:ascii="Times New Roman" w:hAnsi="Times New Roman" w:eastAsia="Times New Roman" w:cs="Times New Roman"/>
-        </w:rPr>
-        <w:t>(</w:t>
-      </w:r>
-      <w:r>
-        <w:rPr>
-          <w:rFonts w:hint="eastAsia" w:ascii="Times New Roman" w:hAnsi="Times New Roman" w:eastAsia="FangSong" w:cs="Times New Roman"/>
-        </w:rPr>
-        <w:t>原子实用原子序数代替</w:t>
-      </w:r>
-      <w:r>
-        <w:rPr>
-          <w:rFonts w:hint="eastAsia" w:ascii="Times New Roman" w:hAnsi="Times New Roman" w:eastAsia="Times New Roman" w:cs="Times New Roman"/>
-        </w:rPr>
-        <w:t>)。</w:t>
-      </w:r>
-    </w:p>
-    <w:p>
-      <w:pPr>
-        <w:pStyle w:val="FirstParagraph"/>
-      </w:pPr>
-      <w:r>
-        <w:rPr>
-          <w:rFonts w:hint="eastAsia" w:ascii="Times New Roman" w:hAnsi="Times New Roman" w:eastAsia="Times New Roman" w:cs="Times New Roman"/>
-        </w:rPr>
-        <w:t>（3）</w:t>
-      </w:r>
-      <w:r>
-        <w:rPr>
-          <w:rFonts w:hint="eastAsia" w:ascii="Times New Roman" w:hAnsi="Times New Roman" w:eastAsia="FangSong" w:cs="Times New Roman"/>
-        </w:rPr>
-        <w:t>以原子序数为该元素的代号</w:t>
-      </w:r>
-      <w:r>
-        <w:rPr>
-          <w:rFonts w:hint="eastAsia" w:ascii="Times New Roman" w:hAnsi="Times New Roman" w:eastAsia="Times New Roman" w:cs="Times New Roman"/>
-        </w:rPr>
-        <w:t>（</w:t>
-      </w:r>
-      <w:r>
-        <w:rPr>
-          <w:rFonts w:hint="eastAsia" w:ascii="Times New Roman" w:hAnsi="Times New Roman" w:eastAsia="FangSong" w:cs="Times New Roman"/>
-        </w:rPr>
-        <w:t>左上角标注该核素的质量数</w:t>
-      </w:r>
-      <w:r>
-        <w:rPr>
-          <w:rFonts w:hint="eastAsia" w:ascii="Times New Roman" w:hAnsi="Times New Roman" w:eastAsia="Times New Roman" w:cs="Times New Roman"/>
-        </w:rPr>
-        <w:t>），</w:t>
-      </w:r>
-      <w:r>
-        <w:rPr>
-          <w:rFonts w:hint="eastAsia" w:ascii="Times New Roman" w:hAnsi="Times New Roman" w:eastAsia="FangSong" w:cs="Times New Roman"/>
-        </w:rPr>
-        <w:t>写出合成该元素的核反应方程式</w:t>
-      </w:r>
-      <w:r>
-        <w:rPr>
-          <w:rFonts w:hint="eastAsia" w:ascii="Times New Roman" w:hAnsi="Times New Roman" w:eastAsia="Times New Roman" w:cs="Times New Roman"/>
-        </w:rPr>
-        <w:t>。</w:t>
-      </w:r>
-    </w:p>
-    <w:p>
-      <w:pPr>
-        <w:pStyle w:val="Compact"/>
-        <w:numPr>
-          <w:ilvl w:val="0"/>
-          <w:numId w:val="1040"/>
         </w:numPr>
       </w:pPr>
       <w:r>
@@ -38816,109 +38926,6 @@
       </w:pPr>
     </w:lvl>
   </w:abstractNum>
-  <w:abstractNum w:abstractNumId="991">
-    <w:nsid w:val="0000A991"/>
-    <w:multiLevelType w:val="multilevel"/>
-    <w:lvl w:ilvl="0">
-      <w:numFmt w:val="bullet"/>
-      <w:lvlText w:val=""/>
-      <w:lvlJc w:val="left"/>
-      <w:pPr>
-        <w:ind w:left="720" w:hanging="360"/>
-      </w:pPr>
-      <w:rPr>
-        <w:rFonts w:ascii="Symbol" w:hAnsi="Symbol" w:cs="Symbol" w:hint="default"/>
-      </w:rPr>
-    </w:lvl>
-    <w:lvl w:ilvl="1">
-      <w:numFmt w:val="bullet"/>
-      <w:lvlText w:val="o"/>
-      <w:lvlJc w:val="left"/>
-      <w:pPr>
-        <w:ind w:left="1440" w:hanging="360"/>
-      </w:pPr>
-      <w:rPr>
-        <w:rFonts w:ascii="Courier New" w:hAnsi="Courier New" w:cs="Courier New" w:hint="default"/>
-      </w:rPr>
-    </w:lvl>
-    <w:lvl w:ilvl="2">
-      <w:numFmt w:val="bullet"/>
-      <w:lvlText w:val=""/>
-      <w:lvlJc w:val="left"/>
-      <w:pPr>
-        <w:ind w:left="2160" w:hanging="360"/>
-      </w:pPr>
-      <w:rPr>
-        <w:rFonts w:ascii="Wingdings" w:hAnsi="Wingdings" w:cs="Wingdings" w:hint="default"/>
-      </w:rPr>
-    </w:lvl>
-    <w:lvl w:ilvl="3">
-      <w:numFmt w:val="bullet"/>
-      <w:lvlText w:val=""/>
-      <w:lvlJc w:val="left"/>
-      <w:pPr>
-        <w:ind w:left="2880" w:hanging="360"/>
-      </w:pPr>
-      <w:rPr>
-        <w:rFonts w:ascii="Symbol" w:hAnsi="Symbol" w:cs="Symbol" w:hint="default"/>
-      </w:rPr>
-    </w:lvl>
-    <w:lvl w:ilvl="4">
-      <w:numFmt w:val="bullet"/>
-      <w:lvlText w:val="o"/>
-      <w:lvlJc w:val="left"/>
-      <w:pPr>
-        <w:ind w:left="3600" w:hanging="360"/>
-      </w:pPr>
-      <w:rPr>
-        <w:rFonts w:ascii="Courier New" w:hAnsi="Courier New" w:cs="Courier New" w:hint="default"/>
-      </w:rPr>
-    </w:lvl>
-    <w:lvl w:ilvl="5">
-      <w:numFmt w:val="bullet"/>
-      <w:lvlText w:val=""/>
-      <w:lvlJc w:val="left"/>
-      <w:pPr>
-        <w:ind w:left="4320" w:hanging="360"/>
-      </w:pPr>
-      <w:rPr>
-        <w:rFonts w:ascii="Wingdings" w:hAnsi="Wingdings" w:cs="Wingdings" w:hint="default"/>
-      </w:rPr>
-    </w:lvl>
-    <w:lvl w:ilvl="6">
-      <w:numFmt w:val="bullet"/>
-      <w:lvlText w:val=""/>
-      <w:lvlJc w:val="left"/>
-      <w:pPr>
-        <w:ind w:left="5040" w:hanging="360"/>
-      </w:pPr>
-      <w:rPr>
-        <w:rFonts w:ascii="Symbol" w:hAnsi="Symbol" w:cs="Symbol" w:hint="default"/>
-      </w:rPr>
-    </w:lvl>
-    <w:lvl w:ilvl="7">
-      <w:numFmt w:val="bullet"/>
-      <w:lvlText w:val="o"/>
-      <w:lvlJc w:val="left"/>
-      <w:pPr>
-        <w:ind w:left="5760" w:hanging="360"/>
-      </w:pPr>
-      <w:rPr>
-        <w:rFonts w:ascii="Courier New" w:hAnsi="Courier New" w:cs="Courier New" w:hint="default"/>
-      </w:rPr>
-    </w:lvl>
-    <w:lvl w:ilvl="8">
-      <w:numFmt w:val="bullet"/>
-      <w:lvlText w:val=""/>
-      <w:lvlJc w:val="left"/>
-      <w:pPr>
-        <w:ind w:left="6480" w:hanging="360"/>
-      </w:pPr>
-      <w:rPr>
-        <w:rFonts w:ascii="Wingdings" w:hAnsi="Wingdings" w:cs="Wingdings" w:hint="default"/>
-      </w:rPr>
-    </w:lvl>
-  </w:abstractNum>
   <w:abstractNum w:abstractNumId="99411">
     <w:nsid w:val="00A99411"/>
     <w:multiLevelType w:val="multilevel"/>
@@ -39943,10 +39950,37 @@
     <w:abstractNumId w:val="990"/>
   </w:num>
   <w:num w:numId="1001">
-    <w:abstractNumId w:val="991"/>
+    <w:abstractNumId w:val="99411"/>
+    <w:lvlOverride w:ilvl="0">
+      <w:startOverride w:val="1"/>
+    </w:lvlOverride>
+    <w:lvlOverride w:ilvl="1">
+      <w:startOverride w:val="1"/>
+    </w:lvlOverride>
+    <w:lvlOverride w:ilvl="2">
+      <w:startOverride w:val="1"/>
+    </w:lvlOverride>
+    <w:lvlOverride w:ilvl="3">
+      <w:startOverride w:val="1"/>
+    </w:lvlOverride>
+    <w:lvlOverride w:ilvl="4">
+      <w:startOverride w:val="1"/>
+    </w:lvlOverride>
+    <w:lvlOverride w:ilvl="5">
+      <w:startOverride w:val="1"/>
+    </w:lvlOverride>
+    <w:lvlOverride w:ilvl="6">
+      <w:startOverride w:val="1"/>
+    </w:lvlOverride>
+    <w:lvlOverride w:ilvl="7">
+      <w:startOverride w:val="1"/>
+    </w:lvlOverride>
+    <w:lvlOverride w:ilvl="8">
+      <w:startOverride w:val="1"/>
+    </w:lvlOverride>
   </w:num>
   <w:num w:numId="1002">
-    <w:abstractNumId w:val="99411"/>
+    <w:abstractNumId w:val="99431"/>
     <w:lvlOverride w:ilvl="0">
       <w:startOverride w:val="1"/>
     </w:lvlOverride>
@@ -40006,6 +40040,126 @@
     </w:lvlOverride>
   </w:num>
   <w:num w:numId="1004">
+    <w:abstractNumId w:val="99711"/>
+    <w:lvlOverride w:ilvl="0">
+      <w:startOverride w:val="1"/>
+    </w:lvlOverride>
+    <w:lvlOverride w:ilvl="1">
+      <w:startOverride w:val="1"/>
+    </w:lvlOverride>
+    <w:lvlOverride w:ilvl="2">
+      <w:startOverride w:val="1"/>
+    </w:lvlOverride>
+    <w:lvlOverride w:ilvl="3">
+      <w:startOverride w:val="1"/>
+    </w:lvlOverride>
+    <w:lvlOverride w:ilvl="4">
+      <w:startOverride w:val="1"/>
+    </w:lvlOverride>
+    <w:lvlOverride w:ilvl="5">
+      <w:startOverride w:val="1"/>
+    </w:lvlOverride>
+    <w:lvlOverride w:ilvl="6">
+      <w:startOverride w:val="1"/>
+    </w:lvlOverride>
+    <w:lvlOverride w:ilvl="7">
+      <w:startOverride w:val="1"/>
+    </w:lvlOverride>
+    <w:lvlOverride w:ilvl="8">
+      <w:startOverride w:val="1"/>
+    </w:lvlOverride>
+  </w:num>
+  <w:num w:numId="1005">
+    <w:abstractNumId w:val="99712"/>
+    <w:lvlOverride w:ilvl="0">
+      <w:startOverride w:val="2"/>
+    </w:lvlOverride>
+    <w:lvlOverride w:ilvl="1">
+      <w:startOverride w:val="2"/>
+    </w:lvlOverride>
+    <w:lvlOverride w:ilvl="2">
+      <w:startOverride w:val="2"/>
+    </w:lvlOverride>
+    <w:lvlOverride w:ilvl="3">
+      <w:startOverride w:val="2"/>
+    </w:lvlOverride>
+    <w:lvlOverride w:ilvl="4">
+      <w:startOverride w:val="2"/>
+    </w:lvlOverride>
+    <w:lvlOverride w:ilvl="5">
+      <w:startOverride w:val="2"/>
+    </w:lvlOverride>
+    <w:lvlOverride w:ilvl="6">
+      <w:startOverride w:val="2"/>
+    </w:lvlOverride>
+    <w:lvlOverride w:ilvl="7">
+      <w:startOverride w:val="2"/>
+    </w:lvlOverride>
+    <w:lvlOverride w:ilvl="8">
+      <w:startOverride w:val="2"/>
+    </w:lvlOverride>
+  </w:num>
+  <w:num w:numId="1006">
+    <w:abstractNumId w:val="99711"/>
+    <w:lvlOverride w:ilvl="0">
+      <w:startOverride w:val="1"/>
+    </w:lvlOverride>
+    <w:lvlOverride w:ilvl="1">
+      <w:startOverride w:val="1"/>
+    </w:lvlOverride>
+    <w:lvlOverride w:ilvl="2">
+      <w:startOverride w:val="1"/>
+    </w:lvlOverride>
+    <w:lvlOverride w:ilvl="3">
+      <w:startOverride w:val="1"/>
+    </w:lvlOverride>
+    <w:lvlOverride w:ilvl="4">
+      <w:startOverride w:val="1"/>
+    </w:lvlOverride>
+    <w:lvlOverride w:ilvl="5">
+      <w:startOverride w:val="1"/>
+    </w:lvlOverride>
+    <w:lvlOverride w:ilvl="6">
+      <w:startOverride w:val="1"/>
+    </w:lvlOverride>
+    <w:lvlOverride w:ilvl="7">
+      <w:startOverride w:val="1"/>
+    </w:lvlOverride>
+    <w:lvlOverride w:ilvl="8">
+      <w:startOverride w:val="1"/>
+    </w:lvlOverride>
+  </w:num>
+  <w:num w:numId="1007">
+    <w:abstractNumId w:val="99411"/>
+    <w:lvlOverride w:ilvl="0">
+      <w:startOverride w:val="1"/>
+    </w:lvlOverride>
+    <w:lvlOverride w:ilvl="1">
+      <w:startOverride w:val="1"/>
+    </w:lvlOverride>
+    <w:lvlOverride w:ilvl="2">
+      <w:startOverride w:val="1"/>
+    </w:lvlOverride>
+    <w:lvlOverride w:ilvl="3">
+      <w:startOverride w:val="1"/>
+    </w:lvlOverride>
+    <w:lvlOverride w:ilvl="4">
+      <w:startOverride w:val="1"/>
+    </w:lvlOverride>
+    <w:lvlOverride w:ilvl="5">
+      <w:startOverride w:val="1"/>
+    </w:lvlOverride>
+    <w:lvlOverride w:ilvl="6">
+      <w:startOverride w:val="1"/>
+    </w:lvlOverride>
+    <w:lvlOverride w:ilvl="7">
+      <w:startOverride w:val="1"/>
+    </w:lvlOverride>
+    <w:lvlOverride w:ilvl="8">
+      <w:startOverride w:val="1"/>
+    </w:lvlOverride>
+  </w:num>
+  <w:num w:numId="1008">
     <w:abstractNumId w:val="99431"/>
     <w:lvlOverride w:ilvl="0">
       <w:startOverride w:val="1"/>
@@ -40035,38 +40189,8 @@
       <w:startOverride w:val="1"/>
     </w:lvlOverride>
   </w:num>
-  <w:num w:numId="1005">
-    <w:abstractNumId w:val="99711"/>
-    <w:lvlOverride w:ilvl="0">
-      <w:startOverride w:val="1"/>
-    </w:lvlOverride>
-    <w:lvlOverride w:ilvl="1">
-      <w:startOverride w:val="1"/>
-    </w:lvlOverride>
-    <w:lvlOverride w:ilvl="2">
-      <w:startOverride w:val="1"/>
-    </w:lvlOverride>
-    <w:lvlOverride w:ilvl="3">
-      <w:startOverride w:val="1"/>
-    </w:lvlOverride>
-    <w:lvlOverride w:ilvl="4">
-      <w:startOverride w:val="1"/>
-    </w:lvlOverride>
-    <w:lvlOverride w:ilvl="5">
-      <w:startOverride w:val="1"/>
-    </w:lvlOverride>
-    <w:lvlOverride w:ilvl="6">
-      <w:startOverride w:val="1"/>
-    </w:lvlOverride>
-    <w:lvlOverride w:ilvl="7">
-      <w:startOverride w:val="1"/>
-    </w:lvlOverride>
-    <w:lvlOverride w:ilvl="8">
-      <w:startOverride w:val="1"/>
-    </w:lvlOverride>
-  </w:num>
-  <w:num w:numId="1006">
-    <w:abstractNumId w:val="99712"/>
+  <w:num w:numId="1009">
+    <w:abstractNumId w:val="99432"/>
     <w:lvlOverride w:ilvl="0">
       <w:startOverride w:val="2"/>
     </w:lvlOverride>
@@ -40095,37 +40219,67 @@
       <w:startOverride w:val="2"/>
     </w:lvlOverride>
   </w:num>
-  <w:num w:numId="1007">
-    <w:abstractNumId w:val="99711"/>
+  <w:num w:numId="1010">
+    <w:abstractNumId w:val="99433"/>
     <w:lvlOverride w:ilvl="0">
-      <w:startOverride w:val="1"/>
+      <w:startOverride w:val="3"/>
     </w:lvlOverride>
     <w:lvlOverride w:ilvl="1">
-      <w:startOverride w:val="1"/>
+      <w:startOverride w:val="3"/>
     </w:lvlOverride>
     <w:lvlOverride w:ilvl="2">
-      <w:startOverride w:val="1"/>
+      <w:startOverride w:val="3"/>
     </w:lvlOverride>
     <w:lvlOverride w:ilvl="3">
-      <w:startOverride w:val="1"/>
+      <w:startOverride w:val="3"/>
     </w:lvlOverride>
     <w:lvlOverride w:ilvl="4">
-      <w:startOverride w:val="1"/>
+      <w:startOverride w:val="3"/>
     </w:lvlOverride>
     <w:lvlOverride w:ilvl="5">
-      <w:startOverride w:val="1"/>
+      <w:startOverride w:val="3"/>
     </w:lvlOverride>
     <w:lvlOverride w:ilvl="6">
-      <w:startOverride w:val="1"/>
+      <w:startOverride w:val="3"/>
     </w:lvlOverride>
     <w:lvlOverride w:ilvl="7">
-      <w:startOverride w:val="1"/>
+      <w:startOverride w:val="3"/>
     </w:lvlOverride>
     <w:lvlOverride w:ilvl="8">
-      <w:startOverride w:val="1"/>
+      <w:startOverride w:val="3"/>
     </w:lvlOverride>
   </w:num>
-  <w:num w:numId="1008">
+  <w:num w:numId="1011">
+    <w:abstractNumId w:val="99412"/>
+    <w:lvlOverride w:ilvl="0">
+      <w:startOverride w:val="2"/>
+    </w:lvlOverride>
+    <w:lvlOverride w:ilvl="1">
+      <w:startOverride w:val="2"/>
+    </w:lvlOverride>
+    <w:lvlOverride w:ilvl="2">
+      <w:startOverride w:val="2"/>
+    </w:lvlOverride>
+    <w:lvlOverride w:ilvl="3">
+      <w:startOverride w:val="2"/>
+    </w:lvlOverride>
+    <w:lvlOverride w:ilvl="4">
+      <w:startOverride w:val="2"/>
+    </w:lvlOverride>
+    <w:lvlOverride w:ilvl="5">
+      <w:startOverride w:val="2"/>
+    </w:lvlOverride>
+    <w:lvlOverride w:ilvl="6">
+      <w:startOverride w:val="2"/>
+    </w:lvlOverride>
+    <w:lvlOverride w:ilvl="7">
+      <w:startOverride w:val="2"/>
+    </w:lvlOverride>
+    <w:lvlOverride w:ilvl="8">
+      <w:startOverride w:val="2"/>
+    </w:lvlOverride>
+  </w:num>
+  <w:num w:numId="1012">
     <w:abstractNumId w:val="99411"/>
     <w:lvlOverride w:ilvl="0">
       <w:startOverride w:val="1"/>
@@ -40155,7 +40309,7 @@
       <w:startOverride w:val="1"/>
     </w:lvlOverride>
   </w:num>
-  <w:num w:numId="1009">
+  <w:num w:numId="1013">
     <w:abstractNumId w:val="99431"/>
     <w:lvlOverride w:ilvl="0">
       <w:startOverride w:val="1"/>
@@ -40185,7 +40339,7 @@
       <w:startOverride w:val="1"/>
     </w:lvlOverride>
   </w:num>
-  <w:num w:numId="1010">
+  <w:num w:numId="1014">
     <w:abstractNumId w:val="99432"/>
     <w:lvlOverride w:ilvl="0">
       <w:startOverride w:val="2"/>
@@ -40215,7 +40369,97 @@
       <w:startOverride w:val="2"/>
     </w:lvlOverride>
   </w:num>
-  <w:num w:numId="1011">
+  <w:num w:numId="1015">
+    <w:abstractNumId w:val="99412"/>
+    <w:lvlOverride w:ilvl="0">
+      <w:startOverride w:val="2"/>
+    </w:lvlOverride>
+    <w:lvlOverride w:ilvl="1">
+      <w:startOverride w:val="2"/>
+    </w:lvlOverride>
+    <w:lvlOverride w:ilvl="2">
+      <w:startOverride w:val="2"/>
+    </w:lvlOverride>
+    <w:lvlOverride w:ilvl="3">
+      <w:startOverride w:val="2"/>
+    </w:lvlOverride>
+    <w:lvlOverride w:ilvl="4">
+      <w:startOverride w:val="2"/>
+    </w:lvlOverride>
+    <w:lvlOverride w:ilvl="5">
+      <w:startOverride w:val="2"/>
+    </w:lvlOverride>
+    <w:lvlOverride w:ilvl="6">
+      <w:startOverride w:val="2"/>
+    </w:lvlOverride>
+    <w:lvlOverride w:ilvl="7">
+      <w:startOverride w:val="2"/>
+    </w:lvlOverride>
+    <w:lvlOverride w:ilvl="8">
+      <w:startOverride w:val="2"/>
+    </w:lvlOverride>
+  </w:num>
+  <w:num w:numId="1016">
+    <w:abstractNumId w:val="99431"/>
+    <w:lvlOverride w:ilvl="0">
+      <w:startOverride w:val="1"/>
+    </w:lvlOverride>
+    <w:lvlOverride w:ilvl="1">
+      <w:startOverride w:val="1"/>
+    </w:lvlOverride>
+    <w:lvlOverride w:ilvl="2">
+      <w:startOverride w:val="1"/>
+    </w:lvlOverride>
+    <w:lvlOverride w:ilvl="3">
+      <w:startOverride w:val="1"/>
+    </w:lvlOverride>
+    <w:lvlOverride w:ilvl="4">
+      <w:startOverride w:val="1"/>
+    </w:lvlOverride>
+    <w:lvlOverride w:ilvl="5">
+      <w:startOverride w:val="1"/>
+    </w:lvlOverride>
+    <w:lvlOverride w:ilvl="6">
+      <w:startOverride w:val="1"/>
+    </w:lvlOverride>
+    <w:lvlOverride w:ilvl="7">
+      <w:startOverride w:val="1"/>
+    </w:lvlOverride>
+    <w:lvlOverride w:ilvl="8">
+      <w:startOverride w:val="1"/>
+    </w:lvlOverride>
+  </w:num>
+  <w:num w:numId="1017">
+    <w:abstractNumId w:val="99432"/>
+    <w:lvlOverride w:ilvl="0">
+      <w:startOverride w:val="2"/>
+    </w:lvlOverride>
+    <w:lvlOverride w:ilvl="1">
+      <w:startOverride w:val="2"/>
+    </w:lvlOverride>
+    <w:lvlOverride w:ilvl="2">
+      <w:startOverride w:val="2"/>
+    </w:lvlOverride>
+    <w:lvlOverride w:ilvl="3">
+      <w:startOverride w:val="2"/>
+    </w:lvlOverride>
+    <w:lvlOverride w:ilvl="4">
+      <w:startOverride w:val="2"/>
+    </w:lvlOverride>
+    <w:lvlOverride w:ilvl="5">
+      <w:startOverride w:val="2"/>
+    </w:lvlOverride>
+    <w:lvlOverride w:ilvl="6">
+      <w:startOverride w:val="2"/>
+    </w:lvlOverride>
+    <w:lvlOverride w:ilvl="7">
+      <w:startOverride w:val="2"/>
+    </w:lvlOverride>
+    <w:lvlOverride w:ilvl="8">
+      <w:startOverride w:val="2"/>
+    </w:lvlOverride>
+  </w:num>
+  <w:num w:numId="1018">
     <w:abstractNumId w:val="99433"/>
     <w:lvlOverride w:ilvl="0">
       <w:startOverride w:val="3"/>
@@ -40245,7 +40489,157 @@
       <w:startOverride w:val="3"/>
     </w:lvlOverride>
   </w:num>
-  <w:num w:numId="1012">
+  <w:num w:numId="1019">
+    <w:abstractNumId w:val="99434"/>
+    <w:lvlOverride w:ilvl="0">
+      <w:startOverride w:val="4"/>
+    </w:lvlOverride>
+    <w:lvlOverride w:ilvl="1">
+      <w:startOverride w:val="4"/>
+    </w:lvlOverride>
+    <w:lvlOverride w:ilvl="2">
+      <w:startOverride w:val="4"/>
+    </w:lvlOverride>
+    <w:lvlOverride w:ilvl="3">
+      <w:startOverride w:val="4"/>
+    </w:lvlOverride>
+    <w:lvlOverride w:ilvl="4">
+      <w:startOverride w:val="4"/>
+    </w:lvlOverride>
+    <w:lvlOverride w:ilvl="5">
+      <w:startOverride w:val="4"/>
+    </w:lvlOverride>
+    <w:lvlOverride w:ilvl="6">
+      <w:startOverride w:val="4"/>
+    </w:lvlOverride>
+    <w:lvlOverride w:ilvl="7">
+      <w:startOverride w:val="4"/>
+    </w:lvlOverride>
+    <w:lvlOverride w:ilvl="8">
+      <w:startOverride w:val="4"/>
+    </w:lvlOverride>
+  </w:num>
+  <w:num w:numId="1020">
+    <w:abstractNumId w:val="99413"/>
+    <w:lvlOverride w:ilvl="0">
+      <w:startOverride w:val="3"/>
+    </w:lvlOverride>
+    <w:lvlOverride w:ilvl="1">
+      <w:startOverride w:val="3"/>
+    </w:lvlOverride>
+    <w:lvlOverride w:ilvl="2">
+      <w:startOverride w:val="3"/>
+    </w:lvlOverride>
+    <w:lvlOverride w:ilvl="3">
+      <w:startOverride w:val="3"/>
+    </w:lvlOverride>
+    <w:lvlOverride w:ilvl="4">
+      <w:startOverride w:val="3"/>
+    </w:lvlOverride>
+    <w:lvlOverride w:ilvl="5">
+      <w:startOverride w:val="3"/>
+    </w:lvlOverride>
+    <w:lvlOverride w:ilvl="6">
+      <w:startOverride w:val="3"/>
+    </w:lvlOverride>
+    <w:lvlOverride w:ilvl="7">
+      <w:startOverride w:val="3"/>
+    </w:lvlOverride>
+    <w:lvlOverride w:ilvl="8">
+      <w:startOverride w:val="3"/>
+    </w:lvlOverride>
+  </w:num>
+  <w:num w:numId="1021">
+    <w:abstractNumId w:val="99431"/>
+    <w:lvlOverride w:ilvl="0">
+      <w:startOverride w:val="1"/>
+    </w:lvlOverride>
+    <w:lvlOverride w:ilvl="1">
+      <w:startOverride w:val="1"/>
+    </w:lvlOverride>
+    <w:lvlOverride w:ilvl="2">
+      <w:startOverride w:val="1"/>
+    </w:lvlOverride>
+    <w:lvlOverride w:ilvl="3">
+      <w:startOverride w:val="1"/>
+    </w:lvlOverride>
+    <w:lvlOverride w:ilvl="4">
+      <w:startOverride w:val="1"/>
+    </w:lvlOverride>
+    <w:lvlOverride w:ilvl="5">
+      <w:startOverride w:val="1"/>
+    </w:lvlOverride>
+    <w:lvlOverride w:ilvl="6">
+      <w:startOverride w:val="1"/>
+    </w:lvlOverride>
+    <w:lvlOverride w:ilvl="7">
+      <w:startOverride w:val="1"/>
+    </w:lvlOverride>
+    <w:lvlOverride w:ilvl="8">
+      <w:startOverride w:val="1"/>
+    </w:lvlOverride>
+  </w:num>
+  <w:num w:numId="1022">
+    <w:abstractNumId w:val="99414"/>
+    <w:lvlOverride w:ilvl="0">
+      <w:startOverride w:val="4"/>
+    </w:lvlOverride>
+    <w:lvlOverride w:ilvl="1">
+      <w:startOverride w:val="4"/>
+    </w:lvlOverride>
+    <w:lvlOverride w:ilvl="2">
+      <w:startOverride w:val="4"/>
+    </w:lvlOverride>
+    <w:lvlOverride w:ilvl="3">
+      <w:startOverride w:val="4"/>
+    </w:lvlOverride>
+    <w:lvlOverride w:ilvl="4">
+      <w:startOverride w:val="4"/>
+    </w:lvlOverride>
+    <w:lvlOverride w:ilvl="5">
+      <w:startOverride w:val="4"/>
+    </w:lvlOverride>
+    <w:lvlOverride w:ilvl="6">
+      <w:startOverride w:val="4"/>
+    </w:lvlOverride>
+    <w:lvlOverride w:ilvl="7">
+      <w:startOverride w:val="4"/>
+    </w:lvlOverride>
+    <w:lvlOverride w:ilvl="8">
+      <w:startOverride w:val="4"/>
+    </w:lvlOverride>
+  </w:num>
+  <w:num w:numId="1023">
+    <w:abstractNumId w:val="99411"/>
+    <w:lvlOverride w:ilvl="0">
+      <w:startOverride w:val="1"/>
+    </w:lvlOverride>
+    <w:lvlOverride w:ilvl="1">
+      <w:startOverride w:val="1"/>
+    </w:lvlOverride>
+    <w:lvlOverride w:ilvl="2">
+      <w:startOverride w:val="1"/>
+    </w:lvlOverride>
+    <w:lvlOverride w:ilvl="3">
+      <w:startOverride w:val="1"/>
+    </w:lvlOverride>
+    <w:lvlOverride w:ilvl="4">
+      <w:startOverride w:val="1"/>
+    </w:lvlOverride>
+    <w:lvlOverride w:ilvl="5">
+      <w:startOverride w:val="1"/>
+    </w:lvlOverride>
+    <w:lvlOverride w:ilvl="6">
+      <w:startOverride w:val="1"/>
+    </w:lvlOverride>
+    <w:lvlOverride w:ilvl="7">
+      <w:startOverride w:val="1"/>
+    </w:lvlOverride>
+    <w:lvlOverride w:ilvl="8">
+      <w:startOverride w:val="1"/>
+    </w:lvlOverride>
+  </w:num>
+  <w:num w:numId="1024">
     <w:abstractNumId w:val="99412"/>
     <w:lvlOverride w:ilvl="0">
       <w:startOverride w:val="2"/>
@@ -40275,7 +40669,7 @@
       <w:startOverride w:val="2"/>
     </w:lvlOverride>
   </w:num>
-  <w:num w:numId="1013">
+  <w:num w:numId="1025">
     <w:abstractNumId w:val="99411"/>
     <w:lvlOverride w:ilvl="0">
       <w:startOverride w:val="1"/>
@@ -40305,7 +40699,97 @@
       <w:startOverride w:val="1"/>
     </w:lvlOverride>
   </w:num>
-  <w:num w:numId="1014">
+  <w:num w:numId="1026">
+    <w:abstractNumId w:val="99412"/>
+    <w:lvlOverride w:ilvl="0">
+      <w:startOverride w:val="2"/>
+    </w:lvlOverride>
+    <w:lvlOverride w:ilvl="1">
+      <w:startOverride w:val="2"/>
+    </w:lvlOverride>
+    <w:lvlOverride w:ilvl="2">
+      <w:startOverride w:val="2"/>
+    </w:lvlOverride>
+    <w:lvlOverride w:ilvl="3">
+      <w:startOverride w:val="2"/>
+    </w:lvlOverride>
+    <w:lvlOverride w:ilvl="4">
+      <w:startOverride w:val="2"/>
+    </w:lvlOverride>
+    <w:lvlOverride w:ilvl="5">
+      <w:startOverride w:val="2"/>
+    </w:lvlOverride>
+    <w:lvlOverride w:ilvl="6">
+      <w:startOverride w:val="2"/>
+    </w:lvlOverride>
+    <w:lvlOverride w:ilvl="7">
+      <w:startOverride w:val="2"/>
+    </w:lvlOverride>
+    <w:lvlOverride w:ilvl="8">
+      <w:startOverride w:val="2"/>
+    </w:lvlOverride>
+  </w:num>
+  <w:num w:numId="1027">
+    <w:abstractNumId w:val="99413"/>
+    <w:lvlOverride w:ilvl="0">
+      <w:startOverride w:val="3"/>
+    </w:lvlOverride>
+    <w:lvlOverride w:ilvl="1">
+      <w:startOverride w:val="3"/>
+    </w:lvlOverride>
+    <w:lvlOverride w:ilvl="2">
+      <w:startOverride w:val="3"/>
+    </w:lvlOverride>
+    <w:lvlOverride w:ilvl="3">
+      <w:startOverride w:val="3"/>
+    </w:lvlOverride>
+    <w:lvlOverride w:ilvl="4">
+      <w:startOverride w:val="3"/>
+    </w:lvlOverride>
+    <w:lvlOverride w:ilvl="5">
+      <w:startOverride w:val="3"/>
+    </w:lvlOverride>
+    <w:lvlOverride w:ilvl="6">
+      <w:startOverride w:val="3"/>
+    </w:lvlOverride>
+    <w:lvlOverride w:ilvl="7">
+      <w:startOverride w:val="3"/>
+    </w:lvlOverride>
+    <w:lvlOverride w:ilvl="8">
+      <w:startOverride w:val="3"/>
+    </w:lvlOverride>
+  </w:num>
+  <w:num w:numId="1028">
+    <w:abstractNumId w:val="99411"/>
+    <w:lvlOverride w:ilvl="0">
+      <w:startOverride w:val="1"/>
+    </w:lvlOverride>
+    <w:lvlOverride w:ilvl="1">
+      <w:startOverride w:val="1"/>
+    </w:lvlOverride>
+    <w:lvlOverride w:ilvl="2">
+      <w:startOverride w:val="1"/>
+    </w:lvlOverride>
+    <w:lvlOverride w:ilvl="3">
+      <w:startOverride w:val="1"/>
+    </w:lvlOverride>
+    <w:lvlOverride w:ilvl="4">
+      <w:startOverride w:val="1"/>
+    </w:lvlOverride>
+    <w:lvlOverride w:ilvl="5">
+      <w:startOverride w:val="1"/>
+    </w:lvlOverride>
+    <w:lvlOverride w:ilvl="6">
+      <w:startOverride w:val="1"/>
+    </w:lvlOverride>
+    <w:lvlOverride w:ilvl="7">
+      <w:startOverride w:val="1"/>
+    </w:lvlOverride>
+    <w:lvlOverride w:ilvl="8">
+      <w:startOverride w:val="1"/>
+    </w:lvlOverride>
+  </w:num>
+  <w:num w:numId="1029">
     <w:abstractNumId w:val="99431"/>
     <w:lvlOverride w:ilvl="0">
       <w:startOverride w:val="1"/>
@@ -40335,37 +40819,67 @@
       <w:startOverride w:val="1"/>
     </w:lvlOverride>
   </w:num>
-  <w:num w:numId="1015">
-    <w:abstractNumId w:val="99432"/>
+  <w:num w:numId="1030">
+    <w:abstractNumId w:val="99411"/>
     <w:lvlOverride w:ilvl="0">
-      <w:startOverride w:val="2"/>
+      <w:startOverride w:val="1"/>
     </w:lvlOverride>
     <w:lvlOverride w:ilvl="1">
-      <w:startOverride w:val="2"/>
+      <w:startOverride w:val="1"/>
     </w:lvlOverride>
     <w:lvlOverride w:ilvl="2">
-      <w:startOverride w:val="2"/>
+      <w:startOverride w:val="1"/>
     </w:lvlOverride>
     <w:lvlOverride w:ilvl="3">
-      <w:startOverride w:val="2"/>
+      <w:startOverride w:val="1"/>
     </w:lvlOverride>
     <w:lvlOverride w:ilvl="4">
-      <w:startOverride w:val="2"/>
+      <w:startOverride w:val="1"/>
     </w:lvlOverride>
     <w:lvlOverride w:ilvl="5">
-      <w:startOverride w:val="2"/>
+      <w:startOverride w:val="1"/>
     </w:lvlOverride>
     <w:lvlOverride w:ilvl="6">
-      <w:startOverride w:val="2"/>
+      <w:startOverride w:val="1"/>
     </w:lvlOverride>
     <w:lvlOverride w:ilvl="7">
-      <w:startOverride w:val="2"/>
+      <w:startOverride w:val="1"/>
     </w:lvlOverride>
     <w:lvlOverride w:ilvl="8">
-      <w:startOverride w:val="2"/>
+      <w:startOverride w:val="1"/>
     </w:lvlOverride>
   </w:num>
-  <w:num w:numId="1016">
+  <w:num w:numId="1031">
+    <w:abstractNumId w:val="99431"/>
+    <w:lvlOverride w:ilvl="0">
+      <w:startOverride w:val="1"/>
+    </w:lvlOverride>
+    <w:lvlOverride w:ilvl="1">
+      <w:startOverride w:val="1"/>
+    </w:lvlOverride>
+    <w:lvlOverride w:ilvl="2">
+      <w:startOverride w:val="1"/>
+    </w:lvlOverride>
+    <w:lvlOverride w:ilvl="3">
+      <w:startOverride w:val="1"/>
+    </w:lvlOverride>
+    <w:lvlOverride w:ilvl="4">
+      <w:startOverride w:val="1"/>
+    </w:lvlOverride>
+    <w:lvlOverride w:ilvl="5">
+      <w:startOverride w:val="1"/>
+    </w:lvlOverride>
+    <w:lvlOverride w:ilvl="6">
+      <w:startOverride w:val="1"/>
+    </w:lvlOverride>
+    <w:lvlOverride w:ilvl="7">
+      <w:startOverride w:val="1"/>
+    </w:lvlOverride>
+    <w:lvlOverride w:ilvl="8">
+      <w:startOverride w:val="1"/>
+    </w:lvlOverride>
+  </w:num>
+  <w:num w:numId="1032">
     <w:abstractNumId w:val="99412"/>
     <w:lvlOverride w:ilvl="0">
       <w:startOverride w:val="2"/>
@@ -40395,7 +40909,7 @@
       <w:startOverride w:val="2"/>
     </w:lvlOverride>
   </w:num>
-  <w:num w:numId="1017">
+  <w:num w:numId="1033">
     <w:abstractNumId w:val="99431"/>
     <w:lvlOverride w:ilvl="0">
       <w:startOverride w:val="1"/>
@@ -40425,37 +40939,67 @@
       <w:startOverride w:val="1"/>
     </w:lvlOverride>
   </w:num>
-  <w:num w:numId="1018">
-    <w:abstractNumId w:val="99432"/>
+  <w:num w:numId="1034">
+    <w:abstractNumId w:val="99415"/>
     <w:lvlOverride w:ilvl="0">
-      <w:startOverride w:val="2"/>
+      <w:startOverride w:val="5"/>
     </w:lvlOverride>
     <w:lvlOverride w:ilvl="1">
-      <w:startOverride w:val="2"/>
+      <w:startOverride w:val="5"/>
     </w:lvlOverride>
     <w:lvlOverride w:ilvl="2">
-      <w:startOverride w:val="2"/>
+      <w:startOverride w:val="5"/>
     </w:lvlOverride>
     <w:lvlOverride w:ilvl="3">
-      <w:startOverride w:val="2"/>
+      <w:startOverride w:val="5"/>
     </w:lvlOverride>
     <w:lvlOverride w:ilvl="4">
-      <w:startOverride w:val="2"/>
+      <w:startOverride w:val="5"/>
     </w:lvlOverride>
     <w:lvlOverride w:ilvl="5">
-      <w:startOverride w:val="2"/>
+      <w:startOverride w:val="5"/>
     </w:lvlOverride>
     <w:lvlOverride w:ilvl="6">
-      <w:startOverride w:val="2"/>
+      <w:startOverride w:val="5"/>
     </w:lvlOverride>
     <w:lvlOverride w:ilvl="7">
-      <w:startOverride w:val="2"/>
+      <w:startOverride w:val="5"/>
     </w:lvlOverride>
     <w:lvlOverride w:ilvl="8">
-      <w:startOverride w:val="2"/>
+      <w:startOverride w:val="5"/>
     </w:lvlOverride>
   </w:num>
-  <w:num w:numId="1019">
+  <w:num w:numId="1035">
+    <w:abstractNumId w:val="99431"/>
+    <w:lvlOverride w:ilvl="0">
+      <w:startOverride w:val="1"/>
+    </w:lvlOverride>
+    <w:lvlOverride w:ilvl="1">
+      <w:startOverride w:val="1"/>
+    </w:lvlOverride>
+    <w:lvlOverride w:ilvl="2">
+      <w:startOverride w:val="1"/>
+    </w:lvlOverride>
+    <w:lvlOverride w:ilvl="3">
+      <w:startOverride w:val="1"/>
+    </w:lvlOverride>
+    <w:lvlOverride w:ilvl="4">
+      <w:startOverride w:val="1"/>
+    </w:lvlOverride>
+    <w:lvlOverride w:ilvl="5">
+      <w:startOverride w:val="1"/>
+    </w:lvlOverride>
+    <w:lvlOverride w:ilvl="6">
+      <w:startOverride w:val="1"/>
+    </w:lvlOverride>
+    <w:lvlOverride w:ilvl="7">
+      <w:startOverride w:val="1"/>
+    </w:lvlOverride>
+    <w:lvlOverride w:ilvl="8">
+      <w:startOverride w:val="1"/>
+    </w:lvlOverride>
+  </w:num>
+  <w:num w:numId="1036">
     <w:abstractNumId w:val="99433"/>
     <w:lvlOverride w:ilvl="0">
       <w:startOverride w:val="3"/>
@@ -40485,67 +41029,37 @@
       <w:startOverride w:val="3"/>
     </w:lvlOverride>
   </w:num>
-  <w:num w:numId="1020">
-    <w:abstractNumId w:val="99434"/>
+  <w:num w:numId="1037">
+    <w:abstractNumId w:val="99416"/>
     <w:lvlOverride w:ilvl="0">
-      <w:startOverride w:val="4"/>
+      <w:startOverride w:val="6"/>
     </w:lvlOverride>
     <w:lvlOverride w:ilvl="1">
-      <w:startOverride w:val="4"/>
+      <w:startOverride w:val="6"/>
     </w:lvlOverride>
     <w:lvlOverride w:ilvl="2">
-      <w:startOverride w:val="4"/>
+      <w:startOverride w:val="6"/>
     </w:lvlOverride>
     <w:lvlOverride w:ilvl="3">
-      <w:startOverride w:val="4"/>
+      <w:startOverride w:val="6"/>
     </w:lvlOverride>
     <w:lvlOverride w:ilvl="4">
-      <w:startOverride w:val="4"/>
+      <w:startOverride w:val="6"/>
     </w:lvlOverride>
     <w:lvlOverride w:ilvl="5">
-      <w:startOverride w:val="4"/>
+      <w:startOverride w:val="6"/>
     </w:lvlOverride>
     <w:lvlOverride w:ilvl="6">
-      <w:startOverride w:val="4"/>
+      <w:startOverride w:val="6"/>
     </w:lvlOverride>
     <w:lvlOverride w:ilvl="7">
-      <w:startOverride w:val="4"/>
+      <w:startOverride w:val="6"/>
     </w:lvlOverride>
     <w:lvlOverride w:ilvl="8">
-      <w:startOverride w:val="4"/>
+      <w:startOverride w:val="6"/>
     </w:lvlOverride>
   </w:num>
-  <w:num w:numId="1021">
-    <w:abstractNumId w:val="99413"/>
-    <w:lvlOverride w:ilvl="0">
-      <w:startOverride w:val="3"/>
-    </w:lvlOverride>
-    <w:lvlOverride w:ilvl="1">
-      <w:startOverride w:val="3"/>
-    </w:lvlOverride>
-    <w:lvlOverride w:ilvl="2">
-      <w:startOverride w:val="3"/>
-    </w:lvlOverride>
-    <w:lvlOverride w:ilvl="3">
-      <w:startOverride w:val="3"/>
-    </w:lvlOverride>
-    <w:lvlOverride w:ilvl="4">
-      <w:startOverride w:val="3"/>
-    </w:lvlOverride>
-    <w:lvlOverride w:ilvl="5">
-      <w:startOverride w:val="3"/>
-    </w:lvlOverride>
-    <w:lvlOverride w:ilvl="6">
-      <w:startOverride w:val="3"/>
-    </w:lvlOverride>
-    <w:lvlOverride w:ilvl="7">
-      <w:startOverride w:val="3"/>
-    </w:lvlOverride>
-    <w:lvlOverride w:ilvl="8">
-      <w:startOverride w:val="3"/>
-    </w:lvlOverride>
-  </w:num>
-  <w:num w:numId="1022">
+  <w:num w:numId="1038">
     <w:abstractNumId w:val="99431"/>
     <w:lvlOverride w:ilvl="0">
       <w:startOverride w:val="1"/>
@@ -40575,517 +41089,7 @@
       <w:startOverride w:val="1"/>
     </w:lvlOverride>
   </w:num>
-  <w:num w:numId="1023">
-    <w:abstractNumId w:val="99414"/>
-    <w:lvlOverride w:ilvl="0">
-      <w:startOverride w:val="4"/>
-    </w:lvlOverride>
-    <w:lvlOverride w:ilvl="1">
-      <w:startOverride w:val="4"/>
-    </w:lvlOverride>
-    <w:lvlOverride w:ilvl="2">
-      <w:startOverride w:val="4"/>
-    </w:lvlOverride>
-    <w:lvlOverride w:ilvl="3">
-      <w:startOverride w:val="4"/>
-    </w:lvlOverride>
-    <w:lvlOverride w:ilvl="4">
-      <w:startOverride w:val="4"/>
-    </w:lvlOverride>
-    <w:lvlOverride w:ilvl="5">
-      <w:startOverride w:val="4"/>
-    </w:lvlOverride>
-    <w:lvlOverride w:ilvl="6">
-      <w:startOverride w:val="4"/>
-    </w:lvlOverride>
-    <w:lvlOverride w:ilvl="7">
-      <w:startOverride w:val="4"/>
-    </w:lvlOverride>
-    <w:lvlOverride w:ilvl="8">
-      <w:startOverride w:val="4"/>
-    </w:lvlOverride>
-  </w:num>
-  <w:num w:numId="1024">
-    <w:abstractNumId w:val="99411"/>
-    <w:lvlOverride w:ilvl="0">
-      <w:startOverride w:val="1"/>
-    </w:lvlOverride>
-    <w:lvlOverride w:ilvl="1">
-      <w:startOverride w:val="1"/>
-    </w:lvlOverride>
-    <w:lvlOverride w:ilvl="2">
-      <w:startOverride w:val="1"/>
-    </w:lvlOverride>
-    <w:lvlOverride w:ilvl="3">
-      <w:startOverride w:val="1"/>
-    </w:lvlOverride>
-    <w:lvlOverride w:ilvl="4">
-      <w:startOverride w:val="1"/>
-    </w:lvlOverride>
-    <w:lvlOverride w:ilvl="5">
-      <w:startOverride w:val="1"/>
-    </w:lvlOverride>
-    <w:lvlOverride w:ilvl="6">
-      <w:startOverride w:val="1"/>
-    </w:lvlOverride>
-    <w:lvlOverride w:ilvl="7">
-      <w:startOverride w:val="1"/>
-    </w:lvlOverride>
-    <w:lvlOverride w:ilvl="8">
-      <w:startOverride w:val="1"/>
-    </w:lvlOverride>
-  </w:num>
-  <w:num w:numId="1025">
-    <w:abstractNumId w:val="99412"/>
-    <w:lvlOverride w:ilvl="0">
-      <w:startOverride w:val="2"/>
-    </w:lvlOverride>
-    <w:lvlOverride w:ilvl="1">
-      <w:startOverride w:val="2"/>
-    </w:lvlOverride>
-    <w:lvlOverride w:ilvl="2">
-      <w:startOverride w:val="2"/>
-    </w:lvlOverride>
-    <w:lvlOverride w:ilvl="3">
-      <w:startOverride w:val="2"/>
-    </w:lvlOverride>
-    <w:lvlOverride w:ilvl="4">
-      <w:startOverride w:val="2"/>
-    </w:lvlOverride>
-    <w:lvlOverride w:ilvl="5">
-      <w:startOverride w:val="2"/>
-    </w:lvlOverride>
-    <w:lvlOverride w:ilvl="6">
-      <w:startOverride w:val="2"/>
-    </w:lvlOverride>
-    <w:lvlOverride w:ilvl="7">
-      <w:startOverride w:val="2"/>
-    </w:lvlOverride>
-    <w:lvlOverride w:ilvl="8">
-      <w:startOverride w:val="2"/>
-    </w:lvlOverride>
-  </w:num>
-  <w:num w:numId="1026">
-    <w:abstractNumId w:val="99411"/>
-    <w:lvlOverride w:ilvl="0">
-      <w:startOverride w:val="1"/>
-    </w:lvlOverride>
-    <w:lvlOverride w:ilvl="1">
-      <w:startOverride w:val="1"/>
-    </w:lvlOverride>
-    <w:lvlOverride w:ilvl="2">
-      <w:startOverride w:val="1"/>
-    </w:lvlOverride>
-    <w:lvlOverride w:ilvl="3">
-      <w:startOverride w:val="1"/>
-    </w:lvlOverride>
-    <w:lvlOverride w:ilvl="4">
-      <w:startOverride w:val="1"/>
-    </w:lvlOverride>
-    <w:lvlOverride w:ilvl="5">
-      <w:startOverride w:val="1"/>
-    </w:lvlOverride>
-    <w:lvlOverride w:ilvl="6">
-      <w:startOverride w:val="1"/>
-    </w:lvlOverride>
-    <w:lvlOverride w:ilvl="7">
-      <w:startOverride w:val="1"/>
-    </w:lvlOverride>
-    <w:lvlOverride w:ilvl="8">
-      <w:startOverride w:val="1"/>
-    </w:lvlOverride>
-  </w:num>
-  <w:num w:numId="1027">
-    <w:abstractNumId w:val="99412"/>
-    <w:lvlOverride w:ilvl="0">
-      <w:startOverride w:val="2"/>
-    </w:lvlOverride>
-    <w:lvlOverride w:ilvl="1">
-      <w:startOverride w:val="2"/>
-    </w:lvlOverride>
-    <w:lvlOverride w:ilvl="2">
-      <w:startOverride w:val="2"/>
-    </w:lvlOverride>
-    <w:lvlOverride w:ilvl="3">
-      <w:startOverride w:val="2"/>
-    </w:lvlOverride>
-    <w:lvlOverride w:ilvl="4">
-      <w:startOverride w:val="2"/>
-    </w:lvlOverride>
-    <w:lvlOverride w:ilvl="5">
-      <w:startOverride w:val="2"/>
-    </w:lvlOverride>
-    <w:lvlOverride w:ilvl="6">
-      <w:startOverride w:val="2"/>
-    </w:lvlOverride>
-    <w:lvlOverride w:ilvl="7">
-      <w:startOverride w:val="2"/>
-    </w:lvlOverride>
-    <w:lvlOverride w:ilvl="8">
-      <w:startOverride w:val="2"/>
-    </w:lvlOverride>
-  </w:num>
-  <w:num w:numId="1028">
-    <w:abstractNumId w:val="99413"/>
-    <w:lvlOverride w:ilvl="0">
-      <w:startOverride w:val="3"/>
-    </w:lvlOverride>
-    <w:lvlOverride w:ilvl="1">
-      <w:startOverride w:val="3"/>
-    </w:lvlOverride>
-    <w:lvlOverride w:ilvl="2">
-      <w:startOverride w:val="3"/>
-    </w:lvlOverride>
-    <w:lvlOverride w:ilvl="3">
-      <w:startOverride w:val="3"/>
-    </w:lvlOverride>
-    <w:lvlOverride w:ilvl="4">
-      <w:startOverride w:val="3"/>
-    </w:lvlOverride>
-    <w:lvlOverride w:ilvl="5">
-      <w:startOverride w:val="3"/>
-    </w:lvlOverride>
-    <w:lvlOverride w:ilvl="6">
-      <w:startOverride w:val="3"/>
-    </w:lvlOverride>
-    <w:lvlOverride w:ilvl="7">
-      <w:startOverride w:val="3"/>
-    </w:lvlOverride>
-    <w:lvlOverride w:ilvl="8">
-      <w:startOverride w:val="3"/>
-    </w:lvlOverride>
-  </w:num>
-  <w:num w:numId="1029">
-    <w:abstractNumId w:val="99411"/>
-    <w:lvlOverride w:ilvl="0">
-      <w:startOverride w:val="1"/>
-    </w:lvlOverride>
-    <w:lvlOverride w:ilvl="1">
-      <w:startOverride w:val="1"/>
-    </w:lvlOverride>
-    <w:lvlOverride w:ilvl="2">
-      <w:startOverride w:val="1"/>
-    </w:lvlOverride>
-    <w:lvlOverride w:ilvl="3">
-      <w:startOverride w:val="1"/>
-    </w:lvlOverride>
-    <w:lvlOverride w:ilvl="4">
-      <w:startOverride w:val="1"/>
-    </w:lvlOverride>
-    <w:lvlOverride w:ilvl="5">
-      <w:startOverride w:val="1"/>
-    </w:lvlOverride>
-    <w:lvlOverride w:ilvl="6">
-      <w:startOverride w:val="1"/>
-    </w:lvlOverride>
-    <w:lvlOverride w:ilvl="7">
-      <w:startOverride w:val="1"/>
-    </w:lvlOverride>
-    <w:lvlOverride w:ilvl="8">
-      <w:startOverride w:val="1"/>
-    </w:lvlOverride>
-  </w:num>
-  <w:num w:numId="1030">
-    <w:abstractNumId w:val="99431"/>
-    <w:lvlOverride w:ilvl="0">
-      <w:startOverride w:val="1"/>
-    </w:lvlOverride>
-    <w:lvlOverride w:ilvl="1">
-      <w:startOverride w:val="1"/>
-    </w:lvlOverride>
-    <w:lvlOverride w:ilvl="2">
-      <w:startOverride w:val="1"/>
-    </w:lvlOverride>
-    <w:lvlOverride w:ilvl="3">
-      <w:startOverride w:val="1"/>
-    </w:lvlOverride>
-    <w:lvlOverride w:ilvl="4">
-      <w:startOverride w:val="1"/>
-    </w:lvlOverride>
-    <w:lvlOverride w:ilvl="5">
-      <w:startOverride w:val="1"/>
-    </w:lvlOverride>
-    <w:lvlOverride w:ilvl="6">
-      <w:startOverride w:val="1"/>
-    </w:lvlOverride>
-    <w:lvlOverride w:ilvl="7">
-      <w:startOverride w:val="1"/>
-    </w:lvlOverride>
-    <w:lvlOverride w:ilvl="8">
-      <w:startOverride w:val="1"/>
-    </w:lvlOverride>
-  </w:num>
-  <w:num w:numId="1031">
-    <w:abstractNumId w:val="99411"/>
-    <w:lvlOverride w:ilvl="0">
-      <w:startOverride w:val="1"/>
-    </w:lvlOverride>
-    <w:lvlOverride w:ilvl="1">
-      <w:startOverride w:val="1"/>
-    </w:lvlOverride>
-    <w:lvlOverride w:ilvl="2">
-      <w:startOverride w:val="1"/>
-    </w:lvlOverride>
-    <w:lvlOverride w:ilvl="3">
-      <w:startOverride w:val="1"/>
-    </w:lvlOverride>
-    <w:lvlOverride w:ilvl="4">
-      <w:startOverride w:val="1"/>
-    </w:lvlOverride>
-    <w:lvlOverride w:ilvl="5">
-      <w:startOverride w:val="1"/>
-    </w:lvlOverride>
-    <w:lvlOverride w:ilvl="6">
-      <w:startOverride w:val="1"/>
-    </w:lvlOverride>
-    <w:lvlOverride w:ilvl="7">
-      <w:startOverride w:val="1"/>
-    </w:lvlOverride>
-    <w:lvlOverride w:ilvl="8">
-      <w:startOverride w:val="1"/>
-    </w:lvlOverride>
-  </w:num>
-  <w:num w:numId="1032">
-    <w:abstractNumId w:val="99431"/>
-    <w:lvlOverride w:ilvl="0">
-      <w:startOverride w:val="1"/>
-    </w:lvlOverride>
-    <w:lvlOverride w:ilvl="1">
-      <w:startOverride w:val="1"/>
-    </w:lvlOverride>
-    <w:lvlOverride w:ilvl="2">
-      <w:startOverride w:val="1"/>
-    </w:lvlOverride>
-    <w:lvlOverride w:ilvl="3">
-      <w:startOverride w:val="1"/>
-    </w:lvlOverride>
-    <w:lvlOverride w:ilvl="4">
-      <w:startOverride w:val="1"/>
-    </w:lvlOverride>
-    <w:lvlOverride w:ilvl="5">
-      <w:startOverride w:val="1"/>
-    </w:lvlOverride>
-    <w:lvlOverride w:ilvl="6">
-      <w:startOverride w:val="1"/>
-    </w:lvlOverride>
-    <w:lvlOverride w:ilvl="7">
-      <w:startOverride w:val="1"/>
-    </w:lvlOverride>
-    <w:lvlOverride w:ilvl="8">
-      <w:startOverride w:val="1"/>
-    </w:lvlOverride>
-  </w:num>
-  <w:num w:numId="1033">
-    <w:abstractNumId w:val="99412"/>
-    <w:lvlOverride w:ilvl="0">
-      <w:startOverride w:val="2"/>
-    </w:lvlOverride>
-    <w:lvlOverride w:ilvl="1">
-      <w:startOverride w:val="2"/>
-    </w:lvlOverride>
-    <w:lvlOverride w:ilvl="2">
-      <w:startOverride w:val="2"/>
-    </w:lvlOverride>
-    <w:lvlOverride w:ilvl="3">
-      <w:startOverride w:val="2"/>
-    </w:lvlOverride>
-    <w:lvlOverride w:ilvl="4">
-      <w:startOverride w:val="2"/>
-    </w:lvlOverride>
-    <w:lvlOverride w:ilvl="5">
-      <w:startOverride w:val="2"/>
-    </w:lvlOverride>
-    <w:lvlOverride w:ilvl="6">
-      <w:startOverride w:val="2"/>
-    </w:lvlOverride>
-    <w:lvlOverride w:ilvl="7">
-      <w:startOverride w:val="2"/>
-    </w:lvlOverride>
-    <w:lvlOverride w:ilvl="8">
-      <w:startOverride w:val="2"/>
-    </w:lvlOverride>
-  </w:num>
-  <w:num w:numId="1034">
-    <w:abstractNumId w:val="99431"/>
-    <w:lvlOverride w:ilvl="0">
-      <w:startOverride w:val="1"/>
-    </w:lvlOverride>
-    <w:lvlOverride w:ilvl="1">
-      <w:startOverride w:val="1"/>
-    </w:lvlOverride>
-    <w:lvlOverride w:ilvl="2">
-      <w:startOverride w:val="1"/>
-    </w:lvlOverride>
-    <w:lvlOverride w:ilvl="3">
-      <w:startOverride w:val="1"/>
-    </w:lvlOverride>
-    <w:lvlOverride w:ilvl="4">
-      <w:startOverride w:val="1"/>
-    </w:lvlOverride>
-    <w:lvlOverride w:ilvl="5">
-      <w:startOverride w:val="1"/>
-    </w:lvlOverride>
-    <w:lvlOverride w:ilvl="6">
-      <w:startOverride w:val="1"/>
-    </w:lvlOverride>
-    <w:lvlOverride w:ilvl="7">
-      <w:startOverride w:val="1"/>
-    </w:lvlOverride>
-    <w:lvlOverride w:ilvl="8">
-      <w:startOverride w:val="1"/>
-    </w:lvlOverride>
-  </w:num>
-  <w:num w:numId="1035">
-    <w:abstractNumId w:val="99415"/>
-    <w:lvlOverride w:ilvl="0">
-      <w:startOverride w:val="5"/>
-    </w:lvlOverride>
-    <w:lvlOverride w:ilvl="1">
-      <w:startOverride w:val="5"/>
-    </w:lvlOverride>
-    <w:lvlOverride w:ilvl="2">
-      <w:startOverride w:val="5"/>
-    </w:lvlOverride>
-    <w:lvlOverride w:ilvl="3">
-      <w:startOverride w:val="5"/>
-    </w:lvlOverride>
-    <w:lvlOverride w:ilvl="4">
-      <w:startOverride w:val="5"/>
-    </w:lvlOverride>
-    <w:lvlOverride w:ilvl="5">
-      <w:startOverride w:val="5"/>
-    </w:lvlOverride>
-    <w:lvlOverride w:ilvl="6">
-      <w:startOverride w:val="5"/>
-    </w:lvlOverride>
-    <w:lvlOverride w:ilvl="7">
-      <w:startOverride w:val="5"/>
-    </w:lvlOverride>
-    <w:lvlOverride w:ilvl="8">
-      <w:startOverride w:val="5"/>
-    </w:lvlOverride>
-  </w:num>
-  <w:num w:numId="1036">
-    <w:abstractNumId w:val="99431"/>
-    <w:lvlOverride w:ilvl="0">
-      <w:startOverride w:val="1"/>
-    </w:lvlOverride>
-    <w:lvlOverride w:ilvl="1">
-      <w:startOverride w:val="1"/>
-    </w:lvlOverride>
-    <w:lvlOverride w:ilvl="2">
-      <w:startOverride w:val="1"/>
-    </w:lvlOverride>
-    <w:lvlOverride w:ilvl="3">
-      <w:startOverride w:val="1"/>
-    </w:lvlOverride>
-    <w:lvlOverride w:ilvl="4">
-      <w:startOverride w:val="1"/>
-    </w:lvlOverride>
-    <w:lvlOverride w:ilvl="5">
-      <w:startOverride w:val="1"/>
-    </w:lvlOverride>
-    <w:lvlOverride w:ilvl="6">
-      <w:startOverride w:val="1"/>
-    </w:lvlOverride>
-    <w:lvlOverride w:ilvl="7">
-      <w:startOverride w:val="1"/>
-    </w:lvlOverride>
-    <w:lvlOverride w:ilvl="8">
-      <w:startOverride w:val="1"/>
-    </w:lvlOverride>
-  </w:num>
-  <w:num w:numId="1037">
-    <w:abstractNumId w:val="99433"/>
-    <w:lvlOverride w:ilvl="0">
-      <w:startOverride w:val="3"/>
-    </w:lvlOverride>
-    <w:lvlOverride w:ilvl="1">
-      <w:startOverride w:val="3"/>
-    </w:lvlOverride>
-    <w:lvlOverride w:ilvl="2">
-      <w:startOverride w:val="3"/>
-    </w:lvlOverride>
-    <w:lvlOverride w:ilvl="3">
-      <w:startOverride w:val="3"/>
-    </w:lvlOverride>
-    <w:lvlOverride w:ilvl="4">
-      <w:startOverride w:val="3"/>
-    </w:lvlOverride>
-    <w:lvlOverride w:ilvl="5">
-      <w:startOverride w:val="3"/>
-    </w:lvlOverride>
-    <w:lvlOverride w:ilvl="6">
-      <w:startOverride w:val="3"/>
-    </w:lvlOverride>
-    <w:lvlOverride w:ilvl="7">
-      <w:startOverride w:val="3"/>
-    </w:lvlOverride>
-    <w:lvlOverride w:ilvl="8">
-      <w:startOverride w:val="3"/>
-    </w:lvlOverride>
-  </w:num>
-  <w:num w:numId="1038">
-    <w:abstractNumId w:val="99416"/>
-    <w:lvlOverride w:ilvl="0">
-      <w:startOverride w:val="6"/>
-    </w:lvlOverride>
-    <w:lvlOverride w:ilvl="1">
-      <w:startOverride w:val="6"/>
-    </w:lvlOverride>
-    <w:lvlOverride w:ilvl="2">
-      <w:startOverride w:val="6"/>
-    </w:lvlOverride>
-    <w:lvlOverride w:ilvl="3">
-      <w:startOverride w:val="6"/>
-    </w:lvlOverride>
-    <w:lvlOverride w:ilvl="4">
-      <w:startOverride w:val="6"/>
-    </w:lvlOverride>
-    <w:lvlOverride w:ilvl="5">
-      <w:startOverride w:val="6"/>
-    </w:lvlOverride>
-    <w:lvlOverride w:ilvl="6">
-      <w:startOverride w:val="6"/>
-    </w:lvlOverride>
-    <w:lvlOverride w:ilvl="7">
-      <w:startOverride w:val="6"/>
-    </w:lvlOverride>
-    <w:lvlOverride w:ilvl="8">
-      <w:startOverride w:val="6"/>
-    </w:lvlOverride>
-  </w:num>
   <w:num w:numId="1039">
-    <w:abstractNumId w:val="99431"/>
-    <w:lvlOverride w:ilvl="0">
-      <w:startOverride w:val="1"/>
-    </w:lvlOverride>
-    <w:lvlOverride w:ilvl="1">
-      <w:startOverride w:val="1"/>
-    </w:lvlOverride>
-    <w:lvlOverride w:ilvl="2">
-      <w:startOverride w:val="1"/>
-    </w:lvlOverride>
-    <w:lvlOverride w:ilvl="3">
-      <w:startOverride w:val="1"/>
-    </w:lvlOverride>
-    <w:lvlOverride w:ilvl="4">
-      <w:startOverride w:val="1"/>
-    </w:lvlOverride>
-    <w:lvlOverride w:ilvl="5">
-      <w:startOverride w:val="1"/>
-    </w:lvlOverride>
-    <w:lvlOverride w:ilvl="6">
-      <w:startOverride w:val="1"/>
-    </w:lvlOverride>
-    <w:lvlOverride w:ilvl="7">
-      <w:startOverride w:val="1"/>
-    </w:lvlOverride>
-    <w:lvlOverride w:ilvl="8">
-      <w:startOverride w:val="1"/>
-    </w:lvlOverride>
-  </w:num>
-  <w:num w:numId="1040">
     <w:abstractNumId w:val="99434"/>
     <w:lvlOverride w:ilvl="0">
       <w:startOverride w:val="4"/>

--- a/06-学生侧材料/讲义/2-结构化学/第八讲原子结构（三）-教师增强版.docx
+++ b/06-学生侧材料/讲义/2-结构化学/第八讲原子结构（三）-教师增强版.docx
@@ -8238,7 +8238,7 @@
     </w:p>
     <w:p>
       <w:pPr>
-        <w:pStyle w:val="BodyText"/>
+        <w:pStyle w:val="MethodologyBlock"/>
       </w:pPr>
       <w:r>
         <w:rPr>

--- a/06-学生侧材料/讲义/2-结构化学/第八讲原子结构（三）-教师增强版.docx
+++ b/06-学生侧材料/讲义/2-结构化学/第八讲原子结构（三）-教师增强版.docx
@@ -1952,7 +1952,7 @@
     </w:p>
     <w:p>
       <w:pPr>
-        <w:pStyle w:val="BodyText"/>
+        <w:pStyle w:val="MethodologyBlock"/>
       </w:pPr>
       <w:r>
         <w:rPr>

--- a/06-学生侧材料/讲义/2-结构化学/第八讲原子结构（三）-教师增强版.docx
+++ b/06-学生侧材料/讲义/2-结构化学/第八讲原子结构（三）-教师增强版.docx
@@ -24849,17 +24849,38 @@
           </w:p>
         </w:tc>
       </w:tr>
+    </w:tbl>
+    <w:p>
+      <w:pPr>
+        <w:spacing w:before="120" w:after="80"/>
+      </w:pPr>
+    </w:p>
+    <w:tbl>
+      <w:tblPr>
+        <w:tblStyle w:val="Table"/>
+        <w:tblW w:type="auto" w:w="0"/>
+        <w:tblLook w:firstRow="1" w:lastRow="0" w:firstColumn="0" w:lastColumn="0" w:noHBand="0" w:noVBand="0" w:val="0020"/>
+      </w:tblPr>
+      <w:tblGrid>
+        <w:gridCol w:w="2640"/>
+        <w:gridCol w:w="2640"/>
+        <w:gridCol w:w="2640"/>
+      </w:tblGrid>
       <w:tr>
-        <w:tc>
-          <w:tcPr/>
-          <w:p>
-            <w:pPr>
-              <w:pStyle w:val="Compact"/>
-              <w:jc w:val="center"/>
-            </w:pPr>
-            <w:r>
-              <w:rPr>
-                <w:rFonts w:hint="eastAsia" w:ascii="Times New Roman" w:hAnsi="Times New Roman" w:eastAsia="FangSong" w:cs="Times New Roman"/>
+        <w:trPr>
+          <w:tblHeader w:val="on"/>
+        </w:trPr>
+        <w:tc>
+          <w:tcPr/>
+          <w:p>
+            <w:pPr>
+              <w:pStyle w:val="Compact"/>
+              <w:jc w:val="center"/>
+            </w:pPr>
+            <w:r>
+              <w:rPr>
+                <w:rFonts w:hint="eastAsia" w:ascii="Times New Roman" w:hAnsi="Times New Roman" w:eastAsia="SimHei" w:cs="Times New Roman"/>
+                <w:b/>
               </w:rPr>
               <w:t xml:space="preserve">质量数</w:t>
             </w:r>
@@ -24874,7 +24895,8 @@
             </w:pPr>
             <w:r>
               <w:rPr>
-                <w:rFonts w:hint="eastAsia" w:ascii="Times New Roman" w:hAnsi="Times New Roman" w:eastAsia="FangSong" w:cs="Times New Roman"/>
+                <w:rFonts w:hint="eastAsia" w:ascii="Times New Roman" w:hAnsi="Times New Roman" w:eastAsia="SimHei" w:cs="Times New Roman"/>
+                <w:b/>
               </w:rPr>
               <w:t xml:space="preserve">半衰期</w:t>
             </w:r>
@@ -24889,7 +24911,8 @@
             </w:pPr>
             <w:r>
               <w:rPr>
-                <w:rFonts w:hint="eastAsia" w:ascii="Times New Roman" w:hAnsi="Times New Roman" w:eastAsia="FangSong" w:cs="Times New Roman"/>
+                <w:rFonts w:hint="eastAsia" w:ascii="Times New Roman" w:hAnsi="Times New Roman" w:eastAsia="SimHei" w:cs="Times New Roman"/>
+                <w:b/>
               </w:rPr>
               <w:t xml:space="preserve">衰变方式</w:t>
             </w:r>

--- a/06-学生侧材料/讲义/2-结构化学/第八讲原子结构（三）-教师增强版.docx
+++ b/06-学生侧材料/讲义/2-结构化学/第八讲原子结构（三）-教师增强版.docx
@@ -3706,7 +3706,7 @@
         <w:rPr>
           <w:rFonts w:hint="eastAsia" w:ascii="Times New Roman" w:hAnsi="Times New Roman" w:eastAsia="Times New Roman" w:cs="Times New Roman"/>
         </w:rPr>
-        <w:t>Bracket</w:t>
+        <w:t>Brackett</w:t>
       </w:r>
       <w:r>
         <w:rPr>
@@ -4259,7 +4259,7 @@
         <w:rPr>
           <w:rFonts w:hint="eastAsia" w:ascii="Times New Roman" w:hAnsi="Times New Roman" w:eastAsia="Times New Roman" w:cs="Times New Roman"/>
         </w:rPr>
-        <w:t>（E=ho，</w:t>
+        <w:t>（E=hν，</w:t>
       </w:r>
       <w:r>
         <w:rPr>
@@ -5700,7 +5700,7 @@
         <w:rPr>
           <w:rFonts w:hint="eastAsia" w:ascii="Times New Roman" w:hAnsi="Times New Roman" w:eastAsia="Times New Roman" w:cs="Times New Roman"/>
         </w:rPr>
-        <w:t>(v)</w:t>
+        <w:t>(ν)</w:t>
       </w:r>
       <w:r>
         <w:rPr>
@@ -8972,9 +8972,6 @@
           <m:t>∼</m:t>
         </m:r>
         <m:r>
-          <m:t>2</m:t>
-        </m:r>
-        <m:r>
           <m:t>π</m:t>
         </m:r>
         <m:r>
@@ -9016,6 +9013,9 @@
             <m:sty m:val="p"/>
           </m:rPr>
           <m:t>∼</m:t>
+        </m:r>
+        <m:r>
+          <m:t>2</m:t>
         </m:r>
         <m:r>
           <m:t>π</m:t>
@@ -10143,7 +10143,7 @@
         <w:rPr>
           <w:rFonts w:ascii="Times New Roman" w:hAnsi="Times New Roman" w:eastAsia="Times New Roman" w:cs="Times New Roman"/>
         </w:rPr>
-        <w:t xml:space="preserve"> 1 </w:t>
+        <w:t xml:space="preserve"> l </w:t>
       </w:r>
       <w:r>
         <w:rPr>
@@ -10190,7 +10190,7 @@
                 <w:rFonts w:hint="eastAsia" w:ascii="Times New Roman" w:hAnsi="Times New Roman" w:eastAsia="Times New Roman" w:cs="Times New Roman"/>
                 <w:b/>
               </w:rPr>
-              <w:t>1</w:t>
+              <w:t>l</w:t>
             </w:r>
             <w:r>
               <w:rPr>
@@ -10439,7 +10439,7 @@
         <w:rPr>
           <w:rFonts w:hint="eastAsia" w:ascii="Times New Roman" w:hAnsi="Times New Roman" w:eastAsia="Times New Roman" w:cs="Times New Roman"/>
         </w:rPr>
-        <w:t>1=0：</w:t>
+        <w:t>l=0：</w:t>
       </w:r>
       <w:r>
         <w:rPr>
@@ -10561,7 +10561,7 @@
         <w:rPr>
           <w:rFonts w:hint="eastAsia" w:ascii="Times New Roman" w:hAnsi="Times New Roman" w:eastAsia="Times New Roman" w:cs="Times New Roman"/>
         </w:rPr>
-        <w:t>1=1：</w:t>
+        <w:t>l=1：</w:t>
       </w:r>
       <w:r>
         <w:rPr>
@@ -10851,7 +10851,7 @@
         <w:rPr>
           <w:rFonts w:hint="eastAsia" w:ascii="Times New Roman" w:hAnsi="Times New Roman" w:eastAsia="Times New Roman" w:cs="Times New Roman"/>
         </w:rPr>
-        <w:t>1=2：</w:t>
+        <w:t>l=2：</w:t>
       </w:r>
       <w:r>
         <w:rPr>
@@ -11170,7 +11170,7 @@
         <w:rPr>
           <w:rFonts w:hint="eastAsia" w:ascii="Times New Roman" w:hAnsi="Times New Roman" w:eastAsia="Times New Roman" w:cs="Times New Roman"/>
         </w:rPr>
-        <w:t>1=3：</w:t>
+        <w:t>l=3：</w:t>
       </w:r>
       <w:r>
         <w:rPr>
@@ -11335,7 +11335,7 @@
         <w:rPr>
           <w:rFonts w:hint="eastAsia" w:ascii="Times New Roman" w:hAnsi="Times New Roman" w:eastAsia="Times New Roman" w:cs="Times New Roman"/>
         </w:rPr>
-        <w:t>，1</w:t>
+        <w:t>，l</w:t>
       </w:r>
       <w:r>
         <w:rPr>
@@ -11517,7 +11517,7 @@
         <w:rPr>
           <w:rFonts w:ascii="Times New Roman" w:hAnsi="Times New Roman" w:eastAsia="Times New Roman" w:cs="Times New Roman"/>
         </w:rPr>
-        <w:t xml:space="preserve"> 1 </w:t>
+        <w:t xml:space="preserve"> l </w:t>
       </w:r>
       <w:r>
         <w:rPr>
@@ -11723,7 +11723,7 @@
         <w:rPr>
           <w:rFonts w:ascii="Times New Roman" w:hAnsi="Times New Roman" w:eastAsia="Times New Roman" w:cs="Times New Roman"/>
         </w:rPr>
-        <w:t xml:space="preserve"> 1 </w:t>
+        <w:t xml:space="preserve"> l </w:t>
       </w:r>
       <w:r>
         <w:rPr>
@@ -11868,7 +11868,7 @@
         <w:rPr>
           <w:rFonts w:ascii="Times New Roman" w:hAnsi="Times New Roman" w:eastAsia="Times New Roman" w:cs="Times New Roman"/>
         </w:rPr>
-        <w:t xml:space="preserve"> 1 </w:t>
+        <w:t xml:space="preserve"> l </w:t>
       </w:r>
       <w:r>
         <w:rPr>
@@ -16792,7 +16792,7 @@
         <w:rPr>
           <w:rFonts w:ascii="Times New Roman" w:hAnsi="Times New Roman" w:eastAsia="Times New Roman" w:cs="Times New Roman"/>
         </w:rPr>
-        <w:t xml:space="preserve"> 1 </w:t>
+        <w:t xml:space="preserve"> l </w:t>
       </w:r>
       <w:r>
         <w:rPr>
@@ -16839,7 +16839,7 @@
         <w:rPr>
           <w:rFonts w:ascii="Times New Roman" w:hAnsi="Times New Roman" w:eastAsia="Times New Roman" w:cs="Times New Roman"/>
         </w:rPr>
-        <w:t xml:space="preserve">1 </w:t>
+        <w:t xml:space="preserve">l </w:t>
       </w:r>
       <w:r>
         <w:rPr>
@@ -16910,7 +16910,7 @@
         <w:rPr>
           <w:rFonts w:ascii="Times New Roman" w:hAnsi="Times New Roman" w:eastAsia="Times New Roman" w:cs="Times New Roman"/>
         </w:rPr>
-        <w:t xml:space="preserve"> 1 </w:t>
+        <w:t xml:space="preserve"> l </w:t>
       </w:r>
       <w:r>
         <w:rPr>
@@ -18432,7 +18432,7 @@
         <w:rPr>
           <w:rFonts w:hint="eastAsia" w:ascii="Times New Roman" w:hAnsi="Times New Roman" w:eastAsia="Times New Roman" w:cs="Times New Roman"/>
         </w:rPr>
-        <w:t>，1</w:t>
+        <w:t>，l</w:t>
       </w:r>
       <w:r>
         <w:rPr>
@@ -18712,7 +18712,10 @@
           <m:t>+</m:t>
         </m:r>
         <m:r>
-          <m:t>0.71</m:t>
+          <m:t>0.7</m:t>
+        </m:r>
+        <m:r>
+          <m:t>l</m:t>
         </m:r>
         <m:r>
           <m:rPr>
@@ -18800,7 +18803,10 @@
           <m:t>+</m:t>
         </m:r>
         <m:r>
-          <m:t>0.71</m:t>
+          <m:t>0.7</m:t>
+        </m:r>
+        <m:r>
+          <m:t>l</m:t>
         </m:r>
         <m:r>
           <m:rPr>
@@ -20037,7 +20043,7 @@
         <w:rPr>
           <w:rFonts w:ascii="Times New Roman" w:hAnsi="Times New Roman" w:eastAsia="Times New Roman" w:cs="Times New Roman"/>
         </w:rPr>
-        <w:t xml:space="preserve">39</w:t>
+        <w:t xml:space="preserve">40</w:t>
       </w:r>
     </w:p>
     <w:p>
@@ -20048,7 +20054,7 @@
         <w:rPr>
           <w:rFonts w:ascii="Times New Roman" w:hAnsi="Times New Roman" w:eastAsia="Times New Roman" w:cs="Times New Roman"/>
         </w:rPr>
-        <w:t xml:space="preserve">39</w:t>
+        <w:t xml:space="preserve">41</w:t>
       </w:r>
     </w:p>
     <w:p>
@@ -20059,7 +20065,7 @@
         <w:rPr>
           <w:rFonts w:ascii="Times New Roman" w:hAnsi="Times New Roman" w:eastAsia="Times New Roman" w:cs="Times New Roman"/>
         </w:rPr>
-        <w:t xml:space="preserve">39</w:t>
+        <w:t xml:space="preserve">42</w:t>
       </w:r>
     </w:p>
     <w:p>
@@ -20070,7 +20076,7 @@
         <w:rPr>
           <w:rFonts w:ascii="Times New Roman" w:hAnsi="Times New Roman" w:eastAsia="Times New Roman" w:cs="Times New Roman"/>
         </w:rPr>
-        <w:t xml:space="preserve">39</w:t>
+        <w:t xml:space="preserve">43</w:t>
       </w:r>
     </w:p>
     <w:p>
@@ -20081,7 +20087,7 @@
         <w:rPr>
           <w:rFonts w:ascii="Times New Roman" w:hAnsi="Times New Roman" w:eastAsia="Times New Roman" w:cs="Times New Roman"/>
         </w:rPr>
-        <w:t xml:space="preserve">39</w:t>
+        <w:t xml:space="preserve">44</w:t>
       </w:r>
     </w:p>
     <w:p>
@@ -20092,7 +20098,7 @@
         <w:rPr>
           <w:rFonts w:ascii="Times New Roman" w:hAnsi="Times New Roman" w:eastAsia="Times New Roman" w:cs="Times New Roman"/>
         </w:rPr>
-        <w:t xml:space="preserve">39</w:t>
+        <w:t xml:space="preserve">45</w:t>
       </w:r>
     </w:p>
     <w:p>
@@ -20103,7 +20109,7 @@
         <w:rPr>
           <w:rFonts w:ascii="Times New Roman" w:hAnsi="Times New Roman" w:eastAsia="Times New Roman" w:cs="Times New Roman"/>
         </w:rPr>
-        <w:t xml:space="preserve">39</w:t>
+        <w:t xml:space="preserve">46</w:t>
       </w:r>
     </w:p>
     <w:p>
@@ -20114,7 +20120,7 @@
         <w:rPr>
           <w:rFonts w:ascii="Times New Roman" w:hAnsi="Times New Roman" w:eastAsia="Times New Roman" w:cs="Times New Roman"/>
         </w:rPr>
-        <w:t xml:space="preserve">39</w:t>
+        <w:t xml:space="preserve">47</w:t>
       </w:r>
     </w:p>
     <w:p>
@@ -20125,7 +20131,7 @@
         <w:rPr>
           <w:rFonts w:ascii="Times New Roman" w:hAnsi="Times New Roman" w:eastAsia="Times New Roman" w:cs="Times New Roman"/>
         </w:rPr>
-        <w:t xml:space="preserve">39</w:t>
+        <w:t xml:space="preserve">48</w:t>
       </w:r>
     </w:p>
     <w:p>
@@ -30395,7 +30401,7 @@
               <w:rPr>
                 <w:rFonts w:hint="eastAsia" w:ascii="Times New Roman" w:hAnsi="Times New Roman" w:eastAsia="FangSong" w:cs="Times New Roman"/>
               </w:rPr>
-              <w:t>近</w:t>
+              <w:t>远</w:t>
             </w:r>
           </w:p>
         </w:tc>

--- a/06-学生侧材料/讲义/2-结构化学/第八讲原子结构（三）-教师增强版.docx
+++ b/06-学生侧材料/讲义/2-结构化学/第八讲原子结构（三）-教师增强版.docx
@@ -36267,6 +36267,12 @@
             <w:r>
               <w:rPr>
                 <w:rFonts w:ascii="Times New Roman" w:hAnsi="Times New Roman" w:eastAsia="Times New Roman" w:cs="Times New Roman"/>
+              </w:rPr>
+              <w:t>~</w:t>
+            </w:r>
+            <w:r>
+              <w:rPr>
+                <w:rFonts w:ascii="Times New Roman" w:hAnsi="Times New Roman" w:eastAsia="Times New Roman" w:cs="Times New Roman"/>
                 <w:vertAlign w:val="superscript"/>
               </w:rPr>
               <w:t>14</w:t>
@@ -36283,6 +36289,12 @@
                 <w:vertAlign w:val="superscript"/>
               </w:rPr>
               <w:t>0</w:t>
+            </w:r>
+            <w:r>
+              <w:rPr>
+                <w:rFonts w:ascii="Times New Roman" w:hAnsi="Times New Roman" w:eastAsia="Times New Roman" w:cs="Times New Roman"/>
+              </w:rPr>
+              <w:t>~</w:t>
             </w:r>
             <w:r>
               <w:rPr>

--- a/06-学生侧材料/讲义/2-结构化学/第八讲原子结构（三）-教师增强版.docx
+++ b/06-学生侧材料/讲义/2-结构化学/第八讲原子结构（三）-教师增强版.docx
@@ -5,6 +5,7 @@
     <w:p>
       <w:pPr>
         <w:pStyle w:val="BlockText"/>
+        <w:ind w:firstLine="420"/>
       </w:pPr>
       <w:r>
         <w:rPr>
@@ -138,6 +139,7 @@
     <w:p>
       <w:pPr>
         <w:pStyle w:val="BlockText"/>
+        <w:ind w:firstLine="420"/>
       </w:pPr>
       <w:r>
         <w:rPr>
@@ -309,6 +311,7 @@
       <w:pPr>
         <w:pStyle w:val="BlockText"/>
         <w:spacing w:after="80"/>
+        <w:ind w:firstLine="420"/>
       </w:pPr>
       <w:r>
         <w:rPr>
@@ -341,6 +344,15 @@
         <w:tblW w:type="pct" w:w="5000"/>
         <w:tblLayout w:type="fixed"/>
         <w:tblLook w:firstRow="1" w:lastRow="0" w:firstColumn="0" w:lastColumn="0" w:noHBand="0" w:noVBand="0" w:val="0020"/>
+        <w:jc w:val="center"/>
+        <w:tblBorders>
+          <w:top w:val="single" w:sz="12" w:space="0" w:color="333333"/>
+          <w:bottom w:val="single" w:sz="12" w:space="0" w:color="333333"/>
+          <w:left w:val="none"/>
+          <w:right w:val="none"/>
+          <w:insideH w:val="none"/>
+          <w:insideV w:val="none"/>
+        </w:tblBorders>
       </w:tblPr>
       <w:tblGrid>
         <w:gridCol w:w="3960"/>
@@ -351,7 +363,11 @@
           <w:tblHeader w:val="on"/>
         </w:trPr>
         <w:tc>
-          <w:tcPr/>
+          <w:tcPr>
+            <w:tcBorders>
+              <w:bottom w:val="single" w:sz="6" w:space="0" w:color="333333"/>
+            </w:tcBorders>
+          </w:tcPr>
           <w:p>
             <w:pPr>
               <w:pStyle w:val="Compact"/>
@@ -367,7 +383,11 @@
           </w:p>
         </w:tc>
         <w:tc>
-          <w:tcPr/>
+          <w:tcPr>
+            <w:tcBorders>
+              <w:bottom w:val="single" w:sz="6" w:space="0" w:color="333333"/>
+            </w:tcBorders>
+          </w:tcPr>
           <w:p>
             <w:pPr>
               <w:pStyle w:val="Compact"/>
@@ -994,6 +1014,7 @@
           <w:ilvl w:val="0"/>
           <w:numId w:val="1001"/>
         </w:numPr>
+        <w:ind w:firstLine="420"/>
       </w:pPr>
       <w:r>
         <w:rPr>
@@ -1059,6 +1080,7 @@
     <w:p>
       <w:pPr>
         <w:pStyle w:val="FirstParagraph"/>
+        <w:ind w:firstLine="420"/>
       </w:pPr>
       <w:r>
         <w:rPr>
@@ -1160,6 +1182,7 @@
     <w:p>
       <w:pPr>
         <w:pStyle w:val="BodyText"/>
+        <w:ind w:firstLine="420"/>
       </w:pPr>
       <w:r>
         <w:rPr>
@@ -1225,6 +1248,7 @@
     <w:p>
       <w:pPr>
         <w:pStyle w:val="BodyText"/>
+        <w:ind w:firstLine="420"/>
       </w:pPr>
       <w:r>
         <w:rPr>
@@ -1380,6 +1404,7 @@
     <w:p>
       <w:pPr>
         <w:pStyle w:val="BodyText"/>
+        <w:ind w:firstLine="420"/>
       </w:pPr>
       <w:r>
         <w:rPr>
@@ -1462,6 +1487,7 @@
     <w:p>
       <w:pPr>
         <w:pStyle w:val="BodyText"/>
+        <w:ind w:firstLine="420"/>
       </w:pPr>
       <w:r>
         <w:rPr>
@@ -1809,7 +1835,8 @@
     </w:p>
     <w:p>
       <w:pPr>
-        <w:pStyle w:val="MethodologyBlock"/>
+        <w:pStyle w:val="BodyText"/>
+        <w:ind w:firstLine="420"/>
       </w:pPr>
       <w:r>
         <w:rPr>
@@ -1825,6 +1852,12 @@
       </w:r>
       <w:r>
         <w:rPr>
+          <w:rFonts w:ascii="Times New Roman" w:hAnsi="Times New Roman" w:eastAsia="Times New Roman" w:cs="Times New Roman"/>
+        </w:rPr>
+        <w:t xml:space="preserve">&gt; </w:t>
+      </w:r>
+      <w:r>
+        <w:rPr>
           <w:rFonts w:hint="eastAsia" w:ascii="Times New Roman" w:hAnsi="Times New Roman" w:eastAsia="Times New Roman" w:cs="Times New Roman"/>
         </w:rPr>
         <w:t>「α</w:t>
@@ -1949,11 +1982,36 @@
         </w:rPr>
         <w:t>。</w:t>
       </w:r>
-    </w:p>
-    <w:p>
-      <w:pPr>
-        <w:pStyle w:val="MethodologyBlock"/>
-      </w:pPr>
+      <w:r>
+        <w:rPr>
+          <w:rFonts w:ascii="Times New Roman" w:hAnsi="Times New Roman" w:eastAsia="Times New Roman" w:cs="Times New Roman"/>
+        </w:rPr>
+        <w:t xml:space="preserve"> </w:t>
+      </w:r>
+      <w:r>
+        <w:rPr>
+          <w:rFonts w:ascii="Times New Roman" w:hAnsi="Times New Roman" w:eastAsia="Times New Roman" w:cs="Times New Roman"/>
+        </w:rPr>
+        <w:t xml:space="preserve">&gt;</w:t>
+      </w:r>
+      <w:r>
+        <w:rPr>
+          <w:rFonts w:ascii="Times New Roman" w:hAnsi="Times New Roman" w:eastAsia="Times New Roman" w:cs="Times New Roman"/>
+        </w:rPr>
+        <w:t xml:space="preserve"> </w:t>
+      </w:r>
+      <w:r>
+        <w:rPr>
+          <w:rFonts w:ascii="Times New Roman" w:hAnsi="Times New Roman" w:eastAsia="Times New Roman" w:cs="Times New Roman"/>
+        </w:rPr>
+        <w:t xml:space="preserve">&gt;</w:t>
+      </w:r>
+      <w:r>
+        <w:rPr>
+          <w:rFonts w:ascii="Times New Roman" w:hAnsi="Times New Roman" w:eastAsia="Times New Roman" w:cs="Times New Roman"/>
+        </w:rPr>
+        <w:t xml:space="preserve"> </w:t>
+      </w:r>
       <w:r>
         <w:rPr>
           <w:rFonts w:hint="eastAsia" w:ascii="Times New Roman" w:hAnsi="Times New Roman" w:eastAsia="FangSong" w:cs="Times New Roman"/>
@@ -2092,6 +2150,7 @@
     <w:p>
       <w:pPr>
         <w:pStyle w:val="BodyText"/>
+        <w:ind w:firstLine="420"/>
       </w:pPr>
       <w:r>
         <w:rPr>
@@ -2124,6 +2183,7 @@
           <w:ilvl w:val="0"/>
           <w:numId w:val="1002"/>
         </w:numPr>
+        <w:ind w:firstLine="420"/>
       </w:pPr>
       <w:r>
         <w:rPr>
@@ -2204,6 +2264,7 @@
           <w:ilvl w:val="0"/>
           <w:numId w:val="1002"/>
         </w:numPr>
+        <w:ind w:firstLine="420"/>
       </w:pPr>
       <w:r>
         <w:rPr>
@@ -2250,7 +2311,8 @@
     </w:p>
     <w:p>
       <w:pPr>
-        <w:pStyle w:val="MethodologyBlock"/>
+        <w:pStyle w:val="FirstParagraph"/>
+        <w:ind w:firstLine="420"/>
       </w:pPr>
       <w:r>
         <w:rPr>
@@ -2263,6 +2325,12 @@
           <w:rFonts w:ascii="Times New Roman" w:hAnsi="Times New Roman" w:eastAsia="Times New Roman" w:cs="Times New Roman"/>
         </w:rPr>
         <w:t xml:space="preserve"> </w:t>
+      </w:r>
+      <w:r>
+        <w:rPr>
+          <w:rFonts w:ascii="Times New Roman" w:hAnsi="Times New Roman" w:eastAsia="Times New Roman" w:cs="Times New Roman"/>
+        </w:rPr>
+        <w:t xml:space="preserve">&gt; </w:t>
       </w:r>
       <w:r>
         <w:rPr>
@@ -2336,6 +2404,7 @@
     <w:p>
       <w:pPr>
         <w:pStyle w:val="BodyText"/>
+        <w:ind w:firstLine="420"/>
       </w:pPr>
       <w:r>
         <w:rPr>
@@ -2429,6 +2498,7 @@
           <w:ilvl w:val="0"/>
           <w:numId w:val="1003"/>
         </w:numPr>
+        <w:ind w:firstLine="420"/>
       </w:pPr>
       <w:r>
         <w:rPr>
@@ -2614,6 +2684,7 @@
     <w:p>
       <w:pPr>
         <w:pStyle w:val="FirstParagraph"/>
+        <w:ind w:firstLine="420"/>
       </w:pPr>
       <w:r>
         <w:rPr>
@@ -2635,6 +2706,7 @@
           <w:ilvl w:val="0"/>
           <w:numId w:val="1004"/>
         </w:numPr>
+        <w:ind w:firstLine="420"/>
       </w:pPr>
       <w:r>
         <w:rPr>
@@ -2777,6 +2849,7 @@
       <w:pPr>
         <w:pStyle w:val="BodyText"/>
         <w:spacing w:after="80"/>
+        <w:ind w:firstLine="420"/>
       </w:pPr>
       <w:r>
         <w:rPr>
@@ -2809,6 +2882,15 @@
         <w:tblW w:type="pct" w:w="5000"/>
         <w:tblLayout w:type="fixed"/>
         <w:tblLook w:firstRow="1" w:lastRow="0" w:firstColumn="0" w:lastColumn="0" w:noHBand="0" w:noVBand="0" w:val="0020"/>
+        <w:jc w:val="center"/>
+        <w:tblBorders>
+          <w:top w:val="single" w:sz="12" w:space="0" w:color="333333"/>
+          <w:bottom w:val="single" w:sz="12" w:space="0" w:color="333333"/>
+          <w:left w:val="none"/>
+          <w:right w:val="none"/>
+          <w:insideH w:val="none"/>
+          <w:insideV w:val="none"/>
+        </w:tblBorders>
       </w:tblPr>
       <w:tblGrid>
         <w:gridCol w:w="990"/>
@@ -2825,7 +2907,11 @@
           <w:tblHeader w:val="on"/>
         </w:trPr>
         <w:tc>
-          <w:tcPr/>
+          <w:tcPr>
+            <w:tcBorders>
+              <w:bottom w:val="single" w:sz="6" w:space="0" w:color="333333"/>
+            </w:tcBorders>
+          </w:tcPr>
           <w:p>
             <w:pPr>
               <w:pStyle w:val="Compact"/>
@@ -2841,61 +2927,89 @@
           </w:p>
         </w:tc>
         <w:tc>
-          <w:tcPr/>
-          <w:p>
-            <w:pPr>
-              <w:pStyle w:val="Compact"/>
-              <w:jc w:val="center"/>
-            </w:pPr>
-          </w:p>
-        </w:tc>
-        <w:tc>
-          <w:tcPr/>
-          <w:p>
-            <w:pPr>
-              <w:pStyle w:val="Compact"/>
-              <w:jc w:val="center"/>
-            </w:pPr>
-          </w:p>
-        </w:tc>
-        <w:tc>
-          <w:tcPr/>
-          <w:p>
-            <w:pPr>
-              <w:pStyle w:val="Compact"/>
-              <w:jc w:val="center"/>
-            </w:pPr>
-          </w:p>
-        </w:tc>
-        <w:tc>
-          <w:tcPr/>
-          <w:p>
-            <w:pPr>
-              <w:pStyle w:val="Compact"/>
-              <w:jc w:val="center"/>
-            </w:pPr>
-          </w:p>
-        </w:tc>
-        <w:tc>
-          <w:tcPr/>
-          <w:p>
-            <w:pPr>
-              <w:pStyle w:val="Compact"/>
-              <w:jc w:val="center"/>
-            </w:pPr>
-          </w:p>
-        </w:tc>
-        <w:tc>
-          <w:tcPr/>
-          <w:p>
-            <w:pPr>
-              <w:pStyle w:val="Compact"/>
-              <w:jc w:val="center"/>
-            </w:pPr>
-          </w:p>
-        </w:tc>
-        <w:tc>
-          <w:tcPr/>
+          <w:tcPr>
+            <w:tcBorders>
+              <w:bottom w:val="single" w:sz="6" w:space="0" w:color="333333"/>
+            </w:tcBorders>
+          </w:tcPr>
+          <w:p>
+            <w:pPr>
+              <w:pStyle w:val="Compact"/>
+              <w:jc w:val="center"/>
+            </w:pPr>
+          </w:p>
+        </w:tc>
+        <w:tc>
+          <w:tcPr>
+            <w:tcBorders>
+              <w:bottom w:val="single" w:sz="6" w:space="0" w:color="333333"/>
+            </w:tcBorders>
+          </w:tcPr>
+          <w:p>
+            <w:pPr>
+              <w:pStyle w:val="Compact"/>
+              <w:jc w:val="center"/>
+            </w:pPr>
+          </w:p>
+        </w:tc>
+        <w:tc>
+          <w:tcPr>
+            <w:tcBorders>
+              <w:bottom w:val="single" w:sz="6" w:space="0" w:color="333333"/>
+            </w:tcBorders>
+          </w:tcPr>
+          <w:p>
+            <w:pPr>
+              <w:pStyle w:val="Compact"/>
+              <w:jc w:val="center"/>
+            </w:pPr>
+          </w:p>
+        </w:tc>
+        <w:tc>
+          <w:tcPr>
+            <w:tcBorders>
+              <w:bottom w:val="single" w:sz="6" w:space="0" w:color="333333"/>
+            </w:tcBorders>
+          </w:tcPr>
+          <w:p>
+            <w:pPr>
+              <w:pStyle w:val="Compact"/>
+              <w:jc w:val="center"/>
+            </w:pPr>
+          </w:p>
+        </w:tc>
+        <w:tc>
+          <w:tcPr>
+            <w:tcBorders>
+              <w:bottom w:val="single" w:sz="6" w:space="0" w:color="333333"/>
+            </w:tcBorders>
+          </w:tcPr>
+          <w:p>
+            <w:pPr>
+              <w:pStyle w:val="Compact"/>
+              <w:jc w:val="center"/>
+            </w:pPr>
+          </w:p>
+        </w:tc>
+        <w:tc>
+          <w:tcPr>
+            <w:tcBorders>
+              <w:bottom w:val="single" w:sz="6" w:space="0" w:color="333333"/>
+            </w:tcBorders>
+          </w:tcPr>
+          <w:p>
+            <w:pPr>
+              <w:pStyle w:val="Compact"/>
+              <w:jc w:val="center"/>
+            </w:pPr>
+          </w:p>
+        </w:tc>
+        <w:tc>
+          <w:tcPr>
+            <w:tcBorders>
+              <w:bottom w:val="single" w:sz="6" w:space="0" w:color="333333"/>
+            </w:tcBorders>
+          </w:tcPr>
           <w:p>
             <w:pPr>
               <w:pStyle w:val="Compact"/>
@@ -3041,6 +3155,7 @@
           <w:numId w:val="1005"/>
         </w:numPr>
         <w:spacing w:before="120"/>
+        <w:ind w:firstLine="420"/>
       </w:pPr>
       <w:r>
         <w:rPr>
@@ -3166,6 +3281,7 @@
     <w:p>
       <w:pPr>
         <w:pStyle w:val="FirstParagraph"/>
+        <w:ind w:firstLine="420"/>
       </w:pPr>
       <w:r>
         <w:rPr>
@@ -3235,6 +3351,7 @@
     <w:p>
       <w:pPr>
         <w:pStyle w:val="BodyText"/>
+        <w:ind w:firstLine="420"/>
       </w:pPr>
       <w:r>
         <w:rPr>
@@ -3262,6 +3379,7 @@
           <w:ilvl w:val="0"/>
           <w:numId w:val="1006"/>
         </w:numPr>
+        <w:ind w:firstLine="420"/>
       </w:pPr>
       <w:r>
         <w:rPr>
@@ -3319,6 +3437,7 @@
           <w:ilvl w:val="0"/>
           <w:numId w:val="1006"/>
         </w:numPr>
+        <w:ind w:firstLine="420"/>
       </w:pPr>
       <w:r>
         <w:rPr>
@@ -3568,6 +3687,7 @@
     <w:p>
       <w:pPr>
         <w:pStyle w:val="FirstParagraph"/>
+        <w:ind w:firstLine="420"/>
       </w:pPr>
       <w:r>
         <w:rPr>
@@ -3701,6 +3821,7 @@
     <w:p>
       <w:pPr>
         <w:pStyle w:val="FirstParagraph"/>
+        <w:ind w:firstLine="420"/>
       </w:pPr>
       <w:r>
         <w:rPr>
@@ -3834,6 +3955,7 @@
     <w:p>
       <w:pPr>
         <w:pStyle w:val="FirstParagraph"/>
+        <w:ind w:firstLine="420"/>
       </w:pPr>
       <w:r>
         <w:rPr>
@@ -3857,6 +3979,7 @@
     <w:p>
       <w:pPr>
         <w:pStyle w:val="BodyText"/>
+        <w:ind w:firstLine="420"/>
       </w:pPr>
       <w:r>
         <w:rPr>
@@ -4236,6 +4359,7 @@
     <w:p>
       <w:pPr>
         <w:pStyle w:val="BodyText"/>
+        <w:ind w:firstLine="420"/>
       </w:pPr>
       <w:r>
         <w:rPr>
@@ -4416,6 +4540,7 @@
     <w:p>
       <w:pPr>
         <w:pStyle w:val="BodyText"/>
+        <w:ind w:firstLine="420"/>
       </w:pPr>
       <w:r>
         <w:rPr>
@@ -4481,6 +4606,7 @@
     <w:p>
       <w:pPr>
         <w:pStyle w:val="BodyText"/>
+        <w:ind w:firstLine="420"/>
       </w:pPr>
       <w:r>
         <w:rPr>
@@ -4528,6 +4654,7 @@
     <w:p>
       <w:pPr>
         <w:pStyle w:val="BodyText"/>
+        <w:ind w:firstLine="420"/>
       </w:pPr>
       <w:r>
         <w:rPr>
@@ -4587,6 +4714,7 @@
     <w:p>
       <w:pPr>
         <w:pStyle w:val="BodyText"/>
+        <w:ind w:firstLine="420"/>
       </w:pPr>
       <w:r>
         <w:rPr>
@@ -4604,6 +4732,7 @@
     <w:p>
       <w:pPr>
         <w:pStyle w:val="BodyText"/>
+        <w:ind w:firstLine="420"/>
       </w:pPr>
       <w:r>
         <w:rPr>
@@ -4750,6 +4879,7 @@
     <w:p>
       <w:pPr>
         <w:pStyle w:val="BodyText"/>
+        <w:ind w:firstLine="420"/>
       </w:pPr>
       <w:r>
         <w:rPr>
@@ -4809,6 +4939,7 @@
     <w:p>
       <w:pPr>
         <w:pStyle w:val="BodyText"/>
+        <w:ind w:firstLine="420"/>
       </w:pPr>
       <w:r>
         <w:rPr>
@@ -4821,265 +4952,276 @@
           <w:rFonts w:hint="eastAsia" w:ascii="Times New Roman" w:hAnsi="Times New Roman" w:eastAsia="FangSong" w:cs="Times New Roman"/>
         </w:rPr>
         <w:t>可用来计算氢原子的电离能</w:t>
-      </w:r>
-    </w:p>
-    <w:p>
-      <w:pPr>
-        <w:pStyle w:val="MethodologyBlock"/>
-      </w:pPr>
-      <w:r>
-        <w:rPr>
-          <w:rFonts w:hint="eastAsia" w:ascii="Times New Roman" w:hAnsi="Times New Roman" w:eastAsia="FangSong" w:cs="Times New Roman"/>
-        </w:rPr>
-        <w:t xml:space="preserve">深入思考</w:t>
-      </w:r>
-      <w:r>
-        <w:rPr>
-          <w:rFonts w:ascii="Times New Roman" w:hAnsi="Times New Roman" w:eastAsia="Times New Roman" w:cs="Times New Roman"/>
-        </w:rPr>
-        <w:t xml:space="preserve"> </w:t>
-      </w:r>
-      <w:r>
-        <w:rPr>
-          <w:rFonts w:hint="eastAsia" w:ascii="Times New Roman" w:hAnsi="Times New Roman" w:eastAsia="Times New Roman" w:cs="Times New Roman"/>
-        </w:rPr>
-        <w:t>「</w:t>
-      </w:r>
-      <w:r>
-        <w:rPr>
-          <w:rFonts w:hint="eastAsia" w:ascii="Times New Roman" w:hAnsi="Times New Roman" w:eastAsia="FangSong" w:cs="Times New Roman"/>
-        </w:rPr>
-        <w:t>玻尔模型是错的</w:t>
-      </w:r>
-      <w:r>
-        <w:rPr>
-          <w:rFonts w:hint="eastAsia" w:ascii="Times New Roman" w:hAnsi="Times New Roman" w:eastAsia="Times New Roman" w:cs="Times New Roman"/>
-        </w:rPr>
-        <w:t>，</w:t>
-      </w:r>
-      <w:r>
-        <w:rPr>
-          <w:rFonts w:hint="eastAsia" w:ascii="Times New Roman" w:hAnsi="Times New Roman" w:eastAsia="FangSong" w:cs="Times New Roman"/>
-        </w:rPr>
-        <w:t>但它是通往正确答案的桥</w:t>
-      </w:r>
-      <w:r>
-        <w:rPr>
-          <w:rFonts w:hint="eastAsia" w:ascii="Times New Roman" w:hAnsi="Times New Roman" w:eastAsia="Times New Roman" w:cs="Times New Roman"/>
-        </w:rPr>
-        <w:t>」——</w:t>
-      </w:r>
-      <w:r>
-        <w:rPr>
-          <w:rFonts w:hint="eastAsia" w:ascii="Times New Roman" w:hAnsi="Times New Roman" w:eastAsia="FangSong" w:cs="Times New Roman"/>
-        </w:rPr>
-        <w:t>波尔模型完美解释氢原子四条可见谱线</w:t>
-      </w:r>
-      <w:r>
-        <w:rPr>
-          <w:rFonts w:hint="eastAsia" w:ascii="Times New Roman" w:hAnsi="Times New Roman" w:eastAsia="Times New Roman" w:cs="Times New Roman"/>
-        </w:rPr>
-        <w:t>，</w:t>
-      </w:r>
-      <w:r>
-        <w:rPr>
-          <w:rFonts w:hint="eastAsia" w:ascii="Times New Roman" w:hAnsi="Times New Roman" w:eastAsia="FangSong" w:cs="Times New Roman"/>
-        </w:rPr>
-        <w:t>但它说电子有</w:t>
-      </w:r>
-      <w:r>
-        <w:rPr>
-          <w:rFonts w:hint="eastAsia" w:ascii="Times New Roman" w:hAnsi="Times New Roman" w:eastAsia="Times New Roman" w:cs="Times New Roman"/>
-        </w:rPr>
-        <w:t>”</w:t>
-      </w:r>
-      <w:r>
-        <w:rPr>
-          <w:rFonts w:hint="eastAsia" w:ascii="Times New Roman" w:hAnsi="Times New Roman" w:eastAsia="FangSong" w:cs="Times New Roman"/>
-        </w:rPr>
-        <w:t>轨道</w:t>
-      </w:r>
-      <w:r>
-        <w:rPr>
-          <w:rFonts w:hint="eastAsia" w:ascii="Times New Roman" w:hAnsi="Times New Roman" w:eastAsia="Times New Roman" w:cs="Times New Roman"/>
-        </w:rPr>
-        <w:t>”。</w:t>
-      </w:r>
-      <w:r>
-        <w:rPr>
-          <w:rFonts w:hint="eastAsia" w:ascii="Times New Roman" w:hAnsi="Times New Roman" w:eastAsia="FangSong" w:cs="Times New Roman"/>
-        </w:rPr>
-        <w:t>轨道这个概念本身是错的</w:t>
-      </w:r>
-      <w:r>
-        <w:rPr>
-          <w:rFonts w:hint="eastAsia" w:ascii="Times New Roman" w:hAnsi="Times New Roman" w:eastAsia="Times New Roman" w:cs="Times New Roman"/>
-        </w:rPr>
-        <w:t>。</w:t>
-      </w:r>
-      <w:r>
-        <w:rPr>
-          <w:rFonts w:hint="eastAsia" w:ascii="Times New Roman" w:hAnsi="Times New Roman" w:eastAsia="FangSong" w:cs="Times New Roman"/>
-        </w:rPr>
-        <w:t>从玻尔到量子力学</w:t>
-      </w:r>
-      <w:r>
-        <w:rPr>
-          <w:rFonts w:hint="eastAsia" w:ascii="Times New Roman" w:hAnsi="Times New Roman" w:eastAsia="Times New Roman" w:cs="Times New Roman"/>
-        </w:rPr>
-        <w:t>——</w:t>
-      </w:r>
-      <w:r>
-        <w:rPr>
-          <w:rFonts w:hint="eastAsia" w:ascii="Times New Roman" w:hAnsi="Times New Roman" w:eastAsia="FangSong" w:cs="Times New Roman"/>
-        </w:rPr>
-        <w:t>是放弃</w:t>
-      </w:r>
-      <w:r>
-        <w:rPr>
-          <w:rFonts w:hint="eastAsia" w:ascii="Times New Roman" w:hAnsi="Times New Roman" w:eastAsia="Times New Roman" w:cs="Times New Roman"/>
-        </w:rPr>
-        <w:t>’</w:t>
-      </w:r>
-      <w:r>
-        <w:rPr>
-          <w:rFonts w:hint="eastAsia" w:ascii="Times New Roman" w:hAnsi="Times New Roman" w:eastAsia="FangSong" w:cs="Times New Roman"/>
-        </w:rPr>
-        <w:t>轨道</w:t>
-      </w:r>
-      <w:r>
-        <w:rPr>
-          <w:rFonts w:hint="eastAsia" w:ascii="Times New Roman" w:hAnsi="Times New Roman" w:eastAsia="Times New Roman" w:cs="Times New Roman"/>
-        </w:rPr>
-        <w:t>’、</w:t>
-      </w:r>
-      <w:r>
-        <w:rPr>
-          <w:rFonts w:hint="eastAsia" w:ascii="Times New Roman" w:hAnsi="Times New Roman" w:eastAsia="FangSong" w:cs="Times New Roman"/>
-        </w:rPr>
-        <w:t>接受</w:t>
-      </w:r>
-      <w:r>
-        <w:rPr>
-          <w:rFonts w:hint="eastAsia" w:ascii="Times New Roman" w:hAnsi="Times New Roman" w:eastAsia="Times New Roman" w:cs="Times New Roman"/>
-        </w:rPr>
-        <w:t>’</w:t>
-      </w:r>
-      <w:r>
-        <w:rPr>
-          <w:rFonts w:hint="eastAsia" w:ascii="Times New Roman" w:hAnsi="Times New Roman" w:eastAsia="FangSong" w:cs="Times New Roman"/>
-        </w:rPr>
-        <w:t>概率云</w:t>
-      </w:r>
-      <w:r>
-        <w:rPr>
-          <w:rFonts w:hint="eastAsia" w:ascii="Times New Roman" w:hAnsi="Times New Roman" w:eastAsia="Times New Roman" w:cs="Times New Roman"/>
-        </w:rPr>
-        <w:t>’</w:t>
-      </w:r>
-      <w:r>
-        <w:rPr>
-          <w:rFonts w:hint="eastAsia" w:ascii="Times New Roman" w:hAnsi="Times New Roman" w:eastAsia="FangSong" w:cs="Times New Roman"/>
-        </w:rPr>
-        <w:t>的思维升级</w:t>
-      </w:r>
-      <w:r>
-        <w:rPr>
-          <w:rFonts w:hint="eastAsia" w:ascii="Times New Roman" w:hAnsi="Times New Roman" w:eastAsia="Times New Roman" w:cs="Times New Roman"/>
-        </w:rPr>
-        <w:t>。</w:t>
-      </w:r>
-      <w:r>
-        <w:rPr>
-          <w:rFonts w:ascii="Times New Roman" w:hAnsi="Times New Roman" w:eastAsia="Times New Roman" w:cs="Times New Roman"/>
-        </w:rPr>
-        <w:t xml:space="preserve"> </w:t>
-      </w:r>
-      <w:r>
-        <w:rPr>
-          <w:rFonts w:hint="eastAsia" w:ascii="Times New Roman" w:hAnsi="Times New Roman" w:eastAsia="FangSong" w:cs="Times New Roman"/>
-        </w:rPr>
-        <w:t>玻尔理论的不足之处</w:t>
-      </w:r>
-      <w:r>
-        <w:rPr>
-          <w:rFonts w:hint="eastAsia" w:ascii="Times New Roman" w:hAnsi="Times New Roman" w:eastAsia="Times New Roman" w:cs="Times New Roman"/>
-        </w:rPr>
-        <w:t>:</w:t>
       </w:r>
     </w:p>
     <w:p>
       <w:pPr>
         <w:pStyle w:val="BodyText"/>
+        <w:ind w:firstLine="420"/>
       </w:pPr>
       <w:r>
         <w:rPr>
-          <w:rFonts w:hint="eastAsia" w:ascii="Times New Roman" w:hAnsi="Times New Roman" w:eastAsia="Times New Roman" w:cs="Times New Roman"/>
-        </w:rPr>
-        <w:t>①</w:t>
-      </w:r>
-      <w:r>
-        <w:rPr>
-          <w:rFonts w:hint="eastAsia" w:ascii="Times New Roman" w:hAnsi="Times New Roman" w:eastAsia="FangSong" w:cs="Times New Roman"/>
-        </w:rPr>
-        <w:t>不能解释氢原子光谱的精细结构</w:t>
-      </w:r>
-      <w:r>
-        <w:rPr>
-          <w:rFonts w:hint="eastAsia" w:ascii="Times New Roman" w:hAnsi="Times New Roman" w:eastAsia="Times New Roman" w:cs="Times New Roman"/>
-        </w:rPr>
-        <w:t>；</w:t>
+          <w:rFonts w:hint="eastAsia" w:ascii="Times New Roman" w:hAnsi="Times New Roman" w:eastAsia="FangSong" w:cs="Times New Roman"/>
+        </w:rPr>
+        <w:t xml:space="preserve">深入思考</w:t>
+      </w:r>
+      <w:r>
+        <w:rPr>
+          <w:rFonts w:ascii="Times New Roman" w:hAnsi="Times New Roman" w:eastAsia="Times New Roman" w:cs="Times New Roman"/>
+        </w:rPr>
+        <w:t xml:space="preserve"> </w:t>
+      </w:r>
+      <w:r>
+        <w:rPr>
+          <w:rFonts w:ascii="Times New Roman" w:hAnsi="Times New Roman" w:eastAsia="Times New Roman" w:cs="Times New Roman"/>
+        </w:rPr>
+        <w:t xml:space="preserve">&gt; </w:t>
+      </w:r>
+      <w:r>
+        <w:rPr>
+          <w:rFonts w:hint="eastAsia" w:ascii="Times New Roman" w:hAnsi="Times New Roman" w:eastAsia="Times New Roman" w:cs="Times New Roman"/>
+        </w:rPr>
+        <w:t>「</w:t>
+      </w:r>
+      <w:r>
+        <w:rPr>
+          <w:rFonts w:hint="eastAsia" w:ascii="Times New Roman" w:hAnsi="Times New Roman" w:eastAsia="FangSong" w:cs="Times New Roman"/>
+        </w:rPr>
+        <w:t>玻尔模型是错的</w:t>
+      </w:r>
+      <w:r>
+        <w:rPr>
+          <w:rFonts w:hint="eastAsia" w:ascii="Times New Roman" w:hAnsi="Times New Roman" w:eastAsia="Times New Roman" w:cs="Times New Roman"/>
+        </w:rPr>
+        <w:t>，</w:t>
+      </w:r>
+      <w:r>
+        <w:rPr>
+          <w:rFonts w:hint="eastAsia" w:ascii="Times New Roman" w:hAnsi="Times New Roman" w:eastAsia="FangSong" w:cs="Times New Roman"/>
+        </w:rPr>
+        <w:t>但它是通往正确答案的桥</w:t>
+      </w:r>
+      <w:r>
+        <w:rPr>
+          <w:rFonts w:hint="eastAsia" w:ascii="Times New Roman" w:hAnsi="Times New Roman" w:eastAsia="Times New Roman" w:cs="Times New Roman"/>
+        </w:rPr>
+        <w:t>」——</w:t>
+      </w:r>
+      <w:r>
+        <w:rPr>
+          <w:rFonts w:hint="eastAsia" w:ascii="Times New Roman" w:hAnsi="Times New Roman" w:eastAsia="FangSong" w:cs="Times New Roman"/>
+        </w:rPr>
+        <w:t>波尔模型完美解释氢原子四条可见谱线</w:t>
+      </w:r>
+      <w:r>
+        <w:rPr>
+          <w:rFonts w:hint="eastAsia" w:ascii="Times New Roman" w:hAnsi="Times New Roman" w:eastAsia="Times New Roman" w:cs="Times New Roman"/>
+        </w:rPr>
+        <w:t>，</w:t>
+      </w:r>
+      <w:r>
+        <w:rPr>
+          <w:rFonts w:hint="eastAsia" w:ascii="Times New Roman" w:hAnsi="Times New Roman" w:eastAsia="FangSong" w:cs="Times New Roman"/>
+        </w:rPr>
+        <w:t>但它说电子有</w:t>
+      </w:r>
+      <w:r>
+        <w:rPr>
+          <w:rFonts w:hint="eastAsia" w:ascii="Times New Roman" w:hAnsi="Times New Roman" w:eastAsia="Times New Roman" w:cs="Times New Roman"/>
+        </w:rPr>
+        <w:t>”</w:t>
+      </w:r>
+      <w:r>
+        <w:rPr>
+          <w:rFonts w:hint="eastAsia" w:ascii="Times New Roman" w:hAnsi="Times New Roman" w:eastAsia="FangSong" w:cs="Times New Roman"/>
+        </w:rPr>
+        <w:t>轨道</w:t>
+      </w:r>
+      <w:r>
+        <w:rPr>
+          <w:rFonts w:hint="eastAsia" w:ascii="Times New Roman" w:hAnsi="Times New Roman" w:eastAsia="Times New Roman" w:cs="Times New Roman"/>
+        </w:rPr>
+        <w:t>”。</w:t>
+      </w:r>
+      <w:r>
+        <w:rPr>
+          <w:rFonts w:hint="eastAsia" w:ascii="Times New Roman" w:hAnsi="Times New Roman" w:eastAsia="FangSong" w:cs="Times New Roman"/>
+        </w:rPr>
+        <w:t>轨道这个概念本身是错的</w:t>
+      </w:r>
+      <w:r>
+        <w:rPr>
+          <w:rFonts w:hint="eastAsia" w:ascii="Times New Roman" w:hAnsi="Times New Roman" w:eastAsia="Times New Roman" w:cs="Times New Roman"/>
+        </w:rPr>
+        <w:t>。</w:t>
+      </w:r>
+      <w:r>
+        <w:rPr>
+          <w:rFonts w:hint="eastAsia" w:ascii="Times New Roman" w:hAnsi="Times New Roman" w:eastAsia="FangSong" w:cs="Times New Roman"/>
+        </w:rPr>
+        <w:t>从玻尔到量子力学</w:t>
+      </w:r>
+      <w:r>
+        <w:rPr>
+          <w:rFonts w:hint="eastAsia" w:ascii="Times New Roman" w:hAnsi="Times New Roman" w:eastAsia="Times New Roman" w:cs="Times New Roman"/>
+        </w:rPr>
+        <w:t>——</w:t>
+      </w:r>
+      <w:r>
+        <w:rPr>
+          <w:rFonts w:hint="eastAsia" w:ascii="Times New Roman" w:hAnsi="Times New Roman" w:eastAsia="FangSong" w:cs="Times New Roman"/>
+        </w:rPr>
+        <w:t>是放弃</w:t>
+      </w:r>
+      <w:r>
+        <w:rPr>
+          <w:rFonts w:hint="eastAsia" w:ascii="Times New Roman" w:hAnsi="Times New Roman" w:eastAsia="Times New Roman" w:cs="Times New Roman"/>
+        </w:rPr>
+        <w:t>’</w:t>
+      </w:r>
+      <w:r>
+        <w:rPr>
+          <w:rFonts w:hint="eastAsia" w:ascii="Times New Roman" w:hAnsi="Times New Roman" w:eastAsia="FangSong" w:cs="Times New Roman"/>
+        </w:rPr>
+        <w:t>轨道</w:t>
+      </w:r>
+      <w:r>
+        <w:rPr>
+          <w:rFonts w:hint="eastAsia" w:ascii="Times New Roman" w:hAnsi="Times New Roman" w:eastAsia="Times New Roman" w:cs="Times New Roman"/>
+        </w:rPr>
+        <w:t>’、</w:t>
+      </w:r>
+      <w:r>
+        <w:rPr>
+          <w:rFonts w:hint="eastAsia" w:ascii="Times New Roman" w:hAnsi="Times New Roman" w:eastAsia="FangSong" w:cs="Times New Roman"/>
+        </w:rPr>
+        <w:t>接受</w:t>
+      </w:r>
+      <w:r>
+        <w:rPr>
+          <w:rFonts w:hint="eastAsia" w:ascii="Times New Roman" w:hAnsi="Times New Roman" w:eastAsia="Times New Roman" w:cs="Times New Roman"/>
+        </w:rPr>
+        <w:t>’</w:t>
+      </w:r>
+      <w:r>
+        <w:rPr>
+          <w:rFonts w:hint="eastAsia" w:ascii="Times New Roman" w:hAnsi="Times New Roman" w:eastAsia="FangSong" w:cs="Times New Roman"/>
+        </w:rPr>
+        <w:t>概率云</w:t>
+      </w:r>
+      <w:r>
+        <w:rPr>
+          <w:rFonts w:hint="eastAsia" w:ascii="Times New Roman" w:hAnsi="Times New Roman" w:eastAsia="Times New Roman" w:cs="Times New Roman"/>
+        </w:rPr>
+        <w:t>’</w:t>
+      </w:r>
+      <w:r>
+        <w:rPr>
+          <w:rFonts w:hint="eastAsia" w:ascii="Times New Roman" w:hAnsi="Times New Roman" w:eastAsia="FangSong" w:cs="Times New Roman"/>
+        </w:rPr>
+        <w:t>的思维升级</w:t>
+      </w:r>
+      <w:r>
+        <w:rPr>
+          <w:rFonts w:hint="eastAsia" w:ascii="Times New Roman" w:hAnsi="Times New Roman" w:eastAsia="Times New Roman" w:cs="Times New Roman"/>
+        </w:rPr>
+        <w:t>。</w:t>
+      </w:r>
+      <w:r>
+        <w:rPr>
+          <w:rFonts w:ascii="Times New Roman" w:hAnsi="Times New Roman" w:eastAsia="Times New Roman" w:cs="Times New Roman"/>
+        </w:rPr>
+        <w:t xml:space="preserve"> </w:t>
+      </w:r>
+      <w:r>
+        <w:rPr>
+          <w:rFonts w:hint="eastAsia" w:ascii="Times New Roman" w:hAnsi="Times New Roman" w:eastAsia="FangSong" w:cs="Times New Roman"/>
+        </w:rPr>
+        <w:t>玻尔理论的不足之处</w:t>
+      </w:r>
+      <w:r>
+        <w:rPr>
+          <w:rFonts w:hint="eastAsia" w:ascii="Times New Roman" w:hAnsi="Times New Roman" w:eastAsia="Times New Roman" w:cs="Times New Roman"/>
+        </w:rPr>
+        <w:t>:</w:t>
       </w:r>
     </w:p>
     <w:p>
       <w:pPr>
         <w:pStyle w:val="BodyText"/>
+        <w:ind w:firstLine="420"/>
       </w:pPr>
       <w:r>
         <w:rPr>
           <w:rFonts w:hint="eastAsia" w:ascii="Times New Roman" w:hAnsi="Times New Roman" w:eastAsia="Times New Roman" w:cs="Times New Roman"/>
         </w:rPr>
-        <w:t>②</w:t>
-      </w:r>
-      <w:r>
-        <w:rPr>
-          <w:rFonts w:hint="eastAsia" w:ascii="Times New Roman" w:hAnsi="Times New Roman" w:eastAsia="FangSong" w:cs="Times New Roman"/>
-        </w:rPr>
-        <w:t>不能解释氢原子光谱在磁场中的分裂</w:t>
-      </w:r>
-      <w:r>
-        <w:rPr>
-          <w:rFonts w:hint="eastAsia" w:ascii="Times New Roman" w:hAnsi="Times New Roman" w:eastAsia="Times New Roman" w:cs="Times New Roman"/>
-        </w:rPr>
-        <w:t>;</w:t>
+        <w:t>①</w:t>
+      </w:r>
+      <w:r>
+        <w:rPr>
+          <w:rFonts w:hint="eastAsia" w:ascii="Times New Roman" w:hAnsi="Times New Roman" w:eastAsia="FangSong" w:cs="Times New Roman"/>
+        </w:rPr>
+        <w:t>不能解释氢原子光谱的精细结构</w:t>
+      </w:r>
+      <w:r>
+        <w:rPr>
+          <w:rFonts w:hint="eastAsia" w:ascii="Times New Roman" w:hAnsi="Times New Roman" w:eastAsia="Times New Roman" w:cs="Times New Roman"/>
+        </w:rPr>
+        <w:t>；</w:t>
       </w:r>
     </w:p>
     <w:p>
       <w:pPr>
         <w:pStyle w:val="BodyText"/>
+        <w:ind w:firstLine="420"/>
       </w:pPr>
       <w:r>
         <w:rPr>
           <w:rFonts w:hint="eastAsia" w:ascii="Times New Roman" w:hAnsi="Times New Roman" w:eastAsia="Times New Roman" w:cs="Times New Roman"/>
         </w:rPr>
-        <w:t>③</w:t>
-      </w:r>
-      <w:r>
-        <w:rPr>
-          <w:rFonts w:hint="eastAsia" w:ascii="Times New Roman" w:hAnsi="Times New Roman" w:eastAsia="FangSong" w:cs="Times New Roman"/>
-        </w:rPr>
-        <w:t>不能解释多电子原子的光谱</w:t>
-      </w:r>
-      <w:r>
-        <w:rPr>
-          <w:rFonts w:hint="eastAsia" w:ascii="Times New Roman" w:hAnsi="Times New Roman" w:eastAsia="Times New Roman" w:cs="Times New Roman"/>
-        </w:rPr>
-        <w:t>。</w:t>
+        <w:t>②</w:t>
+      </w:r>
+      <w:r>
+        <w:rPr>
+          <w:rFonts w:hint="eastAsia" w:ascii="Times New Roman" w:hAnsi="Times New Roman" w:eastAsia="FangSong" w:cs="Times New Roman"/>
+        </w:rPr>
+        <w:t>不能解释氢原子光谱在磁场中的分裂</w:t>
+      </w:r>
+      <w:r>
+        <w:rPr>
+          <w:rFonts w:hint="eastAsia" w:ascii="Times New Roman" w:hAnsi="Times New Roman" w:eastAsia="Times New Roman" w:cs="Times New Roman"/>
+        </w:rPr>
+        <w:t>;</w:t>
       </w:r>
     </w:p>
     <w:p>
       <w:pPr>
         <w:pStyle w:val="BodyText"/>
+        <w:ind w:firstLine="420"/>
+      </w:pPr>
+      <w:r>
+        <w:rPr>
+          <w:rFonts w:hint="eastAsia" w:ascii="Times New Roman" w:hAnsi="Times New Roman" w:eastAsia="Times New Roman" w:cs="Times New Roman"/>
+        </w:rPr>
+        <w:t>③</w:t>
+      </w:r>
+      <w:r>
+        <w:rPr>
+          <w:rFonts w:hint="eastAsia" w:ascii="Times New Roman" w:hAnsi="Times New Roman" w:eastAsia="FangSong" w:cs="Times New Roman"/>
+        </w:rPr>
+        <w:t>不能解释多电子原子的光谱</w:t>
+      </w:r>
+      <w:r>
+        <w:rPr>
+          <w:rFonts w:hint="eastAsia" w:ascii="Times New Roman" w:hAnsi="Times New Roman" w:eastAsia="Times New Roman" w:cs="Times New Roman"/>
+        </w:rPr>
+        <w:t>。</w:t>
+      </w:r>
+    </w:p>
+    <w:p>
+      <w:pPr>
+        <w:pStyle w:val="BodyText"/>
+        <w:ind w:firstLine="420"/>
       </w:pPr>
       <w:r>
         <w:rPr>
@@ -5157,6 +5299,7 @@
           <w:ilvl w:val="0"/>
           <w:numId w:val="1007"/>
         </w:numPr>
+        <w:ind w:firstLine="420"/>
       </w:pPr>
       <w:r>
         <w:rPr>
@@ -5168,6 +5311,7 @@
     <w:p>
       <w:pPr>
         <w:pStyle w:val="FirstParagraph"/>
+        <w:ind w:firstLine="420"/>
       </w:pPr>
       <w:r>
         <w:rPr>
@@ -5273,6 +5417,7 @@
           <w:ilvl w:val="0"/>
           <w:numId w:val="1008"/>
         </w:numPr>
+        <w:ind w:firstLine="420"/>
       </w:pPr>
       <w:r>
         <w:rPr>
@@ -5290,6 +5435,7 @@
     <w:p>
       <w:pPr>
         <w:pStyle w:val="FirstParagraph"/>
+        <w:ind w:firstLine="420"/>
       </w:pPr>
       <w:r>
         <w:rPr>
@@ -5331,6 +5477,7 @@
     <w:p>
       <w:pPr>
         <w:pStyle w:val="BodyText"/>
+        <w:ind w:firstLine="420"/>
       </w:pPr>
       <w:r>
         <w:rPr>
@@ -5390,6 +5537,7 @@
     <w:p>
       <w:pPr>
         <w:pStyle w:val="BodyText"/>
+        <w:ind w:firstLine="420"/>
       </w:pPr>
       <w:r>
         <w:rPr>
@@ -5561,6 +5709,7 @@
     <w:p>
       <w:pPr>
         <w:pStyle w:val="BodyText"/>
+        <w:ind w:firstLine="420"/>
       </w:pPr>
       <w:r>
         <w:rPr>
@@ -5594,6 +5743,7 @@
           <w:ilvl w:val="0"/>
           <w:numId w:val="1009"/>
         </w:numPr>
+        <w:ind w:firstLine="420"/>
       </w:pPr>
       <w:r>
         <w:rPr>
@@ -5611,6 +5761,7 @@
     <w:p>
       <w:pPr>
         <w:pStyle w:val="FirstParagraph"/>
+        <w:ind w:firstLine="420"/>
       </w:pPr>
       <w:r>
         <w:rPr>
@@ -5800,6 +5951,7 @@
           <w:ilvl w:val="0"/>
           <w:numId w:val="1010"/>
         </w:numPr>
+        <w:ind w:firstLine="420"/>
       </w:pPr>
       <w:r>
         <w:rPr>
@@ -5810,7 +5962,8 @@
     </w:p>
     <w:p>
       <w:pPr>
-        <w:pStyle w:val="MethodologyBlock"/>
+        <w:pStyle w:val="FirstParagraph"/>
+        <w:ind w:firstLine="420"/>
       </w:pPr>
       <w:r>
         <w:rPr>
@@ -5823,6 +5976,12 @@
           <w:rFonts w:ascii="Times New Roman" w:hAnsi="Times New Roman" w:eastAsia="Times New Roman" w:cs="Times New Roman"/>
         </w:rPr>
         <w:t xml:space="preserve"> </w:t>
+      </w:r>
+      <w:r>
+        <w:rPr>
+          <w:rFonts w:ascii="Times New Roman" w:hAnsi="Times New Roman" w:eastAsia="Times New Roman" w:cs="Times New Roman"/>
+        </w:rPr>
+        <w:t xml:space="preserve">&gt; </w:t>
       </w:r>
       <w:r>
         <w:rPr>
@@ -6068,6 +6227,7 @@
     <w:p>
       <w:pPr>
         <w:pStyle w:val="BodyText"/>
+        <w:ind w:firstLine="420"/>
       </w:pPr>
       <w:r>
         <w:rPr>
@@ -6085,6 +6245,7 @@
     <w:p>
       <w:pPr>
         <w:pStyle w:val="BodyText"/>
+        <w:ind w:firstLine="420"/>
       </w:pPr>
       <w:r>
         <w:rPr>
@@ -6189,6 +6350,7 @@
           <w:ilvl w:val="0"/>
           <w:numId w:val="1011"/>
         </w:numPr>
+        <w:ind w:firstLine="420"/>
       </w:pPr>
       <w:r>
         <w:rPr>
@@ -6200,6 +6362,7 @@
     <w:p>
       <w:pPr>
         <w:pStyle w:val="FirstParagraph"/>
+        <w:ind w:firstLine="420"/>
       </w:pPr>
       <w:r>
         <w:rPr>
@@ -6265,6 +6428,7 @@
     <w:p>
       <w:pPr>
         <w:pStyle w:val="BodyText"/>
+        <w:ind w:firstLine="420"/>
       </w:pPr>
       <w:r>
         <w:rPr>
@@ -6318,6 +6482,7 @@
     <w:p>
       <w:pPr>
         <w:pStyle w:val="BodyText"/>
+        <w:ind w:firstLine="420"/>
       </w:pPr>
       <w:r>
         <w:rPr>
@@ -6359,6 +6524,7 @@
     <w:p>
       <w:pPr>
         <w:pStyle w:val="BodyText"/>
+        <w:ind w:firstLine="420"/>
       </w:pPr>
       <m:oMath>
         <m:r>
@@ -6434,6 +6600,7 @@
     <w:p>
       <w:pPr>
         <w:pStyle w:val="BodyText"/>
+        <w:ind w:firstLine="420"/>
       </w:pPr>
       <w:r>
         <w:rPr>
@@ -6644,6 +6811,7 @@
     <w:p>
       <w:pPr>
         <w:pStyle w:val="BodyText"/>
+        <w:ind w:firstLine="420"/>
       </w:pPr>
       <w:r>
         <w:rPr>
@@ -6721,6 +6889,7 @@
     <w:p>
       <w:pPr>
         <w:pStyle w:val="BodyText"/>
+        <w:ind w:firstLine="420"/>
       </w:pPr>
       <w:r>
         <w:rPr>
@@ -6816,6 +6985,7 @@
           <w:ilvl w:val="0"/>
           <w:numId w:val="1012"/>
         </w:numPr>
+        <w:ind w:firstLine="420"/>
       </w:pPr>
       <w:r>
         <w:rPr>
@@ -7073,6 +7243,7 @@
     <w:p>
       <w:pPr>
         <w:pStyle w:val="FirstParagraph"/>
+        <w:ind w:firstLine="420"/>
       </w:pPr>
       <w:r>
         <w:rPr>
@@ -7224,6 +7395,7 @@
     <w:p>
       <w:pPr>
         <w:pStyle w:val="BodyText"/>
+        <w:ind w:firstLine="420"/>
       </w:pPr>
       <w:r>
         <w:rPr>
@@ -7407,6 +7579,7 @@
           <w:ilvl w:val="0"/>
           <w:numId w:val="1013"/>
         </w:numPr>
+        <w:ind w:firstLine="420"/>
       </w:pPr>
       <w:r>
         <w:rPr>
@@ -7470,6 +7643,7 @@
     <w:p>
       <w:pPr>
         <w:pStyle w:val="BodyText"/>
+        <w:ind w:firstLine="420"/>
       </w:pPr>
       <w:r>
         <w:rPr>
@@ -7499,6 +7673,7 @@
     <w:p>
       <w:pPr>
         <w:pStyle w:val="BodyText"/>
+        <w:ind w:firstLine="420"/>
       </w:pPr>
       <w:r>
         <w:rPr>
@@ -7558,6 +7733,7 @@
     <w:p>
       <w:pPr>
         <w:pStyle w:val="BodyText"/>
+        <w:ind w:firstLine="420"/>
       </w:pPr>
       <m:oMath>
         <m:r>
@@ -8108,6 +8284,7 @@
           <w:ilvl w:val="0"/>
           <w:numId w:val="1014"/>
         </w:numPr>
+        <w:ind w:firstLine="420"/>
       </w:pPr>
       <w:r>
         <w:rPr>
@@ -8136,7 +8313,8 @@
     </w:p>
     <w:p>
       <w:pPr>
-        <w:pStyle w:val="MethodologyBlock"/>
+        <w:pStyle w:val="FirstParagraph"/>
+        <w:ind w:firstLine="420"/>
       </w:pPr>
       <w:r>
         <w:rPr>
@@ -8149,6 +8327,12 @@
           <w:rFonts w:ascii="Times New Roman" w:hAnsi="Times New Roman" w:eastAsia="Times New Roman" w:cs="Times New Roman"/>
         </w:rPr>
         <w:t xml:space="preserve"> </w:t>
+      </w:r>
+      <w:r>
+        <w:rPr>
+          <w:rFonts w:ascii="Times New Roman" w:hAnsi="Times New Roman" w:eastAsia="Times New Roman" w:cs="Times New Roman"/>
+        </w:rPr>
+        <w:t xml:space="preserve">&gt; </w:t>
       </w:r>
       <w:r>
         <w:rPr>
@@ -8235,11 +8419,36 @@
         </w:rPr>
         <w:t xml:space="preserve">。</w:t>
       </w:r>
-    </w:p>
-    <w:p>
-      <w:pPr>
-        <w:pStyle w:val="MethodologyBlock"/>
-      </w:pPr>
+      <w:r>
+        <w:rPr>
+          <w:rFonts w:ascii="Times New Roman" w:hAnsi="Times New Roman" w:eastAsia="Times New Roman" w:cs="Times New Roman"/>
+        </w:rPr>
+        <w:t xml:space="preserve"> </w:t>
+      </w:r>
+      <w:r>
+        <w:rPr>
+          <w:rFonts w:ascii="Times New Roman" w:hAnsi="Times New Roman" w:eastAsia="Times New Roman" w:cs="Times New Roman"/>
+        </w:rPr>
+        <w:t xml:space="preserve">&gt;</w:t>
+      </w:r>
+      <w:r>
+        <w:rPr>
+          <w:rFonts w:ascii="Times New Roman" w:hAnsi="Times New Roman" w:eastAsia="Times New Roman" w:cs="Times New Roman"/>
+        </w:rPr>
+        <w:t xml:space="preserve"> </w:t>
+      </w:r>
+      <w:r>
+        <w:rPr>
+          <w:rFonts w:ascii="Times New Roman" w:hAnsi="Times New Roman" w:eastAsia="Times New Roman" w:cs="Times New Roman"/>
+        </w:rPr>
+        <w:t xml:space="preserve">&gt;</w:t>
+      </w:r>
+      <w:r>
+        <w:rPr>
+          <w:rFonts w:ascii="Times New Roman" w:hAnsi="Times New Roman" w:eastAsia="Times New Roman" w:cs="Times New Roman"/>
+        </w:rPr>
+        <w:t xml:space="preserve"> </w:t>
+      </w:r>
       <w:r>
         <w:rPr>
           <w:rFonts w:hint="eastAsia" w:ascii="Times New Roman" w:hAnsi="Times New Roman" w:eastAsia="FangSong" w:cs="Times New Roman"/>
@@ -8450,6 +8659,7 @@
     <w:p>
       <w:pPr>
         <w:pStyle w:val="BodyText"/>
+        <w:ind w:firstLine="420"/>
       </w:pPr>
       <w:r>
         <w:rPr>
@@ -8732,6 +8942,7 @@
     <w:p>
       <w:pPr>
         <w:pStyle w:val="BodyText"/>
+        <w:ind w:firstLine="420"/>
       </w:pPr>
       <w:r>
         <w:rPr>
@@ -9097,6 +9308,7 @@
     <w:p>
       <w:pPr>
         <w:pStyle w:val="BodyText"/>
+        <w:ind w:firstLine="420"/>
       </w:pPr>
       <w:r>
         <w:rPr>
@@ -9378,6 +9590,7 @@
           <w:ilvl w:val="0"/>
           <w:numId w:val="1015"/>
         </w:numPr>
+        <w:ind w:firstLine="420"/>
       </w:pPr>
       <w:r>
         <w:rPr>
@@ -9393,6 +9606,7 @@
           <w:ilvl w:val="0"/>
           <w:numId w:val="1016"/>
         </w:numPr>
+        <w:ind w:firstLine="420"/>
       </w:pPr>
       <w:r>
         <w:rPr>
@@ -9411,6 +9625,7 @@
       <w:pPr>
         <w:pStyle w:val="FirstParagraph"/>
         <w:spacing w:after="80"/>
+        <w:ind w:firstLine="420"/>
       </w:pPr>
       <w:r>
         <w:rPr>
@@ -9622,6 +9837,15 @@
         <w:tblStyle w:val="Table"/>
         <w:tblW w:type="auto" w:w="0"/>
         <w:tblLook w:firstRow="1" w:lastRow="0" w:firstColumn="0" w:lastColumn="0" w:noHBand="0" w:noVBand="0" w:val="0020"/>
+        <w:jc w:val="center"/>
+        <w:tblBorders>
+          <w:top w:val="single" w:sz="12" w:space="0" w:color="333333"/>
+          <w:bottom w:val="single" w:sz="12" w:space="0" w:color="333333"/>
+          <w:left w:val="none"/>
+          <w:right w:val="none"/>
+          <w:insideH w:val="none"/>
+          <w:insideV w:val="none"/>
+        </w:tblBorders>
       </w:tblPr>
       <w:tblGrid>
         <w:gridCol w:w="990"/>
@@ -9638,7 +9862,11 @@
           <w:tblHeader w:val="on"/>
         </w:trPr>
         <w:tc>
-          <w:tcPr/>
+          <w:tcPr>
+            <w:tcBorders>
+              <w:bottom w:val="single" w:sz="6" w:space="0" w:color="333333"/>
+            </w:tcBorders>
+          </w:tcPr>
           <w:p>
             <w:pPr>
               <w:pStyle w:val="Compact"/>
@@ -9661,61 +9889,89 @@
           </w:p>
         </w:tc>
         <w:tc>
-          <w:tcPr/>
-          <w:p>
-            <w:pPr>
-              <w:pStyle w:val="Compact"/>
-              <w:jc w:val="center"/>
-            </w:pPr>
-          </w:p>
-        </w:tc>
-        <w:tc>
-          <w:tcPr/>
-          <w:p>
-            <w:pPr>
-              <w:pStyle w:val="Compact"/>
-              <w:jc w:val="center"/>
-            </w:pPr>
-          </w:p>
-        </w:tc>
-        <w:tc>
-          <w:tcPr/>
-          <w:p>
-            <w:pPr>
-              <w:pStyle w:val="Compact"/>
-              <w:jc w:val="center"/>
-            </w:pPr>
-          </w:p>
-        </w:tc>
-        <w:tc>
-          <w:tcPr/>
-          <w:p>
-            <w:pPr>
-              <w:pStyle w:val="Compact"/>
-              <w:jc w:val="center"/>
-            </w:pPr>
-          </w:p>
-        </w:tc>
-        <w:tc>
-          <w:tcPr/>
-          <w:p>
-            <w:pPr>
-              <w:pStyle w:val="Compact"/>
-              <w:jc w:val="center"/>
-            </w:pPr>
-          </w:p>
-        </w:tc>
-        <w:tc>
-          <w:tcPr/>
-          <w:p>
-            <w:pPr>
-              <w:pStyle w:val="Compact"/>
-              <w:jc w:val="center"/>
-            </w:pPr>
-          </w:p>
-        </w:tc>
-        <w:tc>
-          <w:tcPr/>
+          <w:tcPr>
+            <w:tcBorders>
+              <w:bottom w:val="single" w:sz="6" w:space="0" w:color="333333"/>
+            </w:tcBorders>
+          </w:tcPr>
+          <w:p>
+            <w:pPr>
+              <w:pStyle w:val="Compact"/>
+              <w:jc w:val="center"/>
+            </w:pPr>
+          </w:p>
+        </w:tc>
+        <w:tc>
+          <w:tcPr>
+            <w:tcBorders>
+              <w:bottom w:val="single" w:sz="6" w:space="0" w:color="333333"/>
+            </w:tcBorders>
+          </w:tcPr>
+          <w:p>
+            <w:pPr>
+              <w:pStyle w:val="Compact"/>
+              <w:jc w:val="center"/>
+            </w:pPr>
+          </w:p>
+        </w:tc>
+        <w:tc>
+          <w:tcPr>
+            <w:tcBorders>
+              <w:bottom w:val="single" w:sz="6" w:space="0" w:color="333333"/>
+            </w:tcBorders>
+          </w:tcPr>
+          <w:p>
+            <w:pPr>
+              <w:pStyle w:val="Compact"/>
+              <w:jc w:val="center"/>
+            </w:pPr>
+          </w:p>
+        </w:tc>
+        <w:tc>
+          <w:tcPr>
+            <w:tcBorders>
+              <w:bottom w:val="single" w:sz="6" w:space="0" w:color="333333"/>
+            </w:tcBorders>
+          </w:tcPr>
+          <w:p>
+            <w:pPr>
+              <w:pStyle w:val="Compact"/>
+              <w:jc w:val="center"/>
+            </w:pPr>
+          </w:p>
+        </w:tc>
+        <w:tc>
+          <w:tcPr>
+            <w:tcBorders>
+              <w:bottom w:val="single" w:sz="6" w:space="0" w:color="333333"/>
+            </w:tcBorders>
+          </w:tcPr>
+          <w:p>
+            <w:pPr>
+              <w:pStyle w:val="Compact"/>
+              <w:jc w:val="center"/>
+            </w:pPr>
+          </w:p>
+        </w:tc>
+        <w:tc>
+          <w:tcPr>
+            <w:tcBorders>
+              <w:bottom w:val="single" w:sz="6" w:space="0" w:color="333333"/>
+            </w:tcBorders>
+          </w:tcPr>
+          <w:p>
+            <w:pPr>
+              <w:pStyle w:val="Compact"/>
+              <w:jc w:val="center"/>
+            </w:pPr>
+          </w:p>
+        </w:tc>
+        <w:tc>
+          <w:tcPr>
+            <w:tcBorders>
+              <w:bottom w:val="single" w:sz="6" w:space="0" w:color="333333"/>
+            </w:tcBorders>
+          </w:tcPr>
           <w:p>
             <w:pPr>
               <w:pStyle w:val="Compact"/>
@@ -9897,6 +10153,7 @@
     <w:p>
       <w:pPr>
         <w:pStyle w:val="BodyText"/>
+        <w:ind w:firstLine="420"/>
       </w:pPr>
       <w:r>
         <w:rPr>
@@ -9962,6 +10219,7 @@
     <w:p>
       <w:pPr>
         <w:pStyle w:val="BodyText"/>
+        <w:ind w:firstLine="420"/>
       </w:pPr>
       <w:r>
         <w:rPr>
@@ -10025,6 +10283,7 @@
           <w:ilvl w:val="0"/>
           <w:numId w:val="1017"/>
         </w:numPr>
+        <w:ind w:firstLine="420"/>
       </w:pPr>
       <w:r>
         <w:rPr>
@@ -10042,6 +10301,7 @@
     <w:p>
       <w:pPr>
         <w:pStyle w:val="FirstParagraph"/>
+        <w:ind w:firstLine="420"/>
       </w:pPr>
       <w:r>
         <w:rPr>
@@ -10090,6 +10350,7 @@
       <w:pPr>
         <w:pStyle w:val="BodyText"/>
         <w:spacing w:after="80"/>
+        <w:ind w:firstLine="420"/>
       </w:pPr>
       <w:r>
         <w:rPr>
@@ -10163,6 +10424,15 @@
         <w:tblStyle w:val="Table"/>
         <w:tblW w:type="auto" w:w="0"/>
         <w:tblLook w:firstRow="1" w:lastRow="0" w:firstColumn="0" w:lastColumn="0" w:noHBand="0" w:noVBand="0" w:val="0020"/>
+        <w:jc w:val="center"/>
+        <w:tblBorders>
+          <w:top w:val="single" w:sz="12" w:space="0" w:color="333333"/>
+          <w:bottom w:val="single" w:sz="12" w:space="0" w:color="333333"/>
+          <w:left w:val="none"/>
+          <w:right w:val="none"/>
+          <w:insideH w:val="none"/>
+          <w:insideV w:val="none"/>
+        </w:tblBorders>
       </w:tblPr>
       <w:tblGrid>
         <w:gridCol w:w="990"/>
@@ -10179,7 +10449,11 @@
           <w:tblHeader w:val="on"/>
         </w:trPr>
         <w:tc>
-          <w:tcPr/>
+          <w:tcPr>
+            <w:tcBorders>
+              <w:bottom w:val="single" w:sz="6" w:space="0" w:color="333333"/>
+            </w:tcBorders>
+          </w:tcPr>
           <w:p>
             <w:pPr>
               <w:pStyle w:val="Compact"/>
@@ -10202,52 +10476,76 @@
           </w:p>
         </w:tc>
         <w:tc>
-          <w:tcPr/>
-          <w:p>
-            <w:pPr>
-              <w:pStyle w:val="Compact"/>
-              <w:jc w:val="center"/>
-            </w:pPr>
-          </w:p>
-        </w:tc>
-        <w:tc>
-          <w:tcPr/>
-          <w:p>
-            <w:pPr>
-              <w:pStyle w:val="Compact"/>
-              <w:jc w:val="center"/>
-            </w:pPr>
-          </w:p>
-        </w:tc>
-        <w:tc>
-          <w:tcPr/>
-          <w:p>
-            <w:pPr>
-              <w:pStyle w:val="Compact"/>
-              <w:jc w:val="center"/>
-            </w:pPr>
-          </w:p>
-        </w:tc>
-        <w:tc>
-          <w:tcPr/>
-          <w:p>
-            <w:pPr>
-              <w:pStyle w:val="Compact"/>
-              <w:jc w:val="center"/>
-            </w:pPr>
-          </w:p>
-        </w:tc>
-        <w:tc>
-          <w:tcPr/>
-          <w:p>
-            <w:pPr>
-              <w:pStyle w:val="Compact"/>
-              <w:jc w:val="center"/>
-            </w:pPr>
-          </w:p>
-        </w:tc>
-        <w:tc>
-          <w:tcPr/>
+          <w:tcPr>
+            <w:tcBorders>
+              <w:bottom w:val="single" w:sz="6" w:space="0" w:color="333333"/>
+            </w:tcBorders>
+          </w:tcPr>
+          <w:p>
+            <w:pPr>
+              <w:pStyle w:val="Compact"/>
+              <w:jc w:val="center"/>
+            </w:pPr>
+          </w:p>
+        </w:tc>
+        <w:tc>
+          <w:tcPr>
+            <w:tcBorders>
+              <w:bottom w:val="single" w:sz="6" w:space="0" w:color="333333"/>
+            </w:tcBorders>
+          </w:tcPr>
+          <w:p>
+            <w:pPr>
+              <w:pStyle w:val="Compact"/>
+              <w:jc w:val="center"/>
+            </w:pPr>
+          </w:p>
+        </w:tc>
+        <w:tc>
+          <w:tcPr>
+            <w:tcBorders>
+              <w:bottom w:val="single" w:sz="6" w:space="0" w:color="333333"/>
+            </w:tcBorders>
+          </w:tcPr>
+          <w:p>
+            <w:pPr>
+              <w:pStyle w:val="Compact"/>
+              <w:jc w:val="center"/>
+            </w:pPr>
+          </w:p>
+        </w:tc>
+        <w:tc>
+          <w:tcPr>
+            <w:tcBorders>
+              <w:bottom w:val="single" w:sz="6" w:space="0" w:color="333333"/>
+            </w:tcBorders>
+          </w:tcPr>
+          <w:p>
+            <w:pPr>
+              <w:pStyle w:val="Compact"/>
+              <w:jc w:val="center"/>
+            </w:pPr>
+          </w:p>
+        </w:tc>
+        <w:tc>
+          <w:tcPr>
+            <w:tcBorders>
+              <w:bottom w:val="single" w:sz="6" w:space="0" w:color="333333"/>
+            </w:tcBorders>
+          </w:tcPr>
+          <w:p>
+            <w:pPr>
+              <w:pStyle w:val="Compact"/>
+              <w:jc w:val="center"/>
+            </w:pPr>
+          </w:p>
+        </w:tc>
+        <w:tc>
+          <w:tcPr>
+            <w:tcBorders>
+              <w:bottom w:val="single" w:sz="6" w:space="0" w:color="333333"/>
+            </w:tcBorders>
+          </w:tcPr>
           <w:p>
             <w:pPr>
               <w:pStyle w:val="Compact"/>
@@ -10263,7 +10561,11 @@
           </w:p>
         </w:tc>
         <w:tc>
-          <w:tcPr/>
+          <w:tcPr>
+            <w:tcBorders>
+              <w:bottom w:val="single" w:sz="6" w:space="0" w:color="333333"/>
+            </w:tcBorders>
+          </w:tcPr>
           <w:p>
             <w:pPr>
               <w:pStyle w:val="Compact"/>
@@ -10369,6 +10671,7 @@
       <w:pPr>
         <w:pStyle w:val="BodyText"/>
         <w:spacing w:before="120"/>
+        <w:ind w:firstLine="420"/>
       </w:pPr>
       <w:r>
         <w:rPr>
@@ -10434,6 +10737,7 @@
     <w:p>
       <w:pPr>
         <w:pStyle w:val="BodyText"/>
+        <w:ind w:firstLine="420"/>
       </w:pPr>
       <w:r>
         <w:rPr>
@@ -10556,6 +10860,7 @@
     <w:p>
       <w:pPr>
         <w:pStyle w:val="BodyText"/>
+        <w:ind w:firstLine="420"/>
       </w:pPr>
       <w:r>
         <w:rPr>
@@ -10846,6 +11151,7 @@
     <w:p>
       <w:pPr>
         <w:pStyle w:val="BodyText"/>
+        <w:ind w:firstLine="420"/>
       </w:pPr>
       <w:r>
         <w:rPr>
@@ -11165,6 +11471,7 @@
     <w:p>
       <w:pPr>
         <w:pStyle w:val="BodyText"/>
+        <w:ind w:firstLine="420"/>
       </w:pPr>
       <w:r>
         <w:rPr>
@@ -11264,6 +11571,7 @@
     <w:p>
       <w:pPr>
         <w:pStyle w:val="BodyText"/>
+        <w:ind w:firstLine="420"/>
       </w:pPr>
       <w:r>
         <w:rPr>
@@ -11757,6 +12065,7 @@
           <w:ilvl w:val="0"/>
           <w:numId w:val="1018"/>
         </w:numPr>
+        <w:ind w:firstLine="420"/>
       </w:pPr>
       <w:r>
         <w:rPr>
@@ -11774,6 +12083,7 @@
     <w:p>
       <w:pPr>
         <w:pStyle w:val="FirstParagraph"/>
+        <w:ind w:firstLine="420"/>
       </w:pPr>
       <w:r>
         <w:rPr>
@@ -11822,6 +12132,210 @@
           <w:rFonts w:hint="eastAsia" w:ascii="Times New Roman" w:hAnsi="Times New Roman" w:eastAsia="FangSong" w:cs="Times New Roman"/>
         </w:rPr>
         <w:t>每一个空间取向就相当于一个原子轨道</w:t>
+      </w:r>
+      <w:r>
+        <w:rPr>
+          <w:rFonts w:hint="eastAsia" w:ascii="Times New Roman" w:hAnsi="Times New Roman" w:eastAsia="Times New Roman" w:cs="Times New Roman"/>
+        </w:rPr>
+        <w:t>。</w:t>
+      </w:r>
+    </w:p>
+    <w:p>
+      <w:pPr>
+        <w:pStyle w:val="BodyText"/>
+        <w:ind w:firstLine="420"/>
+      </w:pPr>
+      <w:r>
+        <w:rPr>
+          <w:rFonts w:hint="eastAsia" w:ascii="Times New Roman" w:hAnsi="Times New Roman" w:eastAsia="Times New Roman" w:cs="Times New Roman"/>
+        </w:rPr>
+        <w:t>②</w:t>
+      </w:r>
+      <w:r>
+        <w:rPr>
+          <w:rFonts w:hint="eastAsia" w:ascii="Times New Roman" w:hAnsi="Times New Roman" w:eastAsia="FangSong" w:cs="Times New Roman"/>
+        </w:rPr>
+        <w:t>取值</w:t>
+      </w:r>
+      <w:r>
+        <w:rPr>
+          <w:rFonts w:hint="eastAsia" w:ascii="Times New Roman" w:hAnsi="Times New Roman" w:eastAsia="Times New Roman" w:cs="Times New Roman"/>
+        </w:rPr>
+        <w:t>:</w:t>
+      </w:r>
+      <w:r>
+        <w:rPr>
+          <w:rFonts w:ascii="Times New Roman" w:hAnsi="Times New Roman" w:eastAsia="Times New Roman" w:cs="Times New Roman"/>
+        </w:rPr>
+        <w:t xml:space="preserve"> </w:t>
+      </w:r>
+      <w:r>
+        <w:rPr>
+          <w:rFonts w:hint="eastAsia" w:ascii="Times New Roman" w:hAnsi="Times New Roman" w:eastAsia="FangSong" w:cs="Times New Roman"/>
+        </w:rPr>
+        <w:t xml:space="preserve">其取值受角量子数</w:t>
+      </w:r>
+      <w:r>
+        <w:rPr>
+          <w:rFonts w:ascii="Times New Roman" w:hAnsi="Times New Roman" w:eastAsia="Times New Roman" w:cs="Times New Roman"/>
+        </w:rPr>
+        <w:t xml:space="preserve"> l </w:t>
+      </w:r>
+      <w:r>
+        <w:rPr>
+          <w:rFonts w:hint="eastAsia" w:ascii="Times New Roman" w:hAnsi="Times New Roman" w:eastAsia="FangSong" w:cs="Times New Roman"/>
+        </w:rPr>
+        <w:t>的限制</w:t>
+      </w:r>
+      <w:r>
+        <w:rPr>
+          <w:rFonts w:hint="eastAsia" w:ascii="Times New Roman" w:hAnsi="Times New Roman" w:eastAsia="Times New Roman" w:cs="Times New Roman"/>
+        </w:rPr>
+        <w:t>。m</w:t>
+      </w:r>
+      <w:r>
+        <w:rPr>
+          <w:rFonts w:ascii="Times New Roman" w:hAnsi="Times New Roman" w:eastAsia="Times New Roman" w:cs="Times New Roman"/>
+        </w:rPr>
+        <w:t xml:space="preserve"> </w:t>
+      </w:r>
+      <w:r>
+        <w:rPr>
+          <w:rFonts w:hint="eastAsia" w:ascii="Times New Roman" w:hAnsi="Times New Roman" w:eastAsia="FangSong" w:cs="Times New Roman"/>
+        </w:rPr>
+        <w:t>可取</w:t>
+      </w:r>
+      <w:r>
+        <w:rPr>
+          <w:rFonts w:hint="eastAsia" w:ascii="Times New Roman" w:hAnsi="Times New Roman" w:eastAsia="Times New Roman" w:cs="Times New Roman"/>
+        </w:rPr>
+        <w:t>____；</w:t>
+      </w:r>
+      <w:r>
+        <w:rPr>
+          <w:rFonts w:ascii="Times New Roman" w:hAnsi="Times New Roman" w:eastAsia="Times New Roman" w:cs="Times New Roman"/>
+        </w:rPr>
+        <w:t xml:space="preserve"> </w:t>
+      </w:r>
+      <w:r>
+        <w:rPr>
+          <w:rFonts w:hint="eastAsia" w:ascii="Times New Roman" w:hAnsi="Times New Roman" w:eastAsia="FangSong" w:cs="Times New Roman"/>
+        </w:rPr>
+        <w:t>共</w:t>
+      </w:r>
+      <w:r>
+        <w:rPr>
+          <w:rFonts w:hint="eastAsia" w:ascii="Times New Roman" w:hAnsi="Times New Roman" w:eastAsia="Times New Roman" w:cs="Times New Roman"/>
+        </w:rPr>
+        <w:t>____</w:t>
+      </w:r>
+      <w:r>
+        <w:rPr>
+          <w:rFonts w:hint="eastAsia" w:ascii="Times New Roman" w:hAnsi="Times New Roman" w:eastAsia="FangSong" w:cs="Times New Roman"/>
+        </w:rPr>
+        <w:t>个取值</w:t>
+      </w:r>
+      <w:r>
+        <w:rPr>
+          <w:rFonts w:hint="eastAsia" w:ascii="Times New Roman" w:hAnsi="Times New Roman" w:eastAsia="Times New Roman" w:cs="Times New Roman"/>
+        </w:rPr>
+        <w:t>，</w:t>
+      </w:r>
+      <w:r>
+        <w:rPr>
+          <w:rFonts w:hint="eastAsia" w:ascii="Times New Roman" w:hAnsi="Times New Roman" w:eastAsia="FangSong" w:cs="Times New Roman"/>
+        </w:rPr>
+        <w:t>表示有</w:t>
+      </w:r>
+      <w:r>
+        <w:rPr>
+          <w:rFonts w:hint="eastAsia" w:ascii="Times New Roman" w:hAnsi="Times New Roman" w:eastAsia="Times New Roman" w:cs="Times New Roman"/>
+        </w:rPr>
+        <w:t>____</w:t>
+      </w:r>
+      <w:r>
+        <w:rPr>
+          <w:rFonts w:hint="eastAsia" w:ascii="Times New Roman" w:hAnsi="Times New Roman" w:eastAsia="FangSong" w:cs="Times New Roman"/>
+        </w:rPr>
+        <w:t>个原子轨道</w:t>
+      </w:r>
+      <w:r>
+        <w:rPr>
+          <w:rFonts w:hint="eastAsia" w:ascii="Times New Roman" w:hAnsi="Times New Roman" w:eastAsia="Times New Roman" w:cs="Times New Roman"/>
+        </w:rPr>
+        <w:t>。</w:t>
+      </w:r>
+    </w:p>
+    <w:p>
+      <w:pPr>
+        <w:pStyle w:val="BodyText"/>
+        <w:ind w:firstLine="420"/>
+      </w:pPr>
+      <w:r>
+        <w:rPr>
+          <w:rFonts w:hint="eastAsia" w:ascii="Times New Roman" w:hAnsi="Times New Roman" w:eastAsia="FangSong" w:cs="Times New Roman"/>
+        </w:rPr>
+        <w:t xml:space="preserve">原子轨道的能量与</w:t>
+      </w:r>
+      <w:r>
+        <w:rPr>
+          <w:rFonts w:ascii="Times New Roman" w:hAnsi="Times New Roman" w:eastAsia="Times New Roman" w:cs="Times New Roman"/>
+        </w:rPr>
+        <w:t xml:space="preserve"> </w:t>
+      </w:r>
+      <w:r>
+        <w:rPr>
+          <w:rFonts w:hint="eastAsia" w:ascii="Times New Roman" w:hAnsi="Times New Roman" w:eastAsia="Times New Roman" w:cs="Times New Roman"/>
+        </w:rPr>
+        <w:t xml:space="preserve">m____，n</w:t>
+      </w:r>
+      <w:r>
+        <w:rPr>
+          <w:rFonts w:ascii="Times New Roman" w:hAnsi="Times New Roman" w:eastAsia="Times New Roman" w:cs="Times New Roman"/>
+        </w:rPr>
+        <w:t xml:space="preserve"> </w:t>
+      </w:r>
+      <w:r>
+        <w:rPr>
+          <w:rFonts w:hint="eastAsia" w:ascii="Times New Roman" w:hAnsi="Times New Roman" w:eastAsia="FangSong" w:cs="Times New Roman"/>
+        </w:rPr>
+        <w:t xml:space="preserve">和</w:t>
+      </w:r>
+      <w:r>
+        <w:rPr>
+          <w:rFonts w:ascii="Times New Roman" w:hAnsi="Times New Roman" w:eastAsia="Times New Roman" w:cs="Times New Roman"/>
+        </w:rPr>
+        <w:t xml:space="preserve"> l </w:t>
+      </w:r>
+      <w:r>
+        <w:rPr>
+          <w:rFonts w:hint="eastAsia" w:ascii="Times New Roman" w:hAnsi="Times New Roman" w:eastAsia="FangSong" w:cs="Times New Roman"/>
+        </w:rPr>
+        <w:t>值相同的轨道</w:t>
+      </w:r>
+      <w:r>
+        <w:rPr>
+          <w:rFonts w:hint="eastAsia" w:ascii="Times New Roman" w:hAnsi="Times New Roman" w:eastAsia="Times New Roman" w:cs="Times New Roman"/>
+        </w:rPr>
+        <w:t>，</w:t>
+      </w:r>
+      <w:r>
+        <w:rPr>
+          <w:rFonts w:hint="eastAsia" w:ascii="Times New Roman" w:hAnsi="Times New Roman" w:eastAsia="FangSong" w:cs="Times New Roman"/>
+        </w:rPr>
+        <w:t>能量</w:t>
+      </w:r>
+      <w:r>
+        <w:rPr>
+          <w:rFonts w:hint="eastAsia" w:ascii="Times New Roman" w:hAnsi="Times New Roman" w:eastAsia="Times New Roman" w:cs="Times New Roman"/>
+        </w:rPr>
+        <w:t>____</w:t>
+      </w:r>
+      <w:r>
+        <w:rPr>
+          <w:rFonts w:hint="eastAsia" w:ascii="Times New Roman" w:hAnsi="Times New Roman" w:eastAsia="FangSong" w:cs="Times New Roman"/>
+        </w:rPr>
+        <w:t>互为等价轨道</w:t>
       </w:r>
       <w:r>
         <w:rPr>
@@ -11836,123 +12350,21 @@
       </w:pPr>
       <w:r>
         <w:rPr>
-          <w:rFonts w:hint="eastAsia" w:ascii="Times New Roman" w:hAnsi="Times New Roman" w:eastAsia="Times New Roman" w:cs="Times New Roman"/>
-        </w:rPr>
-        <w:t>②</w:t>
-      </w:r>
-      <w:r>
-        <w:rPr>
-          <w:rFonts w:hint="eastAsia" w:ascii="Times New Roman" w:hAnsi="Times New Roman" w:eastAsia="FangSong" w:cs="Times New Roman"/>
-        </w:rPr>
-        <w:t>取值</w:t>
-      </w:r>
-      <w:r>
-        <w:rPr>
-          <w:rFonts w:hint="eastAsia" w:ascii="Times New Roman" w:hAnsi="Times New Roman" w:eastAsia="Times New Roman" w:cs="Times New Roman"/>
-        </w:rPr>
-        <w:t>:</w:t>
-      </w:r>
-      <w:r>
-        <w:rPr>
-          <w:rFonts w:ascii="Times New Roman" w:hAnsi="Times New Roman" w:eastAsia="Times New Roman" w:cs="Times New Roman"/>
-        </w:rPr>
-        <w:t xml:space="preserve"> </w:t>
-      </w:r>
-      <w:r>
-        <w:rPr>
-          <w:rFonts w:hint="eastAsia" w:ascii="Times New Roman" w:hAnsi="Times New Roman" w:eastAsia="FangSong" w:cs="Times New Roman"/>
-        </w:rPr>
-        <w:t xml:space="preserve">其取值受角量子数</w:t>
-      </w:r>
-      <w:r>
-        <w:rPr>
-          <w:rFonts w:ascii="Times New Roman" w:hAnsi="Times New Roman" w:eastAsia="Times New Roman" w:cs="Times New Roman"/>
-        </w:rPr>
-        <w:t xml:space="preserve"> l </w:t>
-      </w:r>
-      <w:r>
-        <w:rPr>
-          <w:rFonts w:hint="eastAsia" w:ascii="Times New Roman" w:hAnsi="Times New Roman" w:eastAsia="FangSong" w:cs="Times New Roman"/>
-        </w:rPr>
-        <w:t>的限制</w:t>
-      </w:r>
-      <w:r>
-        <w:rPr>
-          <w:rFonts w:hint="eastAsia" w:ascii="Times New Roman" w:hAnsi="Times New Roman" w:eastAsia="Times New Roman" w:cs="Times New Roman"/>
-        </w:rPr>
-        <w:t>。m</w:t>
-      </w:r>
-      <w:r>
-        <w:rPr>
-          <w:rFonts w:ascii="Times New Roman" w:hAnsi="Times New Roman" w:eastAsia="Times New Roman" w:cs="Times New Roman"/>
-        </w:rPr>
-        <w:t xml:space="preserve"> </w:t>
-      </w:r>
-      <w:r>
-        <w:rPr>
-          <w:rFonts w:hint="eastAsia" w:ascii="Times New Roman" w:hAnsi="Times New Roman" w:eastAsia="FangSong" w:cs="Times New Roman"/>
-        </w:rPr>
-        <w:t>可取</w:t>
-      </w:r>
-      <w:r>
-        <w:rPr>
-          <w:rFonts w:hint="eastAsia" w:ascii="Times New Roman" w:hAnsi="Times New Roman" w:eastAsia="Times New Roman" w:cs="Times New Roman"/>
-        </w:rPr>
-        <w:t>____；</w:t>
-      </w:r>
-      <w:r>
-        <w:rPr>
-          <w:rFonts w:ascii="Times New Roman" w:hAnsi="Times New Roman" w:eastAsia="Times New Roman" w:cs="Times New Roman"/>
-        </w:rPr>
-        <w:t xml:space="preserve"> </w:t>
-      </w:r>
-      <w:r>
-        <w:rPr>
-          <w:rFonts w:hint="eastAsia" w:ascii="Times New Roman" w:hAnsi="Times New Roman" w:eastAsia="FangSong" w:cs="Times New Roman"/>
-        </w:rPr>
-        <w:t>共</w:t>
-      </w:r>
-      <w:r>
-        <w:rPr>
-          <w:rFonts w:hint="eastAsia" w:ascii="Times New Roman" w:hAnsi="Times New Roman" w:eastAsia="Times New Roman" w:cs="Times New Roman"/>
-        </w:rPr>
-        <w:t>____</w:t>
-      </w:r>
-      <w:r>
-        <w:rPr>
-          <w:rFonts w:hint="eastAsia" w:ascii="Times New Roman" w:hAnsi="Times New Roman" w:eastAsia="FangSong" w:cs="Times New Roman"/>
-        </w:rPr>
-        <w:t>个取值</w:t>
-      </w:r>
-      <w:r>
-        <w:rPr>
-          <w:rFonts w:hint="eastAsia" w:ascii="Times New Roman" w:hAnsi="Times New Roman" w:eastAsia="Times New Roman" w:cs="Times New Roman"/>
-        </w:rPr>
-        <w:t>，</w:t>
-      </w:r>
-      <w:r>
-        <w:rPr>
-          <w:rFonts w:hint="eastAsia" w:ascii="Times New Roman" w:hAnsi="Times New Roman" w:eastAsia="FangSong" w:cs="Times New Roman"/>
-        </w:rPr>
-        <w:t>表示有</w:t>
-      </w:r>
-      <w:r>
-        <w:rPr>
-          <w:rFonts w:hint="eastAsia" w:ascii="Times New Roman" w:hAnsi="Times New Roman" w:eastAsia="Times New Roman" w:cs="Times New Roman"/>
-        </w:rPr>
-        <w:t>____</w:t>
-      </w:r>
-      <w:r>
-        <w:rPr>
-          <w:rFonts w:hint="eastAsia" w:ascii="Times New Roman" w:hAnsi="Times New Roman" w:eastAsia="FangSong" w:cs="Times New Roman"/>
-        </w:rPr>
-        <w:t>个原子轨道</w:t>
-      </w:r>
-      <w:r>
-        <w:rPr>
-          <w:rFonts w:hint="eastAsia" w:ascii="Times New Roman" w:hAnsi="Times New Roman" w:eastAsia="Times New Roman" w:cs="Times New Roman"/>
-        </w:rPr>
-        <w:t>。</w:t>
+          <w:rFonts w:ascii="Times New Roman" w:hAnsi="Times New Roman" w:eastAsia="Times New Roman" w:cs="Times New Roman"/>
+        </w:rPr>
+        <w:t xml:space="preserve">n</w:t>
+      </w:r>
+    </w:p>
+    <w:p>
+      <w:pPr>
+        <w:pStyle w:val="BodyText"/>
+        <w:ind w:firstLine="420"/>
+      </w:pPr>
+      <w:r>
+        <w:rPr>
+          <w:rFonts w:hint="eastAsia" w:ascii="Times New Roman" w:hAnsi="Times New Roman" w:eastAsia="FangSong" w:cs="Times New Roman"/>
+        </w:rPr>
+        <w:t xml:space="preserve">能层</w:t>
       </w:r>
     </w:p>
     <w:p>
@@ -11961,75 +12373,21 @@
       </w:pPr>
       <w:r>
         <w:rPr>
-          <w:rFonts w:hint="eastAsia" w:ascii="Times New Roman" w:hAnsi="Times New Roman" w:eastAsia="FangSong" w:cs="Times New Roman"/>
-        </w:rPr>
-        <w:t xml:space="preserve">原子轨道的能量与</w:t>
-      </w:r>
-      <w:r>
-        <w:rPr>
-          <w:rFonts w:ascii="Times New Roman" w:hAnsi="Times New Roman" w:eastAsia="Times New Roman" w:cs="Times New Roman"/>
-        </w:rPr>
-        <w:t xml:space="preserve"> </w:t>
-      </w:r>
-      <w:r>
-        <w:rPr>
-          <w:rFonts w:hint="eastAsia" w:ascii="Times New Roman" w:hAnsi="Times New Roman" w:eastAsia="Times New Roman" w:cs="Times New Roman"/>
-        </w:rPr>
-        <w:t xml:space="preserve">m____，n</w:t>
-      </w:r>
-      <w:r>
-        <w:rPr>
-          <w:rFonts w:ascii="Times New Roman" w:hAnsi="Times New Roman" w:eastAsia="Times New Roman" w:cs="Times New Roman"/>
-        </w:rPr>
-        <w:t xml:space="preserve"> </w:t>
-      </w:r>
-      <w:r>
-        <w:rPr>
-          <w:rFonts w:hint="eastAsia" w:ascii="Times New Roman" w:hAnsi="Times New Roman" w:eastAsia="FangSong" w:cs="Times New Roman"/>
-        </w:rPr>
-        <w:t xml:space="preserve">和</w:t>
-      </w:r>
-      <w:r>
-        <w:rPr>
-          <w:rFonts w:ascii="Times New Roman" w:hAnsi="Times New Roman" w:eastAsia="Times New Roman" w:cs="Times New Roman"/>
-        </w:rPr>
-        <w:t xml:space="preserve"> l </w:t>
-      </w:r>
-      <w:r>
-        <w:rPr>
-          <w:rFonts w:hint="eastAsia" w:ascii="Times New Roman" w:hAnsi="Times New Roman" w:eastAsia="FangSong" w:cs="Times New Roman"/>
-        </w:rPr>
-        <w:t>值相同的轨道</w:t>
-      </w:r>
-      <w:r>
-        <w:rPr>
-          <w:rFonts w:hint="eastAsia" w:ascii="Times New Roman" w:hAnsi="Times New Roman" w:eastAsia="Times New Roman" w:cs="Times New Roman"/>
-        </w:rPr>
-        <w:t>，</w:t>
-      </w:r>
-      <w:r>
-        <w:rPr>
-          <w:rFonts w:hint="eastAsia" w:ascii="Times New Roman" w:hAnsi="Times New Roman" w:eastAsia="FangSong" w:cs="Times New Roman"/>
-        </w:rPr>
-        <w:t>能量</w:t>
-      </w:r>
-      <w:r>
-        <w:rPr>
-          <w:rFonts w:hint="eastAsia" w:ascii="Times New Roman" w:hAnsi="Times New Roman" w:eastAsia="Times New Roman" w:cs="Times New Roman"/>
-        </w:rPr>
-        <w:t>____</w:t>
-      </w:r>
-      <w:r>
-        <w:rPr>
-          <w:rFonts w:hint="eastAsia" w:ascii="Times New Roman" w:hAnsi="Times New Roman" w:eastAsia="FangSong" w:cs="Times New Roman"/>
-        </w:rPr>
-        <w:t>互为等价轨道</w:t>
-      </w:r>
-      <w:r>
-        <w:rPr>
-          <w:rFonts w:hint="eastAsia" w:ascii="Times New Roman" w:hAnsi="Times New Roman" w:eastAsia="Times New Roman" w:cs="Times New Roman"/>
-        </w:rPr>
-        <w:t>。</w:t>
+          <w:rFonts w:ascii="Times New Roman" w:hAnsi="Times New Roman" w:eastAsia="Times New Roman" w:cs="Times New Roman"/>
+        </w:rPr>
+        <w:t xml:space="preserve">l</w:t>
+      </w:r>
+    </w:p>
+    <w:p>
+      <w:pPr>
+        <w:pStyle w:val="BodyText"/>
+        <w:ind w:firstLine="420"/>
+      </w:pPr>
+      <w:r>
+        <w:rPr>
+          <w:rFonts w:hint="eastAsia" w:ascii="Times New Roman" w:hAnsi="Times New Roman" w:eastAsia="FangSong" w:cs="Times New Roman"/>
+        </w:rPr>
+        <w:t xml:space="preserve">能级</w:t>
       </w:r>
     </w:p>
     <w:p>
@@ -12040,56 +12398,13 @@
         <w:rPr>
           <w:rFonts w:ascii="Times New Roman" w:hAnsi="Times New Roman" w:eastAsia="Times New Roman" w:cs="Times New Roman"/>
         </w:rPr>
-        <w:t xml:space="preserve">n</w:t>
+        <w:t xml:space="preserve">m</w:t>
       </w:r>
     </w:p>
     <w:p>
       <w:pPr>
         <w:pStyle w:val="BodyText"/>
-      </w:pPr>
-      <w:r>
-        <w:rPr>
-          <w:rFonts w:hint="eastAsia" w:ascii="Times New Roman" w:hAnsi="Times New Roman" w:eastAsia="FangSong" w:cs="Times New Roman"/>
-        </w:rPr>
-        <w:t xml:space="preserve">能层</w:t>
-      </w:r>
-    </w:p>
-    <w:p>
-      <w:pPr>
-        <w:pStyle w:val="BodyText"/>
-      </w:pPr>
-      <w:r>
-        <w:rPr>
-          <w:rFonts w:ascii="Times New Roman" w:hAnsi="Times New Roman" w:eastAsia="Times New Roman" w:cs="Times New Roman"/>
-        </w:rPr>
-        <w:t xml:space="preserve">l</w:t>
-      </w:r>
-    </w:p>
-    <w:p>
-      <w:pPr>
-        <w:pStyle w:val="BodyText"/>
-      </w:pPr>
-      <w:r>
-        <w:rPr>
-          <w:rFonts w:hint="eastAsia" w:ascii="Times New Roman" w:hAnsi="Times New Roman" w:eastAsia="FangSong" w:cs="Times New Roman"/>
-        </w:rPr>
-        <w:t xml:space="preserve">能级</w:t>
-      </w:r>
-    </w:p>
-    <w:p>
-      <w:pPr>
-        <w:pStyle w:val="BodyText"/>
-      </w:pPr>
-      <w:r>
-        <w:rPr>
-          <w:rFonts w:ascii="Times New Roman" w:hAnsi="Times New Roman" w:eastAsia="Times New Roman" w:cs="Times New Roman"/>
-        </w:rPr>
-        <w:t xml:space="preserve">m</w:t>
-      </w:r>
-    </w:p>
-    <w:p>
-      <w:pPr>
-        <w:pStyle w:val="BodyText"/>
+        <w:ind w:firstLine="420"/>
       </w:pPr>
       <w:r>
         <w:rPr>
@@ -12272,6 +12587,7 @@
           <w:ilvl w:val="0"/>
           <w:numId w:val="1019"/>
         </w:numPr>
+        <w:ind w:firstLine="420"/>
       </w:pPr>
       <w:r>
         <w:rPr>
@@ -12289,6 +12605,7 @@
     <w:p>
       <w:pPr>
         <w:pStyle w:val="FirstParagraph"/>
+        <w:ind w:firstLine="420"/>
       </w:pPr>
       <w:r>
         <w:rPr>
@@ -12330,6 +12647,7 @@
     <w:p>
       <w:pPr>
         <w:pStyle w:val="BodyText"/>
+        <w:ind w:firstLine="420"/>
       </w:pPr>
       <w:r>
         <w:rPr>
@@ -12506,6 +12824,7 @@
       <w:pPr>
         <w:pStyle w:val="BodyText"/>
         <w:spacing w:after="80"/>
+        <w:ind w:firstLine="420"/>
       </w:pPr>
       <w:r>
         <w:rPr>
@@ -12531,6 +12850,15 @@
         <w:tblStyle w:val="Table"/>
         <w:tblW w:type="auto" w:w="0"/>
         <w:tblLook w:firstRow="1" w:lastRow="0" w:firstColumn="0" w:lastColumn="0" w:noHBand="0" w:noVBand="0" w:val="0020"/>
+        <w:jc w:val="center"/>
+        <w:tblBorders>
+          <w:top w:val="single" w:sz="12" w:space="0" w:color="333333"/>
+          <w:bottom w:val="single" w:sz="12" w:space="0" w:color="333333"/>
+          <w:left w:val="none"/>
+          <w:right w:val="none"/>
+          <w:insideH w:val="none"/>
+          <w:insideV w:val="none"/>
+        </w:tblBorders>
       </w:tblPr>
       <w:tblGrid>
         <w:gridCol w:w="1980"/>
@@ -12543,7 +12871,11 @@
           <w:tblHeader w:val="on"/>
         </w:trPr>
         <w:tc>
-          <w:tcPr/>
+          <w:tcPr>
+            <w:tcBorders>
+              <w:bottom w:val="single" w:sz="6" w:space="0" w:color="333333"/>
+            </w:tcBorders>
+          </w:tcPr>
           <w:p>
             <w:pPr>
               <w:pStyle w:val="Compact"/>
@@ -12559,7 +12891,11 @@
           </w:p>
         </w:tc>
         <w:tc>
-          <w:tcPr/>
+          <w:tcPr>
+            <w:tcBorders>
+              <w:bottom w:val="single" w:sz="6" w:space="0" w:color="333333"/>
+            </w:tcBorders>
+          </w:tcPr>
           <w:p>
             <w:pPr>
               <w:pStyle w:val="Compact"/>
@@ -12575,7 +12911,11 @@
           </w:p>
         </w:tc>
         <w:tc>
-          <w:tcPr/>
+          <w:tcPr>
+            <w:tcBorders>
+              <w:bottom w:val="single" w:sz="6" w:space="0" w:color="333333"/>
+            </w:tcBorders>
+          </w:tcPr>
           <w:p>
             <w:pPr>
               <w:pStyle w:val="Compact"/>
@@ -12591,7 +12931,11 @@
           </w:p>
         </w:tc>
         <w:tc>
-          <w:tcPr/>
+          <w:tcPr>
+            <w:tcBorders>
+              <w:bottom w:val="single" w:sz="6" w:space="0" w:color="333333"/>
+            </w:tcBorders>
+          </w:tcPr>
           <w:p>
             <w:pPr>
               <w:pStyle w:val="Compact"/>
@@ -12792,6 +13136,7 @@
           <w:numId w:val="1020"/>
         </w:numPr>
         <w:spacing w:before="120"/>
+        <w:ind w:firstLine="420"/>
       </w:pPr>
       <w:r>
         <w:rPr>
@@ -12821,6 +13166,7 @@
     <w:p>
       <w:pPr>
         <w:pStyle w:val="FirstParagraph"/>
+        <w:ind w:firstLine="420"/>
       </w:pPr>
       <m:oMath>
         <m:sSup>
@@ -12873,6 +13219,7 @@
     <w:p>
       <w:pPr>
         <w:pStyle w:val="BodyText"/>
+        <w:ind w:firstLine="420"/>
       </w:pPr>
       <w:r>
         <w:rPr>
@@ -13182,6 +13529,7 @@
           <w:ilvl w:val="0"/>
           <w:numId w:val="1021"/>
         </w:numPr>
+        <w:ind w:firstLine="420"/>
       </w:pPr>
       <w:r>
         <w:rPr>
@@ -13817,6 +14165,7 @@
     <w:p>
       <w:pPr>
         <w:pStyle w:val="BodyText"/>
+        <w:ind w:firstLine="420"/>
       </w:pPr>
       <w:r>
         <w:rPr>
@@ -14364,6 +14713,7 @@
     <w:p>
       <w:pPr>
         <w:pStyle w:val="BodyText"/>
+        <w:ind w:firstLine="420"/>
       </w:pPr>
       <w:r>
         <w:rPr>
@@ -14959,6 +15309,7 @@
     <w:p>
       <w:pPr>
         <w:pStyle w:val="BodyText"/>
+        <w:ind w:firstLine="420"/>
       </w:pPr>
       <w:r>
         <w:rPr>
@@ -15370,6 +15721,7 @@
           <w:ilvl w:val="0"/>
           <w:numId w:val="1022"/>
         </w:numPr>
+        <w:ind w:firstLine="420"/>
       </w:pPr>
       <w:r>
         <w:rPr>
@@ -15399,6 +15751,7 @@
     <w:p>
       <w:pPr>
         <w:pStyle w:val="FirstParagraph"/>
+        <w:ind w:firstLine="420"/>
       </w:pPr>
       <w:r>
         <w:rPr>
@@ -15781,6 +16134,7 @@
       <w:pPr>
         <w:pStyle w:val="BodyText"/>
         <w:spacing w:after="80"/>
+        <w:ind w:firstLine="420"/>
       </w:pPr>
       <w:r>
         <w:rPr>
@@ -15801,6 +16155,15 @@
         <w:tblW w:type="pct" w:w="5000"/>
         <w:tblLayout w:type="fixed"/>
         <w:tblLook w:firstRow="1" w:lastRow="0" w:firstColumn="0" w:lastColumn="0" w:noHBand="0" w:noVBand="0" w:val="0020"/>
+        <w:jc w:val="center"/>
+        <w:tblBorders>
+          <w:top w:val="single" w:sz="12" w:space="0" w:color="333333"/>
+          <w:bottom w:val="single" w:sz="12" w:space="0" w:color="333333"/>
+          <w:left w:val="none"/>
+          <w:right w:val="none"/>
+          <w:insideH w:val="none"/>
+          <w:insideV w:val="none"/>
+        </w:tblBorders>
       </w:tblPr>
       <w:tblGrid>
         <w:gridCol w:w="2640"/>
@@ -15812,16 +16175,24 @@
           <w:tblHeader w:val="on"/>
         </w:trPr>
         <w:tc>
-          <w:tcPr/>
-          <w:p>
-            <w:pPr>
-              <w:pStyle w:val="Compact"/>
-              <w:jc w:val="center"/>
-            </w:pPr>
-          </w:p>
-        </w:tc>
-        <w:tc>
-          <w:tcPr/>
+          <w:tcPr>
+            <w:tcBorders>
+              <w:bottom w:val="single" w:sz="6" w:space="0" w:color="333333"/>
+            </w:tcBorders>
+          </w:tcPr>
+          <w:p>
+            <w:pPr>
+              <w:pStyle w:val="Compact"/>
+              <w:jc w:val="center"/>
+            </w:pPr>
+          </w:p>
+        </w:tc>
+        <w:tc>
+          <w:tcPr>
+            <w:tcBorders>
+              <w:bottom w:val="single" w:sz="6" w:space="0" w:color="333333"/>
+            </w:tcBorders>
+          </w:tcPr>
           <w:p>
             <w:pPr>
               <w:pStyle w:val="Compact"/>
@@ -15844,7 +16215,11 @@
           </w:p>
         </w:tc>
         <w:tc>
-          <w:tcPr/>
+          <w:tcPr>
+            <w:tcBorders>
+              <w:bottom w:val="single" w:sz="6" w:space="0" w:color="333333"/>
+            </w:tcBorders>
+          </w:tcPr>
           <w:p>
             <w:pPr>
               <w:pStyle w:val="Compact"/>
@@ -16127,6 +16502,7 @@
     <w:p>
       <w:pPr>
         <w:pStyle w:val="FirstParagraph"/>
+        <w:ind w:firstLine="420"/>
       </w:pPr>
       <w:r>
         <w:rPr>
@@ -16371,6 +16747,7 @@
           <w:ilvl w:val="0"/>
           <w:numId w:val="1023"/>
         </w:numPr>
+        <w:ind w:firstLine="420"/>
       </w:pPr>
       <w:r>
         <w:rPr>
@@ -16381,7 +16758,8 @@
     </w:p>
     <w:p>
       <w:pPr>
-        <w:pStyle w:val="MethodologyBlock"/>
+        <w:pStyle w:val="FirstParagraph"/>
+        <w:ind w:firstLine="420"/>
       </w:pPr>
       <w:r>
         <w:rPr>
@@ -16399,7 +16777,7 @@
         <w:rPr>
           <w:rFonts w:ascii="Times New Roman" w:hAnsi="Times New Roman" w:eastAsia="Times New Roman" w:cs="Times New Roman"/>
         </w:rPr>
-        <w:t xml:space="preserve">4s </w:t>
+        <w:t xml:space="preserve">&gt; 4s </w:t>
       </w:r>
       <w:r>
         <w:rPr>
@@ -16763,6 +17141,7 @@
     <w:p>
       <w:pPr>
         <w:pStyle w:val="BodyText"/>
+        <w:ind w:firstLine="420"/>
       </w:pPr>
       <w:r>
         <w:rPr>
@@ -16834,6 +17213,7 @@
     <w:p>
       <w:pPr>
         <w:pStyle w:val="BodyText"/>
+        <w:ind w:firstLine="420"/>
       </w:pPr>
       <w:r>
         <w:rPr>
@@ -16893,6 +17273,7 @@
     <w:p>
       <w:pPr>
         <w:pStyle w:val="BodyText"/>
+        <w:ind w:firstLine="420"/>
       </w:pPr>
       <w:r>
         <w:rPr>
@@ -16998,6 +17379,7 @@
           <w:ilvl w:val="0"/>
           <w:numId w:val="1024"/>
         </w:numPr>
+        <w:ind w:firstLine="420"/>
       </w:pPr>
       <w:r>
         <w:rPr>
@@ -17009,6 +17391,7 @@
     <w:p>
       <w:pPr>
         <w:pStyle w:val="FirstParagraph"/>
+        <w:ind w:firstLine="420"/>
       </w:pPr>
       <w:r>
         <w:rPr>
@@ -17074,6 +17457,7 @@
     <w:p>
       <w:pPr>
         <w:pStyle w:val="BodyText"/>
+        <w:ind w:firstLine="420"/>
       </w:pPr>
       <w:r>
         <w:rPr>
@@ -17225,7 +17609,8 @@
     </w:p>
     <w:p>
       <w:pPr>
-        <w:pStyle w:val="MethodologyBlock"/>
+        <w:pStyle w:val="BodyText"/>
+        <w:ind w:firstLine="420"/>
       </w:pPr>
       <w:r>
         <w:rPr>
@@ -17238,6 +17623,12 @@
           <w:rFonts w:ascii="Times New Roman" w:hAnsi="Times New Roman" w:eastAsia="Times New Roman" w:cs="Times New Roman"/>
         </w:rPr>
         <w:t xml:space="preserve"> </w:t>
+      </w:r>
+      <w:r>
+        <w:rPr>
+          <w:rFonts w:ascii="Times New Roman" w:hAnsi="Times New Roman" w:eastAsia="Times New Roman" w:cs="Times New Roman"/>
+        </w:rPr>
+        <w:t xml:space="preserve">&gt; </w:t>
       </w:r>
       <w:r>
         <w:rPr>
@@ -17455,6 +17846,7 @@
     <w:p>
       <w:pPr>
         <w:pStyle w:val="BodyText"/>
+        <w:ind w:firstLine="420"/>
       </w:pPr>
       <w:r>
         <w:rPr>
@@ -17531,6 +17923,7 @@
     <w:p>
       <w:pPr>
         <w:pStyle w:val="BodyText"/>
+        <w:ind w:firstLine="420"/>
       </w:pPr>
       <w:r>
         <w:rPr>
@@ -17554,6 +17947,7 @@
     <w:p>
       <w:pPr>
         <w:pStyle w:val="BodyText"/>
+        <w:ind w:firstLine="420"/>
       </w:pPr>
       <w:r>
         <w:rPr>
@@ -17660,6 +18054,7 @@
     <w:p>
       <w:pPr>
         <w:pStyle w:val="BodyText"/>
+        <w:ind w:firstLine="420"/>
       </w:pPr>
       <w:r>
         <w:rPr>
@@ -17759,6 +18154,7 @@
     <w:p>
       <w:pPr>
         <w:pStyle w:val="BodyText"/>
+        <w:ind w:firstLine="420"/>
       </w:pPr>
       <w:r>
         <w:rPr>
@@ -17936,6 +18332,7 @@
     <w:p>
       <w:pPr>
         <w:pStyle w:val="BodyText"/>
+        <w:ind w:firstLine="420"/>
       </w:pPr>
       <w:r>
         <w:rPr>
@@ -18042,6 +18439,7 @@
     <w:p>
       <w:pPr>
         <w:pStyle w:val="BodyText"/>
+        <w:ind w:firstLine="420"/>
       </w:pPr>
       <w:r>
         <w:rPr>
@@ -18103,6 +18501,7 @@
     <w:p>
       <w:pPr>
         <w:pStyle w:val="FirstParagraph"/>
+        <w:ind w:firstLine="420"/>
       </w:pPr>
       <w:r>
         <w:rPr>
@@ -18296,6 +18695,7 @@
     <w:p>
       <w:pPr>
         <w:pStyle w:val="BodyText"/>
+        <w:ind w:firstLine="420"/>
       </w:pPr>
       <w:r>
         <w:rPr>
@@ -18415,6 +18815,7 @@
     <w:p>
       <w:pPr>
         <w:pStyle w:val="BodyText"/>
+        <w:ind w:firstLine="420"/>
       </w:pPr>
       <w:r>
         <w:rPr>
@@ -18534,6 +18935,7 @@
           <w:ilvl w:val="0"/>
           <w:numId w:val="1025"/>
         </w:numPr>
+        <w:ind w:firstLine="420"/>
       </w:pPr>
       <w:r>
         <w:rPr>
@@ -18627,6 +19029,7 @@
     <w:p>
       <w:pPr>
         <w:pStyle w:val="BodyText"/>
+        <w:ind w:firstLine="420"/>
       </w:pPr>
       <w:r>
         <w:rPr>
@@ -18662,6 +19065,7 @@
     <w:p>
       <w:pPr>
         <w:pStyle w:val="BodyText"/>
+        <w:ind w:firstLine="420"/>
       </w:pPr>
       <w:r>
         <w:rPr>
@@ -18837,6 +19241,7 @@
     <w:p>
       <w:pPr>
         <w:pStyle w:val="BodyText"/>
+        <w:ind w:firstLine="420"/>
       </w:pPr>
       <w:r>
         <w:rPr>
@@ -18916,6 +19321,7 @@
     <w:p>
       <w:pPr>
         <w:pStyle w:val="BodyText"/>
+        <w:ind w:firstLine="420"/>
       </w:pPr>
       <w:r>
         <w:rPr>
@@ -18961,6 +19367,7 @@
           <w:ilvl w:val="0"/>
           <w:numId w:val="1026"/>
         </w:numPr>
+        <w:ind w:firstLine="420"/>
       </w:pPr>
       <w:r>
         <w:rPr>
@@ -19002,6 +19409,7 @@
     <w:p>
       <w:pPr>
         <w:pStyle w:val="FirstParagraph"/>
+        <w:ind w:firstLine="420"/>
       </w:pPr>
       <w:r>
         <w:rPr>
@@ -19079,6 +19487,7 @@
     <w:p>
       <w:pPr>
         <w:pStyle w:val="BodyText"/>
+        <w:ind w:firstLine="420"/>
       </w:pPr>
       <w:r>
         <w:rPr>
@@ -19136,6 +19545,7 @@
           <w:ilvl w:val="0"/>
           <w:numId w:val="1027"/>
         </w:numPr>
+        <w:ind w:firstLine="420"/>
       </w:pPr>
       <w:r>
         <w:rPr>
@@ -19308,7 +19718,8 @@
     </w:p>
     <w:p>
       <w:pPr>
-        <w:pStyle w:val="MethodologyBlock"/>
+        <w:pStyle w:val="FirstParagraph"/>
+        <w:ind w:firstLine="420"/>
       </w:pPr>
       <w:r>
         <w:rPr>
@@ -19324,6 +19735,12 @@
       </w:r>
       <w:r>
         <w:rPr>
+          <w:rFonts w:ascii="Times New Roman" w:hAnsi="Times New Roman" w:eastAsia="Times New Roman" w:cs="Times New Roman"/>
+        </w:rPr>
+        <w:t xml:space="preserve">&gt; </w:t>
+      </w:r>
+      <w:r>
+        <w:rPr>
           <w:rFonts w:hint="eastAsia" w:ascii="Times New Roman" w:hAnsi="Times New Roman" w:eastAsia="Times New Roman" w:cs="Times New Roman"/>
         </w:rPr>
         <w:t>「</w:t>
@@ -19493,6 +19910,396 @@
           <w:rFonts w:hint="eastAsia" w:ascii="Times New Roman" w:hAnsi="Times New Roman" w:eastAsia="Times New Roman" w:cs="Times New Roman"/>
         </w:rPr>
         <w:t>。</w:t>
+      </w:r>
+      <w:r>
+        <w:rPr>
+          <w:rFonts w:ascii="Times New Roman" w:hAnsi="Times New Roman" w:eastAsia="Times New Roman" w:cs="Times New Roman"/>
+        </w:rPr>
+        <w:t xml:space="preserve"> </w:t>
+      </w:r>
+      <w:r>
+        <w:rPr>
+          <w:rFonts w:ascii="Times New Roman" w:hAnsi="Times New Roman" w:eastAsia="Times New Roman" w:cs="Times New Roman"/>
+        </w:rPr>
+        <w:t xml:space="preserve">&gt;</w:t>
+      </w:r>
+    </w:p>
+    <w:p>
+      <w:pPr>
+        <w:pStyle w:val="BodyText"/>
+        <w:ind w:firstLine="420"/>
+      </w:pPr>
+      <w:r>
+        <w:rPr>
+          <w:rFonts w:hint="eastAsia" w:ascii="Times New Roman" w:hAnsi="Times New Roman" w:eastAsia="FangSong" w:cs="Times New Roman"/>
+          <w:b/>
+          <w:bCs/>
+        </w:rPr>
+        <w:t>易错点</w:t>
+      </w:r>
+      <w:r>
+        <w:rPr>
+          <w:rFonts w:hint="eastAsia" w:ascii="Times New Roman" w:hAnsi="Times New Roman" w:eastAsia="Times New Roman" w:cs="Times New Roman"/>
+          <w:b/>
+          <w:bCs/>
+        </w:rPr>
+        <w:t>：</w:t>
+      </w:r>
+      <w:r>
+        <w:rPr>
+          <w:rFonts w:hint="eastAsia" w:ascii="Times New Roman" w:hAnsi="Times New Roman" w:eastAsia="FangSong" w:cs="Times New Roman"/>
+          <w:b/>
+          <w:bCs/>
+        </w:rPr>
+        <w:t>填充顺序</w:t>
+      </w:r>
+      <w:r>
+        <w:rPr>
+          <w:rFonts w:hint="eastAsia" w:ascii="Times New Roman" w:hAnsi="Times New Roman" w:eastAsia="Times New Roman" w:cs="Times New Roman"/>
+          <w:b/>
+          <w:bCs/>
+        </w:rPr>
+        <w:t>≠</w:t>
+      </w:r>
+      <w:r>
+        <w:rPr>
+          <w:rFonts w:hint="eastAsia" w:ascii="Times New Roman" w:hAnsi="Times New Roman" w:eastAsia="FangSong" w:cs="Times New Roman"/>
+          <w:b/>
+          <w:bCs/>
+        </w:rPr>
+        <w:t>失电子顺序</w:t>
+      </w:r>
+      <w:r>
+        <w:rPr>
+          <w:rFonts w:ascii="Times New Roman" w:hAnsi="Times New Roman" w:eastAsia="Times New Roman" w:cs="Times New Roman"/>
+        </w:rPr>
+        <w:t xml:space="preserve"> </w:t>
+      </w:r>
+      <w:r>
+        <w:rPr>
+          <w:rFonts w:ascii="Times New Roman" w:hAnsi="Times New Roman" w:eastAsia="Times New Roman" w:cs="Times New Roman"/>
+        </w:rPr>
+        <w:t xml:space="preserve">—— 4s </w:t>
+      </w:r>
+      <w:r>
+        <w:rPr>
+          <w:rFonts w:hint="eastAsia" w:ascii="Times New Roman" w:hAnsi="Times New Roman" w:eastAsia="FangSong" w:cs="Times New Roman"/>
+        </w:rPr>
+        <w:t xml:space="preserve">先于</w:t>
+      </w:r>
+      <w:r>
+        <w:rPr>
+          <w:rFonts w:ascii="Times New Roman" w:hAnsi="Times New Roman" w:eastAsia="Times New Roman" w:cs="Times New Roman"/>
+        </w:rPr>
+        <w:t xml:space="preserve"> 3d </w:t>
+      </w:r>
+      <w:r>
+        <w:rPr>
+          <w:rFonts w:hint="eastAsia" w:ascii="Times New Roman" w:hAnsi="Times New Roman" w:eastAsia="FangSong" w:cs="Times New Roman"/>
+        </w:rPr>
+        <w:t>填充</w:t>
+      </w:r>
+      <w:r>
+        <w:rPr>
+          <w:rFonts w:hint="eastAsia" w:ascii="Times New Roman" w:hAnsi="Times New Roman" w:eastAsia="Times New Roman" w:cs="Times New Roman"/>
+        </w:rPr>
+        <w:t>，</w:t>
+      </w:r>
+      <w:r>
+        <w:rPr>
+          <w:rFonts w:hint="eastAsia" w:ascii="Times New Roman" w:hAnsi="Times New Roman" w:eastAsia="FangSong" w:cs="Times New Roman"/>
+        </w:rPr>
+        <w:t>所以写电子排布时</w:t>
+      </w:r>
+      <w:r>
+        <w:rPr>
+          <w:rFonts w:ascii="Times New Roman" w:hAnsi="Times New Roman" w:eastAsia="Times New Roman" w:cs="Times New Roman"/>
+        </w:rPr>
+        <w:t xml:space="preserve"> 4s </w:t>
+      </w:r>
+      <w:r>
+        <w:rPr>
+          <w:rFonts w:hint="eastAsia" w:ascii="Times New Roman" w:hAnsi="Times New Roman" w:eastAsia="FangSong" w:cs="Times New Roman"/>
+        </w:rPr>
+        <w:t xml:space="preserve">写在</w:t>
+      </w:r>
+      <w:r>
+        <w:rPr>
+          <w:rFonts w:ascii="Times New Roman" w:hAnsi="Times New Roman" w:eastAsia="Times New Roman" w:cs="Times New Roman"/>
+        </w:rPr>
+        <w:t xml:space="preserve"> 3d </w:t>
+      </w:r>
+      <w:r>
+        <w:rPr>
+          <w:rFonts w:hint="eastAsia" w:ascii="Times New Roman" w:hAnsi="Times New Roman" w:eastAsia="FangSong" w:cs="Times New Roman"/>
+        </w:rPr>
+        <w:t>前面</w:t>
+      </w:r>
+      <w:r>
+        <w:rPr>
+          <w:rFonts w:hint="eastAsia" w:ascii="Times New Roman" w:hAnsi="Times New Roman" w:eastAsia="Times New Roman" w:cs="Times New Roman"/>
+        </w:rPr>
+        <w:t>（</w:t>
+      </w:r>
+      <w:r>
+        <w:rPr>
+          <w:rFonts w:hint="eastAsia" w:ascii="Times New Roman" w:hAnsi="Times New Roman" w:eastAsia="FangSong" w:cs="Times New Roman"/>
+        </w:rPr>
+        <w:t>如</w:t>
+      </w:r>
+      <w:r>
+        <w:rPr>
+          <w:rFonts w:ascii="Times New Roman" w:hAnsi="Times New Roman" w:eastAsia="Times New Roman" w:cs="Times New Roman"/>
+        </w:rPr>
+        <w:t xml:space="preserve"> Fe: </w:t>
+      </w:r>
+      <w:r>
+        <w:rPr>
+          <w:rFonts w:hint="eastAsia" w:ascii="Times New Roman" w:hAnsi="Times New Roman" w:eastAsia="Times New Roman" w:cs="Times New Roman"/>
+        </w:rPr>
+        <w:t>[Ar]4s</w:t>
+      </w:r>
+      <w:r>
+        <w:rPr>
+          <w:rFonts w:hint="eastAsia" w:ascii="Times New Roman" w:hAnsi="Times New Roman" w:eastAsia="Times New Roman" w:cs="Times New Roman"/>
+          <w:vertAlign w:val="superscript"/>
+        </w:rPr>
+        <w:t>2</w:t>
+      </w:r>
+      <w:r>
+        <w:rPr>
+          <w:rFonts w:hint="eastAsia" w:ascii="Times New Roman" w:hAnsi="Times New Roman" w:eastAsia="Times New Roman" w:cs="Times New Roman"/>
+        </w:rPr>
+        <w:t>3d</w:t>
+      </w:r>
+      <w:r>
+        <w:rPr>
+          <w:rFonts w:hint="eastAsia" w:ascii="Times New Roman" w:hAnsi="Times New Roman" w:eastAsia="Times New Roman" w:cs="Times New Roman"/>
+          <w:vertAlign w:val="superscript"/>
+        </w:rPr>
+        <w:t>6</w:t>
+      </w:r>
+      <w:r>
+        <w:rPr>
+          <w:rFonts w:hint="eastAsia" w:ascii="Times New Roman" w:hAnsi="Times New Roman" w:eastAsia="Times New Roman" w:cs="Times New Roman"/>
+        </w:rPr>
+        <w:t>）。</w:t>
+      </w:r>
+      <w:r>
+        <w:rPr>
+          <w:rFonts w:hint="eastAsia" w:ascii="Times New Roman" w:hAnsi="Times New Roman" w:eastAsia="FangSong" w:cs="Times New Roman"/>
+        </w:rPr>
+        <w:t>但</w:t>
+      </w:r>
+      <w:r>
+        <w:rPr>
+          <w:rFonts w:hint="eastAsia" w:ascii="Times New Roman" w:hAnsi="Times New Roman" w:eastAsia="FangSong" w:cs="Times New Roman"/>
+          <w:b/>
+          <w:bCs/>
+        </w:rPr>
+        <w:t xml:space="preserve">失电子时先失</w:t>
+      </w:r>
+      <w:r>
+        <w:rPr>
+          <w:rFonts w:ascii="Times New Roman" w:hAnsi="Times New Roman" w:eastAsia="Times New Roman" w:cs="Times New Roman"/>
+          <w:b/>
+          <w:bCs/>
+        </w:rPr>
+        <w:t xml:space="preserve"> 4s </w:t>
+      </w:r>
+      <w:r>
+        <w:rPr>
+          <w:rFonts w:hint="eastAsia" w:ascii="Times New Roman" w:hAnsi="Times New Roman" w:eastAsia="FangSong" w:cs="Times New Roman"/>
+          <w:b/>
+          <w:bCs/>
+        </w:rPr>
+        <w:t xml:space="preserve">电子</w:t>
+      </w:r>
+      <w:r>
+        <w:rPr>
+          <w:rFonts w:hint="eastAsia" w:ascii="Times New Roman" w:hAnsi="Times New Roman" w:eastAsia="Times New Roman" w:cs="Times New Roman"/>
+        </w:rPr>
+        <w:t>，</w:t>
+      </w:r>
+      <w:r>
+        <w:rPr>
+          <w:rFonts w:hint="eastAsia" w:ascii="Times New Roman" w:hAnsi="Times New Roman" w:eastAsia="FangSong" w:cs="Times New Roman"/>
+        </w:rPr>
+        <w:t>因为</w:t>
+      </w:r>
+      <w:r>
+        <w:rPr>
+          <w:rFonts w:ascii="Times New Roman" w:hAnsi="Times New Roman" w:eastAsia="Times New Roman" w:cs="Times New Roman"/>
+        </w:rPr>
+        <w:t xml:space="preserve"> 4s </w:t>
+      </w:r>
+      <w:r>
+        <w:rPr>
+          <w:rFonts w:hint="eastAsia" w:ascii="Times New Roman" w:hAnsi="Times New Roman" w:eastAsia="FangSong" w:cs="Times New Roman"/>
+        </w:rPr>
+        <w:t>电子离核更远</w:t>
+      </w:r>
+      <w:r>
+        <w:rPr>
+          <w:rFonts w:hint="eastAsia" w:ascii="Times New Roman" w:hAnsi="Times New Roman" w:eastAsia="Times New Roman" w:cs="Times New Roman"/>
+        </w:rPr>
+        <w:t>。</w:t>
+      </w:r>
+      <w:r>
+        <w:rPr>
+          <w:rFonts w:hint="eastAsia" w:ascii="Times New Roman" w:hAnsi="Times New Roman" w:eastAsia="FangSong" w:cs="Times New Roman"/>
+        </w:rPr>
+        <w:t>类比</w:t>
+      </w:r>
+      <w:r>
+        <w:rPr>
+          <w:rFonts w:hint="eastAsia" w:ascii="Times New Roman" w:hAnsi="Times New Roman" w:eastAsia="Times New Roman" w:cs="Times New Roman"/>
+        </w:rPr>
+        <w:t>「</w:t>
+      </w:r>
+      <w:r>
+        <w:rPr>
+          <w:rFonts w:hint="eastAsia" w:ascii="Times New Roman" w:hAnsi="Times New Roman" w:eastAsia="FangSong" w:cs="Times New Roman"/>
+        </w:rPr>
+        <w:t>酒店大堂</w:t>
+      </w:r>
+      <w:r>
+        <w:rPr>
+          <w:rFonts w:hint="eastAsia" w:ascii="Times New Roman" w:hAnsi="Times New Roman" w:eastAsia="Times New Roman" w:cs="Times New Roman"/>
+        </w:rPr>
+        <w:t>」——</w:t>
+      </w:r>
+      <w:r>
+        <w:rPr>
+          <w:rFonts w:hint="eastAsia" w:ascii="Times New Roman" w:hAnsi="Times New Roman" w:eastAsia="FangSong" w:cs="Times New Roman"/>
+        </w:rPr>
+        <w:t>入住时先到大堂</w:t>
+      </w:r>
+      <w:r>
+        <w:rPr>
+          <w:rFonts w:hint="eastAsia" w:ascii="Times New Roman" w:hAnsi="Times New Roman" w:eastAsia="Times New Roman" w:cs="Times New Roman"/>
+        </w:rPr>
+        <w:t>(4s)</w:t>
+      </w:r>
+      <w:r>
+        <w:rPr>
+          <w:rFonts w:hint="eastAsia" w:ascii="Times New Roman" w:hAnsi="Times New Roman" w:eastAsia="FangSong" w:cs="Times New Roman"/>
+        </w:rPr>
+        <w:t>再到房间</w:t>
+      </w:r>
+      <w:r>
+        <w:rPr>
+          <w:rFonts w:hint="eastAsia" w:ascii="Times New Roman" w:hAnsi="Times New Roman" w:eastAsia="Times New Roman" w:cs="Times New Roman"/>
+        </w:rPr>
+        <w:t>(3d)，</w:t>
+      </w:r>
+      <w:r>
+        <w:rPr>
+          <w:rFonts w:hint="eastAsia" w:ascii="Times New Roman" w:hAnsi="Times New Roman" w:eastAsia="FangSong" w:cs="Times New Roman"/>
+        </w:rPr>
+        <w:t>退房时也从大堂走</w:t>
+      </w:r>
+      <w:r>
+        <w:rPr>
+          <w:rFonts w:hint="eastAsia" w:ascii="Times New Roman" w:hAnsi="Times New Roman" w:eastAsia="Times New Roman" w:cs="Times New Roman"/>
+        </w:rPr>
+        <w:t>（</w:t>
+      </w:r>
+      <w:r>
+        <w:rPr>
+          <w:rFonts w:hint="eastAsia" w:ascii="Times New Roman" w:hAnsi="Times New Roman" w:eastAsia="FangSong" w:cs="Times New Roman"/>
+        </w:rPr>
+        <w:t>先失</w:t>
+      </w:r>
+      <w:r>
+        <w:rPr>
+          <w:rFonts w:ascii="Times New Roman" w:hAnsi="Times New Roman" w:eastAsia="Times New Roman" w:cs="Times New Roman"/>
+        </w:rPr>
+        <w:t xml:space="preserve"> </w:t>
+      </w:r>
+      <w:r>
+        <w:rPr>
+          <w:rFonts w:hint="eastAsia" w:ascii="Times New Roman" w:hAnsi="Times New Roman" w:eastAsia="Times New Roman" w:cs="Times New Roman"/>
+        </w:rPr>
+        <w:t xml:space="preserve">4s）。</w:t>
+      </w:r>
+    </w:p>
+    <w:p>
+      <w:pPr>
+        <w:pStyle w:val="BodyText"/>
+        <w:ind w:firstLine="420"/>
+      </w:pPr>
+      <w:r>
+        <w:rPr>
+          <w:rFonts w:hint="eastAsia" w:ascii="Times New Roman" w:hAnsi="Times New Roman" w:eastAsia="FangSong" w:cs="Times New Roman"/>
+        </w:rPr>
+        <w:t>洪特规则的特例</w:t>
+      </w:r>
+      <w:r>
+        <w:rPr>
+          <w:rFonts w:hint="eastAsia" w:ascii="Times New Roman" w:hAnsi="Times New Roman" w:eastAsia="Times New Roman" w:cs="Times New Roman"/>
+        </w:rPr>
+        <w:t>：</w:t>
+      </w:r>
+      <w:r>
+        <w:rPr>
+          <w:rFonts w:hint="eastAsia" w:ascii="Times New Roman" w:hAnsi="Times New Roman" w:eastAsia="FangSong" w:cs="Times New Roman"/>
+        </w:rPr>
+        <w:t>在简并轨道的全充满</w:t>
+      </w:r>
+      <w:r>
+        <w:rPr>
+          <w:rFonts w:hint="eastAsia" w:ascii="Times New Roman" w:hAnsi="Times New Roman" w:eastAsia="Times New Roman" w:cs="Times New Roman"/>
+        </w:rPr>
+        <w:t>、</w:t>
+      </w:r>
+      <w:r>
+        <w:rPr>
+          <w:rFonts w:hint="eastAsia" w:ascii="Times New Roman" w:hAnsi="Times New Roman" w:eastAsia="FangSong" w:cs="Times New Roman"/>
+        </w:rPr>
+        <w:t>半充满</w:t>
+      </w:r>
+      <w:r>
+        <w:rPr>
+          <w:rFonts w:hint="eastAsia" w:ascii="Times New Roman" w:hAnsi="Times New Roman" w:eastAsia="Times New Roman" w:cs="Times New Roman"/>
+        </w:rPr>
+        <w:t>、</w:t>
+      </w:r>
+      <w:r>
+        <w:rPr>
+          <w:rFonts w:hint="eastAsia" w:ascii="Times New Roman" w:hAnsi="Times New Roman" w:eastAsia="FangSong" w:cs="Times New Roman"/>
+        </w:rPr>
+        <w:t>全空状态</w:t>
+      </w:r>
+      <w:r>
+        <w:rPr>
+          <w:rFonts w:hint="eastAsia" w:ascii="Times New Roman" w:hAnsi="Times New Roman" w:eastAsia="Times New Roman" w:cs="Times New Roman"/>
+        </w:rPr>
+        <w:t>，</w:t>
+      </w:r>
+      <w:r>
+        <w:rPr>
+          <w:rFonts w:hint="eastAsia" w:ascii="Times New Roman" w:hAnsi="Times New Roman" w:eastAsia="FangSong" w:cs="Times New Roman"/>
+        </w:rPr>
+        <w:t>具有较低的能量和较大的稳定性</w:t>
+      </w:r>
+      <w:r>
+        <w:rPr>
+          <w:rFonts w:hint="eastAsia" w:ascii="Times New Roman" w:hAnsi="Times New Roman" w:eastAsia="Times New Roman" w:cs="Times New Roman"/>
+        </w:rPr>
+        <w:t>。</w:t>
+      </w:r>
+    </w:p>
+    <w:p>
+      <w:pPr>
+        <w:pStyle w:val="BodyText"/>
+        <w:ind w:firstLine="420"/>
+      </w:pPr>
+      <w:r>
+        <w:rPr>
+          <w:rFonts w:hint="eastAsia" w:ascii="Times New Roman" w:hAnsi="Times New Roman" w:eastAsia="FangSong" w:cs="Times New Roman"/>
+        </w:rPr>
+        <w:t xml:space="preserve">原子序数</w:t>
       </w:r>
     </w:p>
     <w:p>
@@ -19501,297 +20308,9 @@
       </w:pPr>
       <w:r>
         <w:rPr>
-          <w:rFonts w:hint="eastAsia" w:ascii="Times New Roman" w:hAnsi="Times New Roman" w:eastAsia="FangSong" w:cs="Times New Roman"/>
-          <w:b/>
-          <w:bCs/>
-        </w:rPr>
-        <w:t>易错点</w:t>
-      </w:r>
-      <w:r>
-        <w:rPr>
-          <w:rFonts w:hint="eastAsia" w:ascii="Times New Roman" w:hAnsi="Times New Roman" w:eastAsia="Times New Roman" w:cs="Times New Roman"/>
-          <w:b/>
-          <w:bCs/>
-        </w:rPr>
-        <w:t>：</w:t>
-      </w:r>
-      <w:r>
-        <w:rPr>
-          <w:rFonts w:hint="eastAsia" w:ascii="Times New Roman" w:hAnsi="Times New Roman" w:eastAsia="FangSong" w:cs="Times New Roman"/>
-          <w:b/>
-          <w:bCs/>
-        </w:rPr>
-        <w:t>填充顺序</w:t>
-      </w:r>
-      <w:r>
-        <w:rPr>
-          <w:rFonts w:hint="eastAsia" w:ascii="Times New Roman" w:hAnsi="Times New Roman" w:eastAsia="Times New Roman" w:cs="Times New Roman"/>
-          <w:b/>
-          <w:bCs/>
-        </w:rPr>
-        <w:t>≠</w:t>
-      </w:r>
-      <w:r>
-        <w:rPr>
-          <w:rFonts w:hint="eastAsia" w:ascii="Times New Roman" w:hAnsi="Times New Roman" w:eastAsia="FangSong" w:cs="Times New Roman"/>
-          <w:b/>
-          <w:bCs/>
-        </w:rPr>
-        <w:t>失电子顺序</w:t>
-      </w:r>
-      <w:r>
-        <w:rPr>
-          <w:rFonts w:ascii="Times New Roman" w:hAnsi="Times New Roman" w:eastAsia="Times New Roman" w:cs="Times New Roman"/>
-        </w:rPr>
-        <w:t xml:space="preserve"> </w:t>
-      </w:r>
-      <w:r>
-        <w:rPr>
-          <w:rFonts w:ascii="Times New Roman" w:hAnsi="Times New Roman" w:eastAsia="Times New Roman" w:cs="Times New Roman"/>
-        </w:rPr>
-        <w:t xml:space="preserve">—— 4s </w:t>
-      </w:r>
-      <w:r>
-        <w:rPr>
-          <w:rFonts w:hint="eastAsia" w:ascii="Times New Roman" w:hAnsi="Times New Roman" w:eastAsia="FangSong" w:cs="Times New Roman"/>
-        </w:rPr>
-        <w:t xml:space="preserve">先于</w:t>
-      </w:r>
-      <w:r>
-        <w:rPr>
-          <w:rFonts w:ascii="Times New Roman" w:hAnsi="Times New Roman" w:eastAsia="Times New Roman" w:cs="Times New Roman"/>
-        </w:rPr>
-        <w:t xml:space="preserve"> 3d </w:t>
-      </w:r>
-      <w:r>
-        <w:rPr>
-          <w:rFonts w:hint="eastAsia" w:ascii="Times New Roman" w:hAnsi="Times New Roman" w:eastAsia="FangSong" w:cs="Times New Roman"/>
-        </w:rPr>
-        <w:t>填充</w:t>
-      </w:r>
-      <w:r>
-        <w:rPr>
-          <w:rFonts w:hint="eastAsia" w:ascii="Times New Roman" w:hAnsi="Times New Roman" w:eastAsia="Times New Roman" w:cs="Times New Roman"/>
-        </w:rPr>
-        <w:t>，</w:t>
-      </w:r>
-      <w:r>
-        <w:rPr>
-          <w:rFonts w:hint="eastAsia" w:ascii="Times New Roman" w:hAnsi="Times New Roman" w:eastAsia="FangSong" w:cs="Times New Roman"/>
-        </w:rPr>
-        <w:t>所以写电子排布时</w:t>
-      </w:r>
-      <w:r>
-        <w:rPr>
-          <w:rFonts w:ascii="Times New Roman" w:hAnsi="Times New Roman" w:eastAsia="Times New Roman" w:cs="Times New Roman"/>
-        </w:rPr>
-        <w:t xml:space="preserve"> 4s </w:t>
-      </w:r>
-      <w:r>
-        <w:rPr>
-          <w:rFonts w:hint="eastAsia" w:ascii="Times New Roman" w:hAnsi="Times New Roman" w:eastAsia="FangSong" w:cs="Times New Roman"/>
-        </w:rPr>
-        <w:t xml:space="preserve">写在</w:t>
-      </w:r>
-      <w:r>
-        <w:rPr>
-          <w:rFonts w:ascii="Times New Roman" w:hAnsi="Times New Roman" w:eastAsia="Times New Roman" w:cs="Times New Roman"/>
-        </w:rPr>
-        <w:t xml:space="preserve"> 3d </w:t>
-      </w:r>
-      <w:r>
-        <w:rPr>
-          <w:rFonts w:hint="eastAsia" w:ascii="Times New Roman" w:hAnsi="Times New Roman" w:eastAsia="FangSong" w:cs="Times New Roman"/>
-        </w:rPr>
-        <w:t>前面</w:t>
-      </w:r>
-      <w:r>
-        <w:rPr>
-          <w:rFonts w:hint="eastAsia" w:ascii="Times New Roman" w:hAnsi="Times New Roman" w:eastAsia="Times New Roman" w:cs="Times New Roman"/>
-        </w:rPr>
-        <w:t>（</w:t>
-      </w:r>
-      <w:r>
-        <w:rPr>
-          <w:rFonts w:hint="eastAsia" w:ascii="Times New Roman" w:hAnsi="Times New Roman" w:eastAsia="FangSong" w:cs="Times New Roman"/>
-        </w:rPr>
-        <w:t>如</w:t>
-      </w:r>
-      <w:r>
-        <w:rPr>
-          <w:rFonts w:ascii="Times New Roman" w:hAnsi="Times New Roman" w:eastAsia="Times New Roman" w:cs="Times New Roman"/>
-        </w:rPr>
-        <w:t xml:space="preserve"> Fe: </w:t>
-      </w:r>
-      <w:r>
-        <w:rPr>
-          <w:rFonts w:hint="eastAsia" w:ascii="Times New Roman" w:hAnsi="Times New Roman" w:eastAsia="Times New Roman" w:cs="Times New Roman"/>
-        </w:rPr>
-        <w:t>[Ar]4s</w:t>
-      </w:r>
-      <w:r>
-        <w:rPr>
-          <w:rFonts w:hint="eastAsia" w:ascii="Times New Roman" w:hAnsi="Times New Roman" w:eastAsia="Times New Roman" w:cs="Times New Roman"/>
-          <w:vertAlign w:val="superscript"/>
-        </w:rPr>
-        <w:t>2</w:t>
-      </w:r>
-      <w:r>
-        <w:rPr>
-          <w:rFonts w:hint="eastAsia" w:ascii="Times New Roman" w:hAnsi="Times New Roman" w:eastAsia="Times New Roman" w:cs="Times New Roman"/>
-        </w:rPr>
-        <w:t>3d</w:t>
-      </w:r>
-      <w:r>
-        <w:rPr>
-          <w:rFonts w:hint="eastAsia" w:ascii="Times New Roman" w:hAnsi="Times New Roman" w:eastAsia="Times New Roman" w:cs="Times New Roman"/>
-          <w:vertAlign w:val="superscript"/>
-        </w:rPr>
-        <w:t>6</w:t>
-      </w:r>
-      <w:r>
-        <w:rPr>
-          <w:rFonts w:hint="eastAsia" w:ascii="Times New Roman" w:hAnsi="Times New Roman" w:eastAsia="Times New Roman" w:cs="Times New Roman"/>
-        </w:rPr>
-        <w:t>）。</w:t>
-      </w:r>
-      <w:r>
-        <w:rPr>
-          <w:rFonts w:hint="eastAsia" w:ascii="Times New Roman" w:hAnsi="Times New Roman" w:eastAsia="FangSong" w:cs="Times New Roman"/>
-        </w:rPr>
-        <w:t>但</w:t>
-      </w:r>
-      <w:r>
-        <w:rPr>
-          <w:rFonts w:hint="eastAsia" w:ascii="Times New Roman" w:hAnsi="Times New Roman" w:eastAsia="FangSong" w:cs="Times New Roman"/>
-          <w:b/>
-          <w:bCs/>
-        </w:rPr>
-        <w:t xml:space="preserve">失电子时先失</w:t>
-      </w:r>
-      <w:r>
-        <w:rPr>
-          <w:rFonts w:ascii="Times New Roman" w:hAnsi="Times New Roman" w:eastAsia="Times New Roman" w:cs="Times New Roman"/>
-          <w:b/>
-          <w:bCs/>
-        </w:rPr>
-        <w:t xml:space="preserve"> 4s </w:t>
-      </w:r>
-      <w:r>
-        <w:rPr>
-          <w:rFonts w:hint="eastAsia" w:ascii="Times New Roman" w:hAnsi="Times New Roman" w:eastAsia="FangSong" w:cs="Times New Roman"/>
-          <w:b/>
-          <w:bCs/>
-        </w:rPr>
-        <w:t xml:space="preserve">电子</w:t>
-      </w:r>
-      <w:r>
-        <w:rPr>
-          <w:rFonts w:hint="eastAsia" w:ascii="Times New Roman" w:hAnsi="Times New Roman" w:eastAsia="Times New Roman" w:cs="Times New Roman"/>
-        </w:rPr>
-        <w:t>，</w:t>
-      </w:r>
-      <w:r>
-        <w:rPr>
-          <w:rFonts w:hint="eastAsia" w:ascii="Times New Roman" w:hAnsi="Times New Roman" w:eastAsia="FangSong" w:cs="Times New Roman"/>
-        </w:rPr>
-        <w:t>因为</w:t>
-      </w:r>
-      <w:r>
-        <w:rPr>
-          <w:rFonts w:ascii="Times New Roman" w:hAnsi="Times New Roman" w:eastAsia="Times New Roman" w:cs="Times New Roman"/>
-        </w:rPr>
-        <w:t xml:space="preserve"> 4s </w:t>
-      </w:r>
-      <w:r>
-        <w:rPr>
-          <w:rFonts w:hint="eastAsia" w:ascii="Times New Roman" w:hAnsi="Times New Roman" w:eastAsia="FangSong" w:cs="Times New Roman"/>
-        </w:rPr>
-        <w:t>电子离核更远</w:t>
-      </w:r>
-      <w:r>
-        <w:rPr>
-          <w:rFonts w:hint="eastAsia" w:ascii="Times New Roman" w:hAnsi="Times New Roman" w:eastAsia="Times New Roman" w:cs="Times New Roman"/>
-        </w:rPr>
-        <w:t>。</w:t>
-      </w:r>
-      <w:r>
-        <w:rPr>
-          <w:rFonts w:hint="eastAsia" w:ascii="Times New Roman" w:hAnsi="Times New Roman" w:eastAsia="FangSong" w:cs="Times New Roman"/>
-        </w:rPr>
-        <w:t>类比</w:t>
-      </w:r>
-      <w:r>
-        <w:rPr>
-          <w:rFonts w:hint="eastAsia" w:ascii="Times New Roman" w:hAnsi="Times New Roman" w:eastAsia="Times New Roman" w:cs="Times New Roman"/>
-        </w:rPr>
-        <w:t>「</w:t>
-      </w:r>
-      <w:r>
-        <w:rPr>
-          <w:rFonts w:hint="eastAsia" w:ascii="Times New Roman" w:hAnsi="Times New Roman" w:eastAsia="FangSong" w:cs="Times New Roman"/>
-        </w:rPr>
-        <w:t>酒店大堂</w:t>
-      </w:r>
-      <w:r>
-        <w:rPr>
-          <w:rFonts w:hint="eastAsia" w:ascii="Times New Roman" w:hAnsi="Times New Roman" w:eastAsia="Times New Roman" w:cs="Times New Roman"/>
-        </w:rPr>
-        <w:t>」——</w:t>
-      </w:r>
-      <w:r>
-        <w:rPr>
-          <w:rFonts w:hint="eastAsia" w:ascii="Times New Roman" w:hAnsi="Times New Roman" w:eastAsia="FangSong" w:cs="Times New Roman"/>
-        </w:rPr>
-        <w:t>入住时先到大堂</w:t>
-      </w:r>
-      <w:r>
-        <w:rPr>
-          <w:rFonts w:hint="eastAsia" w:ascii="Times New Roman" w:hAnsi="Times New Roman" w:eastAsia="Times New Roman" w:cs="Times New Roman"/>
-        </w:rPr>
-        <w:t>(4s)</w:t>
-      </w:r>
-      <w:r>
-        <w:rPr>
-          <w:rFonts w:hint="eastAsia" w:ascii="Times New Roman" w:hAnsi="Times New Roman" w:eastAsia="FangSong" w:cs="Times New Roman"/>
-        </w:rPr>
-        <w:t>再到房间</w:t>
-      </w:r>
-      <w:r>
-        <w:rPr>
-          <w:rFonts w:hint="eastAsia" w:ascii="Times New Roman" w:hAnsi="Times New Roman" w:eastAsia="Times New Roman" w:cs="Times New Roman"/>
-        </w:rPr>
-        <w:t>(3d)，</w:t>
-      </w:r>
-      <w:r>
-        <w:rPr>
-          <w:rFonts w:hint="eastAsia" w:ascii="Times New Roman" w:hAnsi="Times New Roman" w:eastAsia="FangSong" w:cs="Times New Roman"/>
-        </w:rPr>
-        <w:t>退房时也从大堂走</w:t>
-      </w:r>
-      <w:r>
-        <w:rPr>
-          <w:rFonts w:hint="eastAsia" w:ascii="Times New Roman" w:hAnsi="Times New Roman" w:eastAsia="Times New Roman" w:cs="Times New Roman"/>
-        </w:rPr>
-        <w:t>（</w:t>
-      </w:r>
-      <w:r>
-        <w:rPr>
-          <w:rFonts w:hint="eastAsia" w:ascii="Times New Roman" w:hAnsi="Times New Roman" w:eastAsia="FangSong" w:cs="Times New Roman"/>
-        </w:rPr>
-        <w:t>先失</w:t>
-      </w:r>
-      <w:r>
-        <w:rPr>
-          <w:rFonts w:ascii="Times New Roman" w:hAnsi="Times New Roman" w:eastAsia="Times New Roman" w:cs="Times New Roman"/>
-        </w:rPr>
-        <w:t xml:space="preserve"> </w:t>
-      </w:r>
-      <w:r>
-        <w:rPr>
-          <w:rFonts w:hint="eastAsia" w:ascii="Times New Roman" w:hAnsi="Times New Roman" w:eastAsia="Times New Roman" w:cs="Times New Roman"/>
-        </w:rPr>
-        <w:t xml:space="preserve">4s）。</w:t>
+          <w:rFonts w:ascii="Times New Roman" w:hAnsi="Times New Roman" w:eastAsia="Times New Roman" w:cs="Times New Roman"/>
+        </w:rPr>
+        <w:t xml:space="preserve">21</w:t>
       </w:r>
     </w:p>
     <w:p>
@@ -19800,63 +20319,9 @@
       </w:pPr>
       <w:r>
         <w:rPr>
-          <w:rFonts w:hint="eastAsia" w:ascii="Times New Roman" w:hAnsi="Times New Roman" w:eastAsia="FangSong" w:cs="Times New Roman"/>
-        </w:rPr>
-        <w:t>洪特规则的特例</w:t>
-      </w:r>
-      <w:r>
-        <w:rPr>
-          <w:rFonts w:hint="eastAsia" w:ascii="Times New Roman" w:hAnsi="Times New Roman" w:eastAsia="Times New Roman" w:cs="Times New Roman"/>
-        </w:rPr>
-        <w:t>：</w:t>
-      </w:r>
-      <w:r>
-        <w:rPr>
-          <w:rFonts w:hint="eastAsia" w:ascii="Times New Roman" w:hAnsi="Times New Roman" w:eastAsia="FangSong" w:cs="Times New Roman"/>
-        </w:rPr>
-        <w:t>在简并轨道的全充满</w:t>
-      </w:r>
-      <w:r>
-        <w:rPr>
-          <w:rFonts w:hint="eastAsia" w:ascii="Times New Roman" w:hAnsi="Times New Roman" w:eastAsia="Times New Roman" w:cs="Times New Roman"/>
-        </w:rPr>
-        <w:t>、</w:t>
-      </w:r>
-      <w:r>
-        <w:rPr>
-          <w:rFonts w:hint="eastAsia" w:ascii="Times New Roman" w:hAnsi="Times New Roman" w:eastAsia="FangSong" w:cs="Times New Roman"/>
-        </w:rPr>
-        <w:t>半充满</w:t>
-      </w:r>
-      <w:r>
-        <w:rPr>
-          <w:rFonts w:hint="eastAsia" w:ascii="Times New Roman" w:hAnsi="Times New Roman" w:eastAsia="Times New Roman" w:cs="Times New Roman"/>
-        </w:rPr>
-        <w:t>、</w:t>
-      </w:r>
-      <w:r>
-        <w:rPr>
-          <w:rFonts w:hint="eastAsia" w:ascii="Times New Roman" w:hAnsi="Times New Roman" w:eastAsia="FangSong" w:cs="Times New Roman"/>
-        </w:rPr>
-        <w:t>全空状态</w:t>
-      </w:r>
-      <w:r>
-        <w:rPr>
-          <w:rFonts w:hint="eastAsia" w:ascii="Times New Roman" w:hAnsi="Times New Roman" w:eastAsia="Times New Roman" w:cs="Times New Roman"/>
-        </w:rPr>
-        <w:t>，</w:t>
-      </w:r>
-      <w:r>
-        <w:rPr>
-          <w:rFonts w:hint="eastAsia" w:ascii="Times New Roman" w:hAnsi="Times New Roman" w:eastAsia="FangSong" w:cs="Times New Roman"/>
-        </w:rPr>
-        <w:t>具有较低的能量和较大的稳定性</w:t>
-      </w:r>
-      <w:r>
-        <w:rPr>
-          <w:rFonts w:hint="eastAsia" w:ascii="Times New Roman" w:hAnsi="Times New Roman" w:eastAsia="Times New Roman" w:cs="Times New Roman"/>
-        </w:rPr>
-        <w:t>。</w:t>
+          <w:rFonts w:ascii="Times New Roman" w:hAnsi="Times New Roman" w:eastAsia="Times New Roman" w:cs="Times New Roman"/>
+        </w:rPr>
+        <w:t xml:space="preserve">22</w:t>
       </w:r>
     </w:p>
     <w:p>
@@ -19865,9 +20330,9 @@
       </w:pPr>
       <w:r>
         <w:rPr>
-          <w:rFonts w:hint="eastAsia" w:ascii="Times New Roman" w:hAnsi="Times New Roman" w:eastAsia="FangSong" w:cs="Times New Roman"/>
-        </w:rPr>
-        <w:t xml:space="preserve">原子序数</w:t>
+          <w:rFonts w:ascii="Times New Roman" w:hAnsi="Times New Roman" w:eastAsia="Times New Roman" w:cs="Times New Roman"/>
+        </w:rPr>
+        <w:t xml:space="preserve">23</w:t>
       </w:r>
     </w:p>
     <w:p>
@@ -19878,7 +20343,7 @@
         <w:rPr>
           <w:rFonts w:ascii="Times New Roman" w:hAnsi="Times New Roman" w:eastAsia="Times New Roman" w:cs="Times New Roman"/>
         </w:rPr>
-        <w:t xml:space="preserve">21</w:t>
+        <w:t xml:space="preserve">24</w:t>
       </w:r>
     </w:p>
     <w:p>
@@ -19889,7 +20354,7 @@
         <w:rPr>
           <w:rFonts w:ascii="Times New Roman" w:hAnsi="Times New Roman" w:eastAsia="Times New Roman" w:cs="Times New Roman"/>
         </w:rPr>
-        <w:t xml:space="preserve">22</w:t>
+        <w:t xml:space="preserve">25</w:t>
       </w:r>
     </w:p>
     <w:p>
@@ -19900,7 +20365,7 @@
         <w:rPr>
           <w:rFonts w:ascii="Times New Roman" w:hAnsi="Times New Roman" w:eastAsia="Times New Roman" w:cs="Times New Roman"/>
         </w:rPr>
-        <w:t xml:space="preserve">23</w:t>
+        <w:t xml:space="preserve">26</w:t>
       </w:r>
     </w:p>
     <w:p>
@@ -19911,7 +20376,7 @@
         <w:rPr>
           <w:rFonts w:ascii="Times New Roman" w:hAnsi="Times New Roman" w:eastAsia="Times New Roman" w:cs="Times New Roman"/>
         </w:rPr>
-        <w:t xml:space="preserve">24</w:t>
+        <w:t xml:space="preserve">27</w:t>
       </w:r>
     </w:p>
     <w:p>
@@ -19922,7 +20387,7 @@
         <w:rPr>
           <w:rFonts w:ascii="Times New Roman" w:hAnsi="Times New Roman" w:eastAsia="Times New Roman" w:cs="Times New Roman"/>
         </w:rPr>
-        <w:t xml:space="preserve">25</w:t>
+        <w:t xml:space="preserve">28</w:t>
       </w:r>
     </w:p>
     <w:p>
@@ -19933,7 +20398,7 @@
         <w:rPr>
           <w:rFonts w:ascii="Times New Roman" w:hAnsi="Times New Roman" w:eastAsia="Times New Roman" w:cs="Times New Roman"/>
         </w:rPr>
-        <w:t xml:space="preserve">26</w:t>
+        <w:t xml:space="preserve">29</w:t>
       </w:r>
     </w:p>
     <w:p>
@@ -19944,7 +20409,55 @@
         <w:rPr>
           <w:rFonts w:ascii="Times New Roman" w:hAnsi="Times New Roman" w:eastAsia="Times New Roman" w:cs="Times New Roman"/>
         </w:rPr>
-        <w:t xml:space="preserve">27</w:t>
+        <w:t xml:space="preserve">30</w:t>
+      </w:r>
+    </w:p>
+    <w:p>
+      <w:pPr>
+        <w:pStyle w:val="BodyText"/>
+        <w:ind w:firstLine="420"/>
+      </w:pPr>
+      <w:r>
+        <w:rPr>
+          <w:rFonts w:hint="eastAsia" w:ascii="Times New Roman" w:hAnsi="Times New Roman" w:eastAsia="FangSong" w:cs="Times New Roman"/>
+        </w:rPr>
+        <w:t xml:space="preserve">元素符号</w:t>
+      </w:r>
+    </w:p>
+    <w:p>
+      <w:pPr>
+        <w:pStyle w:val="BodyText"/>
+        <w:ind w:firstLine="420"/>
+      </w:pPr>
+      <w:r>
+        <w:rPr>
+          <w:rFonts w:hint="eastAsia" w:ascii="Times New Roman" w:hAnsi="Times New Roman" w:eastAsia="FangSong" w:cs="Times New Roman"/>
+        </w:rPr>
+        <w:t xml:space="preserve">元素名称</w:t>
+      </w:r>
+    </w:p>
+    <w:p>
+      <w:pPr>
+        <w:pStyle w:val="BodyText"/>
+        <w:ind w:firstLine="420"/>
+      </w:pPr>
+      <w:r>
+        <w:rPr>
+          <w:rFonts w:hint="eastAsia" w:ascii="Times New Roman" w:hAnsi="Times New Roman" w:eastAsia="FangSong" w:cs="Times New Roman"/>
+        </w:rPr>
+        <w:t xml:space="preserve">价电子排布</w:t>
+      </w:r>
+    </w:p>
+    <w:p>
+      <w:pPr>
+        <w:pStyle w:val="BodyText"/>
+        <w:ind w:firstLine="420"/>
+      </w:pPr>
+      <w:r>
+        <w:rPr>
+          <w:rFonts w:hint="eastAsia" w:ascii="Times New Roman" w:hAnsi="Times New Roman" w:eastAsia="FangSong" w:cs="Times New Roman"/>
+        </w:rPr>
+        <w:t xml:space="preserve">原子序数</w:t>
       </w:r>
     </w:p>
     <w:p>
@@ -19955,7 +20468,7 @@
         <w:rPr>
           <w:rFonts w:ascii="Times New Roman" w:hAnsi="Times New Roman" w:eastAsia="Times New Roman" w:cs="Times New Roman"/>
         </w:rPr>
-        <w:t xml:space="preserve">28</w:t>
+        <w:t xml:space="preserve">39</w:t>
       </w:r>
     </w:p>
     <w:p>
@@ -19966,7 +20479,7 @@
         <w:rPr>
           <w:rFonts w:ascii="Times New Roman" w:hAnsi="Times New Roman" w:eastAsia="Times New Roman" w:cs="Times New Roman"/>
         </w:rPr>
-        <w:t xml:space="preserve">29</w:t>
+        <w:t xml:space="preserve">40</w:t>
       </w:r>
     </w:p>
     <w:p>
@@ -19977,7 +20490,7 @@
         <w:rPr>
           <w:rFonts w:ascii="Times New Roman" w:hAnsi="Times New Roman" w:eastAsia="Times New Roman" w:cs="Times New Roman"/>
         </w:rPr>
-        <w:t xml:space="preserve">30</w:t>
+        <w:t xml:space="preserve">41</w:t>
       </w:r>
     </w:p>
     <w:p>
@@ -19986,9 +20499,9 @@
       </w:pPr>
       <w:r>
         <w:rPr>
-          <w:rFonts w:hint="eastAsia" w:ascii="Times New Roman" w:hAnsi="Times New Roman" w:eastAsia="FangSong" w:cs="Times New Roman"/>
-        </w:rPr>
-        <w:t xml:space="preserve">元素符号</w:t>
+          <w:rFonts w:ascii="Times New Roman" w:hAnsi="Times New Roman" w:eastAsia="Times New Roman" w:cs="Times New Roman"/>
+        </w:rPr>
+        <w:t xml:space="preserve">42</w:t>
       </w:r>
     </w:p>
     <w:p>
@@ -19997,9 +20510,9 @@
       </w:pPr>
       <w:r>
         <w:rPr>
-          <w:rFonts w:hint="eastAsia" w:ascii="Times New Roman" w:hAnsi="Times New Roman" w:eastAsia="FangSong" w:cs="Times New Roman"/>
-        </w:rPr>
-        <w:t xml:space="preserve">元素名称</w:t>
+          <w:rFonts w:ascii="Times New Roman" w:hAnsi="Times New Roman" w:eastAsia="Times New Roman" w:cs="Times New Roman"/>
+        </w:rPr>
+        <w:t xml:space="preserve">43</w:t>
       </w:r>
     </w:p>
     <w:p>
@@ -20008,9 +20521,9 @@
       </w:pPr>
       <w:r>
         <w:rPr>
-          <w:rFonts w:hint="eastAsia" w:ascii="Times New Roman" w:hAnsi="Times New Roman" w:eastAsia="FangSong" w:cs="Times New Roman"/>
-        </w:rPr>
-        <w:t xml:space="preserve">价电子排布</w:t>
+          <w:rFonts w:ascii="Times New Roman" w:hAnsi="Times New Roman" w:eastAsia="Times New Roman" w:cs="Times New Roman"/>
+        </w:rPr>
+        <w:t xml:space="preserve">44</w:t>
       </w:r>
     </w:p>
     <w:p>
@@ -20019,9 +20532,9 @@
       </w:pPr>
       <w:r>
         <w:rPr>
-          <w:rFonts w:hint="eastAsia" w:ascii="Times New Roman" w:hAnsi="Times New Roman" w:eastAsia="FangSong" w:cs="Times New Roman"/>
-        </w:rPr>
-        <w:t xml:space="preserve">原子序数</w:t>
+          <w:rFonts w:ascii="Times New Roman" w:hAnsi="Times New Roman" w:eastAsia="Times New Roman" w:cs="Times New Roman"/>
+        </w:rPr>
+        <w:t xml:space="preserve">45</w:t>
       </w:r>
     </w:p>
     <w:p>
@@ -20032,7 +20545,7 @@
         <w:rPr>
           <w:rFonts w:ascii="Times New Roman" w:hAnsi="Times New Roman" w:eastAsia="Times New Roman" w:cs="Times New Roman"/>
         </w:rPr>
-        <w:t xml:space="preserve">39</w:t>
+        <w:t xml:space="preserve">46</w:t>
       </w:r>
     </w:p>
     <w:p>
@@ -20043,7 +20556,7 @@
         <w:rPr>
           <w:rFonts w:ascii="Times New Roman" w:hAnsi="Times New Roman" w:eastAsia="Times New Roman" w:cs="Times New Roman"/>
         </w:rPr>
-        <w:t xml:space="preserve">40</w:t>
+        <w:t xml:space="preserve">47</w:t>
       </w:r>
     </w:p>
     <w:p>
@@ -20054,7 +20567,55 @@
         <w:rPr>
           <w:rFonts w:ascii="Times New Roman" w:hAnsi="Times New Roman" w:eastAsia="Times New Roman" w:cs="Times New Roman"/>
         </w:rPr>
-        <w:t xml:space="preserve">41</w:t>
+        <w:t xml:space="preserve">48</w:t>
+      </w:r>
+    </w:p>
+    <w:p>
+      <w:pPr>
+        <w:pStyle w:val="BodyText"/>
+        <w:ind w:firstLine="420"/>
+      </w:pPr>
+      <w:r>
+        <w:rPr>
+          <w:rFonts w:hint="eastAsia" w:ascii="Times New Roman" w:hAnsi="Times New Roman" w:eastAsia="FangSong" w:cs="Times New Roman"/>
+        </w:rPr>
+        <w:t xml:space="preserve">元素符号</w:t>
+      </w:r>
+    </w:p>
+    <w:p>
+      <w:pPr>
+        <w:pStyle w:val="BodyText"/>
+        <w:ind w:firstLine="420"/>
+      </w:pPr>
+      <w:r>
+        <w:rPr>
+          <w:rFonts w:hint="eastAsia" w:ascii="Times New Roman" w:hAnsi="Times New Roman" w:eastAsia="FangSong" w:cs="Times New Roman"/>
+        </w:rPr>
+        <w:t xml:space="preserve">元素名称</w:t>
+      </w:r>
+    </w:p>
+    <w:p>
+      <w:pPr>
+        <w:pStyle w:val="BodyText"/>
+        <w:ind w:firstLine="420"/>
+      </w:pPr>
+      <w:r>
+        <w:rPr>
+          <w:rFonts w:hint="eastAsia" w:ascii="Times New Roman" w:hAnsi="Times New Roman" w:eastAsia="FangSong" w:cs="Times New Roman"/>
+        </w:rPr>
+        <w:t xml:space="preserve">价电子排布</w:t>
+      </w:r>
+    </w:p>
+    <w:p>
+      <w:pPr>
+        <w:pStyle w:val="BodyText"/>
+        <w:ind w:firstLine="420"/>
+      </w:pPr>
+      <w:r>
+        <w:rPr>
+          <w:rFonts w:hint="eastAsia" w:ascii="Times New Roman" w:hAnsi="Times New Roman" w:eastAsia="FangSong" w:cs="Times New Roman"/>
+        </w:rPr>
+        <w:t xml:space="preserve">原子序数</w:t>
       </w:r>
     </w:p>
     <w:p>
@@ -20065,7 +20626,7 @@
         <w:rPr>
           <w:rFonts w:ascii="Times New Roman" w:hAnsi="Times New Roman" w:eastAsia="Times New Roman" w:cs="Times New Roman"/>
         </w:rPr>
-        <w:t xml:space="preserve">42</w:t>
+        <w:t xml:space="preserve">57~71</w:t>
       </w:r>
     </w:p>
     <w:p>
@@ -20076,7 +20637,7 @@
         <w:rPr>
           <w:rFonts w:ascii="Times New Roman" w:hAnsi="Times New Roman" w:eastAsia="Times New Roman" w:cs="Times New Roman"/>
         </w:rPr>
-        <w:t xml:space="preserve">43</w:t>
+        <w:t xml:space="preserve">72</w:t>
       </w:r>
     </w:p>
     <w:p>
@@ -20087,7 +20648,7 @@
         <w:rPr>
           <w:rFonts w:ascii="Times New Roman" w:hAnsi="Times New Roman" w:eastAsia="Times New Roman" w:cs="Times New Roman"/>
         </w:rPr>
-        <w:t xml:space="preserve">44</w:t>
+        <w:t xml:space="preserve">73</w:t>
       </w:r>
     </w:p>
     <w:p>
@@ -20098,7 +20659,7 @@
         <w:rPr>
           <w:rFonts w:ascii="Times New Roman" w:hAnsi="Times New Roman" w:eastAsia="Times New Roman" w:cs="Times New Roman"/>
         </w:rPr>
-        <w:t xml:space="preserve">45</w:t>
+        <w:t xml:space="preserve">74</w:t>
       </w:r>
     </w:p>
     <w:p>
@@ -20109,7 +20670,7 @@
         <w:rPr>
           <w:rFonts w:ascii="Times New Roman" w:hAnsi="Times New Roman" w:eastAsia="Times New Roman" w:cs="Times New Roman"/>
         </w:rPr>
-        <w:t xml:space="preserve">46</w:t>
+        <w:t xml:space="preserve">75</w:t>
       </w:r>
     </w:p>
     <w:p>
@@ -20120,7 +20681,7 @@
         <w:rPr>
           <w:rFonts w:ascii="Times New Roman" w:hAnsi="Times New Roman" w:eastAsia="Times New Roman" w:cs="Times New Roman"/>
         </w:rPr>
-        <w:t xml:space="preserve">47</w:t>
+        <w:t xml:space="preserve">76</w:t>
       </w:r>
     </w:p>
     <w:p>
@@ -20131,7 +20692,7 @@
         <w:rPr>
           <w:rFonts w:ascii="Times New Roman" w:hAnsi="Times New Roman" w:eastAsia="Times New Roman" w:cs="Times New Roman"/>
         </w:rPr>
-        <w:t xml:space="preserve">48</w:t>
+        <w:t xml:space="preserve">77</w:t>
       </w:r>
     </w:p>
     <w:p>
@@ -20140,9 +20701,9 @@
       </w:pPr>
       <w:r>
         <w:rPr>
-          <w:rFonts w:hint="eastAsia" w:ascii="Times New Roman" w:hAnsi="Times New Roman" w:eastAsia="FangSong" w:cs="Times New Roman"/>
-        </w:rPr>
-        <w:t xml:space="preserve">元素符号</w:t>
+          <w:rFonts w:ascii="Times New Roman" w:hAnsi="Times New Roman" w:eastAsia="Times New Roman" w:cs="Times New Roman"/>
+        </w:rPr>
+        <w:t xml:space="preserve">78</w:t>
       </w:r>
     </w:p>
     <w:p>
@@ -20151,9 +20712,9 @@
       </w:pPr>
       <w:r>
         <w:rPr>
-          <w:rFonts w:hint="eastAsia" w:ascii="Times New Roman" w:hAnsi="Times New Roman" w:eastAsia="FangSong" w:cs="Times New Roman"/>
-        </w:rPr>
-        <w:t xml:space="preserve">元素名称</w:t>
+          <w:rFonts w:ascii="Times New Roman" w:hAnsi="Times New Roman" w:eastAsia="Times New Roman" w:cs="Times New Roman"/>
+        </w:rPr>
+        <w:t xml:space="preserve">79</w:t>
       </w:r>
     </w:p>
     <w:p>
@@ -20162,157 +20723,39 @@
       </w:pPr>
       <w:r>
         <w:rPr>
-          <w:rFonts w:hint="eastAsia" w:ascii="Times New Roman" w:hAnsi="Times New Roman" w:eastAsia="FangSong" w:cs="Times New Roman"/>
-        </w:rPr>
-        <w:t xml:space="preserve">价电子排布</w:t>
+          <w:rFonts w:ascii="Times New Roman" w:hAnsi="Times New Roman" w:eastAsia="Times New Roman" w:cs="Times New Roman"/>
+        </w:rPr>
+        <w:t xml:space="preserve">80</w:t>
       </w:r>
     </w:p>
     <w:p>
       <w:pPr>
         <w:pStyle w:val="BodyText"/>
+        <w:ind w:firstLine="420"/>
       </w:pPr>
       <w:r>
         <w:rPr>
           <w:rFonts w:hint="eastAsia" w:ascii="Times New Roman" w:hAnsi="Times New Roman" w:eastAsia="FangSong" w:cs="Times New Roman"/>
         </w:rPr>
-        <w:t xml:space="preserve">原子序数</w:t>
+        <w:t xml:space="preserve">元素符号</w:t>
       </w:r>
     </w:p>
     <w:p>
       <w:pPr>
         <w:pStyle w:val="BodyText"/>
+        <w:ind w:firstLine="420"/>
       </w:pPr>
       <w:r>
         <w:rPr>
-          <w:rFonts w:ascii="Times New Roman" w:hAnsi="Times New Roman" w:eastAsia="Times New Roman" w:cs="Times New Roman"/>
-        </w:rPr>
-        <w:t xml:space="preserve">57~71</w:t>
+          <w:rFonts w:hint="eastAsia" w:ascii="Times New Roman" w:hAnsi="Times New Roman" w:eastAsia="FangSong" w:cs="Times New Roman"/>
+        </w:rPr>
+        <w:t xml:space="preserve">元素名称</w:t>
       </w:r>
     </w:p>
     <w:p>
       <w:pPr>
         <w:pStyle w:val="BodyText"/>
-      </w:pPr>
-      <w:r>
-        <w:rPr>
-          <w:rFonts w:ascii="Times New Roman" w:hAnsi="Times New Roman" w:eastAsia="Times New Roman" w:cs="Times New Roman"/>
-        </w:rPr>
-        <w:t xml:space="preserve">72</w:t>
-      </w:r>
-    </w:p>
-    <w:p>
-      <w:pPr>
-        <w:pStyle w:val="BodyText"/>
-      </w:pPr>
-      <w:r>
-        <w:rPr>
-          <w:rFonts w:ascii="Times New Roman" w:hAnsi="Times New Roman" w:eastAsia="Times New Roman" w:cs="Times New Roman"/>
-        </w:rPr>
-        <w:t xml:space="preserve">73</w:t>
-      </w:r>
-    </w:p>
-    <w:p>
-      <w:pPr>
-        <w:pStyle w:val="BodyText"/>
-      </w:pPr>
-      <w:r>
-        <w:rPr>
-          <w:rFonts w:ascii="Times New Roman" w:hAnsi="Times New Roman" w:eastAsia="Times New Roman" w:cs="Times New Roman"/>
-        </w:rPr>
-        <w:t xml:space="preserve">74</w:t>
-      </w:r>
-    </w:p>
-    <w:p>
-      <w:pPr>
-        <w:pStyle w:val="BodyText"/>
-      </w:pPr>
-      <w:r>
-        <w:rPr>
-          <w:rFonts w:ascii="Times New Roman" w:hAnsi="Times New Roman" w:eastAsia="Times New Roman" w:cs="Times New Roman"/>
-        </w:rPr>
-        <w:t xml:space="preserve">75</w:t>
-      </w:r>
-    </w:p>
-    <w:p>
-      <w:pPr>
-        <w:pStyle w:val="BodyText"/>
-      </w:pPr>
-      <w:r>
-        <w:rPr>
-          <w:rFonts w:ascii="Times New Roman" w:hAnsi="Times New Roman" w:eastAsia="Times New Roman" w:cs="Times New Roman"/>
-        </w:rPr>
-        <w:t xml:space="preserve">76</w:t>
-      </w:r>
-    </w:p>
-    <w:p>
-      <w:pPr>
-        <w:pStyle w:val="BodyText"/>
-      </w:pPr>
-      <w:r>
-        <w:rPr>
-          <w:rFonts w:ascii="Times New Roman" w:hAnsi="Times New Roman" w:eastAsia="Times New Roman" w:cs="Times New Roman"/>
-        </w:rPr>
-        <w:t xml:space="preserve">77</w:t>
-      </w:r>
-    </w:p>
-    <w:p>
-      <w:pPr>
-        <w:pStyle w:val="BodyText"/>
-      </w:pPr>
-      <w:r>
-        <w:rPr>
-          <w:rFonts w:ascii="Times New Roman" w:hAnsi="Times New Roman" w:eastAsia="Times New Roman" w:cs="Times New Roman"/>
-        </w:rPr>
-        <w:t xml:space="preserve">78</w:t>
-      </w:r>
-    </w:p>
-    <w:p>
-      <w:pPr>
-        <w:pStyle w:val="BodyText"/>
-      </w:pPr>
-      <w:r>
-        <w:rPr>
-          <w:rFonts w:ascii="Times New Roman" w:hAnsi="Times New Roman" w:eastAsia="Times New Roman" w:cs="Times New Roman"/>
-        </w:rPr>
-        <w:t xml:space="preserve">79</w:t>
-      </w:r>
-    </w:p>
-    <w:p>
-      <w:pPr>
-        <w:pStyle w:val="BodyText"/>
-      </w:pPr>
-      <w:r>
-        <w:rPr>
-          <w:rFonts w:ascii="Times New Roman" w:hAnsi="Times New Roman" w:eastAsia="Times New Roman" w:cs="Times New Roman"/>
-        </w:rPr>
-        <w:t xml:space="preserve">80</w:t>
-      </w:r>
-    </w:p>
-    <w:p>
-      <w:pPr>
-        <w:pStyle w:val="BodyText"/>
-      </w:pPr>
-      <w:r>
-        <w:rPr>
-          <w:rFonts w:hint="eastAsia" w:ascii="Times New Roman" w:hAnsi="Times New Roman" w:eastAsia="FangSong" w:cs="Times New Roman"/>
-        </w:rPr>
-        <w:t xml:space="preserve">元素符号</w:t>
-      </w:r>
-    </w:p>
-    <w:p>
-      <w:pPr>
-        <w:pStyle w:val="BodyText"/>
-      </w:pPr>
-      <w:r>
-        <w:rPr>
-          <w:rFonts w:hint="eastAsia" w:ascii="Times New Roman" w:hAnsi="Times New Roman" w:eastAsia="FangSong" w:cs="Times New Roman"/>
-        </w:rPr>
-        <w:t xml:space="preserve">元素名称</w:t>
-      </w:r>
-    </w:p>
-    <w:p>
-      <w:pPr>
-        <w:pStyle w:val="BodyText"/>
+        <w:ind w:firstLine="420"/>
       </w:pPr>
       <w:r>
         <w:rPr>
@@ -20349,7 +20792,8 @@
     </w:p>
     <w:p>
       <w:pPr>
-        <w:pStyle w:val="MethodologyBlock"/>
+        <w:pStyle w:val="FirstParagraph"/>
+        <w:ind w:firstLine="420"/>
       </w:pPr>
       <w:r>
         <w:rPr>
@@ -20362,6 +20806,12 @@
           <w:rFonts w:ascii="Times New Roman" w:hAnsi="Times New Roman" w:eastAsia="Times New Roman" w:cs="Times New Roman"/>
         </w:rPr>
         <w:t xml:space="preserve"> </w:t>
+      </w:r>
+      <w:r>
+        <w:rPr>
+          <w:rFonts w:ascii="Times New Roman" w:hAnsi="Times New Roman" w:eastAsia="Times New Roman" w:cs="Times New Roman"/>
+        </w:rPr>
+        <w:t xml:space="preserve">&gt; </w:t>
       </w:r>
       <w:r>
         <w:rPr>
@@ -20469,6 +20919,7 @@
     <w:p>
       <w:pPr>
         <w:pStyle w:val="BodyText"/>
+        <w:ind w:firstLine="420"/>
       </w:pPr>
       <w:r>
         <w:rPr>
@@ -20502,6 +20953,7 @@
           <w:ilvl w:val="0"/>
           <w:numId w:val="1028"/>
         </w:numPr>
+        <w:ind w:firstLine="420"/>
       </w:pPr>
       <m:oMath>
         <m:r>
@@ -20654,6 +21106,7 @@
     <w:p>
       <w:pPr>
         <w:pStyle w:val="FirstParagraph"/>
+        <w:ind w:firstLine="420"/>
       </w:pPr>
       <w:r>
         <w:rPr>
@@ -20779,6 +21232,7 @@
     <w:p>
       <w:pPr>
         <w:pStyle w:val="BodyText"/>
+        <w:ind w:firstLine="420"/>
       </w:pPr>
       <w:r>
         <w:rPr>
@@ -20988,6 +21442,7 @@
     <w:p>
       <w:pPr>
         <w:pStyle w:val="BodyText"/>
+        <w:ind w:firstLine="420"/>
       </w:pPr>
       <w:r>
         <w:rPr>
@@ -21011,6 +21466,7 @@
     <w:p>
       <w:pPr>
         <w:pStyle w:val="BodyText"/>
+        <w:ind w:firstLine="420"/>
       </w:pPr>
       <w:r>
         <w:rPr>
@@ -21034,6 +21490,7 @@
     <w:p>
       <w:pPr>
         <w:pStyle w:val="BodyText"/>
+        <w:ind w:firstLine="420"/>
       </w:pPr>
       <w:r>
         <w:rPr>
@@ -21117,6 +21574,7 @@
     <w:p>
       <w:pPr>
         <w:pStyle w:val="FirstParagraph"/>
+        <w:ind w:firstLine="420"/>
       </w:pPr>
       <w:r>
         <w:rPr>
@@ -21206,6 +21664,7 @@
     <w:p>
       <w:pPr>
         <w:pStyle w:val="BodyText"/>
+        <w:ind w:firstLine="420"/>
       </w:pPr>
       <w:r>
         <w:rPr>
@@ -21346,6 +21805,7 @@
           <w:ilvl w:val="0"/>
           <w:numId w:val="1029"/>
         </w:numPr>
+        <w:ind w:firstLine="420"/>
       </w:pPr>
       <w:r>
         <w:rPr>
@@ -21390,6 +21850,7 @@
           <w:ilvl w:val="0"/>
           <w:numId w:val="1029"/>
         </w:numPr>
+        <w:ind w:firstLine="420"/>
       </w:pPr>
       <w:r>
         <w:rPr>
@@ -21425,6 +21886,7 @@
     <w:p>
       <w:pPr>
         <w:pStyle w:val="FirstParagraph"/>
+        <w:ind w:firstLine="420"/>
       </w:pPr>
       <w:r>
         <w:rPr>
@@ -21581,6 +22043,7 @@
       <w:pPr>
         <w:pStyle w:val="BodyText"/>
         <w:spacing w:after="80"/>
+        <w:ind w:firstLine="420"/>
       </w:pPr>
       <w:r>
         <w:rPr>
@@ -21884,6 +22347,15 @@
         <w:tblStyle w:val="Table"/>
         <w:tblW w:type="auto" w:w="0"/>
         <w:tblLook w:firstRow="1" w:lastRow="0" w:firstColumn="0" w:lastColumn="0" w:noHBand="0" w:noVBand="0" w:val="0020"/>
+        <w:jc w:val="center"/>
+        <w:tblBorders>
+          <w:top w:val="single" w:sz="12" w:space="0" w:color="333333"/>
+          <w:bottom w:val="single" w:sz="12" w:space="0" w:color="333333"/>
+          <w:left w:val="none"/>
+          <w:right w:val="none"/>
+          <w:insideH w:val="none"/>
+          <w:insideV w:val="none"/>
+        </w:tblBorders>
       </w:tblPr>
       <w:tblGrid>
         <w:gridCol w:w="2640"/>
@@ -21895,7 +22367,11 @@
           <w:tblHeader w:val="on"/>
         </w:trPr>
         <w:tc>
-          <w:tcPr/>
+          <w:tcPr>
+            <w:tcBorders>
+              <w:bottom w:val="single" w:sz="6" w:space="0" w:color="333333"/>
+            </w:tcBorders>
+          </w:tcPr>
           <w:p>
             <w:pPr>
               <w:pStyle w:val="Compact"/>
@@ -21911,7 +22387,11 @@
           </w:p>
         </w:tc>
         <w:tc>
-          <w:tcPr/>
+          <w:tcPr>
+            <w:tcBorders>
+              <w:bottom w:val="single" w:sz="6" w:space="0" w:color="333333"/>
+            </w:tcBorders>
+          </w:tcPr>
           <w:p>
             <w:pPr>
               <w:pStyle w:val="Compact"/>
@@ -21927,7 +22407,11 @@
           </w:p>
         </w:tc>
         <w:tc>
-          <w:tcPr/>
+          <w:tcPr>
+            <w:tcBorders>
+              <w:bottom w:val="single" w:sz="6" w:space="0" w:color="333333"/>
+            </w:tcBorders>
+          </w:tcPr>
           <w:p>
             <w:pPr>
               <w:pStyle w:val="Compact"/>
@@ -22220,6 +22704,7 @@
       <w:pPr>
         <w:pStyle w:val="BodyText"/>
         <w:spacing w:before="120"/>
+        <w:ind w:firstLine="420"/>
       </w:pPr>
       <w:r>
         <w:rPr>
@@ -22287,6 +22772,7 @@
     <w:p>
       <w:pPr>
         <w:pStyle w:val="BodyText"/>
+        <w:ind w:firstLine="420"/>
       </w:pPr>
       <w:r>
         <w:rPr>
@@ -22509,6 +22995,7 @@
     <w:p>
       <w:pPr>
         <w:pStyle w:val="BodyText"/>
+        <w:ind w:firstLine="420"/>
       </w:pPr>
       <w:r>
         <w:rPr>
@@ -22699,6 +23186,7 @@
     <w:p>
       <w:pPr>
         <w:pStyle w:val="BodyText"/>
+        <w:ind w:firstLine="420"/>
       </w:pPr>
       <w:r>
         <w:rPr>
@@ -23212,6 +23700,7 @@
           <w:ilvl w:val="0"/>
           <w:numId w:val="1030"/>
         </w:numPr>
+        <w:ind w:firstLine="420"/>
       </w:pPr>
       <w:r>
         <w:rPr>
@@ -24021,6 +24510,7 @@
           <w:ilvl w:val="0"/>
           <w:numId w:val="1032"/>
         </w:numPr>
+        <w:ind w:firstLine="420"/>
       </w:pPr>
       <w:r>
         <w:rPr>
@@ -24192,6 +24682,7 @@
           <w:numId w:val="1032"/>
         </w:numPr>
         <w:spacing w:after="80"/>
+        <w:ind w:firstLine="420"/>
       </w:pPr>
       <w:r>
         <w:rPr>
@@ -24515,6 +25006,15 @@
         <w:tblStyle w:val="Table"/>
         <w:tblW w:type="auto" w:w="0"/>
         <w:tblLook w:firstRow="1" w:lastRow="0" w:firstColumn="0" w:lastColumn="0" w:noHBand="0" w:noVBand="0" w:val="0020"/>
+        <w:jc w:val="center"/>
+        <w:tblBorders>
+          <w:top w:val="single" w:sz="12" w:space="0" w:color="333333"/>
+          <w:bottom w:val="single" w:sz="12" w:space="0" w:color="333333"/>
+          <w:left w:val="none"/>
+          <w:right w:val="none"/>
+          <w:insideH w:val="none"/>
+          <w:insideV w:val="none"/>
+        </w:tblBorders>
       </w:tblPr>
       <w:tblGrid>
         <w:gridCol w:w="2640"/>
@@ -24526,7 +25026,11 @@
           <w:tblHeader w:val="on"/>
         </w:trPr>
         <w:tc>
-          <w:tcPr/>
+          <w:tcPr>
+            <w:tcBorders>
+              <w:bottom w:val="single" w:sz="6" w:space="0" w:color="333333"/>
+            </w:tcBorders>
+          </w:tcPr>
           <w:p>
             <w:pPr>
               <w:pStyle w:val="Compact"/>
@@ -24542,7 +25046,11 @@
           </w:p>
         </w:tc>
         <w:tc>
-          <w:tcPr/>
+          <w:tcPr>
+            <w:tcBorders>
+              <w:bottom w:val="single" w:sz="6" w:space="0" w:color="333333"/>
+            </w:tcBorders>
+          </w:tcPr>
           <w:p>
             <w:pPr>
               <w:pStyle w:val="Compact"/>
@@ -24558,7 +25066,11 @@
           </w:p>
         </w:tc>
         <w:tc>
-          <w:tcPr/>
+          <w:tcPr>
+            <w:tcBorders>
+              <w:bottom w:val="single" w:sz="6" w:space="0" w:color="333333"/>
+            </w:tcBorders>
+          </w:tcPr>
           <w:p>
             <w:pPr>
               <w:pStyle w:val="Compact"/>
@@ -24866,6 +25378,15 @@
         <w:tblStyle w:val="Table"/>
         <w:tblW w:type="auto" w:w="0"/>
         <w:tblLook w:firstRow="1" w:lastRow="0" w:firstColumn="0" w:lastColumn="0" w:noHBand="0" w:noVBand="0" w:val="0020"/>
+        <w:jc w:val="center"/>
+        <w:tblBorders>
+          <w:top w:val="single" w:sz="12" w:space="0" w:color="333333"/>
+          <w:bottom w:val="single" w:sz="12" w:space="0" w:color="333333"/>
+          <w:left w:val="none"/>
+          <w:right w:val="none"/>
+          <w:insideH w:val="none"/>
+          <w:insideV w:val="none"/>
+        </w:tblBorders>
       </w:tblPr>
       <w:tblGrid>
         <w:gridCol w:w="2640"/>
@@ -24877,7 +25398,11 @@
           <w:tblHeader w:val="on"/>
         </w:trPr>
         <w:tc>
-          <w:tcPr/>
+          <w:tcPr>
+            <w:tcBorders>
+              <w:bottom w:val="single" w:sz="6" w:space="0" w:color="333333"/>
+            </w:tcBorders>
+          </w:tcPr>
           <w:p>
             <w:pPr>
               <w:pStyle w:val="Compact"/>
@@ -24893,7 +25418,11 @@
           </w:p>
         </w:tc>
         <w:tc>
-          <w:tcPr/>
+          <w:tcPr>
+            <w:tcBorders>
+              <w:bottom w:val="single" w:sz="6" w:space="0" w:color="333333"/>
+            </w:tcBorders>
+          </w:tcPr>
           <w:p>
             <w:pPr>
               <w:pStyle w:val="Compact"/>
@@ -24909,7 +25438,11 @@
           </w:p>
         </w:tc>
         <w:tc>
-          <w:tcPr/>
+          <w:tcPr>
+            <w:tcBorders>
+              <w:bottom w:val="single" w:sz="6" w:space="0" w:color="333333"/>
+            </w:tcBorders>
+          </w:tcPr>
           <w:p>
             <w:pPr>
               <w:pStyle w:val="Compact"/>
@@ -25133,6 +25666,7 @@
           <w:numId w:val="1033"/>
         </w:numPr>
         <w:spacing w:before="120"/>
+        <w:ind w:firstLine="420"/>
       </w:pPr>
       <w:r>
         <w:rPr>
@@ -25156,6 +25690,7 @@
     <w:p>
       <w:pPr>
         <w:pStyle w:val="FirstParagraph"/>
+        <w:ind w:firstLine="420"/>
       </w:pPr>
       <w:r>
         <w:rPr>
@@ -25215,6 +25750,7 @@
     <w:p>
       <w:pPr>
         <w:pStyle w:val="BodyText"/>
+        <w:ind w:firstLine="420"/>
       </w:pPr>
       <w:r>
         <w:rPr>
@@ -25665,6 +26201,7 @@
           <w:ilvl w:val="0"/>
           <w:numId w:val="1034"/>
         </w:numPr>
+        <w:ind w:firstLine="420"/>
       </w:pPr>
       <w:r>
         <w:rPr>
@@ -25812,6 +26349,7 @@
           <w:ilvl w:val="0"/>
           <w:numId w:val="1035"/>
         </w:numPr>
+        <w:ind w:firstLine="420"/>
       </w:pPr>
       <w:r>
         <w:rPr>
@@ -25853,6 +26391,7 @@
     <w:p>
       <w:pPr>
         <w:pStyle w:val="FirstParagraph"/>
+        <w:ind w:firstLine="420"/>
       </w:pPr>
       <w:r>
         <w:rPr>
@@ -25916,6 +26455,7 @@
           <w:ilvl w:val="0"/>
           <w:numId w:val="1036"/>
         </w:numPr>
+        <w:ind w:firstLine="420"/>
       </w:pPr>
       <w:r>
         <w:rPr>
@@ -26144,6 +26684,7 @@
           <w:ilvl w:val="0"/>
           <w:numId w:val="1037"/>
         </w:numPr>
+        <w:ind w:firstLine="420"/>
       </w:pPr>
       <w:r>
         <w:rPr>
@@ -26443,6 +26984,7 @@
           <w:ilvl w:val="0"/>
           <w:numId w:val="1038"/>
         </w:numPr>
+        <w:ind w:firstLine="420"/>
       </w:pPr>
       <w:r>
         <w:rPr>
@@ -26481,6 +27023,7 @@
           <w:ilvl w:val="0"/>
           <w:numId w:val="1038"/>
         </w:numPr>
+        <w:ind w:firstLine="420"/>
       </w:pPr>
       <w:r>
         <w:rPr>
@@ -26510,6 +27053,7 @@
     <w:p>
       <w:pPr>
         <w:pStyle w:val="FirstParagraph"/>
+        <w:ind w:firstLine="420"/>
       </w:pPr>
       <w:r>
         <w:rPr>
@@ -26561,6 +27105,7 @@
           <w:ilvl w:val="0"/>
           <w:numId w:val="1039"/>
         </w:numPr>
+        <w:ind w:firstLine="420"/>
       </w:pPr>
       <w:r>
         <w:rPr>
@@ -26689,6 +27234,7 @@
     <w:p>
       <w:pPr>
         <w:pStyle w:val="BlockText"/>
+        <w:ind w:firstLine="420"/>
       </w:pPr>
       <w:r>
         <w:rPr>
@@ -26757,6 +27303,15 @@
         <w:tblStyle w:val="Table"/>
         <w:tblW w:type="auto" w:w="0"/>
         <w:tblLook w:firstRow="1" w:lastRow="0" w:firstColumn="0" w:lastColumn="0" w:noHBand="0" w:noVBand="0" w:val="0020"/>
+        <w:jc w:val="center"/>
+        <w:tblBorders>
+          <w:top w:val="single" w:sz="12" w:space="0" w:color="333333"/>
+          <w:bottom w:val="single" w:sz="12" w:space="0" w:color="333333"/>
+          <w:left w:val="none"/>
+          <w:right w:val="none"/>
+          <w:insideH w:val="none"/>
+          <w:insideV w:val="none"/>
+        </w:tblBorders>
       </w:tblPr>
       <w:tblGrid>
         <w:gridCol w:w="2640"/>
@@ -26768,7 +27323,11 @@
           <w:tblHeader w:val="on"/>
         </w:trPr>
         <w:tc>
-          <w:tcPr/>
+          <w:tcPr>
+            <w:tcBorders>
+              <w:bottom w:val="single" w:sz="6" w:space="0" w:color="333333"/>
+            </w:tcBorders>
+          </w:tcPr>
           <w:p>
             <w:pPr>
               <w:pStyle w:val="Compact"/>
@@ -26784,7 +27343,11 @@
           </w:p>
         </w:tc>
         <w:tc>
-          <w:tcPr/>
+          <w:tcPr>
+            <w:tcBorders>
+              <w:bottom w:val="single" w:sz="6" w:space="0" w:color="333333"/>
+            </w:tcBorders>
+          </w:tcPr>
           <w:p>
             <w:pPr>
               <w:pStyle w:val="Compact"/>
@@ -26800,7 +27363,11 @@
           </w:p>
         </w:tc>
         <w:tc>
-          <w:tcPr/>
+          <w:tcPr>
+            <w:tcBorders>
+              <w:bottom w:val="single" w:sz="6" w:space="0" w:color="333333"/>
+            </w:tcBorders>
+          </w:tcPr>
           <w:p>
             <w:pPr>
               <w:pStyle w:val="Compact"/>
@@ -27251,6 +27818,15 @@
         <w:tblStyle w:val="Table"/>
         <w:tblW w:type="auto" w:w="0"/>
         <w:tblLook w:firstRow="1" w:lastRow="0" w:firstColumn="0" w:lastColumn="0" w:noHBand="0" w:noVBand="0" w:val="0020"/>
+        <w:jc w:val="center"/>
+        <w:tblBorders>
+          <w:top w:val="single" w:sz="12" w:space="0" w:color="333333"/>
+          <w:bottom w:val="single" w:sz="12" w:space="0" w:color="333333"/>
+          <w:left w:val="none"/>
+          <w:right w:val="none"/>
+          <w:insideH w:val="none"/>
+          <w:insideV w:val="none"/>
+        </w:tblBorders>
       </w:tblPr>
       <w:tblGrid>
         <w:gridCol w:w="2640"/>
@@ -27262,7 +27838,11 @@
           <w:tblHeader w:val="on"/>
         </w:trPr>
         <w:tc>
-          <w:tcPr/>
+          <w:tcPr>
+            <w:tcBorders>
+              <w:bottom w:val="single" w:sz="6" w:space="0" w:color="333333"/>
+            </w:tcBorders>
+          </w:tcPr>
           <w:p>
             <w:pPr>
               <w:pStyle w:val="Compact"/>
@@ -27278,7 +27858,11 @@
           </w:p>
         </w:tc>
         <w:tc>
-          <w:tcPr/>
+          <w:tcPr>
+            <w:tcBorders>
+              <w:bottom w:val="single" w:sz="6" w:space="0" w:color="333333"/>
+            </w:tcBorders>
+          </w:tcPr>
           <w:p>
             <w:pPr>
               <w:pStyle w:val="Compact"/>
@@ -27294,7 +27878,11 @@
           </w:p>
         </w:tc>
         <w:tc>
-          <w:tcPr/>
+          <w:tcPr>
+            <w:tcBorders>
+              <w:bottom w:val="single" w:sz="6" w:space="0" w:color="333333"/>
+            </w:tcBorders>
+          </w:tcPr>
           <w:p>
             <w:pPr>
               <w:pStyle w:val="Compact"/>
@@ -28116,6 +28704,15 @@
         <w:tblStyle w:val="Table"/>
         <w:tblW w:type="auto" w:w="0"/>
         <w:tblLook w:firstRow="1" w:lastRow="0" w:firstColumn="0" w:lastColumn="0" w:noHBand="0" w:noVBand="0" w:val="0020"/>
+        <w:jc w:val="center"/>
+        <w:tblBorders>
+          <w:top w:val="single" w:sz="12" w:space="0" w:color="333333"/>
+          <w:bottom w:val="single" w:sz="12" w:space="0" w:color="333333"/>
+          <w:left w:val="none"/>
+          <w:right w:val="none"/>
+          <w:insideH w:val="none"/>
+          <w:insideV w:val="none"/>
+        </w:tblBorders>
       </w:tblPr>
       <w:tblGrid>
         <w:gridCol w:w="2640"/>
@@ -28127,7 +28724,11 @@
           <w:tblHeader w:val="on"/>
         </w:trPr>
         <w:tc>
-          <w:tcPr/>
+          <w:tcPr>
+            <w:tcBorders>
+              <w:bottom w:val="single" w:sz="6" w:space="0" w:color="333333"/>
+            </w:tcBorders>
+          </w:tcPr>
           <w:p>
             <w:pPr>
               <w:pStyle w:val="Compact"/>
@@ -28143,7 +28744,11 @@
           </w:p>
         </w:tc>
         <w:tc>
-          <w:tcPr/>
+          <w:tcPr>
+            <w:tcBorders>
+              <w:bottom w:val="single" w:sz="6" w:space="0" w:color="333333"/>
+            </w:tcBorders>
+          </w:tcPr>
           <w:p>
             <w:pPr>
               <w:pStyle w:val="Compact"/>
@@ -28159,7 +28764,11 @@
           </w:p>
         </w:tc>
         <w:tc>
-          <w:tcPr/>
+          <w:tcPr>
+            <w:tcBorders>
+              <w:bottom w:val="single" w:sz="6" w:space="0" w:color="333333"/>
+            </w:tcBorders>
+          </w:tcPr>
           <w:p>
             <w:pPr>
               <w:pStyle w:val="Compact"/>
@@ -30464,6 +31073,7 @@
       <w:pPr>
         <w:pStyle w:val="BodyText"/>
         <w:spacing w:before="120" w:after="80"/>
+        <w:ind w:firstLine="420"/>
       </w:pPr>
       <w:r>
         <w:rPr>
@@ -30503,6 +31113,15 @@
         <w:tblStyle w:val="Table"/>
         <w:tblW w:type="auto" w:w="0"/>
         <w:tblLook w:firstRow="1" w:lastRow="0" w:firstColumn="0" w:lastColumn="0" w:noHBand="0" w:noVBand="0" w:val="0020"/>
+        <w:jc w:val="center"/>
+        <w:tblBorders>
+          <w:top w:val="single" w:sz="12" w:space="0" w:color="333333"/>
+          <w:bottom w:val="single" w:sz="12" w:space="0" w:color="333333"/>
+          <w:left w:val="none"/>
+          <w:right w:val="none"/>
+          <w:insideH w:val="none"/>
+          <w:insideV w:val="none"/>
+        </w:tblBorders>
       </w:tblPr>
       <w:tblGrid>
         <w:gridCol w:w="990"/>
@@ -30519,7 +31138,11 @@
           <w:tblHeader w:val="on"/>
         </w:trPr>
         <w:tc>
-          <w:tcPr/>
+          <w:tcPr>
+            <w:tcBorders>
+              <w:bottom w:val="single" w:sz="6" w:space="0" w:color="333333"/>
+            </w:tcBorders>
+          </w:tcPr>
           <w:p>
             <w:pPr>
               <w:pStyle w:val="Compact"/>
@@ -30535,7 +31158,11 @@
           </w:p>
         </w:tc>
         <w:tc>
-          <w:tcPr/>
+          <w:tcPr>
+            <w:tcBorders>
+              <w:bottom w:val="single" w:sz="6" w:space="0" w:color="333333"/>
+            </w:tcBorders>
+          </w:tcPr>
           <w:p>
             <w:pPr>
               <w:pStyle w:val="Compact"/>
@@ -30551,7 +31178,11 @@
           </w:p>
         </w:tc>
         <w:tc>
-          <w:tcPr/>
+          <w:tcPr>
+            <w:tcBorders>
+              <w:bottom w:val="single" w:sz="6" w:space="0" w:color="333333"/>
+            </w:tcBorders>
+          </w:tcPr>
           <w:p>
             <w:pPr>
               <w:pStyle w:val="Compact"/>
@@ -30567,7 +31198,11 @@
           </w:p>
         </w:tc>
         <w:tc>
-          <w:tcPr/>
+          <w:tcPr>
+            <w:tcBorders>
+              <w:bottom w:val="single" w:sz="6" w:space="0" w:color="333333"/>
+            </w:tcBorders>
+          </w:tcPr>
           <w:p>
             <w:pPr>
               <w:pStyle w:val="Compact"/>
@@ -30583,7 +31218,11 @@
           </w:p>
         </w:tc>
         <w:tc>
-          <w:tcPr/>
+          <w:tcPr>
+            <w:tcBorders>
+              <w:bottom w:val="single" w:sz="6" w:space="0" w:color="333333"/>
+            </w:tcBorders>
+          </w:tcPr>
           <w:p>
             <w:pPr>
               <w:pStyle w:val="Compact"/>
@@ -30599,7 +31238,11 @@
           </w:p>
         </w:tc>
         <w:tc>
-          <w:tcPr/>
+          <w:tcPr>
+            <w:tcBorders>
+              <w:bottom w:val="single" w:sz="6" w:space="0" w:color="333333"/>
+            </w:tcBorders>
+          </w:tcPr>
           <w:p>
             <w:pPr>
               <w:pStyle w:val="Compact"/>
@@ -30615,7 +31258,11 @@
           </w:p>
         </w:tc>
         <w:tc>
-          <w:tcPr/>
+          <w:tcPr>
+            <w:tcBorders>
+              <w:bottom w:val="single" w:sz="6" w:space="0" w:color="333333"/>
+            </w:tcBorders>
+          </w:tcPr>
           <w:p>
             <w:pPr>
               <w:pStyle w:val="Compact"/>
@@ -30631,7 +31278,11 @@
           </w:p>
         </w:tc>
         <w:tc>
-          <w:tcPr/>
+          <w:tcPr>
+            <w:tcBorders>
+              <w:bottom w:val="single" w:sz="6" w:space="0" w:color="333333"/>
+            </w:tcBorders>
+          </w:tcPr>
           <w:p>
             <w:pPr>
               <w:pStyle w:val="Compact"/>
@@ -30774,6 +31425,7 @@
       <w:pPr>
         <w:pStyle w:val="BodyText"/>
         <w:spacing w:before="120" w:after="80"/>
+        <w:ind w:firstLine="420"/>
       </w:pPr>
       <w:r>
         <w:rPr>
@@ -30813,6 +31465,15 @@
         <w:tblStyle w:val="Table"/>
         <w:tblW w:type="auto" w:w="0"/>
         <w:tblLook w:firstRow="1" w:lastRow="0" w:firstColumn="0" w:lastColumn="0" w:noHBand="0" w:noVBand="0" w:val="0020"/>
+        <w:jc w:val="center"/>
+        <w:tblBorders>
+          <w:top w:val="single" w:sz="12" w:space="0" w:color="333333"/>
+          <w:bottom w:val="single" w:sz="12" w:space="0" w:color="333333"/>
+          <w:left w:val="none"/>
+          <w:right w:val="none"/>
+          <w:insideH w:val="none"/>
+          <w:insideV w:val="none"/>
+        </w:tblBorders>
       </w:tblPr>
       <w:tblGrid>
         <w:gridCol w:w="1131"/>
@@ -30828,7 +31489,11 @@
           <w:tblHeader w:val="on"/>
         </w:trPr>
         <w:tc>
-          <w:tcPr/>
+          <w:tcPr>
+            <w:tcBorders>
+              <w:bottom w:val="single" w:sz="6" w:space="0" w:color="333333"/>
+            </w:tcBorders>
+          </w:tcPr>
           <w:p>
             <w:pPr>
               <w:pStyle w:val="Compact"/>
@@ -30844,7 +31509,11 @@
           </w:p>
         </w:tc>
         <w:tc>
-          <w:tcPr/>
+          <w:tcPr>
+            <w:tcBorders>
+              <w:bottom w:val="single" w:sz="6" w:space="0" w:color="333333"/>
+            </w:tcBorders>
+          </w:tcPr>
           <w:p>
             <w:pPr>
               <w:pStyle w:val="Compact"/>
@@ -30860,7 +31529,11 @@
           </w:p>
         </w:tc>
         <w:tc>
-          <w:tcPr/>
+          <w:tcPr>
+            <w:tcBorders>
+              <w:bottom w:val="single" w:sz="6" w:space="0" w:color="333333"/>
+            </w:tcBorders>
+          </w:tcPr>
           <w:p>
             <w:pPr>
               <w:pStyle w:val="Compact"/>
@@ -30876,7 +31549,11 @@
           </w:p>
         </w:tc>
         <w:tc>
-          <w:tcPr/>
+          <w:tcPr>
+            <w:tcBorders>
+              <w:bottom w:val="single" w:sz="6" w:space="0" w:color="333333"/>
+            </w:tcBorders>
+          </w:tcPr>
           <w:p>
             <w:pPr>
               <w:pStyle w:val="Compact"/>
@@ -30892,7 +31569,11 @@
           </w:p>
         </w:tc>
         <w:tc>
-          <w:tcPr/>
+          <w:tcPr>
+            <w:tcBorders>
+              <w:bottom w:val="single" w:sz="6" w:space="0" w:color="333333"/>
+            </w:tcBorders>
+          </w:tcPr>
           <w:p>
             <w:pPr>
               <w:pStyle w:val="Compact"/>
@@ -30908,7 +31589,11 @@
           </w:p>
         </w:tc>
         <w:tc>
-          <w:tcPr/>
+          <w:tcPr>
+            <w:tcBorders>
+              <w:bottom w:val="single" w:sz="6" w:space="0" w:color="333333"/>
+            </w:tcBorders>
+          </w:tcPr>
           <w:p>
             <w:pPr>
               <w:pStyle w:val="Compact"/>
@@ -30924,7 +31609,11 @@
           </w:p>
         </w:tc>
         <w:tc>
-          <w:tcPr/>
+          <w:tcPr>
+            <w:tcBorders>
+              <w:bottom w:val="single" w:sz="6" w:space="0" w:color="333333"/>
+            </w:tcBorders>
+          </w:tcPr>
           <w:p>
             <w:pPr>
               <w:pStyle w:val="Compact"/>
@@ -31052,6 +31741,7 @@
       <w:pPr>
         <w:pStyle w:val="BodyText"/>
         <w:spacing w:before="120" w:after="80"/>
+        <w:ind w:firstLine="420"/>
       </w:pPr>
       <w:r>
         <w:rPr>
@@ -31083,6 +31773,15 @@
         <w:tblStyle w:val="Table"/>
         <w:tblW w:type="auto" w:w="0"/>
         <w:tblLook w:firstRow="1" w:lastRow="0" w:firstColumn="0" w:lastColumn="0" w:noHBand="0" w:noVBand="0" w:val="0020"/>
+        <w:jc w:val="center"/>
+        <w:tblBorders>
+          <w:top w:val="single" w:sz="12" w:space="0" w:color="333333"/>
+          <w:bottom w:val="single" w:sz="12" w:space="0" w:color="333333"/>
+          <w:left w:val="none"/>
+          <w:right w:val="none"/>
+          <w:insideH w:val="none"/>
+          <w:insideV w:val="none"/>
+        </w:tblBorders>
       </w:tblPr>
       <w:tblGrid>
         <w:gridCol w:w="1980"/>
@@ -31095,7 +31794,11 @@
           <w:tblHeader w:val="on"/>
         </w:trPr>
         <w:tc>
-          <w:tcPr/>
+          <w:tcPr>
+            <w:tcBorders>
+              <w:bottom w:val="single" w:sz="6" w:space="0" w:color="333333"/>
+            </w:tcBorders>
+          </w:tcPr>
           <w:p>
             <w:pPr>
               <w:pStyle w:val="Compact"/>
@@ -31111,7 +31814,11 @@
           </w:p>
         </w:tc>
         <w:tc>
-          <w:tcPr/>
+          <w:tcPr>
+            <w:tcBorders>
+              <w:bottom w:val="single" w:sz="6" w:space="0" w:color="333333"/>
+            </w:tcBorders>
+          </w:tcPr>
           <w:p>
             <w:pPr>
               <w:pStyle w:val="Compact"/>
@@ -31127,7 +31834,11 @@
           </w:p>
         </w:tc>
         <w:tc>
-          <w:tcPr/>
+          <w:tcPr>
+            <w:tcBorders>
+              <w:bottom w:val="single" w:sz="6" w:space="0" w:color="333333"/>
+            </w:tcBorders>
+          </w:tcPr>
           <w:p>
             <w:pPr>
               <w:pStyle w:val="Compact"/>
@@ -31143,7 +31854,11 @@
           </w:p>
         </w:tc>
         <w:tc>
-          <w:tcPr/>
+          <w:tcPr>
+            <w:tcBorders>
+              <w:bottom w:val="single" w:sz="6" w:space="0" w:color="333333"/>
+            </w:tcBorders>
+          </w:tcPr>
           <w:p>
             <w:pPr>
               <w:pStyle w:val="Compact"/>
@@ -31453,6 +32168,15 @@
         <w:tblStyle w:val="Table"/>
         <w:tblW w:type="auto" w:w="0"/>
         <w:tblLook w:firstRow="1" w:lastRow="0" w:firstColumn="0" w:lastColumn="0" w:noHBand="0" w:noVBand="0" w:val="0020"/>
+        <w:jc w:val="center"/>
+        <w:tblBorders>
+          <w:top w:val="single" w:sz="12" w:space="0" w:color="333333"/>
+          <w:bottom w:val="single" w:sz="12" w:space="0" w:color="333333"/>
+          <w:left w:val="none"/>
+          <w:right w:val="none"/>
+          <w:insideH w:val="none"/>
+          <w:insideV w:val="none"/>
+        </w:tblBorders>
       </w:tblPr>
       <w:tblGrid>
         <w:gridCol w:w="2640"/>
@@ -31464,7 +32188,11 @@
           <w:tblHeader w:val="on"/>
         </w:trPr>
         <w:tc>
-          <w:tcPr/>
+          <w:tcPr>
+            <w:tcBorders>
+              <w:bottom w:val="single" w:sz="6" w:space="0" w:color="333333"/>
+            </w:tcBorders>
+          </w:tcPr>
           <w:p>
             <w:pPr>
               <w:pStyle w:val="Compact"/>
@@ -31480,7 +32208,11 @@
           </w:p>
         </w:tc>
         <w:tc>
-          <w:tcPr/>
+          <w:tcPr>
+            <w:tcBorders>
+              <w:bottom w:val="single" w:sz="6" w:space="0" w:color="333333"/>
+            </w:tcBorders>
+          </w:tcPr>
           <w:p>
             <w:pPr>
               <w:pStyle w:val="Compact"/>
@@ -31496,7 +32228,11 @@
           </w:p>
         </w:tc>
         <w:tc>
-          <w:tcPr/>
+          <w:tcPr>
+            <w:tcBorders>
+              <w:bottom w:val="single" w:sz="6" w:space="0" w:color="333333"/>
+            </w:tcBorders>
+          </w:tcPr>
           <w:p>
             <w:pPr>
               <w:pStyle w:val="Compact"/>
@@ -32841,6 +33577,15 @@
         <w:tblStyle w:val="Table"/>
         <w:tblW w:type="auto" w:w="0"/>
         <w:tblLook w:firstRow="1" w:lastRow="0" w:firstColumn="0" w:lastColumn="0" w:noHBand="0" w:noVBand="0" w:val="0020"/>
+        <w:jc w:val="center"/>
+        <w:tblBorders>
+          <w:top w:val="single" w:sz="12" w:space="0" w:color="333333"/>
+          <w:bottom w:val="single" w:sz="12" w:space="0" w:color="333333"/>
+          <w:left w:val="none"/>
+          <w:right w:val="none"/>
+          <w:insideH w:val="none"/>
+          <w:insideV w:val="none"/>
+        </w:tblBorders>
       </w:tblPr>
       <w:tblGrid>
         <w:gridCol w:w="2640"/>
@@ -32852,7 +33597,11 @@
           <w:tblHeader w:val="on"/>
         </w:trPr>
         <w:tc>
-          <w:tcPr/>
+          <w:tcPr>
+            <w:tcBorders>
+              <w:bottom w:val="single" w:sz="6" w:space="0" w:color="333333"/>
+            </w:tcBorders>
+          </w:tcPr>
           <w:p>
             <w:pPr>
               <w:pStyle w:val="Compact"/>
@@ -32868,7 +33617,11 @@
           </w:p>
         </w:tc>
         <w:tc>
-          <w:tcPr/>
+          <w:tcPr>
+            <w:tcBorders>
+              <w:bottom w:val="single" w:sz="6" w:space="0" w:color="333333"/>
+            </w:tcBorders>
+          </w:tcPr>
           <w:p>
             <w:pPr>
               <w:pStyle w:val="Compact"/>
@@ -32884,7 +33637,11 @@
           </w:p>
         </w:tc>
         <w:tc>
-          <w:tcPr/>
+          <w:tcPr>
+            <w:tcBorders>
+              <w:bottom w:val="single" w:sz="6" w:space="0" w:color="333333"/>
+            </w:tcBorders>
+          </w:tcPr>
           <w:p>
             <w:pPr>
               <w:pStyle w:val="Compact"/>
@@ -33778,6 +34535,7 @@
       <w:pPr>
         <w:pStyle w:val="BodyText"/>
         <w:spacing w:before="120" w:after="80"/>
+        <w:ind w:firstLine="420"/>
       </w:pPr>
       <w:r>
         <w:rPr>
@@ -33818,6 +34576,15 @@
         <w:tblW w:type="pct" w:w="5000"/>
         <w:tblLayout w:type="fixed"/>
         <w:tblLook w:firstRow="1" w:lastRow="0" w:firstColumn="0" w:lastColumn="0" w:noHBand="0" w:noVBand="0" w:val="0020"/>
+        <w:jc w:val="center"/>
+        <w:tblBorders>
+          <w:top w:val="single" w:sz="12" w:space="0" w:color="333333"/>
+          <w:bottom w:val="single" w:sz="12" w:space="0" w:color="333333"/>
+          <w:left w:val="none"/>
+          <w:right w:val="none"/>
+          <w:insideH w:val="none"/>
+          <w:insideV w:val="none"/>
+        </w:tblBorders>
       </w:tblPr>
       <w:tblGrid>
         <w:gridCol w:w="719"/>
@@ -33837,7 +34604,11 @@
           <w:tblHeader w:val="on"/>
         </w:trPr>
         <w:tc>
-          <w:tcPr/>
+          <w:tcPr>
+            <w:tcBorders>
+              <w:bottom w:val="single" w:sz="6" w:space="0" w:color="333333"/>
+            </w:tcBorders>
+          </w:tcPr>
           <w:p>
             <w:pPr>
               <w:pStyle w:val="Compact"/>
@@ -33853,7 +34624,11 @@
           </w:p>
         </w:tc>
         <w:tc>
-          <w:tcPr/>
+          <w:tcPr>
+            <w:tcBorders>
+              <w:bottom w:val="single" w:sz="6" w:space="0" w:color="333333"/>
+            </w:tcBorders>
+          </w:tcPr>
           <w:p>
             <w:pPr>
               <w:pStyle w:val="Compact"/>
@@ -33869,7 +34644,11 @@
           </w:p>
         </w:tc>
         <w:tc>
-          <w:tcPr/>
+          <w:tcPr>
+            <w:tcBorders>
+              <w:bottom w:val="single" w:sz="6" w:space="0" w:color="333333"/>
+            </w:tcBorders>
+          </w:tcPr>
           <w:p>
             <w:pPr>
               <w:pStyle w:val="Compact"/>
@@ -33885,7 +34664,11 @@
           </w:p>
         </w:tc>
         <w:tc>
-          <w:tcPr/>
+          <w:tcPr>
+            <w:tcBorders>
+              <w:bottom w:val="single" w:sz="6" w:space="0" w:color="333333"/>
+            </w:tcBorders>
+          </w:tcPr>
           <w:p>
             <w:pPr>
               <w:pStyle w:val="Compact"/>
@@ -33901,7 +34684,11 @@
           </w:p>
         </w:tc>
         <w:tc>
-          <w:tcPr/>
+          <w:tcPr>
+            <w:tcBorders>
+              <w:bottom w:val="single" w:sz="6" w:space="0" w:color="333333"/>
+            </w:tcBorders>
+          </w:tcPr>
           <w:p>
             <w:pPr>
               <w:pStyle w:val="Compact"/>
@@ -33917,7 +34704,11 @@
           </w:p>
         </w:tc>
         <w:tc>
-          <w:tcPr/>
+          <w:tcPr>
+            <w:tcBorders>
+              <w:bottom w:val="single" w:sz="6" w:space="0" w:color="333333"/>
+            </w:tcBorders>
+          </w:tcPr>
           <w:p>
             <w:pPr>
               <w:pStyle w:val="Compact"/>
@@ -33933,7 +34724,11 @@
           </w:p>
         </w:tc>
         <w:tc>
-          <w:tcPr/>
+          <w:tcPr>
+            <w:tcBorders>
+              <w:bottom w:val="single" w:sz="6" w:space="0" w:color="333333"/>
+            </w:tcBorders>
+          </w:tcPr>
           <w:p>
             <w:pPr>
               <w:pStyle w:val="Compact"/>
@@ -33949,7 +34744,11 @@
           </w:p>
         </w:tc>
         <w:tc>
-          <w:tcPr/>
+          <w:tcPr>
+            <w:tcBorders>
+              <w:bottom w:val="single" w:sz="6" w:space="0" w:color="333333"/>
+            </w:tcBorders>
+          </w:tcPr>
           <w:p>
             <w:pPr>
               <w:pStyle w:val="Compact"/>
@@ -33965,7 +34764,11 @@
           </w:p>
         </w:tc>
         <w:tc>
-          <w:tcPr/>
+          <w:tcPr>
+            <w:tcBorders>
+              <w:bottom w:val="single" w:sz="6" w:space="0" w:color="333333"/>
+            </w:tcBorders>
+          </w:tcPr>
           <w:p>
             <w:pPr>
               <w:pStyle w:val="Compact"/>
@@ -33981,7 +34784,11 @@
           </w:p>
         </w:tc>
         <w:tc>
-          <w:tcPr/>
+          <w:tcPr>
+            <w:tcBorders>
+              <w:bottom w:val="single" w:sz="6" w:space="0" w:color="333333"/>
+            </w:tcBorders>
+          </w:tcPr>
           <w:p>
             <w:pPr>
               <w:pStyle w:val="Compact"/>
@@ -33997,7 +34804,11 @@
           </w:p>
         </w:tc>
         <w:tc>
-          <w:tcPr/>
+          <w:tcPr>
+            <w:tcBorders>
+              <w:bottom w:val="single" w:sz="6" w:space="0" w:color="333333"/>
+            </w:tcBorders>
+          </w:tcPr>
           <w:p>
             <w:pPr>
               <w:pStyle w:val="Compact"/>
@@ -34719,6 +35530,7 @@
       <w:pPr>
         <w:pStyle w:val="BodyText"/>
         <w:spacing w:before="120" w:after="80"/>
+        <w:ind w:firstLine="420"/>
       </w:pPr>
       <w:r>
         <w:rPr>
@@ -34759,6 +35571,15 @@
         <w:tblW w:type="pct" w:w="5000"/>
         <w:tblLayout w:type="fixed"/>
         <w:tblLook w:firstRow="1" w:lastRow="0" w:firstColumn="0" w:lastColumn="0" w:noHBand="0" w:noVBand="0" w:val="0020"/>
+        <w:jc w:val="center"/>
+        <w:tblBorders>
+          <w:top w:val="single" w:sz="12" w:space="0" w:color="333333"/>
+          <w:bottom w:val="single" w:sz="12" w:space="0" w:color="333333"/>
+          <w:left w:val="none"/>
+          <w:right w:val="none"/>
+          <w:insideH w:val="none"/>
+          <w:insideV w:val="none"/>
+        </w:tblBorders>
       </w:tblPr>
       <w:tblGrid>
         <w:gridCol w:w="719"/>
@@ -34778,7 +35599,11 @@
           <w:tblHeader w:val="on"/>
         </w:trPr>
         <w:tc>
-          <w:tcPr/>
+          <w:tcPr>
+            <w:tcBorders>
+              <w:bottom w:val="single" w:sz="6" w:space="0" w:color="333333"/>
+            </w:tcBorders>
+          </w:tcPr>
           <w:p>
             <w:pPr>
               <w:pStyle w:val="Compact"/>
@@ -34794,7 +35619,11 @@
           </w:p>
         </w:tc>
         <w:tc>
-          <w:tcPr/>
+          <w:tcPr>
+            <w:tcBorders>
+              <w:bottom w:val="single" w:sz="6" w:space="0" w:color="333333"/>
+            </w:tcBorders>
+          </w:tcPr>
           <w:p>
             <w:pPr>
               <w:pStyle w:val="Compact"/>
@@ -34810,7 +35639,11 @@
           </w:p>
         </w:tc>
         <w:tc>
-          <w:tcPr/>
+          <w:tcPr>
+            <w:tcBorders>
+              <w:bottom w:val="single" w:sz="6" w:space="0" w:color="333333"/>
+            </w:tcBorders>
+          </w:tcPr>
           <w:p>
             <w:pPr>
               <w:pStyle w:val="Compact"/>
@@ -34826,7 +35659,11 @@
           </w:p>
         </w:tc>
         <w:tc>
-          <w:tcPr/>
+          <w:tcPr>
+            <w:tcBorders>
+              <w:bottom w:val="single" w:sz="6" w:space="0" w:color="333333"/>
+            </w:tcBorders>
+          </w:tcPr>
           <w:p>
             <w:pPr>
               <w:pStyle w:val="Compact"/>
@@ -34842,7 +35679,11 @@
           </w:p>
         </w:tc>
         <w:tc>
-          <w:tcPr/>
+          <w:tcPr>
+            <w:tcBorders>
+              <w:bottom w:val="single" w:sz="6" w:space="0" w:color="333333"/>
+            </w:tcBorders>
+          </w:tcPr>
           <w:p>
             <w:pPr>
               <w:pStyle w:val="Compact"/>
@@ -34858,7 +35699,11 @@
           </w:p>
         </w:tc>
         <w:tc>
-          <w:tcPr/>
+          <w:tcPr>
+            <w:tcBorders>
+              <w:bottom w:val="single" w:sz="6" w:space="0" w:color="333333"/>
+            </w:tcBorders>
+          </w:tcPr>
           <w:p>
             <w:pPr>
               <w:pStyle w:val="Compact"/>
@@ -34874,7 +35719,11 @@
           </w:p>
         </w:tc>
         <w:tc>
-          <w:tcPr/>
+          <w:tcPr>
+            <w:tcBorders>
+              <w:bottom w:val="single" w:sz="6" w:space="0" w:color="333333"/>
+            </w:tcBorders>
+          </w:tcPr>
           <w:p>
             <w:pPr>
               <w:pStyle w:val="Compact"/>
@@ -34890,7 +35739,11 @@
           </w:p>
         </w:tc>
         <w:tc>
-          <w:tcPr/>
+          <w:tcPr>
+            <w:tcBorders>
+              <w:bottom w:val="single" w:sz="6" w:space="0" w:color="333333"/>
+            </w:tcBorders>
+          </w:tcPr>
           <w:p>
             <w:pPr>
               <w:pStyle w:val="Compact"/>
@@ -34906,7 +35759,11 @@
           </w:p>
         </w:tc>
         <w:tc>
-          <w:tcPr/>
+          <w:tcPr>
+            <w:tcBorders>
+              <w:bottom w:val="single" w:sz="6" w:space="0" w:color="333333"/>
+            </w:tcBorders>
+          </w:tcPr>
           <w:p>
             <w:pPr>
               <w:pStyle w:val="Compact"/>
@@ -34922,7 +35779,11 @@
           </w:p>
         </w:tc>
         <w:tc>
-          <w:tcPr/>
+          <w:tcPr>
+            <w:tcBorders>
+              <w:bottom w:val="single" w:sz="6" w:space="0" w:color="333333"/>
+            </w:tcBorders>
+          </w:tcPr>
           <w:p>
             <w:pPr>
               <w:pStyle w:val="Compact"/>
@@ -34938,7 +35799,11 @@
           </w:p>
         </w:tc>
         <w:tc>
-          <w:tcPr/>
+          <w:tcPr>
+            <w:tcBorders>
+              <w:bottom w:val="single" w:sz="6" w:space="0" w:color="333333"/>
+            </w:tcBorders>
+          </w:tcPr>
           <w:p>
             <w:pPr>
               <w:pStyle w:val="Compact"/>
@@ -35647,6 +36512,7 @@
       <w:pPr>
         <w:pStyle w:val="BodyText"/>
         <w:spacing w:before="120" w:after="80"/>
+        <w:ind w:firstLine="420"/>
       </w:pPr>
       <w:r>
         <w:rPr>
@@ -35687,6 +36553,15 @@
         <w:tblW w:type="pct" w:w="5000"/>
         <w:tblLayout w:type="fixed"/>
         <w:tblLook w:firstRow="1" w:lastRow="0" w:firstColumn="0" w:lastColumn="0" w:noHBand="0" w:noVBand="0" w:val="0020"/>
+        <w:jc w:val="center"/>
+        <w:tblBorders>
+          <w:top w:val="single" w:sz="12" w:space="0" w:color="333333"/>
+          <w:bottom w:val="single" w:sz="12" w:space="0" w:color="333333"/>
+          <w:left w:val="none"/>
+          <w:right w:val="none"/>
+          <w:insideH w:val="none"/>
+          <w:insideV w:val="none"/>
+        </w:tblBorders>
       </w:tblPr>
       <w:tblGrid>
         <w:gridCol w:w="516"/>
@@ -35706,7 +36581,11 @@
           <w:tblHeader w:val="on"/>
         </w:trPr>
         <w:tc>
-          <w:tcPr/>
+          <w:tcPr>
+            <w:tcBorders>
+              <w:bottom w:val="single" w:sz="6" w:space="0" w:color="333333"/>
+            </w:tcBorders>
+          </w:tcPr>
           <w:p>
             <w:pPr>
               <w:pStyle w:val="Compact"/>
@@ -35722,7 +36601,11 @@
           </w:p>
         </w:tc>
         <w:tc>
-          <w:tcPr/>
+          <w:tcPr>
+            <w:tcBorders>
+              <w:bottom w:val="single" w:sz="6" w:space="0" w:color="333333"/>
+            </w:tcBorders>
+          </w:tcPr>
           <w:p>
             <w:pPr>
               <w:pStyle w:val="Compact"/>
@@ -35738,7 +36621,11 @@
           </w:p>
         </w:tc>
         <w:tc>
-          <w:tcPr/>
+          <w:tcPr>
+            <w:tcBorders>
+              <w:bottom w:val="single" w:sz="6" w:space="0" w:color="333333"/>
+            </w:tcBorders>
+          </w:tcPr>
           <w:p>
             <w:pPr>
               <w:pStyle w:val="Compact"/>
@@ -35754,7 +36641,11 @@
           </w:p>
         </w:tc>
         <w:tc>
-          <w:tcPr/>
+          <w:tcPr>
+            <w:tcBorders>
+              <w:bottom w:val="single" w:sz="6" w:space="0" w:color="333333"/>
+            </w:tcBorders>
+          </w:tcPr>
           <w:p>
             <w:pPr>
               <w:pStyle w:val="Compact"/>
@@ -35770,7 +36661,11 @@
           </w:p>
         </w:tc>
         <w:tc>
-          <w:tcPr/>
+          <w:tcPr>
+            <w:tcBorders>
+              <w:bottom w:val="single" w:sz="6" w:space="0" w:color="333333"/>
+            </w:tcBorders>
+          </w:tcPr>
           <w:p>
             <w:pPr>
               <w:pStyle w:val="Compact"/>
@@ -35786,7 +36681,11 @@
           </w:p>
         </w:tc>
         <w:tc>
-          <w:tcPr/>
+          <w:tcPr>
+            <w:tcBorders>
+              <w:bottom w:val="single" w:sz="6" w:space="0" w:color="333333"/>
+            </w:tcBorders>
+          </w:tcPr>
           <w:p>
             <w:pPr>
               <w:pStyle w:val="Compact"/>
@@ -35802,7 +36701,11 @@
           </w:p>
         </w:tc>
         <w:tc>
-          <w:tcPr/>
+          <w:tcPr>
+            <w:tcBorders>
+              <w:bottom w:val="single" w:sz="6" w:space="0" w:color="333333"/>
+            </w:tcBorders>
+          </w:tcPr>
           <w:p>
             <w:pPr>
               <w:pStyle w:val="Compact"/>
@@ -35818,7 +36721,11 @@
           </w:p>
         </w:tc>
         <w:tc>
-          <w:tcPr/>
+          <w:tcPr>
+            <w:tcBorders>
+              <w:bottom w:val="single" w:sz="6" w:space="0" w:color="333333"/>
+            </w:tcBorders>
+          </w:tcPr>
           <w:p>
             <w:pPr>
               <w:pStyle w:val="Compact"/>
@@ -35834,7 +36741,11 @@
           </w:p>
         </w:tc>
         <w:tc>
-          <w:tcPr/>
+          <w:tcPr>
+            <w:tcBorders>
+              <w:bottom w:val="single" w:sz="6" w:space="0" w:color="333333"/>
+            </w:tcBorders>
+          </w:tcPr>
           <w:p>
             <w:pPr>
               <w:pStyle w:val="Compact"/>
@@ -35850,7 +36761,11 @@
           </w:p>
         </w:tc>
         <w:tc>
-          <w:tcPr/>
+          <w:tcPr>
+            <w:tcBorders>
+              <w:bottom w:val="single" w:sz="6" w:space="0" w:color="333333"/>
+            </w:tcBorders>
+          </w:tcPr>
           <w:p>
             <w:pPr>
               <w:pStyle w:val="Compact"/>
@@ -35866,7 +36781,11 @@
           </w:p>
         </w:tc>
         <w:tc>
-          <w:tcPr/>
+          <w:tcPr>
+            <w:tcBorders>
+              <w:bottom w:val="single" w:sz="6" w:space="0" w:color="333333"/>
+            </w:tcBorders>
+          </w:tcPr>
           <w:p>
             <w:pPr>
               <w:pStyle w:val="Compact"/>
@@ -36783,6 +37702,15 @@
         <w:tblStyle w:val="Table"/>
         <w:tblW w:type="auto" w:w="0"/>
         <w:tblLook w:firstRow="1" w:lastRow="0" w:firstColumn="0" w:lastColumn="0" w:noHBand="0" w:noVBand="0" w:val="0020"/>
+        <w:jc w:val="center"/>
+        <w:tblBorders>
+          <w:top w:val="single" w:sz="12" w:space="0" w:color="333333"/>
+          <w:bottom w:val="single" w:sz="12" w:space="0" w:color="333333"/>
+          <w:left w:val="none"/>
+          <w:right w:val="none"/>
+          <w:insideH w:val="none"/>
+          <w:insideV w:val="none"/>
+        </w:tblBorders>
       </w:tblPr>
       <w:tblGrid>
         <w:gridCol w:w="2640"/>
@@ -36794,7 +37722,11 @@
           <w:tblHeader w:val="on"/>
         </w:trPr>
         <w:tc>
-          <w:tcPr/>
+          <w:tcPr>
+            <w:tcBorders>
+              <w:bottom w:val="single" w:sz="6" w:space="0" w:color="333333"/>
+            </w:tcBorders>
+          </w:tcPr>
           <w:p>
             <w:pPr>
               <w:pStyle w:val="Compact"/>
@@ -36810,7 +37742,11 @@
           </w:p>
         </w:tc>
         <w:tc>
-          <w:tcPr/>
+          <w:tcPr>
+            <w:tcBorders>
+              <w:bottom w:val="single" w:sz="6" w:space="0" w:color="333333"/>
+            </w:tcBorders>
+          </w:tcPr>
           <w:p>
             <w:pPr>
               <w:pStyle w:val="Compact"/>
@@ -36826,7 +37762,11 @@
           </w:p>
         </w:tc>
         <w:tc>
-          <w:tcPr/>
+          <w:tcPr>
+            <w:tcBorders>
+              <w:bottom w:val="single" w:sz="6" w:space="0" w:color="333333"/>
+            </w:tcBorders>
+          </w:tcPr>
           <w:p>
             <w:pPr>
               <w:pStyle w:val="Compact"/>
@@ -37514,6 +38454,15 @@
         <w:tblW w:type="pct" w:w="5000"/>
         <w:tblLayout w:type="fixed"/>
         <w:tblLook w:firstRow="1" w:lastRow="0" w:firstColumn="0" w:lastColumn="0" w:noHBand="0" w:noVBand="0" w:val="0020"/>
+        <w:jc w:val="center"/>
+        <w:tblBorders>
+          <w:top w:val="single" w:sz="12" w:space="0" w:color="333333"/>
+          <w:bottom w:val="single" w:sz="12" w:space="0" w:color="333333"/>
+          <w:left w:val="none"/>
+          <w:right w:val="none"/>
+          <w:insideH w:val="none"/>
+          <w:insideV w:val="none"/>
+        </w:tblBorders>
       </w:tblPr>
       <w:tblGrid>
         <w:gridCol w:w="4950"/>
@@ -37524,7 +38473,11 @@
           <w:tblHeader w:val="on"/>
         </w:trPr>
         <w:tc>
-          <w:tcPr/>
+          <w:tcPr>
+            <w:tcBorders>
+              <w:bottom w:val="single" w:sz="6" w:space="0" w:color="333333"/>
+            </w:tcBorders>
+          </w:tcPr>
           <w:p>
             <w:pPr>
               <w:pStyle w:val="Compact"/>
@@ -37540,7 +38493,11 @@
           </w:p>
         </w:tc>
         <w:tc>
-          <w:tcPr/>
+          <w:tcPr>
+            <w:tcBorders>
+              <w:bottom w:val="single" w:sz="6" w:space="0" w:color="333333"/>
+            </w:tcBorders>
+          </w:tcPr>
           <w:p>
             <w:pPr>
               <w:pStyle w:val="Compact"/>
@@ -41887,14 +42844,6 @@
       <ns0:color ns0:themeColor="accent1" ns0:themeShade="BF" ns0:val="365F91"/>
     </ns0:rPr>
   </ns0:style>
-  <w:style w:type="paragraph" w:customStyle="1" w:styleId="MethodologyBlock">
-    <w:name w:val="Methodology Block"/>
-    <w:basedOn w:val="BodyText"/>
-    <w:qFormat/>
-    <ns0:rPr>
-      <w:rFonts ns0:ascii="Times New Roman" ns0:hAnsi="Times New Roman" ns0:eastAsia="FangSong" ns0:cs="Times New Roman"/>
-    </ns0:rPr>
-  </w:style>
   <w:style w:type="paragraph" w:customStyle="1" w:styleId="SourceCode">
     <w:name w:val="Source Code"/>
     <w:basedOn w:val="Normal"/>

--- a/06-学生侧材料/讲义/2-结构化学/第八讲原子结构（三）-教师增强版.docx
+++ b/06-学生侧材料/讲义/2-结构化学/第八讲原子结构（三）-教师增强版.docx
@@ -2,140 +2,6 @@
 <file path=word/document.xml><?xml version="1.0" encoding="utf-8"?>
 <w:document xmlns:w="http://schemas.openxmlformats.org/wordprocessingml/2006/main" xmlns:m="http://schemas.openxmlformats.org/officeDocument/2006/math" xmlns:r="http://schemas.openxmlformats.org/officeDocument/2006/relationships" xmlns:o="urn:schemas-microsoft-com:office:office" xmlns:v="urn:schemas-microsoft-com:vml" xmlns:w10="urn:schemas-microsoft-com:office:word" xmlns:a="http://schemas.openxmlformats.org/drawingml/2006/main" xmlns:pic="http://schemas.openxmlformats.org/drawingml/2006/picture" xmlns:wp="http://schemas.openxmlformats.org/drawingml/2006/wordprocessingDrawing">
   <w:body>
-    <w:p>
-      <w:pPr>
-        <w:pStyle w:val="BlockText"/>
-        <w:ind w:firstLine="420"/>
-      </w:pPr>
-      <w:r>
-        <w:rPr>
-          <w:rFonts w:hint="eastAsia" w:ascii="Times New Roman" w:hAnsi="Times New Roman" w:eastAsia="FangSong" w:cs="Times New Roman"/>
-          <w:b/>
-          <w:bCs/>
-        </w:rPr>
-        <w:t xml:space="preserve">对应</w:t>
-      </w:r>
-      <w:r>
-        <w:rPr>
-          <w:rFonts w:hint="eastAsia" w:ascii="Times New Roman" w:hAnsi="Times New Roman" w:eastAsia="Times New Roman" w:cs="Times New Roman"/>
-        </w:rPr>
-        <w:t>：</w:t>
-      </w:r>
-      <w:r>
-        <w:rPr>
-          <w:rFonts w:hint="eastAsia" w:ascii="Times New Roman" w:hAnsi="Times New Roman" w:eastAsia="FangSong" w:cs="Times New Roman"/>
-        </w:rPr>
-        <w:t>备课思路</w:t>
-      </w:r>
-      <w:r>
-        <w:rPr>
-          <w:rFonts w:hint="eastAsia" w:ascii="Times New Roman" w:hAnsi="Times New Roman" w:eastAsia="Times New Roman" w:cs="Times New Roman"/>
-        </w:rPr>
-        <w:t>/</w:t>
-      </w:r>
-      <w:r>
-        <w:rPr>
-          <w:rFonts w:hint="eastAsia" w:ascii="Times New Roman" w:hAnsi="Times New Roman" w:eastAsia="FangSong" w:cs="Times New Roman"/>
-        </w:rPr>
-        <w:t>班级授课计划</w:t>
-      </w:r>
-      <w:r>
-        <w:rPr>
-          <w:rFonts w:hint="eastAsia" w:ascii="Times New Roman" w:hAnsi="Times New Roman" w:eastAsia="Times New Roman" w:cs="Times New Roman"/>
-        </w:rPr>
-        <w:t>-</w:t>
-      </w:r>
-      <w:r>
-        <w:rPr>
-          <w:rFonts w:hint="eastAsia" w:ascii="Times New Roman" w:hAnsi="Times New Roman" w:eastAsia="FangSong" w:cs="Times New Roman"/>
-        </w:rPr>
-        <w:t>初二竞赛</w:t>
-      </w:r>
-      <w:r>
-        <w:rPr>
-          <w:rFonts w:hint="eastAsia" w:ascii="Times New Roman" w:hAnsi="Times New Roman" w:eastAsia="Times New Roman" w:cs="Times New Roman"/>
-        </w:rPr>
-        <w:t>#</w:t>
-      </w:r>
-      <w:r>
-        <w:rPr>
-          <w:rFonts w:hint="eastAsia" w:ascii="Times New Roman" w:hAnsi="Times New Roman" w:eastAsia="FangSong" w:cs="Times New Roman"/>
-        </w:rPr>
-        <w:t>第</w:t>
-      </w:r>
-      <w:r>
-        <w:rPr>
-          <w:rFonts w:hint="eastAsia" w:ascii="Times New Roman" w:hAnsi="Times New Roman" w:eastAsia="Times New Roman" w:cs="Times New Roman"/>
-        </w:rPr>
-        <w:t>9</w:t>
-      </w:r>
-      <w:r>
-        <w:rPr>
-          <w:rFonts w:hint="eastAsia" w:ascii="Times New Roman" w:hAnsi="Times New Roman" w:eastAsia="FangSong" w:cs="Times New Roman"/>
-        </w:rPr>
-        <w:t>课</w:t>
-      </w:r>
-      <w:r>
-        <w:rPr>
-          <w:rFonts w:ascii="Times New Roman" w:hAnsi="Times New Roman" w:eastAsia="Times New Roman" w:cs="Times New Roman"/>
-        </w:rPr>
-        <w:t xml:space="preserve"> · </w:t>
-      </w:r>
-      <w:r>
-        <w:rPr>
-          <w:rFonts w:hint="eastAsia" w:ascii="Times New Roman" w:hAnsi="Times New Roman" w:eastAsia="FangSong" w:cs="Times New Roman"/>
-        </w:rPr>
-        <w:t>备课思路</w:t>
-      </w:r>
-      <w:r>
-        <w:rPr>
-          <w:rFonts w:hint="eastAsia" w:ascii="Times New Roman" w:hAnsi="Times New Roman" w:eastAsia="Times New Roman" w:cs="Times New Roman"/>
-        </w:rPr>
-        <w:t>/</w:t>
-      </w:r>
-      <w:r>
-        <w:rPr>
-          <w:rFonts w:hint="eastAsia" w:ascii="Times New Roman" w:hAnsi="Times New Roman" w:eastAsia="FangSong" w:cs="Times New Roman"/>
-        </w:rPr>
-        <w:t>教学过程总表</w:t>
-      </w:r>
-      <w:r>
-        <w:rPr>
-          <w:rFonts w:hint="eastAsia" w:ascii="Times New Roman" w:hAnsi="Times New Roman" w:eastAsia="Times New Roman" w:cs="Times New Roman"/>
-        </w:rPr>
-        <w:t>-</w:t>
-      </w:r>
-      <w:r>
-        <w:rPr>
-          <w:rFonts w:hint="eastAsia" w:ascii="Times New Roman" w:hAnsi="Times New Roman" w:eastAsia="FangSong" w:cs="Times New Roman"/>
-        </w:rPr>
-        <w:t>结构化学模块</w:t>
-      </w:r>
-      <w:r>
-        <w:rPr>
-          <w:rFonts w:hint="eastAsia" w:ascii="Times New Roman" w:hAnsi="Times New Roman" w:eastAsia="Times New Roman" w:cs="Times New Roman"/>
-        </w:rPr>
-        <w:t>#</w:t>
-      </w:r>
-      <w:r>
-        <w:rPr>
-          <w:rFonts w:hint="eastAsia" w:ascii="Times New Roman" w:hAnsi="Times New Roman" w:eastAsia="FangSong" w:cs="Times New Roman"/>
-        </w:rPr>
-        <w:t>第</w:t>
-      </w:r>
-      <w:r>
-        <w:rPr>
-          <w:rFonts w:hint="eastAsia" w:ascii="Times New Roman" w:hAnsi="Times New Roman" w:eastAsia="Times New Roman" w:cs="Times New Roman"/>
-        </w:rPr>
-        <w:t>9</w:t>
-      </w:r>
-      <w:r>
-        <w:rPr>
-          <w:rFonts w:hint="eastAsia" w:ascii="Times New Roman" w:hAnsi="Times New Roman" w:eastAsia="FangSong" w:cs="Times New Roman"/>
-        </w:rPr>
-        <w:t>课</w:t>
-      </w:r>
-    </w:p>
     <w:p>
       <w:pPr>
         <w:pStyle w:val="BlockText"/>
@@ -843,14 +709,14 @@
         </w:rPr>
         <w:drawing>
           <wp:inline>
-            <wp:extent cx="3600000" cy="814034"/>
+            <wp:extent cx="2667000" cy="603064"/>
             <wp:effectExtent b="0" l="0" r="0" t="0"/>
             <wp:docPr descr="" title="" id="10" name="Picture"/>
             <a:graphic>
               <a:graphicData uri="http://schemas.openxmlformats.org/drawingml/2006/picture">
                 <pic:pic>
                   <pic:nvPicPr>
-                    <pic:cNvPr descr="06-外部资料导入/原子结构讲义/第八讲原子结构（三）_images/6a4384123752d50c8359b6f8b8acfb4c65a15605df67974666d1c7c54a1243ce.jpg" id="11" name="Picture"/>
+                    <pic:cNvPr descr="6a4384123752d50c8359b6f8b8acfb4c65a15605df67974666d1c7c54a1243ce.jpg" id="11" name="Picture"/>
                     <pic:cNvPicPr>
                       <a:picLocks noChangeArrowheads="1" noChangeAspect="1"/>
                     </pic:cNvPicPr>
@@ -864,7 +730,7 @@
                   <pic:spPr bwMode="auto">
                     <a:xfrm>
                       <a:off x="0" y="0"/>
-                      <a:ext cx="3600000" cy="814034"/>
+                      <a:ext cx="2667000" cy="603064"/>
                     </a:xfrm>
                     <a:prstGeom prst="rect">
                       <a:avLst/>
@@ -1757,14 +1623,14 @@
         </w:rPr>
         <w:drawing>
           <wp:inline>
-            <wp:extent cx="3600000" cy="1359291"/>
+            <wp:extent cx="2667000" cy="1007008"/>
             <wp:effectExtent b="0" l="0" r="0" t="0"/>
             <wp:docPr descr="" title="" id="15" name="Picture"/>
             <a:graphic>
               <a:graphicData uri="http://schemas.openxmlformats.org/drawingml/2006/picture">
                 <pic:pic>
                   <pic:nvPicPr>
-                    <pic:cNvPr descr="06-外部资料导入/原子结构讲义/第八讲原子结构（三）_images/c0a829a2788f83e4e492423b07480f271b3d376aeda84894369a7fe9290e7eaf.jpg" id="16" name="Picture"/>
+                    <pic:cNvPr descr="c0a829a2788f83e4e492423b07480f271b3d376aeda84894369a7fe9290e7eaf.jpg" id="16" name="Picture"/>
                     <pic:cNvPicPr>
                       <a:picLocks noChangeArrowheads="1" noChangeAspect="1"/>
                     </pic:cNvPicPr>
@@ -1778,7 +1644,7 @@
                   <pic:spPr bwMode="auto">
                     <a:xfrm>
                       <a:off x="0" y="0"/>
-                      <a:ext cx="3600000" cy="1359291"/>
+                      <a:ext cx="2667000" cy="1007008"/>
                     </a:xfrm>
                     <a:prstGeom prst="rect">
                       <a:avLst/>
@@ -2805,14 +2671,14 @@
         </w:rPr>
         <w:drawing>
           <wp:inline>
-            <wp:extent cx="3600000" cy="2137863"/>
+            <wp:extent cx="2667000" cy="1583800"/>
             <wp:effectExtent b="0" l="0" r="0" t="0"/>
             <wp:docPr descr="" title="" id="18" name="Picture"/>
             <a:graphic>
               <a:graphicData uri="http://schemas.openxmlformats.org/drawingml/2006/picture">
                 <pic:pic>
                   <pic:nvPicPr>
-                    <pic:cNvPr descr="06-外部资料导入/原子结构讲义/第八讲原子结构（三）_images/831205afc2dfdad3017354ed38a71901fb28c2b5e664a84c074c7ce6612ada8a.jpg" id="19" name="Picture"/>
+                    <pic:cNvPr descr="831205afc2dfdad3017354ed38a71901fb28c2b5e664a84c074c7ce6612ada8a.jpg" id="19" name="Picture"/>
                     <pic:cNvPicPr>
                       <a:picLocks noChangeArrowheads="1" noChangeAspect="1"/>
                     </pic:cNvPicPr>
@@ -2826,7 +2692,7 @@
                   <pic:spPr bwMode="auto">
                     <a:xfrm>
                       <a:off x="0" y="0"/>
-                      <a:ext cx="3600000" cy="2137863"/>
+                      <a:ext cx="2667000" cy="1583800"/>
                     </a:xfrm>
                     <a:prstGeom prst="rect">
                       <a:avLst/>
@@ -3308,14 +3174,14 @@
         </w:rPr>
         <w:drawing>
           <wp:inline>
-            <wp:extent cx="3600000" cy="1974374"/>
+            <wp:extent cx="2667000" cy="1462682"/>
             <wp:effectExtent b="0" l="0" r="0" t="0"/>
             <wp:docPr descr="" title="" id="21" name="Picture"/>
             <a:graphic>
               <a:graphicData uri="http://schemas.openxmlformats.org/drawingml/2006/picture">
                 <pic:pic>
                   <pic:nvPicPr>
-                    <pic:cNvPr descr="06-外部资料导入/原子结构讲义/第八讲原子结构（三）_images/77aaf350de9ed08b5a23aa518cbabf0aff6006925df963c2ab63c7d8d6e33483.jpg" id="22" name="Picture"/>
+                    <pic:cNvPr descr="77aaf350de9ed08b5a23aa518cbabf0aff6006925df963c2ab63c7d8d6e33483.jpg" id="22" name="Picture"/>
                     <pic:cNvPicPr>
                       <a:picLocks noChangeArrowheads="1" noChangeAspect="1"/>
                     </pic:cNvPicPr>
@@ -3329,7 +3195,7 @@
                   <pic:spPr bwMode="auto">
                     <a:xfrm>
                       <a:off x="0" y="0"/>
-                      <a:ext cx="3600000" cy="1974374"/>
+                      <a:ext cx="2667000" cy="1462682"/>
                     </a:xfrm>
                     <a:prstGeom prst="rect">
                       <a:avLst/>
@@ -4122,14 +3988,14 @@
         </w:rPr>
         <w:drawing>
           <wp:inline>
-            <wp:extent cx="3600000" cy="1796288"/>
+            <wp:extent cx="2667000" cy="1330750"/>
             <wp:effectExtent b="0" l="0" r="0" t="0"/>
             <wp:docPr descr="" title="" id="24" name="Picture"/>
             <a:graphic>
               <a:graphicData uri="http://schemas.openxmlformats.org/drawingml/2006/picture">
                 <pic:pic>
                   <pic:nvPicPr>
-                    <pic:cNvPr descr="06-外部资料导入/原子结构讲义/第八讲原子结构（三）_images/a8c942823663f197ca30fe0e516b5eb39a3dd4b5a27fc5974ab543f87d933f16.jpg" id="25" name="Picture"/>
+                    <pic:cNvPr descr="a8c942823663f197ca30fe0e516b5eb39a3dd4b5a27fc5974ab543f87d933f16.jpg" id="25" name="Picture"/>
                     <pic:cNvPicPr>
                       <a:picLocks noChangeArrowheads="1" noChangeAspect="1"/>
                     </pic:cNvPicPr>
@@ -4143,7 +4009,7 @@
                   <pic:spPr bwMode="auto">
                     <a:xfrm>
                       <a:off x="0" y="0"/>
-                      <a:ext cx="3600000" cy="1796288"/>
+                      <a:ext cx="2667000" cy="1330750"/>
                     </a:xfrm>
                     <a:prstGeom prst="rect">
                       <a:avLst/>
@@ -4174,14 +4040,14 @@
         </w:rPr>
         <w:drawing>
           <wp:inline>
-            <wp:extent cx="3600000" cy="2186102"/>
+            <wp:extent cx="2667000" cy="1619537"/>
             <wp:effectExtent b="0" l="0" r="0" t="0"/>
             <wp:docPr descr="" title="" id="27" name="Picture"/>
             <a:graphic>
               <a:graphicData uri="http://schemas.openxmlformats.org/drawingml/2006/picture">
                 <pic:pic>
                   <pic:nvPicPr>
-                    <pic:cNvPr descr="06-外部资料导入/原子结构讲义/第八讲原子结构（三）_images/6c5b29de621412bbba5e9e3b669dacab8dda9c09dccd839fead8b6f5133de7fd.jpg" id="28" name="Picture"/>
+                    <pic:cNvPr descr="6c5b29de621412bbba5e9e3b669dacab8dda9c09dccd839fead8b6f5133de7fd.jpg" id="28" name="Picture"/>
                     <pic:cNvPicPr>
                       <a:picLocks noChangeArrowheads="1" noChangeAspect="1"/>
                     </pic:cNvPicPr>
@@ -4195,7 +4061,7 @@
                   <pic:spPr bwMode="auto">
                     <a:xfrm>
                       <a:off x="0" y="0"/>
-                      <a:ext cx="3600000" cy="2186102"/>
+                      <a:ext cx="2667000" cy="1619537"/>
                     </a:xfrm>
                     <a:prstGeom prst="rect">
                       <a:avLst/>
@@ -4250,14 +4116,14 @@
         </w:rPr>
         <w:drawing>
           <wp:inline>
-            <wp:extent cx="3600000" cy="2103061"/>
+            <wp:extent cx="2667000" cy="1558017"/>
             <wp:effectExtent b="0" l="0" r="0" t="0"/>
             <wp:docPr descr="" title="" id="30" name="Picture"/>
             <a:graphic>
               <a:graphicData uri="http://schemas.openxmlformats.org/drawingml/2006/picture">
                 <pic:pic>
                   <pic:nvPicPr>
-                    <pic:cNvPr descr="06-外部资料导入/原子结构讲义/第八讲原子结构（三）_images/b9db9a4cf3f0855e7f0c7bace5c9c63f6c1627f3edd90ff4b392c0dd8fce6d4e.jpg" id="31" name="Picture"/>
+                    <pic:cNvPr descr="b9db9a4cf3f0855e7f0c7bace5c9c63f6c1627f3edd90ff4b392c0dd8fce6d4e.jpg" id="31" name="Picture"/>
                     <pic:cNvPicPr>
                       <a:picLocks noChangeArrowheads="1" noChangeAspect="1"/>
                     </pic:cNvPicPr>
@@ -4271,7 +4137,7 @@
                   <pic:spPr bwMode="auto">
                     <a:xfrm>
                       <a:off x="0" y="0"/>
-                      <a:ext cx="3600000" cy="2103061"/>
+                      <a:ext cx="2667000" cy="1558017"/>
                     </a:xfrm>
                     <a:prstGeom prst="rect">
                       <a:avLst/>
@@ -7600,14 +7466,14 @@
         </w:rPr>
         <w:drawing>
           <wp:inline>
-            <wp:extent cx="3600000" cy="1298876"/>
+            <wp:extent cx="2667000" cy="962250"/>
             <wp:effectExtent b="0" l="0" r="0" t="0"/>
             <wp:docPr descr="" title="" id="35" name="Picture"/>
             <a:graphic>
               <a:graphicData uri="http://schemas.openxmlformats.org/drawingml/2006/picture">
                 <pic:pic>
                   <pic:nvPicPr>
-                    <pic:cNvPr descr="06-外部资料导入/原子结构讲义/第八讲原子结构（三）_images/a2170c5918310d5b72863d8c26f02f32c80653f43d7d4da36904b6ea43c52e2a.jpg" id="36" name="Picture"/>
+                    <pic:cNvPr descr="a2170c5918310d5b72863d8c26f02f32c80653f43d7d4da36904b6ea43c52e2a.jpg" id="36" name="Picture"/>
                     <pic:cNvPicPr>
                       <a:picLocks noChangeArrowheads="1" noChangeAspect="1"/>
                     </pic:cNvPicPr>
@@ -7621,7 +7487,7 @@
                   <pic:spPr bwMode="auto">
                     <a:xfrm>
                       <a:off x="0" y="0"/>
-                      <a:ext cx="3600000" cy="1298876"/>
+                      <a:ext cx="2667000" cy="962250"/>
                     </a:xfrm>
                     <a:prstGeom prst="rect">
                       <a:avLst/>
@@ -10806,14 +10672,14 @@
         </w:rPr>
         <w:drawing>
           <wp:inline>
-            <wp:extent cx="2870200" cy="3086100"/>
+            <wp:extent cx="2667000" cy="2867615"/>
             <wp:effectExtent b="0" l="0" r="0" t="0"/>
             <wp:docPr descr="" title="" id="38" name="Picture"/>
             <a:graphic>
               <a:graphicData uri="http://schemas.openxmlformats.org/drawingml/2006/picture">
                 <pic:pic>
                   <pic:nvPicPr>
-                    <pic:cNvPr descr="06-外部资料导入/原子结构讲义/第八讲原子结构（三）_images/2caa0fb9da2b1cca35188216d79ab9b6a26366259539fffbfc3e4608767cc891.jpg" id="39" name="Picture"/>
+                    <pic:cNvPr descr="2caa0fb9da2b1cca35188216d79ab9b6a26366259539fffbfc3e4608767cc891.jpg" id="39" name="Picture"/>
                     <pic:cNvPicPr>
                       <a:picLocks noChangeArrowheads="1" noChangeAspect="1"/>
                     </pic:cNvPicPr>
@@ -10827,7 +10693,7 @@
                   <pic:spPr bwMode="auto">
                     <a:xfrm>
                       <a:off x="0" y="0"/>
-                      <a:ext cx="2870200" cy="3086100"/>
+                      <a:ext cx="2667000" cy="2867615"/>
                     </a:xfrm>
                     <a:prstGeom prst="rect">
                       <a:avLst/>
@@ -10929,14 +10795,14 @@
         </w:rPr>
         <w:drawing>
           <wp:inline>
-            <wp:extent cx="2806700" cy="2895600"/>
+            <wp:extent cx="2667000" cy="2751475"/>
             <wp:effectExtent b="0" l="0" r="0" t="0"/>
             <wp:docPr descr="" title="" id="41" name="Picture"/>
             <a:graphic>
               <a:graphicData uri="http://schemas.openxmlformats.org/drawingml/2006/picture">
                 <pic:pic>
                   <pic:nvPicPr>
-                    <pic:cNvPr descr="06-外部资料导入/原子结构讲义/第八讲原子结构（三）_images/89784fcb11adb58a15c77b7268f53e8d64c6385c5eeda3a3b3b5d7d6efb4a38e.jpg" id="42" name="Picture"/>
+                    <pic:cNvPr descr="89784fcb11adb58a15c77b7268f53e8d64c6385c5eeda3a3b3b5d7d6efb4a38e.jpg" id="42" name="Picture"/>
                     <pic:cNvPicPr>
                       <a:picLocks noChangeArrowheads="1" noChangeAspect="1"/>
                     </pic:cNvPicPr>
@@ -10950,7 +10816,7 @@
                   <pic:spPr bwMode="auto">
                     <a:xfrm>
                       <a:off x="0" y="0"/>
-                      <a:ext cx="2806700" cy="2895600"/>
+                      <a:ext cx="2667000" cy="2751475"/>
                     </a:xfrm>
                     <a:prstGeom prst="rect">
                       <a:avLst/>
@@ -11006,14 +10872,14 @@
         </w:rPr>
         <w:drawing>
           <wp:inline>
-            <wp:extent cx="2908300" cy="2933700"/>
+            <wp:extent cx="2667000" cy="2690292"/>
             <wp:effectExtent b="0" l="0" r="0" t="0"/>
             <wp:docPr descr="" title="" id="44" name="Picture"/>
             <a:graphic>
               <a:graphicData uri="http://schemas.openxmlformats.org/drawingml/2006/picture">
                 <pic:pic>
                   <pic:nvPicPr>
-                    <pic:cNvPr descr="06-外部资料导入/原子结构讲义/第八讲原子结构（三）_images/7e8e39b84070af1a0a85dd768a490b1e7d6089d9d8439d1387d063f14b3e2f74.jpg" id="45" name="Picture"/>
+                    <pic:cNvPr descr="7e8e39b84070af1a0a85dd768a490b1e7d6089d9d8439d1387d063f14b3e2f74.jpg" id="45" name="Picture"/>
                     <pic:cNvPicPr>
                       <a:picLocks noChangeArrowheads="1" noChangeAspect="1"/>
                     </pic:cNvPicPr>
@@ -11027,7 +10893,7 @@
                   <pic:spPr bwMode="auto">
                     <a:xfrm>
                       <a:off x="0" y="0"/>
-                      <a:ext cx="2908300" cy="2933700"/>
+                      <a:ext cx="2667000" cy="2690292"/>
                     </a:xfrm>
                     <a:prstGeom prst="rect">
                       <a:avLst/>
@@ -11083,14 +10949,14 @@
         </w:rPr>
         <w:drawing>
           <wp:inline>
-            <wp:extent cx="2832100" cy="2933700"/>
+            <wp:extent cx="2667000" cy="2762677"/>
             <wp:effectExtent b="0" l="0" r="0" t="0"/>
             <wp:docPr descr="" title="" id="47" name="Picture"/>
             <a:graphic>
               <a:graphicData uri="http://schemas.openxmlformats.org/drawingml/2006/picture">
                 <pic:pic>
                   <pic:nvPicPr>
-                    <pic:cNvPr descr="06-外部资料导入/原子结构讲义/第八讲原子结构（三）_images/891418131e25cd46482fcd0c450c0e457b44d962057ae074538afee97c40a1ac.jpg" id="48" name="Picture"/>
+                    <pic:cNvPr descr="891418131e25cd46482fcd0c450c0e457b44d962057ae074538afee97c40a1ac.jpg" id="48" name="Picture"/>
                     <pic:cNvPicPr>
                       <a:picLocks noChangeArrowheads="1" noChangeAspect="1"/>
                     </pic:cNvPicPr>
@@ -11104,7 +10970,7 @@
                   <pic:spPr bwMode="auto">
                     <a:xfrm>
                       <a:off x="0" y="0"/>
-                      <a:ext cx="2832100" cy="2933700"/>
+                      <a:ext cx="2667000" cy="2762677"/>
                     </a:xfrm>
                     <a:prstGeom prst="rect">
                       <a:avLst/>
@@ -11220,14 +11086,14 @@
         </w:rPr>
         <w:drawing>
           <wp:inline>
-            <wp:extent cx="2895600" cy="3009900"/>
+            <wp:extent cx="2667000" cy="2772276"/>
             <wp:effectExtent b="0" l="0" r="0" t="0"/>
             <wp:docPr descr="" title="" id="50" name="Picture"/>
             <a:graphic>
               <a:graphicData uri="http://schemas.openxmlformats.org/drawingml/2006/picture">
                 <pic:pic>
                   <pic:nvPicPr>
-                    <pic:cNvPr descr="06-外部资料导入/原子结构讲义/第八讲原子结构（三）_images/82b4c0ae6c13f1acc51e0c2c8015fbc5b8706721d9690f13fab44db47be2ee7b.jpg" id="51" name="Picture"/>
+                    <pic:cNvPr descr="82b4c0ae6c13f1acc51e0c2c8015fbc5b8706721d9690f13fab44db47be2ee7b.jpg" id="51" name="Picture"/>
                     <pic:cNvPicPr>
                       <a:picLocks noChangeArrowheads="1" noChangeAspect="1"/>
                     </pic:cNvPicPr>
@@ -11241,7 +11107,7 @@
                   <pic:spPr bwMode="auto">
                     <a:xfrm>
                       <a:off x="0" y="0"/>
-                      <a:ext cx="2895600" cy="3009900"/>
+                      <a:ext cx="2667000" cy="2772276"/>
                     </a:xfrm>
                     <a:prstGeom prst="rect">
                       <a:avLst/>
@@ -11272,14 +11138,14 @@
         </w:rPr>
         <w:drawing>
           <wp:inline>
-            <wp:extent cx="2870200" cy="2971800"/>
+            <wp:extent cx="2667000" cy="2761407"/>
             <wp:effectExtent b="0" l="0" r="0" t="0"/>
             <wp:docPr descr="" title="" id="53" name="Picture"/>
             <a:graphic>
               <a:graphicData uri="http://schemas.openxmlformats.org/drawingml/2006/picture">
                 <pic:pic>
                   <pic:nvPicPr>
-                    <pic:cNvPr descr="06-外部资料导入/原子结构讲义/第八讲原子结构（三）_images/fa9215a831e9b26de17b340c28771797792dd62c21c45abce4f89eea1763dbb8.jpg" id="54" name="Picture"/>
+                    <pic:cNvPr descr="fa9215a831e9b26de17b340c28771797792dd62c21c45abce4f89eea1763dbb8.jpg" id="54" name="Picture"/>
                     <pic:cNvPicPr>
                       <a:picLocks noChangeArrowheads="1" noChangeAspect="1"/>
                     </pic:cNvPicPr>
@@ -11293,7 +11159,7 @@
                   <pic:spPr bwMode="auto">
                     <a:xfrm>
                       <a:off x="0" y="0"/>
-                      <a:ext cx="2870200" cy="2971800"/>
+                      <a:ext cx="2667000" cy="2761407"/>
                     </a:xfrm>
                     <a:prstGeom prst="rect">
                       <a:avLst/>
@@ -11324,14 +11190,14 @@
         </w:rPr>
         <w:drawing>
           <wp:inline>
-            <wp:extent cx="2844800" cy="3009900"/>
+            <wp:extent cx="2667000" cy="2821781"/>
             <wp:effectExtent b="0" l="0" r="0" t="0"/>
             <wp:docPr descr="" title="" id="56" name="Picture"/>
             <a:graphic>
               <a:graphicData uri="http://schemas.openxmlformats.org/drawingml/2006/picture">
                 <pic:pic>
                   <pic:nvPicPr>
-                    <pic:cNvPr descr="06-外部资料导入/原子结构讲义/第八讲原子结构（三）_images/b672ea123f827d7ba24c362dd88939886605cea1c3f7a3c67e012b4671d8eefc.jpg" id="57" name="Picture"/>
+                    <pic:cNvPr descr="b672ea123f827d7ba24c362dd88939886605cea1c3f7a3c67e012b4671d8eefc.jpg" id="57" name="Picture"/>
                     <pic:cNvPicPr>
                       <a:picLocks noChangeArrowheads="1" noChangeAspect="1"/>
                     </pic:cNvPicPr>
@@ -11345,7 +11211,7 @@
                   <pic:spPr bwMode="auto">
                     <a:xfrm>
                       <a:off x="0" y="0"/>
-                      <a:ext cx="2844800" cy="3009900"/>
+                      <a:ext cx="2667000" cy="2821781"/>
                     </a:xfrm>
                     <a:prstGeom prst="rect">
                       <a:avLst/>
@@ -11376,14 +11242,14 @@
         </w:rPr>
         <w:drawing>
           <wp:inline>
-            <wp:extent cx="2870200" cy="3073400"/>
+            <wp:extent cx="2667000" cy="2855814"/>
             <wp:effectExtent b="0" l="0" r="0" t="0"/>
             <wp:docPr descr="" title="" id="59" name="Picture"/>
             <a:graphic>
               <a:graphicData uri="http://schemas.openxmlformats.org/drawingml/2006/picture">
                 <pic:pic>
                   <pic:nvPicPr>
-                    <pic:cNvPr descr="06-外部资料导入/原子结构讲义/第八讲原子结构（三）_images/bc03671ac4b30f06e7d59322b10e4281132920083695519de15b92ea3ce99097.jpg" id="60" name="Picture"/>
+                    <pic:cNvPr descr="bc03671ac4b30f06e7d59322b10e4281132920083695519de15b92ea3ce99097.jpg" id="60" name="Picture"/>
                     <pic:cNvPicPr>
                       <a:picLocks noChangeArrowheads="1" noChangeAspect="1"/>
                     </pic:cNvPicPr>
@@ -11397,7 +11263,7 @@
                   <pic:spPr bwMode="auto">
                     <a:xfrm>
                       <a:off x="0" y="0"/>
-                      <a:ext cx="2870200" cy="3073400"/>
+                      <a:ext cx="2667000" cy="2855814"/>
                     </a:xfrm>
                     <a:prstGeom prst="rect">
                       <a:avLst/>
@@ -11428,14 +11294,14 @@
         </w:rPr>
         <w:drawing>
           <wp:inline>
-            <wp:extent cx="2870200" cy="3149600"/>
+            <wp:extent cx="2667000" cy="2926619"/>
             <wp:effectExtent b="0" l="0" r="0" t="0"/>
             <wp:docPr descr="" title="" id="62" name="Picture"/>
             <a:graphic>
               <a:graphicData uri="http://schemas.openxmlformats.org/drawingml/2006/picture">
                 <pic:pic>
                   <pic:nvPicPr>
-                    <pic:cNvPr descr="06-外部资料导入/原子结构讲义/第八讲原子结构（三）_images/2510dc5a7f5cc390af03d9e4ab1e40c313a4048561bd7f55bf42fc6e85b1fa48.jpg" id="63" name="Picture"/>
+                    <pic:cNvPr descr="2510dc5a7f5cc390af03d9e4ab1e40c313a4048561bd7f55bf42fc6e85b1fa48.jpg" id="63" name="Picture"/>
                     <pic:cNvPicPr>
                       <a:picLocks noChangeArrowheads="1" noChangeAspect="1"/>
                     </pic:cNvPicPr>
@@ -11449,7 +11315,7 @@
                   <pic:spPr bwMode="auto">
                     <a:xfrm>
                       <a:off x="0" y="0"/>
-                      <a:ext cx="2870200" cy="3149600"/>
+                      <a:ext cx="2667000" cy="2926619"/>
                     </a:xfrm>
                     <a:prstGeom prst="rect">
                       <a:avLst/>
@@ -11528,14 +11394,14 @@
         </w:rPr>
         <w:drawing>
           <wp:inline>
-            <wp:extent cx="3600000" cy="1544840"/>
+            <wp:extent cx="2667000" cy="1144469"/>
             <wp:effectExtent b="0" l="0" r="0" t="0"/>
             <wp:docPr descr="" title="" id="65" name="Picture"/>
             <a:graphic>
               <a:graphicData uri="http://schemas.openxmlformats.org/drawingml/2006/picture">
                 <pic:pic>
                   <pic:nvPicPr>
-                    <pic:cNvPr descr="06-外部资料导入/原子结构讲义/第八讲原子结构（三）_images/2eab4f41bd22ae85d0e7b61e0e38ace229d159813c124af740b942367731785a.jpg" id="66" name="Picture"/>
+                    <pic:cNvPr descr="2eab4f41bd22ae85d0e7b61e0e38ace229d159813c124af740b942367731785a.jpg" id="66" name="Picture"/>
                     <pic:cNvPicPr>
                       <a:picLocks noChangeArrowheads="1" noChangeAspect="1"/>
                     </pic:cNvPicPr>
@@ -11549,7 +11415,7 @@
                   <pic:spPr bwMode="auto">
                     <a:xfrm>
                       <a:off x="0" y="0"/>
-                      <a:ext cx="3600000" cy="1544840"/>
+                      <a:ext cx="2667000" cy="1144469"/>
                     </a:xfrm>
                     <a:prstGeom prst="rect">
                       <a:avLst/>
@@ -12728,14 +12594,14 @@
         </w:rPr>
         <w:drawing>
           <wp:inline>
-            <wp:extent cx="2235200" cy="3009900"/>
+            <wp:extent cx="2667000" cy="3591357"/>
             <wp:effectExtent b="0" l="0" r="0" t="0"/>
             <wp:docPr descr="" title="" id="68" name="Picture"/>
             <a:graphic>
               <a:graphicData uri="http://schemas.openxmlformats.org/drawingml/2006/picture">
                 <pic:pic>
                   <pic:nvPicPr>
-                    <pic:cNvPr descr="06-外部资料导入/原子结构讲义/第八讲原子结构（三）_images/8f5e08bb183c8ea7c5518ba3028af8ec1e737823a335797dff6f74e3561530b3.jpg" id="69" name="Picture"/>
+                    <pic:cNvPr descr="8f5e08bb183c8ea7c5518ba3028af8ec1e737823a335797dff6f74e3561530b3.jpg" id="69" name="Picture"/>
                     <pic:cNvPicPr>
                       <a:picLocks noChangeArrowheads="1" noChangeAspect="1"/>
                     </pic:cNvPicPr>
@@ -12749,7 +12615,7 @@
                   <pic:spPr bwMode="auto">
                     <a:xfrm>
                       <a:off x="0" y="0"/>
-                      <a:ext cx="2235200" cy="3009900"/>
+                      <a:ext cx="2667000" cy="3591357"/>
                     </a:xfrm>
                     <a:prstGeom prst="rect">
                       <a:avLst/>
@@ -12780,14 +12646,14 @@
         </w:rPr>
         <w:drawing>
           <wp:inline>
-            <wp:extent cx="2171700" cy="2832100"/>
+            <wp:extent cx="2667000" cy="3478017"/>
             <wp:effectExtent b="0" l="0" r="0" t="0"/>
             <wp:docPr descr="" title="" id="71" name="Picture"/>
             <a:graphic>
               <a:graphicData uri="http://schemas.openxmlformats.org/drawingml/2006/picture">
                 <pic:pic>
                   <pic:nvPicPr>
-                    <pic:cNvPr descr="06-外部资料导入/原子结构讲义/第八讲原子结构（三）_images/847b48dba9c4d471cd67931b99914d67fad933d189b7475edc88646a2f92f959.jpg" id="72" name="Picture"/>
+                    <pic:cNvPr descr="847b48dba9c4d471cd67931b99914d67fad933d189b7475edc88646a2f92f959.jpg" id="72" name="Picture"/>
                     <pic:cNvPicPr>
                       <a:picLocks noChangeArrowheads="1" noChangeAspect="1"/>
                     </pic:cNvPicPr>
@@ -12801,7 +12667,7 @@
                   <pic:spPr bwMode="auto">
                     <a:xfrm>
                       <a:off x="0" y="0"/>
-                      <a:ext cx="2171700" cy="2832100"/>
+                      <a:ext cx="2667000" cy="3478017"/>
                     </a:xfrm>
                     <a:prstGeom prst="rect">
                       <a:avLst/>
@@ -13966,14 +13832,14 @@
         </w:rPr>
         <w:drawing>
           <wp:inline>
-            <wp:extent cx="3240000" cy="2967938"/>
+            <wp:extent cx="2667000" cy="2443053"/>
             <wp:effectExtent b="0" l="0" r="0" t="0"/>
             <wp:docPr descr="" title="" id="74" name="Picture"/>
             <a:graphic>
               <a:graphicData uri="http://schemas.openxmlformats.org/drawingml/2006/picture">
                 <pic:pic>
                   <pic:nvPicPr>
-                    <pic:cNvPr descr="06-外部资料导入/原子结构讲义/第八讲原子结构（三）_images/e55f1e1b798d06e45d96ce297228ec2fd669a4c09e94a4797a70831e05f6bafa.jpg" id="75" name="Picture"/>
+                    <pic:cNvPr descr="e55f1e1b798d06e45d96ce297228ec2fd669a4c09e94a4797a70831e05f6bafa.jpg" id="75" name="Picture"/>
                     <pic:cNvPicPr>
                       <a:picLocks noChangeArrowheads="1" noChangeAspect="1"/>
                     </pic:cNvPicPr>
@@ -13987,7 +13853,7 @@
                   <pic:spPr bwMode="auto">
                     <a:xfrm>
                       <a:off x="0" y="0"/>
-                      <a:ext cx="3240000" cy="2967938"/>
+                      <a:ext cx="2667000" cy="2443053"/>
                     </a:xfrm>
                     <a:prstGeom prst="rect">
                       <a:avLst/>
@@ -14018,14 +13884,14 @@
         </w:rPr>
         <w:drawing>
           <wp:inline>
-            <wp:extent cx="3187700" cy="3365500"/>
+            <wp:extent cx="2667000" cy="2815756"/>
             <wp:effectExtent b="0" l="0" r="0" t="0"/>
             <wp:docPr descr="" title="" id="77" name="Picture"/>
             <a:graphic>
               <a:graphicData uri="http://schemas.openxmlformats.org/drawingml/2006/picture">
                 <pic:pic>
                   <pic:nvPicPr>
-                    <pic:cNvPr descr="06-外部资料导入/原子结构讲义/第八讲原子结构（三）_images/1ca93a07e8e8829414ff839efdd1dd204d9c1d0fd1fce272a38f2d749c5f4dd5.jpg" id="78" name="Picture"/>
+                    <pic:cNvPr descr="1ca93a07e8e8829414ff839efdd1dd204d9c1d0fd1fce272a38f2d749c5f4dd5.jpg" id="78" name="Picture"/>
                     <pic:cNvPicPr>
                       <a:picLocks noChangeArrowheads="1" noChangeAspect="1"/>
                     </pic:cNvPicPr>
@@ -14039,7 +13905,7 @@
                   <pic:spPr bwMode="auto">
                     <a:xfrm>
                       <a:off x="0" y="0"/>
-                      <a:ext cx="3187700" cy="3365500"/>
+                      <a:ext cx="2667000" cy="2815756"/>
                     </a:xfrm>
                     <a:prstGeom prst="rect">
                       <a:avLst/>
@@ -14070,14 +13936,14 @@
         </w:rPr>
         <w:drawing>
           <wp:inline>
-            <wp:extent cx="2692400" cy="2946400"/>
+            <wp:extent cx="2667000" cy="2918603"/>
             <wp:effectExtent b="0" l="0" r="0" t="0"/>
             <wp:docPr descr="" title="" id="80" name="Picture"/>
             <a:graphic>
               <a:graphicData uri="http://schemas.openxmlformats.org/drawingml/2006/picture">
                 <pic:pic>
                   <pic:nvPicPr>
-                    <pic:cNvPr descr="06-外部资料导入/原子结构讲义/第八讲原子结构（三）_images/2e209adf1004e2256a6c1775a9d5e1165d59a2de738f903c6800e030c1c6fd85.jpg" id="81" name="Picture"/>
+                    <pic:cNvPr descr="2e209adf1004e2256a6c1775a9d5e1165d59a2de738f903c6800e030c1c6fd85.jpg" id="81" name="Picture"/>
                     <pic:cNvPicPr>
                       <a:picLocks noChangeArrowheads="1" noChangeAspect="1"/>
                     </pic:cNvPicPr>
@@ -14091,7 +13957,7 @@
                   <pic:spPr bwMode="auto">
                     <a:xfrm>
                       <a:off x="0" y="0"/>
-                      <a:ext cx="2692400" cy="2946400"/>
+                      <a:ext cx="2667000" cy="2918603"/>
                     </a:xfrm>
                     <a:prstGeom prst="rect">
                       <a:avLst/>
@@ -14122,14 +13988,14 @@
         </w:rPr>
         <w:drawing>
           <wp:inline>
-            <wp:extent cx="3240000" cy="4386741"/>
+            <wp:extent cx="2667000" cy="3610938"/>
             <wp:effectExtent b="0" l="0" r="0" t="0"/>
             <wp:docPr descr="" title="" id="83" name="Picture"/>
             <a:graphic>
               <a:graphicData uri="http://schemas.openxmlformats.org/drawingml/2006/picture">
                 <pic:pic>
                   <pic:nvPicPr>
-                    <pic:cNvPr descr="06-外部资料导入/原子结构讲义/第八讲原子结构（三）_images/7665bcfc27068f5dfb9ab45810cde34dbcd8eb56c139b24d26794d1407356849.jpg" id="84" name="Picture"/>
+                    <pic:cNvPr descr="7665bcfc27068f5dfb9ab45810cde34dbcd8eb56c139b24d26794d1407356849.jpg" id="84" name="Picture"/>
                     <pic:cNvPicPr>
                       <a:picLocks noChangeArrowheads="1" noChangeAspect="1"/>
                     </pic:cNvPicPr>
@@ -14143,7 +14009,7 @@
                   <pic:spPr bwMode="auto">
                     <a:xfrm>
                       <a:off x="0" y="0"/>
-                      <a:ext cx="3240000" cy="4386741"/>
+                      <a:ext cx="2667000" cy="3610938"/>
                     </a:xfrm>
                     <a:prstGeom prst="rect">
                       <a:avLst/>
@@ -14670,14 +14536,14 @@
         </w:rPr>
         <w:drawing>
           <wp:inline>
-            <wp:extent cx="3240000" cy="3329379"/>
+            <wp:extent cx="2667000" cy="2740572"/>
             <wp:effectExtent b="0" l="0" r="0" t="0"/>
             <wp:docPr descr="" title="" id="86" name="Picture"/>
             <a:graphic>
               <a:graphicData uri="http://schemas.openxmlformats.org/drawingml/2006/picture">
                 <pic:pic>
                   <pic:nvPicPr>
-                    <pic:cNvPr descr="06-外部资料导入/原子结构讲义/第八讲原子结构（三）_images/933843c99d18c361f63a740e03787655faae719b26c5c5a872b64ac9f60b25dd.jpg" id="87" name="Picture"/>
+                    <pic:cNvPr descr="933843c99d18c361f63a740e03787655faae719b26c5c5a872b64ac9f60b25dd.jpg" id="87" name="Picture"/>
                     <pic:cNvPicPr>
                       <a:picLocks noChangeArrowheads="1" noChangeAspect="1"/>
                     </pic:cNvPicPr>
@@ -14691,7 +14557,7 @@
                   <pic:spPr bwMode="auto">
                     <a:xfrm>
                       <a:off x="0" y="0"/>
-                      <a:ext cx="3240000" cy="3329379"/>
+                      <a:ext cx="2667000" cy="2740572"/>
                     </a:xfrm>
                     <a:prstGeom prst="rect">
                       <a:avLst/>
@@ -15162,14 +15028,14 @@
         </w:rPr>
         <w:drawing>
           <wp:inline>
-            <wp:extent cx="2520000" cy="4963118"/>
+            <wp:extent cx="2520000" cy="4963117"/>
             <wp:effectExtent b="0" l="0" r="0" t="0"/>
             <wp:docPr descr="" title="" id="89" name="Picture"/>
             <a:graphic>
               <a:graphicData uri="http://schemas.openxmlformats.org/drawingml/2006/picture">
                 <pic:pic>
                   <pic:nvPicPr>
-                    <pic:cNvPr descr="06-外部资料导入/原子结构讲义/第八讲原子结构（三）_images/ca9040f61f053984faa985d9a7a5940cf7c5117bce48642a8fae601f35934206.jpg" id="90" name="Picture"/>
+                    <pic:cNvPr descr="ca9040f61f053984faa985d9a7a5940cf7c5117bce48642a8fae601f35934206.jpg" id="90" name="Picture"/>
                     <pic:cNvPicPr>
                       <a:picLocks noChangeArrowheads="1" noChangeAspect="1"/>
                     </pic:cNvPicPr>
@@ -15183,7 +15049,7 @@
                   <pic:spPr bwMode="auto">
                     <a:xfrm>
                       <a:off x="0" y="0"/>
-                      <a:ext cx="2520000" cy="4963118"/>
+                      <a:ext cx="2520000" cy="4963117"/>
                     </a:xfrm>
                     <a:prstGeom prst="rect">
                       <a:avLst/>
@@ -15214,14 +15080,14 @@
         </w:rPr>
         <w:drawing>
           <wp:inline>
-            <wp:extent cx="2520000" cy="3849815"/>
+            <wp:extent cx="2520000" cy="3849814"/>
             <wp:effectExtent b="0" l="0" r="0" t="0"/>
             <wp:docPr descr="" title="" id="92" name="Picture"/>
             <a:graphic>
               <a:graphicData uri="http://schemas.openxmlformats.org/drawingml/2006/picture">
                 <pic:pic>
                   <pic:nvPicPr>
-                    <pic:cNvPr descr="06-外部资料导入/原子结构讲义/第八讲原子结构（三）_images/351036a67e84055ab9224866767d82e18877caa8dac33aa06ad7576108c6ab78.jpg" id="93" name="Picture"/>
+                    <pic:cNvPr descr="351036a67e84055ab9224866767d82e18877caa8dac33aa06ad7576108c6ab78.jpg" id="93" name="Picture"/>
                     <pic:cNvPicPr>
                       <a:picLocks noChangeArrowheads="1" noChangeAspect="1"/>
                     </pic:cNvPicPr>
@@ -15235,7 +15101,7 @@
                   <pic:spPr bwMode="auto">
                     <a:xfrm>
                       <a:off x="0" y="0"/>
-                      <a:ext cx="2520000" cy="3849815"/>
+                      <a:ext cx="2520000" cy="3849814"/>
                     </a:xfrm>
                     <a:prstGeom prst="rect">
                       <a:avLst/>
@@ -15266,14 +15132,14 @@
         </w:rPr>
         <w:drawing>
           <wp:inline>
-            <wp:extent cx="3240000" cy="3916408"/>
+            <wp:extent cx="2667000" cy="3223784"/>
             <wp:effectExtent b="0" l="0" r="0" t="0"/>
             <wp:docPr descr="" title="" id="95" name="Picture"/>
             <a:graphic>
               <a:graphicData uri="http://schemas.openxmlformats.org/drawingml/2006/picture">
                 <pic:pic>
                   <pic:nvPicPr>
-                    <pic:cNvPr descr="06-外部资料导入/原子结构讲义/第八讲原子结构（三）_images/33aeaef8f074054933577cf0db4799005d91ca956b0f165b7258f2ae6fed2e87.jpg" id="96" name="Picture"/>
+                    <pic:cNvPr descr="33aeaef8f074054933577cf0db4799005d91ca956b0f165b7258f2ae6fed2e87.jpg" id="96" name="Picture"/>
                     <pic:cNvPicPr>
                       <a:picLocks noChangeArrowheads="1" noChangeAspect="1"/>
                     </pic:cNvPicPr>
@@ -15287,7 +15153,7 @@
                   <pic:spPr bwMode="auto">
                     <a:xfrm>
                       <a:off x="0" y="0"/>
-                      <a:ext cx="3240000" cy="3916408"/>
+                      <a:ext cx="2667000" cy="3223784"/>
                     </a:xfrm>
                     <a:prstGeom prst="rect">
                       <a:avLst/>
@@ -15982,14 +15848,14 @@
         </w:rPr>
         <w:drawing>
           <wp:inline>
-            <wp:extent cx="3240000" cy="4350967"/>
+            <wp:extent cx="2667000" cy="3581491"/>
             <wp:effectExtent b="0" l="0" r="0" t="0"/>
             <wp:docPr descr="" title="" id="98" name="Picture"/>
             <a:graphic>
               <a:graphicData uri="http://schemas.openxmlformats.org/drawingml/2006/picture">
                 <pic:pic>
                   <pic:nvPicPr>
-                    <pic:cNvPr descr="06-外部资料导入/原子结构讲义/第八讲原子结构（三）_images/c2468f88486ca23a97a7b905cc7e9547d2925cd2b4c80b9a688fdcb812ac14a3.jpg" id="99" name="Picture"/>
+                    <pic:cNvPr descr="c2468f88486ca23a97a7b905cc7e9547d2925cd2b4c80b9a688fdcb812ac14a3.jpg" id="99" name="Picture"/>
                     <pic:cNvPicPr>
                       <a:picLocks noChangeArrowheads="1" noChangeAspect="1"/>
                     </pic:cNvPicPr>
@@ -16003,7 +15869,7 @@
                   <pic:spPr bwMode="auto">
                     <a:xfrm>
                       <a:off x="0" y="0"/>
-                      <a:ext cx="3240000" cy="4350967"/>
+                      <a:ext cx="2667000" cy="3581491"/>
                     </a:xfrm>
                     <a:prstGeom prst="rect">
                       <a:avLst/>
@@ -17098,14 +16964,14 @@
         </w:rPr>
         <w:drawing>
           <wp:inline>
-            <wp:extent cx="3240000" cy="3110400"/>
+            <wp:extent cx="2667000" cy="2560320"/>
             <wp:effectExtent b="0" l="0" r="0" t="0"/>
             <wp:docPr descr="" title="" id="102" name="Picture"/>
             <a:graphic>
               <a:graphicData uri="http://schemas.openxmlformats.org/drawingml/2006/picture">
                 <pic:pic>
                   <pic:nvPicPr>
-                    <pic:cNvPr descr="06-外部资料导入/原子结构讲义/第八讲原子结构（三）_images/96cb1aaa12721f8b537b0d27534e43a81a68633bdd007579daaaefe75962e61c.jpg" id="103" name="Picture"/>
+                    <pic:cNvPr descr="96cb1aaa12721f8b537b0d27534e43a81a68633bdd007579daaaefe75962e61c.jpg" id="103" name="Picture"/>
                     <pic:cNvPicPr>
                       <a:picLocks noChangeArrowheads="1" noChangeAspect="1"/>
                     </pic:cNvPicPr>
@@ -17119,7 +16985,7 @@
                   <pic:spPr bwMode="auto">
                     <a:xfrm>
                       <a:off x="0" y="0"/>
-                      <a:ext cx="3240000" cy="3110400"/>
+                      <a:ext cx="2667000" cy="2560320"/>
                     </a:xfrm>
                     <a:prstGeom prst="rect">
                       <a:avLst/>
@@ -18576,14 +18442,14 @@
         </w:rPr>
         <w:drawing>
           <wp:inline>
-            <wp:extent cx="3600000" cy="1596330"/>
+            <wp:extent cx="2667000" cy="1182614"/>
             <wp:effectExtent b="0" l="0" r="0" t="0"/>
             <wp:docPr descr="" title="" id="106" name="Picture"/>
             <a:graphic>
               <a:graphicData uri="http://schemas.openxmlformats.org/drawingml/2006/picture">
                 <pic:pic>
                   <pic:nvPicPr>
-                    <pic:cNvPr descr="06-外部资料导入/原子结构讲义/第八讲原子结构（三）_images/3300aec8915cd8290a37ea226776ee40f3d17e44715c1354549e372e24d91747.jpg" id="107" name="Picture"/>
+                    <pic:cNvPr descr="3300aec8915cd8290a37ea226776ee40f3d17e44715c1354549e372e24d91747.jpg" id="107" name="Picture"/>
                     <pic:cNvPicPr>
                       <a:picLocks noChangeArrowheads="1" noChangeAspect="1"/>
                     </pic:cNvPicPr>
@@ -18597,7 +18463,7 @@
                   <pic:spPr bwMode="auto">
                     <a:xfrm>
                       <a:off x="0" y="0"/>
-                      <a:ext cx="3600000" cy="1596330"/>
+                      <a:ext cx="2667000" cy="1182614"/>
                     </a:xfrm>
                     <a:prstGeom prst="rect">
                       <a:avLst/>
@@ -18640,14 +18506,14 @@
         </w:rPr>
         <w:drawing>
           <wp:inline>
-            <wp:extent cx="3600000" cy="2341258"/>
+            <wp:extent cx="2667000" cy="1734482"/>
             <wp:effectExtent b="0" l="0" r="0" t="0"/>
             <wp:docPr descr="" title="" id="109" name="Picture"/>
             <a:graphic>
               <a:graphicData uri="http://schemas.openxmlformats.org/drawingml/2006/picture">
                 <pic:pic>
                   <pic:nvPicPr>
-                    <pic:cNvPr descr="06-外部资料导入/原子结构讲义/第八讲原子结构（三）_images/5bbbec3e3eff5c12701862141c53ac11e08d243141abacadfb51340fd0193440.jpg" id="110" name="Picture"/>
+                    <pic:cNvPr descr="5bbbec3e3eff5c12701862141c53ac11e08d243141abacadfb51340fd0193440.jpg" id="110" name="Picture"/>
                     <pic:cNvPicPr>
                       <a:picLocks noChangeArrowheads="1" noChangeAspect="1"/>
                     </pic:cNvPicPr>
@@ -18661,7 +18527,7 @@
                   <pic:spPr bwMode="auto">
                     <a:xfrm>
                       <a:off x="0" y="0"/>
-                      <a:ext cx="3600000" cy="2341258"/>
+                      <a:ext cx="2667000" cy="1734482"/>
                     </a:xfrm>
                     <a:prstGeom prst="rect">
                       <a:avLst/>
@@ -18986,14 +18852,14 @@
         </w:rPr>
         <w:drawing>
           <wp:inline>
-            <wp:extent cx="3600000" cy="2420960"/>
+            <wp:extent cx="2667000" cy="1793528"/>
             <wp:effectExtent b="0" l="0" r="0" t="0"/>
             <wp:docPr descr="" title="" id="113" name="Picture"/>
             <a:graphic>
               <a:graphicData uri="http://schemas.openxmlformats.org/drawingml/2006/picture">
                 <pic:pic>
                   <pic:nvPicPr>
-                    <pic:cNvPr descr="06-外部资料导入/原子结构讲义/第八讲原子结构（三）_images/24a30edc298e3f645eb4982b7f0e535799f2b6d5b24338e9181d839e9c13f41b.jpg" id="114" name="Picture"/>
+                    <pic:cNvPr descr="24a30edc298e3f645eb4982b7f0e535799f2b6d5b24338e9181d839e9c13f41b.jpg" id="114" name="Picture"/>
                     <pic:cNvPicPr>
                       <a:picLocks noChangeArrowheads="1" noChangeAspect="1"/>
                     </pic:cNvPicPr>
@@ -19007,7 +18873,7 @@
                   <pic:spPr bwMode="auto">
                     <a:xfrm>
                       <a:off x="0" y="0"/>
-                      <a:ext cx="3600000" cy="2420960"/>
+                      <a:ext cx="2667000" cy="1793528"/>
                     </a:xfrm>
                     <a:prstGeom prst="rect">
                       <a:avLst/>

--- a/06-学生侧材料/讲义/2-结构化学/第八讲原子结构（三）-教师增强版.docx
+++ b/06-学生侧材料/讲义/2-结构化学/第八讲原子结构（三）-教师增强版.docx
@@ -34439,8 +34439,7 @@
     <w:tbl>
       <w:tblPr>
         <w:tblStyle w:val="Table"/>
-        <w:tblW w:type="pct" w:w="5000"/>
-        <w:tblLayout w:type="fixed"/>
+        <w:tblW w:type="auto" w:w="0"/>
         <w:tblLook w:firstRow="1" w:lastRow="0" w:firstColumn="0" w:lastColumn="0" w:noHBand="0" w:noVBand="0" w:val="0020"/>
         <w:jc w:val="center"/>
         <w:tblBorders>
@@ -34453,17 +34452,10 @@
         </w:tblBorders>
       </w:tblPr>
       <w:tblGrid>
-        <w:gridCol w:w="719"/>
-        <w:gridCol w:w="719"/>
-        <w:gridCol w:w="719"/>
-        <w:gridCol w:w="719"/>
-        <w:gridCol w:w="719"/>
-        <w:gridCol w:w="719"/>
-        <w:gridCol w:w="719"/>
-        <w:gridCol w:w="719"/>
-        <w:gridCol w:w="719"/>
-        <w:gridCol w:w="719"/>
-        <w:gridCol w:w="719"/>
+        <w:gridCol w:w="1980"/>
+        <w:gridCol w:w="1980"/>
+        <w:gridCol w:w="1980"/>
+        <w:gridCol w:w="1980"/>
       </w:tblGrid>
       <w:tr>
         <w:trPr>
@@ -34502,10 +34494,10 @@
             </w:pPr>
             <w:r>
               <w:rPr>
-                <w:rFonts w:ascii="Times New Roman" w:hAnsi="Times New Roman" w:eastAsia="Times New Roman" w:cs="Times New Roman"/>
+                <w:rFonts w:hint="eastAsia" w:ascii="Times New Roman" w:hAnsi="Times New Roman" w:eastAsia="SimHei" w:cs="Times New Roman"/>
                 <w:b/>
               </w:rPr>
-              <w:t xml:space="preserve">21</w:t>
+              <w:t xml:space="preserve">符号</w:t>
             </w:r>
           </w:p>
         </w:tc>
@@ -34522,10 +34514,10 @@
             </w:pPr>
             <w:r>
               <w:rPr>
-                <w:rFonts w:ascii="Times New Roman" w:hAnsi="Times New Roman" w:eastAsia="Times New Roman" w:cs="Times New Roman"/>
+                <w:rFonts w:hint="eastAsia" w:ascii="Times New Roman" w:hAnsi="Times New Roman" w:eastAsia="SimHei" w:cs="Times New Roman"/>
                 <w:b/>
               </w:rPr>
-              <w:t xml:space="preserve">22</w:t>
+              <w:t xml:space="preserve">名称</w:t>
             </w:r>
           </w:p>
         </w:tc>
@@ -34542,150 +34534,10 @@
             </w:pPr>
             <w:r>
               <w:rPr>
-                <w:rFonts w:ascii="Times New Roman" w:hAnsi="Times New Roman" w:eastAsia="Times New Roman" w:cs="Times New Roman"/>
+                <w:rFonts w:hint="eastAsia" w:ascii="Times New Roman" w:hAnsi="Times New Roman" w:eastAsia="SimHei" w:cs="Times New Roman"/>
                 <w:b/>
               </w:rPr>
-              <w:t xml:space="preserve">23</w:t>
-            </w:r>
-          </w:p>
-        </w:tc>
-        <w:tc>
-          <w:tcPr>
-            <w:tcBorders>
-              <w:bottom w:val="single" w:sz="6" w:space="0" w:color="333333"/>
-            </w:tcBorders>
-          </w:tcPr>
-          <w:p>
-            <w:pPr>
-              <w:pStyle w:val="Compact"/>
-              <w:jc w:val="center"/>
-            </w:pPr>
-            <w:r>
-              <w:rPr>
-                <w:rFonts w:ascii="Times New Roman" w:hAnsi="Times New Roman" w:eastAsia="Times New Roman" w:cs="Times New Roman"/>
-                <w:b/>
-              </w:rPr>
-              <w:t xml:space="preserve">24</w:t>
-            </w:r>
-          </w:p>
-        </w:tc>
-        <w:tc>
-          <w:tcPr>
-            <w:tcBorders>
-              <w:bottom w:val="single" w:sz="6" w:space="0" w:color="333333"/>
-            </w:tcBorders>
-          </w:tcPr>
-          <w:p>
-            <w:pPr>
-              <w:pStyle w:val="Compact"/>
-              <w:jc w:val="center"/>
-            </w:pPr>
-            <w:r>
-              <w:rPr>
-                <w:rFonts w:ascii="Times New Roman" w:hAnsi="Times New Roman" w:eastAsia="Times New Roman" w:cs="Times New Roman"/>
-                <w:b/>
-              </w:rPr>
-              <w:t xml:space="preserve">25</w:t>
-            </w:r>
-          </w:p>
-        </w:tc>
-        <w:tc>
-          <w:tcPr>
-            <w:tcBorders>
-              <w:bottom w:val="single" w:sz="6" w:space="0" w:color="333333"/>
-            </w:tcBorders>
-          </w:tcPr>
-          <w:p>
-            <w:pPr>
-              <w:pStyle w:val="Compact"/>
-              <w:jc w:val="center"/>
-            </w:pPr>
-            <w:r>
-              <w:rPr>
-                <w:rFonts w:ascii="Times New Roman" w:hAnsi="Times New Roman" w:eastAsia="Times New Roman" w:cs="Times New Roman"/>
-                <w:b/>
-              </w:rPr>
-              <w:t xml:space="preserve">26</w:t>
-            </w:r>
-          </w:p>
-        </w:tc>
-        <w:tc>
-          <w:tcPr>
-            <w:tcBorders>
-              <w:bottom w:val="single" w:sz="6" w:space="0" w:color="333333"/>
-            </w:tcBorders>
-          </w:tcPr>
-          <w:p>
-            <w:pPr>
-              <w:pStyle w:val="Compact"/>
-              <w:jc w:val="center"/>
-            </w:pPr>
-            <w:r>
-              <w:rPr>
-                <w:rFonts w:ascii="Times New Roman" w:hAnsi="Times New Roman" w:eastAsia="Times New Roman" w:cs="Times New Roman"/>
-                <w:b/>
-              </w:rPr>
-              <w:t xml:space="preserve">27</w:t>
-            </w:r>
-          </w:p>
-        </w:tc>
-        <w:tc>
-          <w:tcPr>
-            <w:tcBorders>
-              <w:bottom w:val="single" w:sz="6" w:space="0" w:color="333333"/>
-            </w:tcBorders>
-          </w:tcPr>
-          <w:p>
-            <w:pPr>
-              <w:pStyle w:val="Compact"/>
-              <w:jc w:val="center"/>
-            </w:pPr>
-            <w:r>
-              <w:rPr>
-                <w:rFonts w:ascii="Times New Roman" w:hAnsi="Times New Roman" w:eastAsia="Times New Roman" w:cs="Times New Roman"/>
-                <w:b/>
-              </w:rPr>
-              <w:t xml:space="preserve">28</w:t>
-            </w:r>
-          </w:p>
-        </w:tc>
-        <w:tc>
-          <w:tcPr>
-            <w:tcBorders>
-              <w:bottom w:val="single" w:sz="6" w:space="0" w:color="333333"/>
-            </w:tcBorders>
-          </w:tcPr>
-          <w:p>
-            <w:pPr>
-              <w:pStyle w:val="Compact"/>
-              <w:jc w:val="center"/>
-            </w:pPr>
-            <w:r>
-              <w:rPr>
-                <w:rFonts w:ascii="Times New Roman" w:hAnsi="Times New Roman" w:eastAsia="Times New Roman" w:cs="Times New Roman"/>
-                <w:b/>
-              </w:rPr>
-              <w:t xml:space="preserve">29</w:t>
-            </w:r>
-          </w:p>
-        </w:tc>
-        <w:tc>
-          <w:tcPr>
-            <w:tcBorders>
-              <w:bottom w:val="single" w:sz="6" w:space="0" w:color="333333"/>
-            </w:tcBorders>
-          </w:tcPr>
-          <w:p>
-            <w:pPr>
-              <w:pStyle w:val="Compact"/>
-              <w:jc w:val="center"/>
-            </w:pPr>
-            <w:r>
-              <w:rPr>
-                <w:rFonts w:ascii="Times New Roman" w:hAnsi="Times New Roman" w:eastAsia="Times New Roman" w:cs="Times New Roman"/>
-                <w:b/>
-              </w:rPr>
-              <w:t xml:space="preserve">30</w:t>
+              <w:t xml:space="preserve">价电子</w:t>
             </w:r>
           </w:p>
         </w:tc>
@@ -34700,159 +34552,74 @@
             </w:pPr>
             <w:r>
               <w:rPr>
+                <w:rFonts w:ascii="Times New Roman" w:hAnsi="Times New Roman" w:eastAsia="Times New Roman" w:cs="Times New Roman"/>
+              </w:rPr>
+              <w:t xml:space="preserve">21</w:t>
+            </w:r>
+          </w:p>
+        </w:tc>
+        <w:tc>
+          <w:tcPr/>
+          <w:p>
+            <w:pPr>
+              <w:pStyle w:val="Compact"/>
+              <w:jc w:val="center"/>
+            </w:pPr>
+            <w:r>
+              <w:rPr>
+                <w:rFonts w:ascii="Times New Roman" w:hAnsi="Times New Roman" w:eastAsia="Times New Roman" w:cs="Times New Roman"/>
+              </w:rPr>
+              <w:t xml:space="preserve">Sc</w:t>
+            </w:r>
+          </w:p>
+        </w:tc>
+        <w:tc>
+          <w:tcPr/>
+          <w:p>
+            <w:pPr>
+              <w:pStyle w:val="Compact"/>
+              <w:jc w:val="center"/>
+            </w:pPr>
+            <w:r>
+              <w:rPr>
                 <w:rFonts w:hint="eastAsia" w:ascii="Times New Roman" w:hAnsi="Times New Roman" w:eastAsia="FangSong" w:cs="Times New Roman"/>
               </w:rPr>
-              <w:t xml:space="preserve">符号</w:t>
-            </w:r>
-          </w:p>
-        </w:tc>
-        <w:tc>
-          <w:tcPr/>
-          <w:p>
-            <w:pPr>
-              <w:pStyle w:val="Compact"/>
-              <w:jc w:val="center"/>
-            </w:pPr>
-            <w:r>
-              <w:rPr>
-                <w:rFonts w:ascii="Times New Roman" w:hAnsi="Times New Roman" w:eastAsia="Times New Roman" w:cs="Times New Roman"/>
-              </w:rPr>
-              <w:t xml:space="preserve">Sc</w:t>
-            </w:r>
-          </w:p>
-        </w:tc>
-        <w:tc>
-          <w:tcPr/>
-          <w:p>
-            <w:pPr>
-              <w:pStyle w:val="Compact"/>
-              <w:jc w:val="center"/>
-            </w:pPr>
-            <w:r>
-              <w:rPr>
-                <w:rFonts w:ascii="Times New Roman" w:hAnsi="Times New Roman" w:eastAsia="Times New Roman" w:cs="Times New Roman"/>
-              </w:rPr>
-              <w:t xml:space="preserve">Ti</w:t>
-            </w:r>
-          </w:p>
-        </w:tc>
-        <w:tc>
-          <w:tcPr/>
-          <w:p>
-            <w:pPr>
-              <w:pStyle w:val="Compact"/>
-              <w:jc w:val="center"/>
-            </w:pPr>
-            <w:r>
-              <w:rPr>
-                <w:rFonts w:ascii="Times New Roman" w:hAnsi="Times New Roman" w:eastAsia="Times New Roman" w:cs="Times New Roman"/>
-              </w:rPr>
-              <w:t xml:space="preserve">V</w:t>
-            </w:r>
-          </w:p>
-        </w:tc>
-        <w:tc>
-          <w:tcPr/>
-          <w:p>
-            <w:pPr>
-              <w:pStyle w:val="Compact"/>
-              <w:jc w:val="center"/>
-            </w:pPr>
-            <w:r>
-              <w:rPr>
-                <w:rFonts w:ascii="Times New Roman" w:hAnsi="Times New Roman" w:eastAsia="Times New Roman" w:cs="Times New Roman"/>
-              </w:rPr>
-              <w:t xml:space="preserve">Cr</w:t>
-            </w:r>
-          </w:p>
-        </w:tc>
-        <w:tc>
-          <w:tcPr/>
-          <w:p>
-            <w:pPr>
-              <w:pStyle w:val="Compact"/>
-              <w:jc w:val="center"/>
-            </w:pPr>
-            <w:r>
-              <w:rPr>
-                <w:rFonts w:ascii="Times New Roman" w:hAnsi="Times New Roman" w:eastAsia="Times New Roman" w:cs="Times New Roman"/>
-              </w:rPr>
-              <w:t xml:space="preserve">Mn</w:t>
-            </w:r>
-          </w:p>
-        </w:tc>
-        <w:tc>
-          <w:tcPr/>
-          <w:p>
-            <w:pPr>
-              <w:pStyle w:val="Compact"/>
-              <w:jc w:val="center"/>
-            </w:pPr>
-            <w:r>
-              <w:rPr>
-                <w:rFonts w:ascii="Times New Roman" w:hAnsi="Times New Roman" w:eastAsia="Times New Roman" w:cs="Times New Roman"/>
-              </w:rPr>
-              <w:t xml:space="preserve">Fe</w:t>
-            </w:r>
-          </w:p>
-        </w:tc>
-        <w:tc>
-          <w:tcPr/>
-          <w:p>
-            <w:pPr>
-              <w:pStyle w:val="Compact"/>
-              <w:jc w:val="center"/>
-            </w:pPr>
-            <w:r>
-              <w:rPr>
-                <w:rFonts w:ascii="Times New Roman" w:hAnsi="Times New Roman" w:eastAsia="Times New Roman" w:cs="Times New Roman"/>
-              </w:rPr>
-              <w:t xml:space="preserve">Co</w:t>
-            </w:r>
-          </w:p>
-        </w:tc>
-        <w:tc>
-          <w:tcPr/>
-          <w:p>
-            <w:pPr>
-              <w:pStyle w:val="Compact"/>
-              <w:jc w:val="center"/>
-            </w:pPr>
-            <w:r>
-              <w:rPr>
-                <w:rFonts w:ascii="Times New Roman" w:hAnsi="Times New Roman" w:eastAsia="Times New Roman" w:cs="Times New Roman"/>
-              </w:rPr>
-              <w:t xml:space="preserve">Ni</w:t>
-            </w:r>
-          </w:p>
-        </w:tc>
-        <w:tc>
-          <w:tcPr/>
-          <w:p>
-            <w:pPr>
-              <w:pStyle w:val="Compact"/>
-              <w:jc w:val="center"/>
-            </w:pPr>
-            <w:r>
-              <w:rPr>
-                <w:rFonts w:ascii="Times New Roman" w:hAnsi="Times New Roman" w:eastAsia="Times New Roman" w:cs="Times New Roman"/>
-              </w:rPr>
-              <w:t xml:space="preserve">Cu</w:t>
-            </w:r>
-          </w:p>
-        </w:tc>
-        <w:tc>
-          <w:tcPr/>
-          <w:p>
-            <w:pPr>
-              <w:pStyle w:val="Compact"/>
-              <w:jc w:val="center"/>
-            </w:pPr>
-            <w:r>
-              <w:rPr>
-                <w:rFonts w:ascii="Times New Roman" w:hAnsi="Times New Roman" w:eastAsia="Times New Roman" w:cs="Times New Roman"/>
-              </w:rPr>
-              <w:t xml:space="preserve">Zn</w:t>
+              <w:t xml:space="preserve">钪</w:t>
+            </w:r>
+          </w:p>
+        </w:tc>
+        <w:tc>
+          <w:tcPr/>
+          <w:p>
+            <w:pPr>
+              <w:pStyle w:val="Compact"/>
+              <w:jc w:val="center"/>
+            </w:pPr>
+            <w:r>
+              <w:rPr>
+                <w:rFonts w:ascii="Times New Roman" w:hAnsi="Times New Roman" w:eastAsia="Times New Roman" w:cs="Times New Roman"/>
+              </w:rPr>
+              <w:t>3d</w:t>
+            </w:r>
+            <w:r>
+              <w:rPr>
+                <w:rFonts w:ascii="Times New Roman" w:hAnsi="Times New Roman" w:eastAsia="Times New Roman" w:cs="Times New Roman"/>
+                <w:vertAlign w:val="superscript"/>
+              </w:rPr>
+              <w:t>1</w:t>
+            </w:r>
+            <w:r>
+              <w:rPr>
+                <w:rFonts w:ascii="Times New Roman" w:hAnsi="Times New Roman" w:eastAsia="Times New Roman" w:cs="Times New Roman"/>
+              </w:rPr>
+              <w:t>4s</w:t>
+            </w:r>
+            <w:r>
+              <w:rPr>
+                <w:rFonts w:ascii="Times New Roman" w:hAnsi="Times New Roman" w:eastAsia="Times New Roman" w:cs="Times New Roman"/>
+                <w:vertAlign w:val="superscript"/>
+              </w:rPr>
+              <w:t>2</w:t>
             </w:r>
           </w:p>
         </w:tc>
@@ -34867,38 +34634,38 @@
             </w:pPr>
             <w:r>
               <w:rPr>
+                <w:rFonts w:ascii="Times New Roman" w:hAnsi="Times New Roman" w:eastAsia="Times New Roman" w:cs="Times New Roman"/>
+              </w:rPr>
+              <w:t xml:space="preserve">22</w:t>
+            </w:r>
+          </w:p>
+        </w:tc>
+        <w:tc>
+          <w:tcPr/>
+          <w:p>
+            <w:pPr>
+              <w:pStyle w:val="Compact"/>
+              <w:jc w:val="center"/>
+            </w:pPr>
+            <w:r>
+              <w:rPr>
+                <w:rFonts w:ascii="Times New Roman" w:hAnsi="Times New Roman" w:eastAsia="Times New Roman" w:cs="Times New Roman"/>
+              </w:rPr>
+              <w:t xml:space="preserve">Ti</w:t>
+            </w:r>
+          </w:p>
+        </w:tc>
+        <w:tc>
+          <w:tcPr/>
+          <w:p>
+            <w:pPr>
+              <w:pStyle w:val="Compact"/>
+              <w:jc w:val="center"/>
+            </w:pPr>
+            <w:r>
+              <w:rPr>
                 <w:rFonts w:hint="eastAsia" w:ascii="Times New Roman" w:hAnsi="Times New Roman" w:eastAsia="FangSong" w:cs="Times New Roman"/>
               </w:rPr>
-              <w:t xml:space="preserve">名称</w:t>
-            </w:r>
-          </w:p>
-        </w:tc>
-        <w:tc>
-          <w:tcPr/>
-          <w:p>
-            <w:pPr>
-              <w:pStyle w:val="Compact"/>
-              <w:jc w:val="center"/>
-            </w:pPr>
-            <w:r>
-              <w:rPr>
-                <w:rFonts w:hint="eastAsia" w:ascii="Times New Roman" w:hAnsi="Times New Roman" w:eastAsia="FangSong" w:cs="Times New Roman"/>
-              </w:rPr>
-              <w:t xml:space="preserve">钪</w:t>
-            </w:r>
-          </w:p>
-        </w:tc>
-        <w:tc>
-          <w:tcPr/>
-          <w:p>
-            <w:pPr>
-              <w:pStyle w:val="Compact"/>
-              <w:jc w:val="center"/>
-            </w:pPr>
-            <w:r>
-              <w:rPr>
-                <w:rFonts w:hint="eastAsia" w:ascii="Times New Roman" w:hAnsi="Times New Roman" w:eastAsia="FangSong" w:cs="Times New Roman"/>
-              </w:rPr>
               <w:t xml:space="preserve">钛</w:t>
             </w:r>
           </w:p>
@@ -34912,114 +34679,29 @@
             </w:pPr>
             <w:r>
               <w:rPr>
-                <w:rFonts w:hint="eastAsia" w:ascii="Times New Roman" w:hAnsi="Times New Roman" w:eastAsia="FangSong" w:cs="Times New Roman"/>
-              </w:rPr>
-              <w:t xml:space="preserve">钒</w:t>
-            </w:r>
-          </w:p>
-        </w:tc>
-        <w:tc>
-          <w:tcPr/>
-          <w:p>
-            <w:pPr>
-              <w:pStyle w:val="Compact"/>
-              <w:jc w:val="center"/>
-            </w:pPr>
-            <w:r>
-              <w:rPr>
-                <w:rFonts w:hint="eastAsia" w:ascii="Times New Roman" w:hAnsi="Times New Roman" w:eastAsia="FangSong" w:cs="Times New Roman"/>
-              </w:rPr>
-              <w:t xml:space="preserve">铬</w:t>
-            </w:r>
-          </w:p>
-        </w:tc>
-        <w:tc>
-          <w:tcPr/>
-          <w:p>
-            <w:pPr>
-              <w:pStyle w:val="Compact"/>
-              <w:jc w:val="center"/>
-            </w:pPr>
-            <w:r>
-              <w:rPr>
-                <w:rFonts w:hint="eastAsia" w:ascii="Times New Roman" w:hAnsi="Times New Roman" w:eastAsia="FangSong" w:cs="Times New Roman"/>
-              </w:rPr>
-              <w:t xml:space="preserve">锰</w:t>
-            </w:r>
-          </w:p>
-        </w:tc>
-        <w:tc>
-          <w:tcPr/>
-          <w:p>
-            <w:pPr>
-              <w:pStyle w:val="Compact"/>
-              <w:jc w:val="center"/>
-            </w:pPr>
-            <w:r>
-              <w:rPr>
-                <w:rFonts w:hint="eastAsia" w:ascii="Times New Roman" w:hAnsi="Times New Roman" w:eastAsia="FangSong" w:cs="Times New Roman"/>
-              </w:rPr>
-              <w:t xml:space="preserve">铁</w:t>
-            </w:r>
-          </w:p>
-        </w:tc>
-        <w:tc>
-          <w:tcPr/>
-          <w:p>
-            <w:pPr>
-              <w:pStyle w:val="Compact"/>
-              <w:jc w:val="center"/>
-            </w:pPr>
-            <w:r>
-              <w:rPr>
-                <w:rFonts w:hint="eastAsia" w:ascii="Times New Roman" w:hAnsi="Times New Roman" w:eastAsia="FangSong" w:cs="Times New Roman"/>
-              </w:rPr>
-              <w:t xml:space="preserve">钴</w:t>
-            </w:r>
-          </w:p>
-        </w:tc>
-        <w:tc>
-          <w:tcPr/>
-          <w:p>
-            <w:pPr>
-              <w:pStyle w:val="Compact"/>
-              <w:jc w:val="center"/>
-            </w:pPr>
-            <w:r>
-              <w:rPr>
-                <w:rFonts w:hint="eastAsia" w:ascii="Times New Roman" w:hAnsi="Times New Roman" w:eastAsia="FangSong" w:cs="Times New Roman"/>
-              </w:rPr>
-              <w:t xml:space="preserve">镍</w:t>
-            </w:r>
-          </w:p>
-        </w:tc>
-        <w:tc>
-          <w:tcPr/>
-          <w:p>
-            <w:pPr>
-              <w:pStyle w:val="Compact"/>
-              <w:jc w:val="center"/>
-            </w:pPr>
-            <w:r>
-              <w:rPr>
-                <w:rFonts w:hint="eastAsia" w:ascii="Times New Roman" w:hAnsi="Times New Roman" w:eastAsia="FangSong" w:cs="Times New Roman"/>
-              </w:rPr>
-              <w:t xml:space="preserve">铜</w:t>
-            </w:r>
-          </w:p>
-        </w:tc>
-        <w:tc>
-          <w:tcPr/>
-          <w:p>
-            <w:pPr>
-              <w:pStyle w:val="Compact"/>
-              <w:jc w:val="center"/>
-            </w:pPr>
-            <w:r>
-              <w:rPr>
-                <w:rFonts w:hint="eastAsia" w:ascii="Times New Roman" w:hAnsi="Times New Roman" w:eastAsia="FangSong" w:cs="Times New Roman"/>
-              </w:rPr>
-              <w:t xml:space="preserve">锌</w:t>
+                <w:rFonts w:ascii="Times New Roman" w:hAnsi="Times New Roman" w:eastAsia="Times New Roman" w:cs="Times New Roman"/>
+              </w:rPr>
+              <w:t>3d</w:t>
+            </w:r>
+            <w:r>
+              <w:rPr>
+                <w:rFonts w:ascii="Times New Roman" w:hAnsi="Times New Roman" w:eastAsia="Times New Roman" w:cs="Times New Roman"/>
+                <w:vertAlign w:val="superscript"/>
+              </w:rPr>
+              <w:t>2</w:t>
+            </w:r>
+            <w:r>
+              <w:rPr>
+                <w:rFonts w:ascii="Times New Roman" w:hAnsi="Times New Roman" w:eastAsia="Times New Roman" w:cs="Times New Roman"/>
+              </w:rPr>
+              <w:t>4s</w:t>
+            </w:r>
+            <w:r>
+              <w:rPr>
+                <w:rFonts w:ascii="Times New Roman" w:hAnsi="Times New Roman" w:eastAsia="Times New Roman" w:cs="Times New Roman"/>
+                <w:vertAlign w:val="superscript"/>
+              </w:rPr>
+              <w:t>2</w:t>
             </w:r>
           </w:p>
         </w:tc>
@@ -35034,9 +34716,39 @@
             </w:pPr>
             <w:r>
               <w:rPr>
+                <w:rFonts w:ascii="Times New Roman" w:hAnsi="Times New Roman" w:eastAsia="Times New Roman" w:cs="Times New Roman"/>
+              </w:rPr>
+              <w:t xml:space="preserve">23</w:t>
+            </w:r>
+          </w:p>
+        </w:tc>
+        <w:tc>
+          <w:tcPr/>
+          <w:p>
+            <w:pPr>
+              <w:pStyle w:val="Compact"/>
+              <w:jc w:val="center"/>
+            </w:pPr>
+            <w:r>
+              <w:rPr>
+                <w:rFonts w:ascii="Times New Roman" w:hAnsi="Times New Roman" w:eastAsia="Times New Roman" w:cs="Times New Roman"/>
+              </w:rPr>
+              <w:t xml:space="preserve">V</w:t>
+            </w:r>
+          </w:p>
+        </w:tc>
+        <w:tc>
+          <w:tcPr/>
+          <w:p>
+            <w:pPr>
+              <w:pStyle w:val="Compact"/>
+              <w:jc w:val="center"/>
+            </w:pPr>
+            <w:r>
+              <w:rPr>
                 <w:rFonts w:hint="eastAsia" w:ascii="Times New Roman" w:hAnsi="Times New Roman" w:eastAsia="FangSong" w:cs="Times New Roman"/>
               </w:rPr>
-              <w:t xml:space="preserve">价电子</w:t>
+              <w:t xml:space="preserve">钒</w:t>
             </w:r>
           </w:p>
         </w:tc>
@@ -35058,8 +34770,172 @@
                 <w:rFonts w:ascii="Times New Roman" w:hAnsi="Times New Roman" w:eastAsia="Times New Roman" w:cs="Times New Roman"/>
                 <w:vertAlign w:val="superscript"/>
               </w:rPr>
+              <w:t>3</w:t>
+            </w:r>
+            <w:r>
+              <w:rPr>
+                <w:rFonts w:ascii="Times New Roman" w:hAnsi="Times New Roman" w:eastAsia="Times New Roman" w:cs="Times New Roman"/>
+              </w:rPr>
+              <w:t>4s</w:t>
+            </w:r>
+            <w:r>
+              <w:rPr>
+                <w:rFonts w:ascii="Times New Roman" w:hAnsi="Times New Roman" w:eastAsia="Times New Roman" w:cs="Times New Roman"/>
+                <w:vertAlign w:val="superscript"/>
+              </w:rPr>
+              <w:t>2</w:t>
+            </w:r>
+          </w:p>
+        </w:tc>
+      </w:tr>
+      <w:tr>
+        <w:tc>
+          <w:tcPr/>
+          <w:p>
+            <w:pPr>
+              <w:pStyle w:val="Compact"/>
+              <w:jc w:val="center"/>
+            </w:pPr>
+            <w:r>
+              <w:rPr>
+                <w:rFonts w:ascii="Times New Roman" w:hAnsi="Times New Roman" w:eastAsia="Times New Roman" w:cs="Times New Roman"/>
+              </w:rPr>
+              <w:t xml:space="preserve">24</w:t>
+            </w:r>
+          </w:p>
+        </w:tc>
+        <w:tc>
+          <w:tcPr/>
+          <w:p>
+            <w:pPr>
+              <w:pStyle w:val="Compact"/>
+              <w:jc w:val="center"/>
+            </w:pPr>
+            <w:r>
+              <w:rPr>
+                <w:rFonts w:ascii="Times New Roman" w:hAnsi="Times New Roman" w:eastAsia="Times New Roman" w:cs="Times New Roman"/>
+              </w:rPr>
+              <w:t xml:space="preserve">Cr</w:t>
+            </w:r>
+          </w:p>
+        </w:tc>
+        <w:tc>
+          <w:tcPr/>
+          <w:p>
+            <w:pPr>
+              <w:pStyle w:val="Compact"/>
+              <w:jc w:val="center"/>
+            </w:pPr>
+            <w:r>
+              <w:rPr>
+                <w:rFonts w:hint="eastAsia" w:ascii="Times New Roman" w:hAnsi="Times New Roman" w:eastAsia="FangSong" w:cs="Times New Roman"/>
+              </w:rPr>
+              <w:t xml:space="preserve">铬</w:t>
+            </w:r>
+          </w:p>
+        </w:tc>
+        <w:tc>
+          <w:tcPr/>
+          <w:p>
+            <w:pPr>
+              <w:pStyle w:val="Compact"/>
+              <w:jc w:val="center"/>
+            </w:pPr>
+            <w:r>
+              <w:rPr>
+                <w:rFonts w:ascii="Times New Roman" w:hAnsi="Times New Roman" w:eastAsia="Times New Roman" w:cs="Times New Roman"/>
+              </w:rPr>
+              <w:t>3d</w:t>
+            </w:r>
+            <w:r>
+              <w:rPr>
+                <w:rFonts w:ascii="Times New Roman" w:hAnsi="Times New Roman" w:eastAsia="Times New Roman" w:cs="Times New Roman"/>
+                <w:vertAlign w:val="superscript"/>
+              </w:rPr>
+              <w:t>5</w:t>
+            </w:r>
+            <w:r>
+              <w:rPr>
+                <w:rFonts w:ascii="Times New Roman" w:hAnsi="Times New Roman" w:eastAsia="Times New Roman" w:cs="Times New Roman"/>
+              </w:rPr>
+              <w:t>4s</w:t>
+            </w:r>
+            <w:r>
+              <w:rPr>
+                <w:rFonts w:ascii="Times New Roman" w:hAnsi="Times New Roman" w:eastAsia="Times New Roman" w:cs="Times New Roman"/>
+                <w:vertAlign w:val="superscript"/>
+              </w:rPr>
               <w:t>1</w:t>
             </w:r>
+          </w:p>
+        </w:tc>
+      </w:tr>
+      <w:tr>
+        <w:tc>
+          <w:tcPr/>
+          <w:p>
+            <w:pPr>
+              <w:pStyle w:val="Compact"/>
+              <w:jc w:val="center"/>
+            </w:pPr>
+            <w:r>
+              <w:rPr>
+                <w:rFonts w:ascii="Times New Roman" w:hAnsi="Times New Roman" w:eastAsia="Times New Roman" w:cs="Times New Roman"/>
+              </w:rPr>
+              <w:t xml:space="preserve">25</w:t>
+            </w:r>
+          </w:p>
+        </w:tc>
+        <w:tc>
+          <w:tcPr/>
+          <w:p>
+            <w:pPr>
+              <w:pStyle w:val="Compact"/>
+              <w:jc w:val="center"/>
+            </w:pPr>
+            <w:r>
+              <w:rPr>
+                <w:rFonts w:ascii="Times New Roman" w:hAnsi="Times New Roman" w:eastAsia="Times New Roman" w:cs="Times New Roman"/>
+              </w:rPr>
+              <w:t xml:space="preserve">Mn</w:t>
+            </w:r>
+          </w:p>
+        </w:tc>
+        <w:tc>
+          <w:tcPr/>
+          <w:p>
+            <w:pPr>
+              <w:pStyle w:val="Compact"/>
+              <w:jc w:val="center"/>
+            </w:pPr>
+            <w:r>
+              <w:rPr>
+                <w:rFonts w:hint="eastAsia" w:ascii="Times New Roman" w:hAnsi="Times New Roman" w:eastAsia="FangSong" w:cs="Times New Roman"/>
+              </w:rPr>
+              <w:t xml:space="preserve">锰</w:t>
+            </w:r>
+          </w:p>
+        </w:tc>
+        <w:tc>
+          <w:tcPr/>
+          <w:p>
+            <w:pPr>
+              <w:pStyle w:val="Compact"/>
+              <w:jc w:val="center"/>
+            </w:pPr>
+            <w:r>
+              <w:rPr>
+                <w:rFonts w:ascii="Times New Roman" w:hAnsi="Times New Roman" w:eastAsia="Times New Roman" w:cs="Times New Roman"/>
+              </w:rPr>
+              <w:t>3d</w:t>
+            </w:r>
+            <w:r>
+              <w:rPr>
+                <w:rFonts w:ascii="Times New Roman" w:hAnsi="Times New Roman" w:eastAsia="Times New Roman" w:cs="Times New Roman"/>
+                <w:vertAlign w:val="superscript"/>
+              </w:rPr>
+              <w:t>5</w:t>
+            </w:r>
             <w:r>
               <w:rPr>
                 <w:rFonts w:ascii="Times New Roman" w:hAnsi="Times New Roman" w:eastAsia="Times New Roman" w:cs="Times New Roman"/>
@@ -35075,6 +34951,53 @@
             </w:r>
           </w:p>
         </w:tc>
+      </w:tr>
+      <w:tr>
+        <w:tc>
+          <w:tcPr/>
+          <w:p>
+            <w:pPr>
+              <w:pStyle w:val="Compact"/>
+              <w:jc w:val="center"/>
+            </w:pPr>
+            <w:r>
+              <w:rPr>
+                <w:rFonts w:ascii="Times New Roman" w:hAnsi="Times New Roman" w:eastAsia="Times New Roman" w:cs="Times New Roman"/>
+              </w:rPr>
+              <w:t xml:space="preserve">26</w:t>
+            </w:r>
+          </w:p>
+        </w:tc>
+        <w:tc>
+          <w:tcPr/>
+          <w:p>
+            <w:pPr>
+              <w:pStyle w:val="Compact"/>
+              <w:jc w:val="center"/>
+            </w:pPr>
+            <w:r>
+              <w:rPr>
+                <w:rFonts w:ascii="Times New Roman" w:hAnsi="Times New Roman" w:eastAsia="Times New Roman" w:cs="Times New Roman"/>
+              </w:rPr>
+              <w:t xml:space="preserve">Fe</w:t>
+            </w:r>
+          </w:p>
+        </w:tc>
+        <w:tc>
+          <w:tcPr/>
+          <w:p>
+            <w:pPr>
+              <w:pStyle w:val="Compact"/>
+              <w:jc w:val="center"/>
+            </w:pPr>
+            <w:r>
+              <w:rPr>
+                <w:rFonts w:hint="eastAsia" w:ascii="Times New Roman" w:hAnsi="Times New Roman" w:eastAsia="FangSong" w:cs="Times New Roman"/>
+              </w:rPr>
+              <w:t xml:space="preserve">铁</w:t>
+            </w:r>
+          </w:p>
+        </w:tc>
         <w:tc>
           <w:tcPr/>
           <w:p>
@@ -35093,8 +35016,90 @@
                 <w:rFonts w:ascii="Times New Roman" w:hAnsi="Times New Roman" w:eastAsia="Times New Roman" w:cs="Times New Roman"/>
                 <w:vertAlign w:val="superscript"/>
               </w:rPr>
+              <w:t>6</w:t>
+            </w:r>
+            <w:r>
+              <w:rPr>
+                <w:rFonts w:ascii="Times New Roman" w:hAnsi="Times New Roman" w:eastAsia="Times New Roman" w:cs="Times New Roman"/>
+              </w:rPr>
+              <w:t>4s</w:t>
+            </w:r>
+            <w:r>
+              <w:rPr>
+                <w:rFonts w:ascii="Times New Roman" w:hAnsi="Times New Roman" w:eastAsia="Times New Roman" w:cs="Times New Roman"/>
+                <w:vertAlign w:val="superscript"/>
+              </w:rPr>
               <w:t>2</w:t>
             </w:r>
+          </w:p>
+        </w:tc>
+      </w:tr>
+      <w:tr>
+        <w:tc>
+          <w:tcPr/>
+          <w:p>
+            <w:pPr>
+              <w:pStyle w:val="Compact"/>
+              <w:jc w:val="center"/>
+            </w:pPr>
+            <w:r>
+              <w:rPr>
+                <w:rFonts w:ascii="Times New Roman" w:hAnsi="Times New Roman" w:eastAsia="Times New Roman" w:cs="Times New Roman"/>
+              </w:rPr>
+              <w:t xml:space="preserve">27</w:t>
+            </w:r>
+          </w:p>
+        </w:tc>
+        <w:tc>
+          <w:tcPr/>
+          <w:p>
+            <w:pPr>
+              <w:pStyle w:val="Compact"/>
+              <w:jc w:val="center"/>
+            </w:pPr>
+            <w:r>
+              <w:rPr>
+                <w:rFonts w:ascii="Times New Roman" w:hAnsi="Times New Roman" w:eastAsia="Times New Roman" w:cs="Times New Roman"/>
+              </w:rPr>
+              <w:t xml:space="preserve">Co</w:t>
+            </w:r>
+          </w:p>
+        </w:tc>
+        <w:tc>
+          <w:tcPr/>
+          <w:p>
+            <w:pPr>
+              <w:pStyle w:val="Compact"/>
+              <w:jc w:val="center"/>
+            </w:pPr>
+            <w:r>
+              <w:rPr>
+                <w:rFonts w:hint="eastAsia" w:ascii="Times New Roman" w:hAnsi="Times New Roman" w:eastAsia="FangSong" w:cs="Times New Roman"/>
+              </w:rPr>
+              <w:t xml:space="preserve">钴</w:t>
+            </w:r>
+          </w:p>
+        </w:tc>
+        <w:tc>
+          <w:tcPr/>
+          <w:p>
+            <w:pPr>
+              <w:pStyle w:val="Compact"/>
+              <w:jc w:val="center"/>
+            </w:pPr>
+            <w:r>
+              <w:rPr>
+                <w:rFonts w:ascii="Times New Roman" w:hAnsi="Times New Roman" w:eastAsia="Times New Roman" w:cs="Times New Roman"/>
+              </w:rPr>
+              <w:t>3d</w:t>
+            </w:r>
+            <w:r>
+              <w:rPr>
+                <w:rFonts w:ascii="Times New Roman" w:hAnsi="Times New Roman" w:eastAsia="Times New Roman" w:cs="Times New Roman"/>
+                <w:vertAlign w:val="superscript"/>
+              </w:rPr>
+              <w:t>7</w:t>
+            </w:r>
             <w:r>
               <w:rPr>
                 <w:rFonts w:ascii="Times New Roman" w:hAnsi="Times New Roman" w:eastAsia="Times New Roman" w:cs="Times New Roman"/>
@@ -35110,6 +35115,53 @@
             </w:r>
           </w:p>
         </w:tc>
+      </w:tr>
+      <w:tr>
+        <w:tc>
+          <w:tcPr/>
+          <w:p>
+            <w:pPr>
+              <w:pStyle w:val="Compact"/>
+              <w:jc w:val="center"/>
+            </w:pPr>
+            <w:r>
+              <w:rPr>
+                <w:rFonts w:ascii="Times New Roman" w:hAnsi="Times New Roman" w:eastAsia="Times New Roman" w:cs="Times New Roman"/>
+              </w:rPr>
+              <w:t xml:space="preserve">28</w:t>
+            </w:r>
+          </w:p>
+        </w:tc>
+        <w:tc>
+          <w:tcPr/>
+          <w:p>
+            <w:pPr>
+              <w:pStyle w:val="Compact"/>
+              <w:jc w:val="center"/>
+            </w:pPr>
+            <w:r>
+              <w:rPr>
+                <w:rFonts w:ascii="Times New Roman" w:hAnsi="Times New Roman" w:eastAsia="Times New Roman" w:cs="Times New Roman"/>
+              </w:rPr>
+              <w:t xml:space="preserve">Ni</w:t>
+            </w:r>
+          </w:p>
+        </w:tc>
+        <w:tc>
+          <w:tcPr/>
+          <w:p>
+            <w:pPr>
+              <w:pStyle w:val="Compact"/>
+              <w:jc w:val="center"/>
+            </w:pPr>
+            <w:r>
+              <w:rPr>
+                <w:rFonts w:hint="eastAsia" w:ascii="Times New Roman" w:hAnsi="Times New Roman" w:eastAsia="FangSong" w:cs="Times New Roman"/>
+              </w:rPr>
+              <w:t xml:space="preserve">镍</w:t>
+            </w:r>
+          </w:p>
+        </w:tc>
         <w:tc>
           <w:tcPr/>
           <w:p>
@@ -35128,7 +35180,7 @@
                 <w:rFonts w:ascii="Times New Roman" w:hAnsi="Times New Roman" w:eastAsia="Times New Roman" w:cs="Times New Roman"/>
                 <w:vertAlign w:val="superscript"/>
               </w:rPr>
-              <w:t>3</w:t>
+              <w:t>8</w:t>
             </w:r>
             <w:r>
               <w:rPr>
@@ -35145,6 +35197,53 @@
             </w:r>
           </w:p>
         </w:tc>
+      </w:tr>
+      <w:tr>
+        <w:tc>
+          <w:tcPr/>
+          <w:p>
+            <w:pPr>
+              <w:pStyle w:val="Compact"/>
+              <w:jc w:val="center"/>
+            </w:pPr>
+            <w:r>
+              <w:rPr>
+                <w:rFonts w:ascii="Times New Roman" w:hAnsi="Times New Roman" w:eastAsia="Times New Roman" w:cs="Times New Roman"/>
+              </w:rPr>
+              <w:t xml:space="preserve">29</w:t>
+            </w:r>
+          </w:p>
+        </w:tc>
+        <w:tc>
+          <w:tcPr/>
+          <w:p>
+            <w:pPr>
+              <w:pStyle w:val="Compact"/>
+              <w:jc w:val="center"/>
+            </w:pPr>
+            <w:r>
+              <w:rPr>
+                <w:rFonts w:ascii="Times New Roman" w:hAnsi="Times New Roman" w:eastAsia="Times New Roman" w:cs="Times New Roman"/>
+              </w:rPr>
+              <w:t xml:space="preserve">Cu</w:t>
+            </w:r>
+          </w:p>
+        </w:tc>
+        <w:tc>
+          <w:tcPr/>
+          <w:p>
+            <w:pPr>
+              <w:pStyle w:val="Compact"/>
+              <w:jc w:val="center"/>
+            </w:pPr>
+            <w:r>
+              <w:rPr>
+                <w:rFonts w:hint="eastAsia" w:ascii="Times New Roman" w:hAnsi="Times New Roman" w:eastAsia="FangSong" w:cs="Times New Roman"/>
+              </w:rPr>
+              <w:t xml:space="preserve">铜</w:t>
+            </w:r>
+          </w:p>
+        </w:tc>
         <w:tc>
           <w:tcPr/>
           <w:p>
@@ -35163,7 +35262,7 @@
                 <w:rFonts w:ascii="Times New Roman" w:hAnsi="Times New Roman" w:eastAsia="Times New Roman" w:cs="Times New Roman"/>
                 <w:vertAlign w:val="superscript"/>
               </w:rPr>
-              <w:t>5</w:t>
+              <w:t>10</w:t>
             </w:r>
             <w:r>
               <w:rPr>
@@ -35180,178 +35279,50 @@
             </w:r>
           </w:p>
         </w:tc>
-        <w:tc>
-          <w:tcPr/>
-          <w:p>
-            <w:pPr>
-              <w:pStyle w:val="Compact"/>
-              <w:jc w:val="center"/>
-            </w:pPr>
-            <w:r>
-              <w:rPr>
-                <w:rFonts w:ascii="Times New Roman" w:hAnsi="Times New Roman" w:eastAsia="Times New Roman" w:cs="Times New Roman"/>
-              </w:rPr>
-              <w:t>3d</w:t>
-            </w:r>
-            <w:r>
-              <w:rPr>
-                <w:rFonts w:ascii="Times New Roman" w:hAnsi="Times New Roman" w:eastAsia="Times New Roman" w:cs="Times New Roman"/>
-                <w:vertAlign w:val="superscript"/>
-              </w:rPr>
-              <w:t>5</w:t>
-            </w:r>
-            <w:r>
-              <w:rPr>
-                <w:rFonts w:ascii="Times New Roman" w:hAnsi="Times New Roman" w:eastAsia="Times New Roman" w:cs="Times New Roman"/>
-              </w:rPr>
-              <w:t>4s</w:t>
-            </w:r>
-            <w:r>
-              <w:rPr>
-                <w:rFonts w:ascii="Times New Roman" w:hAnsi="Times New Roman" w:eastAsia="Times New Roman" w:cs="Times New Roman"/>
-                <w:vertAlign w:val="superscript"/>
-              </w:rPr>
-              <w:t>2</w:t>
-            </w:r>
-          </w:p>
-        </w:tc>
-        <w:tc>
-          <w:tcPr/>
-          <w:p>
-            <w:pPr>
-              <w:pStyle w:val="Compact"/>
-              <w:jc w:val="center"/>
-            </w:pPr>
-            <w:r>
-              <w:rPr>
-                <w:rFonts w:ascii="Times New Roman" w:hAnsi="Times New Roman" w:eastAsia="Times New Roman" w:cs="Times New Roman"/>
-              </w:rPr>
-              <w:t>3d</w:t>
-            </w:r>
-            <w:r>
-              <w:rPr>
-                <w:rFonts w:ascii="Times New Roman" w:hAnsi="Times New Roman" w:eastAsia="Times New Roman" w:cs="Times New Roman"/>
-                <w:vertAlign w:val="superscript"/>
-              </w:rPr>
-              <w:t>6</w:t>
-            </w:r>
-            <w:r>
-              <w:rPr>
-                <w:rFonts w:ascii="Times New Roman" w:hAnsi="Times New Roman" w:eastAsia="Times New Roman" w:cs="Times New Roman"/>
-              </w:rPr>
-              <w:t>4s</w:t>
-            </w:r>
-            <w:r>
-              <w:rPr>
-                <w:rFonts w:ascii="Times New Roman" w:hAnsi="Times New Roman" w:eastAsia="Times New Roman" w:cs="Times New Roman"/>
-                <w:vertAlign w:val="superscript"/>
-              </w:rPr>
-              <w:t>2</w:t>
-            </w:r>
-          </w:p>
-        </w:tc>
-        <w:tc>
-          <w:tcPr/>
-          <w:p>
-            <w:pPr>
-              <w:pStyle w:val="Compact"/>
-              <w:jc w:val="center"/>
-            </w:pPr>
-            <w:r>
-              <w:rPr>
-                <w:rFonts w:ascii="Times New Roman" w:hAnsi="Times New Roman" w:eastAsia="Times New Roman" w:cs="Times New Roman"/>
-              </w:rPr>
-              <w:t>3d</w:t>
-            </w:r>
-            <w:r>
-              <w:rPr>
-                <w:rFonts w:ascii="Times New Roman" w:hAnsi="Times New Roman" w:eastAsia="Times New Roman" w:cs="Times New Roman"/>
-                <w:vertAlign w:val="superscript"/>
-              </w:rPr>
-              <w:t>7</w:t>
-            </w:r>
-            <w:r>
-              <w:rPr>
-                <w:rFonts w:ascii="Times New Roman" w:hAnsi="Times New Roman" w:eastAsia="Times New Roman" w:cs="Times New Roman"/>
-              </w:rPr>
-              <w:t>4s</w:t>
-            </w:r>
-            <w:r>
-              <w:rPr>
-                <w:rFonts w:ascii="Times New Roman" w:hAnsi="Times New Roman" w:eastAsia="Times New Roman" w:cs="Times New Roman"/>
-                <w:vertAlign w:val="superscript"/>
-              </w:rPr>
-              <w:t>2</w:t>
-            </w:r>
-          </w:p>
-        </w:tc>
-        <w:tc>
-          <w:tcPr/>
-          <w:p>
-            <w:pPr>
-              <w:pStyle w:val="Compact"/>
-              <w:jc w:val="center"/>
-            </w:pPr>
-            <w:r>
-              <w:rPr>
-                <w:rFonts w:ascii="Times New Roman" w:hAnsi="Times New Roman" w:eastAsia="Times New Roman" w:cs="Times New Roman"/>
-              </w:rPr>
-              <w:t>3d</w:t>
-            </w:r>
-            <w:r>
-              <w:rPr>
-                <w:rFonts w:ascii="Times New Roman" w:hAnsi="Times New Roman" w:eastAsia="Times New Roman" w:cs="Times New Roman"/>
-                <w:vertAlign w:val="superscript"/>
-              </w:rPr>
-              <w:t>8</w:t>
-            </w:r>
-            <w:r>
-              <w:rPr>
-                <w:rFonts w:ascii="Times New Roman" w:hAnsi="Times New Roman" w:eastAsia="Times New Roman" w:cs="Times New Roman"/>
-              </w:rPr>
-              <w:t>4s</w:t>
-            </w:r>
-            <w:r>
-              <w:rPr>
-                <w:rFonts w:ascii="Times New Roman" w:hAnsi="Times New Roman" w:eastAsia="Times New Roman" w:cs="Times New Roman"/>
-                <w:vertAlign w:val="superscript"/>
-              </w:rPr>
-              <w:t>2</w:t>
-            </w:r>
-          </w:p>
-        </w:tc>
-        <w:tc>
-          <w:tcPr/>
-          <w:p>
-            <w:pPr>
-              <w:pStyle w:val="Compact"/>
-              <w:jc w:val="center"/>
-            </w:pPr>
-            <w:r>
-              <w:rPr>
-                <w:rFonts w:ascii="Times New Roman" w:hAnsi="Times New Roman" w:eastAsia="Times New Roman" w:cs="Times New Roman"/>
-              </w:rPr>
-              <w:t>3d</w:t>
-            </w:r>
-            <w:r>
-              <w:rPr>
-                <w:rFonts w:ascii="Times New Roman" w:hAnsi="Times New Roman" w:eastAsia="Times New Roman" w:cs="Times New Roman"/>
-                <w:vertAlign w:val="superscript"/>
-              </w:rPr>
-              <w:t>10</w:t>
-            </w:r>
-            <w:r>
-              <w:rPr>
-                <w:rFonts w:ascii="Times New Roman" w:hAnsi="Times New Roman" w:eastAsia="Times New Roman" w:cs="Times New Roman"/>
-              </w:rPr>
-              <w:t>4s</w:t>
-            </w:r>
-            <w:r>
-              <w:rPr>
-                <w:rFonts w:ascii="Times New Roman" w:hAnsi="Times New Roman" w:eastAsia="Times New Roman" w:cs="Times New Roman"/>
-                <w:vertAlign w:val="superscript"/>
-              </w:rPr>
-              <w:t>1</w:t>
+      </w:tr>
+      <w:tr>
+        <w:tc>
+          <w:tcPr/>
+          <w:p>
+            <w:pPr>
+              <w:pStyle w:val="Compact"/>
+              <w:jc w:val="center"/>
+            </w:pPr>
+            <w:r>
+              <w:rPr>
+                <w:rFonts w:ascii="Times New Roman" w:hAnsi="Times New Roman" w:eastAsia="Times New Roman" w:cs="Times New Roman"/>
+              </w:rPr>
+              <w:t xml:space="preserve">30</w:t>
+            </w:r>
+          </w:p>
+        </w:tc>
+        <w:tc>
+          <w:tcPr/>
+          <w:p>
+            <w:pPr>
+              <w:pStyle w:val="Compact"/>
+              <w:jc w:val="center"/>
+            </w:pPr>
+            <w:r>
+              <w:rPr>
+                <w:rFonts w:ascii="Times New Roman" w:hAnsi="Times New Roman" w:eastAsia="Times New Roman" w:cs="Times New Roman"/>
+              </w:rPr>
+              <w:t xml:space="preserve">Zn</w:t>
+            </w:r>
+          </w:p>
+        </w:tc>
+        <w:tc>
+          <w:tcPr/>
+          <w:p>
+            <w:pPr>
+              <w:pStyle w:val="Compact"/>
+              <w:jc w:val="center"/>
+            </w:pPr>
+            <w:r>
+              <w:rPr>
+                <w:rFonts w:hint="eastAsia" w:ascii="Times New Roman" w:hAnsi="Times New Roman" w:eastAsia="FangSong" w:cs="Times New Roman"/>
+              </w:rPr>
+              <w:t xml:space="preserve">锌</w:t>
             </w:r>
           </w:p>
         </w:tc>
@@ -35434,8 +35405,7 @@
     <w:tbl>
       <w:tblPr>
         <w:tblStyle w:val="Table"/>
-        <w:tblW w:type="pct" w:w="5000"/>
-        <w:tblLayout w:type="fixed"/>
+        <w:tblW w:type="auto" w:w="0"/>
         <w:tblLook w:firstRow="1" w:lastRow="0" w:firstColumn="0" w:lastColumn="0" w:noHBand="0" w:noVBand="0" w:val="0020"/>
         <w:jc w:val="center"/>
         <w:tblBorders>
@@ -35448,17 +35418,10 @@
         </w:tblBorders>
       </w:tblPr>
       <w:tblGrid>
-        <w:gridCol w:w="719"/>
-        <w:gridCol w:w="719"/>
-        <w:gridCol w:w="719"/>
-        <w:gridCol w:w="719"/>
-        <w:gridCol w:w="719"/>
-        <w:gridCol w:w="719"/>
-        <w:gridCol w:w="719"/>
-        <w:gridCol w:w="719"/>
-        <w:gridCol w:w="719"/>
-        <w:gridCol w:w="719"/>
-        <w:gridCol w:w="719"/>
+        <w:gridCol w:w="1980"/>
+        <w:gridCol w:w="1980"/>
+        <w:gridCol w:w="1980"/>
+        <w:gridCol w:w="1980"/>
       </w:tblGrid>
       <w:tr>
         <w:trPr>
@@ -35497,10 +35460,10 @@
             </w:pPr>
             <w:r>
               <w:rPr>
-                <w:rFonts w:ascii="Times New Roman" w:hAnsi="Times New Roman" w:eastAsia="Times New Roman" w:cs="Times New Roman"/>
+                <w:rFonts w:hint="eastAsia" w:ascii="Times New Roman" w:hAnsi="Times New Roman" w:eastAsia="SimHei" w:cs="Times New Roman"/>
                 <w:b/>
               </w:rPr>
-              <w:t xml:space="preserve">39</w:t>
+              <w:t xml:space="preserve">符号</w:t>
             </w:r>
           </w:p>
         </w:tc>
@@ -35517,10 +35480,10 @@
             </w:pPr>
             <w:r>
               <w:rPr>
-                <w:rFonts w:ascii="Times New Roman" w:hAnsi="Times New Roman" w:eastAsia="Times New Roman" w:cs="Times New Roman"/>
+                <w:rFonts w:hint="eastAsia" w:ascii="Times New Roman" w:hAnsi="Times New Roman" w:eastAsia="SimHei" w:cs="Times New Roman"/>
                 <w:b/>
               </w:rPr>
-              <w:t xml:space="preserve">40</w:t>
+              <w:t xml:space="preserve">名称</w:t>
             </w:r>
           </w:p>
         </w:tc>
@@ -35537,150 +35500,10 @@
             </w:pPr>
             <w:r>
               <w:rPr>
-                <w:rFonts w:ascii="Times New Roman" w:hAnsi="Times New Roman" w:eastAsia="Times New Roman" w:cs="Times New Roman"/>
+                <w:rFonts w:hint="eastAsia" w:ascii="Times New Roman" w:hAnsi="Times New Roman" w:eastAsia="SimHei" w:cs="Times New Roman"/>
                 <w:b/>
               </w:rPr>
-              <w:t xml:space="preserve">41</w:t>
-            </w:r>
-          </w:p>
-        </w:tc>
-        <w:tc>
-          <w:tcPr>
-            <w:tcBorders>
-              <w:bottom w:val="single" w:sz="6" w:space="0" w:color="333333"/>
-            </w:tcBorders>
-          </w:tcPr>
-          <w:p>
-            <w:pPr>
-              <w:pStyle w:val="Compact"/>
-              <w:jc w:val="center"/>
-            </w:pPr>
-            <w:r>
-              <w:rPr>
-                <w:rFonts w:ascii="Times New Roman" w:hAnsi="Times New Roman" w:eastAsia="Times New Roman" w:cs="Times New Roman"/>
-                <w:b/>
-              </w:rPr>
-              <w:t xml:space="preserve">42</w:t>
-            </w:r>
-          </w:p>
-        </w:tc>
-        <w:tc>
-          <w:tcPr>
-            <w:tcBorders>
-              <w:bottom w:val="single" w:sz="6" w:space="0" w:color="333333"/>
-            </w:tcBorders>
-          </w:tcPr>
-          <w:p>
-            <w:pPr>
-              <w:pStyle w:val="Compact"/>
-              <w:jc w:val="center"/>
-            </w:pPr>
-            <w:r>
-              <w:rPr>
-                <w:rFonts w:ascii="Times New Roman" w:hAnsi="Times New Roman" w:eastAsia="Times New Roman" w:cs="Times New Roman"/>
-                <w:b/>
-              </w:rPr>
-              <w:t xml:space="preserve">43</w:t>
-            </w:r>
-          </w:p>
-        </w:tc>
-        <w:tc>
-          <w:tcPr>
-            <w:tcBorders>
-              <w:bottom w:val="single" w:sz="6" w:space="0" w:color="333333"/>
-            </w:tcBorders>
-          </w:tcPr>
-          <w:p>
-            <w:pPr>
-              <w:pStyle w:val="Compact"/>
-              <w:jc w:val="center"/>
-            </w:pPr>
-            <w:r>
-              <w:rPr>
-                <w:rFonts w:ascii="Times New Roman" w:hAnsi="Times New Roman" w:eastAsia="Times New Roman" w:cs="Times New Roman"/>
-                <w:b/>
-              </w:rPr>
-              <w:t xml:space="preserve">44</w:t>
-            </w:r>
-          </w:p>
-        </w:tc>
-        <w:tc>
-          <w:tcPr>
-            <w:tcBorders>
-              <w:bottom w:val="single" w:sz="6" w:space="0" w:color="333333"/>
-            </w:tcBorders>
-          </w:tcPr>
-          <w:p>
-            <w:pPr>
-              <w:pStyle w:val="Compact"/>
-              <w:jc w:val="center"/>
-            </w:pPr>
-            <w:r>
-              <w:rPr>
-                <w:rFonts w:ascii="Times New Roman" w:hAnsi="Times New Roman" w:eastAsia="Times New Roman" w:cs="Times New Roman"/>
-                <w:b/>
-              </w:rPr>
-              <w:t xml:space="preserve">45</w:t>
-            </w:r>
-          </w:p>
-        </w:tc>
-        <w:tc>
-          <w:tcPr>
-            <w:tcBorders>
-              <w:bottom w:val="single" w:sz="6" w:space="0" w:color="333333"/>
-            </w:tcBorders>
-          </w:tcPr>
-          <w:p>
-            <w:pPr>
-              <w:pStyle w:val="Compact"/>
-              <w:jc w:val="center"/>
-            </w:pPr>
-            <w:r>
-              <w:rPr>
-                <w:rFonts w:ascii="Times New Roman" w:hAnsi="Times New Roman" w:eastAsia="Times New Roman" w:cs="Times New Roman"/>
-                <w:b/>
-              </w:rPr>
-              <w:t xml:space="preserve">46</w:t>
-            </w:r>
-          </w:p>
-        </w:tc>
-        <w:tc>
-          <w:tcPr>
-            <w:tcBorders>
-              <w:bottom w:val="single" w:sz="6" w:space="0" w:color="333333"/>
-            </w:tcBorders>
-          </w:tcPr>
-          <w:p>
-            <w:pPr>
-              <w:pStyle w:val="Compact"/>
-              <w:jc w:val="center"/>
-            </w:pPr>
-            <w:r>
-              <w:rPr>
-                <w:rFonts w:ascii="Times New Roman" w:hAnsi="Times New Roman" w:eastAsia="Times New Roman" w:cs="Times New Roman"/>
-                <w:b/>
-              </w:rPr>
-              <w:t xml:space="preserve">47</w:t>
-            </w:r>
-          </w:p>
-        </w:tc>
-        <w:tc>
-          <w:tcPr>
-            <w:tcBorders>
-              <w:bottom w:val="single" w:sz="6" w:space="0" w:color="333333"/>
-            </w:tcBorders>
-          </w:tcPr>
-          <w:p>
-            <w:pPr>
-              <w:pStyle w:val="Compact"/>
-              <w:jc w:val="center"/>
-            </w:pPr>
-            <w:r>
-              <w:rPr>
-                <w:rFonts w:ascii="Times New Roman" w:hAnsi="Times New Roman" w:eastAsia="Times New Roman" w:cs="Times New Roman"/>
-                <w:b/>
-              </w:rPr>
-              <w:t xml:space="preserve">48</w:t>
+              <w:t xml:space="preserve">价电子</w:t>
             </w:r>
           </w:p>
         </w:tc>
@@ -35695,159 +35518,74 @@
             </w:pPr>
             <w:r>
               <w:rPr>
+                <w:rFonts w:ascii="Times New Roman" w:hAnsi="Times New Roman" w:eastAsia="Times New Roman" w:cs="Times New Roman"/>
+              </w:rPr>
+              <w:t xml:space="preserve">39</w:t>
+            </w:r>
+          </w:p>
+        </w:tc>
+        <w:tc>
+          <w:tcPr/>
+          <w:p>
+            <w:pPr>
+              <w:pStyle w:val="Compact"/>
+              <w:jc w:val="center"/>
+            </w:pPr>
+            <w:r>
+              <w:rPr>
+                <w:rFonts w:ascii="Times New Roman" w:hAnsi="Times New Roman" w:eastAsia="Times New Roman" w:cs="Times New Roman"/>
+              </w:rPr>
+              <w:t xml:space="preserve">Y</w:t>
+            </w:r>
+          </w:p>
+        </w:tc>
+        <w:tc>
+          <w:tcPr/>
+          <w:p>
+            <w:pPr>
+              <w:pStyle w:val="Compact"/>
+              <w:jc w:val="center"/>
+            </w:pPr>
+            <w:r>
+              <w:rPr>
                 <w:rFonts w:hint="eastAsia" w:ascii="Times New Roman" w:hAnsi="Times New Roman" w:eastAsia="FangSong" w:cs="Times New Roman"/>
               </w:rPr>
-              <w:t xml:space="preserve">符号</w:t>
-            </w:r>
-          </w:p>
-        </w:tc>
-        <w:tc>
-          <w:tcPr/>
-          <w:p>
-            <w:pPr>
-              <w:pStyle w:val="Compact"/>
-              <w:jc w:val="center"/>
-            </w:pPr>
-            <w:r>
-              <w:rPr>
-                <w:rFonts w:ascii="Times New Roman" w:hAnsi="Times New Roman" w:eastAsia="Times New Roman" w:cs="Times New Roman"/>
-              </w:rPr>
-              <w:t xml:space="preserve">Y</w:t>
-            </w:r>
-          </w:p>
-        </w:tc>
-        <w:tc>
-          <w:tcPr/>
-          <w:p>
-            <w:pPr>
-              <w:pStyle w:val="Compact"/>
-              <w:jc w:val="center"/>
-            </w:pPr>
-            <w:r>
-              <w:rPr>
-                <w:rFonts w:ascii="Times New Roman" w:hAnsi="Times New Roman" w:eastAsia="Times New Roman" w:cs="Times New Roman"/>
-              </w:rPr>
-              <w:t xml:space="preserve">Zr</w:t>
-            </w:r>
-          </w:p>
-        </w:tc>
-        <w:tc>
-          <w:tcPr/>
-          <w:p>
-            <w:pPr>
-              <w:pStyle w:val="Compact"/>
-              <w:jc w:val="center"/>
-            </w:pPr>
-            <w:r>
-              <w:rPr>
-                <w:rFonts w:ascii="Times New Roman" w:hAnsi="Times New Roman" w:eastAsia="Times New Roman" w:cs="Times New Roman"/>
-              </w:rPr>
-              <w:t xml:space="preserve">Nb</w:t>
-            </w:r>
-          </w:p>
-        </w:tc>
-        <w:tc>
-          <w:tcPr/>
-          <w:p>
-            <w:pPr>
-              <w:pStyle w:val="Compact"/>
-              <w:jc w:val="center"/>
-            </w:pPr>
-            <w:r>
-              <w:rPr>
-                <w:rFonts w:ascii="Times New Roman" w:hAnsi="Times New Roman" w:eastAsia="Times New Roman" w:cs="Times New Roman"/>
-              </w:rPr>
-              <w:t xml:space="preserve">Mo</w:t>
-            </w:r>
-          </w:p>
-        </w:tc>
-        <w:tc>
-          <w:tcPr/>
-          <w:p>
-            <w:pPr>
-              <w:pStyle w:val="Compact"/>
-              <w:jc w:val="center"/>
-            </w:pPr>
-            <w:r>
-              <w:rPr>
-                <w:rFonts w:ascii="Times New Roman" w:hAnsi="Times New Roman" w:eastAsia="Times New Roman" w:cs="Times New Roman"/>
-              </w:rPr>
-              <w:t xml:space="preserve">Tc</w:t>
-            </w:r>
-          </w:p>
-        </w:tc>
-        <w:tc>
-          <w:tcPr/>
-          <w:p>
-            <w:pPr>
-              <w:pStyle w:val="Compact"/>
-              <w:jc w:val="center"/>
-            </w:pPr>
-            <w:r>
-              <w:rPr>
-                <w:rFonts w:ascii="Times New Roman" w:hAnsi="Times New Roman" w:eastAsia="Times New Roman" w:cs="Times New Roman"/>
-              </w:rPr>
-              <w:t xml:space="preserve">Ru</w:t>
-            </w:r>
-          </w:p>
-        </w:tc>
-        <w:tc>
-          <w:tcPr/>
-          <w:p>
-            <w:pPr>
-              <w:pStyle w:val="Compact"/>
-              <w:jc w:val="center"/>
-            </w:pPr>
-            <w:r>
-              <w:rPr>
-                <w:rFonts w:ascii="Times New Roman" w:hAnsi="Times New Roman" w:eastAsia="Times New Roman" w:cs="Times New Roman"/>
-              </w:rPr>
-              <w:t xml:space="preserve">Rh</w:t>
-            </w:r>
-          </w:p>
-        </w:tc>
-        <w:tc>
-          <w:tcPr/>
-          <w:p>
-            <w:pPr>
-              <w:pStyle w:val="Compact"/>
-              <w:jc w:val="center"/>
-            </w:pPr>
-            <w:r>
-              <w:rPr>
-                <w:rFonts w:ascii="Times New Roman" w:hAnsi="Times New Roman" w:eastAsia="Times New Roman" w:cs="Times New Roman"/>
-              </w:rPr>
-              <w:t xml:space="preserve">Pd</w:t>
-            </w:r>
-          </w:p>
-        </w:tc>
-        <w:tc>
-          <w:tcPr/>
-          <w:p>
-            <w:pPr>
-              <w:pStyle w:val="Compact"/>
-              <w:jc w:val="center"/>
-            </w:pPr>
-            <w:r>
-              <w:rPr>
-                <w:rFonts w:ascii="Times New Roman" w:hAnsi="Times New Roman" w:eastAsia="Times New Roman" w:cs="Times New Roman"/>
-              </w:rPr>
-              <w:t xml:space="preserve">Ag</w:t>
-            </w:r>
-          </w:p>
-        </w:tc>
-        <w:tc>
-          <w:tcPr/>
-          <w:p>
-            <w:pPr>
-              <w:pStyle w:val="Compact"/>
-              <w:jc w:val="center"/>
-            </w:pPr>
-            <w:r>
-              <w:rPr>
-                <w:rFonts w:ascii="Times New Roman" w:hAnsi="Times New Roman" w:eastAsia="Times New Roman" w:cs="Times New Roman"/>
-              </w:rPr>
-              <w:t xml:space="preserve">Cd</w:t>
+              <w:t xml:space="preserve">钇</w:t>
+            </w:r>
+          </w:p>
+        </w:tc>
+        <w:tc>
+          <w:tcPr/>
+          <w:p>
+            <w:pPr>
+              <w:pStyle w:val="Compact"/>
+              <w:jc w:val="center"/>
+            </w:pPr>
+            <w:r>
+              <w:rPr>
+                <w:rFonts w:ascii="Times New Roman" w:hAnsi="Times New Roman" w:eastAsia="Times New Roman" w:cs="Times New Roman"/>
+              </w:rPr>
+              <w:t>4d</w:t>
+            </w:r>
+            <w:r>
+              <w:rPr>
+                <w:rFonts w:ascii="Times New Roman" w:hAnsi="Times New Roman" w:eastAsia="Times New Roman" w:cs="Times New Roman"/>
+                <w:vertAlign w:val="superscript"/>
+              </w:rPr>
+              <w:t>1</w:t>
+            </w:r>
+            <w:r>
+              <w:rPr>
+                <w:rFonts w:ascii="Times New Roman" w:hAnsi="Times New Roman" w:eastAsia="Times New Roman" w:cs="Times New Roman"/>
+              </w:rPr>
+              <w:t>5s</w:t>
+            </w:r>
+            <w:r>
+              <w:rPr>
+                <w:rFonts w:ascii="Times New Roman" w:hAnsi="Times New Roman" w:eastAsia="Times New Roman" w:cs="Times New Roman"/>
+                <w:vertAlign w:val="superscript"/>
+              </w:rPr>
+              <w:t>2</w:t>
             </w:r>
           </w:p>
         </w:tc>
@@ -35862,38 +35600,38 @@
             </w:pPr>
             <w:r>
               <w:rPr>
+                <w:rFonts w:ascii="Times New Roman" w:hAnsi="Times New Roman" w:eastAsia="Times New Roman" w:cs="Times New Roman"/>
+              </w:rPr>
+              <w:t xml:space="preserve">40</w:t>
+            </w:r>
+          </w:p>
+        </w:tc>
+        <w:tc>
+          <w:tcPr/>
+          <w:p>
+            <w:pPr>
+              <w:pStyle w:val="Compact"/>
+              <w:jc w:val="center"/>
+            </w:pPr>
+            <w:r>
+              <w:rPr>
+                <w:rFonts w:ascii="Times New Roman" w:hAnsi="Times New Roman" w:eastAsia="Times New Roman" w:cs="Times New Roman"/>
+              </w:rPr>
+              <w:t xml:space="preserve">Zr</w:t>
+            </w:r>
+          </w:p>
+        </w:tc>
+        <w:tc>
+          <w:tcPr/>
+          <w:p>
+            <w:pPr>
+              <w:pStyle w:val="Compact"/>
+              <w:jc w:val="center"/>
+            </w:pPr>
+            <w:r>
+              <w:rPr>
                 <w:rFonts w:hint="eastAsia" w:ascii="Times New Roman" w:hAnsi="Times New Roman" w:eastAsia="FangSong" w:cs="Times New Roman"/>
               </w:rPr>
-              <w:t xml:space="preserve">名称</w:t>
-            </w:r>
-          </w:p>
-        </w:tc>
-        <w:tc>
-          <w:tcPr/>
-          <w:p>
-            <w:pPr>
-              <w:pStyle w:val="Compact"/>
-              <w:jc w:val="center"/>
-            </w:pPr>
-            <w:r>
-              <w:rPr>
-                <w:rFonts w:hint="eastAsia" w:ascii="Times New Roman" w:hAnsi="Times New Roman" w:eastAsia="FangSong" w:cs="Times New Roman"/>
-              </w:rPr>
-              <w:t xml:space="preserve">钇</w:t>
-            </w:r>
-          </w:p>
-        </w:tc>
-        <w:tc>
-          <w:tcPr/>
-          <w:p>
-            <w:pPr>
-              <w:pStyle w:val="Compact"/>
-              <w:jc w:val="center"/>
-            </w:pPr>
-            <w:r>
-              <w:rPr>
-                <w:rFonts w:hint="eastAsia" w:ascii="Times New Roman" w:hAnsi="Times New Roman" w:eastAsia="FangSong" w:cs="Times New Roman"/>
-              </w:rPr>
               <w:t xml:space="preserve">锆</w:t>
             </w:r>
           </w:p>
@@ -35907,114 +35645,29 @@
             </w:pPr>
             <w:r>
               <w:rPr>
-                <w:rFonts w:hint="eastAsia" w:ascii="Times New Roman" w:hAnsi="Times New Roman" w:eastAsia="FangSong" w:cs="Times New Roman"/>
-              </w:rPr>
-              <w:t xml:space="preserve">铌</w:t>
-            </w:r>
-          </w:p>
-        </w:tc>
-        <w:tc>
-          <w:tcPr/>
-          <w:p>
-            <w:pPr>
-              <w:pStyle w:val="Compact"/>
-              <w:jc w:val="center"/>
-            </w:pPr>
-            <w:r>
-              <w:rPr>
-                <w:rFonts w:hint="eastAsia" w:ascii="Times New Roman" w:hAnsi="Times New Roman" w:eastAsia="FangSong" w:cs="Times New Roman"/>
-              </w:rPr>
-              <w:t xml:space="preserve">钼</w:t>
-            </w:r>
-          </w:p>
-        </w:tc>
-        <w:tc>
-          <w:tcPr/>
-          <w:p>
-            <w:pPr>
-              <w:pStyle w:val="Compact"/>
-              <w:jc w:val="center"/>
-            </w:pPr>
-            <w:r>
-              <w:rPr>
-                <w:rFonts w:hint="eastAsia" w:ascii="Times New Roman" w:hAnsi="Times New Roman" w:eastAsia="FangSong" w:cs="Times New Roman"/>
-              </w:rPr>
-              <w:t xml:space="preserve">锝</w:t>
-            </w:r>
-          </w:p>
-        </w:tc>
-        <w:tc>
-          <w:tcPr/>
-          <w:p>
-            <w:pPr>
-              <w:pStyle w:val="Compact"/>
-              <w:jc w:val="center"/>
-            </w:pPr>
-            <w:r>
-              <w:rPr>
-                <w:rFonts w:hint="eastAsia" w:ascii="Times New Roman" w:hAnsi="Times New Roman" w:eastAsia="FangSong" w:cs="Times New Roman"/>
-              </w:rPr>
-              <w:t xml:space="preserve">钌</w:t>
-            </w:r>
-          </w:p>
-        </w:tc>
-        <w:tc>
-          <w:tcPr/>
-          <w:p>
-            <w:pPr>
-              <w:pStyle w:val="Compact"/>
-              <w:jc w:val="center"/>
-            </w:pPr>
-            <w:r>
-              <w:rPr>
-                <w:rFonts w:hint="eastAsia" w:ascii="Times New Roman" w:hAnsi="Times New Roman" w:eastAsia="FangSong" w:cs="Times New Roman"/>
-              </w:rPr>
-              <w:t xml:space="preserve">铑</w:t>
-            </w:r>
-          </w:p>
-        </w:tc>
-        <w:tc>
-          <w:tcPr/>
-          <w:p>
-            <w:pPr>
-              <w:pStyle w:val="Compact"/>
-              <w:jc w:val="center"/>
-            </w:pPr>
-            <w:r>
-              <w:rPr>
-                <w:rFonts w:hint="eastAsia" w:ascii="Times New Roman" w:hAnsi="Times New Roman" w:eastAsia="FangSong" w:cs="Times New Roman"/>
-              </w:rPr>
-              <w:t xml:space="preserve">钯</w:t>
-            </w:r>
-          </w:p>
-        </w:tc>
-        <w:tc>
-          <w:tcPr/>
-          <w:p>
-            <w:pPr>
-              <w:pStyle w:val="Compact"/>
-              <w:jc w:val="center"/>
-            </w:pPr>
-            <w:r>
-              <w:rPr>
-                <w:rFonts w:hint="eastAsia" w:ascii="Times New Roman" w:hAnsi="Times New Roman" w:eastAsia="FangSong" w:cs="Times New Roman"/>
-              </w:rPr>
-              <w:t xml:space="preserve">银</w:t>
-            </w:r>
-          </w:p>
-        </w:tc>
-        <w:tc>
-          <w:tcPr/>
-          <w:p>
-            <w:pPr>
-              <w:pStyle w:val="Compact"/>
-              <w:jc w:val="center"/>
-            </w:pPr>
-            <w:r>
-              <w:rPr>
-                <w:rFonts w:hint="eastAsia" w:ascii="Times New Roman" w:hAnsi="Times New Roman" w:eastAsia="FangSong" w:cs="Times New Roman"/>
-              </w:rPr>
-              <w:t xml:space="preserve">镉</w:t>
+                <w:rFonts w:ascii="Times New Roman" w:hAnsi="Times New Roman" w:eastAsia="Times New Roman" w:cs="Times New Roman"/>
+              </w:rPr>
+              <w:t>4d</w:t>
+            </w:r>
+            <w:r>
+              <w:rPr>
+                <w:rFonts w:ascii="Times New Roman" w:hAnsi="Times New Roman" w:eastAsia="Times New Roman" w:cs="Times New Roman"/>
+                <w:vertAlign w:val="superscript"/>
+              </w:rPr>
+              <w:t>2</w:t>
+            </w:r>
+            <w:r>
+              <w:rPr>
+                <w:rFonts w:ascii="Times New Roman" w:hAnsi="Times New Roman" w:eastAsia="Times New Roman" w:cs="Times New Roman"/>
+              </w:rPr>
+              <w:t>5s</w:t>
+            </w:r>
+            <w:r>
+              <w:rPr>
+                <w:rFonts w:ascii="Times New Roman" w:hAnsi="Times New Roman" w:eastAsia="Times New Roman" w:cs="Times New Roman"/>
+                <w:vertAlign w:val="superscript"/>
+              </w:rPr>
+              <w:t>2</w:t>
             </w:r>
           </w:p>
         </w:tc>
@@ -36029,9 +35682,39 @@
             </w:pPr>
             <w:r>
               <w:rPr>
+                <w:rFonts w:ascii="Times New Roman" w:hAnsi="Times New Roman" w:eastAsia="Times New Roman" w:cs="Times New Roman"/>
+              </w:rPr>
+              <w:t xml:space="preserve">41</w:t>
+            </w:r>
+          </w:p>
+        </w:tc>
+        <w:tc>
+          <w:tcPr/>
+          <w:p>
+            <w:pPr>
+              <w:pStyle w:val="Compact"/>
+              <w:jc w:val="center"/>
+            </w:pPr>
+            <w:r>
+              <w:rPr>
+                <w:rFonts w:ascii="Times New Roman" w:hAnsi="Times New Roman" w:eastAsia="Times New Roman" w:cs="Times New Roman"/>
+              </w:rPr>
+              <w:t xml:space="preserve">Nb</w:t>
+            </w:r>
+          </w:p>
+        </w:tc>
+        <w:tc>
+          <w:tcPr/>
+          <w:p>
+            <w:pPr>
+              <w:pStyle w:val="Compact"/>
+              <w:jc w:val="center"/>
+            </w:pPr>
+            <w:r>
+              <w:rPr>
                 <w:rFonts w:hint="eastAsia" w:ascii="Times New Roman" w:hAnsi="Times New Roman" w:eastAsia="FangSong" w:cs="Times New Roman"/>
               </w:rPr>
-              <w:t xml:space="preserve">价电子</w:t>
+              <w:t xml:space="preserve">铌</w:t>
             </w:r>
           </w:p>
         </w:tc>
@@ -36053,8 +35736,90 @@
                 <w:rFonts w:ascii="Times New Roman" w:hAnsi="Times New Roman" w:eastAsia="Times New Roman" w:cs="Times New Roman"/>
                 <w:vertAlign w:val="superscript"/>
               </w:rPr>
+              <w:t>4</w:t>
+            </w:r>
+            <w:r>
+              <w:rPr>
+                <w:rFonts w:ascii="Times New Roman" w:hAnsi="Times New Roman" w:eastAsia="Times New Roman" w:cs="Times New Roman"/>
+              </w:rPr>
+              <w:t>5s</w:t>
+            </w:r>
+            <w:r>
+              <w:rPr>
+                <w:rFonts w:ascii="Times New Roman" w:hAnsi="Times New Roman" w:eastAsia="Times New Roman" w:cs="Times New Roman"/>
+                <w:vertAlign w:val="superscript"/>
+              </w:rPr>
               <w:t>1</w:t>
             </w:r>
+          </w:p>
+        </w:tc>
+      </w:tr>
+      <w:tr>
+        <w:tc>
+          <w:tcPr/>
+          <w:p>
+            <w:pPr>
+              <w:pStyle w:val="Compact"/>
+              <w:jc w:val="center"/>
+            </w:pPr>
+            <w:r>
+              <w:rPr>
+                <w:rFonts w:ascii="Times New Roman" w:hAnsi="Times New Roman" w:eastAsia="Times New Roman" w:cs="Times New Roman"/>
+              </w:rPr>
+              <w:t xml:space="preserve">42</w:t>
+            </w:r>
+          </w:p>
+        </w:tc>
+        <w:tc>
+          <w:tcPr/>
+          <w:p>
+            <w:pPr>
+              <w:pStyle w:val="Compact"/>
+              <w:jc w:val="center"/>
+            </w:pPr>
+            <w:r>
+              <w:rPr>
+                <w:rFonts w:ascii="Times New Roman" w:hAnsi="Times New Roman" w:eastAsia="Times New Roman" w:cs="Times New Roman"/>
+              </w:rPr>
+              <w:t xml:space="preserve">Mo</w:t>
+            </w:r>
+          </w:p>
+        </w:tc>
+        <w:tc>
+          <w:tcPr/>
+          <w:p>
+            <w:pPr>
+              <w:pStyle w:val="Compact"/>
+              <w:jc w:val="center"/>
+            </w:pPr>
+            <w:r>
+              <w:rPr>
+                <w:rFonts w:hint="eastAsia" w:ascii="Times New Roman" w:hAnsi="Times New Roman" w:eastAsia="FangSong" w:cs="Times New Roman"/>
+              </w:rPr>
+              <w:t xml:space="preserve">钼</w:t>
+            </w:r>
+          </w:p>
+        </w:tc>
+        <w:tc>
+          <w:tcPr/>
+          <w:p>
+            <w:pPr>
+              <w:pStyle w:val="Compact"/>
+              <w:jc w:val="center"/>
+            </w:pPr>
+            <w:r>
+              <w:rPr>
+                <w:rFonts w:ascii="Times New Roman" w:hAnsi="Times New Roman" w:eastAsia="Times New Roman" w:cs="Times New Roman"/>
+              </w:rPr>
+              <w:t>4d</w:t>
+            </w:r>
+            <w:r>
+              <w:rPr>
+                <w:rFonts w:ascii="Times New Roman" w:hAnsi="Times New Roman" w:eastAsia="Times New Roman" w:cs="Times New Roman"/>
+                <w:vertAlign w:val="superscript"/>
+              </w:rPr>
+              <w:t>5</w:t>
+            </w:r>
             <w:r>
               <w:rPr>
                 <w:rFonts w:ascii="Times New Roman" w:hAnsi="Times New Roman" w:eastAsia="Times New Roman" w:cs="Times New Roman"/>
@@ -36066,10 +35831,139 @@
                 <w:rFonts w:ascii="Times New Roman" w:hAnsi="Times New Roman" w:eastAsia="Times New Roman" w:cs="Times New Roman"/>
                 <w:vertAlign w:val="superscript"/>
               </w:rPr>
+              <w:t>1</w:t>
+            </w:r>
+          </w:p>
+        </w:tc>
+      </w:tr>
+      <w:tr>
+        <w:tc>
+          <w:tcPr/>
+          <w:p>
+            <w:pPr>
+              <w:pStyle w:val="Compact"/>
+              <w:jc w:val="center"/>
+            </w:pPr>
+            <w:r>
+              <w:rPr>
+                <w:rFonts w:ascii="Times New Roman" w:hAnsi="Times New Roman" w:eastAsia="Times New Roman" w:cs="Times New Roman"/>
+              </w:rPr>
+              <w:t xml:space="preserve">43</w:t>
+            </w:r>
+          </w:p>
+        </w:tc>
+        <w:tc>
+          <w:tcPr/>
+          <w:p>
+            <w:pPr>
+              <w:pStyle w:val="Compact"/>
+              <w:jc w:val="center"/>
+            </w:pPr>
+            <w:r>
+              <w:rPr>
+                <w:rFonts w:ascii="Times New Roman" w:hAnsi="Times New Roman" w:eastAsia="Times New Roman" w:cs="Times New Roman"/>
+              </w:rPr>
+              <w:t xml:space="preserve">Tc</w:t>
+            </w:r>
+          </w:p>
+        </w:tc>
+        <w:tc>
+          <w:tcPr/>
+          <w:p>
+            <w:pPr>
+              <w:pStyle w:val="Compact"/>
+              <w:jc w:val="center"/>
+            </w:pPr>
+            <w:r>
+              <w:rPr>
+                <w:rFonts w:hint="eastAsia" w:ascii="Times New Roman" w:hAnsi="Times New Roman" w:eastAsia="FangSong" w:cs="Times New Roman"/>
+              </w:rPr>
+              <w:t xml:space="preserve">锝</w:t>
+            </w:r>
+          </w:p>
+        </w:tc>
+        <w:tc>
+          <w:tcPr/>
+          <w:p>
+            <w:pPr>
+              <w:pStyle w:val="Compact"/>
+              <w:jc w:val="center"/>
+            </w:pPr>
+            <w:r>
+              <w:rPr>
+                <w:rFonts w:ascii="Times New Roman" w:hAnsi="Times New Roman" w:eastAsia="Times New Roman" w:cs="Times New Roman"/>
+              </w:rPr>
+              <w:t>4d</w:t>
+            </w:r>
+            <w:r>
+              <w:rPr>
+                <w:rFonts w:ascii="Times New Roman" w:hAnsi="Times New Roman" w:eastAsia="Times New Roman" w:cs="Times New Roman"/>
+                <w:vertAlign w:val="superscript"/>
+              </w:rPr>
+              <w:t>5</w:t>
+            </w:r>
+            <w:r>
+              <w:rPr>
+                <w:rFonts w:ascii="Times New Roman" w:hAnsi="Times New Roman" w:eastAsia="Times New Roman" w:cs="Times New Roman"/>
+              </w:rPr>
+              <w:t>5s</w:t>
+            </w:r>
+            <w:r>
+              <w:rPr>
+                <w:rFonts w:ascii="Times New Roman" w:hAnsi="Times New Roman" w:eastAsia="Times New Roman" w:cs="Times New Roman"/>
+                <w:vertAlign w:val="superscript"/>
+              </w:rPr>
               <w:t>2</w:t>
             </w:r>
           </w:p>
         </w:tc>
+      </w:tr>
+      <w:tr>
+        <w:tc>
+          <w:tcPr/>
+          <w:p>
+            <w:pPr>
+              <w:pStyle w:val="Compact"/>
+              <w:jc w:val="center"/>
+            </w:pPr>
+            <w:r>
+              <w:rPr>
+                <w:rFonts w:ascii="Times New Roman" w:hAnsi="Times New Roman" w:eastAsia="Times New Roman" w:cs="Times New Roman"/>
+              </w:rPr>
+              <w:t xml:space="preserve">44</w:t>
+            </w:r>
+          </w:p>
+        </w:tc>
+        <w:tc>
+          <w:tcPr/>
+          <w:p>
+            <w:pPr>
+              <w:pStyle w:val="Compact"/>
+              <w:jc w:val="center"/>
+            </w:pPr>
+            <w:r>
+              <w:rPr>
+                <w:rFonts w:ascii="Times New Roman" w:hAnsi="Times New Roman" w:eastAsia="Times New Roman" w:cs="Times New Roman"/>
+              </w:rPr>
+              <w:t xml:space="preserve">Ru</w:t>
+            </w:r>
+          </w:p>
+        </w:tc>
+        <w:tc>
+          <w:tcPr/>
+          <w:p>
+            <w:pPr>
+              <w:pStyle w:val="Compact"/>
+              <w:jc w:val="center"/>
+            </w:pPr>
+            <w:r>
+              <w:rPr>
+                <w:rFonts w:hint="eastAsia" w:ascii="Times New Roman" w:hAnsi="Times New Roman" w:eastAsia="FangSong" w:cs="Times New Roman"/>
+              </w:rPr>
+              <w:t xml:space="preserve">钌</w:t>
+            </w:r>
+          </w:p>
+        </w:tc>
         <w:tc>
           <w:tcPr/>
           <w:p>
@@ -36088,7 +35982,7 @@
                 <w:rFonts w:ascii="Times New Roman" w:hAnsi="Times New Roman" w:eastAsia="Times New Roman" w:cs="Times New Roman"/>
                 <w:vertAlign w:val="superscript"/>
               </w:rPr>
-              <w:t>2</w:t>
+              <w:t>7</w:t>
             </w:r>
             <w:r>
               <w:rPr>
@@ -36101,7 +35995,54 @@
                 <w:rFonts w:ascii="Times New Roman" w:hAnsi="Times New Roman" w:eastAsia="Times New Roman" w:cs="Times New Roman"/>
                 <w:vertAlign w:val="superscript"/>
               </w:rPr>
-              <w:t>2</w:t>
+              <w:t>1</w:t>
+            </w:r>
+          </w:p>
+        </w:tc>
+      </w:tr>
+      <w:tr>
+        <w:tc>
+          <w:tcPr/>
+          <w:p>
+            <w:pPr>
+              <w:pStyle w:val="Compact"/>
+              <w:jc w:val="center"/>
+            </w:pPr>
+            <w:r>
+              <w:rPr>
+                <w:rFonts w:ascii="Times New Roman" w:hAnsi="Times New Roman" w:eastAsia="Times New Roman" w:cs="Times New Roman"/>
+              </w:rPr>
+              <w:t xml:space="preserve">45</w:t>
+            </w:r>
+          </w:p>
+        </w:tc>
+        <w:tc>
+          <w:tcPr/>
+          <w:p>
+            <w:pPr>
+              <w:pStyle w:val="Compact"/>
+              <w:jc w:val="center"/>
+            </w:pPr>
+            <w:r>
+              <w:rPr>
+                <w:rFonts w:ascii="Times New Roman" w:hAnsi="Times New Roman" w:eastAsia="Times New Roman" w:cs="Times New Roman"/>
+              </w:rPr>
+              <w:t xml:space="preserve">Rh</w:t>
+            </w:r>
+          </w:p>
+        </w:tc>
+        <w:tc>
+          <w:tcPr/>
+          <w:p>
+            <w:pPr>
+              <w:pStyle w:val="Compact"/>
+              <w:jc w:val="center"/>
+            </w:pPr>
+            <w:r>
+              <w:rPr>
+                <w:rFonts w:hint="eastAsia" w:ascii="Times New Roman" w:hAnsi="Times New Roman" w:eastAsia="FangSong" w:cs="Times New Roman"/>
+              </w:rPr>
+              <w:t xml:space="preserve">铑</w:t>
             </w:r>
           </w:p>
         </w:tc>
@@ -36123,7 +36064,7 @@
                 <w:rFonts w:ascii="Times New Roman" w:hAnsi="Times New Roman" w:eastAsia="Times New Roman" w:cs="Times New Roman"/>
                 <w:vertAlign w:val="superscript"/>
               </w:rPr>
-              <w:t>4</w:t>
+              <w:t>8</w:t>
             </w:r>
             <w:r>
               <w:rPr>
@@ -36140,6 +36081,53 @@
             </w:r>
           </w:p>
         </w:tc>
+      </w:tr>
+      <w:tr>
+        <w:tc>
+          <w:tcPr/>
+          <w:p>
+            <w:pPr>
+              <w:pStyle w:val="Compact"/>
+              <w:jc w:val="center"/>
+            </w:pPr>
+            <w:r>
+              <w:rPr>
+                <w:rFonts w:ascii="Times New Roman" w:hAnsi="Times New Roman" w:eastAsia="Times New Roman" w:cs="Times New Roman"/>
+              </w:rPr>
+              <w:t xml:space="preserve">46</w:t>
+            </w:r>
+          </w:p>
+        </w:tc>
+        <w:tc>
+          <w:tcPr/>
+          <w:p>
+            <w:pPr>
+              <w:pStyle w:val="Compact"/>
+              <w:jc w:val="center"/>
+            </w:pPr>
+            <w:r>
+              <w:rPr>
+                <w:rFonts w:ascii="Times New Roman" w:hAnsi="Times New Roman" w:eastAsia="Times New Roman" w:cs="Times New Roman"/>
+              </w:rPr>
+              <w:t xml:space="preserve">Pd</w:t>
+            </w:r>
+          </w:p>
+        </w:tc>
+        <w:tc>
+          <w:tcPr/>
+          <w:p>
+            <w:pPr>
+              <w:pStyle w:val="Compact"/>
+              <w:jc w:val="center"/>
+            </w:pPr>
+            <w:r>
+              <w:rPr>
+                <w:rFonts w:hint="eastAsia" w:ascii="Times New Roman" w:hAnsi="Times New Roman" w:eastAsia="FangSong" w:cs="Times New Roman"/>
+              </w:rPr>
+              <w:t xml:space="preserve">钯</w:t>
+            </w:r>
+          </w:p>
+        </w:tc>
         <w:tc>
           <w:tcPr/>
           <w:p>
@@ -36158,7 +36146,76 @@
                 <w:rFonts w:ascii="Times New Roman" w:hAnsi="Times New Roman" w:eastAsia="Times New Roman" w:cs="Times New Roman"/>
                 <w:vertAlign w:val="superscript"/>
               </w:rPr>
-              <w:t>5</w:t>
+              <w:t>10</w:t>
+            </w:r>
+          </w:p>
+        </w:tc>
+      </w:tr>
+      <w:tr>
+        <w:tc>
+          <w:tcPr/>
+          <w:p>
+            <w:pPr>
+              <w:pStyle w:val="Compact"/>
+              <w:jc w:val="center"/>
+            </w:pPr>
+            <w:r>
+              <w:rPr>
+                <w:rFonts w:ascii="Times New Roman" w:hAnsi="Times New Roman" w:eastAsia="Times New Roman" w:cs="Times New Roman"/>
+              </w:rPr>
+              <w:t xml:space="preserve">47</w:t>
+            </w:r>
+          </w:p>
+        </w:tc>
+        <w:tc>
+          <w:tcPr/>
+          <w:p>
+            <w:pPr>
+              <w:pStyle w:val="Compact"/>
+              <w:jc w:val="center"/>
+            </w:pPr>
+            <w:r>
+              <w:rPr>
+                <w:rFonts w:ascii="Times New Roman" w:hAnsi="Times New Roman" w:eastAsia="Times New Roman" w:cs="Times New Roman"/>
+              </w:rPr>
+              <w:t xml:space="preserve">Ag</w:t>
+            </w:r>
+          </w:p>
+        </w:tc>
+        <w:tc>
+          <w:tcPr/>
+          <w:p>
+            <w:pPr>
+              <w:pStyle w:val="Compact"/>
+              <w:jc w:val="center"/>
+            </w:pPr>
+            <w:r>
+              <w:rPr>
+                <w:rFonts w:hint="eastAsia" w:ascii="Times New Roman" w:hAnsi="Times New Roman" w:eastAsia="FangSong" w:cs="Times New Roman"/>
+              </w:rPr>
+              <w:t xml:space="preserve">银</w:t>
+            </w:r>
+          </w:p>
+        </w:tc>
+        <w:tc>
+          <w:tcPr/>
+          <w:p>
+            <w:pPr>
+              <w:pStyle w:val="Compact"/>
+              <w:jc w:val="center"/>
+            </w:pPr>
+            <w:r>
+              <w:rPr>
+                <w:rFonts w:ascii="Times New Roman" w:hAnsi="Times New Roman" w:eastAsia="Times New Roman" w:cs="Times New Roman"/>
+              </w:rPr>
+              <w:t>4d</w:t>
+            </w:r>
+            <w:r>
+              <w:rPr>
+                <w:rFonts w:ascii="Times New Roman" w:hAnsi="Times New Roman" w:eastAsia="Times New Roman" w:cs="Times New Roman"/>
+                <w:vertAlign w:val="superscript"/>
+              </w:rPr>
+              <w:t>10</w:t>
             </w:r>
             <w:r>
               <w:rPr>
@@ -36175,165 +36232,50 @@
             </w:r>
           </w:p>
         </w:tc>
-        <w:tc>
-          <w:tcPr/>
-          <w:p>
-            <w:pPr>
-              <w:pStyle w:val="Compact"/>
-              <w:jc w:val="center"/>
-            </w:pPr>
-            <w:r>
-              <w:rPr>
-                <w:rFonts w:ascii="Times New Roman" w:hAnsi="Times New Roman" w:eastAsia="Times New Roman" w:cs="Times New Roman"/>
-              </w:rPr>
-              <w:t>4d</w:t>
-            </w:r>
-            <w:r>
-              <w:rPr>
-                <w:rFonts w:ascii="Times New Roman" w:hAnsi="Times New Roman" w:eastAsia="Times New Roman" w:cs="Times New Roman"/>
-                <w:vertAlign w:val="superscript"/>
-              </w:rPr>
-              <w:t>5</w:t>
-            </w:r>
-            <w:r>
-              <w:rPr>
-                <w:rFonts w:ascii="Times New Roman" w:hAnsi="Times New Roman" w:eastAsia="Times New Roman" w:cs="Times New Roman"/>
-              </w:rPr>
-              <w:t>5s</w:t>
-            </w:r>
-            <w:r>
-              <w:rPr>
-                <w:rFonts w:ascii="Times New Roman" w:hAnsi="Times New Roman" w:eastAsia="Times New Roman" w:cs="Times New Roman"/>
-                <w:vertAlign w:val="superscript"/>
-              </w:rPr>
-              <w:t>2</w:t>
-            </w:r>
-          </w:p>
-        </w:tc>
-        <w:tc>
-          <w:tcPr/>
-          <w:p>
-            <w:pPr>
-              <w:pStyle w:val="Compact"/>
-              <w:jc w:val="center"/>
-            </w:pPr>
-            <w:r>
-              <w:rPr>
-                <w:rFonts w:ascii="Times New Roman" w:hAnsi="Times New Roman" w:eastAsia="Times New Roman" w:cs="Times New Roman"/>
-              </w:rPr>
-              <w:t>4d</w:t>
-            </w:r>
-            <w:r>
-              <w:rPr>
-                <w:rFonts w:ascii="Times New Roman" w:hAnsi="Times New Roman" w:eastAsia="Times New Roman" w:cs="Times New Roman"/>
-                <w:vertAlign w:val="superscript"/>
-              </w:rPr>
-              <w:t>7</w:t>
-            </w:r>
-            <w:r>
-              <w:rPr>
-                <w:rFonts w:ascii="Times New Roman" w:hAnsi="Times New Roman" w:eastAsia="Times New Roman" w:cs="Times New Roman"/>
-              </w:rPr>
-              <w:t>5s</w:t>
-            </w:r>
-            <w:r>
-              <w:rPr>
-                <w:rFonts w:ascii="Times New Roman" w:hAnsi="Times New Roman" w:eastAsia="Times New Roman" w:cs="Times New Roman"/>
-                <w:vertAlign w:val="superscript"/>
-              </w:rPr>
-              <w:t>1</w:t>
-            </w:r>
-          </w:p>
-        </w:tc>
-        <w:tc>
-          <w:tcPr/>
-          <w:p>
-            <w:pPr>
-              <w:pStyle w:val="Compact"/>
-              <w:jc w:val="center"/>
-            </w:pPr>
-            <w:r>
-              <w:rPr>
-                <w:rFonts w:ascii="Times New Roman" w:hAnsi="Times New Roman" w:eastAsia="Times New Roman" w:cs="Times New Roman"/>
-              </w:rPr>
-              <w:t>4d</w:t>
-            </w:r>
-            <w:r>
-              <w:rPr>
-                <w:rFonts w:ascii="Times New Roman" w:hAnsi="Times New Roman" w:eastAsia="Times New Roman" w:cs="Times New Roman"/>
-                <w:vertAlign w:val="superscript"/>
-              </w:rPr>
-              <w:t>8</w:t>
-            </w:r>
-            <w:r>
-              <w:rPr>
-                <w:rFonts w:ascii="Times New Roman" w:hAnsi="Times New Roman" w:eastAsia="Times New Roman" w:cs="Times New Roman"/>
-              </w:rPr>
-              <w:t>5s</w:t>
-            </w:r>
-            <w:r>
-              <w:rPr>
-                <w:rFonts w:ascii="Times New Roman" w:hAnsi="Times New Roman" w:eastAsia="Times New Roman" w:cs="Times New Roman"/>
-                <w:vertAlign w:val="superscript"/>
-              </w:rPr>
-              <w:t>1</w:t>
-            </w:r>
-          </w:p>
-        </w:tc>
-        <w:tc>
-          <w:tcPr/>
-          <w:p>
-            <w:pPr>
-              <w:pStyle w:val="Compact"/>
-              <w:jc w:val="center"/>
-            </w:pPr>
-            <w:r>
-              <w:rPr>
-                <w:rFonts w:ascii="Times New Roman" w:hAnsi="Times New Roman" w:eastAsia="Times New Roman" w:cs="Times New Roman"/>
-              </w:rPr>
-              <w:t>4d</w:t>
-            </w:r>
-            <w:r>
-              <w:rPr>
-                <w:rFonts w:ascii="Times New Roman" w:hAnsi="Times New Roman" w:eastAsia="Times New Roman" w:cs="Times New Roman"/>
-                <w:vertAlign w:val="superscript"/>
-              </w:rPr>
-              <w:t>10</w:t>
-            </w:r>
-          </w:p>
-        </w:tc>
-        <w:tc>
-          <w:tcPr/>
-          <w:p>
-            <w:pPr>
-              <w:pStyle w:val="Compact"/>
-              <w:jc w:val="center"/>
-            </w:pPr>
-            <w:r>
-              <w:rPr>
-                <w:rFonts w:ascii="Times New Roman" w:hAnsi="Times New Roman" w:eastAsia="Times New Roman" w:cs="Times New Roman"/>
-              </w:rPr>
-              <w:t>4d</w:t>
-            </w:r>
-            <w:r>
-              <w:rPr>
-                <w:rFonts w:ascii="Times New Roman" w:hAnsi="Times New Roman" w:eastAsia="Times New Roman" w:cs="Times New Roman"/>
-                <w:vertAlign w:val="superscript"/>
-              </w:rPr>
-              <w:t>10</w:t>
-            </w:r>
-            <w:r>
-              <w:rPr>
-                <w:rFonts w:ascii="Times New Roman" w:hAnsi="Times New Roman" w:eastAsia="Times New Roman" w:cs="Times New Roman"/>
-              </w:rPr>
-              <w:t>5s</w:t>
-            </w:r>
-            <w:r>
-              <w:rPr>
-                <w:rFonts w:ascii="Times New Roman" w:hAnsi="Times New Roman" w:eastAsia="Times New Roman" w:cs="Times New Roman"/>
-                <w:vertAlign w:val="superscript"/>
-              </w:rPr>
-              <w:t>1</w:t>
+      </w:tr>
+      <w:tr>
+        <w:tc>
+          <w:tcPr/>
+          <w:p>
+            <w:pPr>
+              <w:pStyle w:val="Compact"/>
+              <w:jc w:val="center"/>
+            </w:pPr>
+            <w:r>
+              <w:rPr>
+                <w:rFonts w:ascii="Times New Roman" w:hAnsi="Times New Roman" w:eastAsia="Times New Roman" w:cs="Times New Roman"/>
+              </w:rPr>
+              <w:t xml:space="preserve">48</w:t>
+            </w:r>
+          </w:p>
+        </w:tc>
+        <w:tc>
+          <w:tcPr/>
+          <w:p>
+            <w:pPr>
+              <w:pStyle w:val="Compact"/>
+              <w:jc w:val="center"/>
+            </w:pPr>
+            <w:r>
+              <w:rPr>
+                <w:rFonts w:ascii="Times New Roman" w:hAnsi="Times New Roman" w:eastAsia="Times New Roman" w:cs="Times New Roman"/>
+              </w:rPr>
+              <w:t xml:space="preserve">Cd</w:t>
+            </w:r>
+          </w:p>
+        </w:tc>
+        <w:tc>
+          <w:tcPr/>
+          <w:p>
+            <w:pPr>
+              <w:pStyle w:val="Compact"/>
+              <w:jc w:val="center"/>
+            </w:pPr>
+            <w:r>
+              <w:rPr>
+                <w:rFonts w:hint="eastAsia" w:ascii="Times New Roman" w:hAnsi="Times New Roman" w:eastAsia="FangSong" w:cs="Times New Roman"/>
+              </w:rPr>
+              <w:t xml:space="preserve">镉</w:t>
             </w:r>
           </w:p>
         </w:tc>
@@ -36416,8 +36358,7 @@
     <w:tbl>
       <w:tblPr>
         <w:tblStyle w:val="Table"/>
-        <w:tblW w:type="pct" w:w="5000"/>
-        <w:tblLayout w:type="fixed"/>
+        <w:tblW w:type="auto" w:w="0"/>
         <w:tblLook w:firstRow="1" w:lastRow="0" w:firstColumn="0" w:lastColumn="0" w:noHBand="0" w:noVBand="0" w:val="0020"/>
         <w:jc w:val="center"/>
         <w:tblBorders>
@@ -36430,17 +36371,10 @@
         </w:tblBorders>
       </w:tblPr>
       <w:tblGrid>
-        <w:gridCol w:w="516"/>
-        <w:gridCol w:w="1205"/>
-        <w:gridCol w:w="688"/>
-        <w:gridCol w:w="688"/>
-        <w:gridCol w:w="688"/>
-        <w:gridCol w:w="688"/>
-        <w:gridCol w:w="688"/>
-        <w:gridCol w:w="688"/>
-        <w:gridCol w:w="688"/>
-        <w:gridCol w:w="688"/>
-        <w:gridCol w:w="688"/>
+        <w:gridCol w:w="1980"/>
+        <w:gridCol w:w="1980"/>
+        <w:gridCol w:w="1980"/>
+        <w:gridCol w:w="1980"/>
       </w:tblGrid>
       <w:tr>
         <w:trPr>
@@ -36479,10 +36413,10 @@
             </w:pPr>
             <w:r>
               <w:rPr>
-                <w:rFonts w:ascii="Times New Roman" w:hAnsi="Times New Roman" w:eastAsia="Times New Roman" w:cs="Times New Roman"/>
+                <w:rFonts w:hint="eastAsia" w:ascii="Times New Roman" w:hAnsi="Times New Roman" w:eastAsia="SimHei" w:cs="Times New Roman"/>
                 <w:b/>
               </w:rPr>
-              <w:t xml:space="preserve">57~71</w:t>
+              <w:t xml:space="preserve">符号</w:t>
             </w:r>
           </w:p>
         </w:tc>
@@ -36499,10 +36433,10 @@
             </w:pPr>
             <w:r>
               <w:rPr>
-                <w:rFonts w:ascii="Times New Roman" w:hAnsi="Times New Roman" w:eastAsia="Times New Roman" w:cs="Times New Roman"/>
+                <w:rFonts w:hint="eastAsia" w:ascii="Times New Roman" w:hAnsi="Times New Roman" w:eastAsia="SimHei" w:cs="Times New Roman"/>
                 <w:b/>
               </w:rPr>
-              <w:t xml:space="preserve">72</w:t>
+              <w:t xml:space="preserve">名称</w:t>
             </w:r>
           </w:p>
         </w:tc>
@@ -36519,150 +36453,10 @@
             </w:pPr>
             <w:r>
               <w:rPr>
-                <w:rFonts w:ascii="Times New Roman" w:hAnsi="Times New Roman" w:eastAsia="Times New Roman" w:cs="Times New Roman"/>
+                <w:rFonts w:hint="eastAsia" w:ascii="Times New Roman" w:hAnsi="Times New Roman" w:eastAsia="SimHei" w:cs="Times New Roman"/>
                 <w:b/>
               </w:rPr>
-              <w:t xml:space="preserve">73</w:t>
-            </w:r>
-          </w:p>
-        </w:tc>
-        <w:tc>
-          <w:tcPr>
-            <w:tcBorders>
-              <w:bottom w:val="single" w:sz="6" w:space="0" w:color="333333"/>
-            </w:tcBorders>
-          </w:tcPr>
-          <w:p>
-            <w:pPr>
-              <w:pStyle w:val="Compact"/>
-              <w:jc w:val="center"/>
-            </w:pPr>
-            <w:r>
-              <w:rPr>
-                <w:rFonts w:ascii="Times New Roman" w:hAnsi="Times New Roman" w:eastAsia="Times New Roman" w:cs="Times New Roman"/>
-                <w:b/>
-              </w:rPr>
-              <w:t xml:space="preserve">74</w:t>
-            </w:r>
-          </w:p>
-        </w:tc>
-        <w:tc>
-          <w:tcPr>
-            <w:tcBorders>
-              <w:bottom w:val="single" w:sz="6" w:space="0" w:color="333333"/>
-            </w:tcBorders>
-          </w:tcPr>
-          <w:p>
-            <w:pPr>
-              <w:pStyle w:val="Compact"/>
-              <w:jc w:val="center"/>
-            </w:pPr>
-            <w:r>
-              <w:rPr>
-                <w:rFonts w:ascii="Times New Roman" w:hAnsi="Times New Roman" w:eastAsia="Times New Roman" w:cs="Times New Roman"/>
-                <w:b/>
-              </w:rPr>
-              <w:t xml:space="preserve">75</w:t>
-            </w:r>
-          </w:p>
-        </w:tc>
-        <w:tc>
-          <w:tcPr>
-            <w:tcBorders>
-              <w:bottom w:val="single" w:sz="6" w:space="0" w:color="333333"/>
-            </w:tcBorders>
-          </w:tcPr>
-          <w:p>
-            <w:pPr>
-              <w:pStyle w:val="Compact"/>
-              <w:jc w:val="center"/>
-            </w:pPr>
-            <w:r>
-              <w:rPr>
-                <w:rFonts w:ascii="Times New Roman" w:hAnsi="Times New Roman" w:eastAsia="Times New Roman" w:cs="Times New Roman"/>
-                <w:b/>
-              </w:rPr>
-              <w:t xml:space="preserve">76</w:t>
-            </w:r>
-          </w:p>
-        </w:tc>
-        <w:tc>
-          <w:tcPr>
-            <w:tcBorders>
-              <w:bottom w:val="single" w:sz="6" w:space="0" w:color="333333"/>
-            </w:tcBorders>
-          </w:tcPr>
-          <w:p>
-            <w:pPr>
-              <w:pStyle w:val="Compact"/>
-              <w:jc w:val="center"/>
-            </w:pPr>
-            <w:r>
-              <w:rPr>
-                <w:rFonts w:ascii="Times New Roman" w:hAnsi="Times New Roman" w:eastAsia="Times New Roman" w:cs="Times New Roman"/>
-                <w:b/>
-              </w:rPr>
-              <w:t xml:space="preserve">77</w:t>
-            </w:r>
-          </w:p>
-        </w:tc>
-        <w:tc>
-          <w:tcPr>
-            <w:tcBorders>
-              <w:bottom w:val="single" w:sz="6" w:space="0" w:color="333333"/>
-            </w:tcBorders>
-          </w:tcPr>
-          <w:p>
-            <w:pPr>
-              <w:pStyle w:val="Compact"/>
-              <w:jc w:val="center"/>
-            </w:pPr>
-            <w:r>
-              <w:rPr>
-                <w:rFonts w:ascii="Times New Roman" w:hAnsi="Times New Roman" w:eastAsia="Times New Roman" w:cs="Times New Roman"/>
-                <w:b/>
-              </w:rPr>
-              <w:t xml:space="preserve">78</w:t>
-            </w:r>
-          </w:p>
-        </w:tc>
-        <w:tc>
-          <w:tcPr>
-            <w:tcBorders>
-              <w:bottom w:val="single" w:sz="6" w:space="0" w:color="333333"/>
-            </w:tcBorders>
-          </w:tcPr>
-          <w:p>
-            <w:pPr>
-              <w:pStyle w:val="Compact"/>
-              <w:jc w:val="center"/>
-            </w:pPr>
-            <w:r>
-              <w:rPr>
-                <w:rFonts w:ascii="Times New Roman" w:hAnsi="Times New Roman" w:eastAsia="Times New Roman" w:cs="Times New Roman"/>
-                <w:b/>
-              </w:rPr>
-              <w:t xml:space="preserve">79</w:t>
-            </w:r>
-          </w:p>
-        </w:tc>
-        <w:tc>
-          <w:tcPr>
-            <w:tcBorders>
-              <w:bottom w:val="single" w:sz="6" w:space="0" w:color="333333"/>
-            </w:tcBorders>
-          </w:tcPr>
-          <w:p>
-            <w:pPr>
-              <w:pStyle w:val="Compact"/>
-              <w:jc w:val="center"/>
-            </w:pPr>
-            <w:r>
-              <w:rPr>
-                <w:rFonts w:ascii="Times New Roman" w:hAnsi="Times New Roman" w:eastAsia="Times New Roman" w:cs="Times New Roman"/>
-                <w:b/>
-              </w:rPr>
-              <w:t xml:space="preserve">80</w:t>
+              <w:t xml:space="preserve">价电子</w:t>
             </w:r>
           </w:p>
         </w:tc>
@@ -36677,159 +36471,125 @@
             </w:pPr>
             <w:r>
               <w:rPr>
+                <w:rFonts w:ascii="Times New Roman" w:hAnsi="Times New Roman" w:eastAsia="Times New Roman" w:cs="Times New Roman"/>
+              </w:rPr>
+              <w:t xml:space="preserve">57~71</w:t>
+            </w:r>
+          </w:p>
+        </w:tc>
+        <w:tc>
+          <w:tcPr/>
+          <w:p>
+            <w:pPr>
+              <w:pStyle w:val="Compact"/>
+              <w:jc w:val="center"/>
+            </w:pPr>
+            <w:r>
+              <w:rPr>
+                <w:rFonts w:ascii="Times New Roman" w:hAnsi="Times New Roman" w:eastAsia="Times New Roman" w:cs="Times New Roman"/>
+              </w:rPr>
+              <w:t xml:space="preserve">La~Lu</w:t>
+            </w:r>
+          </w:p>
+        </w:tc>
+        <w:tc>
+          <w:tcPr/>
+          <w:p>
+            <w:pPr>
+              <w:pStyle w:val="Compact"/>
+              <w:jc w:val="center"/>
+            </w:pPr>
+            <w:r>
+              <w:rPr>
                 <w:rFonts w:hint="eastAsia" w:ascii="Times New Roman" w:hAnsi="Times New Roman" w:eastAsia="FangSong" w:cs="Times New Roman"/>
               </w:rPr>
-              <w:t xml:space="preserve">符号</w:t>
-            </w:r>
-          </w:p>
-        </w:tc>
-        <w:tc>
-          <w:tcPr/>
-          <w:p>
-            <w:pPr>
-              <w:pStyle w:val="Compact"/>
-              <w:jc w:val="center"/>
-            </w:pPr>
-            <w:r>
-              <w:rPr>
-                <w:rFonts w:ascii="Times New Roman" w:hAnsi="Times New Roman" w:eastAsia="Times New Roman" w:cs="Times New Roman"/>
-              </w:rPr>
-              <w:t xml:space="preserve">La~Lu</w:t>
-            </w:r>
-          </w:p>
-        </w:tc>
-        <w:tc>
-          <w:tcPr/>
-          <w:p>
-            <w:pPr>
-              <w:pStyle w:val="Compact"/>
-              <w:jc w:val="center"/>
-            </w:pPr>
-            <w:r>
-              <w:rPr>
-                <w:rFonts w:ascii="Times New Roman" w:hAnsi="Times New Roman" w:eastAsia="Times New Roman" w:cs="Times New Roman"/>
-              </w:rPr>
-              <w:t xml:space="preserve">Hf</w:t>
-            </w:r>
-          </w:p>
-        </w:tc>
-        <w:tc>
-          <w:tcPr/>
-          <w:p>
-            <w:pPr>
-              <w:pStyle w:val="Compact"/>
-              <w:jc w:val="center"/>
-            </w:pPr>
-            <w:r>
-              <w:rPr>
-                <w:rFonts w:ascii="Times New Roman" w:hAnsi="Times New Roman" w:eastAsia="Times New Roman" w:cs="Times New Roman"/>
-              </w:rPr>
-              <w:t xml:space="preserve">Ta</w:t>
-            </w:r>
-          </w:p>
-        </w:tc>
-        <w:tc>
-          <w:tcPr/>
-          <w:p>
-            <w:pPr>
-              <w:pStyle w:val="Compact"/>
-              <w:jc w:val="center"/>
-            </w:pPr>
-            <w:r>
-              <w:rPr>
-                <w:rFonts w:ascii="Times New Roman" w:hAnsi="Times New Roman" w:eastAsia="Times New Roman" w:cs="Times New Roman"/>
-              </w:rPr>
-              <w:t xml:space="preserve">W</w:t>
-            </w:r>
-          </w:p>
-        </w:tc>
-        <w:tc>
-          <w:tcPr/>
-          <w:p>
-            <w:pPr>
-              <w:pStyle w:val="Compact"/>
-              <w:jc w:val="center"/>
-            </w:pPr>
-            <w:r>
-              <w:rPr>
-                <w:rFonts w:ascii="Times New Roman" w:hAnsi="Times New Roman" w:eastAsia="Times New Roman" w:cs="Times New Roman"/>
-              </w:rPr>
-              <w:t xml:space="preserve">Re</w:t>
-            </w:r>
-          </w:p>
-        </w:tc>
-        <w:tc>
-          <w:tcPr/>
-          <w:p>
-            <w:pPr>
-              <w:pStyle w:val="Compact"/>
-              <w:jc w:val="center"/>
-            </w:pPr>
-            <w:r>
-              <w:rPr>
-                <w:rFonts w:ascii="Times New Roman" w:hAnsi="Times New Roman" w:eastAsia="Times New Roman" w:cs="Times New Roman"/>
-              </w:rPr>
-              <w:t xml:space="preserve">Os</w:t>
-            </w:r>
-          </w:p>
-        </w:tc>
-        <w:tc>
-          <w:tcPr/>
-          <w:p>
-            <w:pPr>
-              <w:pStyle w:val="Compact"/>
-              <w:jc w:val="center"/>
-            </w:pPr>
-            <w:r>
-              <w:rPr>
-                <w:rFonts w:ascii="Times New Roman" w:hAnsi="Times New Roman" w:eastAsia="Times New Roman" w:cs="Times New Roman"/>
-              </w:rPr>
-              <w:t xml:space="preserve">Ir</w:t>
-            </w:r>
-          </w:p>
-        </w:tc>
-        <w:tc>
-          <w:tcPr/>
-          <w:p>
-            <w:pPr>
-              <w:pStyle w:val="Compact"/>
-              <w:jc w:val="center"/>
-            </w:pPr>
-            <w:r>
-              <w:rPr>
-                <w:rFonts w:ascii="Times New Roman" w:hAnsi="Times New Roman" w:eastAsia="Times New Roman" w:cs="Times New Roman"/>
-              </w:rPr>
-              <w:t xml:space="preserve">Pt</w:t>
-            </w:r>
-          </w:p>
-        </w:tc>
-        <w:tc>
-          <w:tcPr/>
-          <w:p>
-            <w:pPr>
-              <w:pStyle w:val="Compact"/>
-              <w:jc w:val="center"/>
-            </w:pPr>
-            <w:r>
-              <w:rPr>
-                <w:rFonts w:ascii="Times New Roman" w:hAnsi="Times New Roman" w:eastAsia="Times New Roman" w:cs="Times New Roman"/>
-              </w:rPr>
-              <w:t xml:space="preserve">Au</w:t>
-            </w:r>
-          </w:p>
-        </w:tc>
-        <w:tc>
-          <w:tcPr/>
-          <w:p>
-            <w:pPr>
-              <w:pStyle w:val="Compact"/>
-              <w:jc w:val="center"/>
-            </w:pPr>
-            <w:r>
-              <w:rPr>
-                <w:rFonts w:ascii="Times New Roman" w:hAnsi="Times New Roman" w:eastAsia="Times New Roman" w:cs="Times New Roman"/>
-              </w:rPr>
-              <w:t xml:space="preserve">Hg</w:t>
+              <w:t>镧</w:t>
+            </w:r>
+            <w:r>
+              <w:rPr>
+                <w:rFonts w:hint="eastAsia" w:ascii="Times New Roman" w:hAnsi="Times New Roman" w:eastAsia="Times New Roman" w:cs="Times New Roman"/>
+              </w:rPr>
+              <w:t>~</w:t>
+            </w:r>
+            <w:r>
+              <w:rPr>
+                <w:rFonts w:hint="eastAsia" w:ascii="Times New Roman" w:hAnsi="Times New Roman" w:eastAsia="FangSong" w:cs="Times New Roman"/>
+              </w:rPr>
+              <w:t>镥</w:t>
+            </w:r>
+          </w:p>
+        </w:tc>
+        <w:tc>
+          <w:tcPr/>
+          <w:p>
+            <w:pPr>
+              <w:pStyle w:val="Compact"/>
+              <w:jc w:val="center"/>
+            </w:pPr>
+            <w:r>
+              <w:rPr>
+                <w:rFonts w:ascii="Times New Roman" w:hAnsi="Times New Roman" w:eastAsia="Times New Roman" w:cs="Times New Roman"/>
+              </w:rPr>
+              <w:t>4f</w:t>
+            </w:r>
+            <w:r>
+              <w:rPr>
+                <w:rFonts w:ascii="Times New Roman" w:hAnsi="Times New Roman" w:eastAsia="Times New Roman" w:cs="Times New Roman"/>
+                <w:vertAlign w:val="superscript"/>
+              </w:rPr>
+              <w:t>0</w:t>
+            </w:r>
+            <w:r>
+              <w:rPr>
+                <w:rFonts w:ascii="Times New Roman" w:hAnsi="Times New Roman" w:eastAsia="Times New Roman" w:cs="Times New Roman"/>
+              </w:rPr>
+              <w:t>~</w:t>
+            </w:r>
+            <w:r>
+              <w:rPr>
+                <w:rFonts w:ascii="Times New Roman" w:hAnsi="Times New Roman" w:eastAsia="Times New Roman" w:cs="Times New Roman"/>
+                <w:vertAlign w:val="superscript"/>
+              </w:rPr>
+              <w:t>14</w:t>
+            </w:r>
+            <w:r>
+              <w:rPr>
+                <w:rFonts w:ascii="Times New Roman" w:hAnsi="Times New Roman" w:eastAsia="Times New Roman" w:cs="Times New Roman"/>
+              </w:rPr>
+              <w:t>5d</w:t>
+            </w:r>
+            <w:r>
+              <w:rPr>
+                <w:rFonts w:ascii="Times New Roman" w:hAnsi="Times New Roman" w:eastAsia="Times New Roman" w:cs="Times New Roman"/>
+                <w:vertAlign w:val="superscript"/>
+              </w:rPr>
+              <w:t>0</w:t>
+            </w:r>
+            <w:r>
+              <w:rPr>
+                <w:rFonts w:ascii="Times New Roman" w:hAnsi="Times New Roman" w:eastAsia="Times New Roman" w:cs="Times New Roman"/>
+              </w:rPr>
+              <w:t>~</w:t>
+            </w:r>
+            <w:r>
+              <w:rPr>
+                <w:rFonts w:ascii="Times New Roman" w:hAnsi="Times New Roman" w:eastAsia="Times New Roman" w:cs="Times New Roman"/>
+                <w:vertAlign w:val="superscript"/>
+              </w:rPr>
+              <w:t>1</w:t>
+            </w:r>
+            <w:r>
+              <w:rPr>
+                <w:rFonts w:ascii="Times New Roman" w:hAnsi="Times New Roman" w:eastAsia="Times New Roman" w:cs="Times New Roman"/>
+              </w:rPr>
+              <w:t>6s</w:t>
+            </w:r>
+            <w:r>
+              <w:rPr>
+                <w:rFonts w:ascii="Times New Roman" w:hAnsi="Times New Roman" w:eastAsia="Times New Roman" w:cs="Times New Roman"/>
+                <w:vertAlign w:val="superscript"/>
+              </w:rPr>
+              <w:t>2</w:t>
             </w:r>
           </w:p>
         </w:tc>
@@ -36844,50 +36604,38 @@
             </w:pPr>
             <w:r>
               <w:rPr>
+                <w:rFonts w:ascii="Times New Roman" w:hAnsi="Times New Roman" w:eastAsia="Times New Roman" w:cs="Times New Roman"/>
+              </w:rPr>
+              <w:t xml:space="preserve">72</w:t>
+            </w:r>
+          </w:p>
+        </w:tc>
+        <w:tc>
+          <w:tcPr/>
+          <w:p>
+            <w:pPr>
+              <w:pStyle w:val="Compact"/>
+              <w:jc w:val="center"/>
+            </w:pPr>
+            <w:r>
+              <w:rPr>
+                <w:rFonts w:ascii="Times New Roman" w:hAnsi="Times New Roman" w:eastAsia="Times New Roman" w:cs="Times New Roman"/>
+              </w:rPr>
+              <w:t xml:space="preserve">Hf</w:t>
+            </w:r>
+          </w:p>
+        </w:tc>
+        <w:tc>
+          <w:tcPr/>
+          <w:p>
+            <w:pPr>
+              <w:pStyle w:val="Compact"/>
+              <w:jc w:val="center"/>
+            </w:pPr>
+            <w:r>
+              <w:rPr>
                 <w:rFonts w:hint="eastAsia" w:ascii="Times New Roman" w:hAnsi="Times New Roman" w:eastAsia="FangSong" w:cs="Times New Roman"/>
               </w:rPr>
-              <w:t xml:space="preserve">名称</w:t>
-            </w:r>
-          </w:p>
-        </w:tc>
-        <w:tc>
-          <w:tcPr/>
-          <w:p>
-            <w:pPr>
-              <w:pStyle w:val="Compact"/>
-              <w:jc w:val="center"/>
-            </w:pPr>
-            <w:r>
-              <w:rPr>
-                <w:rFonts w:hint="eastAsia" w:ascii="Times New Roman" w:hAnsi="Times New Roman" w:eastAsia="FangSong" w:cs="Times New Roman"/>
-              </w:rPr>
-              <w:t>镧</w:t>
-            </w:r>
-            <w:r>
-              <w:rPr>
-                <w:rFonts w:hint="eastAsia" w:ascii="Times New Roman" w:hAnsi="Times New Roman" w:eastAsia="Times New Roman" w:cs="Times New Roman"/>
-              </w:rPr>
-              <w:t>~</w:t>
-            </w:r>
-            <w:r>
-              <w:rPr>
-                <w:rFonts w:hint="eastAsia" w:ascii="Times New Roman" w:hAnsi="Times New Roman" w:eastAsia="FangSong" w:cs="Times New Roman"/>
-              </w:rPr>
-              <w:t>镥</w:t>
-            </w:r>
-          </w:p>
-        </w:tc>
-        <w:tc>
-          <w:tcPr/>
-          <w:p>
-            <w:pPr>
-              <w:pStyle w:val="Compact"/>
-              <w:jc w:val="center"/>
-            </w:pPr>
-            <w:r>
-              <w:rPr>
-                <w:rFonts w:hint="eastAsia" w:ascii="Times New Roman" w:hAnsi="Times New Roman" w:eastAsia="FangSong" w:cs="Times New Roman"/>
-              </w:rPr>
               <w:t xml:space="preserve">铪</w:t>
             </w:r>
           </w:p>
@@ -36901,114 +36649,42 @@
             </w:pPr>
             <w:r>
               <w:rPr>
-                <w:rFonts w:hint="eastAsia" w:ascii="Times New Roman" w:hAnsi="Times New Roman" w:eastAsia="FangSong" w:cs="Times New Roman"/>
-              </w:rPr>
-              <w:t xml:space="preserve">钽</w:t>
-            </w:r>
-          </w:p>
-        </w:tc>
-        <w:tc>
-          <w:tcPr/>
-          <w:p>
-            <w:pPr>
-              <w:pStyle w:val="Compact"/>
-              <w:jc w:val="center"/>
-            </w:pPr>
-            <w:r>
-              <w:rPr>
-                <w:rFonts w:hint="eastAsia" w:ascii="Times New Roman" w:hAnsi="Times New Roman" w:eastAsia="FangSong" w:cs="Times New Roman"/>
-              </w:rPr>
-              <w:t xml:space="preserve">钨</w:t>
-            </w:r>
-          </w:p>
-        </w:tc>
-        <w:tc>
-          <w:tcPr/>
-          <w:p>
-            <w:pPr>
-              <w:pStyle w:val="Compact"/>
-              <w:jc w:val="center"/>
-            </w:pPr>
-            <w:r>
-              <w:rPr>
-                <w:rFonts w:hint="eastAsia" w:ascii="Times New Roman" w:hAnsi="Times New Roman" w:eastAsia="FangSong" w:cs="Times New Roman"/>
-              </w:rPr>
-              <w:t xml:space="preserve">铼</w:t>
-            </w:r>
-          </w:p>
-        </w:tc>
-        <w:tc>
-          <w:tcPr/>
-          <w:p>
-            <w:pPr>
-              <w:pStyle w:val="Compact"/>
-              <w:jc w:val="center"/>
-            </w:pPr>
-            <w:r>
-              <w:rPr>
-                <w:rFonts w:hint="eastAsia" w:ascii="Times New Roman" w:hAnsi="Times New Roman" w:eastAsia="FangSong" w:cs="Times New Roman"/>
-              </w:rPr>
-              <w:t xml:space="preserve">锇</w:t>
-            </w:r>
-          </w:p>
-        </w:tc>
-        <w:tc>
-          <w:tcPr/>
-          <w:p>
-            <w:pPr>
-              <w:pStyle w:val="Compact"/>
-              <w:jc w:val="center"/>
-            </w:pPr>
-            <w:r>
-              <w:rPr>
-                <w:rFonts w:hint="eastAsia" w:ascii="Times New Roman" w:hAnsi="Times New Roman" w:eastAsia="FangSong" w:cs="Times New Roman"/>
-              </w:rPr>
-              <w:t xml:space="preserve">铱</w:t>
-            </w:r>
-          </w:p>
-        </w:tc>
-        <w:tc>
-          <w:tcPr/>
-          <w:p>
-            <w:pPr>
-              <w:pStyle w:val="Compact"/>
-              <w:jc w:val="center"/>
-            </w:pPr>
-            <w:r>
-              <w:rPr>
-                <w:rFonts w:hint="eastAsia" w:ascii="Times New Roman" w:hAnsi="Times New Roman" w:eastAsia="FangSong" w:cs="Times New Roman"/>
-              </w:rPr>
-              <w:t xml:space="preserve">铂</w:t>
-            </w:r>
-          </w:p>
-        </w:tc>
-        <w:tc>
-          <w:tcPr/>
-          <w:p>
-            <w:pPr>
-              <w:pStyle w:val="Compact"/>
-              <w:jc w:val="center"/>
-            </w:pPr>
-            <w:r>
-              <w:rPr>
-                <w:rFonts w:hint="eastAsia" w:ascii="Times New Roman" w:hAnsi="Times New Roman" w:eastAsia="FangSong" w:cs="Times New Roman"/>
-              </w:rPr>
-              <w:t xml:space="preserve">金</w:t>
-            </w:r>
-          </w:p>
-        </w:tc>
-        <w:tc>
-          <w:tcPr/>
-          <w:p>
-            <w:pPr>
-              <w:pStyle w:val="Compact"/>
-              <w:jc w:val="center"/>
-            </w:pPr>
-            <w:r>
-              <w:rPr>
-                <w:rFonts w:hint="eastAsia" w:ascii="Times New Roman" w:hAnsi="Times New Roman" w:eastAsia="FangSong" w:cs="Times New Roman"/>
-              </w:rPr>
-              <w:t xml:space="preserve">汞</w:t>
+                <w:rFonts w:ascii="Times New Roman" w:hAnsi="Times New Roman" w:eastAsia="Times New Roman" w:cs="Times New Roman"/>
+              </w:rPr>
+              <w:t>4f</w:t>
+            </w:r>
+            <w:r>
+              <w:rPr>
+                <w:rFonts w:ascii="Times New Roman" w:hAnsi="Times New Roman" w:eastAsia="Times New Roman" w:cs="Times New Roman"/>
+                <w:vertAlign w:val="superscript"/>
+              </w:rPr>
+              <w:t>14</w:t>
+            </w:r>
+            <w:r>
+              <w:rPr>
+                <w:rFonts w:ascii="Times New Roman" w:hAnsi="Times New Roman" w:eastAsia="Times New Roman" w:cs="Times New Roman"/>
+              </w:rPr>
+              <w:t>5d</w:t>
+            </w:r>
+            <w:r>
+              <w:rPr>
+                <w:rFonts w:ascii="Times New Roman" w:hAnsi="Times New Roman" w:eastAsia="Times New Roman" w:cs="Times New Roman"/>
+                <w:vertAlign w:val="superscript"/>
+              </w:rPr>
+              <w:t>2</w:t>
+            </w:r>
+            <w:r>
+              <w:rPr>
+                <w:rFonts w:ascii="Times New Roman" w:hAnsi="Times New Roman" w:eastAsia="Times New Roman" w:cs="Times New Roman"/>
+              </w:rPr>
+              <w:t>6s</w:t>
+            </w:r>
+            <w:r>
+              <w:rPr>
+                <w:rFonts w:ascii="Times New Roman" w:hAnsi="Times New Roman" w:eastAsia="Times New Roman" w:cs="Times New Roman"/>
+                <w:vertAlign w:val="superscript"/>
+              </w:rPr>
+              <w:t>2</w:t>
             </w:r>
           </w:p>
         </w:tc>
@@ -37023,9 +36699,39 @@
             </w:pPr>
             <w:r>
               <w:rPr>
+                <w:rFonts w:ascii="Times New Roman" w:hAnsi="Times New Roman" w:eastAsia="Times New Roman" w:cs="Times New Roman"/>
+              </w:rPr>
+              <w:t xml:space="preserve">73</w:t>
+            </w:r>
+          </w:p>
+        </w:tc>
+        <w:tc>
+          <w:tcPr/>
+          <w:p>
+            <w:pPr>
+              <w:pStyle w:val="Compact"/>
+              <w:jc w:val="center"/>
+            </w:pPr>
+            <w:r>
+              <w:rPr>
+                <w:rFonts w:ascii="Times New Roman" w:hAnsi="Times New Roman" w:eastAsia="Times New Roman" w:cs="Times New Roman"/>
+              </w:rPr>
+              <w:t xml:space="preserve">Ta</w:t>
+            </w:r>
+          </w:p>
+        </w:tc>
+        <w:tc>
+          <w:tcPr/>
+          <w:p>
+            <w:pPr>
+              <w:pStyle w:val="Compact"/>
+              <w:jc w:val="center"/>
+            </w:pPr>
+            <w:r>
+              <w:rPr>
                 <w:rFonts w:hint="eastAsia" w:ascii="Times New Roman" w:hAnsi="Times New Roman" w:eastAsia="FangSong" w:cs="Times New Roman"/>
               </w:rPr>
-              <w:t xml:space="preserve">价电子</w:t>
+              <w:t xml:space="preserve">钽</w:t>
             </w:r>
           </w:p>
         </w:tc>
@@ -37047,19 +36753,101 @@
                 <w:rFonts w:ascii="Times New Roman" w:hAnsi="Times New Roman" w:eastAsia="Times New Roman" w:cs="Times New Roman"/>
                 <w:vertAlign w:val="superscript"/>
               </w:rPr>
-              <w:t>0</w:t>
-            </w:r>
-            <w:r>
-              <w:rPr>
-                <w:rFonts w:ascii="Times New Roman" w:hAnsi="Times New Roman" w:eastAsia="Times New Roman" w:cs="Times New Roman"/>
-              </w:rPr>
-              <w:t>~</w:t>
+              <w:t>14</w:t>
+            </w:r>
+            <w:r>
+              <w:rPr>
+                <w:rFonts w:ascii="Times New Roman" w:hAnsi="Times New Roman" w:eastAsia="Times New Roman" w:cs="Times New Roman"/>
+              </w:rPr>
+              <w:t>5d</w:t>
             </w:r>
             <w:r>
               <w:rPr>
                 <w:rFonts w:ascii="Times New Roman" w:hAnsi="Times New Roman" w:eastAsia="Times New Roman" w:cs="Times New Roman"/>
                 <w:vertAlign w:val="superscript"/>
               </w:rPr>
+              <w:t>3</w:t>
+            </w:r>
+            <w:r>
+              <w:rPr>
+                <w:rFonts w:ascii="Times New Roman" w:hAnsi="Times New Roman" w:eastAsia="Times New Roman" w:cs="Times New Roman"/>
+              </w:rPr>
+              <w:t>6s</w:t>
+            </w:r>
+            <w:r>
+              <w:rPr>
+                <w:rFonts w:ascii="Times New Roman" w:hAnsi="Times New Roman" w:eastAsia="Times New Roman" w:cs="Times New Roman"/>
+                <w:vertAlign w:val="superscript"/>
+              </w:rPr>
+              <w:t>2</w:t>
+            </w:r>
+          </w:p>
+        </w:tc>
+      </w:tr>
+      <w:tr>
+        <w:tc>
+          <w:tcPr/>
+          <w:p>
+            <w:pPr>
+              <w:pStyle w:val="Compact"/>
+              <w:jc w:val="center"/>
+            </w:pPr>
+            <w:r>
+              <w:rPr>
+                <w:rFonts w:ascii="Times New Roman" w:hAnsi="Times New Roman" w:eastAsia="Times New Roman" w:cs="Times New Roman"/>
+              </w:rPr>
+              <w:t xml:space="preserve">74</w:t>
+            </w:r>
+          </w:p>
+        </w:tc>
+        <w:tc>
+          <w:tcPr/>
+          <w:p>
+            <w:pPr>
+              <w:pStyle w:val="Compact"/>
+              <w:jc w:val="center"/>
+            </w:pPr>
+            <w:r>
+              <w:rPr>
+                <w:rFonts w:ascii="Times New Roman" w:hAnsi="Times New Roman" w:eastAsia="Times New Roman" w:cs="Times New Roman"/>
+              </w:rPr>
+              <w:t xml:space="preserve">W</w:t>
+            </w:r>
+          </w:p>
+        </w:tc>
+        <w:tc>
+          <w:tcPr/>
+          <w:p>
+            <w:pPr>
+              <w:pStyle w:val="Compact"/>
+              <w:jc w:val="center"/>
+            </w:pPr>
+            <w:r>
+              <w:rPr>
+                <w:rFonts w:hint="eastAsia" w:ascii="Times New Roman" w:hAnsi="Times New Roman" w:eastAsia="FangSong" w:cs="Times New Roman"/>
+              </w:rPr>
+              <w:t xml:space="preserve">钨</w:t>
+            </w:r>
+          </w:p>
+        </w:tc>
+        <w:tc>
+          <w:tcPr/>
+          <w:p>
+            <w:pPr>
+              <w:pStyle w:val="Compact"/>
+              <w:jc w:val="center"/>
+            </w:pPr>
+            <w:r>
+              <w:rPr>
+                <w:rFonts w:ascii="Times New Roman" w:hAnsi="Times New Roman" w:eastAsia="Times New Roman" w:cs="Times New Roman"/>
+              </w:rPr>
+              <w:t>4f</w:t>
+            </w:r>
+            <w:r>
+              <w:rPr>
+                <w:rFonts w:ascii="Times New Roman" w:hAnsi="Times New Roman" w:eastAsia="Times New Roman" w:cs="Times New Roman"/>
+                <w:vertAlign w:val="superscript"/>
+              </w:rPr>
               <w:t>14</w:t>
             </w:r>
             <w:r>
@@ -37073,21 +36861,483 @@
                 <w:rFonts w:ascii="Times New Roman" w:hAnsi="Times New Roman" w:eastAsia="Times New Roman" w:cs="Times New Roman"/>
                 <w:vertAlign w:val="superscript"/>
               </w:rPr>
-              <w:t>0</w:t>
-            </w:r>
-            <w:r>
-              <w:rPr>
-                <w:rFonts w:ascii="Times New Roman" w:hAnsi="Times New Roman" w:eastAsia="Times New Roman" w:cs="Times New Roman"/>
-              </w:rPr>
-              <w:t>~</w:t>
+              <w:t>4</w:t>
+            </w:r>
+            <w:r>
+              <w:rPr>
+                <w:rFonts w:ascii="Times New Roman" w:hAnsi="Times New Roman" w:eastAsia="Times New Roman" w:cs="Times New Roman"/>
+              </w:rPr>
+              <w:t>6s</w:t>
             </w:r>
             <w:r>
               <w:rPr>
                 <w:rFonts w:ascii="Times New Roman" w:hAnsi="Times New Roman" w:eastAsia="Times New Roman" w:cs="Times New Roman"/>
                 <w:vertAlign w:val="superscript"/>
               </w:rPr>
+              <w:t>2</w:t>
+            </w:r>
+          </w:p>
+        </w:tc>
+      </w:tr>
+      <w:tr>
+        <w:tc>
+          <w:tcPr/>
+          <w:p>
+            <w:pPr>
+              <w:pStyle w:val="Compact"/>
+              <w:jc w:val="center"/>
+            </w:pPr>
+            <w:r>
+              <w:rPr>
+                <w:rFonts w:ascii="Times New Roman" w:hAnsi="Times New Roman" w:eastAsia="Times New Roman" w:cs="Times New Roman"/>
+              </w:rPr>
+              <w:t xml:space="preserve">75</w:t>
+            </w:r>
+          </w:p>
+        </w:tc>
+        <w:tc>
+          <w:tcPr/>
+          <w:p>
+            <w:pPr>
+              <w:pStyle w:val="Compact"/>
+              <w:jc w:val="center"/>
+            </w:pPr>
+            <w:r>
+              <w:rPr>
+                <w:rFonts w:ascii="Times New Roman" w:hAnsi="Times New Roman" w:eastAsia="Times New Roman" w:cs="Times New Roman"/>
+              </w:rPr>
+              <w:t xml:space="preserve">Re</w:t>
+            </w:r>
+          </w:p>
+        </w:tc>
+        <w:tc>
+          <w:tcPr/>
+          <w:p>
+            <w:pPr>
+              <w:pStyle w:val="Compact"/>
+              <w:jc w:val="center"/>
+            </w:pPr>
+            <w:r>
+              <w:rPr>
+                <w:rFonts w:hint="eastAsia" w:ascii="Times New Roman" w:hAnsi="Times New Roman" w:eastAsia="FangSong" w:cs="Times New Roman"/>
+              </w:rPr>
+              <w:t xml:space="preserve">铼</w:t>
+            </w:r>
+          </w:p>
+        </w:tc>
+        <w:tc>
+          <w:tcPr/>
+          <w:p>
+            <w:pPr>
+              <w:pStyle w:val="Compact"/>
+              <w:jc w:val="center"/>
+            </w:pPr>
+            <w:r>
+              <w:rPr>
+                <w:rFonts w:ascii="Times New Roman" w:hAnsi="Times New Roman" w:eastAsia="Times New Roman" w:cs="Times New Roman"/>
+              </w:rPr>
+              <w:t>4f</w:t>
+            </w:r>
+            <w:r>
+              <w:rPr>
+                <w:rFonts w:ascii="Times New Roman" w:hAnsi="Times New Roman" w:eastAsia="Times New Roman" w:cs="Times New Roman"/>
+                <w:vertAlign w:val="superscript"/>
+              </w:rPr>
+              <w:t>14</w:t>
+            </w:r>
+            <w:r>
+              <w:rPr>
+                <w:rFonts w:ascii="Times New Roman" w:hAnsi="Times New Roman" w:eastAsia="Times New Roman" w:cs="Times New Roman"/>
+              </w:rPr>
+              <w:t>5d</w:t>
+            </w:r>
+            <w:r>
+              <w:rPr>
+                <w:rFonts w:ascii="Times New Roman" w:hAnsi="Times New Roman" w:eastAsia="Times New Roman" w:cs="Times New Roman"/>
+                <w:vertAlign w:val="superscript"/>
+              </w:rPr>
+              <w:t>5</w:t>
+            </w:r>
+            <w:r>
+              <w:rPr>
+                <w:rFonts w:ascii="Times New Roman" w:hAnsi="Times New Roman" w:eastAsia="Times New Roman" w:cs="Times New Roman"/>
+              </w:rPr>
+              <w:t>6s</w:t>
+            </w:r>
+            <w:r>
+              <w:rPr>
+                <w:rFonts w:ascii="Times New Roman" w:hAnsi="Times New Roman" w:eastAsia="Times New Roman" w:cs="Times New Roman"/>
+                <w:vertAlign w:val="superscript"/>
+              </w:rPr>
+              <w:t>2</w:t>
+            </w:r>
+          </w:p>
+        </w:tc>
+      </w:tr>
+      <w:tr>
+        <w:tc>
+          <w:tcPr/>
+          <w:p>
+            <w:pPr>
+              <w:pStyle w:val="Compact"/>
+              <w:jc w:val="center"/>
+            </w:pPr>
+            <w:r>
+              <w:rPr>
+                <w:rFonts w:ascii="Times New Roman" w:hAnsi="Times New Roman" w:eastAsia="Times New Roman" w:cs="Times New Roman"/>
+              </w:rPr>
+              <w:t xml:space="preserve">76</w:t>
+            </w:r>
+          </w:p>
+        </w:tc>
+        <w:tc>
+          <w:tcPr/>
+          <w:p>
+            <w:pPr>
+              <w:pStyle w:val="Compact"/>
+              <w:jc w:val="center"/>
+            </w:pPr>
+            <w:r>
+              <w:rPr>
+                <w:rFonts w:ascii="Times New Roman" w:hAnsi="Times New Roman" w:eastAsia="Times New Roman" w:cs="Times New Roman"/>
+              </w:rPr>
+              <w:t xml:space="preserve">Os</w:t>
+            </w:r>
+          </w:p>
+        </w:tc>
+        <w:tc>
+          <w:tcPr/>
+          <w:p>
+            <w:pPr>
+              <w:pStyle w:val="Compact"/>
+              <w:jc w:val="center"/>
+            </w:pPr>
+            <w:r>
+              <w:rPr>
+                <w:rFonts w:hint="eastAsia" w:ascii="Times New Roman" w:hAnsi="Times New Roman" w:eastAsia="FangSong" w:cs="Times New Roman"/>
+              </w:rPr>
+              <w:t xml:space="preserve">锇</w:t>
+            </w:r>
+          </w:p>
+        </w:tc>
+        <w:tc>
+          <w:tcPr/>
+          <w:p>
+            <w:pPr>
+              <w:pStyle w:val="Compact"/>
+              <w:jc w:val="center"/>
+            </w:pPr>
+            <w:r>
+              <w:rPr>
+                <w:rFonts w:ascii="Times New Roman" w:hAnsi="Times New Roman" w:eastAsia="Times New Roman" w:cs="Times New Roman"/>
+              </w:rPr>
+              <w:t>4f</w:t>
+            </w:r>
+            <w:r>
+              <w:rPr>
+                <w:rFonts w:ascii="Times New Roman" w:hAnsi="Times New Roman" w:eastAsia="Times New Roman" w:cs="Times New Roman"/>
+                <w:vertAlign w:val="superscript"/>
+              </w:rPr>
+              <w:t>14</w:t>
+            </w:r>
+            <w:r>
+              <w:rPr>
+                <w:rFonts w:ascii="Times New Roman" w:hAnsi="Times New Roman" w:eastAsia="Times New Roman" w:cs="Times New Roman"/>
+              </w:rPr>
+              <w:t>5d</w:t>
+            </w:r>
+            <w:r>
+              <w:rPr>
+                <w:rFonts w:ascii="Times New Roman" w:hAnsi="Times New Roman" w:eastAsia="Times New Roman" w:cs="Times New Roman"/>
+                <w:vertAlign w:val="superscript"/>
+              </w:rPr>
+              <w:t>6</w:t>
+            </w:r>
+            <w:r>
+              <w:rPr>
+                <w:rFonts w:ascii="Times New Roman" w:hAnsi="Times New Roman" w:eastAsia="Times New Roman" w:cs="Times New Roman"/>
+              </w:rPr>
+              <w:t>6s</w:t>
+            </w:r>
+            <w:r>
+              <w:rPr>
+                <w:rFonts w:ascii="Times New Roman" w:hAnsi="Times New Roman" w:eastAsia="Times New Roman" w:cs="Times New Roman"/>
+                <w:vertAlign w:val="superscript"/>
+              </w:rPr>
+              <w:t>2</w:t>
+            </w:r>
+          </w:p>
+        </w:tc>
+      </w:tr>
+      <w:tr>
+        <w:tc>
+          <w:tcPr/>
+          <w:p>
+            <w:pPr>
+              <w:pStyle w:val="Compact"/>
+              <w:jc w:val="center"/>
+            </w:pPr>
+            <w:r>
+              <w:rPr>
+                <w:rFonts w:ascii="Times New Roman" w:hAnsi="Times New Roman" w:eastAsia="Times New Roman" w:cs="Times New Roman"/>
+              </w:rPr>
+              <w:t xml:space="preserve">77</w:t>
+            </w:r>
+          </w:p>
+        </w:tc>
+        <w:tc>
+          <w:tcPr/>
+          <w:p>
+            <w:pPr>
+              <w:pStyle w:val="Compact"/>
+              <w:jc w:val="center"/>
+            </w:pPr>
+            <w:r>
+              <w:rPr>
+                <w:rFonts w:ascii="Times New Roman" w:hAnsi="Times New Roman" w:eastAsia="Times New Roman" w:cs="Times New Roman"/>
+              </w:rPr>
+              <w:t xml:space="preserve">Ir</w:t>
+            </w:r>
+          </w:p>
+        </w:tc>
+        <w:tc>
+          <w:tcPr/>
+          <w:p>
+            <w:pPr>
+              <w:pStyle w:val="Compact"/>
+              <w:jc w:val="center"/>
+            </w:pPr>
+            <w:r>
+              <w:rPr>
+                <w:rFonts w:hint="eastAsia" w:ascii="Times New Roman" w:hAnsi="Times New Roman" w:eastAsia="FangSong" w:cs="Times New Roman"/>
+              </w:rPr>
+              <w:t xml:space="preserve">铱</w:t>
+            </w:r>
+          </w:p>
+        </w:tc>
+        <w:tc>
+          <w:tcPr/>
+          <w:p>
+            <w:pPr>
+              <w:pStyle w:val="Compact"/>
+              <w:jc w:val="center"/>
+            </w:pPr>
+            <w:r>
+              <w:rPr>
+                <w:rFonts w:ascii="Times New Roman" w:hAnsi="Times New Roman" w:eastAsia="Times New Roman" w:cs="Times New Roman"/>
+              </w:rPr>
+              <w:t>4f</w:t>
+            </w:r>
+            <w:r>
+              <w:rPr>
+                <w:rFonts w:ascii="Times New Roman" w:hAnsi="Times New Roman" w:eastAsia="Times New Roman" w:cs="Times New Roman"/>
+                <w:vertAlign w:val="superscript"/>
+              </w:rPr>
+              <w:t>14</w:t>
+            </w:r>
+            <w:r>
+              <w:rPr>
+                <w:rFonts w:ascii="Times New Roman" w:hAnsi="Times New Roman" w:eastAsia="Times New Roman" w:cs="Times New Roman"/>
+              </w:rPr>
+              <w:t>5d</w:t>
+            </w:r>
+            <w:r>
+              <w:rPr>
+                <w:rFonts w:ascii="Times New Roman" w:hAnsi="Times New Roman" w:eastAsia="Times New Roman" w:cs="Times New Roman"/>
+                <w:vertAlign w:val="superscript"/>
+              </w:rPr>
+              <w:t>7</w:t>
+            </w:r>
+            <w:r>
+              <w:rPr>
+                <w:rFonts w:ascii="Times New Roman" w:hAnsi="Times New Roman" w:eastAsia="Times New Roman" w:cs="Times New Roman"/>
+              </w:rPr>
+              <w:t>6s</w:t>
+            </w:r>
+            <w:r>
+              <w:rPr>
+                <w:rFonts w:ascii="Times New Roman" w:hAnsi="Times New Roman" w:eastAsia="Times New Roman" w:cs="Times New Roman"/>
+                <w:vertAlign w:val="superscript"/>
+              </w:rPr>
+              <w:t>2</w:t>
+            </w:r>
+          </w:p>
+        </w:tc>
+      </w:tr>
+      <w:tr>
+        <w:tc>
+          <w:tcPr/>
+          <w:p>
+            <w:pPr>
+              <w:pStyle w:val="Compact"/>
+              <w:jc w:val="center"/>
+            </w:pPr>
+            <w:r>
+              <w:rPr>
+                <w:rFonts w:ascii="Times New Roman" w:hAnsi="Times New Roman" w:eastAsia="Times New Roman" w:cs="Times New Roman"/>
+              </w:rPr>
+              <w:t xml:space="preserve">78</w:t>
+            </w:r>
+          </w:p>
+        </w:tc>
+        <w:tc>
+          <w:tcPr/>
+          <w:p>
+            <w:pPr>
+              <w:pStyle w:val="Compact"/>
+              <w:jc w:val="center"/>
+            </w:pPr>
+            <w:r>
+              <w:rPr>
+                <w:rFonts w:ascii="Times New Roman" w:hAnsi="Times New Roman" w:eastAsia="Times New Roman" w:cs="Times New Roman"/>
+              </w:rPr>
+              <w:t xml:space="preserve">Pt</w:t>
+            </w:r>
+          </w:p>
+        </w:tc>
+        <w:tc>
+          <w:tcPr/>
+          <w:p>
+            <w:pPr>
+              <w:pStyle w:val="Compact"/>
+              <w:jc w:val="center"/>
+            </w:pPr>
+            <w:r>
+              <w:rPr>
+                <w:rFonts w:hint="eastAsia" w:ascii="Times New Roman" w:hAnsi="Times New Roman" w:eastAsia="FangSong" w:cs="Times New Roman"/>
+              </w:rPr>
+              <w:t xml:space="preserve">铂</w:t>
+            </w:r>
+          </w:p>
+        </w:tc>
+        <w:tc>
+          <w:tcPr/>
+          <w:p>
+            <w:pPr>
+              <w:pStyle w:val="Compact"/>
+              <w:jc w:val="center"/>
+            </w:pPr>
+            <w:r>
+              <w:rPr>
+                <w:rFonts w:ascii="Times New Roman" w:hAnsi="Times New Roman" w:eastAsia="Times New Roman" w:cs="Times New Roman"/>
+              </w:rPr>
+              <w:t>4f</w:t>
+            </w:r>
+            <w:r>
+              <w:rPr>
+                <w:rFonts w:ascii="Times New Roman" w:hAnsi="Times New Roman" w:eastAsia="Times New Roman" w:cs="Times New Roman"/>
+                <w:vertAlign w:val="superscript"/>
+              </w:rPr>
+              <w:t>14</w:t>
+            </w:r>
+            <w:r>
+              <w:rPr>
+                <w:rFonts w:ascii="Times New Roman" w:hAnsi="Times New Roman" w:eastAsia="Times New Roman" w:cs="Times New Roman"/>
+              </w:rPr>
+              <w:t>5d</w:t>
+            </w:r>
+            <w:r>
+              <w:rPr>
+                <w:rFonts w:ascii="Times New Roman" w:hAnsi="Times New Roman" w:eastAsia="Times New Roman" w:cs="Times New Roman"/>
+                <w:vertAlign w:val="superscript"/>
+              </w:rPr>
+              <w:t>9</w:t>
+            </w:r>
+            <w:r>
+              <w:rPr>
+                <w:rFonts w:ascii="Times New Roman" w:hAnsi="Times New Roman" w:eastAsia="Times New Roman" w:cs="Times New Roman"/>
+              </w:rPr>
+              <w:t>6s</w:t>
+            </w:r>
+            <w:r>
+              <w:rPr>
+                <w:rFonts w:ascii="Times New Roman" w:hAnsi="Times New Roman" w:eastAsia="Times New Roman" w:cs="Times New Roman"/>
+                <w:vertAlign w:val="superscript"/>
+              </w:rPr>
               <w:t>1</w:t>
             </w:r>
+          </w:p>
+        </w:tc>
+      </w:tr>
+      <w:tr>
+        <w:tc>
+          <w:tcPr/>
+          <w:p>
+            <w:pPr>
+              <w:pStyle w:val="Compact"/>
+              <w:jc w:val="center"/>
+            </w:pPr>
+            <w:r>
+              <w:rPr>
+                <w:rFonts w:ascii="Times New Roman" w:hAnsi="Times New Roman" w:eastAsia="Times New Roman" w:cs="Times New Roman"/>
+              </w:rPr>
+              <w:t xml:space="preserve">79</w:t>
+            </w:r>
+          </w:p>
+        </w:tc>
+        <w:tc>
+          <w:tcPr/>
+          <w:p>
+            <w:pPr>
+              <w:pStyle w:val="Compact"/>
+              <w:jc w:val="center"/>
+            </w:pPr>
+            <w:r>
+              <w:rPr>
+                <w:rFonts w:ascii="Times New Roman" w:hAnsi="Times New Roman" w:eastAsia="Times New Roman" w:cs="Times New Roman"/>
+              </w:rPr>
+              <w:t xml:space="preserve">Au</w:t>
+            </w:r>
+          </w:p>
+        </w:tc>
+        <w:tc>
+          <w:tcPr/>
+          <w:p>
+            <w:pPr>
+              <w:pStyle w:val="Compact"/>
+              <w:jc w:val="center"/>
+            </w:pPr>
+            <w:r>
+              <w:rPr>
+                <w:rFonts w:hint="eastAsia" w:ascii="Times New Roman" w:hAnsi="Times New Roman" w:eastAsia="FangSong" w:cs="Times New Roman"/>
+              </w:rPr>
+              <w:t xml:space="preserve">金</w:t>
+            </w:r>
+          </w:p>
+        </w:tc>
+        <w:tc>
+          <w:tcPr/>
+          <w:p>
+            <w:pPr>
+              <w:pStyle w:val="Compact"/>
+              <w:jc w:val="center"/>
+            </w:pPr>
+            <w:r>
+              <w:rPr>
+                <w:rFonts w:ascii="Times New Roman" w:hAnsi="Times New Roman" w:eastAsia="Times New Roman" w:cs="Times New Roman"/>
+              </w:rPr>
+              <w:t>4f</w:t>
+            </w:r>
+            <w:r>
+              <w:rPr>
+                <w:rFonts w:ascii="Times New Roman" w:hAnsi="Times New Roman" w:eastAsia="Times New Roman" w:cs="Times New Roman"/>
+                <w:vertAlign w:val="superscript"/>
+              </w:rPr>
+              <w:t>14</w:t>
+            </w:r>
+            <w:r>
+              <w:rPr>
+                <w:rFonts w:ascii="Times New Roman" w:hAnsi="Times New Roman" w:eastAsia="Times New Roman" w:cs="Times New Roman"/>
+              </w:rPr>
+              <w:t>5d</w:t>
+            </w:r>
+            <w:r>
+              <w:rPr>
+                <w:rFonts w:ascii="Times New Roman" w:hAnsi="Times New Roman" w:eastAsia="Times New Roman" w:cs="Times New Roman"/>
+                <w:vertAlign w:val="superscript"/>
+              </w:rPr>
+              <w:t>10</w:t>
+            </w:r>
             <w:r>
               <w:rPr>
                 <w:rFonts w:ascii="Times New Roman" w:hAnsi="Times New Roman" w:eastAsia="Times New Roman" w:cs="Times New Roman"/>
@@ -37099,391 +37349,54 @@
                 <w:rFonts w:ascii="Times New Roman" w:hAnsi="Times New Roman" w:eastAsia="Times New Roman" w:cs="Times New Roman"/>
                 <w:vertAlign w:val="superscript"/>
               </w:rPr>
-              <w:t>2</w:t>
-            </w:r>
-          </w:p>
-        </w:tc>
-        <w:tc>
-          <w:tcPr/>
-          <w:p>
-            <w:pPr>
-              <w:pStyle w:val="Compact"/>
-              <w:jc w:val="center"/>
-            </w:pPr>
-            <w:r>
-              <w:rPr>
-                <w:rFonts w:ascii="Times New Roman" w:hAnsi="Times New Roman" w:eastAsia="Times New Roman" w:cs="Times New Roman"/>
-              </w:rPr>
-              <w:t>4f</w:t>
-            </w:r>
-            <w:r>
-              <w:rPr>
-                <w:rFonts w:ascii="Times New Roman" w:hAnsi="Times New Roman" w:eastAsia="Times New Roman" w:cs="Times New Roman"/>
-                <w:vertAlign w:val="superscript"/>
-              </w:rPr>
-              <w:t>14</w:t>
-            </w:r>
-            <w:r>
-              <w:rPr>
-                <w:rFonts w:ascii="Times New Roman" w:hAnsi="Times New Roman" w:eastAsia="Times New Roman" w:cs="Times New Roman"/>
-              </w:rPr>
-              <w:t>5d</w:t>
-            </w:r>
-            <w:r>
-              <w:rPr>
-                <w:rFonts w:ascii="Times New Roman" w:hAnsi="Times New Roman" w:eastAsia="Times New Roman" w:cs="Times New Roman"/>
-                <w:vertAlign w:val="superscript"/>
-              </w:rPr>
-              <w:t>2</w:t>
-            </w:r>
-            <w:r>
-              <w:rPr>
-                <w:rFonts w:ascii="Times New Roman" w:hAnsi="Times New Roman" w:eastAsia="Times New Roman" w:cs="Times New Roman"/>
-              </w:rPr>
-              <w:t>6s</w:t>
-            </w:r>
-            <w:r>
-              <w:rPr>
-                <w:rFonts w:ascii="Times New Roman" w:hAnsi="Times New Roman" w:eastAsia="Times New Roman" w:cs="Times New Roman"/>
-                <w:vertAlign w:val="superscript"/>
-              </w:rPr>
-              <w:t>2</w:t>
-            </w:r>
-          </w:p>
-        </w:tc>
-        <w:tc>
-          <w:tcPr/>
-          <w:p>
-            <w:pPr>
-              <w:pStyle w:val="Compact"/>
-              <w:jc w:val="center"/>
-            </w:pPr>
-            <w:r>
-              <w:rPr>
-                <w:rFonts w:ascii="Times New Roman" w:hAnsi="Times New Roman" w:eastAsia="Times New Roman" w:cs="Times New Roman"/>
-              </w:rPr>
-              <w:t>4f</w:t>
-            </w:r>
-            <w:r>
-              <w:rPr>
-                <w:rFonts w:ascii="Times New Roman" w:hAnsi="Times New Roman" w:eastAsia="Times New Roman" w:cs="Times New Roman"/>
-                <w:vertAlign w:val="superscript"/>
-              </w:rPr>
-              <w:t>14</w:t>
-            </w:r>
-            <w:r>
-              <w:rPr>
-                <w:rFonts w:ascii="Times New Roman" w:hAnsi="Times New Roman" w:eastAsia="Times New Roman" w:cs="Times New Roman"/>
-              </w:rPr>
-              <w:t>5d</w:t>
-            </w:r>
-            <w:r>
-              <w:rPr>
-                <w:rFonts w:ascii="Times New Roman" w:hAnsi="Times New Roman" w:eastAsia="Times New Roman" w:cs="Times New Roman"/>
-                <w:vertAlign w:val="superscript"/>
-              </w:rPr>
-              <w:t>3</w:t>
-            </w:r>
-            <w:r>
-              <w:rPr>
-                <w:rFonts w:ascii="Times New Roman" w:hAnsi="Times New Roman" w:eastAsia="Times New Roman" w:cs="Times New Roman"/>
-              </w:rPr>
-              <w:t>6s</w:t>
-            </w:r>
-            <w:r>
-              <w:rPr>
-                <w:rFonts w:ascii="Times New Roman" w:hAnsi="Times New Roman" w:eastAsia="Times New Roman" w:cs="Times New Roman"/>
-                <w:vertAlign w:val="superscript"/>
-              </w:rPr>
-              <w:t>2</w:t>
-            </w:r>
-          </w:p>
-        </w:tc>
-        <w:tc>
-          <w:tcPr/>
-          <w:p>
-            <w:pPr>
-              <w:pStyle w:val="Compact"/>
-              <w:jc w:val="center"/>
-            </w:pPr>
-            <w:r>
-              <w:rPr>
-                <w:rFonts w:ascii="Times New Roman" w:hAnsi="Times New Roman" w:eastAsia="Times New Roman" w:cs="Times New Roman"/>
-              </w:rPr>
-              <w:t>4f</w:t>
-            </w:r>
-            <w:r>
-              <w:rPr>
-                <w:rFonts w:ascii="Times New Roman" w:hAnsi="Times New Roman" w:eastAsia="Times New Roman" w:cs="Times New Roman"/>
-                <w:vertAlign w:val="superscript"/>
-              </w:rPr>
-              <w:t>14</w:t>
-            </w:r>
-            <w:r>
-              <w:rPr>
-                <w:rFonts w:ascii="Times New Roman" w:hAnsi="Times New Roman" w:eastAsia="Times New Roman" w:cs="Times New Roman"/>
-              </w:rPr>
-              <w:t>5d</w:t>
-            </w:r>
-            <w:r>
-              <w:rPr>
-                <w:rFonts w:ascii="Times New Roman" w:hAnsi="Times New Roman" w:eastAsia="Times New Roman" w:cs="Times New Roman"/>
-                <w:vertAlign w:val="superscript"/>
-              </w:rPr>
-              <w:t>4</w:t>
-            </w:r>
-            <w:r>
-              <w:rPr>
-                <w:rFonts w:ascii="Times New Roman" w:hAnsi="Times New Roman" w:eastAsia="Times New Roman" w:cs="Times New Roman"/>
-              </w:rPr>
-              <w:t>6s</w:t>
-            </w:r>
-            <w:r>
-              <w:rPr>
-                <w:rFonts w:ascii="Times New Roman" w:hAnsi="Times New Roman" w:eastAsia="Times New Roman" w:cs="Times New Roman"/>
-                <w:vertAlign w:val="superscript"/>
-              </w:rPr>
-              <w:t>2</w:t>
-            </w:r>
-          </w:p>
-        </w:tc>
-        <w:tc>
-          <w:tcPr/>
-          <w:p>
-            <w:pPr>
-              <w:pStyle w:val="Compact"/>
-              <w:jc w:val="center"/>
-            </w:pPr>
-            <w:r>
-              <w:rPr>
-                <w:rFonts w:ascii="Times New Roman" w:hAnsi="Times New Roman" w:eastAsia="Times New Roman" w:cs="Times New Roman"/>
-              </w:rPr>
-              <w:t>4f</w:t>
-            </w:r>
-            <w:r>
-              <w:rPr>
-                <w:rFonts w:ascii="Times New Roman" w:hAnsi="Times New Roman" w:eastAsia="Times New Roman" w:cs="Times New Roman"/>
-                <w:vertAlign w:val="superscript"/>
-              </w:rPr>
-              <w:t>14</w:t>
-            </w:r>
-            <w:r>
-              <w:rPr>
-                <w:rFonts w:ascii="Times New Roman" w:hAnsi="Times New Roman" w:eastAsia="Times New Roman" w:cs="Times New Roman"/>
-              </w:rPr>
-              <w:t>5d</w:t>
-            </w:r>
-            <w:r>
-              <w:rPr>
-                <w:rFonts w:ascii="Times New Roman" w:hAnsi="Times New Roman" w:eastAsia="Times New Roman" w:cs="Times New Roman"/>
-                <w:vertAlign w:val="superscript"/>
-              </w:rPr>
-              <w:t>5</w:t>
-            </w:r>
-            <w:r>
-              <w:rPr>
-                <w:rFonts w:ascii="Times New Roman" w:hAnsi="Times New Roman" w:eastAsia="Times New Roman" w:cs="Times New Roman"/>
-              </w:rPr>
-              <w:t>6s</w:t>
-            </w:r>
-            <w:r>
-              <w:rPr>
-                <w:rFonts w:ascii="Times New Roman" w:hAnsi="Times New Roman" w:eastAsia="Times New Roman" w:cs="Times New Roman"/>
-                <w:vertAlign w:val="superscript"/>
-              </w:rPr>
-              <w:t>2</w:t>
-            </w:r>
-          </w:p>
-        </w:tc>
-        <w:tc>
-          <w:tcPr/>
-          <w:p>
-            <w:pPr>
-              <w:pStyle w:val="Compact"/>
-              <w:jc w:val="center"/>
-            </w:pPr>
-            <w:r>
-              <w:rPr>
-                <w:rFonts w:ascii="Times New Roman" w:hAnsi="Times New Roman" w:eastAsia="Times New Roman" w:cs="Times New Roman"/>
-              </w:rPr>
-              <w:t>4f</w:t>
-            </w:r>
-            <w:r>
-              <w:rPr>
-                <w:rFonts w:ascii="Times New Roman" w:hAnsi="Times New Roman" w:eastAsia="Times New Roman" w:cs="Times New Roman"/>
-                <w:vertAlign w:val="superscript"/>
-              </w:rPr>
-              <w:t>14</w:t>
-            </w:r>
-            <w:r>
-              <w:rPr>
-                <w:rFonts w:ascii="Times New Roman" w:hAnsi="Times New Roman" w:eastAsia="Times New Roman" w:cs="Times New Roman"/>
-              </w:rPr>
-              <w:t>5d</w:t>
-            </w:r>
-            <w:r>
-              <w:rPr>
-                <w:rFonts w:ascii="Times New Roman" w:hAnsi="Times New Roman" w:eastAsia="Times New Roman" w:cs="Times New Roman"/>
-                <w:vertAlign w:val="superscript"/>
-              </w:rPr>
-              <w:t>6</w:t>
-            </w:r>
-            <w:r>
-              <w:rPr>
-                <w:rFonts w:ascii="Times New Roman" w:hAnsi="Times New Roman" w:eastAsia="Times New Roman" w:cs="Times New Roman"/>
-              </w:rPr>
-              <w:t>6s</w:t>
-            </w:r>
-            <w:r>
-              <w:rPr>
-                <w:rFonts w:ascii="Times New Roman" w:hAnsi="Times New Roman" w:eastAsia="Times New Roman" w:cs="Times New Roman"/>
-                <w:vertAlign w:val="superscript"/>
-              </w:rPr>
-              <w:t>2</w:t>
-            </w:r>
-          </w:p>
-        </w:tc>
-        <w:tc>
-          <w:tcPr/>
-          <w:p>
-            <w:pPr>
-              <w:pStyle w:val="Compact"/>
-              <w:jc w:val="center"/>
-            </w:pPr>
-            <w:r>
-              <w:rPr>
-                <w:rFonts w:ascii="Times New Roman" w:hAnsi="Times New Roman" w:eastAsia="Times New Roman" w:cs="Times New Roman"/>
-              </w:rPr>
-              <w:t>4f</w:t>
-            </w:r>
-            <w:r>
-              <w:rPr>
-                <w:rFonts w:ascii="Times New Roman" w:hAnsi="Times New Roman" w:eastAsia="Times New Roman" w:cs="Times New Roman"/>
-                <w:vertAlign w:val="superscript"/>
-              </w:rPr>
-              <w:t>14</w:t>
-            </w:r>
-            <w:r>
-              <w:rPr>
-                <w:rFonts w:ascii="Times New Roman" w:hAnsi="Times New Roman" w:eastAsia="Times New Roman" w:cs="Times New Roman"/>
-              </w:rPr>
-              <w:t>5d</w:t>
-            </w:r>
-            <w:r>
-              <w:rPr>
-                <w:rFonts w:ascii="Times New Roman" w:hAnsi="Times New Roman" w:eastAsia="Times New Roman" w:cs="Times New Roman"/>
-                <w:vertAlign w:val="superscript"/>
-              </w:rPr>
-              <w:t>7</w:t>
-            </w:r>
-            <w:r>
-              <w:rPr>
-                <w:rFonts w:ascii="Times New Roman" w:hAnsi="Times New Roman" w:eastAsia="Times New Roman" w:cs="Times New Roman"/>
-              </w:rPr>
-              <w:t>6s</w:t>
-            </w:r>
-            <w:r>
-              <w:rPr>
-                <w:rFonts w:ascii="Times New Roman" w:hAnsi="Times New Roman" w:eastAsia="Times New Roman" w:cs="Times New Roman"/>
-                <w:vertAlign w:val="superscript"/>
-              </w:rPr>
-              <w:t>2</w:t>
-            </w:r>
-          </w:p>
-        </w:tc>
-        <w:tc>
-          <w:tcPr/>
-          <w:p>
-            <w:pPr>
-              <w:pStyle w:val="Compact"/>
-              <w:jc w:val="center"/>
-            </w:pPr>
-            <w:r>
-              <w:rPr>
-                <w:rFonts w:ascii="Times New Roman" w:hAnsi="Times New Roman" w:eastAsia="Times New Roman" w:cs="Times New Roman"/>
-              </w:rPr>
-              <w:t>4f</w:t>
-            </w:r>
-            <w:r>
-              <w:rPr>
-                <w:rFonts w:ascii="Times New Roman" w:hAnsi="Times New Roman" w:eastAsia="Times New Roman" w:cs="Times New Roman"/>
-                <w:vertAlign w:val="superscript"/>
-              </w:rPr>
-              <w:t>14</w:t>
-            </w:r>
-            <w:r>
-              <w:rPr>
-                <w:rFonts w:ascii="Times New Roman" w:hAnsi="Times New Roman" w:eastAsia="Times New Roman" w:cs="Times New Roman"/>
-              </w:rPr>
-              <w:t>5d</w:t>
-            </w:r>
-            <w:r>
-              <w:rPr>
-                <w:rFonts w:ascii="Times New Roman" w:hAnsi="Times New Roman" w:eastAsia="Times New Roman" w:cs="Times New Roman"/>
-                <w:vertAlign w:val="superscript"/>
-              </w:rPr>
-              <w:t>9</w:t>
-            </w:r>
-            <w:r>
-              <w:rPr>
-                <w:rFonts w:ascii="Times New Roman" w:hAnsi="Times New Roman" w:eastAsia="Times New Roman" w:cs="Times New Roman"/>
-              </w:rPr>
-              <w:t>6s</w:t>
-            </w:r>
-            <w:r>
-              <w:rPr>
-                <w:rFonts w:ascii="Times New Roman" w:hAnsi="Times New Roman" w:eastAsia="Times New Roman" w:cs="Times New Roman"/>
-                <w:vertAlign w:val="superscript"/>
-              </w:rPr>
               <w:t>1</w:t>
             </w:r>
           </w:p>
         </w:tc>
-        <w:tc>
-          <w:tcPr/>
-          <w:p>
-            <w:pPr>
-              <w:pStyle w:val="Compact"/>
-              <w:jc w:val="center"/>
-            </w:pPr>
-            <w:r>
-              <w:rPr>
-                <w:rFonts w:ascii="Times New Roman" w:hAnsi="Times New Roman" w:eastAsia="Times New Roman" w:cs="Times New Roman"/>
-              </w:rPr>
-              <w:t>4f</w:t>
-            </w:r>
-            <w:r>
-              <w:rPr>
-                <w:rFonts w:ascii="Times New Roman" w:hAnsi="Times New Roman" w:eastAsia="Times New Roman" w:cs="Times New Roman"/>
-                <w:vertAlign w:val="superscript"/>
-              </w:rPr>
-              <w:t>14</w:t>
-            </w:r>
-            <w:r>
-              <w:rPr>
-                <w:rFonts w:ascii="Times New Roman" w:hAnsi="Times New Roman" w:eastAsia="Times New Roman" w:cs="Times New Roman"/>
-              </w:rPr>
-              <w:t>5d</w:t>
-            </w:r>
-            <w:r>
-              <w:rPr>
-                <w:rFonts w:ascii="Times New Roman" w:hAnsi="Times New Roman" w:eastAsia="Times New Roman" w:cs="Times New Roman"/>
-                <w:vertAlign w:val="superscript"/>
-              </w:rPr>
-              <w:t>10</w:t>
-            </w:r>
-            <w:r>
-              <w:rPr>
-                <w:rFonts w:ascii="Times New Roman" w:hAnsi="Times New Roman" w:eastAsia="Times New Roman" w:cs="Times New Roman"/>
-              </w:rPr>
-              <w:t>6s</w:t>
-            </w:r>
-            <w:r>
-              <w:rPr>
-                <w:rFonts w:ascii="Times New Roman" w:hAnsi="Times New Roman" w:eastAsia="Times New Roman" w:cs="Times New Roman"/>
-                <w:vertAlign w:val="superscript"/>
-              </w:rPr>
-              <w:t>1</w:t>
+      </w:tr>
+      <w:tr>
+        <w:tc>
+          <w:tcPr/>
+          <w:p>
+            <w:pPr>
+              <w:pStyle w:val="Compact"/>
+              <w:jc w:val="center"/>
+            </w:pPr>
+            <w:r>
+              <w:rPr>
+                <w:rFonts w:ascii="Times New Roman" w:hAnsi="Times New Roman" w:eastAsia="Times New Roman" w:cs="Times New Roman"/>
+              </w:rPr>
+              <w:t xml:space="preserve">80</w:t>
+            </w:r>
+          </w:p>
+        </w:tc>
+        <w:tc>
+          <w:tcPr/>
+          <w:p>
+            <w:pPr>
+              <w:pStyle w:val="Compact"/>
+              <w:jc w:val="center"/>
+            </w:pPr>
+            <w:r>
+              <w:rPr>
+                <w:rFonts w:ascii="Times New Roman" w:hAnsi="Times New Roman" w:eastAsia="Times New Roman" w:cs="Times New Roman"/>
+              </w:rPr>
+              <w:t xml:space="preserve">Hg</w:t>
+            </w:r>
+          </w:p>
+        </w:tc>
+        <w:tc>
+          <w:tcPr/>
+          <w:p>
+            <w:pPr>
+              <w:pStyle w:val="Compact"/>
+              <w:jc w:val="center"/>
+            </w:pPr>
+            <w:r>
+              <w:rPr>
+                <w:rFonts w:hint="eastAsia" w:ascii="Times New Roman" w:hAnsi="Times New Roman" w:eastAsia="FangSong" w:cs="Times New Roman"/>
+              </w:rPr>
+              <w:t xml:space="preserve">汞</w:t>
             </w:r>
           </w:p>
         </w:tc>

--- a/06-学生侧材料/讲义/2-结构化学/第八讲原子结构（三）-教师增强版.docx
+++ b/06-学生侧材料/讲义/2-结构化学/第八讲原子结构（三）-教师增强版.docx
@@ -1710,312 +1710,282 @@
         </w:rPr>
         <w:t xml:space="preserve">深入思考</w:t>
       </w:r>
-      <w:r>
-        <w:rPr>
-          <w:rFonts w:ascii="Times New Roman" w:hAnsi="Times New Roman" w:eastAsia="Times New Roman" w:cs="Times New Roman"/>
-        </w:rPr>
-        <w:t xml:space="preserve"> </w:t>
-      </w:r>
-      <w:r>
-        <w:rPr>
-          <w:rFonts w:ascii="Times New Roman" w:hAnsi="Times New Roman" w:eastAsia="Times New Roman" w:cs="Times New Roman"/>
-        </w:rPr>
-        <w:t xml:space="preserve">&gt; </w:t>
-      </w:r>
-      <w:r>
-        <w:rPr>
-          <w:rFonts w:hint="eastAsia" w:ascii="Times New Roman" w:hAnsi="Times New Roman" w:eastAsia="Times New Roman" w:cs="Times New Roman"/>
-        </w:rPr>
-        <w:t>「α</w:t>
-      </w:r>
-      <w:r>
-        <w:rPr>
-          <w:rFonts w:hint="eastAsia" w:ascii="Times New Roman" w:hAnsi="Times New Roman" w:eastAsia="FangSong" w:cs="Times New Roman"/>
-        </w:rPr>
-        <w:t>粒子散射实验的反直觉结果</w:t>
-      </w:r>
-      <w:r>
-        <w:rPr>
-          <w:rFonts w:hint="eastAsia" w:ascii="Times New Roman" w:hAnsi="Times New Roman" w:eastAsia="Times New Roman" w:cs="Times New Roman"/>
-        </w:rPr>
-        <w:t>」——</w:t>
-      </w:r>
-      <w:r>
-        <w:rPr>
-          <w:rFonts w:hint="eastAsia" w:ascii="Times New Roman" w:hAnsi="Times New Roman" w:eastAsia="FangSong" w:cs="Times New Roman"/>
-        </w:rPr>
-        <w:t>绝大多数直穿</w:t>
-      </w:r>
-      <w:r>
-        <w:rPr>
-          <w:rFonts w:hint="eastAsia" w:ascii="Times New Roman" w:hAnsi="Times New Roman" w:eastAsia="Times New Roman" w:cs="Times New Roman"/>
-        </w:rPr>
-        <w:t>→</w:t>
-      </w:r>
-      <w:r>
-        <w:rPr>
-          <w:rFonts w:hint="eastAsia" w:ascii="Times New Roman" w:hAnsi="Times New Roman" w:eastAsia="FangSong" w:cs="Times New Roman"/>
-        </w:rPr>
-        <w:t>原子大部分是空的</w:t>
-      </w:r>
-      <w:r>
-        <w:rPr>
-          <w:rFonts w:hint="eastAsia" w:ascii="Times New Roman" w:hAnsi="Times New Roman" w:eastAsia="Times New Roman" w:cs="Times New Roman"/>
-        </w:rPr>
-        <w:t>；</w:t>
-      </w:r>
-      <w:r>
-        <w:rPr>
-          <w:rFonts w:hint="eastAsia" w:ascii="Times New Roman" w:hAnsi="Times New Roman" w:eastAsia="FangSong" w:cs="Times New Roman"/>
-        </w:rPr>
-        <w:t>极少数大角度反弹</w:t>
-      </w:r>
-      <w:r>
-        <w:rPr>
-          <w:rFonts w:hint="eastAsia" w:ascii="Times New Roman" w:hAnsi="Times New Roman" w:eastAsia="Times New Roman" w:cs="Times New Roman"/>
-        </w:rPr>
-        <w:t>→</w:t>
-      </w:r>
-      <w:r>
-        <w:rPr>
-          <w:rFonts w:hint="eastAsia" w:ascii="Times New Roman" w:hAnsi="Times New Roman" w:eastAsia="FangSong" w:cs="Times New Roman"/>
-        </w:rPr>
-        <w:t>正电荷集中在极小区域</w:t>
-      </w:r>
-      <w:r>
-        <w:rPr>
-          <w:rFonts w:hint="eastAsia" w:ascii="Times New Roman" w:hAnsi="Times New Roman" w:eastAsia="Times New Roman" w:cs="Times New Roman"/>
-        </w:rPr>
-        <w:t>。</w:t>
-      </w:r>
-      <w:r>
-        <w:rPr>
-          <w:rFonts w:hint="eastAsia" w:ascii="Times New Roman" w:hAnsi="Times New Roman" w:eastAsia="FangSong" w:cs="Times New Roman"/>
-        </w:rPr>
-        <w:t>这是</w:t>
-      </w:r>
-      <w:r>
-        <w:rPr>
-          <w:rFonts w:hint="eastAsia" w:ascii="Times New Roman" w:hAnsi="Times New Roman" w:eastAsia="Times New Roman" w:cs="Times New Roman"/>
-        </w:rPr>
-        <w:t>”</w:t>
-      </w:r>
-      <w:r>
-        <w:rPr>
-          <w:rFonts w:hint="eastAsia" w:ascii="Times New Roman" w:hAnsi="Times New Roman" w:eastAsia="FangSong" w:cs="Times New Roman"/>
-        </w:rPr>
-        <w:t>实验异常</w:t>
-      </w:r>
-      <w:r>
-        <w:rPr>
-          <w:rFonts w:hint="eastAsia" w:ascii="Times New Roman" w:hAnsi="Times New Roman" w:eastAsia="Times New Roman" w:cs="Times New Roman"/>
-        </w:rPr>
-        <w:t>→</w:t>
-      </w:r>
-      <w:r>
-        <w:rPr>
-          <w:rFonts w:hint="eastAsia" w:ascii="Times New Roman" w:hAnsi="Times New Roman" w:eastAsia="FangSong" w:cs="Times New Roman"/>
-        </w:rPr>
-        <w:t>旧模型失效</w:t>
-      </w:r>
-      <w:r>
-        <w:rPr>
-          <w:rFonts w:hint="eastAsia" w:ascii="Times New Roman" w:hAnsi="Times New Roman" w:eastAsia="Times New Roman" w:cs="Times New Roman"/>
-        </w:rPr>
-        <w:t>→</w:t>
-      </w:r>
-      <w:r>
-        <w:rPr>
-          <w:rFonts w:hint="eastAsia" w:ascii="Times New Roman" w:hAnsi="Times New Roman" w:eastAsia="FangSong" w:cs="Times New Roman"/>
-        </w:rPr>
-        <w:t>新假设提出</w:t>
-      </w:r>
-      <w:r>
-        <w:rPr>
-          <w:rFonts w:hint="eastAsia" w:ascii="Times New Roman" w:hAnsi="Times New Roman" w:eastAsia="Times New Roman" w:cs="Times New Roman"/>
-        </w:rPr>
-        <w:t>”</w:t>
-      </w:r>
-      <w:r>
-        <w:rPr>
-          <w:rFonts w:hint="eastAsia" w:ascii="Times New Roman" w:hAnsi="Times New Roman" w:eastAsia="FangSong" w:cs="Times New Roman"/>
-        </w:rPr>
-        <w:t>科学循环的经典案例</w:t>
-      </w:r>
-      <w:r>
-        <w:rPr>
-          <w:rFonts w:hint="eastAsia" w:ascii="Times New Roman" w:hAnsi="Times New Roman" w:eastAsia="Times New Roman" w:cs="Times New Roman"/>
-        </w:rPr>
-        <w:t>。</w:t>
-      </w:r>
-      <w:r>
-        <w:rPr>
-          <w:rFonts w:ascii="Times New Roman" w:hAnsi="Times New Roman" w:eastAsia="Times New Roman" w:cs="Times New Roman"/>
-        </w:rPr>
-        <w:t xml:space="preserve"> </w:t>
-      </w:r>
-      <w:r>
-        <w:rPr>
-          <w:rFonts w:ascii="Times New Roman" w:hAnsi="Times New Roman" w:eastAsia="Times New Roman" w:cs="Times New Roman"/>
-        </w:rPr>
-        <w:t xml:space="preserve">&gt;</w:t>
-      </w:r>
-      <w:r>
-        <w:rPr>
-          <w:rFonts w:ascii="Times New Roman" w:hAnsi="Times New Roman" w:eastAsia="Times New Roman" w:cs="Times New Roman"/>
-        </w:rPr>
-        <w:t xml:space="preserve"> </w:t>
-      </w:r>
-      <w:r>
-        <w:rPr>
-          <w:rFonts w:ascii="Times New Roman" w:hAnsi="Times New Roman" w:eastAsia="Times New Roman" w:cs="Times New Roman"/>
-        </w:rPr>
-        <w:t xml:space="preserve">&gt;</w:t>
-      </w:r>
-      <w:r>
-        <w:rPr>
-          <w:rFonts w:ascii="Times New Roman" w:hAnsi="Times New Roman" w:eastAsia="Times New Roman" w:cs="Times New Roman"/>
-        </w:rPr>
-        <w:t xml:space="preserve"> </w:t>
-      </w:r>
-      <w:r>
-        <w:rPr>
-          <w:rFonts w:hint="eastAsia" w:ascii="Times New Roman" w:hAnsi="Times New Roman" w:eastAsia="FangSong" w:cs="Times New Roman"/>
-          <w:b/>
-          <w:bCs/>
-        </w:rPr>
-        <w:t xml:space="preserve">课堂原话</w:t>
-      </w:r>
-      <w:r>
-        <w:rPr>
-          <w:rFonts w:hint="eastAsia" w:ascii="Times New Roman" w:hAnsi="Times New Roman" w:eastAsia="Times New Roman" w:cs="Times New Roman"/>
-        </w:rPr>
-        <w:t>：「</w:t>
-      </w:r>
-      <w:r>
-        <w:rPr>
-          <w:rFonts w:hint="eastAsia" w:ascii="Times New Roman" w:hAnsi="Times New Roman" w:eastAsia="FangSong" w:cs="Times New Roman"/>
-        </w:rPr>
-        <w:t>如果电子绕核做圆周运动</w:t>
-      </w:r>
-      <w:r>
-        <w:rPr>
-          <w:rFonts w:hint="eastAsia" w:ascii="Times New Roman" w:hAnsi="Times New Roman" w:eastAsia="Times New Roman" w:cs="Times New Roman"/>
-        </w:rPr>
-        <w:t>，</w:t>
-      </w:r>
-      <w:r>
-        <w:rPr>
-          <w:rFonts w:hint="eastAsia" w:ascii="Times New Roman" w:hAnsi="Times New Roman" w:eastAsia="FangSong" w:cs="Times New Roman"/>
-        </w:rPr>
-        <w:t>根据经典电磁理论</w:t>
-      </w:r>
-      <w:r>
-        <w:rPr>
-          <w:rFonts w:hint="eastAsia" w:ascii="Times New Roman" w:hAnsi="Times New Roman" w:eastAsia="Times New Roman" w:cs="Times New Roman"/>
-        </w:rPr>
-        <w:t>——</w:t>
-      </w:r>
-      <w:r>
-        <w:rPr>
-          <w:rFonts w:hint="eastAsia" w:ascii="Times New Roman" w:hAnsi="Times New Roman" w:eastAsia="FangSong" w:cs="Times New Roman"/>
-        </w:rPr>
-        <w:t>加速运动的电荷会辐射电磁波</w:t>
-      </w:r>
-      <w:r>
-        <w:rPr>
-          <w:rFonts w:hint="eastAsia" w:ascii="Times New Roman" w:hAnsi="Times New Roman" w:eastAsia="Times New Roman" w:cs="Times New Roman"/>
-        </w:rPr>
-        <w:t>。</w:t>
-      </w:r>
-      <w:r>
-        <w:rPr>
-          <w:rFonts w:hint="eastAsia" w:ascii="Times New Roman" w:hAnsi="Times New Roman" w:eastAsia="FangSong" w:cs="Times New Roman"/>
-        </w:rPr>
-        <w:t>辐射</w:t>
-      </w:r>
-      <w:r>
-        <w:rPr>
-          <w:rFonts w:hint="eastAsia" w:ascii="Times New Roman" w:hAnsi="Times New Roman" w:eastAsia="Times New Roman" w:cs="Times New Roman"/>
-        </w:rPr>
-        <w:t>→</w:t>
-      </w:r>
-      <w:r>
-        <w:rPr>
-          <w:rFonts w:hint="eastAsia" w:ascii="Times New Roman" w:hAnsi="Times New Roman" w:eastAsia="FangSong" w:cs="Times New Roman"/>
-        </w:rPr>
-        <w:t>能量损失</w:t>
-      </w:r>
-      <w:r>
-        <w:rPr>
-          <w:rFonts w:hint="eastAsia" w:ascii="Times New Roman" w:hAnsi="Times New Roman" w:eastAsia="Times New Roman" w:cs="Times New Roman"/>
-        </w:rPr>
-        <w:t>→</w:t>
-      </w:r>
-      <w:r>
-        <w:rPr>
-          <w:rFonts w:hint="eastAsia" w:ascii="Times New Roman" w:hAnsi="Times New Roman" w:eastAsia="FangSong" w:cs="Times New Roman"/>
-        </w:rPr>
-        <w:t>速度降低</w:t>
-      </w:r>
-      <w:r>
-        <w:rPr>
-          <w:rFonts w:hint="eastAsia" w:ascii="Times New Roman" w:hAnsi="Times New Roman" w:eastAsia="Times New Roman" w:cs="Times New Roman"/>
-        </w:rPr>
-        <w:t>→</w:t>
-      </w:r>
-      <w:r>
-        <w:rPr>
-          <w:rFonts w:hint="eastAsia" w:ascii="Times New Roman" w:hAnsi="Times New Roman" w:eastAsia="FangSong" w:cs="Times New Roman"/>
-        </w:rPr>
-        <w:t>轨道缩小</w:t>
-      </w:r>
-      <w:r>
-        <w:rPr>
-          <w:rFonts w:hint="eastAsia" w:ascii="Times New Roman" w:hAnsi="Times New Roman" w:eastAsia="Times New Roman" w:cs="Times New Roman"/>
-        </w:rPr>
-        <w:t>→</w:t>
-      </w:r>
-      <w:r>
-        <w:rPr>
-          <w:rFonts w:hint="eastAsia" w:ascii="Times New Roman" w:hAnsi="Times New Roman" w:eastAsia="FangSong" w:cs="Times New Roman"/>
-        </w:rPr>
-        <w:t>最终坠入原子核</w:t>
-      </w:r>
-      <w:r>
-        <w:rPr>
-          <w:rFonts w:hint="eastAsia" w:ascii="Times New Roman" w:hAnsi="Times New Roman" w:eastAsia="Times New Roman" w:cs="Times New Roman"/>
-        </w:rPr>
-        <w:t>。</w:t>
-      </w:r>
-      <w:r>
-        <w:rPr>
-          <w:rFonts w:hint="eastAsia" w:ascii="Times New Roman" w:hAnsi="Times New Roman" w:eastAsia="FangSong" w:cs="Times New Roman"/>
-        </w:rPr>
-        <w:t>但原子明明是稳定的</w:t>
-      </w:r>
-      <w:r>
-        <w:rPr>
-          <w:rFonts w:hint="eastAsia" w:ascii="Times New Roman" w:hAnsi="Times New Roman" w:eastAsia="Times New Roman" w:cs="Times New Roman"/>
-        </w:rPr>
-        <w:t>——</w:t>
-      </w:r>
-      <w:r>
-        <w:rPr>
-          <w:rFonts w:hint="eastAsia" w:ascii="Times New Roman" w:hAnsi="Times New Roman" w:eastAsia="FangSong" w:cs="Times New Roman"/>
-        </w:rPr>
-        <w:t>这是经典物理给量子论的第一个耳光</w:t>
-      </w:r>
-      <w:r>
-        <w:rPr>
-          <w:rFonts w:hint="eastAsia" w:ascii="Times New Roman" w:hAnsi="Times New Roman" w:eastAsia="Times New Roman" w:cs="Times New Roman"/>
-        </w:rPr>
-        <w:t>。」</w:t>
-      </w:r>
     </w:p>
     <w:p>
       <w:pPr>
-        <w:pStyle w:val="BodyText"/>
+        <w:pStyle w:val="BlockText"/>
+        <w:ind w:firstLine="420"/>
+      </w:pPr>
+      <w:r>
+        <w:rPr>
+          <w:rFonts w:hint="eastAsia" w:ascii="Times New Roman" w:hAnsi="Times New Roman" w:eastAsia="Times New Roman" w:cs="Times New Roman"/>
+        </w:rPr>
+        <w:t>「α</w:t>
+      </w:r>
+      <w:r>
+        <w:rPr>
+          <w:rFonts w:hint="eastAsia" w:ascii="Times New Roman" w:hAnsi="Times New Roman" w:eastAsia="FangSong" w:cs="Times New Roman"/>
+        </w:rPr>
+        <w:t>粒子散射实验的反直觉结果</w:t>
+      </w:r>
+      <w:r>
+        <w:rPr>
+          <w:rFonts w:hint="eastAsia" w:ascii="Times New Roman" w:hAnsi="Times New Roman" w:eastAsia="Times New Roman" w:cs="Times New Roman"/>
+        </w:rPr>
+        <w:t>」——</w:t>
+      </w:r>
+      <w:r>
+        <w:rPr>
+          <w:rFonts w:hint="eastAsia" w:ascii="Times New Roman" w:hAnsi="Times New Roman" w:eastAsia="FangSong" w:cs="Times New Roman"/>
+        </w:rPr>
+        <w:t>绝大多数直穿</w:t>
+      </w:r>
+      <w:r>
+        <w:rPr>
+          <w:rFonts w:hint="eastAsia" w:ascii="Times New Roman" w:hAnsi="Times New Roman" w:eastAsia="Times New Roman" w:cs="Times New Roman"/>
+        </w:rPr>
+        <w:t>→</w:t>
+      </w:r>
+      <w:r>
+        <w:rPr>
+          <w:rFonts w:hint="eastAsia" w:ascii="Times New Roman" w:hAnsi="Times New Roman" w:eastAsia="FangSong" w:cs="Times New Roman"/>
+        </w:rPr>
+        <w:t>原子大部分是空的</w:t>
+      </w:r>
+      <w:r>
+        <w:rPr>
+          <w:rFonts w:hint="eastAsia" w:ascii="Times New Roman" w:hAnsi="Times New Roman" w:eastAsia="Times New Roman" w:cs="Times New Roman"/>
+        </w:rPr>
+        <w:t>；</w:t>
+      </w:r>
+      <w:r>
+        <w:rPr>
+          <w:rFonts w:hint="eastAsia" w:ascii="Times New Roman" w:hAnsi="Times New Roman" w:eastAsia="FangSong" w:cs="Times New Roman"/>
+        </w:rPr>
+        <w:t>极少数大角度反弹</w:t>
+      </w:r>
+      <w:r>
+        <w:rPr>
+          <w:rFonts w:hint="eastAsia" w:ascii="Times New Roman" w:hAnsi="Times New Roman" w:eastAsia="Times New Roman" w:cs="Times New Roman"/>
+        </w:rPr>
+        <w:t>→</w:t>
+      </w:r>
+      <w:r>
+        <w:rPr>
+          <w:rFonts w:hint="eastAsia" w:ascii="Times New Roman" w:hAnsi="Times New Roman" w:eastAsia="FangSong" w:cs="Times New Roman"/>
+        </w:rPr>
+        <w:t>正电荷集中在极小区域</w:t>
+      </w:r>
+      <w:r>
+        <w:rPr>
+          <w:rFonts w:hint="eastAsia" w:ascii="Times New Roman" w:hAnsi="Times New Roman" w:eastAsia="Times New Roman" w:cs="Times New Roman"/>
+        </w:rPr>
+        <w:t>。</w:t>
+      </w:r>
+      <w:r>
+        <w:rPr>
+          <w:rFonts w:hint="eastAsia" w:ascii="Times New Roman" w:hAnsi="Times New Roman" w:eastAsia="FangSong" w:cs="Times New Roman"/>
+        </w:rPr>
+        <w:t>这是</w:t>
+      </w:r>
+      <w:r>
+        <w:rPr>
+          <w:rFonts w:hint="eastAsia" w:ascii="Times New Roman" w:hAnsi="Times New Roman" w:eastAsia="Times New Roman" w:cs="Times New Roman"/>
+        </w:rPr>
+        <w:t>”</w:t>
+      </w:r>
+      <w:r>
+        <w:rPr>
+          <w:rFonts w:hint="eastAsia" w:ascii="Times New Roman" w:hAnsi="Times New Roman" w:eastAsia="FangSong" w:cs="Times New Roman"/>
+        </w:rPr>
+        <w:t>实验异常</w:t>
+      </w:r>
+      <w:r>
+        <w:rPr>
+          <w:rFonts w:hint="eastAsia" w:ascii="Times New Roman" w:hAnsi="Times New Roman" w:eastAsia="Times New Roman" w:cs="Times New Roman"/>
+        </w:rPr>
+        <w:t>→</w:t>
+      </w:r>
+      <w:r>
+        <w:rPr>
+          <w:rFonts w:hint="eastAsia" w:ascii="Times New Roman" w:hAnsi="Times New Roman" w:eastAsia="FangSong" w:cs="Times New Roman"/>
+        </w:rPr>
+        <w:t>旧模型失效</w:t>
+      </w:r>
+      <w:r>
+        <w:rPr>
+          <w:rFonts w:hint="eastAsia" w:ascii="Times New Roman" w:hAnsi="Times New Roman" w:eastAsia="Times New Roman" w:cs="Times New Roman"/>
+        </w:rPr>
+        <w:t>→</w:t>
+      </w:r>
+      <w:r>
+        <w:rPr>
+          <w:rFonts w:hint="eastAsia" w:ascii="Times New Roman" w:hAnsi="Times New Roman" w:eastAsia="FangSong" w:cs="Times New Roman"/>
+        </w:rPr>
+        <w:t>新假设提出</w:t>
+      </w:r>
+      <w:r>
+        <w:rPr>
+          <w:rFonts w:hint="eastAsia" w:ascii="Times New Roman" w:hAnsi="Times New Roman" w:eastAsia="Times New Roman" w:cs="Times New Roman"/>
+        </w:rPr>
+        <w:t>”</w:t>
+      </w:r>
+      <w:r>
+        <w:rPr>
+          <w:rFonts w:hint="eastAsia" w:ascii="Times New Roman" w:hAnsi="Times New Roman" w:eastAsia="FangSong" w:cs="Times New Roman"/>
+        </w:rPr>
+        <w:t>科学循环的经典案例</w:t>
+      </w:r>
+      <w:r>
+        <w:rPr>
+          <w:rFonts w:hint="eastAsia" w:ascii="Times New Roman" w:hAnsi="Times New Roman" w:eastAsia="Times New Roman" w:cs="Times New Roman"/>
+        </w:rPr>
+        <w:t>。</w:t>
+      </w:r>
+    </w:p>
+    <w:p>
+      <w:pPr>
+        <w:pStyle w:val="BlockText"/>
+        <w:ind w:firstLine="420"/>
+      </w:pPr>
+      <w:r>
+        <w:rPr>
+          <w:rFonts w:hint="eastAsia" w:ascii="Times New Roman" w:hAnsi="Times New Roman" w:eastAsia="FangSong" w:cs="Times New Roman"/>
+          <w:b/>
+          <w:bCs/>
+        </w:rPr>
+        <w:t xml:space="preserve">课堂原话</w:t>
+      </w:r>
+      <w:r>
+        <w:rPr>
+          <w:rFonts w:hint="eastAsia" w:ascii="Times New Roman" w:hAnsi="Times New Roman" w:eastAsia="Times New Roman" w:cs="Times New Roman"/>
+        </w:rPr>
+        <w:t>：「</w:t>
+      </w:r>
+      <w:r>
+        <w:rPr>
+          <w:rFonts w:hint="eastAsia" w:ascii="Times New Roman" w:hAnsi="Times New Roman" w:eastAsia="FangSong" w:cs="Times New Roman"/>
+        </w:rPr>
+        <w:t>如果电子绕核做圆周运动</w:t>
+      </w:r>
+      <w:r>
+        <w:rPr>
+          <w:rFonts w:hint="eastAsia" w:ascii="Times New Roman" w:hAnsi="Times New Roman" w:eastAsia="Times New Roman" w:cs="Times New Roman"/>
+        </w:rPr>
+        <w:t>，</w:t>
+      </w:r>
+      <w:r>
+        <w:rPr>
+          <w:rFonts w:hint="eastAsia" w:ascii="Times New Roman" w:hAnsi="Times New Roman" w:eastAsia="FangSong" w:cs="Times New Roman"/>
+        </w:rPr>
+        <w:t>根据经典电磁理论</w:t>
+      </w:r>
+      <w:r>
+        <w:rPr>
+          <w:rFonts w:hint="eastAsia" w:ascii="Times New Roman" w:hAnsi="Times New Roman" w:eastAsia="Times New Roman" w:cs="Times New Roman"/>
+        </w:rPr>
+        <w:t>——</w:t>
+      </w:r>
+      <w:r>
+        <w:rPr>
+          <w:rFonts w:hint="eastAsia" w:ascii="Times New Roman" w:hAnsi="Times New Roman" w:eastAsia="FangSong" w:cs="Times New Roman"/>
+        </w:rPr>
+        <w:t>加速运动的电荷会辐射电磁波</w:t>
+      </w:r>
+      <w:r>
+        <w:rPr>
+          <w:rFonts w:hint="eastAsia" w:ascii="Times New Roman" w:hAnsi="Times New Roman" w:eastAsia="Times New Roman" w:cs="Times New Roman"/>
+        </w:rPr>
+        <w:t>。</w:t>
+      </w:r>
+      <w:r>
+        <w:rPr>
+          <w:rFonts w:hint="eastAsia" w:ascii="Times New Roman" w:hAnsi="Times New Roman" w:eastAsia="FangSong" w:cs="Times New Roman"/>
+        </w:rPr>
+        <w:t>辐射</w:t>
+      </w:r>
+      <w:r>
+        <w:rPr>
+          <w:rFonts w:hint="eastAsia" w:ascii="Times New Roman" w:hAnsi="Times New Roman" w:eastAsia="Times New Roman" w:cs="Times New Roman"/>
+        </w:rPr>
+        <w:t>→</w:t>
+      </w:r>
+      <w:r>
+        <w:rPr>
+          <w:rFonts w:hint="eastAsia" w:ascii="Times New Roman" w:hAnsi="Times New Roman" w:eastAsia="FangSong" w:cs="Times New Roman"/>
+        </w:rPr>
+        <w:t>能量损失</w:t>
+      </w:r>
+      <w:r>
+        <w:rPr>
+          <w:rFonts w:hint="eastAsia" w:ascii="Times New Roman" w:hAnsi="Times New Roman" w:eastAsia="Times New Roman" w:cs="Times New Roman"/>
+        </w:rPr>
+        <w:t>→</w:t>
+      </w:r>
+      <w:r>
+        <w:rPr>
+          <w:rFonts w:hint="eastAsia" w:ascii="Times New Roman" w:hAnsi="Times New Roman" w:eastAsia="FangSong" w:cs="Times New Roman"/>
+        </w:rPr>
+        <w:t>速度降低</w:t>
+      </w:r>
+      <w:r>
+        <w:rPr>
+          <w:rFonts w:hint="eastAsia" w:ascii="Times New Roman" w:hAnsi="Times New Roman" w:eastAsia="Times New Roman" w:cs="Times New Roman"/>
+        </w:rPr>
+        <w:t>→</w:t>
+      </w:r>
+      <w:r>
+        <w:rPr>
+          <w:rFonts w:hint="eastAsia" w:ascii="Times New Roman" w:hAnsi="Times New Roman" w:eastAsia="FangSong" w:cs="Times New Roman"/>
+        </w:rPr>
+        <w:t>轨道缩小</w:t>
+      </w:r>
+      <w:r>
+        <w:rPr>
+          <w:rFonts w:hint="eastAsia" w:ascii="Times New Roman" w:hAnsi="Times New Roman" w:eastAsia="Times New Roman" w:cs="Times New Roman"/>
+        </w:rPr>
+        <w:t>→</w:t>
+      </w:r>
+      <w:r>
+        <w:rPr>
+          <w:rFonts w:hint="eastAsia" w:ascii="Times New Roman" w:hAnsi="Times New Roman" w:eastAsia="FangSong" w:cs="Times New Roman"/>
+        </w:rPr>
+        <w:t>最终坠入原子核</w:t>
+      </w:r>
+      <w:r>
+        <w:rPr>
+          <w:rFonts w:hint="eastAsia" w:ascii="Times New Roman" w:hAnsi="Times New Roman" w:eastAsia="Times New Roman" w:cs="Times New Roman"/>
+        </w:rPr>
+        <w:t>。</w:t>
+      </w:r>
+      <w:r>
+        <w:rPr>
+          <w:rFonts w:hint="eastAsia" w:ascii="Times New Roman" w:hAnsi="Times New Roman" w:eastAsia="FangSong" w:cs="Times New Roman"/>
+        </w:rPr>
+        <w:t>但原子明明是稳定的</w:t>
+      </w:r>
+      <w:r>
+        <w:rPr>
+          <w:rFonts w:hint="eastAsia" w:ascii="Times New Roman" w:hAnsi="Times New Roman" w:eastAsia="Times New Roman" w:cs="Times New Roman"/>
+        </w:rPr>
+        <w:t>——</w:t>
+      </w:r>
+      <w:r>
+        <w:rPr>
+          <w:rFonts w:hint="eastAsia" w:ascii="Times New Roman" w:hAnsi="Times New Roman" w:eastAsia="FangSong" w:cs="Times New Roman"/>
+        </w:rPr>
+        <w:t>这是经典物理给量子论的第一个耳光</w:t>
+      </w:r>
+      <w:r>
+        <w:rPr>
+          <w:rFonts w:hint="eastAsia" w:ascii="Times New Roman" w:hAnsi="Times New Roman" w:eastAsia="Times New Roman" w:cs="Times New Roman"/>
+        </w:rPr>
+        <w:t>。」</w:t>
+      </w:r>
+    </w:p>
+    <w:p>
+      <w:pPr>
+        <w:pStyle w:val="FirstParagraph"/>
         <w:ind w:firstLine="420"/>
       </w:pPr>
       <w:r>
@@ -2186,90 +2156,84 @@
         </w:rPr>
         <w:t xml:space="preserve">深入思考</w:t>
       </w:r>
-      <w:r>
-        <w:rPr>
-          <w:rFonts w:ascii="Times New Roman" w:hAnsi="Times New Roman" w:eastAsia="Times New Roman" w:cs="Times New Roman"/>
-        </w:rPr>
-        <w:t xml:space="preserve"> </w:t>
-      </w:r>
-      <w:r>
-        <w:rPr>
-          <w:rFonts w:ascii="Times New Roman" w:hAnsi="Times New Roman" w:eastAsia="Times New Roman" w:cs="Times New Roman"/>
-        </w:rPr>
-        <w:t xml:space="preserve">&gt; </w:t>
-      </w:r>
-      <w:r>
-        <w:rPr>
-          <w:rFonts w:hint="eastAsia" w:ascii="Times New Roman" w:hAnsi="Times New Roman" w:eastAsia="FangSong" w:cs="Times New Roman"/>
-        </w:rPr>
-        <w:t>经典电磁学预言原子光谱是连续谱</w:t>
-      </w:r>
-      <w:r>
-        <w:rPr>
-          <w:rFonts w:hint="eastAsia" w:ascii="Times New Roman" w:hAnsi="Times New Roman" w:eastAsia="Times New Roman" w:cs="Times New Roman"/>
-        </w:rPr>
-        <w:t>，</w:t>
-      </w:r>
-      <w:r>
-        <w:rPr>
-          <w:rFonts w:hint="eastAsia" w:ascii="Times New Roman" w:hAnsi="Times New Roman" w:eastAsia="FangSong" w:cs="Times New Roman"/>
-        </w:rPr>
-        <w:t>但氢原子光谱是线状的</w:t>
-      </w:r>
-      <w:r>
-        <w:rPr>
-          <w:rFonts w:hint="eastAsia" w:ascii="Times New Roman" w:hAnsi="Times New Roman" w:eastAsia="Times New Roman" w:cs="Times New Roman"/>
-        </w:rPr>
-        <w:t>——</w:t>
-      </w:r>
-      <w:r>
-        <w:rPr>
-          <w:rFonts w:hint="eastAsia" w:ascii="Times New Roman" w:hAnsi="Times New Roman" w:eastAsia="FangSong" w:cs="Times New Roman"/>
-        </w:rPr>
-        <w:t>这说明能级是</w:t>
-      </w:r>
-      <w:r>
-        <w:rPr>
-          <w:rFonts w:hint="eastAsia" w:ascii="Times New Roman" w:hAnsi="Times New Roman" w:eastAsia="FangSong" w:cs="Times New Roman"/>
-          <w:b/>
-          <w:bCs/>
-        </w:rPr>
-        <w:t xml:space="preserve">量子化的</w:t>
-      </w:r>
-      <w:r>
-        <w:rPr>
-          <w:rFonts w:hint="eastAsia" w:ascii="Times New Roman" w:hAnsi="Times New Roman" w:eastAsia="Times New Roman" w:cs="Times New Roman"/>
-        </w:rPr>
-        <w:t>。</w:t>
-      </w:r>
-      <w:r>
-        <w:rPr>
-          <w:rFonts w:hint="eastAsia" w:ascii="Times New Roman" w:hAnsi="Times New Roman" w:eastAsia="FangSong" w:cs="Times New Roman"/>
-        </w:rPr>
-        <w:t>光谱是</w:t>
-      </w:r>
-      <w:r>
-        <w:rPr>
-          <w:rFonts w:hint="eastAsia" w:ascii="Times New Roman" w:hAnsi="Times New Roman" w:eastAsia="Times New Roman" w:cs="Times New Roman"/>
-        </w:rPr>
-        <w:t>”</w:t>
-      </w:r>
-      <w:r>
-        <w:rPr>
-          <w:rFonts w:hint="eastAsia" w:ascii="Times New Roman" w:hAnsi="Times New Roman" w:eastAsia="FangSong" w:cs="Times New Roman"/>
-        </w:rPr>
-        <w:t>通往量子化的钥匙</w:t>
-      </w:r>
-      <w:r>
-        <w:rPr>
-          <w:rFonts w:hint="eastAsia" w:ascii="Times New Roman" w:hAnsi="Times New Roman" w:eastAsia="Times New Roman" w:cs="Times New Roman"/>
-        </w:rPr>
-        <w:t>”。</w:t>
-      </w:r>
     </w:p>
     <w:p>
       <w:pPr>
-        <w:pStyle w:val="BodyText"/>
+        <w:pStyle w:val="BlockText"/>
+        <w:ind w:firstLine="420"/>
+      </w:pPr>
+      <w:r>
+        <w:rPr>
+          <w:rFonts w:hint="eastAsia" w:ascii="Times New Roman" w:hAnsi="Times New Roman" w:eastAsia="FangSong" w:cs="Times New Roman"/>
+        </w:rPr>
+        <w:t>经典电磁学预言原子光谱是连续谱</w:t>
+      </w:r>
+      <w:r>
+        <w:rPr>
+          <w:rFonts w:hint="eastAsia" w:ascii="Times New Roman" w:hAnsi="Times New Roman" w:eastAsia="Times New Roman" w:cs="Times New Roman"/>
+        </w:rPr>
+        <w:t>，</w:t>
+      </w:r>
+      <w:r>
+        <w:rPr>
+          <w:rFonts w:hint="eastAsia" w:ascii="Times New Roman" w:hAnsi="Times New Roman" w:eastAsia="FangSong" w:cs="Times New Roman"/>
+        </w:rPr>
+        <w:t>但氢原子光谱是线状的</w:t>
+      </w:r>
+      <w:r>
+        <w:rPr>
+          <w:rFonts w:hint="eastAsia" w:ascii="Times New Roman" w:hAnsi="Times New Roman" w:eastAsia="Times New Roman" w:cs="Times New Roman"/>
+        </w:rPr>
+        <w:t>——</w:t>
+      </w:r>
+      <w:r>
+        <w:rPr>
+          <w:rFonts w:hint="eastAsia" w:ascii="Times New Roman" w:hAnsi="Times New Roman" w:eastAsia="FangSong" w:cs="Times New Roman"/>
+        </w:rPr>
+        <w:t>这说明能级是</w:t>
+      </w:r>
+      <w:r>
+        <w:rPr>
+          <w:rFonts w:hint="eastAsia" w:ascii="Times New Roman" w:hAnsi="Times New Roman" w:eastAsia="FangSong" w:cs="Times New Roman"/>
+          <w:b/>
+          <w:bCs/>
+        </w:rPr>
+        <w:t xml:space="preserve">量子化的</w:t>
+      </w:r>
+      <w:r>
+        <w:rPr>
+          <w:rFonts w:hint="eastAsia" w:ascii="Times New Roman" w:hAnsi="Times New Roman" w:eastAsia="Times New Roman" w:cs="Times New Roman"/>
+        </w:rPr>
+        <w:t>。</w:t>
+      </w:r>
+      <w:r>
+        <w:rPr>
+          <w:rFonts w:hint="eastAsia" w:ascii="Times New Roman" w:hAnsi="Times New Roman" w:eastAsia="FangSong" w:cs="Times New Roman"/>
+        </w:rPr>
+        <w:t>光谱是</w:t>
+      </w:r>
+      <w:r>
+        <w:rPr>
+          <w:rFonts w:hint="eastAsia" w:ascii="Times New Roman" w:hAnsi="Times New Roman" w:eastAsia="Times New Roman" w:cs="Times New Roman"/>
+        </w:rPr>
+        <w:t>”</w:t>
+      </w:r>
+      <w:r>
+        <w:rPr>
+          <w:rFonts w:hint="eastAsia" w:ascii="Times New Roman" w:hAnsi="Times New Roman" w:eastAsia="FangSong" w:cs="Times New Roman"/>
+        </w:rPr>
+        <w:t>通往量子化的钥匙</w:t>
+      </w:r>
+      <w:r>
+        <w:rPr>
+          <w:rFonts w:hint="eastAsia" w:ascii="Times New Roman" w:hAnsi="Times New Roman" w:eastAsia="Times New Roman" w:cs="Times New Roman"/>
+        </w:rPr>
+        <w:t>”。</w:t>
+      </w:r>
+    </w:p>
+    <w:p>
+      <w:pPr>
+        <w:pStyle w:val="FirstParagraph"/>
         <w:ind w:firstLine="420"/>
       </w:pPr>
       <w:r>
@@ -2759,9 +2723,9 @@
         </w:tblBorders>
       </w:tblPr>
       <w:tblGrid>
-        <w:gridCol w:w="990"/>
-        <w:gridCol w:w="990"/>
-        <w:gridCol w:w="990"/>
+        <w:gridCol w:w="1122"/>
+        <w:gridCol w:w="924"/>
+        <w:gridCol w:w="924"/>
         <w:gridCol w:w="990"/>
         <w:gridCol w:w="990"/>
         <w:gridCol w:w="990"/>
@@ -4831,18 +4795,12 @@
         </w:rPr>
         <w:t xml:space="preserve">深入思考</w:t>
       </w:r>
-      <w:r>
-        <w:rPr>
-          <w:rFonts w:ascii="Times New Roman" w:hAnsi="Times New Roman" w:eastAsia="Times New Roman" w:cs="Times New Roman"/>
-        </w:rPr>
-        <w:t xml:space="preserve"> </w:t>
-      </w:r>
-      <w:r>
-        <w:rPr>
-          <w:rFonts w:ascii="Times New Roman" w:hAnsi="Times New Roman" w:eastAsia="Times New Roman" w:cs="Times New Roman"/>
-        </w:rPr>
-        <w:t xml:space="preserve">&gt; </w:t>
-      </w:r>
+    </w:p>
+    <w:p>
+      <w:pPr>
+        <w:pStyle w:val="BlockText"/>
+        <w:ind w:firstLine="420"/>
+      </w:pPr>
       <w:r>
         <w:rPr>
           <w:rFonts w:hint="eastAsia" w:ascii="Times New Roman" w:hAnsi="Times New Roman" w:eastAsia="Times New Roman" w:cs="Times New Roman"/>
@@ -4993,12 +4951,12 @@
         </w:rPr>
         <w:t>。</w:t>
       </w:r>
-      <w:r>
-        <w:rPr>
-          <w:rFonts w:ascii="Times New Roman" w:hAnsi="Times New Roman" w:eastAsia="Times New Roman" w:cs="Times New Roman"/>
-        </w:rPr>
-        <w:t xml:space="preserve"> </w:t>
-      </w:r>
+    </w:p>
+    <w:p>
+      <w:pPr>
+        <w:pStyle w:val="FirstParagraph"/>
+        <w:ind w:firstLine="420"/>
+      </w:pPr>
       <w:r>
         <w:rPr>
           <w:rFonts w:hint="eastAsia" w:ascii="Times New Roman" w:hAnsi="Times New Roman" w:eastAsia="FangSong" w:cs="Times New Roman"/>
@@ -5837,18 +5795,12 @@
         </w:rPr>
         <w:t xml:space="preserve">深入思考</w:t>
       </w:r>
-      <w:r>
-        <w:rPr>
-          <w:rFonts w:ascii="Times New Roman" w:hAnsi="Times New Roman" w:eastAsia="Times New Roman" w:cs="Times New Roman"/>
-        </w:rPr>
-        <w:t xml:space="preserve"> </w:t>
-      </w:r>
-      <w:r>
-        <w:rPr>
-          <w:rFonts w:ascii="Times New Roman" w:hAnsi="Times New Roman" w:eastAsia="Times New Roman" w:cs="Times New Roman"/>
-        </w:rPr>
-        <w:t xml:space="preserve">&gt; </w:t>
-      </w:r>
+    </w:p>
+    <w:p>
+      <w:pPr>
+        <w:pStyle w:val="BlockText"/>
+        <w:ind w:firstLine="420"/>
+      </w:pPr>
       <w:r>
         <w:rPr>
           <w:rFonts w:hint="eastAsia" w:ascii="Times New Roman" w:hAnsi="Times New Roman" w:eastAsia="Times New Roman" w:cs="Times New Roman"/>
@@ -5987,12 +5939,12 @@
         </w:rPr>
         <w:t>。</w:t>
       </w:r>
-      <w:r>
-        <w:rPr>
-          <w:rFonts w:ascii="Times New Roman" w:hAnsi="Times New Roman" w:eastAsia="Times New Roman" w:cs="Times New Roman"/>
-        </w:rPr>
-        <w:t xml:space="preserve"> </w:t>
-      </w:r>
+    </w:p>
+    <w:p>
+      <w:pPr>
+        <w:pStyle w:val="FirstParagraph"/>
+        <w:ind w:firstLine="420"/>
+      </w:pPr>
       <w:r>
         <w:rPr>
           <w:rFonts w:hint="eastAsia" w:ascii="Times New Roman" w:hAnsi="Times New Roman" w:eastAsia="FangSong" w:cs="Times New Roman"/>
@@ -8188,18 +8140,12 @@
         </w:rPr>
         <w:t xml:space="preserve">理解要点</w:t>
       </w:r>
-      <w:r>
-        <w:rPr>
-          <w:rFonts w:ascii="Times New Roman" w:hAnsi="Times New Roman" w:eastAsia="Times New Roman" w:cs="Times New Roman"/>
-        </w:rPr>
-        <w:t xml:space="preserve"> </w:t>
-      </w:r>
-      <w:r>
-        <w:rPr>
-          <w:rFonts w:ascii="Times New Roman" w:hAnsi="Times New Roman" w:eastAsia="Times New Roman" w:cs="Times New Roman"/>
-        </w:rPr>
-        <w:t xml:space="preserve">&gt; </w:t>
-      </w:r>
+    </w:p>
+    <w:p>
+      <w:pPr>
+        <w:pStyle w:val="BlockText"/>
+        <w:ind w:firstLine="420"/>
+      </w:pPr>
       <w:r>
         <w:rPr>
           <w:rFonts w:hint="eastAsia" w:ascii="Times New Roman" w:hAnsi="Times New Roman" w:eastAsia="FangSong" w:cs="Times New Roman"/>
@@ -8285,246 +8231,222 @@
         </w:rPr>
         <w:t xml:space="preserve">。</w:t>
       </w:r>
-      <w:r>
-        <w:rPr>
-          <w:rFonts w:ascii="Times New Roman" w:hAnsi="Times New Roman" w:eastAsia="Times New Roman" w:cs="Times New Roman"/>
-        </w:rPr>
-        <w:t xml:space="preserve"> </w:t>
-      </w:r>
-      <w:r>
-        <w:rPr>
-          <w:rFonts w:ascii="Times New Roman" w:hAnsi="Times New Roman" w:eastAsia="Times New Roman" w:cs="Times New Roman"/>
-        </w:rPr>
-        <w:t xml:space="preserve">&gt;</w:t>
-      </w:r>
-      <w:r>
-        <w:rPr>
-          <w:rFonts w:ascii="Times New Roman" w:hAnsi="Times New Roman" w:eastAsia="Times New Roman" w:cs="Times New Roman"/>
-        </w:rPr>
-        <w:t xml:space="preserve"> </w:t>
-      </w:r>
-      <w:r>
-        <w:rPr>
-          <w:rFonts w:ascii="Times New Roman" w:hAnsi="Times New Roman" w:eastAsia="Times New Roman" w:cs="Times New Roman"/>
-        </w:rPr>
-        <w:t xml:space="preserve">&gt;</w:t>
-      </w:r>
-      <w:r>
-        <w:rPr>
-          <w:rFonts w:ascii="Times New Roman" w:hAnsi="Times New Roman" w:eastAsia="Times New Roman" w:cs="Times New Roman"/>
-        </w:rPr>
-        <w:t xml:space="preserve"> </w:t>
-      </w:r>
-      <w:r>
-        <w:rPr>
-          <w:rFonts w:hint="eastAsia" w:ascii="Times New Roman" w:hAnsi="Times New Roman" w:eastAsia="FangSong" w:cs="Times New Roman"/>
-          <w:b/>
-          <w:bCs/>
-        </w:rPr>
-        <w:t xml:space="preserve">课堂类比</w:t>
-      </w:r>
-      <w:r>
-        <w:rPr>
-          <w:rFonts w:hint="eastAsia" w:ascii="Times New Roman" w:hAnsi="Times New Roman" w:eastAsia="Times New Roman" w:cs="Times New Roman"/>
-        </w:rPr>
-        <w:t>：</w:t>
-      </w:r>
-      <w:r>
-        <w:rPr>
-          <w:rFonts w:hint="eastAsia" w:ascii="Times New Roman" w:hAnsi="Times New Roman" w:eastAsia="FangSong" w:cs="Times New Roman"/>
-        </w:rPr>
-        <w:t>能层</w:t>
-      </w:r>
-      <w:r>
-        <w:rPr>
-          <w:rFonts w:hint="eastAsia" w:ascii="Times New Roman" w:hAnsi="Times New Roman" w:eastAsia="Times New Roman" w:cs="Times New Roman"/>
-        </w:rPr>
-        <w:t>→</w:t>
-      </w:r>
-      <w:r>
-        <w:rPr>
-          <w:rFonts w:hint="eastAsia" w:ascii="Times New Roman" w:hAnsi="Times New Roman" w:eastAsia="FangSong" w:cs="Times New Roman"/>
-        </w:rPr>
-        <w:t>能级</w:t>
-      </w:r>
-      <w:r>
-        <w:rPr>
-          <w:rFonts w:hint="eastAsia" w:ascii="Times New Roman" w:hAnsi="Times New Roman" w:eastAsia="Times New Roman" w:cs="Times New Roman"/>
-        </w:rPr>
-        <w:t>→</w:t>
-      </w:r>
-      <w:r>
-        <w:rPr>
-          <w:rFonts w:hint="eastAsia" w:ascii="Times New Roman" w:hAnsi="Times New Roman" w:eastAsia="FangSong" w:cs="Times New Roman"/>
-        </w:rPr>
-        <w:t>轨道的关系像</w:t>
-      </w:r>
-      <w:r>
-        <w:rPr>
-          <w:rFonts w:hint="eastAsia" w:ascii="Times New Roman" w:hAnsi="Times New Roman" w:eastAsia="Times New Roman" w:cs="Times New Roman"/>
-        </w:rPr>
-        <w:t>「</w:t>
-      </w:r>
-      <w:r>
-        <w:rPr>
-          <w:rFonts w:hint="eastAsia" w:ascii="Times New Roman" w:hAnsi="Times New Roman" w:eastAsia="FangSong" w:cs="Times New Roman"/>
-        </w:rPr>
-        <w:t>一栋楼</w:t>
-      </w:r>
-      <w:r>
-        <w:rPr>
-          <w:rFonts w:hint="eastAsia" w:ascii="Times New Roman" w:hAnsi="Times New Roman" w:eastAsia="Times New Roman" w:cs="Times New Roman"/>
-        </w:rPr>
-        <w:t>→</w:t>
-      </w:r>
-      <w:r>
-        <w:rPr>
-          <w:rFonts w:hint="eastAsia" w:ascii="Times New Roman" w:hAnsi="Times New Roman" w:eastAsia="FangSong" w:cs="Times New Roman"/>
-        </w:rPr>
-        <w:t>楼层</w:t>
-      </w:r>
-      <w:r>
-        <w:rPr>
-          <w:rFonts w:hint="eastAsia" w:ascii="Times New Roman" w:hAnsi="Times New Roman" w:eastAsia="Times New Roman" w:cs="Times New Roman"/>
-        </w:rPr>
-        <w:t>→</w:t>
-      </w:r>
-      <w:r>
-        <w:rPr>
-          <w:rFonts w:hint="eastAsia" w:ascii="Times New Roman" w:hAnsi="Times New Roman" w:eastAsia="FangSong" w:cs="Times New Roman"/>
-        </w:rPr>
-        <w:t>房间类型</w:t>
-      </w:r>
-      <w:r>
-        <w:rPr>
-          <w:rFonts w:hint="eastAsia" w:ascii="Times New Roman" w:hAnsi="Times New Roman" w:eastAsia="Times New Roman" w:cs="Times New Roman"/>
-        </w:rPr>
-        <w:t>→</w:t>
-      </w:r>
-      <w:r>
-        <w:rPr>
-          <w:rFonts w:hint="eastAsia" w:ascii="Times New Roman" w:hAnsi="Times New Roman" w:eastAsia="FangSong" w:cs="Times New Roman"/>
-        </w:rPr>
-        <w:t>具体房间号</w:t>
-      </w:r>
-      <w:r>
-        <w:rPr>
-          <w:rFonts w:hint="eastAsia" w:ascii="Times New Roman" w:hAnsi="Times New Roman" w:eastAsia="Times New Roman" w:cs="Times New Roman"/>
-        </w:rPr>
-        <w:t>」。n=</w:t>
-      </w:r>
-      <w:r>
-        <w:rPr>
-          <w:rFonts w:hint="eastAsia" w:ascii="Times New Roman" w:hAnsi="Times New Roman" w:eastAsia="FangSong" w:cs="Times New Roman"/>
-        </w:rPr>
-        <w:t>楼栋号</w:t>
-      </w:r>
-      <w:r>
-        <w:rPr>
-          <w:rFonts w:hint="eastAsia" w:ascii="Times New Roman" w:hAnsi="Times New Roman" w:eastAsia="Times New Roman" w:cs="Times New Roman"/>
-        </w:rPr>
-        <w:t>（</w:t>
-      </w:r>
-      <w:r>
-        <w:rPr>
-          <w:rFonts w:hint="eastAsia" w:ascii="Times New Roman" w:hAnsi="Times New Roman" w:eastAsia="FangSong" w:cs="Times New Roman"/>
-        </w:rPr>
-        <w:t>第几层</w:t>
-      </w:r>
-      <w:r>
-        <w:rPr>
-          <w:rFonts w:hint="eastAsia" w:ascii="Times New Roman" w:hAnsi="Times New Roman" w:eastAsia="Times New Roman" w:cs="Times New Roman"/>
-        </w:rPr>
-        <w:t>），l=</w:t>
-      </w:r>
-      <w:r>
-        <w:rPr>
-          <w:rFonts w:hint="eastAsia" w:ascii="Times New Roman" w:hAnsi="Times New Roman" w:eastAsia="FangSong" w:cs="Times New Roman"/>
-        </w:rPr>
-        <w:t>房间类型</w:t>
-      </w:r>
-      <w:r>
-        <w:rPr>
-          <w:rFonts w:hint="eastAsia" w:ascii="Times New Roman" w:hAnsi="Times New Roman" w:eastAsia="Times New Roman" w:cs="Times New Roman"/>
-        </w:rPr>
-        <w:t>（</w:t>
-      </w:r>
-      <w:r>
-        <w:rPr>
-          <w:rFonts w:hint="eastAsia" w:ascii="Times New Roman" w:hAnsi="Times New Roman" w:eastAsia="FangSong" w:cs="Times New Roman"/>
-        </w:rPr>
-        <w:t>标准间</w:t>
-      </w:r>
-      <w:r>
-        <w:rPr>
-          <w:rFonts w:hint="eastAsia" w:ascii="Times New Roman" w:hAnsi="Times New Roman" w:eastAsia="Times New Roman" w:cs="Times New Roman"/>
-        </w:rPr>
-        <w:t>/</w:t>
-      </w:r>
-      <w:r>
-        <w:rPr>
-          <w:rFonts w:hint="eastAsia" w:ascii="Times New Roman" w:hAnsi="Times New Roman" w:eastAsia="FangSong" w:cs="Times New Roman"/>
-        </w:rPr>
-        <w:t>套房</w:t>
-      </w:r>
-      <w:r>
-        <w:rPr>
-          <w:rFonts w:hint="eastAsia" w:ascii="Times New Roman" w:hAnsi="Times New Roman" w:eastAsia="Times New Roman" w:cs="Times New Roman"/>
-        </w:rPr>
-        <w:t>），m=</w:t>
-      </w:r>
-      <w:r>
-        <w:rPr>
-          <w:rFonts w:hint="eastAsia" w:ascii="Times New Roman" w:hAnsi="Times New Roman" w:eastAsia="FangSong" w:cs="Times New Roman"/>
-        </w:rPr>
-        <w:t>具体房间编号</w:t>
-      </w:r>
-      <w:r>
-        <w:rPr>
-          <w:rFonts w:hint="eastAsia" w:ascii="Times New Roman" w:hAnsi="Times New Roman" w:eastAsia="Times New Roman" w:cs="Times New Roman"/>
-        </w:rPr>
-        <w:t>（</w:t>
-      </w:r>
-      <w:r>
-        <w:rPr>
-          <w:rFonts w:hint="eastAsia" w:ascii="Times New Roman" w:hAnsi="Times New Roman" w:eastAsia="FangSong" w:cs="Times New Roman"/>
-        </w:rPr>
-        <w:t>房号</w:t>
-      </w:r>
-      <w:r>
-        <w:rPr>
-          <w:rFonts w:hint="eastAsia" w:ascii="Times New Roman" w:hAnsi="Times New Roman" w:eastAsia="Times New Roman" w:cs="Times New Roman"/>
-        </w:rPr>
-        <w:t>）。</w:t>
-      </w:r>
-      <w:r>
-        <w:rPr>
-          <w:rFonts w:hint="eastAsia" w:ascii="Times New Roman" w:hAnsi="Times New Roman" w:eastAsia="FangSong" w:cs="Times New Roman"/>
-        </w:rPr>
-        <w:t>四个量子数完整描述一个电子的</w:t>
-      </w:r>
-      <w:r>
-        <w:rPr>
-          <w:rFonts w:hint="eastAsia" w:ascii="Times New Roman" w:hAnsi="Times New Roman" w:eastAsia="Times New Roman" w:cs="Times New Roman"/>
-        </w:rPr>
-        <w:t>”</w:t>
-      </w:r>
-      <w:r>
-        <w:rPr>
-          <w:rFonts w:hint="eastAsia" w:ascii="Times New Roman" w:hAnsi="Times New Roman" w:eastAsia="FangSong" w:cs="Times New Roman"/>
-        </w:rPr>
-        <w:t>住址</w:t>
-      </w:r>
-      <w:r>
-        <w:rPr>
-          <w:rFonts w:hint="eastAsia" w:ascii="Times New Roman" w:hAnsi="Times New Roman" w:eastAsia="Times New Roman" w:cs="Times New Roman"/>
-        </w:rPr>
-        <w:t>”。</w:t>
-      </w:r>
     </w:p>
     <w:p>
       <w:pPr>
-        <w:pStyle w:val="BodyText"/>
+        <w:pStyle w:val="BlockText"/>
+        <w:ind w:firstLine="420"/>
+      </w:pPr>
+      <w:r>
+        <w:rPr>
+          <w:rFonts w:hint="eastAsia" w:ascii="Times New Roman" w:hAnsi="Times New Roman" w:eastAsia="FangSong" w:cs="Times New Roman"/>
+          <w:b/>
+          <w:bCs/>
+        </w:rPr>
+        <w:t xml:space="preserve">课堂类比</w:t>
+      </w:r>
+      <w:r>
+        <w:rPr>
+          <w:rFonts w:hint="eastAsia" w:ascii="Times New Roman" w:hAnsi="Times New Roman" w:eastAsia="Times New Roman" w:cs="Times New Roman"/>
+        </w:rPr>
+        <w:t>：</w:t>
+      </w:r>
+      <w:r>
+        <w:rPr>
+          <w:rFonts w:hint="eastAsia" w:ascii="Times New Roman" w:hAnsi="Times New Roman" w:eastAsia="FangSong" w:cs="Times New Roman"/>
+        </w:rPr>
+        <w:t>能层</w:t>
+      </w:r>
+      <w:r>
+        <w:rPr>
+          <w:rFonts w:hint="eastAsia" w:ascii="Times New Roman" w:hAnsi="Times New Roman" w:eastAsia="Times New Roman" w:cs="Times New Roman"/>
+        </w:rPr>
+        <w:t>→</w:t>
+      </w:r>
+      <w:r>
+        <w:rPr>
+          <w:rFonts w:hint="eastAsia" w:ascii="Times New Roman" w:hAnsi="Times New Roman" w:eastAsia="FangSong" w:cs="Times New Roman"/>
+        </w:rPr>
+        <w:t>能级</w:t>
+      </w:r>
+      <w:r>
+        <w:rPr>
+          <w:rFonts w:hint="eastAsia" w:ascii="Times New Roman" w:hAnsi="Times New Roman" w:eastAsia="Times New Roman" w:cs="Times New Roman"/>
+        </w:rPr>
+        <w:t>→</w:t>
+      </w:r>
+      <w:r>
+        <w:rPr>
+          <w:rFonts w:hint="eastAsia" w:ascii="Times New Roman" w:hAnsi="Times New Roman" w:eastAsia="FangSong" w:cs="Times New Roman"/>
+        </w:rPr>
+        <w:t>轨道的关系像</w:t>
+      </w:r>
+      <w:r>
+        <w:rPr>
+          <w:rFonts w:hint="eastAsia" w:ascii="Times New Roman" w:hAnsi="Times New Roman" w:eastAsia="Times New Roman" w:cs="Times New Roman"/>
+        </w:rPr>
+        <w:t>「</w:t>
+      </w:r>
+      <w:r>
+        <w:rPr>
+          <w:rFonts w:hint="eastAsia" w:ascii="Times New Roman" w:hAnsi="Times New Roman" w:eastAsia="FangSong" w:cs="Times New Roman"/>
+        </w:rPr>
+        <w:t>一栋楼</w:t>
+      </w:r>
+      <w:r>
+        <w:rPr>
+          <w:rFonts w:hint="eastAsia" w:ascii="Times New Roman" w:hAnsi="Times New Roman" w:eastAsia="Times New Roman" w:cs="Times New Roman"/>
+        </w:rPr>
+        <w:t>→</w:t>
+      </w:r>
+      <w:r>
+        <w:rPr>
+          <w:rFonts w:hint="eastAsia" w:ascii="Times New Roman" w:hAnsi="Times New Roman" w:eastAsia="FangSong" w:cs="Times New Roman"/>
+        </w:rPr>
+        <w:t>楼层</w:t>
+      </w:r>
+      <w:r>
+        <w:rPr>
+          <w:rFonts w:hint="eastAsia" w:ascii="Times New Roman" w:hAnsi="Times New Roman" w:eastAsia="Times New Roman" w:cs="Times New Roman"/>
+        </w:rPr>
+        <w:t>→</w:t>
+      </w:r>
+      <w:r>
+        <w:rPr>
+          <w:rFonts w:hint="eastAsia" w:ascii="Times New Roman" w:hAnsi="Times New Roman" w:eastAsia="FangSong" w:cs="Times New Roman"/>
+        </w:rPr>
+        <w:t>房间类型</w:t>
+      </w:r>
+      <w:r>
+        <w:rPr>
+          <w:rFonts w:hint="eastAsia" w:ascii="Times New Roman" w:hAnsi="Times New Roman" w:eastAsia="Times New Roman" w:cs="Times New Roman"/>
+        </w:rPr>
+        <w:t>→</w:t>
+      </w:r>
+      <w:r>
+        <w:rPr>
+          <w:rFonts w:hint="eastAsia" w:ascii="Times New Roman" w:hAnsi="Times New Roman" w:eastAsia="FangSong" w:cs="Times New Roman"/>
+        </w:rPr>
+        <w:t>具体房间号</w:t>
+      </w:r>
+      <w:r>
+        <w:rPr>
+          <w:rFonts w:hint="eastAsia" w:ascii="Times New Roman" w:hAnsi="Times New Roman" w:eastAsia="Times New Roman" w:cs="Times New Roman"/>
+        </w:rPr>
+        <w:t>」。n=</w:t>
+      </w:r>
+      <w:r>
+        <w:rPr>
+          <w:rFonts w:hint="eastAsia" w:ascii="Times New Roman" w:hAnsi="Times New Roman" w:eastAsia="FangSong" w:cs="Times New Roman"/>
+        </w:rPr>
+        <w:t>楼栋号</w:t>
+      </w:r>
+      <w:r>
+        <w:rPr>
+          <w:rFonts w:hint="eastAsia" w:ascii="Times New Roman" w:hAnsi="Times New Roman" w:eastAsia="Times New Roman" w:cs="Times New Roman"/>
+        </w:rPr>
+        <w:t>（</w:t>
+      </w:r>
+      <w:r>
+        <w:rPr>
+          <w:rFonts w:hint="eastAsia" w:ascii="Times New Roman" w:hAnsi="Times New Roman" w:eastAsia="FangSong" w:cs="Times New Roman"/>
+        </w:rPr>
+        <w:t>第几层</w:t>
+      </w:r>
+      <w:r>
+        <w:rPr>
+          <w:rFonts w:hint="eastAsia" w:ascii="Times New Roman" w:hAnsi="Times New Roman" w:eastAsia="Times New Roman" w:cs="Times New Roman"/>
+        </w:rPr>
+        <w:t>），l=</w:t>
+      </w:r>
+      <w:r>
+        <w:rPr>
+          <w:rFonts w:hint="eastAsia" w:ascii="Times New Roman" w:hAnsi="Times New Roman" w:eastAsia="FangSong" w:cs="Times New Roman"/>
+        </w:rPr>
+        <w:t>房间类型</w:t>
+      </w:r>
+      <w:r>
+        <w:rPr>
+          <w:rFonts w:hint="eastAsia" w:ascii="Times New Roman" w:hAnsi="Times New Roman" w:eastAsia="Times New Roman" w:cs="Times New Roman"/>
+        </w:rPr>
+        <w:t>（</w:t>
+      </w:r>
+      <w:r>
+        <w:rPr>
+          <w:rFonts w:hint="eastAsia" w:ascii="Times New Roman" w:hAnsi="Times New Roman" w:eastAsia="FangSong" w:cs="Times New Roman"/>
+        </w:rPr>
+        <w:t>标准间</w:t>
+      </w:r>
+      <w:r>
+        <w:rPr>
+          <w:rFonts w:hint="eastAsia" w:ascii="Times New Roman" w:hAnsi="Times New Roman" w:eastAsia="Times New Roman" w:cs="Times New Roman"/>
+        </w:rPr>
+        <w:t>/</w:t>
+      </w:r>
+      <w:r>
+        <w:rPr>
+          <w:rFonts w:hint="eastAsia" w:ascii="Times New Roman" w:hAnsi="Times New Roman" w:eastAsia="FangSong" w:cs="Times New Roman"/>
+        </w:rPr>
+        <w:t>套房</w:t>
+      </w:r>
+      <w:r>
+        <w:rPr>
+          <w:rFonts w:hint="eastAsia" w:ascii="Times New Roman" w:hAnsi="Times New Roman" w:eastAsia="Times New Roman" w:cs="Times New Roman"/>
+        </w:rPr>
+        <w:t>），m=</w:t>
+      </w:r>
+      <w:r>
+        <w:rPr>
+          <w:rFonts w:hint="eastAsia" w:ascii="Times New Roman" w:hAnsi="Times New Roman" w:eastAsia="FangSong" w:cs="Times New Roman"/>
+        </w:rPr>
+        <w:t>具体房间编号</w:t>
+      </w:r>
+      <w:r>
+        <w:rPr>
+          <w:rFonts w:hint="eastAsia" w:ascii="Times New Roman" w:hAnsi="Times New Roman" w:eastAsia="Times New Roman" w:cs="Times New Roman"/>
+        </w:rPr>
+        <w:t>（</w:t>
+      </w:r>
+      <w:r>
+        <w:rPr>
+          <w:rFonts w:hint="eastAsia" w:ascii="Times New Roman" w:hAnsi="Times New Roman" w:eastAsia="FangSong" w:cs="Times New Roman"/>
+        </w:rPr>
+        <w:t>房号</w:t>
+      </w:r>
+      <w:r>
+        <w:rPr>
+          <w:rFonts w:hint="eastAsia" w:ascii="Times New Roman" w:hAnsi="Times New Roman" w:eastAsia="Times New Roman" w:cs="Times New Roman"/>
+        </w:rPr>
+        <w:t>）。</w:t>
+      </w:r>
+      <w:r>
+        <w:rPr>
+          <w:rFonts w:hint="eastAsia" w:ascii="Times New Roman" w:hAnsi="Times New Roman" w:eastAsia="FangSong" w:cs="Times New Roman"/>
+        </w:rPr>
+        <w:t>四个量子数完整描述一个电子的</w:t>
+      </w:r>
+      <w:r>
+        <w:rPr>
+          <w:rFonts w:hint="eastAsia" w:ascii="Times New Roman" w:hAnsi="Times New Roman" w:eastAsia="Times New Roman" w:cs="Times New Roman"/>
+        </w:rPr>
+        <w:t>”</w:t>
+      </w:r>
+      <w:r>
+        <w:rPr>
+          <w:rFonts w:hint="eastAsia" w:ascii="Times New Roman" w:hAnsi="Times New Roman" w:eastAsia="FangSong" w:cs="Times New Roman"/>
+        </w:rPr>
+        <w:t>住址</w:t>
+      </w:r>
+      <w:r>
+        <w:rPr>
+          <w:rFonts w:hint="eastAsia" w:ascii="Times New Roman" w:hAnsi="Times New Roman" w:eastAsia="Times New Roman" w:cs="Times New Roman"/>
+        </w:rPr>
+        <w:t>”。</w:t>
+      </w:r>
+    </w:p>
+    <w:p>
+      <w:pPr>
+        <w:pStyle w:val="FirstParagraph"/>
         <w:ind w:firstLine="420"/>
       </w:pPr>
       <w:r>
@@ -12135,6 +12057,7 @@
     <w:p>
       <w:pPr>
         <w:pStyle w:val="BodyText"/>
+        <w:spacing w:after="80"/>
         <w:ind w:firstLine="420"/>
       </w:pPr>
       <w:r>
@@ -12210,122 +12133,779 @@
         <w:t>。</w:t>
       </w:r>
     </w:p>
+    <w:tbl>
+      <w:tblPr>
+        <w:tblStyle w:val="Table"/>
+        <w:tblW w:type="auto" w:w="0"/>
+        <w:tblLook w:firstRow="1" w:lastRow="0" w:firstColumn="0" w:lastColumn="0" w:noHBand="0" w:noVBand="0" w:val="0020"/>
+        <w:jc w:val="center"/>
+        <w:tblBorders>
+          <w:top w:val="single" w:sz="12" w:space="0" w:color="333333"/>
+          <w:bottom w:val="single" w:sz="12" w:space="0" w:color="333333"/>
+          <w:left w:val="none"/>
+          <w:right w:val="none"/>
+          <w:insideH w:val="none"/>
+          <w:insideV w:val="none"/>
+        </w:tblBorders>
+      </w:tblPr>
+      <w:tblGrid>
+        <w:gridCol w:w="1320"/>
+        <w:gridCol w:w="1320"/>
+        <w:gridCol w:w="1320"/>
+        <w:gridCol w:w="1320"/>
+        <w:gridCol w:w="1320"/>
+        <w:gridCol w:w="1320"/>
+      </w:tblGrid>
+      <w:tr>
+        <w:trPr>
+          <w:tblHeader w:val="on"/>
+        </w:trPr>
+        <w:tc>
+          <w:tcPr>
+            <w:tcBorders>
+              <w:bottom w:val="single" w:sz="6" w:space="0" w:color="333333"/>
+            </w:tcBorders>
+          </w:tcPr>
+          <w:p>
+            <w:pPr>
+              <w:pStyle w:val="Compact"/>
+              <w:jc w:val="center"/>
+            </w:pPr>
+            <w:r>
+              <w:rPr>
+                <w:rFonts w:ascii="Times New Roman" w:hAnsi="Times New Roman" w:eastAsia="Times New Roman" w:cs="Times New Roman"/>
+                <w:b/>
+              </w:rPr>
+              <w:t xml:space="preserve">n</w:t>
+            </w:r>
+          </w:p>
+        </w:tc>
+        <w:tc>
+          <w:tcPr>
+            <w:tcBorders>
+              <w:bottom w:val="single" w:sz="6" w:space="0" w:color="333333"/>
+            </w:tcBorders>
+          </w:tcPr>
+          <w:p>
+            <w:pPr>
+              <w:pStyle w:val="Compact"/>
+              <w:jc w:val="center"/>
+            </w:pPr>
+            <w:r>
+              <w:rPr>
+                <w:rFonts w:hint="eastAsia" w:ascii="Times New Roman" w:hAnsi="Times New Roman" w:eastAsia="SimHei" w:cs="Times New Roman"/>
+                <w:b/>
+              </w:rPr>
+              <w:t xml:space="preserve">能层</w:t>
+            </w:r>
+          </w:p>
+        </w:tc>
+        <w:tc>
+          <w:tcPr>
+            <w:tcBorders>
+              <w:bottom w:val="single" w:sz="6" w:space="0" w:color="333333"/>
+            </w:tcBorders>
+          </w:tcPr>
+          <w:p>
+            <w:pPr>
+              <w:pStyle w:val="Compact"/>
+              <w:jc w:val="center"/>
+            </w:pPr>
+            <w:r>
+              <w:rPr>
+                <w:rFonts w:ascii="Times New Roman" w:hAnsi="Times New Roman" w:eastAsia="Times New Roman" w:cs="Times New Roman"/>
+                <w:b/>
+              </w:rPr>
+              <w:t xml:space="preserve">l</w:t>
+            </w:r>
+          </w:p>
+        </w:tc>
+        <w:tc>
+          <w:tcPr>
+            <w:tcBorders>
+              <w:bottom w:val="single" w:sz="6" w:space="0" w:color="333333"/>
+            </w:tcBorders>
+          </w:tcPr>
+          <w:p>
+            <w:pPr>
+              <w:pStyle w:val="Compact"/>
+              <w:jc w:val="center"/>
+            </w:pPr>
+            <w:r>
+              <w:rPr>
+                <w:rFonts w:hint="eastAsia" w:ascii="Times New Roman" w:hAnsi="Times New Roman" w:eastAsia="SimHei" w:cs="Times New Roman"/>
+                <w:b/>
+              </w:rPr>
+              <w:t xml:space="preserve">能级</w:t>
+            </w:r>
+          </w:p>
+        </w:tc>
+        <w:tc>
+          <w:tcPr>
+            <w:tcBorders>
+              <w:bottom w:val="single" w:sz="6" w:space="0" w:color="333333"/>
+            </w:tcBorders>
+          </w:tcPr>
+          <w:p>
+            <w:pPr>
+              <w:pStyle w:val="Compact"/>
+              <w:jc w:val="center"/>
+            </w:pPr>
+            <w:r>
+              <w:rPr>
+                <w:rFonts w:ascii="Times New Roman" w:hAnsi="Times New Roman" w:eastAsia="Times New Roman" w:cs="Times New Roman"/>
+                <w:b/>
+              </w:rPr>
+              <w:t xml:space="preserve">m</w:t>
+            </w:r>
+          </w:p>
+        </w:tc>
+        <w:tc>
+          <w:tcPr>
+            <w:tcBorders>
+              <w:bottom w:val="single" w:sz="6" w:space="0" w:color="333333"/>
+            </w:tcBorders>
+          </w:tcPr>
+          <w:p>
+            <w:pPr>
+              <w:pStyle w:val="Compact"/>
+              <w:jc w:val="center"/>
+            </w:pPr>
+            <w:r>
+              <w:rPr>
+                <w:rFonts w:hint="eastAsia" w:ascii="Times New Roman" w:hAnsi="Times New Roman" w:eastAsia="SimHei" w:cs="Times New Roman"/>
+                <w:b/>
+              </w:rPr>
+              <w:t xml:space="preserve">原子轨道</w:t>
+            </w:r>
+          </w:p>
+        </w:tc>
+      </w:tr>
+      <w:tr>
+        <w:tc>
+          <w:tcPr/>
+          <w:p>
+            <w:pPr>
+              <w:pStyle w:val="Compact"/>
+              <w:jc w:val="center"/>
+            </w:pPr>
+          </w:p>
+        </w:tc>
+        <w:tc>
+          <w:tcPr/>
+          <w:p>
+            <w:pPr>
+              <w:pStyle w:val="Compact"/>
+              <w:jc w:val="center"/>
+            </w:pPr>
+            <w:r>
+              <w:rPr>
+                <w:rFonts w:ascii="Times New Roman" w:hAnsi="Times New Roman" w:eastAsia="Times New Roman" w:cs="Times New Roman"/>
+              </w:rPr>
+              <w:t xml:space="preserve">K</w:t>
+            </w:r>
+          </w:p>
+        </w:tc>
+        <w:tc>
+          <w:tcPr/>
+          <w:p>
+            <w:pPr>
+              <w:pStyle w:val="Compact"/>
+              <w:jc w:val="center"/>
+            </w:pPr>
+          </w:p>
+        </w:tc>
+        <w:tc>
+          <w:tcPr/>
+          <w:p>
+            <w:pPr>
+              <w:pStyle w:val="Compact"/>
+              <w:jc w:val="center"/>
+            </w:pPr>
+          </w:p>
+        </w:tc>
+        <w:tc>
+          <w:tcPr/>
+          <w:p>
+            <w:pPr>
+              <w:pStyle w:val="Compact"/>
+              <w:jc w:val="center"/>
+            </w:pPr>
+          </w:p>
+        </w:tc>
+        <w:tc>
+          <w:tcPr/>
+          <w:p>
+            <w:pPr>
+              <w:pStyle w:val="Compact"/>
+              <w:jc w:val="center"/>
+            </w:pPr>
+          </w:p>
+        </w:tc>
+      </w:tr>
+      <w:tr>
+        <w:tc>
+          <w:tcPr/>
+          <w:p>
+            <w:pPr>
+              <w:pStyle w:val="Compact"/>
+              <w:jc w:val="center"/>
+            </w:pPr>
+          </w:p>
+        </w:tc>
+        <w:tc>
+          <w:tcPr/>
+          <w:p>
+            <w:pPr>
+              <w:pStyle w:val="Compact"/>
+              <w:jc w:val="center"/>
+            </w:pPr>
+            <w:r>
+              <w:rPr>
+                <w:rFonts w:ascii="Times New Roman" w:hAnsi="Times New Roman" w:eastAsia="Times New Roman" w:cs="Times New Roman"/>
+              </w:rPr>
+              <w:t xml:space="preserve">L</w:t>
+            </w:r>
+          </w:p>
+        </w:tc>
+        <w:tc>
+          <w:tcPr/>
+          <w:p>
+            <w:pPr>
+              <w:pStyle w:val="Compact"/>
+              <w:jc w:val="center"/>
+            </w:pPr>
+          </w:p>
+        </w:tc>
+        <w:tc>
+          <w:tcPr/>
+          <w:p>
+            <w:pPr>
+              <w:pStyle w:val="Compact"/>
+              <w:jc w:val="center"/>
+            </w:pPr>
+          </w:p>
+        </w:tc>
+        <w:tc>
+          <w:tcPr/>
+          <w:p>
+            <w:pPr>
+              <w:pStyle w:val="Compact"/>
+              <w:jc w:val="center"/>
+            </w:pPr>
+          </w:p>
+        </w:tc>
+        <w:tc>
+          <w:tcPr/>
+          <w:p>
+            <w:pPr>
+              <w:pStyle w:val="Compact"/>
+              <w:jc w:val="center"/>
+            </w:pPr>
+          </w:p>
+        </w:tc>
+      </w:tr>
+      <w:tr>
+        <w:tc>
+          <w:tcPr/>
+          <w:p>
+            <w:pPr>
+              <w:pStyle w:val="Compact"/>
+              <w:jc w:val="center"/>
+            </w:pPr>
+          </w:p>
+        </w:tc>
+        <w:tc>
+          <w:tcPr/>
+          <w:p>
+            <w:pPr>
+              <w:pStyle w:val="Compact"/>
+              <w:jc w:val="center"/>
+            </w:pPr>
+            <w:r>
+              <w:rPr>
+                <w:rFonts w:ascii="Times New Roman" w:hAnsi="Times New Roman" w:eastAsia="Times New Roman" w:cs="Times New Roman"/>
+              </w:rPr>
+              <w:t xml:space="preserve">L</w:t>
+            </w:r>
+          </w:p>
+        </w:tc>
+        <w:tc>
+          <w:tcPr/>
+          <w:p>
+            <w:pPr>
+              <w:pStyle w:val="Compact"/>
+              <w:jc w:val="center"/>
+            </w:pPr>
+          </w:p>
+        </w:tc>
+        <w:tc>
+          <w:tcPr/>
+          <w:p>
+            <w:pPr>
+              <w:pStyle w:val="Compact"/>
+              <w:jc w:val="center"/>
+            </w:pPr>
+          </w:p>
+        </w:tc>
+        <w:tc>
+          <w:tcPr/>
+          <w:p>
+            <w:pPr>
+              <w:pStyle w:val="Compact"/>
+              <w:jc w:val="center"/>
+            </w:pPr>
+          </w:p>
+        </w:tc>
+        <w:tc>
+          <w:tcPr/>
+          <w:p>
+            <w:pPr>
+              <w:pStyle w:val="Compact"/>
+              <w:jc w:val="center"/>
+            </w:pPr>
+          </w:p>
+        </w:tc>
+      </w:tr>
+      <w:tr>
+        <w:tc>
+          <w:tcPr/>
+          <w:p>
+            <w:pPr>
+              <w:pStyle w:val="Compact"/>
+              <w:jc w:val="center"/>
+            </w:pPr>
+          </w:p>
+        </w:tc>
+        <w:tc>
+          <w:tcPr/>
+          <w:p>
+            <w:pPr>
+              <w:pStyle w:val="Compact"/>
+              <w:jc w:val="center"/>
+            </w:pPr>
+            <w:r>
+              <w:rPr>
+                <w:rFonts w:ascii="Times New Roman" w:hAnsi="Times New Roman" w:eastAsia="Times New Roman" w:cs="Times New Roman"/>
+              </w:rPr>
+              <w:t xml:space="preserve">M</w:t>
+            </w:r>
+          </w:p>
+        </w:tc>
+        <w:tc>
+          <w:tcPr/>
+          <w:p>
+            <w:pPr>
+              <w:pStyle w:val="Compact"/>
+              <w:jc w:val="center"/>
+            </w:pPr>
+          </w:p>
+        </w:tc>
+        <w:tc>
+          <w:tcPr/>
+          <w:p>
+            <w:pPr>
+              <w:pStyle w:val="Compact"/>
+              <w:jc w:val="center"/>
+            </w:pPr>
+          </w:p>
+        </w:tc>
+        <w:tc>
+          <w:tcPr/>
+          <w:p>
+            <w:pPr>
+              <w:pStyle w:val="Compact"/>
+              <w:jc w:val="center"/>
+            </w:pPr>
+          </w:p>
+        </w:tc>
+        <w:tc>
+          <w:tcPr/>
+          <w:p>
+            <w:pPr>
+              <w:pStyle w:val="Compact"/>
+              <w:jc w:val="center"/>
+            </w:pPr>
+          </w:p>
+        </w:tc>
+      </w:tr>
+      <w:tr>
+        <w:tc>
+          <w:tcPr/>
+          <w:p>
+            <w:pPr>
+              <w:pStyle w:val="Compact"/>
+              <w:jc w:val="center"/>
+            </w:pPr>
+          </w:p>
+        </w:tc>
+        <w:tc>
+          <w:tcPr/>
+          <w:p>
+            <w:pPr>
+              <w:pStyle w:val="Compact"/>
+              <w:jc w:val="center"/>
+            </w:pPr>
+            <w:r>
+              <w:rPr>
+                <w:rFonts w:ascii="Times New Roman" w:hAnsi="Times New Roman" w:eastAsia="Times New Roman" w:cs="Times New Roman"/>
+              </w:rPr>
+              <w:t xml:space="preserve">M</w:t>
+            </w:r>
+          </w:p>
+        </w:tc>
+        <w:tc>
+          <w:tcPr/>
+          <w:p>
+            <w:pPr>
+              <w:pStyle w:val="Compact"/>
+              <w:jc w:val="center"/>
+            </w:pPr>
+          </w:p>
+        </w:tc>
+        <w:tc>
+          <w:tcPr/>
+          <w:p>
+            <w:pPr>
+              <w:pStyle w:val="Compact"/>
+              <w:jc w:val="center"/>
+            </w:pPr>
+          </w:p>
+        </w:tc>
+        <w:tc>
+          <w:tcPr/>
+          <w:p>
+            <w:pPr>
+              <w:pStyle w:val="Compact"/>
+              <w:jc w:val="center"/>
+            </w:pPr>
+          </w:p>
+        </w:tc>
+        <w:tc>
+          <w:tcPr/>
+          <w:p>
+            <w:pPr>
+              <w:pStyle w:val="Compact"/>
+              <w:jc w:val="center"/>
+            </w:pPr>
+          </w:p>
+        </w:tc>
+      </w:tr>
+      <w:tr>
+        <w:tc>
+          <w:tcPr/>
+          <w:p>
+            <w:pPr>
+              <w:pStyle w:val="Compact"/>
+              <w:jc w:val="center"/>
+            </w:pPr>
+          </w:p>
+        </w:tc>
+        <w:tc>
+          <w:tcPr/>
+          <w:p>
+            <w:pPr>
+              <w:pStyle w:val="Compact"/>
+              <w:jc w:val="center"/>
+            </w:pPr>
+            <w:r>
+              <w:rPr>
+                <w:rFonts w:ascii="Times New Roman" w:hAnsi="Times New Roman" w:eastAsia="Times New Roman" w:cs="Times New Roman"/>
+              </w:rPr>
+              <w:t xml:space="preserve">M</w:t>
+            </w:r>
+          </w:p>
+        </w:tc>
+        <w:tc>
+          <w:tcPr/>
+          <w:p>
+            <w:pPr>
+              <w:pStyle w:val="Compact"/>
+              <w:jc w:val="center"/>
+            </w:pPr>
+          </w:p>
+        </w:tc>
+        <w:tc>
+          <w:tcPr/>
+          <w:p>
+            <w:pPr>
+              <w:pStyle w:val="Compact"/>
+              <w:jc w:val="center"/>
+            </w:pPr>
+          </w:p>
+        </w:tc>
+        <w:tc>
+          <w:tcPr/>
+          <w:p>
+            <w:pPr>
+              <w:pStyle w:val="Compact"/>
+              <w:jc w:val="center"/>
+            </w:pPr>
+          </w:p>
+        </w:tc>
+        <w:tc>
+          <w:tcPr/>
+          <w:p>
+            <w:pPr>
+              <w:pStyle w:val="Compact"/>
+              <w:jc w:val="center"/>
+            </w:pPr>
+          </w:p>
+        </w:tc>
+      </w:tr>
+      <w:tr>
+        <w:tc>
+          <w:tcPr/>
+          <w:p>
+            <w:pPr>
+              <w:pStyle w:val="Compact"/>
+              <w:jc w:val="center"/>
+            </w:pPr>
+          </w:p>
+        </w:tc>
+        <w:tc>
+          <w:tcPr/>
+          <w:p>
+            <w:pPr>
+              <w:pStyle w:val="Compact"/>
+              <w:jc w:val="center"/>
+            </w:pPr>
+            <w:r>
+              <w:rPr>
+                <w:rFonts w:ascii="Times New Roman" w:hAnsi="Times New Roman" w:eastAsia="Times New Roman" w:cs="Times New Roman"/>
+              </w:rPr>
+              <w:t xml:space="preserve">N</w:t>
+            </w:r>
+          </w:p>
+        </w:tc>
+        <w:tc>
+          <w:tcPr/>
+          <w:p>
+            <w:pPr>
+              <w:pStyle w:val="Compact"/>
+              <w:jc w:val="center"/>
+            </w:pPr>
+          </w:p>
+        </w:tc>
+        <w:tc>
+          <w:tcPr/>
+          <w:p>
+            <w:pPr>
+              <w:pStyle w:val="Compact"/>
+              <w:jc w:val="center"/>
+            </w:pPr>
+          </w:p>
+        </w:tc>
+        <w:tc>
+          <w:tcPr/>
+          <w:p>
+            <w:pPr>
+              <w:pStyle w:val="Compact"/>
+              <w:jc w:val="center"/>
+            </w:pPr>
+          </w:p>
+        </w:tc>
+        <w:tc>
+          <w:tcPr/>
+          <w:p>
+            <w:pPr>
+              <w:pStyle w:val="Compact"/>
+              <w:jc w:val="center"/>
+            </w:pPr>
+          </w:p>
+        </w:tc>
+      </w:tr>
+      <w:tr>
+        <w:tc>
+          <w:tcPr/>
+          <w:p>
+            <w:pPr>
+              <w:pStyle w:val="Compact"/>
+              <w:jc w:val="center"/>
+            </w:pPr>
+          </w:p>
+        </w:tc>
+        <w:tc>
+          <w:tcPr/>
+          <w:p>
+            <w:pPr>
+              <w:pStyle w:val="Compact"/>
+              <w:jc w:val="center"/>
+            </w:pPr>
+            <w:r>
+              <w:rPr>
+                <w:rFonts w:ascii="Times New Roman" w:hAnsi="Times New Roman" w:eastAsia="Times New Roman" w:cs="Times New Roman"/>
+              </w:rPr>
+              <w:t xml:space="preserve">N</w:t>
+            </w:r>
+          </w:p>
+        </w:tc>
+        <w:tc>
+          <w:tcPr/>
+          <w:p>
+            <w:pPr>
+              <w:pStyle w:val="Compact"/>
+              <w:jc w:val="center"/>
+            </w:pPr>
+          </w:p>
+        </w:tc>
+        <w:tc>
+          <w:tcPr/>
+          <w:p>
+            <w:pPr>
+              <w:pStyle w:val="Compact"/>
+              <w:jc w:val="center"/>
+            </w:pPr>
+          </w:p>
+        </w:tc>
+        <w:tc>
+          <w:tcPr/>
+          <w:p>
+            <w:pPr>
+              <w:pStyle w:val="Compact"/>
+              <w:jc w:val="center"/>
+            </w:pPr>
+          </w:p>
+        </w:tc>
+        <w:tc>
+          <w:tcPr/>
+          <w:p>
+            <w:pPr>
+              <w:pStyle w:val="Compact"/>
+              <w:jc w:val="center"/>
+            </w:pPr>
+          </w:p>
+        </w:tc>
+      </w:tr>
+      <w:tr>
+        <w:tc>
+          <w:tcPr/>
+          <w:p>
+            <w:pPr>
+              <w:pStyle w:val="Compact"/>
+              <w:jc w:val="center"/>
+            </w:pPr>
+          </w:p>
+        </w:tc>
+        <w:tc>
+          <w:tcPr/>
+          <w:p>
+            <w:pPr>
+              <w:pStyle w:val="Compact"/>
+              <w:jc w:val="center"/>
+            </w:pPr>
+            <w:r>
+              <w:rPr>
+                <w:rFonts w:ascii="Times New Roman" w:hAnsi="Times New Roman" w:eastAsia="Times New Roman" w:cs="Times New Roman"/>
+              </w:rPr>
+              <w:t xml:space="preserve">N</w:t>
+            </w:r>
+          </w:p>
+        </w:tc>
+        <w:tc>
+          <w:tcPr/>
+          <w:p>
+            <w:pPr>
+              <w:pStyle w:val="Compact"/>
+              <w:jc w:val="center"/>
+            </w:pPr>
+          </w:p>
+        </w:tc>
+        <w:tc>
+          <w:tcPr/>
+          <w:p>
+            <w:pPr>
+              <w:pStyle w:val="Compact"/>
+              <w:jc w:val="center"/>
+            </w:pPr>
+          </w:p>
+        </w:tc>
+        <w:tc>
+          <w:tcPr/>
+          <w:p>
+            <w:pPr>
+              <w:pStyle w:val="Compact"/>
+              <w:jc w:val="center"/>
+            </w:pPr>
+          </w:p>
+        </w:tc>
+        <w:tc>
+          <w:tcPr/>
+          <w:p>
+            <w:pPr>
+              <w:pStyle w:val="Compact"/>
+              <w:jc w:val="center"/>
+            </w:pPr>
+          </w:p>
+        </w:tc>
+      </w:tr>
+      <w:tr>
+        <w:tc>
+          <w:tcPr/>
+          <w:p>
+            <w:pPr>
+              <w:pStyle w:val="Compact"/>
+              <w:jc w:val="center"/>
+            </w:pPr>
+          </w:p>
+        </w:tc>
+        <w:tc>
+          <w:tcPr/>
+          <w:p>
+            <w:pPr>
+              <w:pStyle w:val="Compact"/>
+              <w:jc w:val="center"/>
+            </w:pPr>
+            <w:r>
+              <w:rPr>
+                <w:rFonts w:ascii="Times New Roman" w:hAnsi="Times New Roman" w:eastAsia="Times New Roman" w:cs="Times New Roman"/>
+              </w:rPr>
+              <w:t xml:space="preserve">N</w:t>
+            </w:r>
+          </w:p>
+        </w:tc>
+        <w:tc>
+          <w:tcPr/>
+          <w:p>
+            <w:pPr>
+              <w:pStyle w:val="Compact"/>
+              <w:jc w:val="center"/>
+            </w:pPr>
+          </w:p>
+        </w:tc>
+        <w:tc>
+          <w:tcPr/>
+          <w:p>
+            <w:pPr>
+              <w:pStyle w:val="Compact"/>
+              <w:jc w:val="center"/>
+            </w:pPr>
+          </w:p>
+        </w:tc>
+        <w:tc>
+          <w:tcPr/>
+          <w:p>
+            <w:pPr>
+              <w:pStyle w:val="Compact"/>
+              <w:jc w:val="center"/>
+            </w:pPr>
+          </w:p>
+        </w:tc>
+        <w:tc>
+          <w:tcPr/>
+          <w:p>
+            <w:pPr>
+              <w:pStyle w:val="Compact"/>
+              <w:jc w:val="center"/>
+            </w:pPr>
+          </w:p>
+        </w:tc>
+      </w:tr>
+    </w:tbl>
     <w:p>
       <w:pPr>
         <w:pStyle w:val="BodyText"/>
-      </w:pPr>
-      <w:r>
-        <w:rPr>
-          <w:rFonts w:ascii="Times New Roman" w:hAnsi="Times New Roman" w:eastAsia="Times New Roman" w:cs="Times New Roman"/>
-        </w:rPr>
-        <w:t xml:space="preserve">n</w:t>
-      </w:r>
-    </w:p>
-    <w:p>
-      <w:pPr>
-        <w:pStyle w:val="BodyText"/>
-        <w:ind w:firstLine="420"/>
-      </w:pPr>
-      <w:r>
-        <w:rPr>
-          <w:rFonts w:hint="eastAsia" w:ascii="Times New Roman" w:hAnsi="Times New Roman" w:eastAsia="FangSong" w:cs="Times New Roman"/>
-        </w:rPr>
-        <w:t xml:space="preserve">能层</w:t>
-      </w:r>
-    </w:p>
-    <w:p>
-      <w:pPr>
-        <w:pStyle w:val="BodyText"/>
-      </w:pPr>
-      <w:r>
-        <w:rPr>
-          <w:rFonts w:ascii="Times New Roman" w:hAnsi="Times New Roman" w:eastAsia="Times New Roman" w:cs="Times New Roman"/>
-        </w:rPr>
-        <w:t xml:space="preserve">l</w:t>
-      </w:r>
-    </w:p>
-    <w:p>
-      <w:pPr>
-        <w:pStyle w:val="BodyText"/>
-        <w:ind w:firstLine="420"/>
-      </w:pPr>
-      <w:r>
-        <w:rPr>
-          <w:rFonts w:hint="eastAsia" w:ascii="Times New Roman" w:hAnsi="Times New Roman" w:eastAsia="FangSong" w:cs="Times New Roman"/>
-        </w:rPr>
-        <w:t xml:space="preserve">能级</w:t>
-      </w:r>
-    </w:p>
-    <w:p>
-      <w:pPr>
-        <w:pStyle w:val="BodyText"/>
-      </w:pPr>
-      <w:r>
-        <w:rPr>
-          <w:rFonts w:ascii="Times New Roman" w:hAnsi="Times New Roman" w:eastAsia="Times New Roman" w:cs="Times New Roman"/>
-        </w:rPr>
-        <w:t xml:space="preserve">m</w:t>
-      </w:r>
-    </w:p>
-    <w:p>
-      <w:pPr>
-        <w:pStyle w:val="BodyText"/>
-        <w:ind w:firstLine="420"/>
-      </w:pPr>
-      <w:r>
-        <w:rPr>
-          <w:rFonts w:hint="eastAsia" w:ascii="Times New Roman" w:hAnsi="Times New Roman" w:eastAsia="FangSong" w:cs="Times New Roman"/>
-        </w:rPr>
-        <w:t xml:space="preserve">原子轨道</w:t>
-      </w:r>
-    </w:p>
-    <w:p>
-      <w:pPr>
-        <w:pStyle w:val="BodyText"/>
-      </w:pPr>
-      <w:r>
-        <w:rPr>
-          <w:rFonts w:ascii="Times New Roman" w:hAnsi="Times New Roman" w:eastAsia="Times New Roman" w:cs="Times New Roman"/>
-        </w:rPr>
-        <w:t xml:space="preserve">K</w:t>
-      </w:r>
-    </w:p>
-    <w:p>
-      <w:pPr>
-        <w:pStyle w:val="BodyText"/>
-      </w:pPr>
-      <w:r>
-        <w:rPr>
-          <w:rFonts w:ascii="Times New Roman" w:hAnsi="Times New Roman" w:eastAsia="Times New Roman" w:cs="Times New Roman"/>
-        </w:rPr>
-        <w:t xml:space="preserve">L</w:t>
-      </w:r>
-    </w:p>
-    <w:p>
-      <w:pPr>
-        <w:pStyle w:val="BodyText"/>
-      </w:pPr>
-      <w:r>
-        <w:rPr>
-          <w:rFonts w:ascii="Times New Roman" w:hAnsi="Times New Roman" w:eastAsia="Times New Roman" w:cs="Times New Roman"/>
-        </w:rPr>
-        <w:t xml:space="preserve">M</w:t>
-      </w:r>
-    </w:p>
-    <w:p>
-      <w:pPr>
-        <w:pStyle w:val="BodyText"/>
-      </w:pPr>
-      <w:r>
-        <w:rPr>
-          <w:rFonts w:ascii="Times New Roman" w:hAnsi="Times New Roman" w:eastAsia="Times New Roman" w:cs="Times New Roman"/>
-        </w:rPr>
-        <w:t xml:space="preserve">N</w:t>
-      </w:r>
-    </w:p>
-    <w:p>
-      <w:pPr>
-        <w:pStyle w:val="BodyText"/>
+        <w:spacing w:before="120"/>
       </w:pPr>
       <m:oMath>
         <m:oMathPr>
@@ -16032,9 +16612,9 @@
         </w:tblBorders>
       </w:tblPr>
       <w:tblGrid>
-        <w:gridCol w:w="2640"/>
-        <w:gridCol w:w="2640"/>
-        <w:gridCol w:w="2640"/>
+        <w:gridCol w:w="2262"/>
+        <w:gridCol w:w="2828"/>
+        <w:gridCol w:w="2828"/>
       </w:tblGrid>
       <w:tr>
         <w:trPr>
@@ -16633,17 +17213,17 @@
         </w:rPr>
         <w:t xml:space="preserve">深入思考</w:t>
       </w:r>
-      <w:r>
-        <w:rPr>
-          <w:rFonts w:ascii="Times New Roman" w:hAnsi="Times New Roman" w:eastAsia="Times New Roman" w:cs="Times New Roman"/>
-        </w:rPr>
-        <w:t xml:space="preserve"> </w:t>
-      </w:r>
-      <w:r>
-        <w:rPr>
-          <w:rFonts w:ascii="Times New Roman" w:hAnsi="Times New Roman" w:eastAsia="Times New Roman" w:cs="Times New Roman"/>
-        </w:rPr>
-        <w:t xml:space="preserve">&gt; 4s </w:t>
+    </w:p>
+    <w:p>
+      <w:pPr>
+        <w:pStyle w:val="BlockText"/>
+        <w:ind w:firstLine="420"/>
+      </w:pPr>
+      <w:r>
+        <w:rPr>
+          <w:rFonts w:ascii="Times New Roman" w:hAnsi="Times New Roman" w:eastAsia="Times New Roman" w:cs="Times New Roman"/>
+        </w:rPr>
+        <w:t xml:space="preserve">4s </w:t>
       </w:r>
       <w:r>
         <w:rPr>
@@ -16777,12 +17357,12 @@
         </w:rPr>
         <w:t>。</w:t>
       </w:r>
-      <w:r>
-        <w:rPr>
-          <w:rFonts w:ascii="Times New Roman" w:hAnsi="Times New Roman" w:eastAsia="Times New Roman" w:cs="Times New Roman"/>
-        </w:rPr>
-        <w:t xml:space="preserve"> </w:t>
-      </w:r>
+    </w:p>
+    <w:p>
+      <w:pPr>
+        <w:pStyle w:val="FirstParagraph"/>
+        <w:ind w:firstLine="420"/>
+      </w:pPr>
       <w:r>
         <w:rPr>
           <w:rFonts w:hint="eastAsia" w:ascii="Times New Roman" w:hAnsi="Times New Roman" w:eastAsia="FangSong" w:cs="Times New Roman"/>
@@ -17484,234 +18064,228 @@
         </w:rPr>
         <w:t xml:space="preserve">深入思考</w:t>
       </w:r>
-      <w:r>
-        <w:rPr>
-          <w:rFonts w:ascii="Times New Roman" w:hAnsi="Times New Roman" w:eastAsia="Times New Roman" w:cs="Times New Roman"/>
-        </w:rPr>
-        <w:t xml:space="preserve"> </w:t>
-      </w:r>
-      <w:r>
-        <w:rPr>
-          <w:rFonts w:ascii="Times New Roman" w:hAnsi="Times New Roman" w:eastAsia="Times New Roman" w:cs="Times New Roman"/>
-        </w:rPr>
-        <w:t xml:space="preserve">&gt; </w:t>
-      </w:r>
-      <w:r>
-        <w:rPr>
-          <w:rFonts w:hint="eastAsia" w:ascii="Times New Roman" w:hAnsi="Times New Roman" w:eastAsia="FangSong" w:cs="Times New Roman"/>
-        </w:rPr>
-        <w:t>屏蔽效应可以用</w:t>
-      </w:r>
-      <w:r>
-        <w:rPr>
-          <w:rFonts w:hint="eastAsia" w:ascii="Times New Roman" w:hAnsi="Times New Roman" w:eastAsia="Times New Roman" w:cs="Times New Roman"/>
-        </w:rPr>
-        <w:t>”</w:t>
-      </w:r>
-      <w:r>
-        <w:rPr>
-          <w:rFonts w:hint="eastAsia" w:ascii="Times New Roman" w:hAnsi="Times New Roman" w:eastAsia="FangSong" w:cs="Times New Roman"/>
-        </w:rPr>
-        <w:t>盾牌</w:t>
-      </w:r>
-      <w:r>
-        <w:rPr>
-          <w:rFonts w:hint="eastAsia" w:ascii="Times New Roman" w:hAnsi="Times New Roman" w:eastAsia="Times New Roman" w:cs="Times New Roman"/>
-        </w:rPr>
-        <w:t>”</w:t>
-      </w:r>
-      <w:r>
-        <w:rPr>
-          <w:rFonts w:hint="eastAsia" w:ascii="Times New Roman" w:hAnsi="Times New Roman" w:eastAsia="FangSong" w:cs="Times New Roman"/>
-        </w:rPr>
-        <w:t>类比</w:t>
-      </w:r>
-      <w:r>
-        <w:rPr>
-          <w:rFonts w:hint="eastAsia" w:ascii="Times New Roman" w:hAnsi="Times New Roman" w:eastAsia="Times New Roman" w:cs="Times New Roman"/>
-        </w:rPr>
-        <w:t>——3d</w:t>
-      </w:r>
-      <w:r>
-        <w:rPr>
-          <w:rFonts w:hint="eastAsia" w:ascii="Times New Roman" w:hAnsi="Times New Roman" w:eastAsia="FangSong" w:cs="Times New Roman"/>
-        </w:rPr>
-        <w:t>电子被</w:t>
-      </w:r>
-      <w:r>
-        <w:rPr>
-          <w:rFonts w:hint="eastAsia" w:ascii="Times New Roman" w:hAnsi="Times New Roman" w:eastAsia="Times New Roman" w:cs="Times New Roman"/>
-        </w:rPr>
-        <w:t>3s/3p</w:t>
-      </w:r>
-      <w:r>
-        <w:rPr>
-          <w:rFonts w:hint="eastAsia" w:ascii="Times New Roman" w:hAnsi="Times New Roman" w:eastAsia="FangSong" w:cs="Times New Roman"/>
-        </w:rPr>
-        <w:t>电子云挡住</w:t>
-      </w:r>
-      <w:r>
-        <w:rPr>
-          <w:rFonts w:hint="eastAsia" w:ascii="Times New Roman" w:hAnsi="Times New Roman" w:eastAsia="Times New Roman" w:cs="Times New Roman"/>
-        </w:rPr>
-        <w:t>，</w:t>
-      </w:r>
-      <w:r>
-        <w:rPr>
-          <w:rFonts w:hint="eastAsia" w:ascii="Times New Roman" w:hAnsi="Times New Roman" w:eastAsia="FangSong" w:cs="Times New Roman"/>
-        </w:rPr>
-        <w:t>像躲在盾牌后面感受不到核的引力</w:t>
-      </w:r>
-      <w:r>
-        <w:rPr>
-          <w:rFonts w:hint="eastAsia" w:ascii="Times New Roman" w:hAnsi="Times New Roman" w:eastAsia="Times New Roman" w:cs="Times New Roman"/>
-        </w:rPr>
-        <w:t>。Slater</w:t>
-      </w:r>
-      <w:r>
-        <w:rPr>
-          <w:rFonts w:hint="eastAsia" w:ascii="Times New Roman" w:hAnsi="Times New Roman" w:eastAsia="FangSong" w:cs="Times New Roman"/>
-        </w:rPr>
-        <w:t>规则在本讲为</w:t>
-      </w:r>
-      <w:r>
-        <w:rPr>
-          <w:rFonts w:hint="eastAsia" w:ascii="Times New Roman" w:hAnsi="Times New Roman" w:eastAsia="FangSong" w:cs="Times New Roman"/>
-          <w:b/>
-          <w:bCs/>
-        </w:rPr>
-        <w:t xml:space="preserve">掌握性要求</w:t>
-      </w:r>
-      <w:r>
-        <w:rPr>
-          <w:rFonts w:hint="eastAsia" w:ascii="Times New Roman" w:hAnsi="Times New Roman" w:eastAsia="Times New Roman" w:cs="Times New Roman"/>
-        </w:rPr>
-        <w:t>——</w:t>
-      </w:r>
-      <w:r>
-        <w:rPr>
-          <w:rFonts w:hint="eastAsia" w:ascii="Times New Roman" w:hAnsi="Times New Roman" w:eastAsia="FangSong" w:cs="Times New Roman"/>
-        </w:rPr>
-        <w:t>须会用</w:t>
-      </w:r>
-      <w:r>
-        <w:rPr>
-          <w:rFonts w:ascii="Times New Roman" w:hAnsi="Times New Roman" w:eastAsia="Times New Roman" w:cs="Times New Roman"/>
-        </w:rPr>
-        <w:t xml:space="preserve"> Na+Ti </w:t>
-      </w:r>
-      <w:r>
-        <w:rPr>
-          <w:rFonts w:hint="eastAsia" w:ascii="Times New Roman" w:hAnsi="Times New Roman" w:eastAsia="FangSong" w:cs="Times New Roman"/>
-        </w:rPr>
-        <w:t xml:space="preserve">完整示例做</w:t>
-      </w:r>
-      <w:r>
-        <w:rPr>
-          <w:rFonts w:ascii="Times New Roman" w:hAnsi="Times New Roman" w:eastAsia="Times New Roman" w:cs="Times New Roman"/>
-        </w:rPr>
-        <w:t xml:space="preserve"> Z* </w:t>
-      </w:r>
-      <w:r>
-        <w:rPr>
-          <w:rFonts w:hint="eastAsia" w:ascii="Times New Roman" w:hAnsi="Times New Roman" w:eastAsia="FangSong" w:cs="Times New Roman"/>
-        </w:rPr>
-        <w:t>和轨道能量计算</w:t>
-      </w:r>
-      <w:r>
-        <w:rPr>
-          <w:rFonts w:hint="eastAsia" w:ascii="Times New Roman" w:hAnsi="Times New Roman" w:eastAsia="Times New Roman" w:cs="Times New Roman"/>
-        </w:rPr>
-        <w:t>（</w:t>
-      </w:r>
-      <w:r>
-        <w:rPr>
-          <w:rFonts w:hint="eastAsia" w:ascii="Times New Roman" w:hAnsi="Times New Roman" w:eastAsia="FangSong" w:cs="Times New Roman"/>
-        </w:rPr>
-        <w:t>覆盖</w:t>
-      </w:r>
-      <w:r>
-        <w:rPr>
-          <w:rFonts w:ascii="Times New Roman" w:hAnsi="Times New Roman" w:eastAsia="Times New Roman" w:cs="Times New Roman"/>
-        </w:rPr>
-        <w:t xml:space="preserve"> s/p/d </w:t>
-      </w:r>
-      <w:r>
-        <w:rPr>
-          <w:rFonts w:hint="eastAsia" w:ascii="Times New Roman" w:hAnsi="Times New Roman" w:eastAsia="FangSong" w:cs="Times New Roman"/>
-        </w:rPr>
-        <w:t>全轨道类型</w:t>
-      </w:r>
-      <w:r>
-        <w:rPr>
-          <w:rFonts w:hint="eastAsia" w:ascii="Times New Roman" w:hAnsi="Times New Roman" w:eastAsia="Times New Roman" w:cs="Times New Roman"/>
-        </w:rPr>
-        <w:t>），</w:t>
-      </w:r>
-      <w:r>
-        <w:rPr>
-          <w:rFonts w:hint="eastAsia" w:ascii="Times New Roman" w:hAnsi="Times New Roman" w:eastAsia="FangSong" w:cs="Times New Roman"/>
-        </w:rPr>
-        <w:t>但不要求像习题集那样每元素都算</w:t>
-      </w:r>
-      <w:r>
-        <w:rPr>
-          <w:rFonts w:hint="eastAsia" w:ascii="Times New Roman" w:hAnsi="Times New Roman" w:eastAsia="Times New Roman" w:cs="Times New Roman"/>
-        </w:rPr>
-        <w:t>。</w:t>
-      </w:r>
-      <w:r>
-        <w:rPr>
-          <w:rFonts w:hint="eastAsia" w:ascii="Times New Roman" w:hAnsi="Times New Roman" w:eastAsia="FangSong" w:cs="Times New Roman"/>
-        </w:rPr>
-        <w:t>详见</w:t>
-      </w:r>
-      <w:r>
-        <w:rPr>
-          <w:rFonts w:ascii="Times New Roman" w:hAnsi="Times New Roman" w:eastAsia="Times New Roman" w:cs="Times New Roman"/>
-        </w:rPr>
-        <w:t xml:space="preserve"> </w:t>
-      </w:r>
-      <w:r>
-        <w:rPr>
-          <w:rFonts w:hint="eastAsia" w:ascii="Times New Roman" w:hAnsi="Times New Roman" w:eastAsia="FangSong" w:cs="Times New Roman"/>
-        </w:rPr>
-        <w:t>备课思路</w:t>
-      </w:r>
-      <w:r>
-        <w:rPr>
-          <w:rFonts w:hint="eastAsia" w:ascii="Times New Roman" w:hAnsi="Times New Roman" w:eastAsia="Times New Roman" w:cs="Times New Roman"/>
-        </w:rPr>
-        <w:t>/</w:t>
-      </w:r>
-      <w:r>
-        <w:rPr>
-          <w:rFonts w:hint="eastAsia" w:ascii="Times New Roman" w:hAnsi="Times New Roman" w:eastAsia="FangSong" w:cs="Times New Roman"/>
-        </w:rPr>
-        <w:t>深度边界调整说明</w:t>
-      </w:r>
-      <w:r>
-        <w:rPr>
-          <w:rFonts w:hint="eastAsia" w:ascii="Times New Roman" w:hAnsi="Times New Roman" w:eastAsia="Times New Roman" w:cs="Times New Roman"/>
-        </w:rPr>
-        <w:t>-</w:t>
-      </w:r>
-      <w:r>
-        <w:rPr>
-          <w:rFonts w:hint="eastAsia" w:ascii="Times New Roman" w:hAnsi="Times New Roman" w:eastAsia="FangSong" w:cs="Times New Roman"/>
-        </w:rPr>
-        <w:t>原子结构超级充实版</w:t>
-      </w:r>
-      <w:r>
-        <w:rPr>
-          <w:rFonts w:hint="eastAsia" w:ascii="Times New Roman" w:hAnsi="Times New Roman" w:eastAsia="Times New Roman" w:cs="Times New Roman"/>
-        </w:rPr>
-        <w:t>。</w:t>
-      </w:r>
     </w:p>
     <w:p>
       <w:pPr>
-        <w:pStyle w:val="BodyText"/>
+        <w:pStyle w:val="BlockText"/>
+        <w:ind w:firstLine="420"/>
+      </w:pPr>
+      <w:r>
+        <w:rPr>
+          <w:rFonts w:hint="eastAsia" w:ascii="Times New Roman" w:hAnsi="Times New Roman" w:eastAsia="FangSong" w:cs="Times New Roman"/>
+        </w:rPr>
+        <w:t>屏蔽效应可以用</w:t>
+      </w:r>
+      <w:r>
+        <w:rPr>
+          <w:rFonts w:hint="eastAsia" w:ascii="Times New Roman" w:hAnsi="Times New Roman" w:eastAsia="Times New Roman" w:cs="Times New Roman"/>
+        </w:rPr>
+        <w:t>”</w:t>
+      </w:r>
+      <w:r>
+        <w:rPr>
+          <w:rFonts w:hint="eastAsia" w:ascii="Times New Roman" w:hAnsi="Times New Roman" w:eastAsia="FangSong" w:cs="Times New Roman"/>
+        </w:rPr>
+        <w:t>盾牌</w:t>
+      </w:r>
+      <w:r>
+        <w:rPr>
+          <w:rFonts w:hint="eastAsia" w:ascii="Times New Roman" w:hAnsi="Times New Roman" w:eastAsia="Times New Roman" w:cs="Times New Roman"/>
+        </w:rPr>
+        <w:t>”</w:t>
+      </w:r>
+      <w:r>
+        <w:rPr>
+          <w:rFonts w:hint="eastAsia" w:ascii="Times New Roman" w:hAnsi="Times New Roman" w:eastAsia="FangSong" w:cs="Times New Roman"/>
+        </w:rPr>
+        <w:t>类比</w:t>
+      </w:r>
+      <w:r>
+        <w:rPr>
+          <w:rFonts w:hint="eastAsia" w:ascii="Times New Roman" w:hAnsi="Times New Roman" w:eastAsia="Times New Roman" w:cs="Times New Roman"/>
+        </w:rPr>
+        <w:t>——3d</w:t>
+      </w:r>
+      <w:r>
+        <w:rPr>
+          <w:rFonts w:hint="eastAsia" w:ascii="Times New Roman" w:hAnsi="Times New Roman" w:eastAsia="FangSong" w:cs="Times New Roman"/>
+        </w:rPr>
+        <w:t>电子被</w:t>
+      </w:r>
+      <w:r>
+        <w:rPr>
+          <w:rFonts w:hint="eastAsia" w:ascii="Times New Roman" w:hAnsi="Times New Roman" w:eastAsia="Times New Roman" w:cs="Times New Roman"/>
+        </w:rPr>
+        <w:t>3s/3p</w:t>
+      </w:r>
+      <w:r>
+        <w:rPr>
+          <w:rFonts w:hint="eastAsia" w:ascii="Times New Roman" w:hAnsi="Times New Roman" w:eastAsia="FangSong" w:cs="Times New Roman"/>
+        </w:rPr>
+        <w:t>电子云挡住</w:t>
+      </w:r>
+      <w:r>
+        <w:rPr>
+          <w:rFonts w:hint="eastAsia" w:ascii="Times New Roman" w:hAnsi="Times New Roman" w:eastAsia="Times New Roman" w:cs="Times New Roman"/>
+        </w:rPr>
+        <w:t>，</w:t>
+      </w:r>
+      <w:r>
+        <w:rPr>
+          <w:rFonts w:hint="eastAsia" w:ascii="Times New Roman" w:hAnsi="Times New Roman" w:eastAsia="FangSong" w:cs="Times New Roman"/>
+        </w:rPr>
+        <w:t>像躲在盾牌后面感受不到核的引力</w:t>
+      </w:r>
+      <w:r>
+        <w:rPr>
+          <w:rFonts w:hint="eastAsia" w:ascii="Times New Roman" w:hAnsi="Times New Roman" w:eastAsia="Times New Roman" w:cs="Times New Roman"/>
+        </w:rPr>
+        <w:t>。Slater</w:t>
+      </w:r>
+      <w:r>
+        <w:rPr>
+          <w:rFonts w:hint="eastAsia" w:ascii="Times New Roman" w:hAnsi="Times New Roman" w:eastAsia="FangSong" w:cs="Times New Roman"/>
+        </w:rPr>
+        <w:t>规则在本讲为</w:t>
+      </w:r>
+      <w:r>
+        <w:rPr>
+          <w:rFonts w:hint="eastAsia" w:ascii="Times New Roman" w:hAnsi="Times New Roman" w:eastAsia="FangSong" w:cs="Times New Roman"/>
+          <w:b/>
+          <w:bCs/>
+        </w:rPr>
+        <w:t xml:space="preserve">掌握性要求</w:t>
+      </w:r>
+      <w:r>
+        <w:rPr>
+          <w:rFonts w:hint="eastAsia" w:ascii="Times New Roman" w:hAnsi="Times New Roman" w:eastAsia="Times New Roman" w:cs="Times New Roman"/>
+        </w:rPr>
+        <w:t>——</w:t>
+      </w:r>
+      <w:r>
+        <w:rPr>
+          <w:rFonts w:hint="eastAsia" w:ascii="Times New Roman" w:hAnsi="Times New Roman" w:eastAsia="FangSong" w:cs="Times New Roman"/>
+        </w:rPr>
+        <w:t>须会用</w:t>
+      </w:r>
+      <w:r>
+        <w:rPr>
+          <w:rFonts w:ascii="Times New Roman" w:hAnsi="Times New Roman" w:eastAsia="Times New Roman" w:cs="Times New Roman"/>
+        </w:rPr>
+        <w:t xml:space="preserve"> Na+Ti </w:t>
+      </w:r>
+      <w:r>
+        <w:rPr>
+          <w:rFonts w:hint="eastAsia" w:ascii="Times New Roman" w:hAnsi="Times New Roman" w:eastAsia="FangSong" w:cs="Times New Roman"/>
+        </w:rPr>
+        <w:t xml:space="preserve">完整示例做</w:t>
+      </w:r>
+      <w:r>
+        <w:rPr>
+          <w:rFonts w:ascii="Times New Roman" w:hAnsi="Times New Roman" w:eastAsia="Times New Roman" w:cs="Times New Roman"/>
+        </w:rPr>
+        <w:t xml:space="preserve"> Z* </w:t>
+      </w:r>
+      <w:r>
+        <w:rPr>
+          <w:rFonts w:hint="eastAsia" w:ascii="Times New Roman" w:hAnsi="Times New Roman" w:eastAsia="FangSong" w:cs="Times New Roman"/>
+        </w:rPr>
+        <w:t>和轨道能量计算</w:t>
+      </w:r>
+      <w:r>
+        <w:rPr>
+          <w:rFonts w:hint="eastAsia" w:ascii="Times New Roman" w:hAnsi="Times New Roman" w:eastAsia="Times New Roman" w:cs="Times New Roman"/>
+        </w:rPr>
+        <w:t>（</w:t>
+      </w:r>
+      <w:r>
+        <w:rPr>
+          <w:rFonts w:hint="eastAsia" w:ascii="Times New Roman" w:hAnsi="Times New Roman" w:eastAsia="FangSong" w:cs="Times New Roman"/>
+        </w:rPr>
+        <w:t>覆盖</w:t>
+      </w:r>
+      <w:r>
+        <w:rPr>
+          <w:rFonts w:ascii="Times New Roman" w:hAnsi="Times New Roman" w:eastAsia="Times New Roman" w:cs="Times New Roman"/>
+        </w:rPr>
+        <w:t xml:space="preserve"> s/p/d </w:t>
+      </w:r>
+      <w:r>
+        <w:rPr>
+          <w:rFonts w:hint="eastAsia" w:ascii="Times New Roman" w:hAnsi="Times New Roman" w:eastAsia="FangSong" w:cs="Times New Roman"/>
+        </w:rPr>
+        <w:t>全轨道类型</w:t>
+      </w:r>
+      <w:r>
+        <w:rPr>
+          <w:rFonts w:hint="eastAsia" w:ascii="Times New Roman" w:hAnsi="Times New Roman" w:eastAsia="Times New Roman" w:cs="Times New Roman"/>
+        </w:rPr>
+        <w:t>），</w:t>
+      </w:r>
+      <w:r>
+        <w:rPr>
+          <w:rFonts w:hint="eastAsia" w:ascii="Times New Roman" w:hAnsi="Times New Roman" w:eastAsia="FangSong" w:cs="Times New Roman"/>
+        </w:rPr>
+        <w:t>但不要求像习题集那样每元素都算</w:t>
+      </w:r>
+      <w:r>
+        <w:rPr>
+          <w:rFonts w:hint="eastAsia" w:ascii="Times New Roman" w:hAnsi="Times New Roman" w:eastAsia="Times New Roman" w:cs="Times New Roman"/>
+        </w:rPr>
+        <w:t>。</w:t>
+      </w:r>
+      <w:r>
+        <w:rPr>
+          <w:rFonts w:hint="eastAsia" w:ascii="Times New Roman" w:hAnsi="Times New Roman" w:eastAsia="FangSong" w:cs="Times New Roman"/>
+        </w:rPr>
+        <w:t>详见</w:t>
+      </w:r>
+      <w:r>
+        <w:rPr>
+          <w:rFonts w:ascii="Times New Roman" w:hAnsi="Times New Roman" w:eastAsia="Times New Roman" w:cs="Times New Roman"/>
+        </w:rPr>
+        <w:t xml:space="preserve"> </w:t>
+      </w:r>
+      <w:r>
+        <w:rPr>
+          <w:rFonts w:hint="eastAsia" w:ascii="Times New Roman" w:hAnsi="Times New Roman" w:eastAsia="FangSong" w:cs="Times New Roman"/>
+        </w:rPr>
+        <w:t>备课思路</w:t>
+      </w:r>
+      <w:r>
+        <w:rPr>
+          <w:rFonts w:hint="eastAsia" w:ascii="Times New Roman" w:hAnsi="Times New Roman" w:eastAsia="Times New Roman" w:cs="Times New Roman"/>
+        </w:rPr>
+        <w:t>/</w:t>
+      </w:r>
+      <w:r>
+        <w:rPr>
+          <w:rFonts w:hint="eastAsia" w:ascii="Times New Roman" w:hAnsi="Times New Roman" w:eastAsia="FangSong" w:cs="Times New Roman"/>
+        </w:rPr>
+        <w:t>深度边界调整说明</w:t>
+      </w:r>
+      <w:r>
+        <w:rPr>
+          <w:rFonts w:hint="eastAsia" w:ascii="Times New Roman" w:hAnsi="Times New Roman" w:eastAsia="Times New Roman" w:cs="Times New Roman"/>
+        </w:rPr>
+        <w:t>-</w:t>
+      </w:r>
+      <w:r>
+        <w:rPr>
+          <w:rFonts w:hint="eastAsia" w:ascii="Times New Roman" w:hAnsi="Times New Roman" w:eastAsia="FangSong" w:cs="Times New Roman"/>
+        </w:rPr>
+        <w:t>原子结构超级充实版</w:t>
+      </w:r>
+      <w:r>
+        <w:rPr>
+          <w:rFonts w:hint="eastAsia" w:ascii="Times New Roman" w:hAnsi="Times New Roman" w:eastAsia="Times New Roman" w:cs="Times New Roman"/>
+        </w:rPr>
+        <w:t>。</w:t>
+      </w:r>
+    </w:p>
+    <w:p>
+      <w:pPr>
+        <w:pStyle w:val="FirstParagraph"/>
         <w:ind w:firstLine="420"/>
       </w:pPr>
       <w:r>
@@ -19593,6 +20167,230 @@
         </w:rPr>
         <w:t xml:space="preserve">深入思考</w:t>
       </w:r>
+    </w:p>
+    <w:p>
+      <w:pPr>
+        <w:pStyle w:val="BlockText"/>
+        <w:ind w:firstLine="420"/>
+      </w:pPr>
+      <w:r>
+        <w:rPr>
+          <w:rFonts w:hint="eastAsia" w:ascii="Times New Roman" w:hAnsi="Times New Roman" w:eastAsia="Times New Roman" w:cs="Times New Roman"/>
+        </w:rPr>
+        <w:t>「</w:t>
+      </w:r>
+      <w:r>
+        <w:rPr>
+          <w:rFonts w:hint="eastAsia" w:ascii="Times New Roman" w:hAnsi="Times New Roman" w:eastAsia="FangSong" w:cs="Times New Roman"/>
+        </w:rPr>
+        <w:t>半满全满更稳定</w:t>
+      </w:r>
+      <w:r>
+        <w:rPr>
+          <w:rFonts w:hint="eastAsia" w:ascii="Times New Roman" w:hAnsi="Times New Roman" w:eastAsia="Times New Roman" w:cs="Times New Roman"/>
+        </w:rPr>
+        <w:t>，Cr</w:t>
+      </w:r>
+      <w:r>
+        <w:rPr>
+          <w:rFonts w:hint="eastAsia" w:ascii="Times New Roman" w:hAnsi="Times New Roman" w:eastAsia="FangSong" w:cs="Times New Roman"/>
+        </w:rPr>
+        <w:t>和</w:t>
+      </w:r>
+      <w:r>
+        <w:rPr>
+          <w:rFonts w:hint="eastAsia" w:ascii="Times New Roman" w:hAnsi="Times New Roman" w:eastAsia="Times New Roman" w:cs="Times New Roman"/>
+        </w:rPr>
+        <w:t>Cu</w:t>
+      </w:r>
+      <w:r>
+        <w:rPr>
+          <w:rFonts w:hint="eastAsia" w:ascii="Times New Roman" w:hAnsi="Times New Roman" w:eastAsia="FangSong" w:cs="Times New Roman"/>
+        </w:rPr>
+        <w:t>要记住</w:t>
+      </w:r>
+      <w:r>
+        <w:rPr>
+          <w:rFonts w:hint="eastAsia" w:ascii="Times New Roman" w:hAnsi="Times New Roman" w:eastAsia="Times New Roman" w:cs="Times New Roman"/>
+        </w:rPr>
+        <w:t>」——</w:t>
+      </w:r>
+      <w:r>
+        <w:rPr>
+          <w:rFonts w:hint="eastAsia" w:ascii="Times New Roman" w:hAnsi="Times New Roman" w:eastAsia="FangSong" w:cs="Times New Roman"/>
+        </w:rPr>
+        <w:t>只记得</w:t>
+      </w:r>
+      <w:r>
+        <w:rPr>
+          <w:rFonts w:hint="eastAsia" w:ascii="Times New Roman" w:hAnsi="Times New Roman" w:eastAsia="Times New Roman" w:cs="Times New Roman"/>
+        </w:rPr>
+        <w:t>Cr</w:t>
+      </w:r>
+      <w:r>
+        <w:rPr>
+          <w:rFonts w:hint="eastAsia" w:ascii="Times New Roman" w:hAnsi="Times New Roman" w:eastAsia="FangSong" w:cs="Times New Roman"/>
+        </w:rPr>
+        <w:t>和</w:t>
+      </w:r>
+      <w:r>
+        <w:rPr>
+          <w:rFonts w:hint="eastAsia" w:ascii="Times New Roman" w:hAnsi="Times New Roman" w:eastAsia="Times New Roman" w:cs="Times New Roman"/>
+        </w:rPr>
+        <w:t>Cu</w:t>
+      </w:r>
+      <w:r>
+        <w:rPr>
+          <w:rFonts w:hint="eastAsia" w:ascii="Times New Roman" w:hAnsi="Times New Roman" w:eastAsia="FangSong" w:cs="Times New Roman"/>
+        </w:rPr>
+        <w:t>两组特例即可</w:t>
+      </w:r>
+      <w:r>
+        <w:rPr>
+          <w:rFonts w:hint="eastAsia" w:ascii="Times New Roman" w:hAnsi="Times New Roman" w:eastAsia="Times New Roman" w:cs="Times New Roman"/>
+        </w:rPr>
+        <w:t>，</w:t>
+      </w:r>
+      <w:r>
+        <w:rPr>
+          <w:rFonts w:hint="eastAsia" w:ascii="Times New Roman" w:hAnsi="Times New Roman" w:eastAsia="FangSong" w:cs="Times New Roman"/>
+        </w:rPr>
+        <w:t>其余过渡金属不适用</w:t>
+      </w:r>
+      <w:r>
+        <w:rPr>
+          <w:rFonts w:hint="eastAsia" w:ascii="Times New Roman" w:hAnsi="Times New Roman" w:eastAsia="Times New Roman" w:cs="Times New Roman"/>
+        </w:rPr>
+        <w:t>。</w:t>
+      </w:r>
+      <w:r>
+        <w:rPr>
+          <w:rFonts w:hint="eastAsia" w:ascii="Times New Roman" w:hAnsi="Times New Roman" w:eastAsia="FangSong" w:cs="Times New Roman"/>
+        </w:rPr>
+        <w:t>发生率</w:t>
+      </w:r>
+      <w:r>
+        <w:rPr>
+          <w:rFonts w:hint="eastAsia" w:ascii="Times New Roman" w:hAnsi="Times New Roman" w:eastAsia="Times New Roman" w:cs="Times New Roman"/>
+        </w:rPr>
+        <w:t>~40%</w:t>
+      </w:r>
+      <w:r>
+        <w:rPr>
+          <w:rFonts w:hint="eastAsia" w:ascii="Times New Roman" w:hAnsi="Times New Roman" w:eastAsia="FangSong" w:cs="Times New Roman"/>
+        </w:rPr>
+        <w:t>的常见错误是每次都记混到底是</w:t>
+      </w:r>
+      <w:r>
+        <w:rPr>
+          <w:rFonts w:hint="eastAsia" w:ascii="Times New Roman" w:hAnsi="Times New Roman" w:eastAsia="Times New Roman" w:cs="Times New Roman"/>
+        </w:rPr>
+        <w:t>4s</w:t>
+      </w:r>
+      <w:r>
+        <w:rPr>
+          <w:rFonts w:hint="eastAsia" w:ascii="Times New Roman" w:hAnsi="Times New Roman" w:eastAsia="Times New Roman" w:cs="Times New Roman"/>
+          <w:vertAlign w:val="superscript"/>
+        </w:rPr>
+        <w:t>1</w:t>
+      </w:r>
+      <w:r>
+        <w:rPr>
+          <w:rFonts w:hint="eastAsia" w:ascii="Times New Roman" w:hAnsi="Times New Roman" w:eastAsia="Times New Roman" w:cs="Times New Roman"/>
+        </w:rPr>
+        <w:t>3d</w:t>
+      </w:r>
+      <w:r>
+        <w:rPr>
+          <w:rFonts w:hint="eastAsia" w:ascii="Times New Roman" w:hAnsi="Times New Roman" w:eastAsia="Times New Roman" w:cs="Times New Roman"/>
+          <w:vertAlign w:val="superscript"/>
+        </w:rPr>
+        <w:t>5</w:t>
+      </w:r>
+      <w:r>
+        <w:rPr>
+          <w:rFonts w:hint="eastAsia" w:ascii="Times New Roman" w:hAnsi="Times New Roman" w:eastAsia="FangSong" w:cs="Times New Roman"/>
+        </w:rPr>
+        <w:t>还是</w:t>
+      </w:r>
+      <w:r>
+        <w:rPr>
+          <w:rFonts w:hint="eastAsia" w:ascii="Times New Roman" w:hAnsi="Times New Roman" w:eastAsia="Times New Roman" w:cs="Times New Roman"/>
+        </w:rPr>
+        <w:t>4s</w:t>
+      </w:r>
+      <w:r>
+        <w:rPr>
+          <w:rFonts w:hint="eastAsia" w:ascii="Times New Roman" w:hAnsi="Times New Roman" w:eastAsia="Times New Roman" w:cs="Times New Roman"/>
+          <w:vertAlign w:val="superscript"/>
+        </w:rPr>
+        <w:t>2</w:t>
+      </w:r>
+      <w:r>
+        <w:rPr>
+          <w:rFonts w:hint="eastAsia" w:ascii="Times New Roman" w:hAnsi="Times New Roman" w:eastAsia="Times New Roman" w:cs="Times New Roman"/>
+        </w:rPr>
+        <w:t>3d</w:t>
+      </w:r>
+      <w:r>
+        <w:rPr>
+          <w:rFonts w:hint="eastAsia" w:ascii="Times New Roman" w:hAnsi="Times New Roman" w:eastAsia="Times New Roman" w:cs="Times New Roman"/>
+          <w:vertAlign w:val="superscript"/>
+        </w:rPr>
+        <w:t>4</w:t>
+      </w:r>
+      <w:r>
+        <w:rPr>
+          <w:rFonts w:hint="eastAsia" w:ascii="Times New Roman" w:hAnsi="Times New Roman" w:eastAsia="Times New Roman" w:cs="Times New Roman"/>
+        </w:rPr>
+        <w:t>。</w:t>
+      </w:r>
+    </w:p>
+    <w:p>
+      <w:pPr>
+        <w:pStyle w:val="FirstParagraph"/>
+        <w:ind w:firstLine="420"/>
+      </w:pPr>
+      <w:r>
+        <w:rPr>
+          <w:rFonts w:hint="eastAsia" w:ascii="Times New Roman" w:hAnsi="Times New Roman" w:eastAsia="FangSong" w:cs="Times New Roman"/>
+          <w:b/>
+          <w:bCs/>
+        </w:rPr>
+        <w:t>易错点</w:t>
+      </w:r>
+      <w:r>
+        <w:rPr>
+          <w:rFonts w:hint="eastAsia" w:ascii="Times New Roman" w:hAnsi="Times New Roman" w:eastAsia="Times New Roman" w:cs="Times New Roman"/>
+          <w:b/>
+          <w:bCs/>
+        </w:rPr>
+        <w:t>：</w:t>
+      </w:r>
+      <w:r>
+        <w:rPr>
+          <w:rFonts w:hint="eastAsia" w:ascii="Times New Roman" w:hAnsi="Times New Roman" w:eastAsia="FangSong" w:cs="Times New Roman"/>
+          <w:b/>
+          <w:bCs/>
+        </w:rPr>
+        <w:t>填充顺序</w:t>
+      </w:r>
+      <w:r>
+        <w:rPr>
+          <w:rFonts w:hint="eastAsia" w:ascii="Times New Roman" w:hAnsi="Times New Roman" w:eastAsia="Times New Roman" w:cs="Times New Roman"/>
+          <w:b/>
+          <w:bCs/>
+        </w:rPr>
+        <w:t>≠</w:t>
+      </w:r>
+      <w:r>
+        <w:rPr>
+          <w:rFonts w:hint="eastAsia" w:ascii="Times New Roman" w:hAnsi="Times New Roman" w:eastAsia="FangSong" w:cs="Times New Roman"/>
+          <w:b/>
+          <w:bCs/>
+        </w:rPr>
+        <w:t>失电子顺序</w:t>
+      </w:r>
       <w:r>
         <w:rPr>
           <w:rFonts w:ascii="Times New Roman" w:hAnsi="Times New Roman" w:eastAsia="Times New Roman" w:cs="Times New Roman"/>
@@ -19603,7 +20401,177 @@
         <w:rPr>
           <w:rFonts w:ascii="Times New Roman" w:hAnsi="Times New Roman" w:eastAsia="Times New Roman" w:cs="Times New Roman"/>
         </w:rPr>
-        <w:t xml:space="preserve">&gt; </w:t>
+        <w:t xml:space="preserve">—— 4s </w:t>
+      </w:r>
+      <w:r>
+        <w:rPr>
+          <w:rFonts w:hint="eastAsia" w:ascii="Times New Roman" w:hAnsi="Times New Roman" w:eastAsia="FangSong" w:cs="Times New Roman"/>
+        </w:rPr>
+        <w:t xml:space="preserve">先于</w:t>
+      </w:r>
+      <w:r>
+        <w:rPr>
+          <w:rFonts w:ascii="Times New Roman" w:hAnsi="Times New Roman" w:eastAsia="Times New Roman" w:cs="Times New Roman"/>
+        </w:rPr>
+        <w:t xml:space="preserve"> 3d </w:t>
+      </w:r>
+      <w:r>
+        <w:rPr>
+          <w:rFonts w:hint="eastAsia" w:ascii="Times New Roman" w:hAnsi="Times New Roman" w:eastAsia="FangSong" w:cs="Times New Roman"/>
+        </w:rPr>
+        <w:t>填充</w:t>
+      </w:r>
+      <w:r>
+        <w:rPr>
+          <w:rFonts w:hint="eastAsia" w:ascii="Times New Roman" w:hAnsi="Times New Roman" w:eastAsia="Times New Roman" w:cs="Times New Roman"/>
+        </w:rPr>
+        <w:t>，</w:t>
+      </w:r>
+      <w:r>
+        <w:rPr>
+          <w:rFonts w:hint="eastAsia" w:ascii="Times New Roman" w:hAnsi="Times New Roman" w:eastAsia="FangSong" w:cs="Times New Roman"/>
+        </w:rPr>
+        <w:t>所以写电子排布时</w:t>
+      </w:r>
+      <w:r>
+        <w:rPr>
+          <w:rFonts w:ascii="Times New Roman" w:hAnsi="Times New Roman" w:eastAsia="Times New Roman" w:cs="Times New Roman"/>
+        </w:rPr>
+        <w:t xml:space="preserve"> 4s </w:t>
+      </w:r>
+      <w:r>
+        <w:rPr>
+          <w:rFonts w:hint="eastAsia" w:ascii="Times New Roman" w:hAnsi="Times New Roman" w:eastAsia="FangSong" w:cs="Times New Roman"/>
+        </w:rPr>
+        <w:t xml:space="preserve">写在</w:t>
+      </w:r>
+      <w:r>
+        <w:rPr>
+          <w:rFonts w:ascii="Times New Roman" w:hAnsi="Times New Roman" w:eastAsia="Times New Roman" w:cs="Times New Roman"/>
+        </w:rPr>
+        <w:t xml:space="preserve"> 3d </w:t>
+      </w:r>
+      <w:r>
+        <w:rPr>
+          <w:rFonts w:hint="eastAsia" w:ascii="Times New Roman" w:hAnsi="Times New Roman" w:eastAsia="FangSong" w:cs="Times New Roman"/>
+        </w:rPr>
+        <w:t>前面</w:t>
+      </w:r>
+      <w:r>
+        <w:rPr>
+          <w:rFonts w:hint="eastAsia" w:ascii="Times New Roman" w:hAnsi="Times New Roman" w:eastAsia="Times New Roman" w:cs="Times New Roman"/>
+        </w:rPr>
+        <w:t>（</w:t>
+      </w:r>
+      <w:r>
+        <w:rPr>
+          <w:rFonts w:hint="eastAsia" w:ascii="Times New Roman" w:hAnsi="Times New Roman" w:eastAsia="FangSong" w:cs="Times New Roman"/>
+        </w:rPr>
+        <w:t>如</w:t>
+      </w:r>
+      <w:r>
+        <w:rPr>
+          <w:rFonts w:ascii="Times New Roman" w:hAnsi="Times New Roman" w:eastAsia="Times New Roman" w:cs="Times New Roman"/>
+        </w:rPr>
+        <w:t xml:space="preserve"> Fe: </w:t>
+      </w:r>
+      <w:r>
+        <w:rPr>
+          <w:rFonts w:hint="eastAsia" w:ascii="Times New Roman" w:hAnsi="Times New Roman" w:eastAsia="Times New Roman" w:cs="Times New Roman"/>
+        </w:rPr>
+        <w:t>[Ar]4s</w:t>
+      </w:r>
+      <w:r>
+        <w:rPr>
+          <w:rFonts w:hint="eastAsia" w:ascii="Times New Roman" w:hAnsi="Times New Roman" w:eastAsia="Times New Roman" w:cs="Times New Roman"/>
+          <w:vertAlign w:val="superscript"/>
+        </w:rPr>
+        <w:t>2</w:t>
+      </w:r>
+      <w:r>
+        <w:rPr>
+          <w:rFonts w:hint="eastAsia" w:ascii="Times New Roman" w:hAnsi="Times New Roman" w:eastAsia="Times New Roman" w:cs="Times New Roman"/>
+        </w:rPr>
+        <w:t>3d</w:t>
+      </w:r>
+      <w:r>
+        <w:rPr>
+          <w:rFonts w:hint="eastAsia" w:ascii="Times New Roman" w:hAnsi="Times New Roman" w:eastAsia="Times New Roman" w:cs="Times New Roman"/>
+          <w:vertAlign w:val="superscript"/>
+        </w:rPr>
+        <w:t>6</w:t>
+      </w:r>
+      <w:r>
+        <w:rPr>
+          <w:rFonts w:hint="eastAsia" w:ascii="Times New Roman" w:hAnsi="Times New Roman" w:eastAsia="Times New Roman" w:cs="Times New Roman"/>
+        </w:rPr>
+        <w:t>）。</w:t>
+      </w:r>
+      <w:r>
+        <w:rPr>
+          <w:rFonts w:hint="eastAsia" w:ascii="Times New Roman" w:hAnsi="Times New Roman" w:eastAsia="FangSong" w:cs="Times New Roman"/>
+        </w:rPr>
+        <w:t>但</w:t>
+      </w:r>
+      <w:r>
+        <w:rPr>
+          <w:rFonts w:hint="eastAsia" w:ascii="Times New Roman" w:hAnsi="Times New Roman" w:eastAsia="FangSong" w:cs="Times New Roman"/>
+          <w:b/>
+          <w:bCs/>
+        </w:rPr>
+        <w:t xml:space="preserve">失电子时先失</w:t>
+      </w:r>
+      <w:r>
+        <w:rPr>
+          <w:rFonts w:ascii="Times New Roman" w:hAnsi="Times New Roman" w:eastAsia="Times New Roman" w:cs="Times New Roman"/>
+          <w:b/>
+          <w:bCs/>
+        </w:rPr>
+        <w:t xml:space="preserve"> 4s </w:t>
+      </w:r>
+      <w:r>
+        <w:rPr>
+          <w:rFonts w:hint="eastAsia" w:ascii="Times New Roman" w:hAnsi="Times New Roman" w:eastAsia="FangSong" w:cs="Times New Roman"/>
+          <w:b/>
+          <w:bCs/>
+        </w:rPr>
+        <w:t xml:space="preserve">电子</w:t>
+      </w:r>
+      <w:r>
+        <w:rPr>
+          <w:rFonts w:hint="eastAsia" w:ascii="Times New Roman" w:hAnsi="Times New Roman" w:eastAsia="Times New Roman" w:cs="Times New Roman"/>
+        </w:rPr>
+        <w:t>，</w:t>
+      </w:r>
+      <w:r>
+        <w:rPr>
+          <w:rFonts w:hint="eastAsia" w:ascii="Times New Roman" w:hAnsi="Times New Roman" w:eastAsia="FangSong" w:cs="Times New Roman"/>
+        </w:rPr>
+        <w:t>因为</w:t>
+      </w:r>
+      <w:r>
+        <w:rPr>
+          <w:rFonts w:ascii="Times New Roman" w:hAnsi="Times New Roman" w:eastAsia="Times New Roman" w:cs="Times New Roman"/>
+        </w:rPr>
+        <w:t xml:space="preserve"> 4s </w:t>
+      </w:r>
+      <w:r>
+        <w:rPr>
+          <w:rFonts w:hint="eastAsia" w:ascii="Times New Roman" w:hAnsi="Times New Roman" w:eastAsia="FangSong" w:cs="Times New Roman"/>
+        </w:rPr>
+        <w:t>电子离核更远</w:t>
+      </w:r>
+      <w:r>
+        <w:rPr>
+          <w:rFonts w:hint="eastAsia" w:ascii="Times New Roman" w:hAnsi="Times New Roman" w:eastAsia="Times New Roman" w:cs="Times New Roman"/>
+        </w:rPr>
+        <w:t>。</w:t>
+      </w:r>
+      <w:r>
+        <w:rPr>
+          <w:rFonts w:hint="eastAsia" w:ascii="Times New Roman" w:hAnsi="Times New Roman" w:eastAsia="FangSong" w:cs="Times New Roman"/>
+        </w:rPr>
+        <w:t>类比</w:t>
       </w:r>
       <w:r>
         <w:rPr>
@@ -19615,31 +20583,7 @@
         <w:rPr>
           <w:rFonts w:hint="eastAsia" w:ascii="Times New Roman" w:hAnsi="Times New Roman" w:eastAsia="FangSong" w:cs="Times New Roman"/>
         </w:rPr>
-        <w:t>半满全满更稳定</w:t>
-      </w:r>
-      <w:r>
-        <w:rPr>
-          <w:rFonts w:hint="eastAsia" w:ascii="Times New Roman" w:hAnsi="Times New Roman" w:eastAsia="Times New Roman" w:cs="Times New Roman"/>
-        </w:rPr>
-        <w:t>，Cr</w:t>
-      </w:r>
-      <w:r>
-        <w:rPr>
-          <w:rFonts w:hint="eastAsia" w:ascii="Times New Roman" w:hAnsi="Times New Roman" w:eastAsia="FangSong" w:cs="Times New Roman"/>
-        </w:rPr>
-        <w:t>和</w:t>
-      </w:r>
-      <w:r>
-        <w:rPr>
-          <w:rFonts w:hint="eastAsia" w:ascii="Times New Roman" w:hAnsi="Times New Roman" w:eastAsia="Times New Roman" w:cs="Times New Roman"/>
-        </w:rPr>
-        <w:t>Cu</w:t>
-      </w:r>
-      <w:r>
-        <w:rPr>
-          <w:rFonts w:hint="eastAsia" w:ascii="Times New Roman" w:hAnsi="Times New Roman" w:eastAsia="FangSong" w:cs="Times New Roman"/>
-        </w:rPr>
-        <w:t>要记住</w:t>
+        <w:t>酒店大堂</w:t>
       </w:r>
       <w:r>
         <w:rPr>
@@ -19651,131 +20595,43 @@
         <w:rPr>
           <w:rFonts w:hint="eastAsia" w:ascii="Times New Roman" w:hAnsi="Times New Roman" w:eastAsia="FangSong" w:cs="Times New Roman"/>
         </w:rPr>
-        <w:t>只记得</w:t>
-      </w:r>
-      <w:r>
-        <w:rPr>
-          <w:rFonts w:hint="eastAsia" w:ascii="Times New Roman" w:hAnsi="Times New Roman" w:eastAsia="Times New Roman" w:cs="Times New Roman"/>
-        </w:rPr>
-        <w:t>Cr</w:t>
-      </w:r>
-      <w:r>
-        <w:rPr>
-          <w:rFonts w:hint="eastAsia" w:ascii="Times New Roman" w:hAnsi="Times New Roman" w:eastAsia="FangSong" w:cs="Times New Roman"/>
-        </w:rPr>
-        <w:t>和</w:t>
-      </w:r>
-      <w:r>
-        <w:rPr>
-          <w:rFonts w:hint="eastAsia" w:ascii="Times New Roman" w:hAnsi="Times New Roman" w:eastAsia="Times New Roman" w:cs="Times New Roman"/>
-        </w:rPr>
-        <w:t>Cu</w:t>
-      </w:r>
-      <w:r>
-        <w:rPr>
-          <w:rFonts w:hint="eastAsia" w:ascii="Times New Roman" w:hAnsi="Times New Roman" w:eastAsia="FangSong" w:cs="Times New Roman"/>
-        </w:rPr>
-        <w:t>两组特例即可</w:t>
-      </w:r>
-      <w:r>
-        <w:rPr>
-          <w:rFonts w:hint="eastAsia" w:ascii="Times New Roman" w:hAnsi="Times New Roman" w:eastAsia="Times New Roman" w:cs="Times New Roman"/>
-        </w:rPr>
-        <w:t>，</w:t>
-      </w:r>
-      <w:r>
-        <w:rPr>
-          <w:rFonts w:hint="eastAsia" w:ascii="Times New Roman" w:hAnsi="Times New Roman" w:eastAsia="FangSong" w:cs="Times New Roman"/>
-        </w:rPr>
-        <w:t>其余过渡金属不适用</w:t>
-      </w:r>
-      <w:r>
-        <w:rPr>
-          <w:rFonts w:hint="eastAsia" w:ascii="Times New Roman" w:hAnsi="Times New Roman" w:eastAsia="Times New Roman" w:cs="Times New Roman"/>
-        </w:rPr>
-        <w:t>。</w:t>
-      </w:r>
-      <w:r>
-        <w:rPr>
-          <w:rFonts w:hint="eastAsia" w:ascii="Times New Roman" w:hAnsi="Times New Roman" w:eastAsia="FangSong" w:cs="Times New Roman"/>
-        </w:rPr>
-        <w:t>发生率</w:t>
-      </w:r>
-      <w:r>
-        <w:rPr>
-          <w:rFonts w:hint="eastAsia" w:ascii="Times New Roman" w:hAnsi="Times New Roman" w:eastAsia="Times New Roman" w:cs="Times New Roman"/>
-        </w:rPr>
-        <w:t>~40%</w:t>
-      </w:r>
-      <w:r>
-        <w:rPr>
-          <w:rFonts w:hint="eastAsia" w:ascii="Times New Roman" w:hAnsi="Times New Roman" w:eastAsia="FangSong" w:cs="Times New Roman"/>
-        </w:rPr>
-        <w:t>的常见错误是每次都记混到底是</w:t>
-      </w:r>
-      <w:r>
-        <w:rPr>
-          <w:rFonts w:hint="eastAsia" w:ascii="Times New Roman" w:hAnsi="Times New Roman" w:eastAsia="Times New Roman" w:cs="Times New Roman"/>
-        </w:rPr>
-        <w:t>4s</w:t>
-      </w:r>
-      <w:r>
-        <w:rPr>
-          <w:rFonts w:hint="eastAsia" w:ascii="Times New Roman" w:hAnsi="Times New Roman" w:eastAsia="Times New Roman" w:cs="Times New Roman"/>
-          <w:vertAlign w:val="superscript"/>
-        </w:rPr>
-        <w:t>1</w:t>
-      </w:r>
-      <w:r>
-        <w:rPr>
-          <w:rFonts w:hint="eastAsia" w:ascii="Times New Roman" w:hAnsi="Times New Roman" w:eastAsia="Times New Roman" w:cs="Times New Roman"/>
-        </w:rPr>
-        <w:t>3d</w:t>
-      </w:r>
-      <w:r>
-        <w:rPr>
-          <w:rFonts w:hint="eastAsia" w:ascii="Times New Roman" w:hAnsi="Times New Roman" w:eastAsia="Times New Roman" w:cs="Times New Roman"/>
-          <w:vertAlign w:val="superscript"/>
-        </w:rPr>
-        <w:t>5</w:t>
-      </w:r>
-      <w:r>
-        <w:rPr>
-          <w:rFonts w:hint="eastAsia" w:ascii="Times New Roman" w:hAnsi="Times New Roman" w:eastAsia="FangSong" w:cs="Times New Roman"/>
-        </w:rPr>
-        <w:t>还是</w:t>
-      </w:r>
-      <w:r>
-        <w:rPr>
-          <w:rFonts w:hint="eastAsia" w:ascii="Times New Roman" w:hAnsi="Times New Roman" w:eastAsia="Times New Roman" w:cs="Times New Roman"/>
-        </w:rPr>
-        <w:t>4s</w:t>
-      </w:r>
-      <w:r>
-        <w:rPr>
-          <w:rFonts w:hint="eastAsia" w:ascii="Times New Roman" w:hAnsi="Times New Roman" w:eastAsia="Times New Roman" w:cs="Times New Roman"/>
-          <w:vertAlign w:val="superscript"/>
-        </w:rPr>
-        <w:t>2</w:t>
-      </w:r>
-      <w:r>
-        <w:rPr>
-          <w:rFonts w:hint="eastAsia" w:ascii="Times New Roman" w:hAnsi="Times New Roman" w:eastAsia="Times New Roman" w:cs="Times New Roman"/>
-        </w:rPr>
-        <w:t>3d</w:t>
-      </w:r>
-      <w:r>
-        <w:rPr>
-          <w:rFonts w:hint="eastAsia" w:ascii="Times New Roman" w:hAnsi="Times New Roman" w:eastAsia="Times New Roman" w:cs="Times New Roman"/>
-          <w:vertAlign w:val="superscript"/>
-        </w:rPr>
-        <w:t>4</w:t>
-      </w:r>
-      <w:r>
-        <w:rPr>
-          <w:rFonts w:hint="eastAsia" w:ascii="Times New Roman" w:hAnsi="Times New Roman" w:eastAsia="Times New Roman" w:cs="Times New Roman"/>
-        </w:rPr>
-        <w:t>。</w:t>
+        <w:t>入住时先到大堂</w:t>
+      </w:r>
+      <w:r>
+        <w:rPr>
+          <w:rFonts w:hint="eastAsia" w:ascii="Times New Roman" w:hAnsi="Times New Roman" w:eastAsia="Times New Roman" w:cs="Times New Roman"/>
+        </w:rPr>
+        <w:t>(4s)</w:t>
+      </w:r>
+      <w:r>
+        <w:rPr>
+          <w:rFonts w:hint="eastAsia" w:ascii="Times New Roman" w:hAnsi="Times New Roman" w:eastAsia="FangSong" w:cs="Times New Roman"/>
+        </w:rPr>
+        <w:t>再到房间</w:t>
+      </w:r>
+      <w:r>
+        <w:rPr>
+          <w:rFonts w:hint="eastAsia" w:ascii="Times New Roman" w:hAnsi="Times New Roman" w:eastAsia="Times New Roman" w:cs="Times New Roman"/>
+        </w:rPr>
+        <w:t>(3d)，</w:t>
+      </w:r>
+      <w:r>
+        <w:rPr>
+          <w:rFonts w:hint="eastAsia" w:ascii="Times New Roman" w:hAnsi="Times New Roman" w:eastAsia="FangSong" w:cs="Times New Roman"/>
+        </w:rPr>
+        <w:t>退房时也从大堂走</w:t>
+      </w:r>
+      <w:r>
+        <w:rPr>
+          <w:rFonts w:hint="eastAsia" w:ascii="Times New Roman" w:hAnsi="Times New Roman" w:eastAsia="Times New Roman" w:cs="Times New Roman"/>
+        </w:rPr>
+        <w:t>（</w:t>
+      </w:r>
+      <w:r>
+        <w:rPr>
+          <w:rFonts w:hint="eastAsia" w:ascii="Times New Roman" w:hAnsi="Times New Roman" w:eastAsia="FangSong" w:cs="Times New Roman"/>
+        </w:rPr>
+        <w:t>先失</w:t>
       </w:r>
       <w:r>
         <w:rPr>
@@ -19785,85 +20641,58 @@
       </w:r>
       <w:r>
         <w:rPr>
-          <w:rFonts w:ascii="Times New Roman" w:hAnsi="Times New Roman" w:eastAsia="Times New Roman" w:cs="Times New Roman"/>
-        </w:rPr>
-        <w:t xml:space="preserve">&gt;</w:t>
+          <w:rFonts w:hint="eastAsia" w:ascii="Times New Roman" w:hAnsi="Times New Roman" w:eastAsia="Times New Roman" w:cs="Times New Roman"/>
+        </w:rPr>
+        <w:t xml:space="preserve">4s）。</w:t>
       </w:r>
     </w:p>
     <w:p>
       <w:pPr>
         <w:pStyle w:val="BodyText"/>
+        <w:spacing w:after="80"/>
         <w:ind w:firstLine="420"/>
       </w:pPr>
       <w:r>
         <w:rPr>
           <w:rFonts w:hint="eastAsia" w:ascii="Times New Roman" w:hAnsi="Times New Roman" w:eastAsia="FangSong" w:cs="Times New Roman"/>
-          <w:b/>
-          <w:bCs/>
-        </w:rPr>
-        <w:t>易错点</w:t>
-      </w:r>
-      <w:r>
-        <w:rPr>
-          <w:rFonts w:hint="eastAsia" w:ascii="Times New Roman" w:hAnsi="Times New Roman" w:eastAsia="Times New Roman" w:cs="Times New Roman"/>
-          <w:b/>
-          <w:bCs/>
+        </w:rPr>
+        <w:t>洪特规则的特例</w:t>
+      </w:r>
+      <w:r>
+        <w:rPr>
+          <w:rFonts w:hint="eastAsia" w:ascii="Times New Roman" w:hAnsi="Times New Roman" w:eastAsia="Times New Roman" w:cs="Times New Roman"/>
         </w:rPr>
         <w:t>：</w:t>
       </w:r>
       <w:r>
         <w:rPr>
           <w:rFonts w:hint="eastAsia" w:ascii="Times New Roman" w:hAnsi="Times New Roman" w:eastAsia="FangSong" w:cs="Times New Roman"/>
-          <w:b/>
-          <w:bCs/>
-        </w:rPr>
-        <w:t>填充顺序</w:t>
-      </w:r>
-      <w:r>
-        <w:rPr>
-          <w:rFonts w:hint="eastAsia" w:ascii="Times New Roman" w:hAnsi="Times New Roman" w:eastAsia="Times New Roman" w:cs="Times New Roman"/>
-          <w:b/>
-          <w:bCs/>
-        </w:rPr>
-        <w:t>≠</w:t>
-      </w:r>
-      <w:r>
-        <w:rPr>
-          <w:rFonts w:hint="eastAsia" w:ascii="Times New Roman" w:hAnsi="Times New Roman" w:eastAsia="FangSong" w:cs="Times New Roman"/>
-          <w:b/>
-          <w:bCs/>
-        </w:rPr>
-        <w:t>失电子顺序</w:t>
-      </w:r>
-      <w:r>
-        <w:rPr>
-          <w:rFonts w:ascii="Times New Roman" w:hAnsi="Times New Roman" w:eastAsia="Times New Roman" w:cs="Times New Roman"/>
-        </w:rPr>
-        <w:t xml:space="preserve"> </w:t>
-      </w:r>
-      <w:r>
-        <w:rPr>
-          <w:rFonts w:ascii="Times New Roman" w:hAnsi="Times New Roman" w:eastAsia="Times New Roman" w:cs="Times New Roman"/>
-        </w:rPr>
-        <w:t xml:space="preserve">—— 4s </w:t>
-      </w:r>
-      <w:r>
-        <w:rPr>
-          <w:rFonts w:hint="eastAsia" w:ascii="Times New Roman" w:hAnsi="Times New Roman" w:eastAsia="FangSong" w:cs="Times New Roman"/>
-        </w:rPr>
-        <w:t xml:space="preserve">先于</w:t>
-      </w:r>
-      <w:r>
-        <w:rPr>
-          <w:rFonts w:ascii="Times New Roman" w:hAnsi="Times New Roman" w:eastAsia="Times New Roman" w:cs="Times New Roman"/>
-        </w:rPr>
-        <w:t xml:space="preserve"> 3d </w:t>
-      </w:r>
-      <w:r>
-        <w:rPr>
-          <w:rFonts w:hint="eastAsia" w:ascii="Times New Roman" w:hAnsi="Times New Roman" w:eastAsia="FangSong" w:cs="Times New Roman"/>
-        </w:rPr>
-        <w:t>填充</w:t>
+        </w:rPr>
+        <w:t>在简并轨道的全充满</w:t>
+      </w:r>
+      <w:r>
+        <w:rPr>
+          <w:rFonts w:hint="eastAsia" w:ascii="Times New Roman" w:hAnsi="Times New Roman" w:eastAsia="Times New Roman" w:cs="Times New Roman"/>
+        </w:rPr>
+        <w:t>、</w:t>
+      </w:r>
+      <w:r>
+        <w:rPr>
+          <w:rFonts w:hint="eastAsia" w:ascii="Times New Roman" w:hAnsi="Times New Roman" w:eastAsia="FangSong" w:cs="Times New Roman"/>
+        </w:rPr>
+        <w:t>半充满</w:t>
+      </w:r>
+      <w:r>
+        <w:rPr>
+          <w:rFonts w:hint="eastAsia" w:ascii="Times New Roman" w:hAnsi="Times New Roman" w:eastAsia="Times New Roman" w:cs="Times New Roman"/>
+        </w:rPr>
+        <w:t>、</w:t>
+      </w:r>
+      <w:r>
+        <w:rPr>
+          <w:rFonts w:hint="eastAsia" w:ascii="Times New Roman" w:hAnsi="Times New Roman" w:eastAsia="FangSong" w:cs="Times New Roman"/>
+        </w:rPr>
+        <w:t>全空状态</w:t>
       </w:r>
       <w:r>
         <w:rPr>
@@ -19875,135 +20704,7 @@
         <w:rPr>
           <w:rFonts w:hint="eastAsia" w:ascii="Times New Roman" w:hAnsi="Times New Roman" w:eastAsia="FangSong" w:cs="Times New Roman"/>
         </w:rPr>
-        <w:t>所以写电子排布时</w:t>
-      </w:r>
-      <w:r>
-        <w:rPr>
-          <w:rFonts w:ascii="Times New Roman" w:hAnsi="Times New Roman" w:eastAsia="Times New Roman" w:cs="Times New Roman"/>
-        </w:rPr>
-        <w:t xml:space="preserve"> 4s </w:t>
-      </w:r>
-      <w:r>
-        <w:rPr>
-          <w:rFonts w:hint="eastAsia" w:ascii="Times New Roman" w:hAnsi="Times New Roman" w:eastAsia="FangSong" w:cs="Times New Roman"/>
-        </w:rPr>
-        <w:t xml:space="preserve">写在</w:t>
-      </w:r>
-      <w:r>
-        <w:rPr>
-          <w:rFonts w:ascii="Times New Roman" w:hAnsi="Times New Roman" w:eastAsia="Times New Roman" w:cs="Times New Roman"/>
-        </w:rPr>
-        <w:t xml:space="preserve"> 3d </w:t>
-      </w:r>
-      <w:r>
-        <w:rPr>
-          <w:rFonts w:hint="eastAsia" w:ascii="Times New Roman" w:hAnsi="Times New Roman" w:eastAsia="FangSong" w:cs="Times New Roman"/>
-        </w:rPr>
-        <w:t>前面</w:t>
-      </w:r>
-      <w:r>
-        <w:rPr>
-          <w:rFonts w:hint="eastAsia" w:ascii="Times New Roman" w:hAnsi="Times New Roman" w:eastAsia="Times New Roman" w:cs="Times New Roman"/>
-        </w:rPr>
-        <w:t>（</w:t>
-      </w:r>
-      <w:r>
-        <w:rPr>
-          <w:rFonts w:hint="eastAsia" w:ascii="Times New Roman" w:hAnsi="Times New Roman" w:eastAsia="FangSong" w:cs="Times New Roman"/>
-        </w:rPr>
-        <w:t>如</w:t>
-      </w:r>
-      <w:r>
-        <w:rPr>
-          <w:rFonts w:ascii="Times New Roman" w:hAnsi="Times New Roman" w:eastAsia="Times New Roman" w:cs="Times New Roman"/>
-        </w:rPr>
-        <w:t xml:space="preserve"> Fe: </w:t>
-      </w:r>
-      <w:r>
-        <w:rPr>
-          <w:rFonts w:hint="eastAsia" w:ascii="Times New Roman" w:hAnsi="Times New Roman" w:eastAsia="Times New Roman" w:cs="Times New Roman"/>
-        </w:rPr>
-        <w:t>[Ar]4s</w:t>
-      </w:r>
-      <w:r>
-        <w:rPr>
-          <w:rFonts w:hint="eastAsia" w:ascii="Times New Roman" w:hAnsi="Times New Roman" w:eastAsia="Times New Roman" w:cs="Times New Roman"/>
-          <w:vertAlign w:val="superscript"/>
-        </w:rPr>
-        <w:t>2</w:t>
-      </w:r>
-      <w:r>
-        <w:rPr>
-          <w:rFonts w:hint="eastAsia" w:ascii="Times New Roman" w:hAnsi="Times New Roman" w:eastAsia="Times New Roman" w:cs="Times New Roman"/>
-        </w:rPr>
-        <w:t>3d</w:t>
-      </w:r>
-      <w:r>
-        <w:rPr>
-          <w:rFonts w:hint="eastAsia" w:ascii="Times New Roman" w:hAnsi="Times New Roman" w:eastAsia="Times New Roman" w:cs="Times New Roman"/>
-          <w:vertAlign w:val="superscript"/>
-        </w:rPr>
-        <w:t>6</w:t>
-      </w:r>
-      <w:r>
-        <w:rPr>
-          <w:rFonts w:hint="eastAsia" w:ascii="Times New Roman" w:hAnsi="Times New Roman" w:eastAsia="Times New Roman" w:cs="Times New Roman"/>
-        </w:rPr>
-        <w:t>）。</w:t>
-      </w:r>
-      <w:r>
-        <w:rPr>
-          <w:rFonts w:hint="eastAsia" w:ascii="Times New Roman" w:hAnsi="Times New Roman" w:eastAsia="FangSong" w:cs="Times New Roman"/>
-        </w:rPr>
-        <w:t>但</w:t>
-      </w:r>
-      <w:r>
-        <w:rPr>
-          <w:rFonts w:hint="eastAsia" w:ascii="Times New Roman" w:hAnsi="Times New Roman" w:eastAsia="FangSong" w:cs="Times New Roman"/>
-          <w:b/>
-          <w:bCs/>
-        </w:rPr>
-        <w:t xml:space="preserve">失电子时先失</w:t>
-      </w:r>
-      <w:r>
-        <w:rPr>
-          <w:rFonts w:ascii="Times New Roman" w:hAnsi="Times New Roman" w:eastAsia="Times New Roman" w:cs="Times New Roman"/>
-          <w:b/>
-          <w:bCs/>
-        </w:rPr>
-        <w:t xml:space="preserve"> 4s </w:t>
-      </w:r>
-      <w:r>
-        <w:rPr>
-          <w:rFonts w:hint="eastAsia" w:ascii="Times New Roman" w:hAnsi="Times New Roman" w:eastAsia="FangSong" w:cs="Times New Roman"/>
-          <w:b/>
-          <w:bCs/>
-        </w:rPr>
-        <w:t xml:space="preserve">电子</w:t>
-      </w:r>
-      <w:r>
-        <w:rPr>
-          <w:rFonts w:hint="eastAsia" w:ascii="Times New Roman" w:hAnsi="Times New Roman" w:eastAsia="Times New Roman" w:cs="Times New Roman"/>
-        </w:rPr>
-        <w:t>，</w:t>
-      </w:r>
-      <w:r>
-        <w:rPr>
-          <w:rFonts w:hint="eastAsia" w:ascii="Times New Roman" w:hAnsi="Times New Roman" w:eastAsia="FangSong" w:cs="Times New Roman"/>
-        </w:rPr>
-        <w:t>因为</w:t>
-      </w:r>
-      <w:r>
-        <w:rPr>
-          <w:rFonts w:ascii="Times New Roman" w:hAnsi="Times New Roman" w:eastAsia="Times New Roman" w:cs="Times New Roman"/>
-        </w:rPr>
-        <w:t xml:space="preserve"> 4s </w:t>
-      </w:r>
-      <w:r>
-        <w:rPr>
-          <w:rFonts w:hint="eastAsia" w:ascii="Times New Roman" w:hAnsi="Times New Roman" w:eastAsia="FangSong" w:cs="Times New Roman"/>
-        </w:rPr>
-        <w:t>电子离核更远</w:t>
+        <w:t>具有较低的能量和较大的稳定性</w:t>
       </w:r>
       <w:r>
         <w:rPr>
@@ -20011,625 +20712,1658 @@
         </w:rPr>
         <w:t>。</w:t>
       </w:r>
-      <w:r>
-        <w:rPr>
-          <w:rFonts w:hint="eastAsia" w:ascii="Times New Roman" w:hAnsi="Times New Roman" w:eastAsia="FangSong" w:cs="Times New Roman"/>
-        </w:rPr>
-        <w:t>类比</w:t>
-      </w:r>
-      <w:r>
-        <w:rPr>
-          <w:rFonts w:hint="eastAsia" w:ascii="Times New Roman" w:hAnsi="Times New Roman" w:eastAsia="Times New Roman" w:cs="Times New Roman"/>
-        </w:rPr>
-        <w:t>「</w:t>
-      </w:r>
-      <w:r>
-        <w:rPr>
-          <w:rFonts w:hint="eastAsia" w:ascii="Times New Roman" w:hAnsi="Times New Roman" w:eastAsia="FangSong" w:cs="Times New Roman"/>
-        </w:rPr>
-        <w:t>酒店大堂</w:t>
-      </w:r>
-      <w:r>
-        <w:rPr>
-          <w:rFonts w:hint="eastAsia" w:ascii="Times New Roman" w:hAnsi="Times New Roman" w:eastAsia="Times New Roman" w:cs="Times New Roman"/>
-        </w:rPr>
-        <w:t>」——</w:t>
-      </w:r>
-      <w:r>
-        <w:rPr>
-          <w:rFonts w:hint="eastAsia" w:ascii="Times New Roman" w:hAnsi="Times New Roman" w:eastAsia="FangSong" w:cs="Times New Roman"/>
-        </w:rPr>
-        <w:t>入住时先到大堂</w:t>
-      </w:r>
-      <w:r>
-        <w:rPr>
-          <w:rFonts w:hint="eastAsia" w:ascii="Times New Roman" w:hAnsi="Times New Roman" w:eastAsia="Times New Roman" w:cs="Times New Roman"/>
-        </w:rPr>
-        <w:t>(4s)</w:t>
-      </w:r>
-      <w:r>
-        <w:rPr>
-          <w:rFonts w:hint="eastAsia" w:ascii="Times New Roman" w:hAnsi="Times New Roman" w:eastAsia="FangSong" w:cs="Times New Roman"/>
-        </w:rPr>
-        <w:t>再到房间</w:t>
-      </w:r>
-      <w:r>
-        <w:rPr>
-          <w:rFonts w:hint="eastAsia" w:ascii="Times New Roman" w:hAnsi="Times New Roman" w:eastAsia="Times New Roman" w:cs="Times New Roman"/>
-        </w:rPr>
-        <w:t>(3d)，</w:t>
-      </w:r>
-      <w:r>
-        <w:rPr>
-          <w:rFonts w:hint="eastAsia" w:ascii="Times New Roman" w:hAnsi="Times New Roman" w:eastAsia="FangSong" w:cs="Times New Roman"/>
-        </w:rPr>
-        <w:t>退房时也从大堂走</w:t>
-      </w:r>
-      <w:r>
-        <w:rPr>
-          <w:rFonts w:hint="eastAsia" w:ascii="Times New Roman" w:hAnsi="Times New Roman" w:eastAsia="Times New Roman" w:cs="Times New Roman"/>
-        </w:rPr>
-        <w:t>（</w:t>
-      </w:r>
-      <w:r>
-        <w:rPr>
-          <w:rFonts w:hint="eastAsia" w:ascii="Times New Roman" w:hAnsi="Times New Roman" w:eastAsia="FangSong" w:cs="Times New Roman"/>
-        </w:rPr>
-        <w:t>先失</w:t>
-      </w:r>
-      <w:r>
-        <w:rPr>
-          <w:rFonts w:ascii="Times New Roman" w:hAnsi="Times New Roman" w:eastAsia="Times New Roman" w:cs="Times New Roman"/>
-        </w:rPr>
-        <w:t xml:space="preserve"> </w:t>
-      </w:r>
-      <w:r>
-        <w:rPr>
-          <w:rFonts w:hint="eastAsia" w:ascii="Times New Roman" w:hAnsi="Times New Roman" w:eastAsia="Times New Roman" w:cs="Times New Roman"/>
-        </w:rPr>
-        <w:t xml:space="preserve">4s）。</w:t>
-      </w:r>
     </w:p>
+    <w:tbl>
+      <w:tblPr>
+        <w:tblStyle w:val="Table"/>
+        <w:tblW w:type="auto" w:w="0"/>
+        <w:tblLook w:firstRow="1" w:lastRow="0" w:firstColumn="0" w:lastColumn="0" w:noHBand="0" w:noVBand="0" w:val="0020"/>
+        <w:jc w:val="center"/>
+        <w:tblBorders>
+          <w:top w:val="single" w:sz="12" w:space="0" w:color="333333"/>
+          <w:bottom w:val="single" w:sz="12" w:space="0" w:color="333333"/>
+          <w:left w:val="none"/>
+          <w:right w:val="none"/>
+          <w:insideH w:val="none"/>
+          <w:insideV w:val="none"/>
+        </w:tblBorders>
+      </w:tblPr>
+      <w:tblGrid>
+        <w:gridCol w:w="1980"/>
+        <w:gridCol w:w="1980"/>
+        <w:gridCol w:w="1980"/>
+        <w:gridCol w:w="1980"/>
+      </w:tblGrid>
+      <w:tr>
+        <w:trPr>
+          <w:tblHeader w:val="on"/>
+        </w:trPr>
+        <w:tc>
+          <w:tcPr>
+            <w:tcBorders>
+              <w:bottom w:val="single" w:sz="6" w:space="0" w:color="333333"/>
+            </w:tcBorders>
+          </w:tcPr>
+          <w:p>
+            <w:pPr>
+              <w:pStyle w:val="Compact"/>
+              <w:jc w:val="center"/>
+            </w:pPr>
+            <w:r>
+              <w:rPr>
+                <w:rFonts w:hint="eastAsia" w:ascii="Times New Roman" w:hAnsi="Times New Roman" w:eastAsia="SimHei" w:cs="Times New Roman"/>
+                <w:b/>
+              </w:rPr>
+              <w:t xml:space="preserve">原子序数</w:t>
+            </w:r>
+          </w:p>
+        </w:tc>
+        <w:tc>
+          <w:tcPr>
+            <w:tcBorders>
+              <w:bottom w:val="single" w:sz="6" w:space="0" w:color="333333"/>
+            </w:tcBorders>
+          </w:tcPr>
+          <w:p>
+            <w:pPr>
+              <w:pStyle w:val="Compact"/>
+              <w:jc w:val="center"/>
+            </w:pPr>
+            <w:r>
+              <w:rPr>
+                <w:rFonts w:hint="eastAsia" w:ascii="Times New Roman" w:hAnsi="Times New Roman" w:eastAsia="SimHei" w:cs="Times New Roman"/>
+                <w:b/>
+              </w:rPr>
+              <w:t xml:space="preserve">元素符号</w:t>
+            </w:r>
+          </w:p>
+        </w:tc>
+        <w:tc>
+          <w:tcPr>
+            <w:tcBorders>
+              <w:bottom w:val="single" w:sz="6" w:space="0" w:color="333333"/>
+            </w:tcBorders>
+          </w:tcPr>
+          <w:p>
+            <w:pPr>
+              <w:pStyle w:val="Compact"/>
+              <w:jc w:val="center"/>
+            </w:pPr>
+            <w:r>
+              <w:rPr>
+                <w:rFonts w:hint="eastAsia" w:ascii="Times New Roman" w:hAnsi="Times New Roman" w:eastAsia="SimHei" w:cs="Times New Roman"/>
+                <w:b/>
+              </w:rPr>
+              <w:t xml:space="preserve">元素名称</w:t>
+            </w:r>
+          </w:p>
+        </w:tc>
+        <w:tc>
+          <w:tcPr>
+            <w:tcBorders>
+              <w:bottom w:val="single" w:sz="6" w:space="0" w:color="333333"/>
+            </w:tcBorders>
+          </w:tcPr>
+          <w:p>
+            <w:pPr>
+              <w:pStyle w:val="Compact"/>
+              <w:jc w:val="center"/>
+            </w:pPr>
+            <w:r>
+              <w:rPr>
+                <w:rFonts w:hint="eastAsia" w:ascii="Times New Roman" w:hAnsi="Times New Roman" w:eastAsia="SimHei" w:cs="Times New Roman"/>
+                <w:b/>
+              </w:rPr>
+              <w:t xml:space="preserve">价电子排布</w:t>
+            </w:r>
+          </w:p>
+        </w:tc>
+      </w:tr>
+      <w:tr>
+        <w:tc>
+          <w:tcPr/>
+          <w:p>
+            <w:pPr>
+              <w:pStyle w:val="Compact"/>
+              <w:jc w:val="center"/>
+            </w:pPr>
+            <w:r>
+              <w:rPr>
+                <w:rFonts w:ascii="Times New Roman" w:hAnsi="Times New Roman" w:eastAsia="Times New Roman" w:cs="Times New Roman"/>
+              </w:rPr>
+              <w:t xml:space="preserve">21</w:t>
+            </w:r>
+          </w:p>
+        </w:tc>
+        <w:tc>
+          <w:tcPr/>
+          <w:p>
+            <w:pPr>
+              <w:pStyle w:val="Compact"/>
+              <w:jc w:val="center"/>
+            </w:pPr>
+          </w:p>
+        </w:tc>
+        <w:tc>
+          <w:tcPr/>
+          <w:p>
+            <w:pPr>
+              <w:pStyle w:val="Compact"/>
+              <w:jc w:val="center"/>
+            </w:pPr>
+          </w:p>
+        </w:tc>
+        <w:tc>
+          <w:tcPr/>
+          <w:p>
+            <w:pPr>
+              <w:pStyle w:val="Compact"/>
+              <w:jc w:val="center"/>
+            </w:pPr>
+          </w:p>
+        </w:tc>
+      </w:tr>
+      <w:tr>
+        <w:tc>
+          <w:tcPr/>
+          <w:p>
+            <w:pPr>
+              <w:pStyle w:val="Compact"/>
+              <w:jc w:val="center"/>
+            </w:pPr>
+            <w:r>
+              <w:rPr>
+                <w:rFonts w:ascii="Times New Roman" w:hAnsi="Times New Roman" w:eastAsia="Times New Roman" w:cs="Times New Roman"/>
+              </w:rPr>
+              <w:t xml:space="preserve">22</w:t>
+            </w:r>
+          </w:p>
+        </w:tc>
+        <w:tc>
+          <w:tcPr/>
+          <w:p>
+            <w:pPr>
+              <w:pStyle w:val="Compact"/>
+              <w:jc w:val="center"/>
+            </w:pPr>
+          </w:p>
+        </w:tc>
+        <w:tc>
+          <w:tcPr/>
+          <w:p>
+            <w:pPr>
+              <w:pStyle w:val="Compact"/>
+              <w:jc w:val="center"/>
+            </w:pPr>
+          </w:p>
+        </w:tc>
+        <w:tc>
+          <w:tcPr/>
+          <w:p>
+            <w:pPr>
+              <w:pStyle w:val="Compact"/>
+              <w:jc w:val="center"/>
+            </w:pPr>
+          </w:p>
+        </w:tc>
+      </w:tr>
+      <w:tr>
+        <w:tc>
+          <w:tcPr/>
+          <w:p>
+            <w:pPr>
+              <w:pStyle w:val="Compact"/>
+              <w:jc w:val="center"/>
+            </w:pPr>
+            <w:r>
+              <w:rPr>
+                <w:rFonts w:ascii="Times New Roman" w:hAnsi="Times New Roman" w:eastAsia="Times New Roman" w:cs="Times New Roman"/>
+              </w:rPr>
+              <w:t xml:space="preserve">23</w:t>
+            </w:r>
+          </w:p>
+        </w:tc>
+        <w:tc>
+          <w:tcPr/>
+          <w:p>
+            <w:pPr>
+              <w:pStyle w:val="Compact"/>
+              <w:jc w:val="center"/>
+            </w:pPr>
+          </w:p>
+        </w:tc>
+        <w:tc>
+          <w:tcPr/>
+          <w:p>
+            <w:pPr>
+              <w:pStyle w:val="Compact"/>
+              <w:jc w:val="center"/>
+            </w:pPr>
+          </w:p>
+        </w:tc>
+        <w:tc>
+          <w:tcPr/>
+          <w:p>
+            <w:pPr>
+              <w:pStyle w:val="Compact"/>
+              <w:jc w:val="center"/>
+            </w:pPr>
+          </w:p>
+        </w:tc>
+      </w:tr>
+      <w:tr>
+        <w:tc>
+          <w:tcPr/>
+          <w:p>
+            <w:pPr>
+              <w:pStyle w:val="Compact"/>
+              <w:jc w:val="center"/>
+            </w:pPr>
+            <w:r>
+              <w:rPr>
+                <w:rFonts w:ascii="Times New Roman" w:hAnsi="Times New Roman" w:eastAsia="Times New Roman" w:cs="Times New Roman"/>
+              </w:rPr>
+              <w:t xml:space="preserve">24</w:t>
+            </w:r>
+          </w:p>
+        </w:tc>
+        <w:tc>
+          <w:tcPr/>
+          <w:p>
+            <w:pPr>
+              <w:pStyle w:val="Compact"/>
+              <w:jc w:val="center"/>
+            </w:pPr>
+          </w:p>
+        </w:tc>
+        <w:tc>
+          <w:tcPr/>
+          <w:p>
+            <w:pPr>
+              <w:pStyle w:val="Compact"/>
+              <w:jc w:val="center"/>
+            </w:pPr>
+          </w:p>
+        </w:tc>
+        <w:tc>
+          <w:tcPr/>
+          <w:p>
+            <w:pPr>
+              <w:pStyle w:val="Compact"/>
+              <w:jc w:val="center"/>
+            </w:pPr>
+          </w:p>
+        </w:tc>
+      </w:tr>
+      <w:tr>
+        <w:tc>
+          <w:tcPr/>
+          <w:p>
+            <w:pPr>
+              <w:pStyle w:val="Compact"/>
+              <w:jc w:val="center"/>
+            </w:pPr>
+            <w:r>
+              <w:rPr>
+                <w:rFonts w:ascii="Times New Roman" w:hAnsi="Times New Roman" w:eastAsia="Times New Roman" w:cs="Times New Roman"/>
+              </w:rPr>
+              <w:t xml:space="preserve">25</w:t>
+            </w:r>
+          </w:p>
+        </w:tc>
+        <w:tc>
+          <w:tcPr/>
+          <w:p>
+            <w:pPr>
+              <w:pStyle w:val="Compact"/>
+              <w:jc w:val="center"/>
+            </w:pPr>
+          </w:p>
+        </w:tc>
+        <w:tc>
+          <w:tcPr/>
+          <w:p>
+            <w:pPr>
+              <w:pStyle w:val="Compact"/>
+              <w:jc w:val="center"/>
+            </w:pPr>
+          </w:p>
+        </w:tc>
+        <w:tc>
+          <w:tcPr/>
+          <w:p>
+            <w:pPr>
+              <w:pStyle w:val="Compact"/>
+              <w:jc w:val="center"/>
+            </w:pPr>
+          </w:p>
+        </w:tc>
+      </w:tr>
+      <w:tr>
+        <w:tc>
+          <w:tcPr/>
+          <w:p>
+            <w:pPr>
+              <w:pStyle w:val="Compact"/>
+              <w:jc w:val="center"/>
+            </w:pPr>
+            <w:r>
+              <w:rPr>
+                <w:rFonts w:ascii="Times New Roman" w:hAnsi="Times New Roman" w:eastAsia="Times New Roman" w:cs="Times New Roman"/>
+              </w:rPr>
+              <w:t xml:space="preserve">26</w:t>
+            </w:r>
+          </w:p>
+        </w:tc>
+        <w:tc>
+          <w:tcPr/>
+          <w:p>
+            <w:pPr>
+              <w:pStyle w:val="Compact"/>
+              <w:jc w:val="center"/>
+            </w:pPr>
+          </w:p>
+        </w:tc>
+        <w:tc>
+          <w:tcPr/>
+          <w:p>
+            <w:pPr>
+              <w:pStyle w:val="Compact"/>
+              <w:jc w:val="center"/>
+            </w:pPr>
+          </w:p>
+        </w:tc>
+        <w:tc>
+          <w:tcPr/>
+          <w:p>
+            <w:pPr>
+              <w:pStyle w:val="Compact"/>
+              <w:jc w:val="center"/>
+            </w:pPr>
+          </w:p>
+        </w:tc>
+      </w:tr>
+      <w:tr>
+        <w:tc>
+          <w:tcPr/>
+          <w:p>
+            <w:pPr>
+              <w:pStyle w:val="Compact"/>
+              <w:jc w:val="center"/>
+            </w:pPr>
+            <w:r>
+              <w:rPr>
+                <w:rFonts w:ascii="Times New Roman" w:hAnsi="Times New Roman" w:eastAsia="Times New Roman" w:cs="Times New Roman"/>
+              </w:rPr>
+              <w:t xml:space="preserve">27</w:t>
+            </w:r>
+          </w:p>
+        </w:tc>
+        <w:tc>
+          <w:tcPr/>
+          <w:p>
+            <w:pPr>
+              <w:pStyle w:val="Compact"/>
+              <w:jc w:val="center"/>
+            </w:pPr>
+          </w:p>
+        </w:tc>
+        <w:tc>
+          <w:tcPr/>
+          <w:p>
+            <w:pPr>
+              <w:pStyle w:val="Compact"/>
+              <w:jc w:val="center"/>
+            </w:pPr>
+          </w:p>
+        </w:tc>
+        <w:tc>
+          <w:tcPr/>
+          <w:p>
+            <w:pPr>
+              <w:pStyle w:val="Compact"/>
+              <w:jc w:val="center"/>
+            </w:pPr>
+          </w:p>
+        </w:tc>
+      </w:tr>
+      <w:tr>
+        <w:tc>
+          <w:tcPr/>
+          <w:p>
+            <w:pPr>
+              <w:pStyle w:val="Compact"/>
+              <w:jc w:val="center"/>
+            </w:pPr>
+            <w:r>
+              <w:rPr>
+                <w:rFonts w:ascii="Times New Roman" w:hAnsi="Times New Roman" w:eastAsia="Times New Roman" w:cs="Times New Roman"/>
+              </w:rPr>
+              <w:t xml:space="preserve">28</w:t>
+            </w:r>
+          </w:p>
+        </w:tc>
+        <w:tc>
+          <w:tcPr/>
+          <w:p>
+            <w:pPr>
+              <w:pStyle w:val="Compact"/>
+              <w:jc w:val="center"/>
+            </w:pPr>
+          </w:p>
+        </w:tc>
+        <w:tc>
+          <w:tcPr/>
+          <w:p>
+            <w:pPr>
+              <w:pStyle w:val="Compact"/>
+              <w:jc w:val="center"/>
+            </w:pPr>
+          </w:p>
+        </w:tc>
+        <w:tc>
+          <w:tcPr/>
+          <w:p>
+            <w:pPr>
+              <w:pStyle w:val="Compact"/>
+              <w:jc w:val="center"/>
+            </w:pPr>
+          </w:p>
+        </w:tc>
+      </w:tr>
+      <w:tr>
+        <w:tc>
+          <w:tcPr/>
+          <w:p>
+            <w:pPr>
+              <w:pStyle w:val="Compact"/>
+              <w:jc w:val="center"/>
+            </w:pPr>
+            <w:r>
+              <w:rPr>
+                <w:rFonts w:ascii="Times New Roman" w:hAnsi="Times New Roman" w:eastAsia="Times New Roman" w:cs="Times New Roman"/>
+              </w:rPr>
+              <w:t xml:space="preserve">29</w:t>
+            </w:r>
+          </w:p>
+        </w:tc>
+        <w:tc>
+          <w:tcPr/>
+          <w:p>
+            <w:pPr>
+              <w:pStyle w:val="Compact"/>
+              <w:jc w:val="center"/>
+            </w:pPr>
+          </w:p>
+        </w:tc>
+        <w:tc>
+          <w:tcPr/>
+          <w:p>
+            <w:pPr>
+              <w:pStyle w:val="Compact"/>
+              <w:jc w:val="center"/>
+            </w:pPr>
+          </w:p>
+        </w:tc>
+        <w:tc>
+          <w:tcPr/>
+          <w:p>
+            <w:pPr>
+              <w:pStyle w:val="Compact"/>
+              <w:jc w:val="center"/>
+            </w:pPr>
+          </w:p>
+        </w:tc>
+      </w:tr>
+      <w:tr>
+        <w:tc>
+          <w:tcPr/>
+          <w:p>
+            <w:pPr>
+              <w:pStyle w:val="Compact"/>
+              <w:jc w:val="center"/>
+            </w:pPr>
+            <w:r>
+              <w:rPr>
+                <w:rFonts w:ascii="Times New Roman" w:hAnsi="Times New Roman" w:eastAsia="Times New Roman" w:cs="Times New Roman"/>
+              </w:rPr>
+              <w:t xml:space="preserve">30</w:t>
+            </w:r>
+          </w:p>
+        </w:tc>
+        <w:tc>
+          <w:tcPr/>
+          <w:p>
+            <w:pPr>
+              <w:pStyle w:val="Compact"/>
+              <w:jc w:val="center"/>
+            </w:pPr>
+          </w:p>
+        </w:tc>
+        <w:tc>
+          <w:tcPr/>
+          <w:p>
+            <w:pPr>
+              <w:pStyle w:val="Compact"/>
+              <w:jc w:val="center"/>
+            </w:pPr>
+          </w:p>
+        </w:tc>
+        <w:tc>
+          <w:tcPr/>
+          <w:p>
+            <w:pPr>
+              <w:pStyle w:val="Compact"/>
+              <w:jc w:val="center"/>
+            </w:pPr>
+          </w:p>
+        </w:tc>
+      </w:tr>
+    </w:tbl>
     <w:p>
       <w:pPr>
-        <w:pStyle w:val="BodyText"/>
-        <w:ind w:firstLine="420"/>
+        <w:spacing w:before="120" w:after="80"/>
       </w:pPr>
-      <w:r>
-        <w:rPr>
-          <w:rFonts w:hint="eastAsia" w:ascii="Times New Roman" w:hAnsi="Times New Roman" w:eastAsia="FangSong" w:cs="Times New Roman"/>
-        </w:rPr>
-        <w:t>洪特规则的特例</w:t>
-      </w:r>
-      <w:r>
-        <w:rPr>
-          <w:rFonts w:hint="eastAsia" w:ascii="Times New Roman" w:hAnsi="Times New Roman" w:eastAsia="Times New Roman" w:cs="Times New Roman"/>
-        </w:rPr>
-        <w:t>：</w:t>
-      </w:r>
-      <w:r>
-        <w:rPr>
-          <w:rFonts w:hint="eastAsia" w:ascii="Times New Roman" w:hAnsi="Times New Roman" w:eastAsia="FangSong" w:cs="Times New Roman"/>
-        </w:rPr>
-        <w:t>在简并轨道的全充满</w:t>
-      </w:r>
-      <w:r>
-        <w:rPr>
-          <w:rFonts w:hint="eastAsia" w:ascii="Times New Roman" w:hAnsi="Times New Roman" w:eastAsia="Times New Roman" w:cs="Times New Roman"/>
-        </w:rPr>
-        <w:t>、</w:t>
-      </w:r>
-      <w:r>
-        <w:rPr>
-          <w:rFonts w:hint="eastAsia" w:ascii="Times New Roman" w:hAnsi="Times New Roman" w:eastAsia="FangSong" w:cs="Times New Roman"/>
-        </w:rPr>
-        <w:t>半充满</w:t>
-      </w:r>
-      <w:r>
-        <w:rPr>
-          <w:rFonts w:hint="eastAsia" w:ascii="Times New Roman" w:hAnsi="Times New Roman" w:eastAsia="Times New Roman" w:cs="Times New Roman"/>
-        </w:rPr>
-        <w:t>、</w:t>
-      </w:r>
-      <w:r>
-        <w:rPr>
-          <w:rFonts w:hint="eastAsia" w:ascii="Times New Roman" w:hAnsi="Times New Roman" w:eastAsia="FangSong" w:cs="Times New Roman"/>
-        </w:rPr>
-        <w:t>全空状态</w:t>
-      </w:r>
-      <w:r>
-        <w:rPr>
-          <w:rFonts w:hint="eastAsia" w:ascii="Times New Roman" w:hAnsi="Times New Roman" w:eastAsia="Times New Roman" w:cs="Times New Roman"/>
-        </w:rPr>
-        <w:t>，</w:t>
-      </w:r>
-      <w:r>
-        <w:rPr>
-          <w:rFonts w:hint="eastAsia" w:ascii="Times New Roman" w:hAnsi="Times New Roman" w:eastAsia="FangSong" w:cs="Times New Roman"/>
-        </w:rPr>
-        <w:t>具有较低的能量和较大的稳定性</w:t>
-      </w:r>
-      <w:r>
-        <w:rPr>
-          <w:rFonts w:hint="eastAsia" w:ascii="Times New Roman" w:hAnsi="Times New Roman" w:eastAsia="Times New Roman" w:cs="Times New Roman"/>
-        </w:rPr>
-        <w:t>。</w:t>
-      </w:r>
     </w:p>
+    <w:tbl>
+      <w:tblPr>
+        <w:tblStyle w:val="Table"/>
+        <w:tblW w:type="auto" w:w="0"/>
+        <w:tblLook w:firstRow="1" w:lastRow="0" w:firstColumn="0" w:lastColumn="0" w:noHBand="0" w:noVBand="0" w:val="0020"/>
+        <w:jc w:val="center"/>
+        <w:tblBorders>
+          <w:top w:val="single" w:sz="12" w:space="0" w:color="333333"/>
+          <w:bottom w:val="single" w:sz="12" w:space="0" w:color="333333"/>
+          <w:left w:val="none"/>
+          <w:right w:val="none"/>
+          <w:insideH w:val="none"/>
+          <w:insideV w:val="none"/>
+        </w:tblBorders>
+      </w:tblPr>
+      <w:tblGrid>
+        <w:gridCol w:w="1980"/>
+        <w:gridCol w:w="1980"/>
+        <w:gridCol w:w="1980"/>
+        <w:gridCol w:w="1980"/>
+      </w:tblGrid>
+      <w:tr>
+        <w:trPr>
+          <w:tblHeader w:val="on"/>
+        </w:trPr>
+        <w:tc>
+          <w:tcPr>
+            <w:tcBorders>
+              <w:bottom w:val="single" w:sz="6" w:space="0" w:color="333333"/>
+            </w:tcBorders>
+          </w:tcPr>
+          <w:p>
+            <w:pPr>
+              <w:pStyle w:val="Compact"/>
+              <w:jc w:val="center"/>
+            </w:pPr>
+            <w:r>
+              <w:rPr>
+                <w:rFonts w:hint="eastAsia" w:ascii="Times New Roman" w:hAnsi="Times New Roman" w:eastAsia="SimHei" w:cs="Times New Roman"/>
+                <w:b/>
+              </w:rPr>
+              <w:t xml:space="preserve">原子序数</w:t>
+            </w:r>
+          </w:p>
+        </w:tc>
+        <w:tc>
+          <w:tcPr>
+            <w:tcBorders>
+              <w:bottom w:val="single" w:sz="6" w:space="0" w:color="333333"/>
+            </w:tcBorders>
+          </w:tcPr>
+          <w:p>
+            <w:pPr>
+              <w:pStyle w:val="Compact"/>
+              <w:jc w:val="center"/>
+            </w:pPr>
+            <w:r>
+              <w:rPr>
+                <w:rFonts w:hint="eastAsia" w:ascii="Times New Roman" w:hAnsi="Times New Roman" w:eastAsia="SimHei" w:cs="Times New Roman"/>
+                <w:b/>
+              </w:rPr>
+              <w:t xml:space="preserve">元素符号</w:t>
+            </w:r>
+          </w:p>
+        </w:tc>
+        <w:tc>
+          <w:tcPr>
+            <w:tcBorders>
+              <w:bottom w:val="single" w:sz="6" w:space="0" w:color="333333"/>
+            </w:tcBorders>
+          </w:tcPr>
+          <w:p>
+            <w:pPr>
+              <w:pStyle w:val="Compact"/>
+              <w:jc w:val="center"/>
+            </w:pPr>
+            <w:r>
+              <w:rPr>
+                <w:rFonts w:hint="eastAsia" w:ascii="Times New Roman" w:hAnsi="Times New Roman" w:eastAsia="SimHei" w:cs="Times New Roman"/>
+                <w:b/>
+              </w:rPr>
+              <w:t xml:space="preserve">元素名称</w:t>
+            </w:r>
+          </w:p>
+        </w:tc>
+        <w:tc>
+          <w:tcPr>
+            <w:tcBorders>
+              <w:bottom w:val="single" w:sz="6" w:space="0" w:color="333333"/>
+            </w:tcBorders>
+          </w:tcPr>
+          <w:p>
+            <w:pPr>
+              <w:pStyle w:val="Compact"/>
+              <w:jc w:val="center"/>
+            </w:pPr>
+            <w:r>
+              <w:rPr>
+                <w:rFonts w:hint="eastAsia" w:ascii="Times New Roman" w:hAnsi="Times New Roman" w:eastAsia="SimHei" w:cs="Times New Roman"/>
+                <w:b/>
+              </w:rPr>
+              <w:t xml:space="preserve">价电子排布</w:t>
+            </w:r>
+          </w:p>
+        </w:tc>
+      </w:tr>
+      <w:tr>
+        <w:tc>
+          <w:tcPr/>
+          <w:p>
+            <w:pPr>
+              <w:pStyle w:val="Compact"/>
+              <w:jc w:val="center"/>
+            </w:pPr>
+            <w:r>
+              <w:rPr>
+                <w:rFonts w:ascii="Times New Roman" w:hAnsi="Times New Roman" w:eastAsia="Times New Roman" w:cs="Times New Roman"/>
+              </w:rPr>
+              <w:t xml:space="preserve">39</w:t>
+            </w:r>
+          </w:p>
+        </w:tc>
+        <w:tc>
+          <w:tcPr/>
+          <w:p>
+            <w:pPr>
+              <w:pStyle w:val="Compact"/>
+              <w:jc w:val="center"/>
+            </w:pPr>
+          </w:p>
+        </w:tc>
+        <w:tc>
+          <w:tcPr/>
+          <w:p>
+            <w:pPr>
+              <w:pStyle w:val="Compact"/>
+              <w:jc w:val="center"/>
+            </w:pPr>
+          </w:p>
+        </w:tc>
+        <w:tc>
+          <w:tcPr/>
+          <w:p>
+            <w:pPr>
+              <w:pStyle w:val="Compact"/>
+              <w:jc w:val="center"/>
+            </w:pPr>
+          </w:p>
+        </w:tc>
+      </w:tr>
+      <w:tr>
+        <w:tc>
+          <w:tcPr/>
+          <w:p>
+            <w:pPr>
+              <w:pStyle w:val="Compact"/>
+              <w:jc w:val="center"/>
+            </w:pPr>
+            <w:r>
+              <w:rPr>
+                <w:rFonts w:ascii="Times New Roman" w:hAnsi="Times New Roman" w:eastAsia="Times New Roman" w:cs="Times New Roman"/>
+              </w:rPr>
+              <w:t xml:space="preserve">40</w:t>
+            </w:r>
+          </w:p>
+        </w:tc>
+        <w:tc>
+          <w:tcPr/>
+          <w:p>
+            <w:pPr>
+              <w:pStyle w:val="Compact"/>
+              <w:jc w:val="center"/>
+            </w:pPr>
+          </w:p>
+        </w:tc>
+        <w:tc>
+          <w:tcPr/>
+          <w:p>
+            <w:pPr>
+              <w:pStyle w:val="Compact"/>
+              <w:jc w:val="center"/>
+            </w:pPr>
+          </w:p>
+        </w:tc>
+        <w:tc>
+          <w:tcPr/>
+          <w:p>
+            <w:pPr>
+              <w:pStyle w:val="Compact"/>
+              <w:jc w:val="center"/>
+            </w:pPr>
+          </w:p>
+        </w:tc>
+      </w:tr>
+      <w:tr>
+        <w:tc>
+          <w:tcPr/>
+          <w:p>
+            <w:pPr>
+              <w:pStyle w:val="Compact"/>
+              <w:jc w:val="center"/>
+            </w:pPr>
+            <w:r>
+              <w:rPr>
+                <w:rFonts w:ascii="Times New Roman" w:hAnsi="Times New Roman" w:eastAsia="Times New Roman" w:cs="Times New Roman"/>
+              </w:rPr>
+              <w:t xml:space="preserve">41</w:t>
+            </w:r>
+          </w:p>
+        </w:tc>
+        <w:tc>
+          <w:tcPr/>
+          <w:p>
+            <w:pPr>
+              <w:pStyle w:val="Compact"/>
+              <w:jc w:val="center"/>
+            </w:pPr>
+          </w:p>
+        </w:tc>
+        <w:tc>
+          <w:tcPr/>
+          <w:p>
+            <w:pPr>
+              <w:pStyle w:val="Compact"/>
+              <w:jc w:val="center"/>
+            </w:pPr>
+          </w:p>
+        </w:tc>
+        <w:tc>
+          <w:tcPr/>
+          <w:p>
+            <w:pPr>
+              <w:pStyle w:val="Compact"/>
+              <w:jc w:val="center"/>
+            </w:pPr>
+          </w:p>
+        </w:tc>
+      </w:tr>
+      <w:tr>
+        <w:tc>
+          <w:tcPr/>
+          <w:p>
+            <w:pPr>
+              <w:pStyle w:val="Compact"/>
+              <w:jc w:val="center"/>
+            </w:pPr>
+            <w:r>
+              <w:rPr>
+                <w:rFonts w:ascii="Times New Roman" w:hAnsi="Times New Roman" w:eastAsia="Times New Roman" w:cs="Times New Roman"/>
+              </w:rPr>
+              <w:t xml:space="preserve">42</w:t>
+            </w:r>
+          </w:p>
+        </w:tc>
+        <w:tc>
+          <w:tcPr/>
+          <w:p>
+            <w:pPr>
+              <w:pStyle w:val="Compact"/>
+              <w:jc w:val="center"/>
+            </w:pPr>
+          </w:p>
+        </w:tc>
+        <w:tc>
+          <w:tcPr/>
+          <w:p>
+            <w:pPr>
+              <w:pStyle w:val="Compact"/>
+              <w:jc w:val="center"/>
+            </w:pPr>
+          </w:p>
+        </w:tc>
+        <w:tc>
+          <w:tcPr/>
+          <w:p>
+            <w:pPr>
+              <w:pStyle w:val="Compact"/>
+              <w:jc w:val="center"/>
+            </w:pPr>
+          </w:p>
+        </w:tc>
+      </w:tr>
+      <w:tr>
+        <w:tc>
+          <w:tcPr/>
+          <w:p>
+            <w:pPr>
+              <w:pStyle w:val="Compact"/>
+              <w:jc w:val="center"/>
+            </w:pPr>
+            <w:r>
+              <w:rPr>
+                <w:rFonts w:ascii="Times New Roman" w:hAnsi="Times New Roman" w:eastAsia="Times New Roman" w:cs="Times New Roman"/>
+              </w:rPr>
+              <w:t xml:space="preserve">43</w:t>
+            </w:r>
+          </w:p>
+        </w:tc>
+        <w:tc>
+          <w:tcPr/>
+          <w:p>
+            <w:pPr>
+              <w:pStyle w:val="Compact"/>
+              <w:jc w:val="center"/>
+            </w:pPr>
+          </w:p>
+        </w:tc>
+        <w:tc>
+          <w:tcPr/>
+          <w:p>
+            <w:pPr>
+              <w:pStyle w:val="Compact"/>
+              <w:jc w:val="center"/>
+            </w:pPr>
+          </w:p>
+        </w:tc>
+        <w:tc>
+          <w:tcPr/>
+          <w:p>
+            <w:pPr>
+              <w:pStyle w:val="Compact"/>
+              <w:jc w:val="center"/>
+            </w:pPr>
+          </w:p>
+        </w:tc>
+      </w:tr>
+      <w:tr>
+        <w:tc>
+          <w:tcPr/>
+          <w:p>
+            <w:pPr>
+              <w:pStyle w:val="Compact"/>
+              <w:jc w:val="center"/>
+            </w:pPr>
+            <w:r>
+              <w:rPr>
+                <w:rFonts w:ascii="Times New Roman" w:hAnsi="Times New Roman" w:eastAsia="Times New Roman" w:cs="Times New Roman"/>
+              </w:rPr>
+              <w:t xml:space="preserve">44</w:t>
+            </w:r>
+          </w:p>
+        </w:tc>
+        <w:tc>
+          <w:tcPr/>
+          <w:p>
+            <w:pPr>
+              <w:pStyle w:val="Compact"/>
+              <w:jc w:val="center"/>
+            </w:pPr>
+          </w:p>
+        </w:tc>
+        <w:tc>
+          <w:tcPr/>
+          <w:p>
+            <w:pPr>
+              <w:pStyle w:val="Compact"/>
+              <w:jc w:val="center"/>
+            </w:pPr>
+          </w:p>
+        </w:tc>
+        <w:tc>
+          <w:tcPr/>
+          <w:p>
+            <w:pPr>
+              <w:pStyle w:val="Compact"/>
+              <w:jc w:val="center"/>
+            </w:pPr>
+          </w:p>
+        </w:tc>
+      </w:tr>
+      <w:tr>
+        <w:tc>
+          <w:tcPr/>
+          <w:p>
+            <w:pPr>
+              <w:pStyle w:val="Compact"/>
+              <w:jc w:val="center"/>
+            </w:pPr>
+            <w:r>
+              <w:rPr>
+                <w:rFonts w:ascii="Times New Roman" w:hAnsi="Times New Roman" w:eastAsia="Times New Roman" w:cs="Times New Roman"/>
+              </w:rPr>
+              <w:t xml:space="preserve">45</w:t>
+            </w:r>
+          </w:p>
+        </w:tc>
+        <w:tc>
+          <w:tcPr/>
+          <w:p>
+            <w:pPr>
+              <w:pStyle w:val="Compact"/>
+              <w:jc w:val="center"/>
+            </w:pPr>
+          </w:p>
+        </w:tc>
+        <w:tc>
+          <w:tcPr/>
+          <w:p>
+            <w:pPr>
+              <w:pStyle w:val="Compact"/>
+              <w:jc w:val="center"/>
+            </w:pPr>
+          </w:p>
+        </w:tc>
+        <w:tc>
+          <w:tcPr/>
+          <w:p>
+            <w:pPr>
+              <w:pStyle w:val="Compact"/>
+              <w:jc w:val="center"/>
+            </w:pPr>
+          </w:p>
+        </w:tc>
+      </w:tr>
+      <w:tr>
+        <w:tc>
+          <w:tcPr/>
+          <w:p>
+            <w:pPr>
+              <w:pStyle w:val="Compact"/>
+              <w:jc w:val="center"/>
+            </w:pPr>
+            <w:r>
+              <w:rPr>
+                <w:rFonts w:ascii="Times New Roman" w:hAnsi="Times New Roman" w:eastAsia="Times New Roman" w:cs="Times New Roman"/>
+              </w:rPr>
+              <w:t xml:space="preserve">46</w:t>
+            </w:r>
+          </w:p>
+        </w:tc>
+        <w:tc>
+          <w:tcPr/>
+          <w:p>
+            <w:pPr>
+              <w:pStyle w:val="Compact"/>
+              <w:jc w:val="center"/>
+            </w:pPr>
+          </w:p>
+        </w:tc>
+        <w:tc>
+          <w:tcPr/>
+          <w:p>
+            <w:pPr>
+              <w:pStyle w:val="Compact"/>
+              <w:jc w:val="center"/>
+            </w:pPr>
+          </w:p>
+        </w:tc>
+        <w:tc>
+          <w:tcPr/>
+          <w:p>
+            <w:pPr>
+              <w:pStyle w:val="Compact"/>
+              <w:jc w:val="center"/>
+            </w:pPr>
+          </w:p>
+        </w:tc>
+      </w:tr>
+      <w:tr>
+        <w:tc>
+          <w:tcPr/>
+          <w:p>
+            <w:pPr>
+              <w:pStyle w:val="Compact"/>
+              <w:jc w:val="center"/>
+            </w:pPr>
+            <w:r>
+              <w:rPr>
+                <w:rFonts w:ascii="Times New Roman" w:hAnsi="Times New Roman" w:eastAsia="Times New Roman" w:cs="Times New Roman"/>
+              </w:rPr>
+              <w:t xml:space="preserve">47</w:t>
+            </w:r>
+          </w:p>
+        </w:tc>
+        <w:tc>
+          <w:tcPr/>
+          <w:p>
+            <w:pPr>
+              <w:pStyle w:val="Compact"/>
+              <w:jc w:val="center"/>
+            </w:pPr>
+          </w:p>
+        </w:tc>
+        <w:tc>
+          <w:tcPr/>
+          <w:p>
+            <w:pPr>
+              <w:pStyle w:val="Compact"/>
+              <w:jc w:val="center"/>
+            </w:pPr>
+          </w:p>
+        </w:tc>
+        <w:tc>
+          <w:tcPr/>
+          <w:p>
+            <w:pPr>
+              <w:pStyle w:val="Compact"/>
+              <w:jc w:val="center"/>
+            </w:pPr>
+          </w:p>
+        </w:tc>
+      </w:tr>
+      <w:tr>
+        <w:tc>
+          <w:tcPr/>
+          <w:p>
+            <w:pPr>
+              <w:pStyle w:val="Compact"/>
+              <w:jc w:val="center"/>
+            </w:pPr>
+            <w:r>
+              <w:rPr>
+                <w:rFonts w:ascii="Times New Roman" w:hAnsi="Times New Roman" w:eastAsia="Times New Roman" w:cs="Times New Roman"/>
+              </w:rPr>
+              <w:t xml:space="preserve">48</w:t>
+            </w:r>
+          </w:p>
+        </w:tc>
+        <w:tc>
+          <w:tcPr/>
+          <w:p>
+            <w:pPr>
+              <w:pStyle w:val="Compact"/>
+              <w:jc w:val="center"/>
+            </w:pPr>
+          </w:p>
+        </w:tc>
+        <w:tc>
+          <w:tcPr/>
+          <w:p>
+            <w:pPr>
+              <w:pStyle w:val="Compact"/>
+              <w:jc w:val="center"/>
+            </w:pPr>
+          </w:p>
+        </w:tc>
+        <w:tc>
+          <w:tcPr/>
+          <w:p>
+            <w:pPr>
+              <w:pStyle w:val="Compact"/>
+              <w:jc w:val="center"/>
+            </w:pPr>
+          </w:p>
+        </w:tc>
+      </w:tr>
+    </w:tbl>
     <w:p>
       <w:pPr>
-        <w:pStyle w:val="BodyText"/>
-        <w:ind w:firstLine="420"/>
+        <w:spacing w:before="120" w:after="80"/>
       </w:pPr>
-      <w:r>
-        <w:rPr>
-          <w:rFonts w:hint="eastAsia" w:ascii="Times New Roman" w:hAnsi="Times New Roman" w:eastAsia="FangSong" w:cs="Times New Roman"/>
-        </w:rPr>
-        <w:t xml:space="preserve">原子序数</w:t>
-      </w:r>
     </w:p>
-    <w:p>
-      <w:pPr>
-        <w:pStyle w:val="BodyText"/>
-      </w:pPr>
-      <w:r>
-        <w:rPr>
-          <w:rFonts w:ascii="Times New Roman" w:hAnsi="Times New Roman" w:eastAsia="Times New Roman" w:cs="Times New Roman"/>
-        </w:rPr>
-        <w:t xml:space="preserve">21</w:t>
-      </w:r>
-    </w:p>
-    <w:p>
-      <w:pPr>
-        <w:pStyle w:val="BodyText"/>
-      </w:pPr>
-      <w:r>
-        <w:rPr>
-          <w:rFonts w:ascii="Times New Roman" w:hAnsi="Times New Roman" w:eastAsia="Times New Roman" w:cs="Times New Roman"/>
-        </w:rPr>
-        <w:t xml:space="preserve">22</w:t>
-      </w:r>
-    </w:p>
-    <w:p>
-      <w:pPr>
-        <w:pStyle w:val="BodyText"/>
-      </w:pPr>
-      <w:r>
-        <w:rPr>
-          <w:rFonts w:ascii="Times New Roman" w:hAnsi="Times New Roman" w:eastAsia="Times New Roman" w:cs="Times New Roman"/>
-        </w:rPr>
-        <w:t xml:space="preserve">23</w:t>
-      </w:r>
-    </w:p>
-    <w:p>
-      <w:pPr>
-        <w:pStyle w:val="BodyText"/>
-      </w:pPr>
-      <w:r>
-        <w:rPr>
-          <w:rFonts w:ascii="Times New Roman" w:hAnsi="Times New Roman" w:eastAsia="Times New Roman" w:cs="Times New Roman"/>
-        </w:rPr>
-        <w:t xml:space="preserve">24</w:t>
-      </w:r>
-    </w:p>
-    <w:p>
-      <w:pPr>
-        <w:pStyle w:val="BodyText"/>
-      </w:pPr>
-      <w:r>
-        <w:rPr>
-          <w:rFonts w:ascii="Times New Roman" w:hAnsi="Times New Roman" w:eastAsia="Times New Roman" w:cs="Times New Roman"/>
-        </w:rPr>
-        <w:t xml:space="preserve">25</w:t>
-      </w:r>
-    </w:p>
-    <w:p>
-      <w:pPr>
-        <w:pStyle w:val="BodyText"/>
-      </w:pPr>
-      <w:r>
-        <w:rPr>
-          <w:rFonts w:ascii="Times New Roman" w:hAnsi="Times New Roman" w:eastAsia="Times New Roman" w:cs="Times New Roman"/>
-        </w:rPr>
-        <w:t xml:space="preserve">26</w:t>
-      </w:r>
-    </w:p>
-    <w:p>
-      <w:pPr>
-        <w:pStyle w:val="BodyText"/>
-      </w:pPr>
-      <w:r>
-        <w:rPr>
-          <w:rFonts w:ascii="Times New Roman" w:hAnsi="Times New Roman" w:eastAsia="Times New Roman" w:cs="Times New Roman"/>
-        </w:rPr>
-        <w:t xml:space="preserve">27</w:t>
-      </w:r>
-    </w:p>
-    <w:p>
-      <w:pPr>
-        <w:pStyle w:val="BodyText"/>
-      </w:pPr>
-      <w:r>
-        <w:rPr>
-          <w:rFonts w:ascii="Times New Roman" w:hAnsi="Times New Roman" w:eastAsia="Times New Roman" w:cs="Times New Roman"/>
-        </w:rPr>
-        <w:t xml:space="preserve">28</w:t>
-      </w:r>
-    </w:p>
-    <w:p>
-      <w:pPr>
-        <w:pStyle w:val="BodyText"/>
-      </w:pPr>
-      <w:r>
-        <w:rPr>
-          <w:rFonts w:ascii="Times New Roman" w:hAnsi="Times New Roman" w:eastAsia="Times New Roman" w:cs="Times New Roman"/>
-        </w:rPr>
-        <w:t xml:space="preserve">29</w:t>
-      </w:r>
-    </w:p>
-    <w:p>
-      <w:pPr>
-        <w:pStyle w:val="BodyText"/>
-      </w:pPr>
-      <w:r>
-        <w:rPr>
-          <w:rFonts w:ascii="Times New Roman" w:hAnsi="Times New Roman" w:eastAsia="Times New Roman" w:cs="Times New Roman"/>
-        </w:rPr>
-        <w:t xml:space="preserve">30</w:t>
-      </w:r>
-    </w:p>
-    <w:p>
-      <w:pPr>
-        <w:pStyle w:val="BodyText"/>
-        <w:ind w:firstLine="420"/>
-      </w:pPr>
-      <w:r>
-        <w:rPr>
-          <w:rFonts w:hint="eastAsia" w:ascii="Times New Roman" w:hAnsi="Times New Roman" w:eastAsia="FangSong" w:cs="Times New Roman"/>
-        </w:rPr>
-        <w:t xml:space="preserve">元素符号</w:t>
-      </w:r>
-    </w:p>
-    <w:p>
-      <w:pPr>
-        <w:pStyle w:val="BodyText"/>
-        <w:ind w:firstLine="420"/>
-      </w:pPr>
-      <w:r>
-        <w:rPr>
-          <w:rFonts w:hint="eastAsia" w:ascii="Times New Roman" w:hAnsi="Times New Roman" w:eastAsia="FangSong" w:cs="Times New Roman"/>
-        </w:rPr>
-        <w:t xml:space="preserve">元素名称</w:t>
-      </w:r>
-    </w:p>
-    <w:p>
-      <w:pPr>
-        <w:pStyle w:val="BodyText"/>
-        <w:ind w:firstLine="420"/>
-      </w:pPr>
-      <w:r>
-        <w:rPr>
-          <w:rFonts w:hint="eastAsia" w:ascii="Times New Roman" w:hAnsi="Times New Roman" w:eastAsia="FangSong" w:cs="Times New Roman"/>
-        </w:rPr>
-        <w:t xml:space="preserve">价电子排布</w:t>
-      </w:r>
-    </w:p>
-    <w:p>
-      <w:pPr>
-        <w:pStyle w:val="BodyText"/>
-        <w:ind w:firstLine="420"/>
-      </w:pPr>
-      <w:r>
-        <w:rPr>
-          <w:rFonts w:hint="eastAsia" w:ascii="Times New Roman" w:hAnsi="Times New Roman" w:eastAsia="FangSong" w:cs="Times New Roman"/>
-        </w:rPr>
-        <w:t xml:space="preserve">原子序数</w:t>
-      </w:r>
-    </w:p>
-    <w:p>
-      <w:pPr>
-        <w:pStyle w:val="BodyText"/>
-      </w:pPr>
-      <w:r>
-        <w:rPr>
-          <w:rFonts w:ascii="Times New Roman" w:hAnsi="Times New Roman" w:eastAsia="Times New Roman" w:cs="Times New Roman"/>
-        </w:rPr>
-        <w:t xml:space="preserve">39</w:t>
-      </w:r>
-    </w:p>
-    <w:p>
-      <w:pPr>
-        <w:pStyle w:val="BodyText"/>
-      </w:pPr>
-      <w:r>
-        <w:rPr>
-          <w:rFonts w:ascii="Times New Roman" w:hAnsi="Times New Roman" w:eastAsia="Times New Roman" w:cs="Times New Roman"/>
-        </w:rPr>
-        <w:t xml:space="preserve">40</w:t>
-      </w:r>
-    </w:p>
-    <w:p>
-      <w:pPr>
-        <w:pStyle w:val="BodyText"/>
-      </w:pPr>
-      <w:r>
-        <w:rPr>
-          <w:rFonts w:ascii="Times New Roman" w:hAnsi="Times New Roman" w:eastAsia="Times New Roman" w:cs="Times New Roman"/>
-        </w:rPr>
-        <w:t xml:space="preserve">41</w:t>
-      </w:r>
-    </w:p>
-    <w:p>
-      <w:pPr>
-        <w:pStyle w:val="BodyText"/>
-      </w:pPr>
-      <w:r>
-        <w:rPr>
-          <w:rFonts w:ascii="Times New Roman" w:hAnsi="Times New Roman" w:eastAsia="Times New Roman" w:cs="Times New Roman"/>
-        </w:rPr>
-        <w:t xml:space="preserve">42</w:t>
-      </w:r>
-    </w:p>
-    <w:p>
-      <w:pPr>
-        <w:pStyle w:val="BodyText"/>
-      </w:pPr>
-      <w:r>
-        <w:rPr>
-          <w:rFonts w:ascii="Times New Roman" w:hAnsi="Times New Roman" w:eastAsia="Times New Roman" w:cs="Times New Roman"/>
-        </w:rPr>
-        <w:t xml:space="preserve">43</w:t>
-      </w:r>
-    </w:p>
-    <w:p>
-      <w:pPr>
-        <w:pStyle w:val="BodyText"/>
-      </w:pPr>
-      <w:r>
-        <w:rPr>
-          <w:rFonts w:ascii="Times New Roman" w:hAnsi="Times New Roman" w:eastAsia="Times New Roman" w:cs="Times New Roman"/>
-        </w:rPr>
-        <w:t xml:space="preserve">44</w:t>
-      </w:r>
-    </w:p>
-    <w:p>
-      <w:pPr>
-        <w:pStyle w:val="BodyText"/>
-      </w:pPr>
-      <w:r>
-        <w:rPr>
-          <w:rFonts w:ascii="Times New Roman" w:hAnsi="Times New Roman" w:eastAsia="Times New Roman" w:cs="Times New Roman"/>
-        </w:rPr>
-        <w:t xml:space="preserve">45</w:t>
-      </w:r>
-    </w:p>
-    <w:p>
-      <w:pPr>
-        <w:pStyle w:val="BodyText"/>
-      </w:pPr>
-      <w:r>
-        <w:rPr>
-          <w:rFonts w:ascii="Times New Roman" w:hAnsi="Times New Roman" w:eastAsia="Times New Roman" w:cs="Times New Roman"/>
-        </w:rPr>
-        <w:t xml:space="preserve">46</w:t>
-      </w:r>
-    </w:p>
-    <w:p>
-      <w:pPr>
-        <w:pStyle w:val="BodyText"/>
-      </w:pPr>
-      <w:r>
-        <w:rPr>
-          <w:rFonts w:ascii="Times New Roman" w:hAnsi="Times New Roman" w:eastAsia="Times New Roman" w:cs="Times New Roman"/>
-        </w:rPr>
-        <w:t xml:space="preserve">47</w:t>
-      </w:r>
-    </w:p>
-    <w:p>
-      <w:pPr>
-        <w:pStyle w:val="BodyText"/>
-      </w:pPr>
-      <w:r>
-        <w:rPr>
-          <w:rFonts w:ascii="Times New Roman" w:hAnsi="Times New Roman" w:eastAsia="Times New Roman" w:cs="Times New Roman"/>
-        </w:rPr>
-        <w:t xml:space="preserve">48</w:t>
-      </w:r>
-    </w:p>
-    <w:p>
-      <w:pPr>
-        <w:pStyle w:val="BodyText"/>
-        <w:ind w:firstLine="420"/>
-      </w:pPr>
-      <w:r>
-        <w:rPr>
-          <w:rFonts w:hint="eastAsia" w:ascii="Times New Roman" w:hAnsi="Times New Roman" w:eastAsia="FangSong" w:cs="Times New Roman"/>
-        </w:rPr>
-        <w:t xml:space="preserve">元素符号</w:t>
-      </w:r>
-    </w:p>
-    <w:p>
-      <w:pPr>
-        <w:pStyle w:val="BodyText"/>
-        <w:ind w:firstLine="420"/>
-      </w:pPr>
-      <w:r>
-        <w:rPr>
-          <w:rFonts w:hint="eastAsia" w:ascii="Times New Roman" w:hAnsi="Times New Roman" w:eastAsia="FangSong" w:cs="Times New Roman"/>
-        </w:rPr>
-        <w:t xml:space="preserve">元素名称</w:t>
-      </w:r>
-    </w:p>
-    <w:p>
-      <w:pPr>
-        <w:pStyle w:val="BodyText"/>
-        <w:ind w:firstLine="420"/>
-      </w:pPr>
-      <w:r>
-        <w:rPr>
-          <w:rFonts w:hint="eastAsia" w:ascii="Times New Roman" w:hAnsi="Times New Roman" w:eastAsia="FangSong" w:cs="Times New Roman"/>
-        </w:rPr>
-        <w:t xml:space="preserve">价电子排布</w:t>
-      </w:r>
-    </w:p>
-    <w:p>
-      <w:pPr>
-        <w:pStyle w:val="BodyText"/>
-        <w:ind w:firstLine="420"/>
-      </w:pPr>
-      <w:r>
-        <w:rPr>
-          <w:rFonts w:hint="eastAsia" w:ascii="Times New Roman" w:hAnsi="Times New Roman" w:eastAsia="FangSong" w:cs="Times New Roman"/>
-        </w:rPr>
-        <w:t xml:space="preserve">原子序数</w:t>
-      </w:r>
-    </w:p>
-    <w:p>
-      <w:pPr>
-        <w:pStyle w:val="BodyText"/>
-      </w:pPr>
-      <w:r>
-        <w:rPr>
-          <w:rFonts w:ascii="Times New Roman" w:hAnsi="Times New Roman" w:eastAsia="Times New Roman" w:cs="Times New Roman"/>
-        </w:rPr>
-        <w:t xml:space="preserve">57~71</w:t>
-      </w:r>
-    </w:p>
-    <w:p>
-      <w:pPr>
-        <w:pStyle w:val="BodyText"/>
-      </w:pPr>
-      <w:r>
-        <w:rPr>
-          <w:rFonts w:ascii="Times New Roman" w:hAnsi="Times New Roman" w:eastAsia="Times New Roman" w:cs="Times New Roman"/>
-        </w:rPr>
-        <w:t xml:space="preserve">72</w:t>
-      </w:r>
-    </w:p>
-    <w:p>
-      <w:pPr>
-        <w:pStyle w:val="BodyText"/>
-      </w:pPr>
-      <w:r>
-        <w:rPr>
-          <w:rFonts w:ascii="Times New Roman" w:hAnsi="Times New Roman" w:eastAsia="Times New Roman" w:cs="Times New Roman"/>
-        </w:rPr>
-        <w:t xml:space="preserve">73</w:t>
-      </w:r>
-    </w:p>
-    <w:p>
-      <w:pPr>
-        <w:pStyle w:val="BodyText"/>
-      </w:pPr>
-      <w:r>
-        <w:rPr>
-          <w:rFonts w:ascii="Times New Roman" w:hAnsi="Times New Roman" w:eastAsia="Times New Roman" w:cs="Times New Roman"/>
-        </w:rPr>
-        <w:t xml:space="preserve">74</w:t>
-      </w:r>
-    </w:p>
-    <w:p>
-      <w:pPr>
-        <w:pStyle w:val="BodyText"/>
-      </w:pPr>
-      <w:r>
-        <w:rPr>
-          <w:rFonts w:ascii="Times New Roman" w:hAnsi="Times New Roman" w:eastAsia="Times New Roman" w:cs="Times New Roman"/>
-        </w:rPr>
-        <w:t xml:space="preserve">75</w:t>
-      </w:r>
-    </w:p>
-    <w:p>
-      <w:pPr>
-        <w:pStyle w:val="BodyText"/>
-      </w:pPr>
-      <w:r>
-        <w:rPr>
-          <w:rFonts w:ascii="Times New Roman" w:hAnsi="Times New Roman" w:eastAsia="Times New Roman" w:cs="Times New Roman"/>
-        </w:rPr>
-        <w:t xml:space="preserve">76</w:t>
-      </w:r>
-    </w:p>
-    <w:p>
-      <w:pPr>
-        <w:pStyle w:val="BodyText"/>
-      </w:pPr>
-      <w:r>
-        <w:rPr>
-          <w:rFonts w:ascii="Times New Roman" w:hAnsi="Times New Roman" w:eastAsia="Times New Roman" w:cs="Times New Roman"/>
-        </w:rPr>
-        <w:t xml:space="preserve">77</w:t>
-      </w:r>
-    </w:p>
-    <w:p>
-      <w:pPr>
-        <w:pStyle w:val="BodyText"/>
-      </w:pPr>
-      <w:r>
-        <w:rPr>
-          <w:rFonts w:ascii="Times New Roman" w:hAnsi="Times New Roman" w:eastAsia="Times New Roman" w:cs="Times New Roman"/>
-        </w:rPr>
-        <w:t xml:space="preserve">78</w:t>
-      </w:r>
-    </w:p>
-    <w:p>
-      <w:pPr>
-        <w:pStyle w:val="BodyText"/>
-      </w:pPr>
-      <w:r>
-        <w:rPr>
-          <w:rFonts w:ascii="Times New Roman" w:hAnsi="Times New Roman" w:eastAsia="Times New Roman" w:cs="Times New Roman"/>
-        </w:rPr>
-        <w:t xml:space="preserve">79</w:t>
-      </w:r>
-    </w:p>
-    <w:p>
-      <w:pPr>
-        <w:pStyle w:val="BodyText"/>
-      </w:pPr>
-      <w:r>
-        <w:rPr>
-          <w:rFonts w:ascii="Times New Roman" w:hAnsi="Times New Roman" w:eastAsia="Times New Roman" w:cs="Times New Roman"/>
-        </w:rPr>
-        <w:t xml:space="preserve">80</w:t>
-      </w:r>
-    </w:p>
-    <w:p>
-      <w:pPr>
-        <w:pStyle w:val="BodyText"/>
-        <w:ind w:firstLine="420"/>
-      </w:pPr>
-      <w:r>
-        <w:rPr>
-          <w:rFonts w:hint="eastAsia" w:ascii="Times New Roman" w:hAnsi="Times New Roman" w:eastAsia="FangSong" w:cs="Times New Roman"/>
-        </w:rPr>
-        <w:t xml:space="preserve">元素符号</w:t>
-      </w:r>
-    </w:p>
-    <w:p>
-      <w:pPr>
-        <w:pStyle w:val="BodyText"/>
-        <w:ind w:firstLine="420"/>
-      </w:pPr>
-      <w:r>
-        <w:rPr>
-          <w:rFonts w:hint="eastAsia" w:ascii="Times New Roman" w:hAnsi="Times New Roman" w:eastAsia="FangSong" w:cs="Times New Roman"/>
-        </w:rPr>
-        <w:t xml:space="preserve">元素名称</w:t>
-      </w:r>
-    </w:p>
-    <w:p>
-      <w:pPr>
-        <w:pStyle w:val="BodyText"/>
-        <w:ind w:firstLine="420"/>
-      </w:pPr>
-      <w:r>
-        <w:rPr>
-          <w:rFonts w:hint="eastAsia" w:ascii="Times New Roman" w:hAnsi="Times New Roman" w:eastAsia="FangSong" w:cs="Times New Roman"/>
-        </w:rPr>
-        <w:t xml:space="preserve">价电子排布</w:t>
-      </w:r>
-    </w:p>
+    <w:tbl>
+      <w:tblPr>
+        <w:tblStyle w:val="Table"/>
+        <w:tblW w:type="auto" w:w="0"/>
+        <w:tblLook w:firstRow="1" w:lastRow="0" w:firstColumn="0" w:lastColumn="0" w:noHBand="0" w:noVBand="0" w:val="0020"/>
+        <w:jc w:val="center"/>
+        <w:tblBorders>
+          <w:top w:val="single" w:sz="12" w:space="0" w:color="333333"/>
+          <w:bottom w:val="single" w:sz="12" w:space="0" w:color="333333"/>
+          <w:left w:val="none"/>
+          <w:right w:val="none"/>
+          <w:insideH w:val="none"/>
+          <w:insideV w:val="none"/>
+        </w:tblBorders>
+      </w:tblPr>
+      <w:tblGrid>
+        <w:gridCol w:w="1980"/>
+        <w:gridCol w:w="1980"/>
+        <w:gridCol w:w="1980"/>
+        <w:gridCol w:w="1980"/>
+      </w:tblGrid>
+      <w:tr>
+        <w:trPr>
+          <w:tblHeader w:val="on"/>
+        </w:trPr>
+        <w:tc>
+          <w:tcPr>
+            <w:tcBorders>
+              <w:bottom w:val="single" w:sz="6" w:space="0" w:color="333333"/>
+            </w:tcBorders>
+          </w:tcPr>
+          <w:p>
+            <w:pPr>
+              <w:pStyle w:val="Compact"/>
+              <w:jc w:val="center"/>
+            </w:pPr>
+            <w:r>
+              <w:rPr>
+                <w:rFonts w:hint="eastAsia" w:ascii="Times New Roman" w:hAnsi="Times New Roman" w:eastAsia="SimHei" w:cs="Times New Roman"/>
+                <w:b/>
+              </w:rPr>
+              <w:t xml:space="preserve">原子序数</w:t>
+            </w:r>
+          </w:p>
+        </w:tc>
+        <w:tc>
+          <w:tcPr>
+            <w:tcBorders>
+              <w:bottom w:val="single" w:sz="6" w:space="0" w:color="333333"/>
+            </w:tcBorders>
+          </w:tcPr>
+          <w:p>
+            <w:pPr>
+              <w:pStyle w:val="Compact"/>
+              <w:jc w:val="center"/>
+            </w:pPr>
+            <w:r>
+              <w:rPr>
+                <w:rFonts w:hint="eastAsia" w:ascii="Times New Roman" w:hAnsi="Times New Roman" w:eastAsia="SimHei" w:cs="Times New Roman"/>
+                <w:b/>
+              </w:rPr>
+              <w:t xml:space="preserve">元素符号</w:t>
+            </w:r>
+          </w:p>
+        </w:tc>
+        <w:tc>
+          <w:tcPr>
+            <w:tcBorders>
+              <w:bottom w:val="single" w:sz="6" w:space="0" w:color="333333"/>
+            </w:tcBorders>
+          </w:tcPr>
+          <w:p>
+            <w:pPr>
+              <w:pStyle w:val="Compact"/>
+              <w:jc w:val="center"/>
+            </w:pPr>
+            <w:r>
+              <w:rPr>
+                <w:rFonts w:hint="eastAsia" w:ascii="Times New Roman" w:hAnsi="Times New Roman" w:eastAsia="SimHei" w:cs="Times New Roman"/>
+                <w:b/>
+              </w:rPr>
+              <w:t xml:space="preserve">元素名称</w:t>
+            </w:r>
+          </w:p>
+        </w:tc>
+        <w:tc>
+          <w:tcPr>
+            <w:tcBorders>
+              <w:bottom w:val="single" w:sz="6" w:space="0" w:color="333333"/>
+            </w:tcBorders>
+          </w:tcPr>
+          <w:p>
+            <w:pPr>
+              <w:pStyle w:val="Compact"/>
+              <w:jc w:val="center"/>
+            </w:pPr>
+            <w:r>
+              <w:rPr>
+                <w:rFonts w:hint="eastAsia" w:ascii="Times New Roman" w:hAnsi="Times New Roman" w:eastAsia="SimHei" w:cs="Times New Roman"/>
+                <w:b/>
+              </w:rPr>
+              <w:t xml:space="preserve">价电子排布</w:t>
+            </w:r>
+          </w:p>
+        </w:tc>
+      </w:tr>
+      <w:tr>
+        <w:tc>
+          <w:tcPr/>
+          <w:p>
+            <w:pPr>
+              <w:pStyle w:val="Compact"/>
+              <w:jc w:val="center"/>
+            </w:pPr>
+            <w:r>
+              <w:rPr>
+                <w:rFonts w:ascii="Times New Roman" w:hAnsi="Times New Roman" w:eastAsia="Times New Roman" w:cs="Times New Roman"/>
+              </w:rPr>
+              <w:t xml:space="preserve">57~71</w:t>
+            </w:r>
+          </w:p>
+        </w:tc>
+        <w:tc>
+          <w:tcPr/>
+          <w:p>
+            <w:pPr>
+              <w:pStyle w:val="Compact"/>
+              <w:jc w:val="center"/>
+            </w:pPr>
+          </w:p>
+        </w:tc>
+        <w:tc>
+          <w:tcPr/>
+          <w:p>
+            <w:pPr>
+              <w:pStyle w:val="Compact"/>
+              <w:jc w:val="center"/>
+            </w:pPr>
+          </w:p>
+        </w:tc>
+        <w:tc>
+          <w:tcPr/>
+          <w:p>
+            <w:pPr>
+              <w:pStyle w:val="Compact"/>
+              <w:jc w:val="center"/>
+            </w:pPr>
+          </w:p>
+        </w:tc>
+      </w:tr>
+      <w:tr>
+        <w:tc>
+          <w:tcPr/>
+          <w:p>
+            <w:pPr>
+              <w:pStyle w:val="Compact"/>
+              <w:jc w:val="center"/>
+            </w:pPr>
+            <w:r>
+              <w:rPr>
+                <w:rFonts w:ascii="Times New Roman" w:hAnsi="Times New Roman" w:eastAsia="Times New Roman" w:cs="Times New Roman"/>
+              </w:rPr>
+              <w:t xml:space="preserve">72</w:t>
+            </w:r>
+          </w:p>
+        </w:tc>
+        <w:tc>
+          <w:tcPr/>
+          <w:p>
+            <w:pPr>
+              <w:pStyle w:val="Compact"/>
+              <w:jc w:val="center"/>
+            </w:pPr>
+          </w:p>
+        </w:tc>
+        <w:tc>
+          <w:tcPr/>
+          <w:p>
+            <w:pPr>
+              <w:pStyle w:val="Compact"/>
+              <w:jc w:val="center"/>
+            </w:pPr>
+          </w:p>
+        </w:tc>
+        <w:tc>
+          <w:tcPr/>
+          <w:p>
+            <w:pPr>
+              <w:pStyle w:val="Compact"/>
+              <w:jc w:val="center"/>
+            </w:pPr>
+          </w:p>
+        </w:tc>
+      </w:tr>
+      <w:tr>
+        <w:tc>
+          <w:tcPr/>
+          <w:p>
+            <w:pPr>
+              <w:pStyle w:val="Compact"/>
+              <w:jc w:val="center"/>
+            </w:pPr>
+            <w:r>
+              <w:rPr>
+                <w:rFonts w:ascii="Times New Roman" w:hAnsi="Times New Roman" w:eastAsia="Times New Roman" w:cs="Times New Roman"/>
+              </w:rPr>
+              <w:t xml:space="preserve">73</w:t>
+            </w:r>
+          </w:p>
+        </w:tc>
+        <w:tc>
+          <w:tcPr/>
+          <w:p>
+            <w:pPr>
+              <w:pStyle w:val="Compact"/>
+              <w:jc w:val="center"/>
+            </w:pPr>
+          </w:p>
+        </w:tc>
+        <w:tc>
+          <w:tcPr/>
+          <w:p>
+            <w:pPr>
+              <w:pStyle w:val="Compact"/>
+              <w:jc w:val="center"/>
+            </w:pPr>
+          </w:p>
+        </w:tc>
+        <w:tc>
+          <w:tcPr/>
+          <w:p>
+            <w:pPr>
+              <w:pStyle w:val="Compact"/>
+              <w:jc w:val="center"/>
+            </w:pPr>
+          </w:p>
+        </w:tc>
+      </w:tr>
+      <w:tr>
+        <w:tc>
+          <w:tcPr/>
+          <w:p>
+            <w:pPr>
+              <w:pStyle w:val="Compact"/>
+              <w:jc w:val="center"/>
+            </w:pPr>
+            <w:r>
+              <w:rPr>
+                <w:rFonts w:ascii="Times New Roman" w:hAnsi="Times New Roman" w:eastAsia="Times New Roman" w:cs="Times New Roman"/>
+              </w:rPr>
+              <w:t xml:space="preserve">74</w:t>
+            </w:r>
+          </w:p>
+        </w:tc>
+        <w:tc>
+          <w:tcPr/>
+          <w:p>
+            <w:pPr>
+              <w:pStyle w:val="Compact"/>
+              <w:jc w:val="center"/>
+            </w:pPr>
+          </w:p>
+        </w:tc>
+        <w:tc>
+          <w:tcPr/>
+          <w:p>
+            <w:pPr>
+              <w:pStyle w:val="Compact"/>
+              <w:jc w:val="center"/>
+            </w:pPr>
+          </w:p>
+        </w:tc>
+        <w:tc>
+          <w:tcPr/>
+          <w:p>
+            <w:pPr>
+              <w:pStyle w:val="Compact"/>
+              <w:jc w:val="center"/>
+            </w:pPr>
+          </w:p>
+        </w:tc>
+      </w:tr>
+      <w:tr>
+        <w:tc>
+          <w:tcPr/>
+          <w:p>
+            <w:pPr>
+              <w:pStyle w:val="Compact"/>
+              <w:jc w:val="center"/>
+            </w:pPr>
+            <w:r>
+              <w:rPr>
+                <w:rFonts w:ascii="Times New Roman" w:hAnsi="Times New Roman" w:eastAsia="Times New Roman" w:cs="Times New Roman"/>
+              </w:rPr>
+              <w:t xml:space="preserve">75</w:t>
+            </w:r>
+          </w:p>
+        </w:tc>
+        <w:tc>
+          <w:tcPr/>
+          <w:p>
+            <w:pPr>
+              <w:pStyle w:val="Compact"/>
+              <w:jc w:val="center"/>
+            </w:pPr>
+          </w:p>
+        </w:tc>
+        <w:tc>
+          <w:tcPr/>
+          <w:p>
+            <w:pPr>
+              <w:pStyle w:val="Compact"/>
+              <w:jc w:val="center"/>
+            </w:pPr>
+          </w:p>
+        </w:tc>
+        <w:tc>
+          <w:tcPr/>
+          <w:p>
+            <w:pPr>
+              <w:pStyle w:val="Compact"/>
+              <w:jc w:val="center"/>
+            </w:pPr>
+          </w:p>
+        </w:tc>
+      </w:tr>
+      <w:tr>
+        <w:tc>
+          <w:tcPr/>
+          <w:p>
+            <w:pPr>
+              <w:pStyle w:val="Compact"/>
+              <w:jc w:val="center"/>
+            </w:pPr>
+            <w:r>
+              <w:rPr>
+                <w:rFonts w:ascii="Times New Roman" w:hAnsi="Times New Roman" w:eastAsia="Times New Roman" w:cs="Times New Roman"/>
+              </w:rPr>
+              <w:t xml:space="preserve">76</w:t>
+            </w:r>
+          </w:p>
+        </w:tc>
+        <w:tc>
+          <w:tcPr/>
+          <w:p>
+            <w:pPr>
+              <w:pStyle w:val="Compact"/>
+              <w:jc w:val="center"/>
+            </w:pPr>
+          </w:p>
+        </w:tc>
+        <w:tc>
+          <w:tcPr/>
+          <w:p>
+            <w:pPr>
+              <w:pStyle w:val="Compact"/>
+              <w:jc w:val="center"/>
+            </w:pPr>
+          </w:p>
+        </w:tc>
+        <w:tc>
+          <w:tcPr/>
+          <w:p>
+            <w:pPr>
+              <w:pStyle w:val="Compact"/>
+              <w:jc w:val="center"/>
+            </w:pPr>
+          </w:p>
+        </w:tc>
+      </w:tr>
+      <w:tr>
+        <w:tc>
+          <w:tcPr/>
+          <w:p>
+            <w:pPr>
+              <w:pStyle w:val="Compact"/>
+              <w:jc w:val="center"/>
+            </w:pPr>
+            <w:r>
+              <w:rPr>
+                <w:rFonts w:ascii="Times New Roman" w:hAnsi="Times New Roman" w:eastAsia="Times New Roman" w:cs="Times New Roman"/>
+              </w:rPr>
+              <w:t xml:space="preserve">77</w:t>
+            </w:r>
+          </w:p>
+        </w:tc>
+        <w:tc>
+          <w:tcPr/>
+          <w:p>
+            <w:pPr>
+              <w:pStyle w:val="Compact"/>
+              <w:jc w:val="center"/>
+            </w:pPr>
+          </w:p>
+        </w:tc>
+        <w:tc>
+          <w:tcPr/>
+          <w:p>
+            <w:pPr>
+              <w:pStyle w:val="Compact"/>
+              <w:jc w:val="center"/>
+            </w:pPr>
+          </w:p>
+        </w:tc>
+        <w:tc>
+          <w:tcPr/>
+          <w:p>
+            <w:pPr>
+              <w:pStyle w:val="Compact"/>
+              <w:jc w:val="center"/>
+            </w:pPr>
+          </w:p>
+        </w:tc>
+      </w:tr>
+      <w:tr>
+        <w:tc>
+          <w:tcPr/>
+          <w:p>
+            <w:pPr>
+              <w:pStyle w:val="Compact"/>
+              <w:jc w:val="center"/>
+            </w:pPr>
+            <w:r>
+              <w:rPr>
+                <w:rFonts w:ascii="Times New Roman" w:hAnsi="Times New Roman" w:eastAsia="Times New Roman" w:cs="Times New Roman"/>
+              </w:rPr>
+              <w:t xml:space="preserve">78</w:t>
+            </w:r>
+          </w:p>
+        </w:tc>
+        <w:tc>
+          <w:tcPr/>
+          <w:p>
+            <w:pPr>
+              <w:pStyle w:val="Compact"/>
+              <w:jc w:val="center"/>
+            </w:pPr>
+          </w:p>
+        </w:tc>
+        <w:tc>
+          <w:tcPr/>
+          <w:p>
+            <w:pPr>
+              <w:pStyle w:val="Compact"/>
+              <w:jc w:val="center"/>
+            </w:pPr>
+          </w:p>
+        </w:tc>
+        <w:tc>
+          <w:tcPr/>
+          <w:p>
+            <w:pPr>
+              <w:pStyle w:val="Compact"/>
+              <w:jc w:val="center"/>
+            </w:pPr>
+          </w:p>
+        </w:tc>
+      </w:tr>
+      <w:tr>
+        <w:tc>
+          <w:tcPr/>
+          <w:p>
+            <w:pPr>
+              <w:pStyle w:val="Compact"/>
+              <w:jc w:val="center"/>
+            </w:pPr>
+            <w:r>
+              <w:rPr>
+                <w:rFonts w:ascii="Times New Roman" w:hAnsi="Times New Roman" w:eastAsia="Times New Roman" w:cs="Times New Roman"/>
+              </w:rPr>
+              <w:t xml:space="preserve">79</w:t>
+            </w:r>
+          </w:p>
+        </w:tc>
+        <w:tc>
+          <w:tcPr/>
+          <w:p>
+            <w:pPr>
+              <w:pStyle w:val="Compact"/>
+              <w:jc w:val="center"/>
+            </w:pPr>
+          </w:p>
+        </w:tc>
+        <w:tc>
+          <w:tcPr/>
+          <w:p>
+            <w:pPr>
+              <w:pStyle w:val="Compact"/>
+              <w:jc w:val="center"/>
+            </w:pPr>
+          </w:p>
+        </w:tc>
+        <w:tc>
+          <w:tcPr/>
+          <w:p>
+            <w:pPr>
+              <w:pStyle w:val="Compact"/>
+              <w:jc w:val="center"/>
+            </w:pPr>
+          </w:p>
+        </w:tc>
+      </w:tr>
+      <w:tr>
+        <w:tc>
+          <w:tcPr/>
+          <w:p>
+            <w:pPr>
+              <w:pStyle w:val="Compact"/>
+              <w:jc w:val="center"/>
+            </w:pPr>
+            <w:r>
+              <w:rPr>
+                <w:rFonts w:ascii="Times New Roman" w:hAnsi="Times New Roman" w:eastAsia="Times New Roman" w:cs="Times New Roman"/>
+              </w:rPr>
+              <w:t xml:space="preserve">80</w:t>
+            </w:r>
+          </w:p>
+        </w:tc>
+        <w:tc>
+          <w:tcPr/>
+          <w:p>
+            <w:pPr>
+              <w:pStyle w:val="Compact"/>
+              <w:jc w:val="center"/>
+            </w:pPr>
+          </w:p>
+        </w:tc>
+        <w:tc>
+          <w:tcPr/>
+          <w:p>
+            <w:pPr>
+              <w:pStyle w:val="Compact"/>
+              <w:jc w:val="center"/>
+            </w:pPr>
+          </w:p>
+        </w:tc>
+        <w:tc>
+          <w:tcPr/>
+          <w:p>
+            <w:pPr>
+              <w:pStyle w:val="Compact"/>
+              <w:jc w:val="center"/>
+            </w:pPr>
+          </w:p>
+        </w:tc>
+      </w:tr>
+    </w:tbl>
     <w:bookmarkEnd w:id="115"/>
     <w:bookmarkStart w:id="116" w:name="六原子核衰变"/>
     <w:p>
@@ -20667,18 +22401,12 @@
         </w:rPr>
         <w:t xml:space="preserve">深入思考</w:t>
       </w:r>
-      <w:r>
-        <w:rPr>
-          <w:rFonts w:ascii="Times New Roman" w:hAnsi="Times New Roman" w:eastAsia="Times New Roman" w:cs="Times New Roman"/>
-        </w:rPr>
-        <w:t xml:space="preserve"> </w:t>
-      </w:r>
-      <w:r>
-        <w:rPr>
-          <w:rFonts w:ascii="Times New Roman" w:hAnsi="Times New Roman" w:eastAsia="Times New Roman" w:cs="Times New Roman"/>
-        </w:rPr>
-        <w:t xml:space="preserve">&gt; </w:t>
-      </w:r>
+    </w:p>
+    <w:p>
+      <w:pPr>
+        <w:pStyle w:val="BlockText"/>
+        <w:ind w:firstLine="420"/>
+      </w:pPr>
       <w:r>
         <w:rPr>
           <w:rFonts w:hint="eastAsia" w:ascii="Times New Roman" w:hAnsi="Times New Roman" w:eastAsia="FangSong" w:cs="Times New Roman"/>
@@ -20751,12 +22479,12 @@
         </w:rPr>
         <w:t>。</w:t>
       </w:r>
-      <w:r>
-        <w:rPr>
-          <w:rFonts w:ascii="Times New Roman" w:hAnsi="Times New Roman" w:eastAsia="Times New Roman" w:cs="Times New Roman"/>
-        </w:rPr>
-        <w:t xml:space="preserve"> </w:t>
-      </w:r>
+    </w:p>
+    <w:p>
+      <w:pPr>
+        <w:pStyle w:val="FirstParagraph"/>
+        <w:ind w:firstLine="420"/>
+      </w:pPr>
       <w:r>
         <w:rPr>
           <w:rFonts w:hint="eastAsia" w:ascii="Times New Roman" w:hAnsi="Times New Roman" w:eastAsia="FangSong" w:cs="Times New Roman"/>
